--- a/zht/docx/158.content.docx
+++ b/zht/docx/158.content.docx
@@ -149,7 +149,7 @@
         <w:rPr>
           <w:lang w:val="zh_TW" w:bidi="zh_TW"/>
         </w:rPr>
-        <w:t>xing</w:t>
+        <w:t>xian</w:t>
       </w:r>
       <w:r>
         <w:rPr>
@@ -212,23 +212,12 @@
         <w:rPr>
           <w:lang w:val="zh_TW" w:bidi="zh_TW"/>
         </w:rPr>
-        <w:t>性，性慾</w:t>
-      </w:r>
-      <w:r>
-        <w:rPr>
-          <w:lang w:val="zh_TW" w:bidi="zh_TW"/>
-        </w:rPr>
-      </w:r>
-    </w:p>
-    <w:p>
-      <w:pPr>
-        <w:pStyle w:val="Heading3"/>
-      </w:pPr>
-      <w:r>
-        <w:rPr>
-          <w:lang w:val="zh_TW" w:bidi="zh_TW"/>
-        </w:rPr>
-        <w:t>聖經對性與性慾的正面觀點</w:t>
+        <w:t>先知，女先知</w:t>
+      </w:r>
+      <w:r>
+        <w:rPr>
+          <w:lang w:val="zh_TW" w:bidi="zh_TW"/>
+        </w:rPr>
       </w:r>
     </w:p>
     <w:p>
@@ -242,55 +231,7 @@
         <w:rPr>
           <w:lang w:val="zh_TW" w:bidi="zh_TW"/>
         </w:rPr>
-        <w:t>與某些宗教和哲學不同，聖經對人類的性有正面看法。根據舊約，神創造人是具有性別的存在。成為男性或女性，是</w:t>
-      </w:r>
-      <w:r>
-        <w:rPr>
-          <w:lang w:val="zh_TW" w:bidi="zh_TW"/>
-        </w:rPr>
-        <w:t>神就照着自己的形像造人</w:t>
-      </w:r>
-      <w:r>
-        <w:rPr>
-          <w:lang w:val="zh_TW" w:bidi="zh_TW"/>
-        </w:rPr>
-        <w:t>（</w:t>
-      </w:r>
-      <w:hyperlink r:id="rId13">
-        <w:r>
-          <w:rPr>
-            <w:lang w:val="zh_TW" w:bidi="zh_TW"/>
-          </w:rPr>
-          <w:rPr>
-            <w:color w:val="0000EE"/>
-            <w:u w:val="single"/>
-          </w:rPr>
-          <w:t>創1:26</w:t>
-        </w:r>
-      </w:hyperlink>
-      <w:r>
-        <w:rPr>
-          <w:lang w:val="zh_TW" w:bidi="zh_TW"/>
-        </w:rPr>
-        <w:t>–</w:t>
-      </w:r>
-      <w:hyperlink r:id="rId13">
-        <w:r>
-          <w:rPr>
-            <w:lang w:val="zh_TW" w:bidi="zh_TW"/>
-          </w:rPr>
-          <w:rPr>
-            <w:color w:val="0000EE"/>
-            <w:u w:val="single"/>
-          </w:rPr>
-          <w:t>28</w:t>
-        </w:r>
-      </w:hyperlink>
-      <w:r>
-        <w:rPr>
-          <w:lang w:val="zh_TW" w:bidi="zh_TW"/>
-        </w:rPr>
-        <w:t>）。因此，性不只是人的行為，而是其身分的重要部份。</w:t>
+        <w:t>蒙神揀選的男性或女性，代表祂說話，並預言神所計劃之事。</w:t>
       </w:r>
     </w:p>
     <w:p>
@@ -304,79 +245,7 @@
         <w:rPr>
           <w:lang w:val="zh_TW" w:bidi="zh_TW"/>
         </w:rPr>
-        <w:t>舊約表明男女身體上的差異並不可恥（</w:t>
-      </w:r>
-      <w:hyperlink r:id="rId14">
-        <w:r>
-          <w:rPr>
-            <w:lang w:val="zh_TW" w:bidi="zh_TW"/>
-          </w:rPr>
-          <w:rPr>
-            <w:color w:val="0000EE"/>
-            <w:u w:val="single"/>
-          </w:rPr>
-          <w:t>創2:25</w:t>
-        </w:r>
-      </w:hyperlink>
-      <w:r>
-        <w:rPr>
-          <w:lang w:val="zh_TW" w:bidi="zh_TW"/>
-        </w:rPr>
-        <w:t>）。性行為本身也不羞恥（</w:t>
-      </w:r>
-      <w:hyperlink r:id="rId15">
-        <w:r>
-          <w:rPr>
-            <w:lang w:val="zh_TW" w:bidi="zh_TW"/>
-          </w:rPr>
-          <w:rPr>
-            <w:color w:val="0000EE"/>
-            <w:u w:val="single"/>
-          </w:rPr>
-          <w:t>箴5:18</w:t>
-        </w:r>
-      </w:hyperlink>
-      <w:r>
-        <w:rPr>
-          <w:lang w:val="zh_TW" w:bidi="zh_TW"/>
-        </w:rPr>
-        <w:t>–</w:t>
-      </w:r>
-      <w:hyperlink r:id="rId15">
-        <w:r>
-          <w:rPr>
-            <w:lang w:val="zh_TW" w:bidi="zh_TW"/>
-          </w:rPr>
-          <w:rPr>
-            <w:color w:val="0000EE"/>
-            <w:u w:val="single"/>
-          </w:rPr>
-          <w:t>19</w:t>
-        </w:r>
-      </w:hyperlink>
-      <w:r>
-        <w:rPr>
-          <w:lang w:val="zh_TW" w:bidi="zh_TW"/>
-        </w:rPr>
-        <w:t>；</w:t>
-      </w:r>
-      <w:hyperlink r:id="rId16">
-        <w:r>
-          <w:rPr>
-            <w:lang w:val="zh_TW" w:bidi="zh_TW"/>
-          </w:rPr>
-          <w:rPr>
-            <w:color w:val="0000EE"/>
-            <w:u w:val="single"/>
-          </w:rPr>
-          <w:t>傳9:9</w:t>
-        </w:r>
-      </w:hyperlink>
-      <w:r>
-        <w:rPr>
-          <w:lang w:val="zh_TW" w:bidi="zh_TW"/>
-        </w:rPr>
-        <w:t>）。特別是雅歌，這首美麗的愛情詩歌讚美了肉體的激情，不應只從屬靈的角度解釋其內容。</w:t>
+        <w:t>概述</w:t>
       </w:r>
     </w:p>
     <w:p>
@@ -390,43 +259,7 @@
         <w:rPr>
           <w:lang w:val="zh_TW" w:bidi="zh_TW"/>
         </w:rPr>
-        <w:t>保羅在哥林多前書和提摩太前書中，同樣表達了正面的態度。哥林多和以弗所的社會充滿淫亂，因此一些基督徒選擇完全禁欲，甚至禁止婚姻（</w:t>
-      </w:r>
-      <w:hyperlink r:id="rId17">
-        <w:r>
-          <w:rPr>
-            <w:lang w:val="zh_TW" w:bidi="zh_TW"/>
-          </w:rPr>
-          <w:rPr>
-            <w:color w:val="0000EE"/>
-            <w:u w:val="single"/>
-          </w:rPr>
-          <w:t>提前4:3</w:t>
-        </w:r>
-      </w:hyperlink>
-      <w:r>
-        <w:rPr>
-          <w:lang w:val="zh_TW" w:bidi="zh_TW"/>
-        </w:rPr>
-        <w:t>）。已婚夫婦停止了性生活，他們認為這樣能使自己更屬靈（參</w:t>
-      </w:r>
-      <w:hyperlink r:id="rId18">
-        <w:r>
-          <w:rPr>
-            <w:lang w:val="zh_TW" w:bidi="zh_TW"/>
-          </w:rPr>
-          <w:rPr>
-            <w:color w:val="0000EE"/>
-            <w:u w:val="single"/>
-          </w:rPr>
-          <w:t>林前7:5</w:t>
-        </w:r>
-      </w:hyperlink>
-      <w:r>
-        <w:rPr>
-          <w:lang w:val="zh_TW" w:bidi="zh_TW"/>
-        </w:rPr>
-        <w:t>）。</w:t>
+        <w:t>• 引言</w:t>
       </w:r>
     </w:p>
     <w:p>
@@ -440,43 +273,7 @@
         <w:rPr>
           <w:lang w:val="zh_TW" w:bidi="zh_TW"/>
         </w:rPr>
-        <w:t>然而，保羅拒絕這種看法。他引用創世記，提醒信徒要為神的恩賜感恩（</w:t>
-      </w:r>
-      <w:hyperlink r:id="rId19">
-        <w:r>
-          <w:rPr>
-            <w:lang w:val="zh_TW" w:bidi="zh_TW"/>
-          </w:rPr>
-          <w:rPr>
-            <w:color w:val="0000EE"/>
-            <w:u w:val="single"/>
-          </w:rPr>
-          <w:t>提前4:3–5</w:t>
-        </w:r>
-      </w:hyperlink>
-      <w:r>
-        <w:rPr>
-          <w:lang w:val="zh_TW" w:bidi="zh_TW"/>
-        </w:rPr>
-        <w:t>）。他也教導夫妻應當滿足彼此的性需要（</w:t>
-      </w:r>
-      <w:hyperlink r:id="rId20">
-        <w:r>
-          <w:rPr>
-            <w:lang w:val="zh_TW" w:bidi="zh_TW"/>
-          </w:rPr>
-          <w:rPr>
-            <w:color w:val="0000EE"/>
-            <w:u w:val="single"/>
-          </w:rPr>
-          <w:t>林前7:3–4</w:t>
-        </w:r>
-      </w:hyperlink>
-      <w:r>
-        <w:rPr>
-          <w:lang w:val="zh_TW" w:bidi="zh_TW"/>
-        </w:rPr>
-        <w:t>）。</w:t>
+        <w:t>• 先知的稱謂和歷史</w:t>
       </w:r>
     </w:p>
     <w:p>
@@ -490,90 +287,7 @@
         <w:rPr>
           <w:lang w:val="zh_TW" w:bidi="zh_TW"/>
         </w:rPr>
-        <w:t>神設立性是為了繁衍後代（</w:t>
-      </w:r>
-      <w:hyperlink r:id="rId21">
-        <w:r>
-          <w:rPr>
-            <w:lang w:val="zh_TW" w:bidi="zh_TW"/>
-          </w:rPr>
-          <w:rPr>
-            <w:color w:val="0000EE"/>
-            <w:u w:val="single"/>
-          </w:rPr>
-          <w:t>創1:28</w:t>
-        </w:r>
-      </w:hyperlink>
-      <w:r>
-        <w:rPr>
-          <w:lang w:val="zh_TW" w:bidi="zh_TW"/>
-        </w:rPr>
-        <w:t>），但性行為也能加深夫妻關係。</w:t>
-      </w:r>
-      <w:hyperlink r:id="rId22">
-        <w:r>
-          <w:rPr>
-            <w:lang w:val="zh_TW" w:bidi="zh_TW"/>
-          </w:rPr>
-          <w:rPr>
-            <w:color w:val="0000EE"/>
-            <w:u w:val="single"/>
-          </w:rPr>
-          <w:t>創世記第2章</w:t>
-        </w:r>
-      </w:hyperlink>
-      <w:r>
-        <w:rPr>
-          <w:lang w:val="zh_TW" w:bidi="zh_TW"/>
-        </w:rPr>
-        <w:t>描述神創造女人為男人的伴侶（</w:t>
-      </w:r>
-      <w:hyperlink r:id="rId23">
-        <w:r>
-          <w:rPr>
-            <w:lang w:val="zh_TW" w:bidi="zh_TW"/>
-          </w:rPr>
-          <w:rPr>
-            <w:color w:val="0000EE"/>
-            <w:u w:val="single"/>
-          </w:rPr>
-          <w:t>2:18</w:t>
-        </w:r>
-      </w:hyperlink>
-      <w:r>
-        <w:rPr>
-          <w:lang w:val="zh_TW" w:bidi="zh_TW"/>
-        </w:rPr>
-        <w:t>–</w:t>
-      </w:r>
-      <w:hyperlink r:id="rId23">
-        <w:r>
-          <w:rPr>
-            <w:lang w:val="zh_TW" w:bidi="zh_TW"/>
-          </w:rPr>
-          <w:rPr>
-            <w:color w:val="0000EE"/>
-            <w:u w:val="single"/>
-          </w:rPr>
-          <w:t>24</w:t>
-        </w:r>
-      </w:hyperlink>
-      <w:r>
-        <w:rPr>
-          <w:lang w:val="zh_TW" w:bidi="zh_TW"/>
-        </w:rPr>
-        <w:t>），人類的性不僅是肉體上的交合，成為男性或女性也是神幫助人類建立各種關係的方式，甚至包括那些通常不被認為與性有關的關係。</w:t>
-      </w:r>
-    </w:p>
-    <w:p>
-      <w:pPr>
-        <w:pStyle w:val="Heading3"/>
-      </w:pPr>
-      <w:r>
-        <w:rPr>
-          <w:lang w:val="zh_TW" w:bidi="zh_TW"/>
-        </w:rPr>
-        <w:t>罪對人類性行為的影響</w:t>
+        <w:t>• 感動</w:t>
       </w:r>
     </w:p>
     <w:p>
@@ -587,97 +301,7 @@
         <w:rPr>
           <w:lang w:val="zh_TW" w:bidi="zh_TW"/>
         </w:rPr>
-        <w:t>聖經坦白承認人性中負面的部份。在描述「性」在上帝的完美計劃中的美好之後，創世記解釋「性」如何像其他一切一樣，被罪所玷污：</w:t>
-      </w:r>
-    </w:p>
-    <w:p>
-      <w:pPr>
-        <w:pStyle w:val="ListBullet"/>
-        <w:spacing w:line="240" w:lineRule="auto"/>
-        <w:ind w:left="720"/>
-      </w:pPr>
-      <w:r>
-        <w:rPr>
-          <w:lang w:val="zh_TW" w:bidi="zh_TW"/>
-        </w:rPr>
-      </w:r>
-      <w:r>
-        <w:rPr>
-          <w:lang w:val="zh_TW" w:bidi="zh_TW"/>
-        </w:rPr>
-        <w:t>裸體變得羞恥和令人懼怕</w:t>
-      </w:r>
-    </w:p>
-    <w:p>
-      <w:pPr>
-        <w:pStyle w:val="ListBullet"/>
-        <w:spacing w:line="240" w:lineRule="auto"/>
-        <w:ind w:left="720"/>
-      </w:pPr>
-      <w:r>
-        <w:rPr>
-          <w:lang w:val="zh_TW" w:bidi="zh_TW"/>
-        </w:rPr>
-      </w:r>
-      <w:r>
-        <w:rPr>
-          <w:lang w:val="zh_TW" w:bidi="zh_TW"/>
-        </w:rPr>
-        <w:t>男女開始把彼此當作性的工具，而不是完整的人（</w:t>
-      </w:r>
-      <w:hyperlink r:id="rId24">
-        <w:r>
-          <w:rPr>
-            <w:lang w:val="zh_TW" w:bidi="zh_TW"/>
-          </w:rPr>
-          <w:rPr>
-            <w:color w:val="0000EE"/>
-            <w:u w:val="single"/>
-          </w:rPr>
-          <w:t>創3:7</w:t>
-        </w:r>
-      </w:hyperlink>
-      <w:r>
-        <w:rPr>
-          <w:lang w:val="zh_TW" w:bidi="zh_TW"/>
-        </w:rPr>
-        <w:t>–</w:t>
-      </w:r>
-      <w:hyperlink r:id="rId24">
-        <w:r>
-          <w:rPr>
-            <w:lang w:val="zh_TW" w:bidi="zh_TW"/>
-          </w:rPr>
-          <w:rPr>
-            <w:color w:val="0000EE"/>
-            <w:u w:val="single"/>
-          </w:rPr>
-          <w:t>10</w:t>
-        </w:r>
-      </w:hyperlink>
-      <w:r>
-        <w:rPr>
-          <w:lang w:val="zh_TW" w:bidi="zh_TW"/>
-        </w:rPr>
-        <w:t>）</w:t>
-      </w:r>
-    </w:p>
-    <w:p>
-      <w:pPr>
-        <w:pStyle w:val="ListBullet"/>
-        <w:spacing w:line="240" w:lineRule="auto"/>
-        <w:ind w:left="720"/>
-      </w:pPr>
-      <w:r>
-        <w:rPr>
-          <w:lang w:val="zh_TW" w:bidi="zh_TW"/>
-        </w:rPr>
-      </w:r>
-      <w:r>
-        <w:rPr>
-          <w:lang w:val="zh_TW" w:bidi="zh_TW"/>
-        </w:rPr>
-        <w:t>信任與溫柔被背叛與苛刻所取代</w:t>
+        <w:t>• 真假先知</w:t>
       </w:r>
     </w:p>
     <w:p>
@@ -691,7 +315,7 @@
         <w:rPr>
           <w:lang w:val="zh_TW" w:bidi="zh_TW"/>
         </w:rPr>
-        <w:t>這就是歧視與虐待之根源，是今日女性主義所針對的現象。生育也因罪而受損，由此變得痛苦與艱難。</w:t>
+        <w:t>• 先知的作用</w:t>
       </w:r>
     </w:p>
     <w:p>
@@ -705,61 +329,18 @@
         <w:rPr>
           <w:lang w:val="zh_TW" w:bidi="zh_TW"/>
         </w:rPr>
-        <w:t>這就是聖經禁止婚外性行為的背景。它禁止姦淫（</w:t>
-      </w:r>
-      <w:hyperlink r:id="rId25">
-        <w:r>
-          <w:rPr>
-            <w:lang w:val="zh_TW" w:bidi="zh_TW"/>
-          </w:rPr>
-          <w:rPr>
-            <w:color w:val="0000EE"/>
-            <w:u w:val="single"/>
-          </w:rPr>
-          <w:t>出20:14</w:t>
-        </w:r>
-      </w:hyperlink>
-      <w:r>
-        <w:rPr>
-          <w:lang w:val="zh_TW" w:bidi="zh_TW"/>
-        </w:rPr>
-        <w:t>），並且禁止一切婚姻之外的性行為（</w:t>
-      </w:r>
-      <w:hyperlink r:id="rId26">
-        <w:r>
-          <w:rPr>
-            <w:lang w:val="zh_TW" w:bidi="zh_TW"/>
-          </w:rPr>
-          <w:rPr>
-            <w:color w:val="0000EE"/>
-            <w:u w:val="single"/>
-          </w:rPr>
-          <w:t>林前6:18</w:t>
-        </w:r>
-      </w:hyperlink>
-      <w:r>
-        <w:rPr>
-          <w:lang w:val="zh_TW" w:bidi="zh_TW"/>
-        </w:rPr>
-        <w:t>；</w:t>
-      </w:r>
-      <w:hyperlink r:id="rId27">
-        <w:r>
-          <w:rPr>
-            <w:lang w:val="zh_TW" w:bidi="zh_TW"/>
-          </w:rPr>
-          <w:rPr>
-            <w:color w:val="0000EE"/>
-            <w:u w:val="single"/>
-          </w:rPr>
-          <w:t>帖前4:3</w:t>
-        </w:r>
-      </w:hyperlink>
-      <w:r>
-        <w:rPr>
-          <w:lang w:val="zh_TW" w:bidi="zh_TW"/>
-        </w:rPr>
-        <w:t>）。聖經並不常解釋為何某些行為被禁止。然而，當它提供禁止婚外關係的理由時，這些理由往往非常重要。其重點並非疾病、意外懷孕之類的後果，也不是行為背後的動機。</w:t>
+        <w:t>• 傳講的方式</w:t>
+      </w:r>
+    </w:p>
+    <w:p>
+      <w:pPr>
+        <w:pStyle w:val="Heading3"/>
+      </w:pPr>
+      <w:r>
+        <w:rPr>
+          <w:lang w:val="zh_TW" w:bidi="zh_TW"/>
+        </w:rPr>
+        <w:t>介紹</w:t>
       </w:r>
     </w:p>
     <w:p>
@@ -773,25 +354,102 @@
         <w:rPr>
           <w:lang w:val="zh_TW" w:bidi="zh_TW"/>
         </w:rPr>
-        <w:t>所有婚姻以外的性行為都是錯誤的，因為身體並不是為淫亂而造，犯下與性罪的人是在傷害自己的身體（</w:t>
-      </w:r>
-      <w:hyperlink r:id="rId28">
-        <w:r>
-          <w:rPr>
-            <w:lang w:val="zh_TW" w:bidi="zh_TW"/>
-          </w:rPr>
-          <w:rPr>
-            <w:color w:val="0000EE"/>
-            <w:u w:val="single"/>
-          </w:rPr>
-          <w:t>林前6:13、18</w:t>
-        </w:r>
-      </w:hyperlink>
-      <w:r>
-        <w:rPr>
-          <w:lang w:val="zh_TW" w:bidi="zh_TW"/>
-        </w:rPr>
-        <w:t>）。性交是神所設計的特殊肢體交流，用來彰顯並確認男女之間獨特且終身的關係，聖經稱之為「婚姻」。</w:t>
+        <w:t>當耶穌使寡婦的兒子從死裡復活時，旁觀者說：「</w:t>
+      </w:r>
+      <w:r>
+        <w:rPr>
+          <w:lang w:val="zh_TW" w:bidi="zh_TW"/>
+        </w:rPr>
+        <w:t>有大先知在我們中間興起來了</w:t>
+      </w:r>
+      <w:r>
+        <w:rPr>
+          <w:lang w:val="zh_TW" w:bidi="zh_TW"/>
+        </w:rPr>
+        <w:t>！」（</w:t>
+      </w:r>
+      <w:hyperlink r:id="rId13">
+        <w:r>
+          <w:rPr>
+            <w:lang w:val="zh_TW" w:bidi="zh_TW"/>
+          </w:rPr>
+          <w:rPr>
+            <w:color w:val="0000EE"/>
+            <w:u w:val="single"/>
+          </w:rPr>
+          <w:t>路7:16</w:t>
+        </w:r>
+      </w:hyperlink>
+      <w:r>
+        <w:rPr>
+          <w:lang w:val="zh_TW" w:bidi="zh_TW"/>
+        </w:rPr>
+        <w:t>；參</w:t>
+      </w:r>
+      <w:hyperlink r:id="rId14">
+        <w:r>
+          <w:rPr>
+            <w:lang w:val="zh_TW" w:bidi="zh_TW"/>
+          </w:rPr>
+          <w:rPr>
+            <w:color w:val="0000EE"/>
+            <w:u w:val="single"/>
+          </w:rPr>
+          <w:t>可6:15</w:t>
+        </w:r>
+      </w:hyperlink>
+      <w:r>
+        <w:rPr>
+          <w:lang w:val="zh_TW" w:bidi="zh_TW"/>
+        </w:rPr>
+        <w:t>，</w:t>
+      </w:r>
+      <w:hyperlink r:id="rId15">
+        <w:r>
+          <w:rPr>
+            <w:lang w:val="zh_TW" w:bidi="zh_TW"/>
+          </w:rPr>
+          <w:rPr>
+            <w:color w:val="0000EE"/>
+            <w:u w:val="single"/>
+          </w:rPr>
+          <w:t>8:28</w:t>
+        </w:r>
+      </w:hyperlink>
+      <w:r>
+        <w:rPr>
+          <w:lang w:val="zh_TW" w:bidi="zh_TW"/>
+        </w:rPr>
+        <w:t>）在猶太的宗教思想中，最為生動且具規範意義的宗教事件，都集中在先知蒙召和事工，就是神透過先知向祂的子民傳達話語。人們對於耶穌的評價，其實是比他們所知的更為正確，因為神確實在耶穌裡面臨到他們；而耶穌的地位雖然遠高過先知，實際上卻正是摩西所預言，先知秩序的冠冕和高峰（</w:t>
+      </w:r>
+      <w:hyperlink r:id="rId16">
+        <w:r>
+          <w:rPr>
+            <w:lang w:val="zh_TW" w:bidi="zh_TW"/>
+          </w:rPr>
+          <w:rPr>
+            <w:color w:val="0000EE"/>
+            <w:u w:val="single"/>
+          </w:rPr>
+          <w:t>申18:15–19</w:t>
+        </w:r>
+      </w:hyperlink>
+      <w:r>
+        <w:rPr>
+          <w:lang w:val="zh_TW" w:bidi="zh_TW"/>
+        </w:rPr>
+        <w:t>）。</w:t>
+      </w:r>
+    </w:p>
+    <w:p>
+      <w:pPr>
+        <w:pStyle w:val="Heading3"/>
+      </w:pPr>
+      <w:r>
+        <w:rPr>
+          <w:lang w:val="zh_TW" w:bidi="zh_TW"/>
+        </w:rPr>
+        <w:t>先知的稱謂和歷史</w:t>
       </w:r>
     </w:p>
     <w:p>
@@ -805,18 +463,54 @@
         <w:rPr>
           <w:lang w:val="zh_TW" w:bidi="zh_TW"/>
         </w:rPr>
-        <w:t>聖經禁止同性戀（</w:t>
-      </w:r>
-      <w:hyperlink r:id="rId29">
-        <w:r>
-          <w:rPr>
-            <w:lang w:val="zh_TW" w:bidi="zh_TW"/>
-          </w:rPr>
-          <w:rPr>
-            <w:color w:val="0000EE"/>
-            <w:u w:val="single"/>
-          </w:rPr>
-          <w:t>利18:22</w:t>
+        <w:t>舊約用於描述這些人的主要詞語，是「先知」（見</w:t>
+      </w:r>
+      <w:hyperlink r:id="rId17">
+        <w:r>
+          <w:rPr>
+            <w:lang w:val="zh_TW" w:bidi="zh_TW"/>
+          </w:rPr>
+          <w:rPr>
+            <w:color w:val="0000EE"/>
+            <w:u w:val="single"/>
+          </w:rPr>
+          <w:t>士6:8</w:t>
+        </w:r>
+      </w:hyperlink>
+      <w:r>
+        <w:rPr>
+          <w:lang w:val="zh_TW" w:bidi="zh_TW"/>
+        </w:rPr>
+        <w:t>）、「神人」（見</w:t>
+      </w:r>
+      <w:hyperlink r:id="rId18">
+        <w:r>
+          <w:rPr>
+            <w:lang w:val="zh_TW" w:bidi="zh_TW"/>
+          </w:rPr>
+          <w:rPr>
+            <w:color w:val="0000EE"/>
+            <w:u w:val="single"/>
+          </w:rPr>
+          <w:t>王下4:9</w:t>
+        </w:r>
+      </w:hyperlink>
+      <w:r>
+        <w:rPr>
+          <w:lang w:val="zh_TW" w:bidi="zh_TW"/>
+        </w:rPr>
+        <w:t>）和「先見」（見</w:t>
+      </w:r>
+      <w:hyperlink r:id="rId19">
+        <w:r>
+          <w:rPr>
+            <w:lang w:val="zh_TW" w:bidi="zh_TW"/>
+          </w:rPr>
+          <w:rPr>
+            <w:color w:val="0000EE"/>
+            <w:u w:val="single"/>
+          </w:rPr>
+          <w:t>撒上9:9</w:t>
         </w:r>
       </w:hyperlink>
       <w:r>
@@ -825,142 +519,23 @@
         </w:rPr>
         <w:t>；</w:t>
       </w:r>
-      <w:hyperlink r:id="rId30">
-        <w:r>
-          <w:rPr>
-            <w:lang w:val="zh_TW" w:bidi="zh_TW"/>
-          </w:rPr>
-          <w:rPr>
-            <w:color w:val="0000EE"/>
-            <w:u w:val="single"/>
-          </w:rPr>
-          <w:t>羅1:26</w:t>
-        </w:r>
-      </w:hyperlink>
-      <w:r>
-        <w:rPr>
-          <w:lang w:val="zh_TW" w:bidi="zh_TW"/>
-        </w:rPr>
-        <w:t>–</w:t>
-      </w:r>
-      <w:hyperlink r:id="rId30">
-        <w:r>
-          <w:rPr>
-            <w:lang w:val="zh_TW" w:bidi="zh_TW"/>
-          </w:rPr>
-          <w:rPr>
-            <w:color w:val="0000EE"/>
-            <w:u w:val="single"/>
-          </w:rPr>
-          <w:t>27</w:t>
-        </w:r>
-      </w:hyperlink>
-      <w:r>
-        <w:rPr>
-          <w:lang w:val="zh_TW" w:bidi="zh_TW"/>
-        </w:rPr>
-        <w:t>；</w:t>
-      </w:r>
-      <w:hyperlink r:id="rId31">
-        <w:r>
-          <w:rPr>
-            <w:lang w:val="zh_TW" w:bidi="zh_TW"/>
-          </w:rPr>
-          <w:rPr>
-            <w:color w:val="0000EE"/>
-            <w:u w:val="single"/>
-          </w:rPr>
-          <w:t>林前6:9</w:t>
-        </w:r>
-      </w:hyperlink>
-      <w:r>
-        <w:rPr>
-          <w:lang w:val="zh_TW" w:bidi="zh_TW"/>
-        </w:rPr>
-        <w:t>–</w:t>
-      </w:r>
-      <w:hyperlink r:id="rId31">
-        <w:r>
-          <w:rPr>
-            <w:lang w:val="zh_TW" w:bidi="zh_TW"/>
-          </w:rPr>
-          <w:rPr>
-            <w:color w:val="0000EE"/>
-            <w:u w:val="single"/>
-          </w:rPr>
-          <w:t>10</w:t>
-        </w:r>
-      </w:hyperlink>
-      <w:r>
-        <w:rPr>
-          <w:lang w:val="zh_TW" w:bidi="zh_TW"/>
-        </w:rPr>
-        <w:t>；</w:t>
-      </w:r>
-      <w:hyperlink r:id="rId32">
-        <w:r>
-          <w:rPr>
-            <w:lang w:val="zh_TW" w:bidi="zh_TW"/>
-          </w:rPr>
-          <w:rPr>
-            <w:color w:val="0000EE"/>
-            <w:u w:val="single"/>
-          </w:rPr>
-          <w:t>提前1:9</w:t>
-        </w:r>
-      </w:hyperlink>
-      <w:r>
-        <w:rPr>
-          <w:lang w:val="zh_TW" w:bidi="zh_TW"/>
-        </w:rPr>
-        <w:t>–</w:t>
-      </w:r>
-      <w:hyperlink r:id="rId32">
-        <w:r>
-          <w:rPr>
-            <w:lang w:val="zh_TW" w:bidi="zh_TW"/>
-          </w:rPr>
-          <w:rPr>
-            <w:color w:val="0000EE"/>
-            <w:u w:val="single"/>
-          </w:rPr>
-          <w:t>10</w:t>
-        </w:r>
-      </w:hyperlink>
-      <w:r>
-        <w:rPr>
-          <w:lang w:val="zh_TW" w:bidi="zh_TW"/>
-        </w:rPr>
-        <w:t>）。這禁令的唯一解釋，見於</w:t>
-      </w:r>
-      <w:hyperlink r:id="rId33">
-        <w:r>
-          <w:rPr>
-            <w:lang w:val="zh_TW" w:bidi="zh_TW"/>
-          </w:rPr>
-          <w:rPr>
-            <w:color w:val="0000EE"/>
-            <w:u w:val="single"/>
-          </w:rPr>
-          <w:t>羅馬書一章24至27節</w:t>
-        </w:r>
-      </w:hyperlink>
-      <w:r>
-        <w:rPr>
-          <w:lang w:val="zh_TW" w:bidi="zh_TW"/>
-        </w:rPr>
-        <w:t>。這些經文表明，人遠離神、轉向偶像之後，神便任憑他們隨從情慾，其中包括同性戀。在這觀點中，同性戀被視為違背神所設立的自然秩序，這秩序是為了讓男女能繁衍生命。</w:t>
-      </w:r>
-    </w:p>
-    <w:p>
-      <w:pPr>
-        <w:pStyle w:val="Heading3"/>
-      </w:pPr>
-      <w:r>
-        <w:rPr>
-          <w:lang w:val="zh_TW" w:bidi="zh_TW"/>
-        </w:rPr>
-        <w:t>勝過性誘惑</w:t>
+      <w:hyperlink r:id="rId20">
+        <w:r>
+          <w:rPr>
+            <w:lang w:val="zh_TW" w:bidi="zh_TW"/>
+          </w:rPr>
+          <w:rPr>
+            <w:color w:val="0000EE"/>
+            <w:u w:val="single"/>
+          </w:rPr>
+          <w:t>撒下24:11</w:t>
+        </w:r>
+      </w:hyperlink>
+      <w:r>
+        <w:rPr>
+          <w:lang w:val="zh_TW" w:bidi="zh_TW"/>
+        </w:rPr>
+        <w:t>）。</w:t>
       </w:r>
     </w:p>
     <w:p>
@@ -974,36 +549,36 @@
         <w:rPr>
           <w:lang w:val="zh_TW" w:bidi="zh_TW"/>
         </w:rPr>
-        <w:t>聖經提供了實用的建議來勝過性誘惑：逃避它。當約瑟被他主人之妻引誘時，他就逃跑，甚至丟下外衣（</w:t>
-      </w:r>
-      <w:hyperlink r:id="rId34">
-        <w:r>
-          <w:rPr>
-            <w:lang w:val="zh_TW" w:bidi="zh_TW"/>
-          </w:rPr>
-          <w:rPr>
-            <w:color w:val="0000EE"/>
-            <w:u w:val="single"/>
-          </w:rPr>
-          <w:t>創39:12</w:t>
-        </w:r>
-      </w:hyperlink>
-      <w:r>
-        <w:rPr>
-          <w:lang w:val="zh_TW" w:bidi="zh_TW"/>
-        </w:rPr>
-        <w:t>）。保羅勸勉基督徒要效法約瑟的榜樣（</w:t>
-      </w:r>
-      <w:hyperlink r:id="rId26">
-        <w:r>
-          <w:rPr>
-            <w:lang w:val="zh_TW" w:bidi="zh_TW"/>
-          </w:rPr>
-          <w:rPr>
-            <w:color w:val="0000EE"/>
-            <w:u w:val="single"/>
-          </w:rPr>
-          <w:t>林前6:18</w:t>
+        <w:t>翻譯為「先知」的詞彙，似乎首重「被召」的概念：神主動揀選、呼召並差遣先知（比如</w:t>
+      </w:r>
+      <w:hyperlink r:id="rId21">
+        <w:r>
+          <w:rPr>
+            <w:lang w:val="zh_TW" w:bidi="zh_TW"/>
+          </w:rPr>
+          <w:rPr>
+            <w:color w:val="0000EE"/>
+            <w:u w:val="single"/>
+          </w:rPr>
+          <w:t>耶1:4–5</w:t>
+        </w:r>
+      </w:hyperlink>
+      <w:r>
+        <w:rPr>
+          <w:lang w:val="zh_TW" w:bidi="zh_TW"/>
+        </w:rPr>
+        <w:t>，</w:t>
+      </w:r>
+      <w:hyperlink r:id="rId22">
+        <w:r>
+          <w:rPr>
+            <w:lang w:val="zh_TW" w:bidi="zh_TW"/>
+          </w:rPr>
+          <w:rPr>
+            <w:color w:val="0000EE"/>
+            <w:u w:val="single"/>
+          </w:rPr>
+          <w:t>7:25</w:t>
         </w:r>
       </w:hyperlink>
       <w:r>
@@ -1012,124 +587,41 @@
         </w:rPr>
         <w:t>；</w:t>
       </w:r>
-      <w:hyperlink r:id="rId35">
-        <w:r>
-          <w:rPr>
-            <w:lang w:val="zh_TW" w:bidi="zh_TW"/>
-          </w:rPr>
-          <w:rPr>
-            <w:color w:val="0000EE"/>
-            <w:u w:val="single"/>
-          </w:rPr>
-          <w:t>提後2:22</w:t>
-        </w:r>
-      </w:hyperlink>
-      <w:r>
-        <w:rPr>
-          <w:lang w:val="zh_TW" w:bidi="zh_TW"/>
-        </w:rPr>
-        <w:t>）。這承認人類對性的強烈渴望，但並不是叫人絕望。保羅教導，聖靈賜給信徒能力，使他們可以勝過性誘惑。他見過一些基督徒憑藉聖靈的能力，克制自己，甚至戰勝最難改變的惡習（</w:t>
-      </w:r>
-      <w:hyperlink r:id="rId36">
-        <w:r>
-          <w:rPr>
-            <w:lang w:val="zh_TW" w:bidi="zh_TW"/>
-          </w:rPr>
-          <w:rPr>
-            <w:color w:val="0000EE"/>
-            <w:u w:val="single"/>
-          </w:rPr>
-          <w:t>林前6:9</w:t>
-        </w:r>
-      </w:hyperlink>
-      <w:r>
-        <w:rPr>
-          <w:lang w:val="zh_TW" w:bidi="zh_TW"/>
-        </w:rPr>
-        <w:t>–</w:t>
-      </w:r>
-      <w:hyperlink r:id="rId36">
-        <w:r>
-          <w:rPr>
-            <w:lang w:val="zh_TW" w:bidi="zh_TW"/>
-          </w:rPr>
-          <w:rPr>
-            <w:color w:val="0000EE"/>
-            <w:u w:val="single"/>
-          </w:rPr>
-          <w:t>11</w:t>
-        </w:r>
-      </w:hyperlink>
-      <w:r>
-        <w:rPr>
-          <w:lang w:val="zh_TW" w:bidi="zh_TW"/>
-        </w:rPr>
-        <w:t>；</w:t>
-      </w:r>
-      <w:hyperlink r:id="rId37">
-        <w:r>
-          <w:rPr>
-            <w:lang w:val="zh_TW" w:bidi="zh_TW"/>
-          </w:rPr>
-          <w:rPr>
-            <w:color w:val="0000EE"/>
-            <w:u w:val="single"/>
-          </w:rPr>
-          <w:t>加5:22</w:t>
-        </w:r>
-      </w:hyperlink>
-      <w:r>
-        <w:rPr>
-          <w:lang w:val="zh_TW" w:bidi="zh_TW"/>
-        </w:rPr>
-        <w:t>–</w:t>
-      </w:r>
-      <w:hyperlink r:id="rId37">
-        <w:r>
-          <w:rPr>
-            <w:lang w:val="zh_TW" w:bidi="zh_TW"/>
-          </w:rPr>
-          <w:rPr>
-            <w:color w:val="0000EE"/>
-            <w:u w:val="single"/>
-          </w:rPr>
-          <w:t>23</w:t>
-        </w:r>
-      </w:hyperlink>
-      <w:r>
-        <w:rPr>
-          <w:lang w:val="zh_TW" w:bidi="zh_TW"/>
-        </w:rPr>
-        <w:t>；</w:t>
-      </w:r>
-      <w:hyperlink r:id="rId38">
-        <w:r>
-          <w:rPr>
-            <w:lang w:val="zh_TW" w:bidi="zh_TW"/>
-          </w:rPr>
-          <w:rPr>
-            <w:color w:val="0000EE"/>
-            <w:u w:val="single"/>
-          </w:rPr>
-          <w:t>提後1:7</w:t>
-        </w:r>
-      </w:hyperlink>
-      <w:r>
-        <w:rPr>
-          <w:lang w:val="zh_TW" w:bidi="zh_TW"/>
-        </w:rPr>
-        <w:t>）。</w:t>
-      </w:r>
-    </w:p>
-    <w:p>
-      <w:pPr>
-        <w:pStyle w:val="Heading3"/>
-      </w:pPr>
-      <w:r>
-        <w:rPr>
-          <w:lang w:val="zh_TW" w:bidi="zh_TW"/>
-        </w:rPr>
-        <w:t>人類性慾的未來</w:t>
+      <w:hyperlink r:id="rId23">
+        <w:r>
+          <w:rPr>
+            <w:lang w:val="zh_TW" w:bidi="zh_TW"/>
+          </w:rPr>
+          <w:rPr>
+            <w:color w:val="0000EE"/>
+            <w:u w:val="single"/>
+          </w:rPr>
+          <w:t>摩7:14</w:t>
+        </w:r>
+      </w:hyperlink>
+      <w:r>
+        <w:rPr>
+          <w:lang w:val="zh_TW" w:bidi="zh_TW"/>
+        </w:rPr>
+        <w:t>）。「神人」講述先知因其蒙召而進入的關係：他現在是「神的人」，被認為屬於神（</w:t>
+      </w:r>
+      <w:hyperlink r:id="rId18">
+        <w:r>
+          <w:rPr>
+            <w:lang w:val="zh_TW" w:bidi="zh_TW"/>
+          </w:rPr>
+          <w:rPr>
+            <w:color w:val="0000EE"/>
+            <w:u w:val="single"/>
+          </w:rPr>
+          <w:t>王下4:9</w:t>
+        </w:r>
+      </w:hyperlink>
+      <w:r>
+        <w:rPr>
+          <w:lang w:val="zh_TW" w:bidi="zh_TW"/>
+        </w:rPr>
+        <w:t>）。「先見」表達神賦予先知新奇非凡的洞察力。希伯來語與英語一樣，常用的動詞「看見」也表示理解（I see what you mean，即我明白你的意思）以及洞察事物本質和意義的能力（He sees things very clearly，即他看事物非常清楚）。對於先知而言，他們的「洞察力」遠超常人，因為耶和華啟發他們，成為祂信息的器皿。</w:t>
       </w:r>
     </w:p>
     <w:p>
@@ -1143,25 +635,205 @@
         <w:rPr>
           <w:lang w:val="zh_TW" w:bidi="zh_TW"/>
         </w:rPr>
-        <w:t>新約暗示神將結束人類的性，正如祂起初設立它一樣。耶穌教導說，在將來的世界裡「人也不娶，也不嫁」（</w:t>
-      </w:r>
-      <w:hyperlink r:id="rId39">
-        <w:r>
-          <w:rPr>
-            <w:lang w:val="zh_TW" w:bidi="zh_TW"/>
-          </w:rPr>
-          <w:rPr>
-            <w:color w:val="0000EE"/>
-            <w:u w:val="single"/>
-          </w:rPr>
-          <w:t>太22:30</w:t>
-        </w:r>
-      </w:hyperlink>
-      <w:r>
-        <w:rPr>
-          <w:lang w:val="zh_TW" w:bidi="zh_TW"/>
-        </w:rPr>
-        <w:t>）。這是意料之外，但卻合乎聖經教導的結論。當不再有死亡時，生育的需要便消失。當人際關係達到完全的愛時，性作為維繫關係的需要也就不復存在。因此，神對人類性慾的兩大目的——繁衍與加深關係，都將在永恆中得著完全實現。</w:t>
+        <w:t>偉大先知肩負重任，推動舊約故事前進，其起點從摩西開始，再沒有先知像他（</w:t>
+      </w:r>
+      <w:hyperlink r:id="rId24">
+        <w:r>
+          <w:rPr>
+            <w:lang w:val="zh_TW" w:bidi="zh_TW"/>
+          </w:rPr>
+          <w:rPr>
+            <w:color w:val="0000EE"/>
+            <w:u w:val="single"/>
+          </w:rPr>
+          <w:t>申34:10</w:t>
+        </w:r>
+      </w:hyperlink>
+      <w:r>
+        <w:rPr>
+          <w:lang w:val="zh_TW" w:bidi="zh_TW"/>
+        </w:rPr>
+        <w:t>）。這個看法正確無誤，因為摩西具備所有先知的獨特標誌：蒙召（</w:t>
+      </w:r>
+      <w:hyperlink r:id="rId25">
+        <w:r>
+          <w:rPr>
+            <w:lang w:val="zh_TW" w:bidi="zh_TW"/>
+          </w:rPr>
+          <w:rPr>
+            <w:color w:val="0000EE"/>
+            <w:u w:val="single"/>
+          </w:rPr>
+          <w:t>出3:1–4:17</w:t>
+        </w:r>
+      </w:hyperlink>
+      <w:r>
+        <w:rPr>
+          <w:lang w:val="zh_TW" w:bidi="zh_TW"/>
+        </w:rPr>
+        <w:t>；參</w:t>
+      </w:r>
+      <w:hyperlink r:id="rId26">
+        <w:r>
+          <w:rPr>
+            <w:lang w:val="zh_TW" w:bidi="zh_TW"/>
+          </w:rPr>
+          <w:rPr>
+            <w:color w:val="0000EE"/>
+            <w:u w:val="single"/>
+          </w:rPr>
+          <w:t>賽6章</w:t>
+        </w:r>
+      </w:hyperlink>
+      <w:r>
+        <w:rPr>
+          <w:lang w:val="zh_TW" w:bidi="zh_TW"/>
+        </w:rPr>
+        <w:t>；</w:t>
+      </w:r>
+      <w:hyperlink r:id="rId27">
+        <w:r>
+          <w:rPr>
+            <w:lang w:val="zh_TW" w:bidi="zh_TW"/>
+          </w:rPr>
+          <w:rPr>
+            <w:color w:val="0000EE"/>
+            <w:u w:val="single"/>
+          </w:rPr>
+          <w:t>耶1:4–19</w:t>
+        </w:r>
+      </w:hyperlink>
+      <w:r>
+        <w:rPr>
+          <w:lang w:val="zh_TW" w:bidi="zh_TW"/>
+        </w:rPr>
+        <w:t>；</w:t>
+      </w:r>
+      <w:hyperlink r:id="rId28">
+        <w:r>
+          <w:rPr>
+            <w:lang w:val="zh_TW" w:bidi="zh_TW"/>
+          </w:rPr>
+          <w:rPr>
+            <w:color w:val="0000EE"/>
+            <w:u w:val="single"/>
+          </w:rPr>
+          <w:t>結1–3</w:t>
+        </w:r>
+      </w:hyperlink>
+      <w:r>
+        <w:rPr>
+          <w:lang w:val="zh_TW" w:bidi="zh_TW"/>
+        </w:rPr>
+        <w:t>；</w:t>
+      </w:r>
+      <w:hyperlink r:id="rId29">
+        <w:r>
+          <w:rPr>
+            <w:lang w:val="zh_TW" w:bidi="zh_TW"/>
+          </w:rPr>
+          <w:rPr>
+            <w:color w:val="0000EE"/>
+            <w:u w:val="single"/>
+          </w:rPr>
+          <w:t>何1:2</w:t>
+        </w:r>
+      </w:hyperlink>
+      <w:r>
+        <w:rPr>
+          <w:lang w:val="zh_TW" w:bidi="zh_TW"/>
+        </w:rPr>
+        <w:t>；</w:t>
+      </w:r>
+      <w:hyperlink r:id="rId30">
+        <w:r>
+          <w:rPr>
+            <w:lang w:val="zh_TW" w:bidi="zh_TW"/>
+          </w:rPr>
+          <w:rPr>
+            <w:color w:val="0000EE"/>
+            <w:u w:val="single"/>
+          </w:rPr>
+          <w:t>摩7:14–15</w:t>
+        </w:r>
+      </w:hyperlink>
+      <w:r>
+        <w:rPr>
+          <w:lang w:val="zh_TW" w:bidi="zh_TW"/>
+        </w:rPr>
+        <w:t>），認識到歷史事件是神的行動，照祂的話語成就（</w:t>
+      </w:r>
+      <w:hyperlink r:id="rId31">
+        <w:r>
+          <w:rPr>
+            <w:lang w:val="zh_TW" w:bidi="zh_TW"/>
+          </w:rPr>
+          <w:rPr>
+            <w:color w:val="0000EE"/>
+            <w:u w:val="single"/>
+          </w:rPr>
+          <w:t>出3:12</w:t>
+        </w:r>
+      </w:hyperlink>
+      <w:r>
+        <w:rPr>
+          <w:lang w:val="zh_TW" w:bidi="zh_TW"/>
+        </w:rPr>
+        <w:t>，</w:t>
+      </w:r>
+      <w:hyperlink r:id="rId32">
+        <w:r>
+          <w:rPr>
+            <w:lang w:val="zh_TW" w:bidi="zh_TW"/>
+          </w:rPr>
+          <w:rPr>
+            <w:color w:val="0000EE"/>
+            <w:u w:val="single"/>
+          </w:rPr>
+          <w:t>4:21–23</w:t>
+        </w:r>
+      </w:hyperlink>
+      <w:r>
+        <w:rPr>
+          <w:lang w:val="zh_TW" w:bidi="zh_TW"/>
+        </w:rPr>
+        <w:t>），倫理和社會關懷的心（</w:t>
+      </w:r>
+      <w:hyperlink r:id="rId33">
+        <w:r>
+          <w:rPr>
+            <w:lang w:val="zh_TW" w:bidi="zh_TW"/>
+          </w:rPr>
+          <w:rPr>
+            <w:color w:val="0000EE"/>
+            <w:u w:val="single"/>
+          </w:rPr>
+          <w:t>2:11–13</w:t>
+        </w:r>
+      </w:hyperlink>
+      <w:r>
+        <w:rPr>
+          <w:lang w:val="zh_TW" w:bidi="zh_TW"/>
+        </w:rPr>
+        <w:t>），看重無助的人（見</w:t>
+      </w:r>
+      <w:hyperlink r:id="rId34">
+        <w:r>
+          <w:rPr>
+            <w:lang w:val="zh_TW" w:bidi="zh_TW"/>
+          </w:rPr>
+          <w:rPr>
+            <w:color w:val="0000EE"/>
+            <w:u w:val="single"/>
+          </w:rPr>
+          <w:t>17節</w:t>
+        </w:r>
+      </w:hyperlink>
+      <w:r>
+        <w:rPr>
+          <w:lang w:val="zh_TW" w:bidi="zh_TW"/>
+        </w:rPr>
+        <w:t>）。</w:t>
       </w:r>
     </w:p>
     <w:p>
@@ -1173,6 +845,1380 @@
       </w:r>
       <w:r>
         <w:rPr>
+          <w:lang w:val="zh_TW" w:bidi="zh_TW"/>
+        </w:rPr>
+        <w:t>不過</w:t>
+      </w:r>
+      <w:hyperlink r:id="rId24">
+        <w:r>
+          <w:rPr>
+            <w:lang w:val="zh_TW" w:bidi="zh_TW"/>
+          </w:rPr>
+          <w:rPr>
+            <w:color w:val="0000EE"/>
+            <w:u w:val="single"/>
+          </w:rPr>
+          <w:t>申命記三十四章10節</w:t>
+        </w:r>
+      </w:hyperlink>
+      <w:r>
+        <w:rPr>
+          <w:lang w:val="zh_TW" w:bidi="zh_TW"/>
+        </w:rPr>
+        <w:t>的評語，不僅回顧摩西的偉大之處，也展望一位像摩西一樣的先知到來。這與摩西自己的預言相符（</w:t>
+      </w:r>
+      <w:hyperlink r:id="rId16">
+        <w:r>
+          <w:rPr>
+            <w:lang w:val="zh_TW" w:bidi="zh_TW"/>
+          </w:rPr>
+          <w:rPr>
+            <w:color w:val="0000EE"/>
+            <w:u w:val="single"/>
+          </w:rPr>
+          <w:t>申18:15–19</w:t>
+        </w:r>
+      </w:hyperlink>
+      <w:r>
+        <w:rPr>
+          <w:lang w:val="zh_TW" w:bidi="zh_TW"/>
+        </w:rPr>
+        <w:t>），毫無疑問預示將有一位偉大的先知來臨。摩西比較自己與這位先知，甚為驚人——即將到來的先知，將扮演摩西在西奈山上的角色（</w:t>
+      </w:r>
+      <w:hyperlink r:id="rId35">
+        <w:r>
+          <w:rPr>
+            <w:lang w:val="zh_TW" w:bidi="zh_TW"/>
+          </w:rPr>
+          <w:rPr>
+            <w:color w:val="0000EE"/>
+            <w:u w:val="single"/>
+          </w:rPr>
+          <w:t>申18:16</w:t>
+        </w:r>
+      </w:hyperlink>
+      <w:r>
+        <w:rPr>
+          <w:lang w:val="zh_TW" w:bidi="zh_TW"/>
+        </w:rPr>
+        <w:t>）。那處，摩西以獨特方式作先知一樣的中保，傳達神的聲音，因為神在西奈山上，成就了舊約的盟約。摩西期待一位類似的先知，盼望另一位約的中保，就是耶穌基督。</w:t>
+      </w:r>
+    </w:p>
+    <w:p>
+      <w:pPr/>
+      <w:r>
+        <w:rPr>
+          <w:lang w:val="zh_TW" w:bidi="zh_TW"/>
+        </w:rPr>
+      </w:r>
+      <w:r>
+        <w:rPr>
+          <w:lang w:val="zh_TW" w:bidi="zh_TW"/>
+        </w:rPr>
+        <w:t>神不斷向祂的子民差遣先知，人們亦一直盼待這位偉大的先知。每次有這樣的先知出現，都因他像摩西，而被認為是真的；真誠的信徒都會興奮觀察，想知道他是否那位最終到來的偉大先知。因此我們可以理解，那些看到耶穌使死人復活的人何以如此興奮（</w:t>
+      </w:r>
+      <w:hyperlink r:id="rId13">
+        <w:r>
+          <w:rPr>
+            <w:lang w:val="zh_TW" w:bidi="zh_TW"/>
+          </w:rPr>
+          <w:rPr>
+            <w:color w:val="0000EE"/>
+            <w:u w:val="single"/>
+          </w:rPr>
+          <w:t>路7:16</w:t>
+        </w:r>
+      </w:hyperlink>
+      <w:r>
+        <w:rPr>
+          <w:lang w:val="zh_TW" w:bidi="zh_TW"/>
+        </w:rPr>
+        <w:t>）。</w:t>
+      </w:r>
+    </w:p>
+    <w:p>
+      <w:pPr/>
+      <w:r>
+        <w:rPr>
+          <w:lang w:val="zh_TW" w:bidi="zh_TW"/>
+        </w:rPr>
+      </w:r>
+      <w:r>
+        <w:rPr>
+          <w:lang w:val="zh_TW" w:bidi="zh_TW"/>
+        </w:rPr>
+        <w:t>舊約提到先知團體的存在，有時稱為「學校」。以利沙顯然在教導一個團體（</w:t>
+      </w:r>
+      <w:hyperlink r:id="rId36">
+        <w:r>
+          <w:rPr>
+            <w:lang w:val="zh_TW" w:bidi="zh_TW"/>
+          </w:rPr>
+          <w:rPr>
+            <w:color w:val="0000EE"/>
+            <w:u w:val="single"/>
+          </w:rPr>
+          <w:t>王下6:1</w:t>
+        </w:r>
+      </w:hyperlink>
+      <w:r>
+        <w:rPr>
+          <w:lang w:val="zh_TW" w:bidi="zh_TW"/>
+        </w:rPr>
+        <w:t>），「先知門徒」（比如</w:t>
+      </w:r>
+      <w:hyperlink r:id="rId37">
+        <w:r>
+          <w:rPr>
+            <w:lang w:val="zh_TW" w:bidi="zh_TW"/>
+          </w:rPr>
+          <w:rPr>
+            <w:color w:val="0000EE"/>
+            <w:u w:val="single"/>
+          </w:rPr>
+          <w:t>王下2:3、5</w:t>
+        </w:r>
+      </w:hyperlink>
+      <w:r>
+        <w:rPr>
+          <w:lang w:val="zh_TW" w:bidi="zh_TW"/>
+        </w:rPr>
+        <w:t>；</w:t>
+      </w:r>
+      <w:hyperlink r:id="rId23">
+        <w:r>
+          <w:rPr>
+            <w:lang w:val="zh_TW" w:bidi="zh_TW"/>
+          </w:rPr>
+          <w:rPr>
+            <w:color w:val="0000EE"/>
+            <w:u w:val="single"/>
+          </w:rPr>
+          <w:t>摩7:14</w:t>
+        </w:r>
+      </w:hyperlink>
+      <w:r>
+        <w:rPr>
+          <w:lang w:val="zh_TW" w:bidi="zh_TW"/>
+        </w:rPr>
+        <w:t>）所指的，可能是在先知老師照管下，「正在受訓的先知」。至於</w:t>
+      </w:r>
+      <w:hyperlink r:id="rId38">
+        <w:r>
+          <w:rPr>
+            <w:lang w:val="zh_TW" w:bidi="zh_TW"/>
+          </w:rPr>
+          <w:rPr>
+            <w:color w:val="0000EE"/>
+            <w:u w:val="single"/>
+          </w:rPr>
+          <w:t>撒母耳記上十章5至11節</w:t>
+        </w:r>
+      </w:hyperlink>
+      <w:r>
+        <w:rPr>
+          <w:lang w:val="zh_TW" w:bidi="zh_TW"/>
+        </w:rPr>
+        <w:t>中的團體，用「工會」來描述會更合適。這些團體對耶和華熱心、盡性敬拜，並可見聖靈明顯的活動；但他們服事的核心是「預言」，即宣告關於神本身的真理。在這個早期階段之後，先知團體的重要性似乎有所減弱（類似</w:t>
+      </w:r>
+      <w:hyperlink r:id="rId19">
+        <w:r>
+          <w:rPr>
+            <w:lang w:val="zh_TW" w:bidi="zh_TW"/>
+          </w:rPr>
+          <w:rPr>
+            <w:color w:val="0000EE"/>
+            <w:u w:val="single"/>
+          </w:rPr>
+          <w:t>撒上9:9</w:t>
+        </w:r>
+      </w:hyperlink>
+      <w:r>
+        <w:rPr>
+          <w:lang w:val="zh_TW" w:bidi="zh_TW"/>
+        </w:rPr>
+        <w:t>明確提及的情形消失，由此推論），而盡性的敬逐漸變為更直接的話語服事，可能正是</w:t>
+      </w:r>
+      <w:hyperlink r:id="rId19">
+        <w:r>
+          <w:rPr>
+            <w:lang w:val="zh_TW" w:bidi="zh_TW"/>
+          </w:rPr>
+          <w:rPr>
+            <w:color w:val="0000EE"/>
+            <w:u w:val="single"/>
+          </w:rPr>
+          <w:t>撒母耳記上九章9節</w:t>
+        </w:r>
+      </w:hyperlink>
+      <w:r>
+        <w:rPr>
+          <w:lang w:val="zh_TW" w:bidi="zh_TW"/>
+        </w:rPr>
+        <w:t>評語的背景。</w:t>
+      </w:r>
+    </w:p>
+    <w:p>
+      <w:pPr>
+        <w:pStyle w:val="Heading3"/>
+      </w:pPr>
+      <w:r>
+        <w:rPr>
+          <w:lang w:val="zh_TW" w:bidi="zh_TW"/>
+        </w:rPr>
+        <w:t>感動</w:t>
+      </w:r>
+    </w:p>
+    <w:p>
+      <w:pPr/>
+      <w:r>
+        <w:rPr>
+          <w:lang w:val="zh_TW" w:bidi="zh_TW"/>
+        </w:rPr>
+      </w:r>
+      <w:r>
+        <w:rPr>
+          <w:lang w:val="zh_TW" w:bidi="zh_TW"/>
+        </w:rPr>
+        <w:t>在這些先知群體的活動背後，是神的靈感動他們（</w:t>
+      </w:r>
+      <w:hyperlink r:id="rId39">
+        <w:r>
+          <w:rPr>
+            <w:lang w:val="zh_TW" w:bidi="zh_TW"/>
+          </w:rPr>
+          <w:rPr>
+            <w:color w:val="0000EE"/>
+            <w:u w:val="single"/>
+          </w:rPr>
+          <w:t>撒上10:6、10</w:t>
+        </w:r>
+      </w:hyperlink>
+      <w:r>
+        <w:rPr>
+          <w:lang w:val="zh_TW" w:bidi="zh_TW"/>
+        </w:rPr>
+        <w:t>，</w:t>
+      </w:r>
+      <w:hyperlink r:id="rId40">
+        <w:r>
+          <w:rPr>
+            <w:lang w:val="zh_TW" w:bidi="zh_TW"/>
+          </w:rPr>
+          <w:rPr>
+            <w:color w:val="0000EE"/>
+            <w:u w:val="single"/>
+          </w:rPr>
+          <w:t>19:20、23</w:t>
+        </w:r>
+      </w:hyperlink>
+      <w:r>
+        <w:rPr>
+          <w:lang w:val="zh_TW" w:bidi="zh_TW"/>
+        </w:rPr>
+        <w:t>），神的靈運行在所有先知中，並且他們宣告受神感動的描述，不時會直接記錄下來（比如</w:t>
+      </w:r>
+      <w:hyperlink r:id="rId41">
+        <w:r>
+          <w:rPr>
+            <w:lang w:val="zh_TW" w:bidi="zh_TW"/>
+          </w:rPr>
+          <w:rPr>
+            <w:color w:val="0000EE"/>
+            <w:u w:val="single"/>
+          </w:rPr>
+          <w:t>王上22:24</w:t>
+        </w:r>
+      </w:hyperlink>
+      <w:r>
+        <w:rPr>
+          <w:lang w:val="zh_TW" w:bidi="zh_TW"/>
+        </w:rPr>
+        <w:t>；</w:t>
+      </w:r>
+      <w:hyperlink r:id="rId42">
+        <w:r>
+          <w:rPr>
+            <w:lang w:val="zh_TW" w:bidi="zh_TW"/>
+          </w:rPr>
+          <w:rPr>
+            <w:color w:val="0000EE"/>
+            <w:u w:val="single"/>
+          </w:rPr>
+          <w:t>尼9:30</w:t>
+        </w:r>
+      </w:hyperlink>
+      <w:r>
+        <w:rPr>
+          <w:lang w:val="zh_TW" w:bidi="zh_TW"/>
+        </w:rPr>
+        <w:t>；</w:t>
+      </w:r>
+      <w:hyperlink r:id="rId43">
+        <w:r>
+          <w:rPr>
+            <w:lang w:val="zh_TW" w:bidi="zh_TW"/>
+          </w:rPr>
+          <w:rPr>
+            <w:color w:val="0000EE"/>
+            <w:u w:val="single"/>
+          </w:rPr>
+          <w:t>何9:7</w:t>
+        </w:r>
+      </w:hyperlink>
+      <w:r>
+        <w:rPr>
+          <w:lang w:val="zh_TW" w:bidi="zh_TW"/>
+        </w:rPr>
+        <w:t>；</w:t>
+      </w:r>
+      <w:hyperlink r:id="rId44">
+        <w:r>
+          <w:rPr>
+            <w:lang w:val="zh_TW" w:bidi="zh_TW"/>
+          </w:rPr>
+          <w:rPr>
+            <w:color w:val="0000EE"/>
+            <w:u w:val="single"/>
+          </w:rPr>
+          <w:t>珥2:28–29</w:t>
+        </w:r>
+      </w:hyperlink>
+      <w:r>
+        <w:rPr>
+          <w:lang w:val="zh_TW" w:bidi="zh_TW"/>
+        </w:rPr>
+        <w:t>；</w:t>
+      </w:r>
+      <w:hyperlink r:id="rId45">
+        <w:r>
+          <w:rPr>
+            <w:lang w:val="zh_TW" w:bidi="zh_TW"/>
+          </w:rPr>
+          <w:rPr>
+            <w:color w:val="0000EE"/>
+            <w:u w:val="single"/>
+          </w:rPr>
+          <w:t>彌3:8</w:t>
+        </w:r>
+      </w:hyperlink>
+      <w:r>
+        <w:rPr>
+          <w:lang w:val="zh_TW" w:bidi="zh_TW"/>
+        </w:rPr>
+        <w:t>；參</w:t>
+      </w:r>
+      <w:hyperlink r:id="rId46">
+        <w:r>
+          <w:rPr>
+            <w:lang w:val="zh_TW" w:bidi="zh_TW"/>
+          </w:rPr>
+          <w:rPr>
+            <w:color w:val="0000EE"/>
+            <w:u w:val="single"/>
+          </w:rPr>
+          <w:t>代上12:18</w:t>
+        </w:r>
+      </w:hyperlink>
+      <w:r>
+        <w:rPr>
+          <w:lang w:val="zh_TW" w:bidi="zh_TW"/>
+        </w:rPr>
+        <w:t>；</w:t>
+      </w:r>
+      <w:hyperlink r:id="rId47">
+        <w:r>
+          <w:rPr>
+            <w:lang w:val="zh_TW" w:bidi="zh_TW"/>
+          </w:rPr>
+          <w:rPr>
+            <w:color w:val="0000EE"/>
+            <w:u w:val="single"/>
+          </w:rPr>
+          <w:t>代下15:1</w:t>
+        </w:r>
+      </w:hyperlink>
+      <w:r>
+        <w:rPr>
+          <w:lang w:val="zh_TW" w:bidi="zh_TW"/>
+        </w:rPr>
+        <w:t>，</w:t>
+      </w:r>
+      <w:hyperlink r:id="rId48">
+        <w:r>
+          <w:rPr>
+            <w:lang w:val="zh_TW" w:bidi="zh_TW"/>
+          </w:rPr>
+          <w:rPr>
+            <w:color w:val="0000EE"/>
+            <w:u w:val="single"/>
+          </w:rPr>
+          <w:t>20:14</w:t>
+        </w:r>
+      </w:hyperlink>
+      <w:r>
+        <w:rPr>
+          <w:lang w:val="zh_TW" w:bidi="zh_TW"/>
+        </w:rPr>
+        <w:t>，</w:t>
+      </w:r>
+      <w:hyperlink r:id="rId49">
+        <w:r>
+          <w:rPr>
+            <w:lang w:val="zh_TW" w:bidi="zh_TW"/>
+          </w:rPr>
+          <w:rPr>
+            <w:color w:val="0000EE"/>
+            <w:u w:val="single"/>
+          </w:rPr>
+          <w:t>24:20</w:t>
+        </w:r>
+      </w:hyperlink>
+      <w:r>
+        <w:rPr>
+          <w:lang w:val="zh_TW" w:bidi="zh_TW"/>
+        </w:rPr>
+        <w:t>）。神的靈感動人，無分男女，傳講神的話語（參</w:t>
+      </w:r>
+      <w:hyperlink r:id="rId50">
+        <w:r>
+          <w:rPr>
+            <w:lang w:val="zh_TW" w:bidi="zh_TW"/>
+          </w:rPr>
+          <w:rPr>
+            <w:color w:val="0000EE"/>
+            <w:u w:val="single"/>
+          </w:rPr>
+          <w:t>彼後1:21</w:t>
+        </w:r>
+      </w:hyperlink>
+      <w:r>
+        <w:rPr>
+          <w:lang w:val="zh_TW" w:bidi="zh_TW"/>
+        </w:rPr>
+        <w:t>）。</w:t>
+      </w:r>
+    </w:p>
+    <w:p>
+      <w:pPr/>
+      <w:r>
+        <w:rPr>
+          <w:lang w:val="zh_TW" w:bidi="zh_TW"/>
+        </w:rPr>
+      </w:r>
+      <w:r>
+        <w:rPr>
+          <w:lang w:val="zh_TW" w:bidi="zh_TW"/>
+        </w:rPr>
+        <w:t>耶利米說，神的手</w:t>
+      </w:r>
+      <w:r>
+        <w:rPr>
+          <w:lang w:val="zh_TW" w:bidi="zh_TW"/>
+        </w:rPr>
+        <w:t>按他的口</w:t>
+      </w:r>
+      <w:r>
+        <w:rPr>
+          <w:lang w:val="zh_TW" w:bidi="zh_TW"/>
+        </w:rPr>
+        <w:t>，將神的話放在他的口中（</w:t>
+      </w:r>
+      <w:hyperlink r:id="rId51">
+        <w:r>
+          <w:rPr>
+            <w:lang w:val="zh_TW" w:bidi="zh_TW"/>
+          </w:rPr>
+          <w:rPr>
+            <w:color w:val="0000EE"/>
+            <w:u w:val="single"/>
+          </w:rPr>
+          <w:t>耶1:9</w:t>
+        </w:r>
+      </w:hyperlink>
+      <w:r>
+        <w:rPr>
+          <w:lang w:val="zh_TW" w:bidi="zh_TW"/>
+        </w:rPr>
+        <w:t>）；以西結記錄他如何吃下書卷，藉此領受耶和華所寫的話語，能夠說出耶和華稱為「我的話」的內容（</w:t>
+      </w:r>
+      <w:hyperlink r:id="rId52">
+        <w:r>
+          <w:rPr>
+            <w:lang w:val="zh_TW" w:bidi="zh_TW"/>
+          </w:rPr>
+          <w:rPr>
+            <w:color w:val="0000EE"/>
+            <w:u w:val="single"/>
+          </w:rPr>
+          <w:t>結2:7–4:4</w:t>
+        </w:r>
+      </w:hyperlink>
+      <w:r>
+        <w:rPr>
+          <w:lang w:val="zh_TW" w:bidi="zh_TW"/>
+        </w:rPr>
+        <w:t>）。這個神跡亦簡述在阿摩司書的開頭（</w:t>
+      </w:r>
+      <w:hyperlink r:id="rId53">
+        <w:r>
+          <w:rPr>
+            <w:lang w:val="zh_TW" w:bidi="zh_TW"/>
+          </w:rPr>
+          <w:rPr>
+            <w:color w:val="0000EE"/>
+            <w:u w:val="single"/>
+          </w:rPr>
+          <w:t>1:1、3</w:t>
+        </w:r>
+      </w:hyperlink>
+      <w:r>
+        <w:rPr>
+          <w:lang w:val="zh_TW" w:bidi="zh_TW"/>
+        </w:rPr>
+        <w:t>）：「</w:t>
+      </w:r>
+      <w:r>
+        <w:rPr>
+          <w:lang w:val="zh_TW" w:bidi="zh_TW"/>
+        </w:rPr>
+        <w:t>阿摩司得默示</w:t>
+      </w:r>
+      <w:r>
+        <w:rPr>
+          <w:lang w:val="zh_TW" w:bidi="zh_TW"/>
+        </w:rPr>
+        <w:t>……</w:t>
+      </w:r>
+      <w:r>
+        <w:rPr>
+          <w:lang w:val="zh_TW" w:bidi="zh_TW"/>
+        </w:rPr>
+        <w:t>耶和華如此說……</w:t>
+      </w:r>
+      <w:r>
+        <w:rPr>
+          <w:lang w:val="zh_TW" w:bidi="zh_TW"/>
+        </w:rPr>
+        <w:t>」雖然這些話確實是阿摩司的話，但也是耶和華的話。</w:t>
+      </w:r>
+    </w:p>
+    <w:p>
+      <w:pPr>
+        <w:pStyle w:val="Heading3"/>
+      </w:pPr>
+      <w:r>
+        <w:rPr>
+          <w:lang w:val="zh_TW" w:bidi="zh_TW"/>
+        </w:rPr>
+        <w:t>真假先知</w:t>
+      </w:r>
+    </w:p>
+    <w:p>
+      <w:pPr/>
+      <w:r>
+        <w:rPr>
+          <w:lang w:val="zh_TW" w:bidi="zh_TW"/>
+        </w:rPr>
+      </w:r>
+      <w:r>
+        <w:rPr>
+          <w:lang w:val="zh_TW" w:bidi="zh_TW"/>
+        </w:rPr>
+        <w:t>假先知可以透過三個檢驗，與真先知區分開來。第一個是教義上的檢驗。在</w:t>
+      </w:r>
+      <w:hyperlink r:id="rId54">
+        <w:r>
+          <w:rPr>
+            <w:lang w:val="zh_TW" w:bidi="zh_TW"/>
+          </w:rPr>
+          <w:rPr>
+            <w:color w:val="0000EE"/>
+            <w:u w:val="single"/>
+          </w:rPr>
+          <w:t>申命記十三章</w:t>
+        </w:r>
+      </w:hyperlink>
+      <w:r>
+        <w:rPr>
+          <w:lang w:val="zh_TW" w:bidi="zh_TW"/>
+        </w:rPr>
+        <w:t>中，假先知的動機是要使人們遠離曾在出埃及事件中啟示自己的神（</w:t>
+      </w:r>
+      <w:hyperlink r:id="rId55">
+        <w:r>
+          <w:rPr>
+            <w:lang w:val="zh_TW" w:bidi="zh_TW"/>
+          </w:rPr>
+          <w:rPr>
+            <w:color w:val="0000EE"/>
+            <w:u w:val="single"/>
+          </w:rPr>
+          <w:t>申13:2、5–7、10</w:t>
+        </w:r>
+      </w:hyperlink>
+      <w:r>
+        <w:rPr>
+          <w:lang w:val="zh_TW" w:bidi="zh_TW"/>
+        </w:rPr>
+        <w:t>）。儘管假先知的話可能有明顯的神蹟奇事支持（</w:t>
+      </w:r>
+      <w:hyperlink r:id="rId56">
+        <w:r>
+          <w:rPr>
+            <w:lang w:val="zh_TW" w:bidi="zh_TW"/>
+          </w:rPr>
+          <w:rPr>
+            <w:color w:val="0000EE"/>
+            <w:u w:val="single"/>
+          </w:rPr>
+          <w:t>1–2節</w:t>
+        </w:r>
+      </w:hyperlink>
+      <w:r>
+        <w:rPr>
+          <w:lang w:val="zh_TW" w:bidi="zh_TW"/>
+        </w:rPr>
+        <w:t>），但人們仍應拒絕他們——不僅因為他們引入新奇事物（</w:t>
+      </w:r>
+      <w:hyperlink r:id="rId57">
+        <w:r>
+          <w:rPr>
+            <w:lang w:val="zh_TW" w:bidi="zh_TW"/>
+          </w:rPr>
+          <w:rPr>
+            <w:color w:val="0000EE"/>
+            <w:u w:val="single"/>
+          </w:rPr>
+          <w:t>2、6節</w:t>
+        </w:r>
+      </w:hyperlink>
+      <w:r>
+        <w:rPr>
+          <w:lang w:val="zh_TW" w:bidi="zh_TW"/>
+        </w:rPr>
+        <w:t>），也因為這種新奇事物與耶和華在出埃及時的啟示矛盾（</w:t>
+      </w:r>
+      <w:hyperlink r:id="rId58">
+        <w:r>
+          <w:rPr>
+            <w:lang w:val="zh_TW" w:bidi="zh_TW"/>
+          </w:rPr>
+          <w:rPr>
+            <w:color w:val="0000EE"/>
+            <w:u w:val="single"/>
+          </w:rPr>
+          <w:t>5、10節</w:t>
+        </w:r>
+      </w:hyperlink>
+      <w:r>
+        <w:rPr>
+          <w:lang w:val="zh_TW" w:bidi="zh_TW"/>
+        </w:rPr>
+        <w:t>）。因此，第一個檢驗是教義上的，要求神的子民具備真理的知識，從而能夠通過比較，識別錯誤。</w:t>
+      </w:r>
+    </w:p>
+    <w:p>
+      <w:pPr/>
+      <w:r>
+        <w:rPr>
+          <w:lang w:val="zh_TW" w:bidi="zh_TW"/>
+        </w:rPr>
+      </w:r>
+      <w:r>
+        <w:rPr>
+          <w:lang w:val="zh_TW" w:bidi="zh_TW"/>
+        </w:rPr>
+        <w:t>第二個檢驗是實際的，需要耐心。正如</w:t>
+      </w:r>
+      <w:hyperlink r:id="rId59">
+        <w:r>
+          <w:rPr>
+            <w:lang w:val="zh_TW" w:bidi="zh_TW"/>
+          </w:rPr>
+          <w:rPr>
+            <w:color w:val="0000EE"/>
+            <w:u w:val="single"/>
+          </w:rPr>
+          <w:t>申命記十八章21至22節</w:t>
+        </w:r>
+      </w:hyperlink>
+      <w:r>
+        <w:rPr>
+          <w:lang w:val="zh_TW" w:bidi="zh_TW"/>
+        </w:rPr>
+        <w:t>所述：耶和華的話總是會應驗的。這需要耐心，因為如</w:t>
+      </w:r>
+      <w:hyperlink r:id="rId56">
+        <w:r>
+          <w:rPr>
+            <w:lang w:val="zh_TW" w:bidi="zh_TW"/>
+          </w:rPr>
+          <w:rPr>
+            <w:color w:val="0000EE"/>
+            <w:u w:val="single"/>
+          </w:rPr>
+          <w:t>申命記十三章1至2節</w:t>
+        </w:r>
+      </w:hyperlink>
+      <w:r>
+        <w:rPr>
+          <w:lang w:val="zh_TW" w:bidi="zh_TW"/>
+        </w:rPr>
+        <w:t>所示，虛假的話語可能會有表面的屬靈證據支持。</w:t>
+      </w:r>
+      <w:hyperlink r:id="rId59">
+        <w:r>
+          <w:rPr>
+            <w:lang w:val="zh_TW" w:bidi="zh_TW"/>
+          </w:rPr>
+          <w:rPr>
+            <w:color w:val="0000EE"/>
+            <w:u w:val="single"/>
+          </w:rPr>
+          <w:t>申命記十八章21至22節</w:t>
+        </w:r>
+      </w:hyperlink>
+      <w:r>
+        <w:rPr>
+          <w:lang w:val="zh_TW" w:bidi="zh_TW"/>
+        </w:rPr>
+        <w:t>的呼籲是呼籲人們保持耐心。如對預言的真假有所懷疑，就應等待應驗的事件發生。</w:t>
+      </w:r>
+    </w:p>
+    <w:p>
+      <w:pPr/>
+      <w:r>
+        <w:rPr>
+          <w:lang w:val="zh_TW" w:bidi="zh_TW"/>
+        </w:rPr>
+      </w:r>
+      <w:r>
+        <w:rPr>
+          <w:lang w:val="zh_TW" w:bidi="zh_TW"/>
+        </w:rPr>
+        <w:t>第三個檢驗是道德上的，要求先知有警惕和明辨能力。在所有先知中，以耶利米的心最受假先知的影響，他也一直不斷思考這個問題（</w:t>
+      </w:r>
+      <w:hyperlink r:id="rId60">
+        <w:r>
+          <w:rPr>
+            <w:lang w:val="zh_TW" w:bidi="zh_TW"/>
+          </w:rPr>
+          <w:rPr>
+            <w:color w:val="0000EE"/>
+            <w:u w:val="single"/>
+          </w:rPr>
+          <w:t>耶23:9–40</w:t>
+        </w:r>
+      </w:hyperlink>
+      <w:r>
+        <w:rPr>
+          <w:lang w:val="zh_TW" w:bidi="zh_TW"/>
+        </w:rPr>
+        <w:t>）。他的回答既引人注目又具挑戰性：人們會看到假先知生活不潔（</w:t>
+      </w:r>
+      <w:hyperlink r:id="rId61">
+        <w:r>
+          <w:rPr>
+            <w:lang w:val="zh_TW" w:bidi="zh_TW"/>
+          </w:rPr>
+          <w:rPr>
+            <w:color w:val="0000EE"/>
+            <w:u w:val="single"/>
+          </w:rPr>
+          <w:t>11–14節</w:t>
+        </w:r>
+      </w:hyperlink>
+      <w:r>
+        <w:rPr>
+          <w:lang w:val="zh_TW" w:bidi="zh_TW"/>
+        </w:rPr>
+        <w:t>），他們的信息沒有任何道德譴責，反而鼓勵人們行在他們的罪中（</w:t>
+      </w:r>
+      <w:hyperlink r:id="rId62">
+        <w:r>
+          <w:rPr>
+            <w:lang w:val="zh_TW" w:bidi="zh_TW"/>
+          </w:rPr>
+          <w:rPr>
+            <w:color w:val="0000EE"/>
+            <w:u w:val="single"/>
+          </w:rPr>
+          <w:t>16–22節</w:t>
+        </w:r>
+      </w:hyperlink>
+      <w:r>
+        <w:rPr>
+          <w:lang w:val="zh_TW" w:bidi="zh_TW"/>
+        </w:rPr>
+        <w:t>）。</w:t>
+      </w:r>
+    </w:p>
+    <w:p>
+      <w:pPr>
+        <w:pStyle w:val="Heading3"/>
+      </w:pPr>
+      <w:r>
+        <w:rPr>
+          <w:lang w:val="zh_TW" w:bidi="zh_TW"/>
+        </w:rPr>
+        <w:t>先知的作用</w:t>
+      </w:r>
+    </w:p>
+    <w:p>
+      <w:pPr/>
+      <w:r>
+        <w:rPr>
+          <w:lang w:val="zh_TW" w:bidi="zh_TW"/>
+        </w:rPr>
+      </w:r>
+      <w:r>
+        <w:rPr>
+          <w:lang w:val="zh_TW" w:bidi="zh_TW"/>
+        </w:rPr>
+        <w:t>人們有時說先知不是「預言者」，而是「宣講者」。然而，就舊約而言，先知透過預言（預告神將要做的事）來宣講（宣告關於神的真理）。預言在舊約中既不是偶然的，也不是邊緣的活動；它是先知進行工作的方式。</w:t>
+      </w:r>
+      <w:hyperlink r:id="rId63">
+        <w:r>
+          <w:rPr>
+            <w:lang w:val="zh_TW" w:bidi="zh_TW"/>
+          </w:rPr>
+          <w:rPr>
+            <w:color w:val="0000EE"/>
+            <w:u w:val="single"/>
+          </w:rPr>
+          <w:t>申命記十八章9至15節</w:t>
+        </w:r>
+      </w:hyperlink>
+      <w:r>
+        <w:rPr>
+          <w:lang w:val="zh_TW" w:bidi="zh_TW"/>
+        </w:rPr>
+        <w:t>解釋先知在以色列的角色，經文表示，周圍的國家透過各種占卜方式來窺測未來（</w:t>
+      </w:r>
+      <w:hyperlink r:id="rId64">
+        <w:r>
+          <w:rPr>
+            <w:lang w:val="zh_TW" w:bidi="zh_TW"/>
+          </w:rPr>
+          <w:rPr>
+            <w:color w:val="0000EE"/>
+            <w:u w:val="single"/>
+          </w:rPr>
+          <w:t>10–11節</w:t>
+        </w:r>
+      </w:hyperlink>
+      <w:r>
+        <w:rPr>
+          <w:lang w:val="zh_TW" w:bidi="zh_TW"/>
+        </w:rPr>
+        <w:t>）；這些事情在耶和華眼中看為可憎，因此在以色列中明令禁止（</w:t>
+      </w:r>
+      <w:hyperlink r:id="rId65">
+        <w:r>
+          <w:rPr>
+            <w:lang w:val="zh_TW" w:bidi="zh_TW"/>
+          </w:rPr>
+          <w:rPr>
+            <w:color w:val="0000EE"/>
+            <w:u w:val="single"/>
+          </w:rPr>
+          <w:t>12節</w:t>
+        </w:r>
+      </w:hyperlink>
+      <w:r>
+        <w:rPr>
+          <w:lang w:val="zh_TW" w:bidi="zh_TW"/>
+        </w:rPr>
+        <w:t>）。以色列的獨特性在於，其他民族通過占卜者預測未來，而耶和華則賜給以色列一位先知（</w:t>
+      </w:r>
+      <w:hyperlink r:id="rId66">
+        <w:r>
+          <w:rPr>
+            <w:lang w:val="zh_TW" w:bidi="zh_TW"/>
+          </w:rPr>
+          <w:rPr>
+            <w:color w:val="0000EE"/>
+            <w:u w:val="single"/>
+          </w:rPr>
+          <w:t>13–15節</w:t>
+        </w:r>
+      </w:hyperlink>
+      <w:r>
+        <w:rPr>
+          <w:lang w:val="zh_TW" w:bidi="zh_TW"/>
+        </w:rPr>
+        <w:t>）。以利沙（</w:t>
+      </w:r>
+      <w:hyperlink r:id="rId67">
+        <w:r>
+          <w:rPr>
+            <w:lang w:val="zh_TW" w:bidi="zh_TW"/>
+          </w:rPr>
+          <w:rPr>
+            <w:color w:val="0000EE"/>
+            <w:u w:val="single"/>
+          </w:rPr>
+          <w:t>王下4:27</w:t>
+        </w:r>
+      </w:hyperlink>
+      <w:r>
+        <w:rPr>
+          <w:lang w:val="zh_TW" w:bidi="zh_TW"/>
+        </w:rPr>
+        <w:t>）因為神沒有告知，而感到驚訝；阿摩司教導說，「預先得知」是先知與神的團契的特權（</w:t>
+      </w:r>
+      <w:hyperlink r:id="rId68">
+        <w:r>
+          <w:rPr>
+            <w:lang w:val="zh_TW" w:bidi="zh_TW"/>
+          </w:rPr>
+          <w:rPr>
+            <w:color w:val="0000EE"/>
+            <w:u w:val="single"/>
+          </w:rPr>
+          <w:t>摩3:7</w:t>
+        </w:r>
+      </w:hyperlink>
+      <w:r>
+        <w:rPr>
+          <w:lang w:val="zh_TW" w:bidi="zh_TW"/>
+        </w:rPr>
+        <w:t>）。不過以色列的預言，與其他國家的預測完全不同，因為預言絕不只是對未來的好奇。</w:t>
+      </w:r>
+    </w:p>
+    <w:p>
+      <w:pPr/>
+      <w:r>
+        <w:rPr>
+          <w:lang w:val="zh_TW" w:bidi="zh_TW"/>
+        </w:rPr>
+      </w:r>
+      <w:r>
+        <w:rPr>
+          <w:lang w:val="zh_TW" w:bidi="zh_TW"/>
+        </w:rPr>
+        <w:t>首先，聖經的預言是從當下的需求而來。在</w:t>
+      </w:r>
+      <w:hyperlink r:id="rId69">
+        <w:r>
+          <w:rPr>
+            <w:lang w:val="zh_TW" w:bidi="zh_TW"/>
+          </w:rPr>
+          <w:rPr>
+            <w:color w:val="0000EE"/>
+            <w:u w:val="single"/>
+          </w:rPr>
+          <w:t>以賽亞書三十九章</w:t>
+        </w:r>
+      </w:hyperlink>
+      <w:r>
+        <w:rPr>
+          <w:lang w:val="zh_TW" w:bidi="zh_TW"/>
+        </w:rPr>
+        <w:t>中，希西家不忠於神，依賴與巴比倫的軍事協議來獲得安全，促使以賽亞書宣告未來巴比倫的擄掠。以賽亞並不是憑空捏造出「巴比倫」這個名字；而是他被召服事時，在情境中獲賜的。</w:t>
+      </w:r>
+    </w:p>
+    <w:p>
+      <w:pPr/>
+      <w:r>
+        <w:rPr>
+          <w:lang w:val="zh_TW" w:bidi="zh_TW"/>
+        </w:rPr>
+      </w:r>
+      <w:r>
+        <w:rPr>
+          <w:lang w:val="zh_TW" w:bidi="zh_TW"/>
+        </w:rPr>
+        <w:t>其次，預言旨在提供未來的知識，目的是帶來當下的道德改變。先知關於的道德勸誡，可以從耶和華即將做的事情找到解釋（比如</w:t>
+      </w:r>
+      <w:hyperlink r:id="rId70">
+        <w:r>
+          <w:rPr>
+            <w:lang w:val="zh_TW" w:bidi="zh_TW"/>
+          </w:rPr>
+          <w:rPr>
+            <w:color w:val="0000EE"/>
+            <w:u w:val="single"/>
+          </w:rPr>
+          <w:t>賽31:6–7</w:t>
+        </w:r>
+      </w:hyperlink>
+      <w:r>
+        <w:rPr>
+          <w:lang w:val="zh_TW" w:bidi="zh_TW"/>
+        </w:rPr>
+        <w:t>；</w:t>
+      </w:r>
+      <w:hyperlink r:id="rId71">
+        <w:r>
+          <w:rPr>
+            <w:lang w:val="zh_TW" w:bidi="zh_TW"/>
+          </w:rPr>
+          <w:rPr>
+            <w:color w:val="0000EE"/>
+            <w:u w:val="single"/>
+          </w:rPr>
+          <w:t>摩5:6</w:t>
+        </w:r>
+      </w:hyperlink>
+      <w:r>
+        <w:rPr>
+          <w:lang w:val="zh_TW" w:bidi="zh_TW"/>
+        </w:rPr>
+        <w:t>）。</w:t>
+      </w:r>
+    </w:p>
+    <w:p>
+      <w:pPr/>
+      <w:r>
+        <w:rPr>
+          <w:lang w:val="zh_TW" w:bidi="zh_TW"/>
+        </w:rPr>
+      </w:r>
+      <w:r>
+        <w:rPr>
+          <w:lang w:val="zh_TW" w:bidi="zh_TW"/>
+        </w:rPr>
+        <w:t>第三，預言的事件進程，旨在穩定真信徒在黑暗時期的信心。比如，以賽亞書中的幾處經文（</w:t>
+      </w:r>
+      <w:hyperlink r:id="rId72">
+        <w:r>
+          <w:rPr>
+            <w:lang w:val="zh_TW" w:bidi="zh_TW"/>
+          </w:rPr>
+          <w:rPr>
+            <w:color w:val="0000EE"/>
+            <w:u w:val="single"/>
+          </w:rPr>
+          <w:t>賽9:1–7</w:t>
+        </w:r>
+      </w:hyperlink>
+      <w:r>
+        <w:rPr>
+          <w:lang w:val="zh_TW" w:bidi="zh_TW"/>
+        </w:rPr>
+        <w:t>，</w:t>
+      </w:r>
+      <w:hyperlink r:id="rId73">
+        <w:r>
+          <w:rPr>
+            <w:lang w:val="zh_TW" w:bidi="zh_TW"/>
+          </w:rPr>
+          <w:rPr>
+            <w:color w:val="0000EE"/>
+            <w:u w:val="single"/>
+          </w:rPr>
+          <w:t>11:1–16</w:t>
+        </w:r>
+      </w:hyperlink>
+      <w:r>
+        <w:rPr>
+          <w:lang w:val="zh_TW" w:bidi="zh_TW"/>
+        </w:rPr>
+        <w:t>，</w:t>
+      </w:r>
+      <w:hyperlink r:id="rId74">
+        <w:r>
+          <w:rPr>
+            <w:lang w:val="zh_TW" w:bidi="zh_TW"/>
+          </w:rPr>
+          <w:rPr>
+            <w:color w:val="0000EE"/>
+            <w:u w:val="single"/>
+          </w:rPr>
+          <w:t>40:1–3</w:t>
+        </w:r>
+      </w:hyperlink>
+      <w:r>
+        <w:rPr>
+          <w:lang w:val="zh_TW" w:bidi="zh_TW"/>
+        </w:rPr>
+        <w:t>），能將目光從緊接的悲慘悲劇，提升到即將來臨的榮耀。</w:t>
+      </w:r>
+    </w:p>
+    <w:p>
+      <w:pPr>
+        <w:pStyle w:val="Heading3"/>
+      </w:pPr>
+      <w:r>
+        <w:rPr>
+          <w:lang w:val="zh_TW" w:bidi="zh_TW"/>
+        </w:rPr>
+        <w:t>傳講的方式</w:t>
+      </w:r>
+    </w:p>
+    <w:p>
+      <w:pPr/>
+      <w:r>
+        <w:rPr>
+          <w:lang w:val="zh_TW" w:bidi="zh_TW"/>
+        </w:rPr>
+      </w:r>
+      <w:r>
+        <w:rPr>
+          <w:lang w:val="zh_TW" w:bidi="zh_TW"/>
+        </w:rPr>
+        <w:t>在預言中，先知是在宣告——他們在傳揚神的奇妙作為（參</w:t>
+      </w:r>
+      <w:hyperlink r:id="rId75">
+        <w:r>
+          <w:rPr>
+            <w:lang w:val="zh_TW" w:bidi="zh_TW"/>
+          </w:rPr>
+          <w:rPr>
+            <w:color w:val="0000EE"/>
+            <w:u w:val="single"/>
+          </w:rPr>
+          <w:t>徒2:11、17</w:t>
+        </w:r>
+      </w:hyperlink>
+      <w:r>
+        <w:rPr>
+          <w:lang w:val="zh_TW" w:bidi="zh_TW"/>
+        </w:rPr>
+        <w:t>中預言的定義）。大多數情況下，這種宣告是通過言語直接傳達。先知是傳講話語的人。他們的話語就像神差遣的使者（</w:t>
+      </w:r>
+      <w:hyperlink r:id="rId76">
+        <w:r>
+          <w:rPr>
+            <w:lang w:val="zh_TW" w:bidi="zh_TW"/>
+          </w:rPr>
+          <w:rPr>
+            <w:color w:val="0000EE"/>
+            <w:u w:val="single"/>
+          </w:rPr>
+          <w:t>賽55:11</w:t>
+        </w:r>
+      </w:hyperlink>
+      <w:r>
+        <w:rPr>
+          <w:lang w:val="zh_TW" w:bidi="zh_TW"/>
+        </w:rPr>
+        <w:t>），具有</w:t>
+      </w:r>
+      <w:hyperlink r:id="rId77">
+        <w:r>
+          <w:rPr>
+            <w:lang w:val="zh_TW" w:bidi="zh_TW"/>
+          </w:rPr>
+          <w:rPr>
+            <w:color w:val="0000EE"/>
+            <w:u w:val="single"/>
+          </w:rPr>
+          <w:t>創世記一章3節</w:t>
+        </w:r>
+      </w:hyperlink>
+      <w:r>
+        <w:rPr>
+          <w:lang w:val="zh_TW" w:bidi="zh_TW"/>
+        </w:rPr>
+        <w:t>創造言語的所有屬神力量（參</w:t>
+      </w:r>
+      <w:hyperlink r:id="rId78">
+        <w:r>
+          <w:rPr>
+            <w:lang w:val="zh_TW" w:bidi="zh_TW"/>
+          </w:rPr>
+          <w:rPr>
+            <w:color w:val="0000EE"/>
+            <w:u w:val="single"/>
+          </w:rPr>
+          <w:t>詩33:6</w:t>
+        </w:r>
+      </w:hyperlink>
+      <w:r>
+        <w:rPr>
+          <w:lang w:val="zh_TW" w:bidi="zh_TW"/>
+        </w:rPr>
+        <w:t>）。有時，言語的效果會因為伴隨標誌或象徵動作而增強（比如</w:t>
+      </w:r>
+      <w:hyperlink r:id="rId79">
+        <w:r>
+          <w:rPr>
+            <w:lang w:val="zh_TW" w:bidi="zh_TW"/>
+          </w:rPr>
+          <w:rPr>
+            <w:color w:val="0000EE"/>
+            <w:u w:val="single"/>
+          </w:rPr>
+          <w:t>耶13:1–11</w:t>
+        </w:r>
+      </w:hyperlink>
+      <w:r>
+        <w:rPr>
+          <w:lang w:val="zh_TW" w:bidi="zh_TW"/>
+        </w:rPr>
+        <w:t>，</w:t>
+      </w:r>
+      <w:hyperlink r:id="rId80">
+        <w:r>
+          <w:rPr>
+            <w:lang w:val="zh_TW" w:bidi="zh_TW"/>
+          </w:rPr>
+          <w:rPr>
+            <w:color w:val="0000EE"/>
+            <w:u w:val="single"/>
+          </w:rPr>
+          <w:t>19章</w:t>
+        </w:r>
+      </w:hyperlink>
+      <w:r>
+        <w:rPr>
+          <w:lang w:val="zh_TW" w:bidi="zh_TW"/>
+        </w:rPr>
+        <w:t>；</w:t>
+      </w:r>
+      <w:hyperlink r:id="rId81">
+        <w:r>
+          <w:rPr>
+            <w:lang w:val="zh_TW" w:bidi="zh_TW"/>
+          </w:rPr>
+          <w:rPr>
+            <w:color w:val="0000EE"/>
+            <w:u w:val="single"/>
+          </w:rPr>
+          <w:t>結4:1–17</w:t>
+        </w:r>
+      </w:hyperlink>
+      <w:r>
+        <w:rPr>
+          <w:lang w:val="zh_TW" w:bidi="zh_TW"/>
+        </w:rPr>
+        <w:t>，</w:t>
+      </w:r>
+      <w:hyperlink r:id="rId82">
+        <w:r>
+          <w:rPr>
+            <w:lang w:val="zh_TW" w:bidi="zh_TW"/>
+          </w:rPr>
+          <w:rPr>
+            <w:color w:val="0000EE"/>
+            <w:u w:val="single"/>
+          </w:rPr>
+          <w:t>24:15–24</w:t>
+        </w:r>
+      </w:hyperlink>
+      <w:r>
+        <w:rPr>
+          <w:lang w:val="zh_TW" w:bidi="zh_TW"/>
+        </w:rPr>
+        <w:t>），或與某人緊密相連（</w:t>
+      </w:r>
+      <w:hyperlink r:id="rId83">
+        <w:r>
+          <w:rPr>
+            <w:lang w:val="zh_TW" w:bidi="zh_TW"/>
+          </w:rPr>
+          <w:rPr>
+            <w:color w:val="0000EE"/>
+            <w:u w:val="single"/>
+          </w:rPr>
+          <w:t>賽7:3</w:t>
+        </w:r>
+      </w:hyperlink>
+      <w:r>
+        <w:rPr>
+          <w:lang w:val="zh_TW" w:bidi="zh_TW"/>
+        </w:rPr>
+        <w:t>；參</w:t>
+      </w:r>
+      <w:hyperlink r:id="rId84">
+        <w:r>
+          <w:rPr>
+            <w:lang w:val="zh_TW" w:bidi="zh_TW"/>
+          </w:rPr>
+          <w:rPr>
+            <w:color w:val="0000EE"/>
+            <w:u w:val="single"/>
+          </w:rPr>
+          <w:t>8:1–4</w:t>
+        </w:r>
+      </w:hyperlink>
+      <w:r>
+        <w:rPr>
+          <w:lang w:val="zh_TW" w:bidi="zh_TW"/>
+        </w:rPr>
+        <w:t>）。這些事物就像視覺輔助，使在場的人更清楚理解言語。象徵動作（有時稱為「行出來的神諭」）的目的，似乎不僅為了幫助理解，而是為了賦予言語更多力量和效果，因為它像使者一樣被送入那種情境中。這是從</w:t>
+      </w:r>
+      <w:hyperlink r:id="rId85">
+        <w:r>
+          <w:rPr>
+            <w:lang w:val="zh_TW" w:bidi="zh_TW"/>
+          </w:rPr>
+          <w:rPr>
+            <w:color w:val="0000EE"/>
+            <w:u w:val="single"/>
+          </w:rPr>
+          <w:t>列王紀下十三章14至19節</w:t>
+        </w:r>
+      </w:hyperlink>
+      <w:r>
+        <w:rPr>
+          <w:lang w:val="zh_TW" w:bidi="zh_TW"/>
+        </w:rPr>
+        <w:t>中得出的結論，王在行動中「展現」言語的程度，決定了言語能否有效促成事件發生。</w:t>
+      </w:r>
+    </w:p>
+    <w:p>
+      <w:pPr/>
+      <w:r>
+        <w:rPr>
+          <w:lang w:val="zh_TW" w:bidi="zh_TW"/>
+        </w:rPr>
+      </w:r>
+      <w:r>
+        <w:rPr>
+          <w:lang w:val="zh_TW" w:bidi="zh_TW"/>
+        </w:rPr>
+        <w:t>先知的話語，最終體現在保存下來的書卷中。</w:t>
+      </w:r>
+      <w:hyperlink r:id="rId86">
+        <w:r>
+          <w:rPr>
+            <w:lang w:val="zh_TW" w:bidi="zh_TW"/>
+          </w:rPr>
+          <w:rPr>
+            <w:color w:val="0000EE"/>
+            <w:u w:val="single"/>
+          </w:rPr>
+          <w:t>耶利米書三十六章</w:t>
+        </w:r>
+      </w:hyperlink>
+      <w:r>
+        <w:rPr>
+          <w:lang w:val="zh_TW" w:bidi="zh_TW"/>
+        </w:rPr>
+        <w:t>可以作為實例，說明先知花費時間和精力，將他們的口傳信息記錄在寫作中，是逐字逐句的謹慎記錄（</w:t>
+      </w:r>
+      <w:hyperlink r:id="rId87">
+        <w:r>
+          <w:rPr>
+            <w:lang w:val="zh_TW" w:bidi="zh_TW"/>
+          </w:rPr>
+          <w:rPr>
+            <w:color w:val="0000EE"/>
+            <w:u w:val="single"/>
+          </w:rPr>
+          <w:t>耶36:6、17–18</w:t>
+        </w:r>
+      </w:hyperlink>
+      <w:r>
+        <w:rPr>
+          <w:lang w:val="zh_TW" w:bidi="zh_TW"/>
+        </w:rPr>
+        <w:t>）。不過，信息本身的實際文學形式，也講述同樣的故事。我們在先知書中看到的內容，不可能是他們宣講話語的形式，而是他們保存（並整理）所講信息時，經過深思熟慮的措辭。可以理解的是，那些意識到自己在傳達神的話語的人，會確保這些話語不會流失。我們自然可以認為，每位先知都保存了其事工的書面記錄。我們不知道，也無從得知，以每位先知名字命名的書卷，其最終成果是否直接由該先知完成。比如，按照以賽亞書或阿摩司書精心安排的方式，我們最適宜假設書卷的作者同時也是書卷的編輯。</w:t>
+      </w:r>
+    </w:p>
+    <w:p>
+      <w:pPr/>
+      <w:r>
+        <w:rPr>
+          <w:lang w:val="zh_TW" w:bidi="zh_TW"/>
+        </w:rPr>
+      </w:r>
+      <w:r>
+        <w:rPr>
           <w:i/>
           <w:lang w:val="zh_TW" w:bidi="zh_TW"/>
         </w:rPr>
@@ -1182,67 +2228,25 @@
         <w:rPr>
           <w:lang w:val="zh_TW" w:bidi="zh_TW"/>
         </w:rPr>
-        <w:t>休妻</w:t>
-      </w:r>
-      <w:r>
-        <w:rPr>
-          <w:lang w:val="zh_TW" w:bidi="zh_TW"/>
-        </w:rPr>
-        <w:t>、</w:t>
-      </w:r>
-      <w:r>
-        <w:rPr>
-          <w:lang w:val="zh_TW" w:bidi="zh_TW"/>
-        </w:rPr>
-        <w:t>家庭生活和關係</w:t>
-      </w:r>
-      <w:r>
-        <w:rPr>
-          <w:lang w:val="zh_TW" w:bidi="zh_TW"/>
-        </w:rPr>
-        <w:t>、</w:t>
-      </w:r>
-      <w:r>
-        <w:rPr>
-          <w:lang w:val="zh_TW" w:bidi="zh_TW"/>
-        </w:rPr>
-        <w:t>男人</w:t>
-      </w:r>
-      <w:r>
-        <w:rPr>
-          <w:lang w:val="zh_TW" w:bidi="zh_TW"/>
-        </w:rPr>
-        <w:t>、</w:t>
-      </w:r>
-      <w:r>
-        <w:rPr>
-          <w:lang w:val="zh_TW" w:bidi="zh_TW"/>
-        </w:rPr>
-        <w:t>婚姻，婚姻習俗</w:t>
-      </w:r>
-      <w:r>
-        <w:rPr>
-          <w:lang w:val="zh_TW" w:bidi="zh_TW"/>
-        </w:rPr>
-        <w:t>、</w:t>
-      </w:r>
-      <w:r>
-        <w:rPr>
-          <w:lang w:val="zh_TW" w:bidi="zh_TW"/>
-        </w:rPr>
-        <w:t>童貞女</w:t>
-      </w:r>
-      <w:r>
-        <w:rPr>
-          <w:lang w:val="zh_TW" w:bidi="zh_TW"/>
-        </w:rPr>
-        <w:t>、</w:t>
-      </w:r>
-      <w:r>
-        <w:rPr>
-          <w:lang w:val="zh_TW" w:bidi="zh_TW"/>
-        </w:rPr>
-        <w:t>婦女</w:t>
+        <w:t xml:space="preserve"> </w:t>
+      </w:r>
+      <w:r>
+        <w:rPr>
+          <w:lang w:val="zh_TW" w:bidi="zh_TW"/>
+        </w:rPr>
+        <w:t>預言</w:t>
+      </w:r>
+      <w:r>
+        <w:rPr>
+          <w:lang w:val="zh_TW" w:bidi="zh_TW"/>
+        </w:rPr>
+        <w:t>；</w:t>
+      </w:r>
+      <w:r>
+        <w:rPr>
+          <w:lang w:val="zh_TW" w:bidi="zh_TW"/>
+        </w:rPr>
+        <w:t>假先知</w:t>
       </w:r>
       <w:r>
         <w:rPr>

--- a/zht/docx/158.content.docx
+++ b/zht/docx/158.content.docx
@@ -149,7 +149,7 @@
         <w:rPr>
           <w:lang w:val="zh_TW" w:bidi="zh_TW"/>
         </w:rPr>
-        <w:t>xian</w:t>
+        <w:t>tong</w:t>
       </w:r>
       <w:r>
         <w:rPr>
@@ -212,7 +212,7 @@
         <w:rPr>
           <w:lang w:val="zh_TW" w:bidi="zh_TW"/>
         </w:rPr>
-        <w:t>先知，女先知</w:t>
+        <w:t>通姦</w:t>
       </w:r>
       <w:r>
         <w:rPr>
@@ -231,7 +231,7 @@
         <w:rPr>
           <w:lang w:val="zh_TW" w:bidi="zh_TW"/>
         </w:rPr>
-        <w:t>蒙神揀選的男性或女性，代表祂說話，並預言神所計劃之事。</w:t>
+        <w:t>不貞、性方面的不道德（簡稱：性不道德）。「淫亂（fornication）」一詞在聖經中有幾種不同的意思。</w:t>
       </w:r>
     </w:p>
     <w:p>
@@ -245,7 +245,79 @@
         <w:rPr>
           <w:lang w:val="zh_TW" w:bidi="zh_TW"/>
         </w:rPr>
-        <w:t>概述</w:t>
+        <w:t>它的廣義含義是指所有非法的性行為，也就是除丈夫和妻子之間的性行為外的任何性行為。例如，在</w:t>
+      </w:r>
+      <w:hyperlink r:id="rId13">
+        <w:r>
+          <w:rPr>
+            <w:lang w:val="zh_TW" w:bidi="zh_TW"/>
+          </w:rPr>
+          <w:rPr>
+            <w:color w:val="0000EE"/>
+            <w:u w:val="single"/>
+          </w:rPr>
+          <w:t>哥林多前書五章1節</w:t>
+        </w:r>
+      </w:hyperlink>
+      <w:r>
+        <w:rPr>
+          <w:lang w:val="zh_TW" w:bidi="zh_TW"/>
+        </w:rPr>
+        <w:t>中，這個詞被用於指當地教會所容忍的一種罪：有一個人顯然與他的繼母同居。在</w:t>
+      </w:r>
+      <w:hyperlink r:id="rId14">
+        <w:r>
+          <w:rPr>
+            <w:lang w:val="zh_TW" w:bidi="zh_TW"/>
+          </w:rPr>
+          <w:rPr>
+            <w:color w:val="0000EE"/>
+            <w:u w:val="single"/>
+          </w:rPr>
+          <w:t>羅馬書一章29節</w:t>
+        </w:r>
+      </w:hyperlink>
+      <w:r>
+        <w:rPr>
+          <w:lang w:val="zh_TW" w:bidi="zh_TW"/>
+        </w:rPr>
+        <w:t>的一系列可怕的罪行中，使徒保羅將「淫亂」列入其中，似乎意在將其涵蓋所有形式的性方面不道德的行為。在哥林多前書中，保羅在上下文中暗示這個詞指各種非法的性活動（</w:t>
+      </w:r>
+      <w:hyperlink r:id="rId15">
+        <w:r>
+          <w:rPr>
+            <w:lang w:val="zh_TW" w:bidi="zh_TW"/>
+          </w:rPr>
+          <w:rPr>
+            <w:color w:val="0000EE"/>
+            <w:u w:val="single"/>
+          </w:rPr>
+          <w:t>6:13、18</w:t>
+        </w:r>
+      </w:hyperlink>
+      <w:r>
+        <w:rPr>
+          <w:lang w:val="zh_TW" w:bidi="zh_TW"/>
+        </w:rPr>
+        <w:t>）。在</w:t>
+      </w:r>
+      <w:hyperlink r:id="rId16">
+        <w:r>
+          <w:rPr>
+            <w:lang w:val="zh_TW" w:bidi="zh_TW"/>
+          </w:rPr>
+          <w:rPr>
+            <w:color w:val="0000EE"/>
+            <w:u w:val="single"/>
+          </w:rPr>
+          <w:t>哥林多前書七章2節</w:t>
+        </w:r>
+      </w:hyperlink>
+      <w:r>
+        <w:rPr>
+          <w:lang w:val="zh_TW" w:bidi="zh_TW"/>
+        </w:rPr>
+        <w:t>中，保羅使用了「淫亂」的希臘文複數形式，暗示這種罪行可能以多種形式表現出來。他因此指出，哥林多人應該結婚並合宜地共同生活。「淫亂」廣義含義中的一種罪行是姦淫。</w:t>
       </w:r>
     </w:p>
     <w:p>
@@ -259,7 +331,61 @@
         <w:rPr>
           <w:lang w:val="zh_TW" w:bidi="zh_TW"/>
         </w:rPr>
-        <w:t>• 引言</w:t>
+        <w:t>「淫亂」也有一種更為狹義的含義，指未婚之間的性不道德行為。在那些將「淫亂」和「姦淫」並列的聖經清單中，暗示了這種含義。耶穌所列的出於人心中的污穢罪行包括「淫亂（譯註：和合本譯為苟合）」和「姦淫」（</w:t>
+      </w:r>
+      <w:hyperlink r:id="rId17">
+        <w:r>
+          <w:rPr>
+            <w:lang w:val="zh_TW" w:bidi="zh_TW"/>
+          </w:rPr>
+          <w:rPr>
+            <w:color w:val="0000EE"/>
+            <w:u w:val="single"/>
+          </w:rPr>
+          <w:t>太15:19</w:t>
+        </w:r>
+      </w:hyperlink>
+      <w:r>
+        <w:rPr>
+          <w:lang w:val="zh_TW" w:bidi="zh_TW"/>
+        </w:rPr>
+        <w:t>；</w:t>
+      </w:r>
+      <w:hyperlink r:id="rId18">
+        <w:r>
+          <w:rPr>
+            <w:lang w:val="zh_TW" w:bidi="zh_TW"/>
+          </w:rPr>
+          <w:rPr>
+            <w:color w:val="0000EE"/>
+            <w:u w:val="single"/>
+          </w:rPr>
+          <w:t>可7:21–22</w:t>
+        </w:r>
+      </w:hyperlink>
+      <w:r>
+        <w:rPr>
+          <w:lang w:val="zh_TW" w:bidi="zh_TW"/>
+        </w:rPr>
+        <w:t>）。保羅列出的那些不能承受神的國的罪人中也包括淫亂的和姦淫的（</w:t>
+      </w:r>
+      <w:hyperlink r:id="rId19">
+        <w:r>
+          <w:rPr>
+            <w:lang w:val="zh_TW" w:bidi="zh_TW"/>
+          </w:rPr>
+          <w:rPr>
+            <w:color w:val="0000EE"/>
+            <w:u w:val="single"/>
+          </w:rPr>
+          <w:t>林前6:9</w:t>
+        </w:r>
+      </w:hyperlink>
+      <w:r>
+        <w:rPr>
+          <w:lang w:val="zh_TW" w:bidi="zh_TW"/>
+        </w:rPr>
+        <w:t>）。</w:t>
       </w:r>
     </w:p>
     <w:p>
@@ -273,7 +399,43 @@
         <w:rPr>
           <w:lang w:val="zh_TW" w:bidi="zh_TW"/>
         </w:rPr>
-        <w:t>• 先知的稱謂和歷史</w:t>
+        <w:t>「淫亂」在</w:t>
+      </w:r>
+      <w:hyperlink r:id="rId20">
+        <w:r>
+          <w:rPr>
+            <w:lang w:val="zh_TW" w:bidi="zh_TW"/>
+          </w:rPr>
+          <w:rPr>
+            <w:color w:val="0000EE"/>
+            <w:u w:val="single"/>
+          </w:rPr>
+          <w:t>馬太福音五章32節</w:t>
+        </w:r>
+      </w:hyperlink>
+      <w:r>
+        <w:rPr>
+          <w:lang w:val="zh_TW" w:bidi="zh_TW"/>
+        </w:rPr>
+        <w:t>和</w:t>
+      </w:r>
+      <w:hyperlink r:id="rId21">
+        <w:r>
+          <w:rPr>
+            <w:lang w:val="zh_TW" w:bidi="zh_TW"/>
+          </w:rPr>
+          <w:rPr>
+            <w:color w:val="0000EE"/>
+            <w:u w:val="single"/>
+          </w:rPr>
+          <w:t>十九章9節</w:t>
+        </w:r>
+      </w:hyperlink>
+      <w:r>
+        <w:rPr>
+          <w:lang w:val="zh_TW" w:bidi="zh_TW"/>
+        </w:rPr>
+        <w:t>通常被現今的聖經學者理解為專指姦淫。對於希臘文porneia的翻譯涉及解釋而非純翻譯。學者們對耶穌關於休妻的例外說法是否指淫亂的廣義或狹義含義存在分歧。他可能僅指姦淫，也可能將它與其它性罪一併包括在內。</w:t>
       </w:r>
     </w:p>
     <w:p>
@@ -287,7 +449,97 @@
         <w:rPr>
           <w:lang w:val="zh_TW" w:bidi="zh_TW"/>
         </w:rPr>
-        <w:t>• 感動</w:t>
+        <w:t>「淫亂」一詞在舊約和新約中也有比喻性的用法。起源於以色列和教會作為主的妻子或新娘的描述，背離神和拜偶像被稱為淫亂（例如，見</w:t>
+      </w:r>
+      <w:hyperlink r:id="rId22">
+        <w:r>
+          <w:rPr>
+            <w:lang w:val="zh_TW" w:bidi="zh_TW"/>
+          </w:rPr>
+          <w:rPr>
+            <w:color w:val="0000EE"/>
+            <w:u w:val="single"/>
+          </w:rPr>
+          <w:t>耶2章</w:t>
+        </w:r>
+      </w:hyperlink>
+      <w:r>
+        <w:rPr>
+          <w:lang w:val="zh_TW" w:bidi="zh_TW"/>
+        </w:rPr>
+        <w:t>）。</w:t>
+      </w:r>
+      <w:hyperlink r:id="rId23">
+        <w:r>
+          <w:rPr>
+            <w:lang w:val="zh_TW" w:bidi="zh_TW"/>
+          </w:rPr>
+          <w:rPr>
+            <w:color w:val="0000EE"/>
+            <w:u w:val="single"/>
+          </w:rPr>
+          <w:t>以西結書第十六章</w:t>
+        </w:r>
+      </w:hyperlink>
+      <w:r>
+        <w:rPr>
+          <w:lang w:val="zh_TW" w:bidi="zh_TW"/>
+        </w:rPr>
+        <w:t>用對婚姻誓言的不忠來象徵耶路撒冷與神之間偏離正道的關係。耶路撒冷對神而言成了一個「行淫的妻」。何西阿書的前三章使用先知何西阿與其淫亂的妻子歌篾的關係，來比喻以色列民族如何對其「丈夫」（神）犯下淫亂之罪，轉而追求其它神。在啟示錄中，「淫亂」和「邪淫」的比喻用法用於大巴比倫——大淫婦（</w:t>
+      </w:r>
+      <w:hyperlink r:id="rId24">
+        <w:r>
+          <w:rPr>
+            <w:lang w:val="zh_TW" w:bidi="zh_TW"/>
+          </w:rPr>
+          <w:rPr>
+            <w:color w:val="0000EE"/>
+            <w:u w:val="single"/>
+          </w:rPr>
+          <w:t>啟14:8，</w:t>
+        </w:r>
+      </w:hyperlink>
+      <w:hyperlink r:id="rId25">
+        <w:r>
+          <w:rPr>
+            <w:lang w:val="zh_TW" w:bidi="zh_TW"/>
+          </w:rPr>
+          <w:rPr>
+            <w:color w:val="0000EE"/>
+            <w:u w:val="single"/>
+          </w:rPr>
+          <w:t>17:2–4，</w:t>
+        </w:r>
+      </w:hyperlink>
+      <w:hyperlink r:id="rId26">
+        <w:r>
+          <w:rPr>
+            <w:lang w:val="zh_TW" w:bidi="zh_TW"/>
+          </w:rPr>
+          <w:rPr>
+            <w:color w:val="0000EE"/>
+            <w:u w:val="single"/>
+          </w:rPr>
+          <w:t>18:3，</w:t>
+        </w:r>
+      </w:hyperlink>
+      <w:hyperlink r:id="rId27">
+        <w:r>
+          <w:rPr>
+            <w:lang w:val="zh_TW" w:bidi="zh_TW"/>
+          </w:rPr>
+          <w:rPr>
+            <w:color w:val="0000EE"/>
+            <w:u w:val="single"/>
+          </w:rPr>
+          <w:t>19:2</w:t>
+        </w:r>
+      </w:hyperlink>
+      <w:r>
+        <w:rPr>
+          <w:lang w:val="zh_TW" w:bidi="zh_TW"/>
+        </w:rPr>
+        <w:t>）。</w:t>
       </w:r>
     </w:p>
     <w:p>
@@ -299,9 +551,38 @@
       </w:r>
       <w:r>
         <w:rPr>
-          <w:lang w:val="zh_TW" w:bidi="zh_TW"/>
-        </w:rPr>
-        <w:t>• 真假先知</w:t>
+          <w:i/>
+          <w:lang w:val="zh_TW" w:bidi="zh_TW"/>
+        </w:rPr>
+        <w:t>另見</w:t>
+      </w:r>
+      <w:r>
+        <w:rPr>
+          <w:lang w:val="zh_TW" w:bidi="zh_TW"/>
+        </w:rPr>
+        <w:t xml:space="preserve"> </w:t>
+      </w:r>
+      <w:r>
+        <w:rPr>
+          <w:lang w:val="zh_TW" w:bidi="zh_TW"/>
+        </w:rPr>
+        <w:t>姦淫</w:t>
+      </w:r>
+      <w:r>
+        <w:rPr>
+          <w:lang w:val="zh_TW" w:bidi="zh_TW"/>
+        </w:rPr>
+        <w:t>。</w:t>
+      </w:r>
+      <w:r>
+        <w:rPr>
+          <w:lang w:val="zh_TW" w:bidi="zh_TW"/>
+        </w:rPr>
+      </w:r>
+      <w:r>
+        <w:rPr>
+          <w:lang w:val="zh_TW" w:bidi="zh_TW"/>
+        </w:rPr>
       </w:r>
     </w:p>
     <w:p>
@@ -311,11 +592,21 @@
           <w:lang w:val="zh_TW" w:bidi="zh_TW"/>
         </w:rPr>
       </w:r>
-      <w:r>
-        <w:rPr>
-          <w:lang w:val="zh_TW" w:bidi="zh_TW"/>
-        </w:rPr>
-        <w:t>• 先知的作用</w:t>
+    </w:p>
+    <w:p>
+      <w:pPr>
+        <w:pStyle w:val="Heading2"/>
+      </w:pPr>
+      <w:r>
+        <w:rPr>
+          <w:lang w:val="zh_TW" w:bidi="zh_TW"/>
+        </w:rPr>
+        <w:t>童貞女</w:t>
+      </w:r>
+      <w:r>
+        <w:rPr>
+          <w:lang w:val="zh_TW" w:bidi="zh_TW"/>
+        </w:rPr>
       </w:r>
     </w:p>
     <w:p>
@@ -329,18 +620,25 @@
         <w:rPr>
           <w:lang w:val="zh_TW" w:bidi="zh_TW"/>
         </w:rPr>
-        <w:t>• 傳講的方式</w:t>
-      </w:r>
-    </w:p>
-    <w:p>
-      <w:pPr>
-        <w:pStyle w:val="Heading3"/>
-      </w:pPr>
-      <w:r>
-        <w:rPr>
-          <w:lang w:val="zh_TW" w:bidi="zh_TW"/>
-        </w:rPr>
-        <w:t>介紹</w:t>
+        <w:t>這是用來描述女性，或用來比喻地方、國家和教會的詞。該詞是在描述一位性徵成熟但尚未發生性行為的女性。耶穌的母親馬利亞就是一個明顯的例子（</w:t>
+      </w:r>
+      <w:hyperlink r:id="rId28">
+        <w:r>
+          <w:rPr>
+            <w:lang w:val="zh_TW" w:bidi="zh_TW"/>
+          </w:rPr>
+          <w:rPr>
+            <w:color w:val="0000EE"/>
+            <w:u w:val="single"/>
+          </w:rPr>
+          <w:t>太1:18–25</w:t>
+        </w:r>
+      </w:hyperlink>
+      <w:r>
+        <w:rPr>
+          <w:lang w:val="zh_TW" w:bidi="zh_TW"/>
+        </w:rPr>
+        <w:t>）。</w:t>
       </w:r>
     </w:p>
     <w:p>
@@ -354,21 +652,9 @@
         <w:rPr>
           <w:lang w:val="zh_TW" w:bidi="zh_TW"/>
         </w:rPr>
-        <w:t>當耶穌使寡婦的兒子從死裡復活時，旁觀者說：「</w:t>
-      </w:r>
-      <w:r>
-        <w:rPr>
-          <w:lang w:val="zh_TW" w:bidi="zh_TW"/>
-        </w:rPr>
-        <w:t>有大先知在我們中間興起來了</w:t>
-      </w:r>
-      <w:r>
-        <w:rPr>
-          <w:lang w:val="zh_TW" w:bidi="zh_TW"/>
-        </w:rPr>
-        <w:t>！」（</w:t>
-      </w:r>
-      <w:hyperlink r:id="rId13">
+        <w:t>舊約聖經非常重視在婚姻前保持貞潔。利百加成為適合以撒的新娘，其中一個特質就是她的貞潔（</w:t>
+      </w:r>
+      <w:hyperlink r:id="rId29">
         <w:r>
           <w:rPr>
             <w:lang w:val="zh_TW" w:bidi="zh_TW"/>
@@ -377,16 +663,16 @@
             <w:color w:val="0000EE"/>
             <w:u w:val="single"/>
           </w:rPr>
-          <w:t>路7:16</w:t>
+          <w:t>創24:16</w:t>
         </w:r>
       </w:hyperlink>
       <w:r>
         <w:rPr>
           <w:lang w:val="zh_TW" w:bidi="zh_TW"/>
         </w:rPr>
-        <w:t>；參</w:t>
-      </w:r>
-      <w:hyperlink r:id="rId14">
+        <w:t>）。律法規定祭司只能娶貞潔的女子為妻（</w:t>
+      </w:r>
+      <w:hyperlink r:id="rId30">
         <w:r>
           <w:rPr>
             <w:lang w:val="zh_TW" w:bidi="zh_TW"/>
@@ -395,16 +681,16 @@
             <w:color w:val="0000EE"/>
             <w:u w:val="single"/>
           </w:rPr>
-          <w:t>可6:15</w:t>
+          <w:t>利21:7</w:t>
         </w:r>
       </w:hyperlink>
       <w:r>
         <w:rPr>
           <w:lang w:val="zh_TW" w:bidi="zh_TW"/>
         </w:rPr>
-        <w:t>，</w:t>
-      </w:r>
-      <w:hyperlink r:id="rId15">
+        <w:t>、</w:t>
+      </w:r>
+      <w:hyperlink r:id="rId30">
         <w:r>
           <w:rPr>
             <w:lang w:val="zh_TW" w:bidi="zh_TW"/>
@@ -413,16 +699,10 @@
             <w:color w:val="0000EE"/>
             <w:u w:val="single"/>
           </w:rPr>
-          <w:t>8:28</w:t>
+          <w:t>13</w:t>
         </w:r>
       </w:hyperlink>
-      <w:r>
-        <w:rPr>
-          <w:lang w:val="zh_TW" w:bidi="zh_TW"/>
-        </w:rPr>
-        <w:t>）在猶太的宗教思想中，最為生動且具規範意義的宗教事件，都集中在先知蒙召和事工，就是神透過先知向祂的子民傳達話語。人們對於耶穌的評價，其實是比他們所知的更為正確，因為神確實在耶穌裡面臨到他們；而耶穌的地位雖然遠高過先知，實際上卻正是摩西所預言，先知秩序的冠冕和高峰（</w:t>
-      </w:r>
-      <w:hyperlink r:id="rId16">
+      <w:hyperlink r:id="rId31">
         <w:r>
           <w:rPr>
             <w:lang w:val="zh_TW" w:bidi="zh_TW"/>
@@ -431,25 +711,26 @@
             <w:color w:val="0000EE"/>
             <w:u w:val="single"/>
           </w:rPr>
-          <w:t>申18:15–19</w:t>
+          <w:t>–</w:t>
         </w:r>
       </w:hyperlink>
-      <w:r>
-        <w:rPr>
-          <w:lang w:val="zh_TW" w:bidi="zh_TW"/>
-        </w:rPr>
-        <w:t>）。</w:t>
-      </w:r>
-    </w:p>
-    <w:p>
-      <w:pPr>
-        <w:pStyle w:val="Heading3"/>
-      </w:pPr>
-      <w:r>
-        <w:rPr>
-          <w:lang w:val="zh_TW" w:bidi="zh_TW"/>
-        </w:rPr>
-        <w:t>先知的稱謂和歷史</w:t>
+      <w:hyperlink r:id="rId30">
+        <w:r>
+          <w:rPr>
+            <w:lang w:val="zh_TW" w:bidi="zh_TW"/>
+          </w:rPr>
+          <w:rPr>
+            <w:color w:val="0000EE"/>
+            <w:u w:val="single"/>
+          </w:rPr>
+          <w:t>14</w:t>
+        </w:r>
+      </w:hyperlink>
+      <w:r>
+        <w:rPr>
+          <w:lang w:val="zh_TW" w:bidi="zh_TW"/>
+        </w:rPr>
+        <w:t>）。而祭司應該是那些生活最符合神標準的人。</w:t>
       </w:r>
     </w:p>
     <w:p>
@@ -463,9 +744,9 @@
         <w:rPr>
           <w:lang w:val="zh_TW" w:bidi="zh_TW"/>
         </w:rPr>
-        <w:t>舊約用於描述這些人的主要詞語，是「先知」（見</w:t>
-      </w:r>
-      <w:hyperlink r:id="rId17">
+        <w:t>這反映了聖經對婚姻的教導，也使專一的忠誠成為婚姻的理想。新約聖經禁止婚前性行為，表達了這一理想（</w:t>
+      </w:r>
+      <w:hyperlink r:id="rId15">
         <w:r>
           <w:rPr>
             <w:lang w:val="zh_TW" w:bidi="zh_TW"/>
@@ -474,16 +755,16 @@
             <w:color w:val="0000EE"/>
             <w:u w:val="single"/>
           </w:rPr>
-          <w:t>士6:8</w:t>
+          <w:t>林前6:13</w:t>
         </w:r>
       </w:hyperlink>
       <w:r>
         <w:rPr>
           <w:lang w:val="zh_TW" w:bidi="zh_TW"/>
         </w:rPr>
-        <w:t>）、「神人」（見</w:t>
-      </w:r>
-      <w:hyperlink r:id="rId18">
+        <w:t>、</w:t>
+      </w:r>
+      <w:hyperlink r:id="rId15">
         <w:r>
           <w:rPr>
             <w:lang w:val="zh_TW" w:bidi="zh_TW"/>
@@ -492,16 +773,16 @@
             <w:color w:val="0000EE"/>
             <w:u w:val="single"/>
           </w:rPr>
-          <w:t>王下4:9</w:t>
+          <w:t>18</w:t>
         </w:r>
       </w:hyperlink>
       <w:r>
         <w:rPr>
           <w:lang w:val="zh_TW" w:bidi="zh_TW"/>
         </w:rPr>
-        <w:t>）和「先見」（見</w:t>
-      </w:r>
-      <w:hyperlink r:id="rId19">
+        <w:t>）。新約聖經使用「童女（或童身）」來描述對神忠心的基督徒（</w:t>
+      </w:r>
+      <w:hyperlink r:id="rId32">
         <w:r>
           <w:rPr>
             <w:lang w:val="zh_TW" w:bidi="zh_TW"/>
@@ -510,16 +791,16 @@
             <w:color w:val="0000EE"/>
             <w:u w:val="single"/>
           </w:rPr>
-          <w:t>撒上9:9</w:t>
+          <w:t>啟14:4</w:t>
         </w:r>
       </w:hyperlink>
       <w:r>
         <w:rPr>
           <w:lang w:val="zh_TW" w:bidi="zh_TW"/>
         </w:rPr>
-        <w:t>；</w:t>
-      </w:r>
-      <w:hyperlink r:id="rId20">
+        <w:t>；參</w:t>
+      </w:r>
+      <w:hyperlink r:id="rId33">
         <w:r>
           <w:rPr>
             <w:lang w:val="zh_TW" w:bidi="zh_TW"/>
@@ -528,7 +809,7 @@
             <w:color w:val="0000EE"/>
             <w:u w:val="single"/>
           </w:rPr>
-          <w:t>撒下24:11</w:t>
+          <w:t>林後11:2</w:t>
         </w:r>
       </w:hyperlink>
       <w:r>
@@ -549,9 +830,9 @@
         <w:rPr>
           <w:lang w:val="zh_TW" w:bidi="zh_TW"/>
         </w:rPr>
-        <w:t>翻譯為「先知」的詞彙，似乎首重「被召」的概念：神主動揀選、呼召並差遣先知（比如</w:t>
-      </w:r>
-      <w:hyperlink r:id="rId21">
+        <w:t>從負面的角度來看，舊約聖經在處罰失去貞潔的問題上強調了相同的原則。如果男人在道德上負有責任，那麼他必須娶女子為妻或賠償女子的父親（</w:t>
+      </w:r>
+      <w:hyperlink r:id="rId34">
         <w:r>
           <w:rPr>
             <w:lang w:val="zh_TW" w:bidi="zh_TW"/>
@@ -560,16 +841,16 @@
             <w:color w:val="0000EE"/>
             <w:u w:val="single"/>
           </w:rPr>
-          <w:t>耶1:4–5</w:t>
+          <w:t>出22:16–17</w:t>
         </w:r>
       </w:hyperlink>
       <w:r>
         <w:rPr>
           <w:lang w:val="zh_TW" w:bidi="zh_TW"/>
         </w:rPr>
-        <w:t>，</w:t>
-      </w:r>
-      <w:hyperlink r:id="rId22">
+        <w:t>）。如果女性自己有責任，其懲罰就是死刑（</w:t>
+      </w:r>
+      <w:hyperlink r:id="rId35">
         <w:r>
           <w:rPr>
             <w:lang w:val="zh_TW" w:bidi="zh_TW"/>
@@ -578,16 +859,16 @@
             <w:color w:val="0000EE"/>
             <w:u w:val="single"/>
           </w:rPr>
-          <w:t>7:25</w:t>
+          <w:t>申22:20–21</w:t>
         </w:r>
       </w:hyperlink>
       <w:r>
         <w:rPr>
           <w:lang w:val="zh_TW" w:bidi="zh_TW"/>
         </w:rPr>
-        <w:t>；</w:t>
-      </w:r>
-      <w:hyperlink r:id="rId23">
+        <w:t>）。然而，舊約聖經中很少提及對於終生守貞的讚美。耶利米被吩咐不要娶妻，僅僅是為了強調神對即將到來的審判的警告（</w:t>
+      </w:r>
+      <w:hyperlink r:id="rId36">
         <w:r>
           <w:rPr>
             <w:lang w:val="zh_TW" w:bidi="zh_TW"/>
@@ -596,16 +877,16 @@
             <w:color w:val="0000EE"/>
             <w:u w:val="single"/>
           </w:rPr>
-          <w:t>摩7:14</w:t>
+          <w:t>耶16:2</w:t>
         </w:r>
       </w:hyperlink>
       <w:r>
         <w:rPr>
           <w:lang w:val="zh_TW" w:bidi="zh_TW"/>
         </w:rPr>
-        <w:t>）。「神人」講述先知因其蒙召而進入的關係：他現在是「神的人」，被認為屬於神（</w:t>
-      </w:r>
-      <w:hyperlink r:id="rId18">
+        <w:t>）。從女性的角度來看，終生保持未婚貞潔和沒有子女是一種悲劇（參</w:t>
+      </w:r>
+      <w:hyperlink r:id="rId37">
         <w:r>
           <w:rPr>
             <w:lang w:val="zh_TW" w:bidi="zh_TW"/>
@@ -614,14 +895,14 @@
             <w:color w:val="0000EE"/>
             <w:u w:val="single"/>
           </w:rPr>
-          <w:t>王下4:9</w:t>
+          <w:t>士11:37</w:t>
         </w:r>
       </w:hyperlink>
       <w:r>
         <w:rPr>
           <w:lang w:val="zh_TW" w:bidi="zh_TW"/>
         </w:rPr>
-        <w:t>）。「先見」表達神賦予先知新奇非凡的洞察力。希伯來語與英語一樣，常用的動詞「看見」也表示理解（I see what you mean，即我明白你的意思）以及洞察事物本質和意義的能力（He sees things very clearly，即他看事物非常清楚）。對於先知而言，他們的「洞察力」遠超常人，因為耶和華啟發他們，成為祂信息的器皿。</w:t>
+        <w:t>）。</w:t>
       </w:r>
     </w:p>
     <w:p>
@@ -635,9 +916,9 @@
         <w:rPr>
           <w:lang w:val="zh_TW" w:bidi="zh_TW"/>
         </w:rPr>
-        <w:t>偉大先知肩負重任，推動舊約故事前進，其起點從摩西開始，再沒有先知像他（</w:t>
-      </w:r>
-      <w:hyperlink r:id="rId24">
+        <w:t>新約聖經重視婚姻，但更清楚地顯明基督徒男女保持貞潔的益處。保羅宣稱，獨身對某些人來說是神的恩賜，因為其對基督徒的事奉有正面的果效（</w:t>
+      </w:r>
+      <w:hyperlink r:id="rId38">
         <w:r>
           <w:rPr>
             <w:lang w:val="zh_TW" w:bidi="zh_TW"/>
@@ -646,16 +927,16 @@
             <w:color w:val="0000EE"/>
             <w:u w:val="single"/>
           </w:rPr>
-          <w:t>申34:10</w:t>
+          <w:t>林前7:7</w:t>
         </w:r>
       </w:hyperlink>
       <w:r>
         <w:rPr>
           <w:lang w:val="zh_TW" w:bidi="zh_TW"/>
         </w:rPr>
-        <w:t>）。這個看法正確無誤，因為摩西具備所有先知的獨特標誌：蒙召（</w:t>
-      </w:r>
-      <w:hyperlink r:id="rId25">
+        <w:t>、</w:t>
+      </w:r>
+      <w:hyperlink r:id="rId38">
         <w:r>
           <w:rPr>
             <w:lang w:val="zh_TW" w:bidi="zh_TW"/>
@@ -664,16 +945,10 @@
             <w:color w:val="0000EE"/>
             <w:u w:val="single"/>
           </w:rPr>
-          <w:t>出3:1–4:17</w:t>
+          <w:t>25</w:t>
         </w:r>
       </w:hyperlink>
-      <w:r>
-        <w:rPr>
-          <w:lang w:val="zh_TW" w:bidi="zh_TW"/>
-        </w:rPr>
-        <w:t>；參</w:t>
-      </w:r>
-      <w:hyperlink r:id="rId26">
+      <w:hyperlink r:id="rId39">
         <w:r>
           <w:rPr>
             <w:lang w:val="zh_TW" w:bidi="zh_TW"/>
@@ -682,16 +957,10 @@
             <w:color w:val="0000EE"/>
             <w:u w:val="single"/>
           </w:rPr>
-          <w:t>賽6章</w:t>
+          <w:t>–</w:t>
         </w:r>
       </w:hyperlink>
-      <w:r>
-        <w:rPr>
-          <w:lang w:val="zh_TW" w:bidi="zh_TW"/>
-        </w:rPr>
-        <w:t>；</w:t>
-      </w:r>
-      <w:hyperlink r:id="rId27">
+      <w:hyperlink r:id="rId38">
         <w:r>
           <w:rPr>
             <w:lang w:val="zh_TW" w:bidi="zh_TW"/>
@@ -700,16 +969,28 @@
             <w:color w:val="0000EE"/>
             <w:u w:val="single"/>
           </w:rPr>
-          <w:t>耶1:4–19</w:t>
+          <w:t>38</w:t>
         </w:r>
       </w:hyperlink>
       <w:r>
         <w:rPr>
           <w:lang w:val="zh_TW" w:bidi="zh_TW"/>
         </w:rPr>
-        <w:t>；</w:t>
-      </w:r>
-      <w:hyperlink r:id="rId28">
+        <w:t>）。耶穌讚揚那些為了天國而「</w:t>
+      </w:r>
+      <w:r>
+        <w:rPr>
+          <w:lang w:val="zh_TW" w:bidi="zh_TW"/>
+        </w:rPr>
+        <w:t>自閹</w:t>
+      </w:r>
+      <w:r>
+        <w:rPr>
+          <w:lang w:val="zh_TW" w:bidi="zh_TW"/>
+        </w:rPr>
+        <w:t>」的人（</w:t>
+      </w:r>
+      <w:hyperlink r:id="rId40">
         <w:r>
           <w:rPr>
             <w:lang w:val="zh_TW" w:bidi="zh_TW"/>
@@ -718,115 +999,7 @@
             <w:color w:val="0000EE"/>
             <w:u w:val="single"/>
           </w:rPr>
-          <w:t>結1–3</w:t>
-        </w:r>
-      </w:hyperlink>
-      <w:r>
-        <w:rPr>
-          <w:lang w:val="zh_TW" w:bidi="zh_TW"/>
-        </w:rPr>
-        <w:t>；</w:t>
-      </w:r>
-      <w:hyperlink r:id="rId29">
-        <w:r>
-          <w:rPr>
-            <w:lang w:val="zh_TW" w:bidi="zh_TW"/>
-          </w:rPr>
-          <w:rPr>
-            <w:color w:val="0000EE"/>
-            <w:u w:val="single"/>
-          </w:rPr>
-          <w:t>何1:2</w:t>
-        </w:r>
-      </w:hyperlink>
-      <w:r>
-        <w:rPr>
-          <w:lang w:val="zh_TW" w:bidi="zh_TW"/>
-        </w:rPr>
-        <w:t>；</w:t>
-      </w:r>
-      <w:hyperlink r:id="rId30">
-        <w:r>
-          <w:rPr>
-            <w:lang w:val="zh_TW" w:bidi="zh_TW"/>
-          </w:rPr>
-          <w:rPr>
-            <w:color w:val="0000EE"/>
-            <w:u w:val="single"/>
-          </w:rPr>
-          <w:t>摩7:14–15</w:t>
-        </w:r>
-      </w:hyperlink>
-      <w:r>
-        <w:rPr>
-          <w:lang w:val="zh_TW" w:bidi="zh_TW"/>
-        </w:rPr>
-        <w:t>），認識到歷史事件是神的行動，照祂的話語成就（</w:t>
-      </w:r>
-      <w:hyperlink r:id="rId31">
-        <w:r>
-          <w:rPr>
-            <w:lang w:val="zh_TW" w:bidi="zh_TW"/>
-          </w:rPr>
-          <w:rPr>
-            <w:color w:val="0000EE"/>
-            <w:u w:val="single"/>
-          </w:rPr>
-          <w:t>出3:12</w:t>
-        </w:r>
-      </w:hyperlink>
-      <w:r>
-        <w:rPr>
-          <w:lang w:val="zh_TW" w:bidi="zh_TW"/>
-        </w:rPr>
-        <w:t>，</w:t>
-      </w:r>
-      <w:hyperlink r:id="rId32">
-        <w:r>
-          <w:rPr>
-            <w:lang w:val="zh_TW" w:bidi="zh_TW"/>
-          </w:rPr>
-          <w:rPr>
-            <w:color w:val="0000EE"/>
-            <w:u w:val="single"/>
-          </w:rPr>
-          <w:t>4:21–23</w:t>
-        </w:r>
-      </w:hyperlink>
-      <w:r>
-        <w:rPr>
-          <w:lang w:val="zh_TW" w:bidi="zh_TW"/>
-        </w:rPr>
-        <w:t>），倫理和社會關懷的心（</w:t>
-      </w:r>
-      <w:hyperlink r:id="rId33">
-        <w:r>
-          <w:rPr>
-            <w:lang w:val="zh_TW" w:bidi="zh_TW"/>
-          </w:rPr>
-          <w:rPr>
-            <w:color w:val="0000EE"/>
-            <w:u w:val="single"/>
-          </w:rPr>
-          <w:t>2:11–13</w:t>
-        </w:r>
-      </w:hyperlink>
-      <w:r>
-        <w:rPr>
-          <w:lang w:val="zh_TW" w:bidi="zh_TW"/>
-        </w:rPr>
-        <w:t>），看重無助的人（見</w:t>
-      </w:r>
-      <w:hyperlink r:id="rId34">
-        <w:r>
-          <w:rPr>
-            <w:lang w:val="zh_TW" w:bidi="zh_TW"/>
-          </w:rPr>
-          <w:rPr>
-            <w:color w:val="0000EE"/>
-            <w:u w:val="single"/>
-          </w:rPr>
-          <w:t>17節</w:t>
+          <w:t>太19:12</w:t>
         </w:r>
       </w:hyperlink>
       <w:r>
@@ -845,1408 +1018,64 @@
       </w:r>
       <w:r>
         <w:rPr>
-          <w:lang w:val="zh_TW" w:bidi="zh_TW"/>
-        </w:rPr>
-        <w:t>不過</w:t>
-      </w:r>
-      <w:hyperlink r:id="rId24">
-        <w:r>
-          <w:rPr>
-            <w:lang w:val="zh_TW" w:bidi="zh_TW"/>
-          </w:rPr>
-          <w:rPr>
-            <w:color w:val="0000EE"/>
-            <w:u w:val="single"/>
-          </w:rPr>
-          <w:t>申命記三十四章10節</w:t>
-        </w:r>
-      </w:hyperlink>
-      <w:r>
-        <w:rPr>
-          <w:lang w:val="zh_TW" w:bidi="zh_TW"/>
-        </w:rPr>
-        <w:t>的評語，不僅回顧摩西的偉大之處，也展望一位像摩西一樣的先知到來。這與摩西自己的預言相符（</w:t>
-      </w:r>
-      <w:hyperlink r:id="rId16">
-        <w:r>
-          <w:rPr>
-            <w:lang w:val="zh_TW" w:bidi="zh_TW"/>
-          </w:rPr>
-          <w:rPr>
-            <w:color w:val="0000EE"/>
-            <w:u w:val="single"/>
-          </w:rPr>
-          <w:t>申18:15–19</w:t>
-        </w:r>
-      </w:hyperlink>
-      <w:r>
-        <w:rPr>
-          <w:lang w:val="zh_TW" w:bidi="zh_TW"/>
-        </w:rPr>
-        <w:t>），毫無疑問預示將有一位偉大的先知來臨。摩西比較自己與這位先知，甚為驚人——即將到來的先知，將扮演摩西在西奈山上的角色（</w:t>
-      </w:r>
-      <w:hyperlink r:id="rId35">
-        <w:r>
-          <w:rPr>
-            <w:lang w:val="zh_TW" w:bidi="zh_TW"/>
-          </w:rPr>
-          <w:rPr>
-            <w:color w:val="0000EE"/>
-            <w:u w:val="single"/>
-          </w:rPr>
-          <w:t>申18:16</w:t>
-        </w:r>
-      </w:hyperlink>
-      <w:r>
-        <w:rPr>
-          <w:lang w:val="zh_TW" w:bidi="zh_TW"/>
-        </w:rPr>
-        <w:t>）。那處，摩西以獨特方式作先知一樣的中保，傳達神的聲音，因為神在西奈山上，成就了舊約的盟約。摩西期待一位類似的先知，盼望另一位約的中保，就是耶穌基督。</w:t>
-      </w:r>
-    </w:p>
-    <w:p>
-      <w:pPr/>
-      <w:r>
-        <w:rPr>
-          <w:lang w:val="zh_TW" w:bidi="zh_TW"/>
-        </w:rPr>
-      </w:r>
-      <w:r>
-        <w:rPr>
-          <w:lang w:val="zh_TW" w:bidi="zh_TW"/>
-        </w:rPr>
-        <w:t>神不斷向祂的子民差遣先知，人們亦一直盼待這位偉大的先知。每次有這樣的先知出現，都因他像摩西，而被認為是真的；真誠的信徒都會興奮觀察，想知道他是否那位最終到來的偉大先知。因此我們可以理解，那些看到耶穌使死人復活的人何以如此興奮（</w:t>
-      </w:r>
-      <w:hyperlink r:id="rId13">
-        <w:r>
-          <w:rPr>
-            <w:lang w:val="zh_TW" w:bidi="zh_TW"/>
-          </w:rPr>
-          <w:rPr>
-            <w:color w:val="0000EE"/>
-            <w:u w:val="single"/>
-          </w:rPr>
-          <w:t>路7:16</w:t>
-        </w:r>
-      </w:hyperlink>
-      <w:r>
-        <w:rPr>
-          <w:lang w:val="zh_TW" w:bidi="zh_TW"/>
-        </w:rPr>
-        <w:t>）。</w:t>
-      </w:r>
-    </w:p>
-    <w:p>
-      <w:pPr/>
-      <w:r>
-        <w:rPr>
-          <w:lang w:val="zh_TW" w:bidi="zh_TW"/>
-        </w:rPr>
-      </w:r>
-      <w:r>
-        <w:rPr>
-          <w:lang w:val="zh_TW" w:bidi="zh_TW"/>
-        </w:rPr>
-        <w:t>舊約提到先知團體的存在，有時稱為「學校」。以利沙顯然在教導一個團體（</w:t>
-      </w:r>
-      <w:hyperlink r:id="rId36">
-        <w:r>
-          <w:rPr>
-            <w:lang w:val="zh_TW" w:bidi="zh_TW"/>
-          </w:rPr>
-          <w:rPr>
-            <w:color w:val="0000EE"/>
-            <w:u w:val="single"/>
-          </w:rPr>
-          <w:t>王下6:1</w:t>
-        </w:r>
-      </w:hyperlink>
-      <w:r>
-        <w:rPr>
-          <w:lang w:val="zh_TW" w:bidi="zh_TW"/>
-        </w:rPr>
-        <w:t>），「先知門徒」（比如</w:t>
-      </w:r>
-      <w:hyperlink r:id="rId37">
-        <w:r>
-          <w:rPr>
-            <w:lang w:val="zh_TW" w:bidi="zh_TW"/>
-          </w:rPr>
-          <w:rPr>
-            <w:color w:val="0000EE"/>
-            <w:u w:val="single"/>
-          </w:rPr>
-          <w:t>王下2:3、5</w:t>
-        </w:r>
-      </w:hyperlink>
+          <w:i/>
+          <w:lang w:val="zh_TW" w:bidi="zh_TW"/>
+        </w:rPr>
+        <w:t xml:space="preserve">另見 </w:t>
+      </w:r>
+      <w:r>
+        <w:rPr>
+          <w:lang w:val="zh_TW" w:bidi="zh_TW"/>
+        </w:rPr>
+        <w:t>家庭生活與關係</w:t>
+      </w:r>
       <w:r>
         <w:rPr>
           <w:lang w:val="zh_TW" w:bidi="zh_TW"/>
         </w:rPr>
         <w:t>；</w:t>
       </w:r>
-      <w:hyperlink r:id="rId23">
-        <w:r>
-          <w:rPr>
-            <w:lang w:val="zh_TW" w:bidi="zh_TW"/>
-          </w:rPr>
-          <w:rPr>
-            <w:color w:val="0000EE"/>
-            <w:u w:val="single"/>
-          </w:rPr>
-          <w:t>摩7:14</w:t>
-        </w:r>
-      </w:hyperlink>
-      <w:r>
-        <w:rPr>
-          <w:lang w:val="zh_TW" w:bidi="zh_TW"/>
-        </w:rPr>
-        <w:t>）所指的，可能是在先知老師照管下，「正在受訓的先知」。至於</w:t>
-      </w:r>
-      <w:hyperlink r:id="rId38">
-        <w:r>
-          <w:rPr>
-            <w:lang w:val="zh_TW" w:bidi="zh_TW"/>
-          </w:rPr>
-          <w:rPr>
-            <w:color w:val="0000EE"/>
-            <w:u w:val="single"/>
-          </w:rPr>
-          <w:t>撒母耳記上十章5至11節</w:t>
-        </w:r>
-      </w:hyperlink>
-      <w:r>
-        <w:rPr>
-          <w:lang w:val="zh_TW" w:bidi="zh_TW"/>
-        </w:rPr>
-        <w:t>中的團體，用「工會」來描述會更合適。這些團體對耶和華熱心、盡性敬拜，並可見聖靈明顯的活動；但他們服事的核心是「預言」，即宣告關於神本身的真理。在這個早期階段之後，先知團體的重要性似乎有所減弱（類似</w:t>
-      </w:r>
-      <w:hyperlink r:id="rId19">
-        <w:r>
-          <w:rPr>
-            <w:lang w:val="zh_TW" w:bidi="zh_TW"/>
-          </w:rPr>
-          <w:rPr>
-            <w:color w:val="0000EE"/>
-            <w:u w:val="single"/>
-          </w:rPr>
-          <w:t>撒上9:9</w:t>
-        </w:r>
-      </w:hyperlink>
-      <w:r>
-        <w:rPr>
-          <w:lang w:val="zh_TW" w:bidi="zh_TW"/>
-        </w:rPr>
-        <w:t>明確提及的情形消失，由此推論），而盡性的敬逐漸變為更直接的話語服事，可能正是</w:t>
-      </w:r>
-      <w:hyperlink r:id="rId19">
-        <w:r>
-          <w:rPr>
-            <w:lang w:val="zh_TW" w:bidi="zh_TW"/>
-          </w:rPr>
-          <w:rPr>
-            <w:color w:val="0000EE"/>
-            <w:u w:val="single"/>
-          </w:rPr>
-          <w:t>撒母耳記上九章9節</w:t>
-        </w:r>
-      </w:hyperlink>
-      <w:r>
-        <w:rPr>
-          <w:lang w:val="zh_TW" w:bidi="zh_TW"/>
-        </w:rPr>
-        <w:t>評語的背景。</w:t>
-      </w:r>
-    </w:p>
-    <w:p>
-      <w:pPr>
-        <w:pStyle w:val="Heading3"/>
-      </w:pPr>
-      <w:r>
-        <w:rPr>
-          <w:lang w:val="zh_TW" w:bidi="zh_TW"/>
-        </w:rPr>
-        <w:t>感動</w:t>
-      </w:r>
-    </w:p>
-    <w:p>
-      <w:pPr/>
-      <w:r>
-        <w:rPr>
-          <w:lang w:val="zh_TW" w:bidi="zh_TW"/>
-        </w:rPr>
-      </w:r>
-      <w:r>
-        <w:rPr>
-          <w:lang w:val="zh_TW" w:bidi="zh_TW"/>
-        </w:rPr>
-        <w:t>在這些先知群體的活動背後，是神的靈感動他們（</w:t>
-      </w:r>
-      <w:hyperlink r:id="rId39">
-        <w:r>
-          <w:rPr>
-            <w:lang w:val="zh_TW" w:bidi="zh_TW"/>
-          </w:rPr>
-          <w:rPr>
-            <w:color w:val="0000EE"/>
-            <w:u w:val="single"/>
-          </w:rPr>
-          <w:t>撒上10:6、10</w:t>
-        </w:r>
-      </w:hyperlink>
-      <w:r>
-        <w:rPr>
-          <w:lang w:val="zh_TW" w:bidi="zh_TW"/>
-        </w:rPr>
-        <w:t>，</w:t>
-      </w:r>
-      <w:hyperlink r:id="rId40">
-        <w:r>
-          <w:rPr>
-            <w:lang w:val="zh_TW" w:bidi="zh_TW"/>
-          </w:rPr>
-          <w:rPr>
-            <w:color w:val="0000EE"/>
-            <w:u w:val="single"/>
-          </w:rPr>
-          <w:t>19:20、23</w:t>
-        </w:r>
-      </w:hyperlink>
-      <w:r>
-        <w:rPr>
-          <w:lang w:val="zh_TW" w:bidi="zh_TW"/>
-        </w:rPr>
-        <w:t>），神的靈運行在所有先知中，並且他們宣告受神感動的描述，不時會直接記錄下來（比如</w:t>
-      </w:r>
-      <w:hyperlink r:id="rId41">
-        <w:r>
-          <w:rPr>
-            <w:lang w:val="zh_TW" w:bidi="zh_TW"/>
-          </w:rPr>
-          <w:rPr>
-            <w:color w:val="0000EE"/>
-            <w:u w:val="single"/>
-          </w:rPr>
-          <w:t>王上22:24</w:t>
-        </w:r>
-      </w:hyperlink>
+      <w:r>
+        <w:rPr>
+          <w:lang w:val="zh_TW" w:bidi="zh_TW"/>
+        </w:rPr>
+        <w:t>婚姻，婚姻習俗</w:t>
+      </w:r>
       <w:r>
         <w:rPr>
           <w:lang w:val="zh_TW" w:bidi="zh_TW"/>
         </w:rPr>
         <w:t>；</w:t>
       </w:r>
-      <w:hyperlink r:id="rId42">
-        <w:r>
-          <w:rPr>
-            <w:lang w:val="zh_TW" w:bidi="zh_TW"/>
-          </w:rPr>
-          <w:rPr>
-            <w:color w:val="0000EE"/>
-            <w:u w:val="single"/>
-          </w:rPr>
-          <w:t>尼9:30</w:t>
-        </w:r>
-      </w:hyperlink>
+      <w:r>
+        <w:rPr>
+          <w:lang w:val="zh_TW" w:bidi="zh_TW"/>
+        </w:rPr>
+        <w:t>性，性別</w:t>
+      </w:r>
       <w:r>
         <w:rPr>
           <w:lang w:val="zh_TW" w:bidi="zh_TW"/>
         </w:rPr>
         <w:t>；</w:t>
       </w:r>
-      <w:hyperlink r:id="rId43">
-        <w:r>
-          <w:rPr>
-            <w:lang w:val="zh_TW" w:bidi="zh_TW"/>
-          </w:rPr>
-          <w:rPr>
-            <w:color w:val="0000EE"/>
-            <w:u w:val="single"/>
-          </w:rPr>
-          <w:t>何9:7</w:t>
-        </w:r>
-      </w:hyperlink>
+      <w:r>
+        <w:rPr>
+          <w:lang w:val="zh_TW" w:bidi="zh_TW"/>
+        </w:rPr>
+        <w:t>耶穌由童貞女所生</w:t>
+      </w:r>
       <w:r>
         <w:rPr>
           <w:lang w:val="zh_TW" w:bidi="zh_TW"/>
         </w:rPr>
         <w:t>；</w:t>
       </w:r>
-      <w:hyperlink r:id="rId44">
-        <w:r>
-          <w:rPr>
-            <w:lang w:val="zh_TW" w:bidi="zh_TW"/>
-          </w:rPr>
-          <w:rPr>
-            <w:color w:val="0000EE"/>
-            <w:u w:val="single"/>
-          </w:rPr>
-          <w:t>珥2:28–29</w:t>
-        </w:r>
-      </w:hyperlink>
-      <w:r>
-        <w:rPr>
-          <w:lang w:val="zh_TW" w:bidi="zh_TW"/>
-        </w:rPr>
-        <w:t>；</w:t>
-      </w:r>
-      <w:hyperlink r:id="rId45">
-        <w:r>
-          <w:rPr>
-            <w:lang w:val="zh_TW" w:bidi="zh_TW"/>
-          </w:rPr>
-          <w:rPr>
-            <w:color w:val="0000EE"/>
-            <w:u w:val="single"/>
-          </w:rPr>
-          <w:t>彌3:8</w:t>
-        </w:r>
-      </w:hyperlink>
-      <w:r>
-        <w:rPr>
-          <w:lang w:val="zh_TW" w:bidi="zh_TW"/>
-        </w:rPr>
-        <w:t>；參</w:t>
-      </w:r>
-      <w:hyperlink r:id="rId46">
-        <w:r>
-          <w:rPr>
-            <w:lang w:val="zh_TW" w:bidi="zh_TW"/>
-          </w:rPr>
-          <w:rPr>
-            <w:color w:val="0000EE"/>
-            <w:u w:val="single"/>
-          </w:rPr>
-          <w:t>代上12:18</w:t>
-        </w:r>
-      </w:hyperlink>
-      <w:r>
-        <w:rPr>
-          <w:lang w:val="zh_TW" w:bidi="zh_TW"/>
-        </w:rPr>
-        <w:t>；</w:t>
-      </w:r>
-      <w:hyperlink r:id="rId47">
-        <w:r>
-          <w:rPr>
-            <w:lang w:val="zh_TW" w:bidi="zh_TW"/>
-          </w:rPr>
-          <w:rPr>
-            <w:color w:val="0000EE"/>
-            <w:u w:val="single"/>
-          </w:rPr>
-          <w:t>代下15:1</w:t>
-        </w:r>
-      </w:hyperlink>
-      <w:r>
-        <w:rPr>
-          <w:lang w:val="zh_TW" w:bidi="zh_TW"/>
-        </w:rPr>
-        <w:t>，</w:t>
-      </w:r>
-      <w:hyperlink r:id="rId48">
-        <w:r>
-          <w:rPr>
-            <w:lang w:val="zh_TW" w:bidi="zh_TW"/>
-          </w:rPr>
-          <w:rPr>
-            <w:color w:val="0000EE"/>
-            <w:u w:val="single"/>
-          </w:rPr>
-          <w:t>20:14</w:t>
-        </w:r>
-      </w:hyperlink>
-      <w:r>
-        <w:rPr>
-          <w:lang w:val="zh_TW" w:bidi="zh_TW"/>
-        </w:rPr>
-        <w:t>，</w:t>
-      </w:r>
-      <w:hyperlink r:id="rId49">
-        <w:r>
-          <w:rPr>
-            <w:lang w:val="zh_TW" w:bidi="zh_TW"/>
-          </w:rPr>
-          <w:rPr>
-            <w:color w:val="0000EE"/>
-            <w:u w:val="single"/>
-          </w:rPr>
-          <w:t>24:20</w:t>
-        </w:r>
-      </w:hyperlink>
-      <w:r>
-        <w:rPr>
-          <w:lang w:val="zh_TW" w:bidi="zh_TW"/>
-        </w:rPr>
-        <w:t>）。神的靈感動人，無分男女，傳講神的話語（參</w:t>
-      </w:r>
-      <w:hyperlink r:id="rId50">
-        <w:r>
-          <w:rPr>
-            <w:lang w:val="zh_TW" w:bidi="zh_TW"/>
-          </w:rPr>
-          <w:rPr>
-            <w:color w:val="0000EE"/>
-            <w:u w:val="single"/>
-          </w:rPr>
-          <w:t>彼後1:21</w:t>
-        </w:r>
-      </w:hyperlink>
-      <w:r>
-        <w:rPr>
-          <w:lang w:val="zh_TW" w:bidi="zh_TW"/>
-        </w:rPr>
-        <w:t>）。</w:t>
-      </w:r>
-    </w:p>
-    <w:p>
-      <w:pPr/>
-      <w:r>
-        <w:rPr>
-          <w:lang w:val="zh_TW" w:bidi="zh_TW"/>
-        </w:rPr>
-      </w:r>
-      <w:r>
-        <w:rPr>
-          <w:lang w:val="zh_TW" w:bidi="zh_TW"/>
-        </w:rPr>
-        <w:t>耶利米說，神的手</w:t>
-      </w:r>
-      <w:r>
-        <w:rPr>
-          <w:lang w:val="zh_TW" w:bidi="zh_TW"/>
-        </w:rPr>
-        <w:t>按他的口</w:t>
-      </w:r>
-      <w:r>
-        <w:rPr>
-          <w:lang w:val="zh_TW" w:bidi="zh_TW"/>
-        </w:rPr>
-        <w:t>，將神的話放在他的口中（</w:t>
-      </w:r>
-      <w:hyperlink r:id="rId51">
-        <w:r>
-          <w:rPr>
-            <w:lang w:val="zh_TW" w:bidi="zh_TW"/>
-          </w:rPr>
-          <w:rPr>
-            <w:color w:val="0000EE"/>
-            <w:u w:val="single"/>
-          </w:rPr>
-          <w:t>耶1:9</w:t>
-        </w:r>
-      </w:hyperlink>
-      <w:r>
-        <w:rPr>
-          <w:lang w:val="zh_TW" w:bidi="zh_TW"/>
-        </w:rPr>
-        <w:t>）；以西結記錄他如何吃下書卷，藉此領受耶和華所寫的話語，能夠說出耶和華稱為「我的話」的內容（</w:t>
-      </w:r>
-      <w:hyperlink r:id="rId52">
-        <w:r>
-          <w:rPr>
-            <w:lang w:val="zh_TW" w:bidi="zh_TW"/>
-          </w:rPr>
-          <w:rPr>
-            <w:color w:val="0000EE"/>
-            <w:u w:val="single"/>
-          </w:rPr>
-          <w:t>結2:7–4:4</w:t>
-        </w:r>
-      </w:hyperlink>
-      <w:r>
-        <w:rPr>
-          <w:lang w:val="zh_TW" w:bidi="zh_TW"/>
-        </w:rPr>
-        <w:t>）。這個神跡亦簡述在阿摩司書的開頭（</w:t>
-      </w:r>
-      <w:hyperlink r:id="rId53">
-        <w:r>
-          <w:rPr>
-            <w:lang w:val="zh_TW" w:bidi="zh_TW"/>
-          </w:rPr>
-          <w:rPr>
-            <w:color w:val="0000EE"/>
-            <w:u w:val="single"/>
-          </w:rPr>
-          <w:t>1:1、3</w:t>
-        </w:r>
-      </w:hyperlink>
-      <w:r>
-        <w:rPr>
-          <w:lang w:val="zh_TW" w:bidi="zh_TW"/>
-        </w:rPr>
-        <w:t>）：「</w:t>
-      </w:r>
-      <w:r>
-        <w:rPr>
-          <w:lang w:val="zh_TW" w:bidi="zh_TW"/>
-        </w:rPr>
-        <w:t>阿摩司得默示</w:t>
-      </w:r>
-      <w:r>
-        <w:rPr>
-          <w:lang w:val="zh_TW" w:bidi="zh_TW"/>
-        </w:rPr>
-        <w:t>……</w:t>
-      </w:r>
-      <w:r>
-        <w:rPr>
-          <w:lang w:val="zh_TW" w:bidi="zh_TW"/>
-        </w:rPr>
-        <w:t>耶和華如此說……</w:t>
-      </w:r>
-      <w:r>
-        <w:rPr>
-          <w:lang w:val="zh_TW" w:bidi="zh_TW"/>
-        </w:rPr>
-        <w:t>」雖然這些話確實是阿摩司的話，但也是耶和華的話。</w:t>
-      </w:r>
-    </w:p>
-    <w:p>
-      <w:pPr>
-        <w:pStyle w:val="Heading3"/>
-      </w:pPr>
-      <w:r>
-        <w:rPr>
-          <w:lang w:val="zh_TW" w:bidi="zh_TW"/>
-        </w:rPr>
-        <w:t>真假先知</w:t>
-      </w:r>
-    </w:p>
-    <w:p>
-      <w:pPr/>
-      <w:r>
-        <w:rPr>
-          <w:lang w:val="zh_TW" w:bidi="zh_TW"/>
-        </w:rPr>
-      </w:r>
-      <w:r>
-        <w:rPr>
-          <w:lang w:val="zh_TW" w:bidi="zh_TW"/>
-        </w:rPr>
-        <w:t>假先知可以透過三個檢驗，與真先知區分開來。第一個是教義上的檢驗。在</w:t>
-      </w:r>
-      <w:hyperlink r:id="rId54">
-        <w:r>
-          <w:rPr>
-            <w:lang w:val="zh_TW" w:bidi="zh_TW"/>
-          </w:rPr>
-          <w:rPr>
-            <w:color w:val="0000EE"/>
-            <w:u w:val="single"/>
-          </w:rPr>
-          <w:t>申命記十三章</w:t>
-        </w:r>
-      </w:hyperlink>
-      <w:r>
-        <w:rPr>
-          <w:lang w:val="zh_TW" w:bidi="zh_TW"/>
-        </w:rPr>
-        <w:t>中，假先知的動機是要使人們遠離曾在出埃及事件中啟示自己的神（</w:t>
-      </w:r>
-      <w:hyperlink r:id="rId55">
-        <w:r>
-          <w:rPr>
-            <w:lang w:val="zh_TW" w:bidi="zh_TW"/>
-          </w:rPr>
-          <w:rPr>
-            <w:color w:val="0000EE"/>
-            <w:u w:val="single"/>
-          </w:rPr>
-          <w:t>申13:2、5–7、10</w:t>
-        </w:r>
-      </w:hyperlink>
-      <w:r>
-        <w:rPr>
-          <w:lang w:val="zh_TW" w:bidi="zh_TW"/>
-        </w:rPr>
-        <w:t>）。儘管假先知的話可能有明顯的神蹟奇事支持（</w:t>
-      </w:r>
-      <w:hyperlink r:id="rId56">
-        <w:r>
-          <w:rPr>
-            <w:lang w:val="zh_TW" w:bidi="zh_TW"/>
-          </w:rPr>
-          <w:rPr>
-            <w:color w:val="0000EE"/>
-            <w:u w:val="single"/>
-          </w:rPr>
-          <w:t>1–2節</w:t>
-        </w:r>
-      </w:hyperlink>
-      <w:r>
-        <w:rPr>
-          <w:lang w:val="zh_TW" w:bidi="zh_TW"/>
-        </w:rPr>
-        <w:t>），但人們仍應拒絕他們——不僅因為他們引入新奇事物（</w:t>
-      </w:r>
-      <w:hyperlink r:id="rId57">
-        <w:r>
-          <w:rPr>
-            <w:lang w:val="zh_TW" w:bidi="zh_TW"/>
-          </w:rPr>
-          <w:rPr>
-            <w:color w:val="0000EE"/>
-            <w:u w:val="single"/>
-          </w:rPr>
-          <w:t>2、6節</w:t>
-        </w:r>
-      </w:hyperlink>
-      <w:r>
-        <w:rPr>
-          <w:lang w:val="zh_TW" w:bidi="zh_TW"/>
-        </w:rPr>
-        <w:t>），也因為這種新奇事物與耶和華在出埃及時的啟示矛盾（</w:t>
-      </w:r>
-      <w:hyperlink r:id="rId58">
-        <w:r>
-          <w:rPr>
-            <w:lang w:val="zh_TW" w:bidi="zh_TW"/>
-          </w:rPr>
-          <w:rPr>
-            <w:color w:val="0000EE"/>
-            <w:u w:val="single"/>
-          </w:rPr>
-          <w:t>5、10節</w:t>
-        </w:r>
-      </w:hyperlink>
-      <w:r>
-        <w:rPr>
-          <w:lang w:val="zh_TW" w:bidi="zh_TW"/>
-        </w:rPr>
-        <w:t>）。因此，第一個檢驗是教義上的，要求神的子民具備真理的知識，從而能夠通過比較，識別錯誤。</w:t>
-      </w:r>
-    </w:p>
-    <w:p>
-      <w:pPr/>
-      <w:r>
-        <w:rPr>
-          <w:lang w:val="zh_TW" w:bidi="zh_TW"/>
-        </w:rPr>
-      </w:r>
-      <w:r>
-        <w:rPr>
-          <w:lang w:val="zh_TW" w:bidi="zh_TW"/>
-        </w:rPr>
-        <w:t>第二個檢驗是實際的，需要耐心。正如</w:t>
-      </w:r>
-      <w:hyperlink r:id="rId59">
-        <w:r>
-          <w:rPr>
-            <w:lang w:val="zh_TW" w:bidi="zh_TW"/>
-          </w:rPr>
-          <w:rPr>
-            <w:color w:val="0000EE"/>
-            <w:u w:val="single"/>
-          </w:rPr>
-          <w:t>申命記十八章21至22節</w:t>
-        </w:r>
-      </w:hyperlink>
-      <w:r>
-        <w:rPr>
-          <w:lang w:val="zh_TW" w:bidi="zh_TW"/>
-        </w:rPr>
-        <w:t>所述：耶和華的話總是會應驗的。這需要耐心，因為如</w:t>
-      </w:r>
-      <w:hyperlink r:id="rId56">
-        <w:r>
-          <w:rPr>
-            <w:lang w:val="zh_TW" w:bidi="zh_TW"/>
-          </w:rPr>
-          <w:rPr>
-            <w:color w:val="0000EE"/>
-            <w:u w:val="single"/>
-          </w:rPr>
-          <w:t>申命記十三章1至2節</w:t>
-        </w:r>
-      </w:hyperlink>
-      <w:r>
-        <w:rPr>
-          <w:lang w:val="zh_TW" w:bidi="zh_TW"/>
-        </w:rPr>
-        <w:t>所示，虛假的話語可能會有表面的屬靈證據支持。</w:t>
-      </w:r>
-      <w:hyperlink r:id="rId59">
-        <w:r>
-          <w:rPr>
-            <w:lang w:val="zh_TW" w:bidi="zh_TW"/>
-          </w:rPr>
-          <w:rPr>
-            <w:color w:val="0000EE"/>
-            <w:u w:val="single"/>
-          </w:rPr>
-          <w:t>申命記十八章21至22節</w:t>
-        </w:r>
-      </w:hyperlink>
-      <w:r>
-        <w:rPr>
-          <w:lang w:val="zh_TW" w:bidi="zh_TW"/>
-        </w:rPr>
-        <w:t>的呼籲是呼籲人們保持耐心。如對預言的真假有所懷疑，就應等待應驗的事件發生。</w:t>
-      </w:r>
-    </w:p>
-    <w:p>
-      <w:pPr/>
-      <w:r>
-        <w:rPr>
-          <w:lang w:val="zh_TW" w:bidi="zh_TW"/>
-        </w:rPr>
-      </w:r>
-      <w:r>
-        <w:rPr>
-          <w:lang w:val="zh_TW" w:bidi="zh_TW"/>
-        </w:rPr>
-        <w:t>第三個檢驗是道德上的，要求先知有警惕和明辨能力。在所有先知中，以耶利米的心最受假先知的影響，他也一直不斷思考這個問題（</w:t>
-      </w:r>
-      <w:hyperlink r:id="rId60">
-        <w:r>
-          <w:rPr>
-            <w:lang w:val="zh_TW" w:bidi="zh_TW"/>
-          </w:rPr>
-          <w:rPr>
-            <w:color w:val="0000EE"/>
-            <w:u w:val="single"/>
-          </w:rPr>
-          <w:t>耶23:9–40</w:t>
-        </w:r>
-      </w:hyperlink>
-      <w:r>
-        <w:rPr>
-          <w:lang w:val="zh_TW" w:bidi="zh_TW"/>
-        </w:rPr>
-        <w:t>）。他的回答既引人注目又具挑戰性：人們會看到假先知生活不潔（</w:t>
-      </w:r>
-      <w:hyperlink r:id="rId61">
-        <w:r>
-          <w:rPr>
-            <w:lang w:val="zh_TW" w:bidi="zh_TW"/>
-          </w:rPr>
-          <w:rPr>
-            <w:color w:val="0000EE"/>
-            <w:u w:val="single"/>
-          </w:rPr>
-          <w:t>11–14節</w:t>
-        </w:r>
-      </w:hyperlink>
-      <w:r>
-        <w:rPr>
-          <w:lang w:val="zh_TW" w:bidi="zh_TW"/>
-        </w:rPr>
-        <w:t>），他們的信息沒有任何道德譴責，反而鼓勵人們行在他們的罪中（</w:t>
-      </w:r>
-      <w:hyperlink r:id="rId62">
-        <w:r>
-          <w:rPr>
-            <w:lang w:val="zh_TW" w:bidi="zh_TW"/>
-          </w:rPr>
-          <w:rPr>
-            <w:color w:val="0000EE"/>
-            <w:u w:val="single"/>
-          </w:rPr>
-          <w:t>16–22節</w:t>
-        </w:r>
-      </w:hyperlink>
-      <w:r>
-        <w:rPr>
-          <w:lang w:val="zh_TW" w:bidi="zh_TW"/>
-        </w:rPr>
-        <w:t>）。</w:t>
-      </w:r>
-    </w:p>
-    <w:p>
-      <w:pPr>
-        <w:pStyle w:val="Heading3"/>
-      </w:pPr>
-      <w:r>
-        <w:rPr>
-          <w:lang w:val="zh_TW" w:bidi="zh_TW"/>
-        </w:rPr>
-        <w:t>先知的作用</w:t>
-      </w:r>
-    </w:p>
-    <w:p>
-      <w:pPr/>
-      <w:r>
-        <w:rPr>
-          <w:lang w:val="zh_TW" w:bidi="zh_TW"/>
-        </w:rPr>
-      </w:r>
-      <w:r>
-        <w:rPr>
-          <w:lang w:val="zh_TW" w:bidi="zh_TW"/>
-        </w:rPr>
-        <w:t>人們有時說先知不是「預言者」，而是「宣講者」。然而，就舊約而言，先知透過預言（預告神將要做的事）來宣講（宣告關於神的真理）。預言在舊約中既不是偶然的，也不是邊緣的活動；它是先知進行工作的方式。</w:t>
-      </w:r>
-      <w:hyperlink r:id="rId63">
-        <w:r>
-          <w:rPr>
-            <w:lang w:val="zh_TW" w:bidi="zh_TW"/>
-          </w:rPr>
-          <w:rPr>
-            <w:color w:val="0000EE"/>
-            <w:u w:val="single"/>
-          </w:rPr>
-          <w:t>申命記十八章9至15節</w:t>
-        </w:r>
-      </w:hyperlink>
-      <w:r>
-        <w:rPr>
-          <w:lang w:val="zh_TW" w:bidi="zh_TW"/>
-        </w:rPr>
-        <w:t>解釋先知在以色列的角色，經文表示，周圍的國家透過各種占卜方式來窺測未來（</w:t>
-      </w:r>
-      <w:hyperlink r:id="rId64">
-        <w:r>
-          <w:rPr>
-            <w:lang w:val="zh_TW" w:bidi="zh_TW"/>
-          </w:rPr>
-          <w:rPr>
-            <w:color w:val="0000EE"/>
-            <w:u w:val="single"/>
-          </w:rPr>
-          <w:t>10–11節</w:t>
-        </w:r>
-      </w:hyperlink>
-      <w:r>
-        <w:rPr>
-          <w:lang w:val="zh_TW" w:bidi="zh_TW"/>
-        </w:rPr>
-        <w:t>）；這些事情在耶和華眼中看為可憎，因此在以色列中明令禁止（</w:t>
-      </w:r>
-      <w:hyperlink r:id="rId65">
-        <w:r>
-          <w:rPr>
-            <w:lang w:val="zh_TW" w:bidi="zh_TW"/>
-          </w:rPr>
-          <w:rPr>
-            <w:color w:val="0000EE"/>
-            <w:u w:val="single"/>
-          </w:rPr>
-          <w:t>12節</w:t>
-        </w:r>
-      </w:hyperlink>
-      <w:r>
-        <w:rPr>
-          <w:lang w:val="zh_TW" w:bidi="zh_TW"/>
-        </w:rPr>
-        <w:t>）。以色列的獨特性在於，其他民族通過占卜者預測未來，而耶和華則賜給以色列一位先知（</w:t>
-      </w:r>
-      <w:hyperlink r:id="rId66">
-        <w:r>
-          <w:rPr>
-            <w:lang w:val="zh_TW" w:bidi="zh_TW"/>
-          </w:rPr>
-          <w:rPr>
-            <w:color w:val="0000EE"/>
-            <w:u w:val="single"/>
-          </w:rPr>
-          <w:t>13–15節</w:t>
-        </w:r>
-      </w:hyperlink>
-      <w:r>
-        <w:rPr>
-          <w:lang w:val="zh_TW" w:bidi="zh_TW"/>
-        </w:rPr>
-        <w:t>）。以利沙（</w:t>
-      </w:r>
-      <w:hyperlink r:id="rId67">
-        <w:r>
-          <w:rPr>
-            <w:lang w:val="zh_TW" w:bidi="zh_TW"/>
-          </w:rPr>
-          <w:rPr>
-            <w:color w:val="0000EE"/>
-            <w:u w:val="single"/>
-          </w:rPr>
-          <w:t>王下4:27</w:t>
-        </w:r>
-      </w:hyperlink>
-      <w:r>
-        <w:rPr>
-          <w:lang w:val="zh_TW" w:bidi="zh_TW"/>
-        </w:rPr>
-        <w:t>）因為神沒有告知，而感到驚訝；阿摩司教導說，「預先得知」是先知與神的團契的特權（</w:t>
-      </w:r>
-      <w:hyperlink r:id="rId68">
-        <w:r>
-          <w:rPr>
-            <w:lang w:val="zh_TW" w:bidi="zh_TW"/>
-          </w:rPr>
-          <w:rPr>
-            <w:color w:val="0000EE"/>
-            <w:u w:val="single"/>
-          </w:rPr>
-          <w:t>摩3:7</w:t>
-        </w:r>
-      </w:hyperlink>
-      <w:r>
-        <w:rPr>
-          <w:lang w:val="zh_TW" w:bidi="zh_TW"/>
-        </w:rPr>
-        <w:t>）。不過以色列的預言，與其他國家的預測完全不同，因為預言絕不只是對未來的好奇。</w:t>
-      </w:r>
-    </w:p>
-    <w:p>
-      <w:pPr/>
-      <w:r>
-        <w:rPr>
-          <w:lang w:val="zh_TW" w:bidi="zh_TW"/>
-        </w:rPr>
-      </w:r>
-      <w:r>
-        <w:rPr>
-          <w:lang w:val="zh_TW" w:bidi="zh_TW"/>
-        </w:rPr>
-        <w:t>首先，聖經的預言是從當下的需求而來。在</w:t>
-      </w:r>
-      <w:hyperlink r:id="rId69">
-        <w:r>
-          <w:rPr>
-            <w:lang w:val="zh_TW" w:bidi="zh_TW"/>
-          </w:rPr>
-          <w:rPr>
-            <w:color w:val="0000EE"/>
-            <w:u w:val="single"/>
-          </w:rPr>
-          <w:t>以賽亞書三十九章</w:t>
-        </w:r>
-      </w:hyperlink>
-      <w:r>
-        <w:rPr>
-          <w:lang w:val="zh_TW" w:bidi="zh_TW"/>
-        </w:rPr>
-        <w:t>中，希西家不忠於神，依賴與巴比倫的軍事協議來獲得安全，促使以賽亞書宣告未來巴比倫的擄掠。以賽亞並不是憑空捏造出「巴比倫」這個名字；而是他被召服事時，在情境中獲賜的。</w:t>
-      </w:r>
-    </w:p>
-    <w:p>
-      <w:pPr/>
-      <w:r>
-        <w:rPr>
-          <w:lang w:val="zh_TW" w:bidi="zh_TW"/>
-        </w:rPr>
-      </w:r>
-      <w:r>
-        <w:rPr>
-          <w:lang w:val="zh_TW" w:bidi="zh_TW"/>
-        </w:rPr>
-        <w:t>其次，預言旨在提供未來的知識，目的是帶來當下的道德改變。先知關於的道德勸誡，可以從耶和華即將做的事情找到解釋（比如</w:t>
-      </w:r>
-      <w:hyperlink r:id="rId70">
-        <w:r>
-          <w:rPr>
-            <w:lang w:val="zh_TW" w:bidi="zh_TW"/>
-          </w:rPr>
-          <w:rPr>
-            <w:color w:val="0000EE"/>
-            <w:u w:val="single"/>
-          </w:rPr>
-          <w:t>賽31:6–7</w:t>
-        </w:r>
-      </w:hyperlink>
-      <w:r>
-        <w:rPr>
-          <w:lang w:val="zh_TW" w:bidi="zh_TW"/>
-        </w:rPr>
-        <w:t>；</w:t>
-      </w:r>
-      <w:hyperlink r:id="rId71">
-        <w:r>
-          <w:rPr>
-            <w:lang w:val="zh_TW" w:bidi="zh_TW"/>
-          </w:rPr>
-          <w:rPr>
-            <w:color w:val="0000EE"/>
-            <w:u w:val="single"/>
-          </w:rPr>
-          <w:t>摩5:6</w:t>
-        </w:r>
-      </w:hyperlink>
-      <w:r>
-        <w:rPr>
-          <w:lang w:val="zh_TW" w:bidi="zh_TW"/>
-        </w:rPr>
-        <w:t>）。</w:t>
-      </w:r>
-    </w:p>
-    <w:p>
-      <w:pPr/>
-      <w:r>
-        <w:rPr>
-          <w:lang w:val="zh_TW" w:bidi="zh_TW"/>
-        </w:rPr>
-      </w:r>
-      <w:r>
-        <w:rPr>
-          <w:lang w:val="zh_TW" w:bidi="zh_TW"/>
-        </w:rPr>
-        <w:t>第三，預言的事件進程，旨在穩定真信徒在黑暗時期的信心。比如，以賽亞書中的幾處經文（</w:t>
-      </w:r>
-      <w:hyperlink r:id="rId72">
-        <w:r>
-          <w:rPr>
-            <w:lang w:val="zh_TW" w:bidi="zh_TW"/>
-          </w:rPr>
-          <w:rPr>
-            <w:color w:val="0000EE"/>
-            <w:u w:val="single"/>
-          </w:rPr>
-          <w:t>賽9:1–7</w:t>
-        </w:r>
-      </w:hyperlink>
-      <w:r>
-        <w:rPr>
-          <w:lang w:val="zh_TW" w:bidi="zh_TW"/>
-        </w:rPr>
-        <w:t>，</w:t>
-      </w:r>
-      <w:hyperlink r:id="rId73">
-        <w:r>
-          <w:rPr>
-            <w:lang w:val="zh_TW" w:bidi="zh_TW"/>
-          </w:rPr>
-          <w:rPr>
-            <w:color w:val="0000EE"/>
-            <w:u w:val="single"/>
-          </w:rPr>
-          <w:t>11:1–16</w:t>
-        </w:r>
-      </w:hyperlink>
-      <w:r>
-        <w:rPr>
-          <w:lang w:val="zh_TW" w:bidi="zh_TW"/>
-        </w:rPr>
-        <w:t>，</w:t>
-      </w:r>
-      <w:hyperlink r:id="rId74">
-        <w:r>
-          <w:rPr>
-            <w:lang w:val="zh_TW" w:bidi="zh_TW"/>
-          </w:rPr>
-          <w:rPr>
-            <w:color w:val="0000EE"/>
-            <w:u w:val="single"/>
-          </w:rPr>
-          <w:t>40:1–3</w:t>
-        </w:r>
-      </w:hyperlink>
-      <w:r>
-        <w:rPr>
-          <w:lang w:val="zh_TW" w:bidi="zh_TW"/>
-        </w:rPr>
-        <w:t>），能將目光從緊接的悲慘悲劇，提升到即將來臨的榮耀。</w:t>
-      </w:r>
-    </w:p>
-    <w:p>
-      <w:pPr>
-        <w:pStyle w:val="Heading3"/>
-      </w:pPr>
-      <w:r>
-        <w:rPr>
-          <w:lang w:val="zh_TW" w:bidi="zh_TW"/>
-        </w:rPr>
-        <w:t>傳講的方式</w:t>
-      </w:r>
-    </w:p>
-    <w:p>
-      <w:pPr/>
-      <w:r>
-        <w:rPr>
-          <w:lang w:val="zh_TW" w:bidi="zh_TW"/>
-        </w:rPr>
-      </w:r>
-      <w:r>
-        <w:rPr>
-          <w:lang w:val="zh_TW" w:bidi="zh_TW"/>
-        </w:rPr>
-        <w:t>在預言中，先知是在宣告——他們在傳揚神的奇妙作為（參</w:t>
-      </w:r>
-      <w:hyperlink r:id="rId75">
-        <w:r>
-          <w:rPr>
-            <w:lang w:val="zh_TW" w:bidi="zh_TW"/>
-          </w:rPr>
-          <w:rPr>
-            <w:color w:val="0000EE"/>
-            <w:u w:val="single"/>
-          </w:rPr>
-          <w:t>徒2:11、17</w:t>
-        </w:r>
-      </w:hyperlink>
-      <w:r>
-        <w:rPr>
-          <w:lang w:val="zh_TW" w:bidi="zh_TW"/>
-        </w:rPr>
-        <w:t>中預言的定義）。大多數情況下，這種宣告是通過言語直接傳達。先知是傳講話語的人。他們的話語就像神差遣的使者（</w:t>
-      </w:r>
-      <w:hyperlink r:id="rId76">
-        <w:r>
-          <w:rPr>
-            <w:lang w:val="zh_TW" w:bidi="zh_TW"/>
-          </w:rPr>
-          <w:rPr>
-            <w:color w:val="0000EE"/>
-            <w:u w:val="single"/>
-          </w:rPr>
-          <w:t>賽55:11</w:t>
-        </w:r>
-      </w:hyperlink>
-      <w:r>
-        <w:rPr>
-          <w:lang w:val="zh_TW" w:bidi="zh_TW"/>
-        </w:rPr>
-        <w:t>），具有</w:t>
-      </w:r>
-      <w:hyperlink r:id="rId77">
-        <w:r>
-          <w:rPr>
-            <w:lang w:val="zh_TW" w:bidi="zh_TW"/>
-          </w:rPr>
-          <w:rPr>
-            <w:color w:val="0000EE"/>
-            <w:u w:val="single"/>
-          </w:rPr>
-          <w:t>創世記一章3節</w:t>
-        </w:r>
-      </w:hyperlink>
-      <w:r>
-        <w:rPr>
-          <w:lang w:val="zh_TW" w:bidi="zh_TW"/>
-        </w:rPr>
-        <w:t>創造言語的所有屬神力量（參</w:t>
-      </w:r>
-      <w:hyperlink r:id="rId78">
-        <w:r>
-          <w:rPr>
-            <w:lang w:val="zh_TW" w:bidi="zh_TW"/>
-          </w:rPr>
-          <w:rPr>
-            <w:color w:val="0000EE"/>
-            <w:u w:val="single"/>
-          </w:rPr>
-          <w:t>詩33:6</w:t>
-        </w:r>
-      </w:hyperlink>
-      <w:r>
-        <w:rPr>
-          <w:lang w:val="zh_TW" w:bidi="zh_TW"/>
-        </w:rPr>
-        <w:t>）。有時，言語的效果會因為伴隨標誌或象徵動作而增強（比如</w:t>
-      </w:r>
-      <w:hyperlink r:id="rId79">
-        <w:r>
-          <w:rPr>
-            <w:lang w:val="zh_TW" w:bidi="zh_TW"/>
-          </w:rPr>
-          <w:rPr>
-            <w:color w:val="0000EE"/>
-            <w:u w:val="single"/>
-          </w:rPr>
-          <w:t>耶13:1–11</w:t>
-        </w:r>
-      </w:hyperlink>
-      <w:r>
-        <w:rPr>
-          <w:lang w:val="zh_TW" w:bidi="zh_TW"/>
-        </w:rPr>
-        <w:t>，</w:t>
-      </w:r>
-      <w:hyperlink r:id="rId80">
-        <w:r>
-          <w:rPr>
-            <w:lang w:val="zh_TW" w:bidi="zh_TW"/>
-          </w:rPr>
-          <w:rPr>
-            <w:color w:val="0000EE"/>
-            <w:u w:val="single"/>
-          </w:rPr>
-          <w:t>19章</w:t>
-        </w:r>
-      </w:hyperlink>
-      <w:r>
-        <w:rPr>
-          <w:lang w:val="zh_TW" w:bidi="zh_TW"/>
-        </w:rPr>
-        <w:t>；</w:t>
-      </w:r>
-      <w:hyperlink r:id="rId81">
-        <w:r>
-          <w:rPr>
-            <w:lang w:val="zh_TW" w:bidi="zh_TW"/>
-          </w:rPr>
-          <w:rPr>
-            <w:color w:val="0000EE"/>
-            <w:u w:val="single"/>
-          </w:rPr>
-          <w:t>結4:1–17</w:t>
-        </w:r>
-      </w:hyperlink>
-      <w:r>
-        <w:rPr>
-          <w:lang w:val="zh_TW" w:bidi="zh_TW"/>
-        </w:rPr>
-        <w:t>，</w:t>
-      </w:r>
-      <w:hyperlink r:id="rId82">
-        <w:r>
-          <w:rPr>
-            <w:lang w:val="zh_TW" w:bidi="zh_TW"/>
-          </w:rPr>
-          <w:rPr>
-            <w:color w:val="0000EE"/>
-            <w:u w:val="single"/>
-          </w:rPr>
-          <w:t>24:15–24</w:t>
-        </w:r>
-      </w:hyperlink>
-      <w:r>
-        <w:rPr>
-          <w:lang w:val="zh_TW" w:bidi="zh_TW"/>
-        </w:rPr>
-        <w:t>），或與某人緊密相連（</w:t>
-      </w:r>
-      <w:hyperlink r:id="rId83">
-        <w:r>
-          <w:rPr>
-            <w:lang w:val="zh_TW" w:bidi="zh_TW"/>
-          </w:rPr>
-          <w:rPr>
-            <w:color w:val="0000EE"/>
-            <w:u w:val="single"/>
-          </w:rPr>
-          <w:t>賽7:3</w:t>
-        </w:r>
-      </w:hyperlink>
-      <w:r>
-        <w:rPr>
-          <w:lang w:val="zh_TW" w:bidi="zh_TW"/>
-        </w:rPr>
-        <w:t>；參</w:t>
-      </w:r>
-      <w:hyperlink r:id="rId84">
-        <w:r>
-          <w:rPr>
-            <w:lang w:val="zh_TW" w:bidi="zh_TW"/>
-          </w:rPr>
-          <w:rPr>
-            <w:color w:val="0000EE"/>
-            <w:u w:val="single"/>
-          </w:rPr>
-          <w:t>8:1–4</w:t>
-        </w:r>
-      </w:hyperlink>
-      <w:r>
-        <w:rPr>
-          <w:lang w:val="zh_TW" w:bidi="zh_TW"/>
-        </w:rPr>
-        <w:t>）。這些事物就像視覺輔助，使在場的人更清楚理解言語。象徵動作（有時稱為「行出來的神諭」）的目的，似乎不僅為了幫助理解，而是為了賦予言語更多力量和效果，因為它像使者一樣被送入那種情境中。這是從</w:t>
-      </w:r>
-      <w:hyperlink r:id="rId85">
-        <w:r>
-          <w:rPr>
-            <w:lang w:val="zh_TW" w:bidi="zh_TW"/>
-          </w:rPr>
-          <w:rPr>
-            <w:color w:val="0000EE"/>
-            <w:u w:val="single"/>
-          </w:rPr>
-          <w:t>列王紀下十三章14至19節</w:t>
-        </w:r>
-      </w:hyperlink>
-      <w:r>
-        <w:rPr>
-          <w:lang w:val="zh_TW" w:bidi="zh_TW"/>
-        </w:rPr>
-        <w:t>中得出的結論，王在行動中「展現」言語的程度，決定了言語能否有效促成事件發生。</w:t>
-      </w:r>
-    </w:p>
-    <w:p>
-      <w:pPr/>
-      <w:r>
-        <w:rPr>
-          <w:lang w:val="zh_TW" w:bidi="zh_TW"/>
-        </w:rPr>
-      </w:r>
-      <w:r>
-        <w:rPr>
-          <w:lang w:val="zh_TW" w:bidi="zh_TW"/>
-        </w:rPr>
-        <w:t>先知的話語，最終體現在保存下來的書卷中。</w:t>
-      </w:r>
-      <w:hyperlink r:id="rId86">
-        <w:r>
-          <w:rPr>
-            <w:lang w:val="zh_TW" w:bidi="zh_TW"/>
-          </w:rPr>
-          <w:rPr>
-            <w:color w:val="0000EE"/>
-            <w:u w:val="single"/>
-          </w:rPr>
-          <w:t>耶利米書三十六章</w:t>
-        </w:r>
-      </w:hyperlink>
-      <w:r>
-        <w:rPr>
-          <w:lang w:val="zh_TW" w:bidi="zh_TW"/>
-        </w:rPr>
-        <w:t>可以作為實例，說明先知花費時間和精力，將他們的口傳信息記錄在寫作中，是逐字逐句的謹慎記錄（</w:t>
-      </w:r>
-      <w:hyperlink r:id="rId87">
-        <w:r>
-          <w:rPr>
-            <w:lang w:val="zh_TW" w:bidi="zh_TW"/>
-          </w:rPr>
-          <w:rPr>
-            <w:color w:val="0000EE"/>
-            <w:u w:val="single"/>
-          </w:rPr>
-          <w:t>耶36:6、17–18</w:t>
-        </w:r>
-      </w:hyperlink>
-      <w:r>
-        <w:rPr>
-          <w:lang w:val="zh_TW" w:bidi="zh_TW"/>
-        </w:rPr>
-        <w:t>）。不過，信息本身的實際文學形式，也講述同樣的故事。我們在先知書中看到的內容，不可能是他們宣講話語的形式，而是他們保存（並整理）所講信息時，經過深思熟慮的措辭。可以理解的是，那些意識到自己在傳達神的話語的人，會確保這些話語不會流失。我們自然可以認為，每位先知都保存了其事工的書面記錄。我們不知道，也無從得知，以每位先知名字命名的書卷，其最終成果是否直接由該先知完成。比如，按照以賽亞書或阿摩司書精心安排的方式，我們最適宜假設書卷的作者同時也是書卷的編輯。</w:t>
-      </w:r>
-    </w:p>
-    <w:p>
-      <w:pPr/>
-      <w:r>
-        <w:rPr>
-          <w:lang w:val="zh_TW" w:bidi="zh_TW"/>
-        </w:rPr>
-      </w:r>
-      <w:r>
-        <w:rPr>
-          <w:i/>
-          <w:lang w:val="zh_TW" w:bidi="zh_TW"/>
-        </w:rPr>
-        <w:t>另見</w:t>
-      </w:r>
-      <w:r>
-        <w:rPr>
-          <w:lang w:val="zh_TW" w:bidi="zh_TW"/>
-        </w:rPr>
-        <w:t xml:space="preserve"> </w:t>
-      </w:r>
-      <w:r>
-        <w:rPr>
-          <w:lang w:val="zh_TW" w:bidi="zh_TW"/>
-        </w:rPr>
-        <w:t>預言</w:t>
-      </w:r>
-      <w:r>
-        <w:rPr>
-          <w:lang w:val="zh_TW" w:bidi="zh_TW"/>
-        </w:rPr>
-        <w:t>；</w:t>
-      </w:r>
-      <w:r>
-        <w:rPr>
-          <w:lang w:val="zh_TW" w:bidi="zh_TW"/>
-        </w:rPr>
-        <w:t>假先知</w:t>
+      <w:r>
+        <w:rPr>
+          <w:lang w:val="zh_TW" w:bidi="zh_TW"/>
+        </w:rPr>
+        <w:t>婦女</w:t>
       </w:r>
       <w:r>
         <w:rPr>

--- a/zht/docx/158.content.docx
+++ b/zht/docx/158.content.docx
@@ -19,7 +19,7 @@
         <w:rPr>
           <w:lang w:val="zh_TW" w:bidi="zh_TW"/>
         </w:rPr>
-        <w:t>Resource: Tyndale Open Bible Dictionary</w:t>
+        <w:t>Resource: Aquifer Open Bible Dictionary</w:t>
       </w:r>
       <w:r>
         <w:rPr>
@@ -112,7 +112,7 @@
         <w:rPr>
           <w:lang w:val="zh_TW" w:bidi="zh_TW"/>
         </w:rPr>
-        <w:t>Tyndale Open Bible Dictionary</w:t>
+        <w:t>Aquifer Open Bible Dictionary</w:t>
       </w:r>
     </w:p>
     <w:p>
@@ -149,7 +149,7 @@
         <w:rPr>
           <w:lang w:val="zh_TW" w:bidi="zh_TW"/>
         </w:rPr>
-        <w:t>tong</w:t>
+        <w:t>tie</w:t>
       </w:r>
       <w:r>
         <w:rPr>
@@ -212,7 +212,7 @@
         <w:rPr>
           <w:lang w:val="zh_TW" w:bidi="zh_TW"/>
         </w:rPr>
-        <w:t>通姦</w:t>
+        <w:t>帖撒羅尼迦後書</w:t>
       </w:r>
       <w:r>
         <w:rPr>
@@ -231,7 +231,7 @@
         <w:rPr>
           <w:lang w:val="zh_TW" w:bidi="zh_TW"/>
         </w:rPr>
-        <w:t>不貞、性方面的不道德（簡稱：性不道德）。「淫亂（fornication）」一詞在聖經中有幾種不同的意思。</w:t>
+        <w:t>保羅寫給帖撒羅尼迦教會的第二封信。</w:t>
       </w:r>
     </w:p>
     <w:p>
@@ -245,79 +245,90 @@
         <w:rPr>
           <w:lang w:val="zh_TW" w:bidi="zh_TW"/>
         </w:rPr>
-        <w:t>它的廣義含義是指所有非法的性行為，也就是除丈夫和妻子之間的性行為外的任何性行為。例如，在</w:t>
-      </w:r>
-      <w:hyperlink r:id="rId13">
-        <w:r>
-          <w:rPr>
-            <w:lang w:val="zh_TW" w:bidi="zh_TW"/>
-          </w:rPr>
-          <w:rPr>
-            <w:color w:val="0000EE"/>
-            <w:u w:val="single"/>
-          </w:rPr>
-          <w:t>哥林多前書五章1節</w:t>
-        </w:r>
-      </w:hyperlink>
-      <w:r>
-        <w:rPr>
-          <w:lang w:val="zh_TW" w:bidi="zh_TW"/>
-        </w:rPr>
-        <w:t>中，這個詞被用於指當地教會所容忍的一種罪：有一個人顯然與他的繼母同居。在</w:t>
-      </w:r>
-      <w:hyperlink r:id="rId14">
-        <w:r>
-          <w:rPr>
-            <w:lang w:val="zh_TW" w:bidi="zh_TW"/>
-          </w:rPr>
-          <w:rPr>
-            <w:color w:val="0000EE"/>
-            <w:u w:val="single"/>
-          </w:rPr>
-          <w:t>羅馬書一章29節</w:t>
-        </w:r>
-      </w:hyperlink>
-      <w:r>
-        <w:rPr>
-          <w:lang w:val="zh_TW" w:bidi="zh_TW"/>
-        </w:rPr>
-        <w:t>的一系列可怕的罪行中，使徒保羅將「淫亂」列入其中，似乎意在將其涵蓋所有形式的性方面不道德的行為。在哥林多前書中，保羅在上下文中暗示這個詞指各種非法的性活動（</w:t>
-      </w:r>
-      <w:hyperlink r:id="rId15">
-        <w:r>
-          <w:rPr>
-            <w:lang w:val="zh_TW" w:bidi="zh_TW"/>
-          </w:rPr>
-          <w:rPr>
-            <w:color w:val="0000EE"/>
-            <w:u w:val="single"/>
-          </w:rPr>
-          <w:t>6:13、18</w:t>
-        </w:r>
-      </w:hyperlink>
-      <w:r>
-        <w:rPr>
-          <w:lang w:val="zh_TW" w:bidi="zh_TW"/>
-        </w:rPr>
-        <w:t>）。在</w:t>
-      </w:r>
-      <w:hyperlink r:id="rId16">
-        <w:r>
-          <w:rPr>
-            <w:lang w:val="zh_TW" w:bidi="zh_TW"/>
-          </w:rPr>
-          <w:rPr>
-            <w:color w:val="0000EE"/>
-            <w:u w:val="single"/>
-          </w:rPr>
-          <w:t>哥林多前書七章2節</w:t>
-        </w:r>
-      </w:hyperlink>
-      <w:r>
-        <w:rPr>
-          <w:lang w:val="zh_TW" w:bidi="zh_TW"/>
-        </w:rPr>
-        <w:t>中，保羅使用了「淫亂」的希臘文複數形式，暗示這種罪行可能以多種形式表現出來。他因此指出，哥林多人應該結婚並合宜地共同生活。「淫亂」廣義含義中的一種罪行是姦淫。</w:t>
+        <w:t>概述</w:t>
+      </w:r>
+    </w:p>
+    <w:p>
+      <w:pPr>
+        <w:pStyle w:val="ListBullet"/>
+        <w:spacing w:line="240" w:lineRule="auto"/>
+        <w:ind w:left="720"/>
+      </w:pPr>
+      <w:r>
+        <w:rPr>
+          <w:lang w:val="zh_TW" w:bidi="zh_TW"/>
+        </w:rPr>
+      </w:r>
+      <w:r>
+        <w:rPr>
+          <w:lang w:val="zh_TW" w:bidi="zh_TW"/>
+        </w:rPr>
+        <w:t>作者</w:t>
+      </w:r>
+    </w:p>
+    <w:p>
+      <w:pPr>
+        <w:pStyle w:val="ListBullet"/>
+        <w:spacing w:line="240" w:lineRule="auto"/>
+        <w:ind w:left="720"/>
+      </w:pPr>
+      <w:r>
+        <w:rPr>
+          <w:lang w:val="zh_TW" w:bidi="zh_TW"/>
+        </w:rPr>
+      </w:r>
+      <w:r>
+        <w:rPr>
+          <w:lang w:val="zh_TW" w:bidi="zh_TW"/>
+        </w:rPr>
+        <w:t>日期、起源與寫作對象</w:t>
+      </w:r>
+    </w:p>
+    <w:p>
+      <w:pPr>
+        <w:pStyle w:val="ListBullet"/>
+        <w:spacing w:line="240" w:lineRule="auto"/>
+        <w:ind w:left="720"/>
+      </w:pPr>
+      <w:r>
+        <w:rPr>
+          <w:lang w:val="zh_TW" w:bidi="zh_TW"/>
+        </w:rPr>
+      </w:r>
+      <w:r>
+        <w:rPr>
+          <w:lang w:val="zh_TW" w:bidi="zh_TW"/>
+        </w:rPr>
+        <w:t>目的</w:t>
+      </w:r>
+    </w:p>
+    <w:p>
+      <w:pPr>
+        <w:pStyle w:val="ListBullet"/>
+        <w:spacing w:line="240" w:lineRule="auto"/>
+        <w:ind w:left="720"/>
+      </w:pPr>
+      <w:r>
+        <w:rPr>
+          <w:lang w:val="zh_TW" w:bidi="zh_TW"/>
+        </w:rPr>
+      </w:r>
+      <w:r>
+        <w:rPr>
+          <w:lang w:val="zh_TW" w:bidi="zh_TW"/>
+        </w:rPr>
+        <w:t>內容</w:t>
+      </w:r>
+    </w:p>
+    <w:p>
+      <w:pPr>
+        <w:pStyle w:val="Heading3"/>
+      </w:pPr>
+      <w:r>
+        <w:rPr>
+          <w:lang w:val="zh_TW" w:bidi="zh_TW"/>
+        </w:rPr>
+        <w:t>作者簡介</w:t>
       </w:r>
     </w:p>
     <w:p>
@@ -331,9 +342,9 @@
         <w:rPr>
           <w:lang w:val="zh_TW" w:bidi="zh_TW"/>
         </w:rPr>
-        <w:t>「淫亂」也有一種更為狹義的含義，指未婚之間的性不道德行為。在那些將「淫亂」和「姦淫」並列的聖經清單中，暗示了這種含義。耶穌所列的出於人心中的污穢罪行包括「淫亂（譯註：和合本譯為苟合）」和「姦淫」（</w:t>
-      </w:r>
-      <w:hyperlink r:id="rId17">
+        <w:t>與帖撒羅尼迦前書一樣，這封信以保羅、西拉和提摩太的名字開始；並且像前書一樣，這封信經常使用複數代名詞「我們」和「我們的」，但也有使用單數代名詞「我」（例如</w:t>
+      </w:r>
+      <w:hyperlink r:id="rId13">
         <w:r>
           <w:rPr>
             <w:lang w:val="zh_TW" w:bidi="zh_TW"/>
@@ -342,16 +353,28 @@
             <w:color w:val="0000EE"/>
             <w:u w:val="single"/>
           </w:rPr>
-          <w:t>太15:19</w:t>
+          <w:t>帖後2:5</w:t>
         </w:r>
       </w:hyperlink>
       <w:r>
         <w:rPr>
           <w:lang w:val="zh_TW" w:bidi="zh_TW"/>
         </w:rPr>
-        <w:t>；</w:t>
-      </w:r>
-      <w:hyperlink r:id="rId18">
+        <w:t>）。信的結尾寫道：「</w:t>
+      </w:r>
+      <w:r>
+        <w:rPr>
+          <w:lang w:val="zh_TW" w:bidi="zh_TW"/>
+        </w:rPr>
+        <w:t>我－ 保羅親筆問你們安。凡我的信都以此為記，我的筆跡就是這樣</w:t>
+      </w:r>
+      <w:r>
+        <w:rPr>
+          <w:lang w:val="zh_TW" w:bidi="zh_TW"/>
+        </w:rPr>
+        <w:t>」（</w:t>
+      </w:r>
+      <w:hyperlink r:id="rId14">
         <w:r>
           <w:rPr>
             <w:lang w:val="zh_TW" w:bidi="zh_TW"/>
@@ -360,25 +383,7 @@
             <w:color w:val="0000EE"/>
             <w:u w:val="single"/>
           </w:rPr>
-          <w:t>可7:21–22</w:t>
-        </w:r>
-      </w:hyperlink>
-      <w:r>
-        <w:rPr>
-          <w:lang w:val="zh_TW" w:bidi="zh_TW"/>
-        </w:rPr>
-        <w:t>）。保羅列出的那些不能承受神的國的罪人中也包括淫亂的和姦淫的（</w:t>
-      </w:r>
-      <w:hyperlink r:id="rId19">
-        <w:r>
-          <w:rPr>
-            <w:lang w:val="zh_TW" w:bidi="zh_TW"/>
-          </w:rPr>
-          <w:rPr>
-            <w:color w:val="0000EE"/>
-            <w:u w:val="single"/>
-          </w:rPr>
-          <w:t>林前6:9</w:t>
+          <w:t>3:17</w:t>
         </w:r>
       </w:hyperlink>
       <w:r>
@@ -399,9 +404,9 @@
         <w:rPr>
           <w:lang w:val="zh_TW" w:bidi="zh_TW"/>
         </w:rPr>
-        <w:t>「淫亂」在</w:t>
-      </w:r>
-      <w:hyperlink r:id="rId20">
+        <w:t>有些學者質疑這封書信是否出自保羅之手，主要原因在於這書關於未來的教導，與帖撒羅尼迦前書的教導有所不同。根據</w:t>
+      </w:r>
+      <w:hyperlink r:id="rId14">
         <w:r>
           <w:rPr>
             <w:lang w:val="zh_TW" w:bidi="zh_TW"/>
@@ -410,32 +415,25 @@
             <w:color w:val="0000EE"/>
             <w:u w:val="single"/>
           </w:rPr>
-          <w:t>馬太福音五章32節</w:t>
+          <w:t>帖撒羅尼迦後書三章17節</w:t>
         </w:r>
       </w:hyperlink>
       <w:r>
         <w:rPr>
           <w:lang w:val="zh_TW" w:bidi="zh_TW"/>
         </w:rPr>
-        <w:t>和</w:t>
-      </w:r>
-      <w:hyperlink r:id="rId21">
-        <w:r>
-          <w:rPr>
-            <w:lang w:val="zh_TW" w:bidi="zh_TW"/>
-          </w:rPr>
-          <w:rPr>
-            <w:color w:val="0000EE"/>
-            <w:u w:val="single"/>
-          </w:rPr>
-          <w:t>十九章9節</w:t>
-        </w:r>
-      </w:hyperlink>
-      <w:r>
-        <w:rPr>
-          <w:lang w:val="zh_TW" w:bidi="zh_TW"/>
-        </w:rPr>
-        <w:t>通常被現今的聖經學者理解為專指姦淫。對於希臘文porneia的翻譯涉及解釋而非純翻譯。學者們對耶穌關於休妻的例外說法是否指淫亂的廣義或狹義含義存在分歧。他可能僅指姦淫，也可能將它與其它性罪一併包括在內。</w:t>
+        <w:t>的說法，第一封信必須被視為偽造。然而，事實並非如此，早期教會從未質疑這兩封信是否出由保羅所寫。</w:t>
+      </w:r>
+    </w:p>
+    <w:p>
+      <w:pPr>
+        <w:pStyle w:val="Heading3"/>
+      </w:pPr>
+      <w:r>
+        <w:rPr>
+          <w:lang w:val="zh_TW" w:bidi="zh_TW"/>
+        </w:rPr>
+        <w:t>日期、起源與寫作對象</w:t>
       </w:r>
     </w:p>
     <w:p>
@@ -449,97 +447,7 @@
         <w:rPr>
           <w:lang w:val="zh_TW" w:bidi="zh_TW"/>
         </w:rPr>
-        <w:t>「淫亂」一詞在舊約和新約中也有比喻性的用法。起源於以色列和教會作為主的妻子或新娘的描述，背離神和拜偶像被稱為淫亂（例如，見</w:t>
-      </w:r>
-      <w:hyperlink r:id="rId22">
-        <w:r>
-          <w:rPr>
-            <w:lang w:val="zh_TW" w:bidi="zh_TW"/>
-          </w:rPr>
-          <w:rPr>
-            <w:color w:val="0000EE"/>
-            <w:u w:val="single"/>
-          </w:rPr>
-          <w:t>耶2章</w:t>
-        </w:r>
-      </w:hyperlink>
-      <w:r>
-        <w:rPr>
-          <w:lang w:val="zh_TW" w:bidi="zh_TW"/>
-        </w:rPr>
-        <w:t>）。</w:t>
-      </w:r>
-      <w:hyperlink r:id="rId23">
-        <w:r>
-          <w:rPr>
-            <w:lang w:val="zh_TW" w:bidi="zh_TW"/>
-          </w:rPr>
-          <w:rPr>
-            <w:color w:val="0000EE"/>
-            <w:u w:val="single"/>
-          </w:rPr>
-          <w:t>以西結書第十六章</w:t>
-        </w:r>
-      </w:hyperlink>
-      <w:r>
-        <w:rPr>
-          <w:lang w:val="zh_TW" w:bidi="zh_TW"/>
-        </w:rPr>
-        <w:t>用對婚姻誓言的不忠來象徵耶路撒冷與神之間偏離正道的關係。耶路撒冷對神而言成了一個「行淫的妻」。何西阿書的前三章使用先知何西阿與其淫亂的妻子歌篾的關係，來比喻以色列民族如何對其「丈夫」（神）犯下淫亂之罪，轉而追求其它神。在啟示錄中，「淫亂」和「邪淫」的比喻用法用於大巴比倫——大淫婦（</w:t>
-      </w:r>
-      <w:hyperlink r:id="rId24">
-        <w:r>
-          <w:rPr>
-            <w:lang w:val="zh_TW" w:bidi="zh_TW"/>
-          </w:rPr>
-          <w:rPr>
-            <w:color w:val="0000EE"/>
-            <w:u w:val="single"/>
-          </w:rPr>
-          <w:t>啟14:8，</w:t>
-        </w:r>
-      </w:hyperlink>
-      <w:hyperlink r:id="rId25">
-        <w:r>
-          <w:rPr>
-            <w:lang w:val="zh_TW" w:bidi="zh_TW"/>
-          </w:rPr>
-          <w:rPr>
-            <w:color w:val="0000EE"/>
-            <w:u w:val="single"/>
-          </w:rPr>
-          <w:t>17:2–4，</w:t>
-        </w:r>
-      </w:hyperlink>
-      <w:hyperlink r:id="rId26">
-        <w:r>
-          <w:rPr>
-            <w:lang w:val="zh_TW" w:bidi="zh_TW"/>
-          </w:rPr>
-          <w:rPr>
-            <w:color w:val="0000EE"/>
-            <w:u w:val="single"/>
-          </w:rPr>
-          <w:t>18:3，</w:t>
-        </w:r>
-      </w:hyperlink>
-      <w:hyperlink r:id="rId27">
-        <w:r>
-          <w:rPr>
-            <w:lang w:val="zh_TW" w:bidi="zh_TW"/>
-          </w:rPr>
-          <w:rPr>
-            <w:color w:val="0000EE"/>
-            <w:u w:val="single"/>
-          </w:rPr>
-          <w:t>19:2</w:t>
-        </w:r>
-      </w:hyperlink>
-      <w:r>
-        <w:rPr>
-          <w:lang w:val="zh_TW" w:bidi="zh_TW"/>
-        </w:rPr>
-        <w:t>）。</w:t>
+        <w:t>與帖撒羅尼迦前書相同，這封信的第一節便說這是寫給「帖撒羅尼迦的教會」。與前書不同的是，這封信沒有提供關於保羅和他同工行蹤的個人細節。因此，沒有直接證據確定這封信的成書日期和地點。</w:t>
       </w:r>
     </w:p>
     <w:p>
@@ -551,38 +459,139 @@
       </w:r>
       <w:r>
         <w:rPr>
-          <w:i/>
-          <w:lang w:val="zh_TW" w:bidi="zh_TW"/>
-        </w:rPr>
-        <w:t>另見</w:t>
-      </w:r>
-      <w:r>
-        <w:rPr>
-          <w:lang w:val="zh_TW" w:bidi="zh_TW"/>
-        </w:rPr>
-        <w:t xml:space="preserve"> </w:t>
-      </w:r>
-      <w:r>
-        <w:rPr>
-          <w:lang w:val="zh_TW" w:bidi="zh_TW"/>
-        </w:rPr>
-        <w:t>姦淫</w:t>
-      </w:r>
-      <w:r>
-        <w:rPr>
-          <w:lang w:val="zh_TW" w:bidi="zh_TW"/>
-        </w:rPr>
-        <w:t>。</w:t>
-      </w:r>
-      <w:r>
-        <w:rPr>
-          <w:lang w:val="zh_TW" w:bidi="zh_TW"/>
-        </w:rPr>
-      </w:r>
-      <w:r>
-        <w:rPr>
-          <w:lang w:val="zh_TW" w:bidi="zh_TW"/>
-        </w:rPr>
+          <w:lang w:val="zh_TW" w:bidi="zh_TW"/>
+        </w:rPr>
+        <w:t>由於這封書的教導與帖撒羅尼迦前書不同，因此有人質疑此信是否為保羅所寫，並且提出了幾種有關日期和寫作對象的推測：</w:t>
+      </w:r>
+    </w:p>
+    <w:p>
+      <w:pPr>
+        <w:pStyle w:val="ListNumber"/>
+        <w:numPr>
+          <w:ilvl w:val="0"/>
+          <w:numId w:val="14"/>
+        </w:numPr>
+        <w:spacing w:line="240" w:lineRule="auto"/>
+        <w:ind w:left="720"/>
+      </w:pPr>
+      <w:r>
+        <w:rPr>
+          <w:lang w:val="zh_TW" w:bidi="zh_TW"/>
+        </w:rPr>
+      </w:r>
+      <w:r>
+        <w:rPr>
+          <w:lang w:val="zh_TW" w:bidi="zh_TW"/>
+        </w:rPr>
+        <w:t>這封信是在帖撒羅尼迦前書寫成許久之後才寫的。然而，這種可能性不大，因為西拉和提摩太仍然與保羅同在。</w:t>
+      </w:r>
+    </w:p>
+    <w:p>
+      <w:pPr>
+        <w:pStyle w:val="ListNumber"/>
+        <w:spacing w:line="240" w:lineRule="auto"/>
+        <w:ind w:left="720"/>
+      </w:pPr>
+      <w:r>
+        <w:rPr>
+          <w:lang w:val="zh_TW" w:bidi="zh_TW"/>
+        </w:rPr>
+      </w:r>
+      <w:r>
+        <w:rPr>
+          <w:lang w:val="zh_TW" w:bidi="zh_TW"/>
+        </w:rPr>
+        <w:t>這封信的寫作時間早於帖撒羅尼迦前書。然而，</w:t>
+      </w:r>
+      <w:hyperlink r:id="rId15">
+        <w:r>
+          <w:rPr>
+            <w:lang w:val="zh_TW" w:bidi="zh_TW"/>
+          </w:rPr>
+          <w:rPr>
+            <w:color w:val="0000EE"/>
+            <w:u w:val="single"/>
+          </w:rPr>
+          <w:t>二章15節</w:t>
+        </w:r>
+      </w:hyperlink>
+      <w:r>
+        <w:rPr>
+          <w:lang w:val="zh_TW" w:bidi="zh_TW"/>
+        </w:rPr>
+        <w:t>提到一封先前寫給帖撒羅尼迦的信。而且，從第二世紀開始，早期教會確實稱這封信為帖撒羅尼迦後書。</w:t>
+      </w:r>
+    </w:p>
+    <w:p>
+      <w:pPr>
+        <w:pStyle w:val="ListNumber"/>
+        <w:spacing w:line="240" w:lineRule="auto"/>
+        <w:ind w:left="720"/>
+      </w:pPr>
+      <w:r>
+        <w:rPr>
+          <w:lang w:val="zh_TW" w:bidi="zh_TW"/>
+        </w:rPr>
+      </w:r>
+      <w:r>
+        <w:rPr>
+          <w:lang w:val="zh_TW" w:bidi="zh_TW"/>
+        </w:rPr>
+        <w:t>這封信的寫作對象是帖撒羅尼迦的猶太基督徒，而帖撒羅尼迦前書則是寫給外邦基督徒的。然而，這種說法極不可能，因為這位使徒一向十分重視基督徒在同一地區應當合一（例如</w:t>
+      </w:r>
+      <w:hyperlink r:id="rId16">
+        <w:r>
+          <w:rPr>
+            <w:lang w:val="zh_TW" w:bidi="zh_TW"/>
+          </w:rPr>
+          <w:rPr>
+            <w:color w:val="0000EE"/>
+            <w:u w:val="single"/>
+          </w:rPr>
+          <w:t>林前1–3</w:t>
+        </w:r>
+      </w:hyperlink>
+      <w:r>
+        <w:rPr>
+          <w:lang w:val="zh_TW" w:bidi="zh_TW"/>
+        </w:rPr>
+        <w:t>），並特別重視猶太信徒與外邦信徒的合一（見</w:t>
+      </w:r>
+      <w:hyperlink r:id="rId17">
+        <w:r>
+          <w:rPr>
+            <w:lang w:val="zh_TW" w:bidi="zh_TW"/>
+          </w:rPr>
+          <w:rPr>
+            <w:color w:val="0000EE"/>
+            <w:u w:val="single"/>
+          </w:rPr>
+          <w:t>弗2:11–22</w:t>
+        </w:r>
+      </w:hyperlink>
+      <w:r>
+        <w:rPr>
+          <w:lang w:val="zh_TW" w:bidi="zh_TW"/>
+        </w:rPr>
+        <w:t>），所以他不可能這樣做。</w:t>
+      </w:r>
+    </w:p>
+    <w:p>
+      <w:pPr>
+        <w:pStyle w:val="ListNumber"/>
+        <w:spacing w:line="240" w:lineRule="auto"/>
+        <w:ind w:left="720"/>
+      </w:pPr>
+      <w:r>
+        <w:rPr>
+          <w:lang w:val="zh_TW" w:bidi="zh_TW"/>
+        </w:rPr>
+      </w:r>
+      <w:r>
+        <w:rPr>
+          <w:lang w:val="zh_TW" w:bidi="zh_TW"/>
+        </w:rPr>
+        <w:t>這封信是寫給別處的基督徒（庇哩亞和腓立比），後來傳到帖撒羅尼迦的基督徒手中。然而，沒有任何證據顯示這封信最初是寫給其它地方的基督徒，而非帖撒羅尼迦的信徒。</w:t>
       </w:r>
     </w:p>
     <w:p>
@@ -592,21 +601,58 @@
           <w:lang w:val="zh_TW" w:bidi="zh_TW"/>
         </w:rPr>
       </w:r>
+      <w:r>
+        <w:rPr>
+          <w:lang w:val="zh_TW" w:bidi="zh_TW"/>
+        </w:rPr>
+        <w:t>寫這封信時，</w:t>
+      </w:r>
+      <w:r>
+        <w:rPr>
+          <w:lang w:val="zh_TW" w:bidi="zh_TW"/>
+        </w:rPr>
+        <w:t>保羅身邊的同工與寫帖撒羅尼迦前書時相同</w:t>
+      </w:r>
+      <w:r>
+        <w:rPr>
+          <w:lang w:val="zh_TW" w:bidi="zh_TW"/>
+        </w:rPr>
+        <w:t>（</w:t>
+      </w:r>
+      <w:hyperlink r:id="rId18">
+        <w:r>
+          <w:rPr>
+            <w:lang w:val="zh_TW" w:bidi="zh_TW"/>
+          </w:rPr>
+          <w:rPr>
+            <w:color w:val="0000EE"/>
+            <w:u w:val="single"/>
+          </w:rPr>
+          <w:t>帖後1:1</w:t>
+        </w:r>
+      </w:hyperlink>
+      <w:r>
+        <w:rPr>
+          <w:lang w:val="zh_TW" w:bidi="zh_TW"/>
+        </w:rPr>
+        <w:t>）。</w:t>
+      </w:r>
+      <w:r>
+        <w:rPr>
+          <w:lang w:val="zh_TW" w:bidi="zh_TW"/>
+        </w:rPr>
+        <w:t>這表明，保羅在寫完前書後不久，聽到了帖撒羅尼迦基督徒面臨的新問題，出於對他們的關心，就寫了這第二封信。</w:t>
+      </w:r>
     </w:p>
     <w:p>
       <w:pPr>
-        <w:pStyle w:val="Heading2"/>
-      </w:pPr>
-      <w:r>
-        <w:rPr>
-          <w:lang w:val="zh_TW" w:bidi="zh_TW"/>
-        </w:rPr>
-        <w:t>童貞女</w:t>
-      </w:r>
-      <w:r>
-        <w:rPr>
-          <w:lang w:val="zh_TW" w:bidi="zh_TW"/>
-        </w:rPr>
+        <w:pStyle w:val="Heading3"/>
+      </w:pPr>
+      <w:r>
+        <w:rPr>
+          <w:lang w:val="zh_TW" w:bidi="zh_TW"/>
+        </w:rPr>
+        <w:t>目的</w:t>
       </w:r>
     </w:p>
     <w:p>
@@ -620,25 +666,7 @@
         <w:rPr>
           <w:lang w:val="zh_TW" w:bidi="zh_TW"/>
         </w:rPr>
-        <w:t>這是用來描述女性，或用來比喻地方、國家和教會的詞。該詞是在描述一位性徵成熟但尚未發生性行為的女性。耶穌的母親馬利亞就是一個明顯的例子（</w:t>
-      </w:r>
-      <w:hyperlink r:id="rId28">
-        <w:r>
-          <w:rPr>
-            <w:lang w:val="zh_TW" w:bidi="zh_TW"/>
-          </w:rPr>
-          <w:rPr>
-            <w:color w:val="0000EE"/>
-            <w:u w:val="single"/>
-          </w:rPr>
-          <w:t>太1:18–25</w:t>
-        </w:r>
-      </w:hyperlink>
-      <w:r>
-        <w:rPr>
-          <w:lang w:val="zh_TW" w:bidi="zh_TW"/>
-        </w:rPr>
-        <w:t>）。</w:t>
+        <w:t>使徒保羅寫這封信時，心中有三個主要的關注。</w:t>
       </w:r>
     </w:p>
     <w:p>
@@ -652,9 +680,9 @@
         <w:rPr>
           <w:lang w:val="zh_TW" w:bidi="zh_TW"/>
         </w:rPr>
-        <w:t>舊約聖經非常重視在婚姻前保持貞潔。利百加成為適合以撒的新娘，其中一個特質就是她的貞潔（</w:t>
-      </w:r>
-      <w:hyperlink r:id="rId29">
+        <w:t>首先，與他所有書信一樣，他希望鼓勵讀者在信仰上站立得穩（</w:t>
+      </w:r>
+      <w:hyperlink r:id="rId15">
         <w:r>
           <w:rPr>
             <w:lang w:val="zh_TW" w:bidi="zh_TW"/>
@@ -663,16 +691,16 @@
             <w:color w:val="0000EE"/>
             <w:u w:val="single"/>
           </w:rPr>
-          <w:t>創24:16</w:t>
+          <w:t>2:15）</w:t>
         </w:r>
       </w:hyperlink>
       <w:r>
         <w:rPr>
           <w:lang w:val="zh_TW" w:bidi="zh_TW"/>
         </w:rPr>
-        <w:t>）。律法規定祭司只能娶貞潔的女子為妻（</w:t>
-      </w:r>
-      <w:hyperlink r:id="rId30">
+        <w:t>。他感謝神在他們生命中的工作（</w:t>
+      </w:r>
+      <w:hyperlink r:id="rId19">
         <w:r>
           <w:rPr>
             <w:lang w:val="zh_TW" w:bidi="zh_TW"/>
@@ -681,16 +709,10 @@
             <w:color w:val="0000EE"/>
             <w:u w:val="single"/>
           </w:rPr>
-          <w:t>利21:7</w:t>
+          <w:t>1:3，</w:t>
         </w:r>
       </w:hyperlink>
-      <w:r>
-        <w:rPr>
-          <w:lang w:val="zh_TW" w:bidi="zh_TW"/>
-        </w:rPr>
-        <w:t>、</w:t>
-      </w:r>
-      <w:hyperlink r:id="rId30">
+      <w:hyperlink r:id="rId20">
         <w:r>
           <w:rPr>
             <w:lang w:val="zh_TW" w:bidi="zh_TW"/>
@@ -699,10 +721,16 @@
             <w:color w:val="0000EE"/>
             <w:u w:val="single"/>
           </w:rPr>
-          <w:t>13</w:t>
+          <w:t>2:13</w:t>
         </w:r>
       </w:hyperlink>
-      <w:hyperlink r:id="rId31">
+      <w:r>
+        <w:rPr>
+          <w:lang w:val="zh_TW" w:bidi="zh_TW"/>
+        </w:rPr>
+        <w:t>），這工作表現在他們的信心、愛心，以及在逼迫中堅忍的態度（</w:t>
+      </w:r>
+      <w:hyperlink r:id="rId21">
         <w:r>
           <w:rPr>
             <w:lang w:val="zh_TW" w:bidi="zh_TW"/>
@@ -711,10 +739,16 @@
             <w:color w:val="0000EE"/>
             <w:u w:val="single"/>
           </w:rPr>
-          <w:t>–</w:t>
+          <w:t>1:4</w:t>
         </w:r>
       </w:hyperlink>
-      <w:hyperlink r:id="rId30">
+      <w:r>
+        <w:rPr>
+          <w:lang w:val="zh_TW" w:bidi="zh_TW"/>
+        </w:rPr>
+        <w:t>）。保羅向他們保證，神終將施行公義審判。信徒的責任是以生命榮耀耶穌的名；當主再來時，衪將在忠心的子民中得榮耀（</w:t>
+      </w:r>
+      <w:hyperlink r:id="rId22">
         <w:r>
           <w:rPr>
             <w:lang w:val="zh_TW" w:bidi="zh_TW"/>
@@ -723,14 +757,14 @@
             <w:color w:val="0000EE"/>
             <w:u w:val="single"/>
           </w:rPr>
-          <w:t>14</w:t>
+          <w:t>5–12</w:t>
         </w:r>
       </w:hyperlink>
       <w:r>
         <w:rPr>
           <w:lang w:val="zh_TW" w:bidi="zh_TW"/>
         </w:rPr>
-        <w:t>）。而祭司應該是那些生活最符合神標準的人。</w:t>
+        <w:t>節）。</w:t>
       </w:r>
     </w:p>
     <w:p>
@@ -744,9 +778,21 @@
         <w:rPr>
           <w:lang w:val="zh_TW" w:bidi="zh_TW"/>
         </w:rPr>
-        <w:t>這反映了聖經對婚姻的教導，也使專一的忠誠成為婚姻的理想。新約聖經禁止婚前性行為，表達了這一理想（</w:t>
-      </w:r>
-      <w:hyperlink r:id="rId15">
+        <w:t>其次，教會中流傳著錯誤的教導，甚至有人假冒保羅的名義，宣稱</w:t>
+      </w:r>
+      <w:r>
+        <w:rPr>
+          <w:lang w:val="zh_TW" w:bidi="zh_TW"/>
+        </w:rPr>
+        <w:t>主的日子現在到了</w:t>
+      </w:r>
+      <w:r>
+        <w:rPr>
+          <w:lang w:val="zh_TW" w:bidi="zh_TW"/>
+        </w:rPr>
+        <w:t>（</w:t>
+      </w:r>
+      <w:hyperlink r:id="rId23">
         <w:r>
           <w:rPr>
             <w:lang w:val="zh_TW" w:bidi="zh_TW"/>
@@ -755,16 +801,40 @@
             <w:color w:val="0000EE"/>
             <w:u w:val="single"/>
           </w:rPr>
-          <w:t>林前6:13</w:t>
+          <w:t>2:2</w:t>
         </w:r>
       </w:hyperlink>
       <w:r>
         <w:rPr>
           <w:lang w:val="zh_TW" w:bidi="zh_TW"/>
         </w:rPr>
-        <w:t>、</w:t>
-      </w:r>
-      <w:hyperlink r:id="rId15">
+        <w:t>）。這位使徒駁斥這種教導，並指出在基督再來之前必須發生一些特定的事情。他提到，一個被稱為「</w:t>
+      </w:r>
+      <w:r>
+        <w:rPr>
+          <w:lang w:val="zh_TW" w:bidi="zh_TW"/>
+        </w:rPr>
+        <w:t>大罪人</w:t>
+      </w:r>
+      <w:r>
+        <w:rPr>
+          <w:lang w:val="zh_TW" w:bidi="zh_TW"/>
+        </w:rPr>
+        <w:t>」或「</w:t>
+      </w:r>
+      <w:r>
+        <w:rPr>
+          <w:lang w:val="zh_TW" w:bidi="zh_TW"/>
+        </w:rPr>
+        <w:t>沉淪之子</w:t>
+      </w:r>
+      <w:r>
+        <w:rPr>
+          <w:lang w:val="zh_TW" w:bidi="zh_TW"/>
+        </w:rPr>
+        <w:t>」的人將會顯現，這個人將否定一切真正的敬拜，行神蹟奇事，甚至自稱為神。目前，仍有一種力量在抑制牠。然而，到了適當的時候，「大罪人」將被揭露。然後，當主再來時，「大罪人」將被征服和摧毀。這（</w:t>
+      </w:r>
+      <w:hyperlink r:id="rId24">
         <w:r>
           <w:rPr>
             <w:lang w:val="zh_TW" w:bidi="zh_TW"/>
@@ -773,16 +843,16 @@
             <w:color w:val="0000EE"/>
             <w:u w:val="single"/>
           </w:rPr>
-          <w:t>18</w:t>
+          <w:t>1–12</w:t>
         </w:r>
       </w:hyperlink>
       <w:r>
         <w:rPr>
           <w:lang w:val="zh_TW" w:bidi="zh_TW"/>
         </w:rPr>
-        <w:t>）。新約聖經使用「童女（或童身）」來描述對神忠心的基督徒（</w:t>
-      </w:r>
-      <w:hyperlink r:id="rId32">
+        <w:t>節）與福音書中關於敵基督的描述類似，牠將假冒基督，以神蹟奇事欺騙人（</w:t>
+      </w:r>
+      <w:hyperlink r:id="rId25">
         <w:r>
           <w:rPr>
             <w:lang w:val="zh_TW" w:bidi="zh_TW"/>
@@ -791,16 +861,16 @@
             <w:color w:val="0000EE"/>
             <w:u w:val="single"/>
           </w:rPr>
-          <w:t>啟14:4</w:t>
+          <w:t>太24:5、23–26</w:t>
         </w:r>
       </w:hyperlink>
       <w:r>
         <w:rPr>
           <w:lang w:val="zh_TW" w:bidi="zh_TW"/>
         </w:rPr>
-        <w:t>；參</w:t>
-      </w:r>
-      <w:hyperlink r:id="rId33">
+        <w:t>；</w:t>
+      </w:r>
+      <w:hyperlink r:id="rId26">
         <w:r>
           <w:rPr>
             <w:lang w:val="zh_TW" w:bidi="zh_TW"/>
@@ -809,7 +879,61 @@
             <w:color w:val="0000EE"/>
             <w:u w:val="single"/>
           </w:rPr>
-          <w:t>林後11:2</w:t>
+          <w:t>可13:5–6、20–23</w:t>
+        </w:r>
+      </w:hyperlink>
+      <w:r>
+        <w:rPr>
+          <w:lang w:val="zh_TW" w:bidi="zh_TW"/>
+        </w:rPr>
+        <w:t>）。在帖撒羅尼迦前書中，保羅強調主再來的時間是沒有人知道的，因此信徒必須隨時準備好迎接衪。在這裡，為了反駁主已經再來的觀念，保羅強調基督再來前必然發生的事件。耶穌在講論未來時，也同時強調這兩個方面（</w:t>
+      </w:r>
+      <w:hyperlink r:id="rId27">
+        <w:r>
+          <w:rPr>
+            <w:lang w:val="zh_TW" w:bidi="zh_TW"/>
+          </w:rPr>
+          <w:rPr>
+            <w:color w:val="0000EE"/>
+            <w:u w:val="single"/>
+          </w:rPr>
+          <w:t>太24</w:t>
+        </w:r>
+      </w:hyperlink>
+      <w:r>
+        <w:rPr>
+          <w:lang w:val="zh_TW" w:bidi="zh_TW"/>
+        </w:rPr>
+        <w:t>；</w:t>
+      </w:r>
+      <w:hyperlink r:id="rId28">
+        <w:r>
+          <w:rPr>
+            <w:lang w:val="zh_TW" w:bidi="zh_TW"/>
+          </w:rPr>
+          <w:rPr>
+            <w:color w:val="0000EE"/>
+            <w:u w:val="single"/>
+          </w:rPr>
+          <w:t>可13</w:t>
+        </w:r>
+      </w:hyperlink>
+      <w:r>
+        <w:rPr>
+          <w:lang w:val="zh_TW" w:bidi="zh_TW"/>
+        </w:rPr>
+        <w:t>；</w:t>
+      </w:r>
+      <w:hyperlink r:id="rId29">
+        <w:r>
+          <w:rPr>
+            <w:lang w:val="zh_TW" w:bidi="zh_TW"/>
+          </w:rPr>
+          <w:rPr>
+            <w:color w:val="0000EE"/>
+            <w:u w:val="single"/>
+          </w:rPr>
+          <w:t>路21</w:t>
         </w:r>
       </w:hyperlink>
       <w:r>
@@ -830,9 +954,9 @@
         <w:rPr>
           <w:lang w:val="zh_TW" w:bidi="zh_TW"/>
         </w:rPr>
-        <w:t>從負面的角度來看，舊約聖經在處罰失去貞潔的問題上強調了相同的原則。如果男人在道德上負有責任，那麼他必須娶女子為妻或賠償女子的父親（</w:t>
-      </w:r>
-      <w:hyperlink r:id="rId34">
+        <w:t>最後，基督徒群體中的懶惰問題仍然存在，甚至可能有所加劇（參</w:t>
+      </w:r>
+      <w:hyperlink r:id="rId30">
         <w:r>
           <w:rPr>
             <w:lang w:val="zh_TW" w:bidi="zh_TW"/>
@@ -841,16 +965,16 @@
             <w:color w:val="0000EE"/>
             <w:u w:val="single"/>
           </w:rPr>
-          <w:t>出22:16–17</w:t>
+          <w:t>帖前4:11</w:t>
         </w:r>
       </w:hyperlink>
       <w:r>
         <w:rPr>
           <w:lang w:val="zh_TW" w:bidi="zh_TW"/>
         </w:rPr>
-        <w:t>）。如果女性自己有責任，其懲罰就是死刑（</w:t>
-      </w:r>
-      <w:hyperlink r:id="rId35">
+        <w:t>，</w:t>
+      </w:r>
+      <w:hyperlink r:id="rId31">
         <w:r>
           <w:rPr>
             <w:lang w:val="zh_TW" w:bidi="zh_TW"/>
@@ -859,16 +983,28 @@
             <w:color w:val="0000EE"/>
             <w:u w:val="single"/>
           </w:rPr>
-          <w:t>申22:20–21</w:t>
+          <w:t>5:14</w:t>
         </w:r>
       </w:hyperlink>
       <w:r>
         <w:rPr>
           <w:lang w:val="zh_TW" w:bidi="zh_TW"/>
         </w:rPr>
-        <w:t>）。然而，舊約聖經中很少提及對於終生守貞的讚美。耶利米被吩咐不要娶妻，僅僅是為了強調神對即將到來的審判的警告（</w:t>
-      </w:r>
-      <w:hyperlink r:id="rId36">
+        <w:t>）。保羅再次提醒他們，他與同工們的榜樣——他們親自工作賺取生活費，而不是依賴他們的福音對象。保羅提出了一個簡單的原則：「</w:t>
+      </w:r>
+      <w:r>
+        <w:rPr>
+          <w:lang w:val="zh_TW" w:bidi="zh_TW"/>
+        </w:rPr>
+        <w:t>若有人不肯做工，就不可吃飯</w:t>
+      </w:r>
+      <w:r>
+        <w:rPr>
+          <w:lang w:val="zh_TW" w:bidi="zh_TW"/>
+        </w:rPr>
+        <w:t>」（</w:t>
+      </w:r>
+      <w:hyperlink r:id="rId32">
         <w:r>
           <w:rPr>
             <w:lang w:val="zh_TW" w:bidi="zh_TW"/>
@@ -877,16 +1013,38 @@
             <w:color w:val="0000EE"/>
             <w:u w:val="single"/>
           </w:rPr>
-          <w:t>耶16:2</w:t>
+          <w:t>帖後3:10</w:t>
         </w:r>
       </w:hyperlink>
       <w:r>
         <w:rPr>
           <w:lang w:val="zh_TW" w:bidi="zh_TW"/>
         </w:rPr>
-        <w:t>）。從女性的角度來看，終生保持未婚貞潔和沒有子女是一種悲劇（參</w:t>
-      </w:r>
-      <w:hyperlink r:id="rId37">
+        <w:t>）。</w:t>
+      </w:r>
+    </w:p>
+    <w:p>
+      <w:pPr>
+        <w:pStyle w:val="Heading3"/>
+      </w:pPr>
+      <w:r>
+        <w:rPr>
+          <w:lang w:val="zh_TW" w:bidi="zh_TW"/>
+        </w:rPr>
+        <w:t>內容</w:t>
+      </w:r>
+    </w:p>
+    <w:p>
+      <w:pPr>
+        <w:pStyle w:val="Heading4"/>
+      </w:pPr>
+      <w:r>
+        <w:rPr>
+          <w:lang w:val="zh_TW" w:bidi="zh_TW"/>
+        </w:rPr>
+        <w:t>為他們的基督徒生活感恩（</w:t>
+      </w:r>
+      <w:hyperlink r:id="rId33">
         <w:r>
           <w:rPr>
             <w:lang w:val="zh_TW" w:bidi="zh_TW"/>
@@ -895,14 +1053,14 @@
             <w:color w:val="0000EE"/>
             <w:u w:val="single"/>
           </w:rPr>
-          <w:t>士11:37</w:t>
+          <w:t>1:3–4</w:t>
         </w:r>
       </w:hyperlink>
       <w:r>
         <w:rPr>
           <w:lang w:val="zh_TW" w:bidi="zh_TW"/>
         </w:rPr>
-        <w:t>）。</w:t>
+        <w:t>）</w:t>
       </w:r>
     </w:p>
     <w:p>
@@ -916,9 +1074,20 @@
         <w:rPr>
           <w:lang w:val="zh_TW" w:bidi="zh_TW"/>
         </w:rPr>
-        <w:t>新約聖經重視婚姻，但更清楚地顯明基督徒男女保持貞潔的益處。保羅宣稱，獨身對某些人來說是神的恩賜，因為其對基督徒的事奉有正面的果效（</w:t>
-      </w:r>
-      <w:hyperlink r:id="rId38">
+        <w:t>因為帖撒羅尼迦人的信心增長，彼此之間的愛心加增，並且在逼迫中展現忍耐，所以保羅讚美神。</w:t>
+      </w:r>
+    </w:p>
+    <w:p>
+      <w:pPr>
+        <w:pStyle w:val="Heading4"/>
+      </w:pPr>
+      <w:r>
+        <w:rPr>
+          <w:lang w:val="zh_TW" w:bidi="zh_TW"/>
+        </w:rPr>
+        <w:t>逼迫者與被逼迫者的角色逆轉（</w:t>
+      </w:r>
+      <w:hyperlink r:id="rId34">
         <w:r>
           <w:rPr>
             <w:lang w:val="zh_TW" w:bidi="zh_TW"/>
@@ -927,86 +1096,14 @@
             <w:color w:val="0000EE"/>
             <w:u w:val="single"/>
           </w:rPr>
-          <w:t>林前7:7</w:t>
+          <w:t>1:5–10</w:t>
         </w:r>
       </w:hyperlink>
       <w:r>
         <w:rPr>
           <w:lang w:val="zh_TW" w:bidi="zh_TW"/>
         </w:rPr>
-        <w:t>、</w:t>
-      </w:r>
-      <w:hyperlink r:id="rId38">
-        <w:r>
-          <w:rPr>
-            <w:lang w:val="zh_TW" w:bidi="zh_TW"/>
-          </w:rPr>
-          <w:rPr>
-            <w:color w:val="0000EE"/>
-            <w:u w:val="single"/>
-          </w:rPr>
-          <w:t>25</w:t>
-        </w:r>
-      </w:hyperlink>
-      <w:hyperlink r:id="rId39">
-        <w:r>
-          <w:rPr>
-            <w:lang w:val="zh_TW" w:bidi="zh_TW"/>
-          </w:rPr>
-          <w:rPr>
-            <w:color w:val="0000EE"/>
-            <w:u w:val="single"/>
-          </w:rPr>
-          <w:t>–</w:t>
-        </w:r>
-      </w:hyperlink>
-      <w:hyperlink r:id="rId38">
-        <w:r>
-          <w:rPr>
-            <w:lang w:val="zh_TW" w:bidi="zh_TW"/>
-          </w:rPr>
-          <w:rPr>
-            <w:color w:val="0000EE"/>
-            <w:u w:val="single"/>
-          </w:rPr>
-          <w:t>38</w:t>
-        </w:r>
-      </w:hyperlink>
-      <w:r>
-        <w:rPr>
-          <w:lang w:val="zh_TW" w:bidi="zh_TW"/>
-        </w:rPr>
-        <w:t>）。耶穌讚揚那些為了天國而「</w:t>
-      </w:r>
-      <w:r>
-        <w:rPr>
-          <w:lang w:val="zh_TW" w:bidi="zh_TW"/>
-        </w:rPr>
-        <w:t>自閹</w:t>
-      </w:r>
-      <w:r>
-        <w:rPr>
-          <w:lang w:val="zh_TW" w:bidi="zh_TW"/>
-        </w:rPr>
-        <w:t>」的人（</w:t>
-      </w:r>
-      <w:hyperlink r:id="rId40">
-        <w:r>
-          <w:rPr>
-            <w:lang w:val="zh_TW" w:bidi="zh_TW"/>
-          </w:rPr>
-          <w:rPr>
-            <w:color w:val="0000EE"/>
-            <w:u w:val="single"/>
-          </w:rPr>
-          <w:t>太19:12</w:t>
-        </w:r>
-      </w:hyperlink>
-      <w:r>
-        <w:rPr>
-          <w:lang w:val="zh_TW" w:bidi="zh_TW"/>
-        </w:rPr>
-        <w:t>）。</w:t>
+        <w:t>）</w:t>
       </w:r>
     </w:p>
     <w:p>
@@ -1018,64 +1115,879 @@
       </w:r>
       <w:r>
         <w:rPr>
+          <w:lang w:val="zh_TW" w:bidi="zh_TW"/>
+        </w:rPr>
+        <w:t>當時，帖撒羅尼迦的基督徒正遭受苦難，但逼迫他們的人將在主耶穌帶著「</w:t>
+      </w:r>
+      <w:r>
+        <w:rPr>
+          <w:lang w:val="zh_TW" w:bidi="zh_TW"/>
+        </w:rPr>
+        <w:t>同他有能力的天使</w:t>
+      </w:r>
+      <w:r>
+        <w:rPr>
+          <w:lang w:val="zh_TW" w:bidi="zh_TW"/>
+        </w:rPr>
+        <w:t>」降臨時，面對神公義的審判。</w:t>
+      </w:r>
+      <w:r>
+        <w:rPr>
+          <w:lang w:val="zh_TW" w:bidi="zh_TW"/>
+        </w:rPr>
+        <w:t>那些拒絕神和福音救恩的人，將</w:t>
+      </w:r>
+      <w:r>
+        <w:rPr>
+          <w:lang w:val="zh_TW" w:bidi="zh_TW"/>
+        </w:rPr>
+        <w:t>「</w:t>
+      </w:r>
+      <w:r>
+        <w:rPr>
+          <w:lang w:val="zh_TW" w:bidi="zh_TW"/>
+        </w:rPr>
+        <w:t>要受刑罰，就是永遠沉淪</w:t>
+      </w:r>
+      <w:r>
+        <w:rPr>
+          <w:lang w:val="zh_TW" w:bidi="zh_TW"/>
+        </w:rPr>
+        <w:t>」。祂的子民將</w:t>
+      </w:r>
+      <w:r>
+        <w:rPr>
+          <w:lang w:val="zh_TW" w:bidi="zh_TW"/>
+        </w:rPr>
+        <w:t>經歷</w:t>
+      </w:r>
+      <w:r>
+        <w:rPr>
+          <w:lang w:val="zh_TW" w:bidi="zh_TW"/>
+        </w:rPr>
+        <w:t>祂再來的榮耀，並意識到他們的堅持所信和受苦並非徒</w:t>
+      </w:r>
+      <w:r>
+        <w:rPr>
+          <w:lang w:val="zh_TW" w:bidi="zh_TW"/>
+        </w:rPr>
+        <w:t>然</w:t>
+      </w:r>
+      <w:r>
+        <w:rPr>
+          <w:lang w:val="zh_TW" w:bidi="zh_TW"/>
+        </w:rPr>
+        <w:t>。</w:t>
+      </w:r>
+    </w:p>
+    <w:p>
+      <w:pPr>
+        <w:pStyle w:val="Heading4"/>
+      </w:pPr>
+      <w:r>
+        <w:rPr>
+          <w:lang w:val="zh_TW" w:bidi="zh_TW"/>
+        </w:rPr>
+        <w:t>禱告主耶穌得榮耀（</w:t>
+      </w:r>
+      <w:hyperlink r:id="rId35">
+        <w:r>
+          <w:rPr>
+            <w:lang w:val="zh_TW" w:bidi="zh_TW"/>
+          </w:rPr>
+          <w:rPr>
+            <w:color w:val="0000EE"/>
+            <w:u w:val="single"/>
+          </w:rPr>
+          <w:t>1:11–12</w:t>
+        </w:r>
+      </w:hyperlink>
+      <w:r>
+        <w:rPr>
+          <w:lang w:val="zh_TW" w:bidi="zh_TW"/>
+        </w:rPr>
+        <w:t>）</w:t>
+      </w:r>
+    </w:p>
+    <w:p>
+      <w:pPr/>
+      <w:r>
+        <w:rPr>
+          <w:lang w:val="zh_TW" w:bidi="zh_TW"/>
+        </w:rPr>
+      </w:r>
+      <w:r>
+        <w:rPr>
+          <w:lang w:val="zh_TW" w:bidi="zh_TW"/>
+        </w:rPr>
+        <w:t>這是保羅為帖撒羅尼迦基督徒的禱告——願他們過著配得上呼召的生活，實現他們的決心，並藉著神的恩典，使基督的名字在他們身上得榮耀。</w:t>
+      </w:r>
+    </w:p>
+    <w:p>
+      <w:pPr>
+        <w:pStyle w:val="Heading4"/>
+      </w:pPr>
+      <w:r>
+        <w:rPr>
+          <w:lang w:val="zh_TW" w:bidi="zh_TW"/>
+        </w:rPr>
+        <w:t>在基督再來之前必須發生的事（</w:t>
+      </w:r>
+      <w:hyperlink r:id="rId24">
+        <w:r>
+          <w:rPr>
+            <w:lang w:val="zh_TW" w:bidi="zh_TW"/>
+          </w:rPr>
+          <w:rPr>
+            <w:color w:val="0000EE"/>
+            <w:u w:val="single"/>
+          </w:rPr>
+          <w:t>2:1–12</w:t>
+        </w:r>
+      </w:hyperlink>
+      <w:r>
+        <w:rPr>
+          <w:lang w:val="zh_TW" w:bidi="zh_TW"/>
+        </w:rPr>
+        <w:t>）</w:t>
+      </w:r>
+    </w:p>
+    <w:p>
+      <w:pPr/>
+      <w:r>
+        <w:rPr>
+          <w:lang w:val="zh_TW" w:bidi="zh_TW"/>
+        </w:rPr>
+      </w:r>
+      <w:r>
+        <w:rPr>
+          <w:lang w:val="zh_TW" w:bidi="zh_TW"/>
+        </w:rPr>
+        <w:t>在這個段落，保羅駁斥那錯誤教導說</w:t>
+      </w:r>
+      <w:r>
+        <w:rPr>
+          <w:lang w:val="zh_TW" w:bidi="zh_TW"/>
+        </w:rPr>
+        <w:t>主的日子現在到了</w:t>
+      </w:r>
+      <w:r>
+        <w:rPr>
+          <w:lang w:val="zh_TW" w:bidi="zh_TW"/>
+        </w:rPr>
+        <w:t>，強調在此之前，「</w:t>
+      </w:r>
+      <w:r>
+        <w:rPr>
+          <w:lang w:val="zh_TW" w:bidi="zh_TW"/>
+        </w:rPr>
+        <w:t>那大罪人</w:t>
+      </w:r>
+      <w:r>
+        <w:rPr>
+          <w:lang w:val="zh_TW" w:bidi="zh_TW"/>
+        </w:rPr>
+        <w:t>」必須被揭示，也就是所謂的敵基督（不過需要注意的是，新約中也提到「</w:t>
+      </w:r>
+      <w:r>
+        <w:rPr>
+          <w:lang w:val="zh_TW" w:bidi="zh_TW"/>
+        </w:rPr>
+        <w:t>好些敵基督</w:t>
+      </w:r>
+      <w:r>
+        <w:rPr>
+          <w:lang w:val="zh_TW" w:bidi="zh_TW"/>
+        </w:rPr>
+        <w:t>」和「</w:t>
+      </w:r>
+      <w:r>
+        <w:rPr>
+          <w:lang w:val="zh_TW" w:bidi="zh_TW"/>
+        </w:rPr>
+        <w:t>那</w:t>
+      </w:r>
+      <w:r>
+        <w:rPr>
+          <w:lang w:val="zh_TW" w:bidi="zh_TW"/>
+        </w:rPr>
+        <w:t>敵基督者的靈」——</w:t>
+      </w:r>
+      <w:hyperlink r:id="rId36">
+        <w:r>
+          <w:rPr>
+            <w:lang w:val="zh_TW" w:bidi="zh_TW"/>
+          </w:rPr>
+          <w:rPr>
+            <w:color w:val="0000EE"/>
+            <w:u w:val="single"/>
+          </w:rPr>
+          <w:t>約一2:18</w:t>
+        </w:r>
+      </w:hyperlink>
+      <w:r>
+        <w:rPr>
+          <w:lang w:val="zh_TW" w:bidi="zh_TW"/>
+        </w:rPr>
+        <w:t>，</w:t>
+      </w:r>
+      <w:hyperlink r:id="rId37">
+        <w:r>
+          <w:rPr>
+            <w:lang w:val="zh_TW" w:bidi="zh_TW"/>
+          </w:rPr>
+          <w:rPr>
+            <w:color w:val="0000EE"/>
+            <w:u w:val="single"/>
+          </w:rPr>
+          <w:t>4:3</w:t>
+        </w:r>
+      </w:hyperlink>
+      <w:r>
+        <w:rPr>
+          <w:lang w:val="zh_TW" w:bidi="zh_TW"/>
+        </w:rPr>
+        <w:t>）。保羅說：「</w:t>
+      </w:r>
+      <w:r>
+        <w:rPr>
+          <w:lang w:val="zh_TW" w:bidi="zh_TW"/>
+        </w:rPr>
+        <w:t>因為那日子以前，必有離道反教的事，並有那大罪人，就是沉淪之子，顯露出來</w:t>
+      </w:r>
+      <w:r>
+        <w:rPr>
+          <w:lang w:val="zh_TW" w:bidi="zh_TW"/>
+        </w:rPr>
+        <w:t>」（</w:t>
+      </w:r>
+      <w:hyperlink r:id="rId38">
+        <w:r>
+          <w:rPr>
+            <w:lang w:val="zh_TW" w:bidi="zh_TW"/>
+          </w:rPr>
+          <w:rPr>
+            <w:color w:val="0000EE"/>
+            <w:u w:val="single"/>
+          </w:rPr>
+          <w:t>帖後2:3</w:t>
+        </w:r>
+      </w:hyperlink>
+      <w:r>
+        <w:rPr>
+          <w:lang w:val="zh_TW" w:bidi="zh_TW"/>
+        </w:rPr>
+        <w:t>）。</w:t>
+      </w:r>
+    </w:p>
+    <w:p>
+      <w:pPr/>
+      <w:r>
+        <w:rPr>
+          <w:lang w:val="zh_TW" w:bidi="zh_TW"/>
+        </w:rPr>
+      </w:r>
+      <w:r>
+        <w:rPr>
+          <w:lang w:val="zh_TW" w:bidi="zh_TW"/>
+        </w:rPr>
+        <w:t>目前，不法的</w:t>
+      </w:r>
+      <w:r>
+        <w:rPr>
+          <w:lang w:val="zh_TW" w:bidi="zh_TW"/>
+        </w:rPr>
+        <w:t>隱意正</w:t>
+      </w:r>
+      <w:r>
+        <w:rPr>
+          <w:lang w:val="zh_TW" w:bidi="zh_TW"/>
+        </w:rPr>
+        <w:t>被</w:t>
+      </w:r>
+      <w:r>
+        <w:rPr>
+          <w:lang w:val="zh_TW" w:bidi="zh_TW"/>
+        </w:rPr>
+        <w:t>攔阻</w:t>
+      </w:r>
+      <w:r>
+        <w:rPr>
+          <w:lang w:val="zh_TW" w:bidi="zh_TW"/>
+        </w:rPr>
+        <w:t>（</w:t>
+      </w:r>
+      <w:hyperlink r:id="rId39">
+        <w:r>
+          <w:rPr>
+            <w:lang w:val="zh_TW" w:bidi="zh_TW"/>
+          </w:rPr>
+          <w:rPr>
+            <w:color w:val="0000EE"/>
+            <w:u w:val="single"/>
+          </w:rPr>
+          <w:t>6–7</w:t>
+        </w:r>
+      </w:hyperlink>
+      <w:r>
+        <w:rPr>
+          <w:lang w:val="zh_TW" w:bidi="zh_TW"/>
+        </w:rPr>
+        <w:t>節）；但在未來——就是在主再來之前，這種</w:t>
+      </w:r>
+      <w:r>
+        <w:rPr>
+          <w:lang w:val="zh_TW" w:bidi="zh_TW"/>
+        </w:rPr>
+        <w:t>攔阻</w:t>
+      </w:r>
+      <w:r>
+        <w:rPr>
+          <w:lang w:val="zh_TW" w:bidi="zh_TW"/>
+        </w:rPr>
+        <w:t>將被解除。換句話說，邪惡將徹底爆發。基督徒必須預備好面對極端邪惡的顯現，這種顯現會伴隨著「</w:t>
+      </w:r>
+      <w:r>
+        <w:rPr>
+          <w:lang w:val="zh_TW" w:bidi="zh_TW"/>
+        </w:rPr>
+        <w:t>一切虛假的奇事</w:t>
+      </w:r>
+      <w:r>
+        <w:rPr>
+          <w:lang w:val="zh_TW" w:bidi="zh_TW"/>
+        </w:rPr>
+        <w:t>」（</w:t>
+      </w:r>
+      <w:hyperlink r:id="rId40">
+        <w:r>
+          <w:rPr>
+            <w:lang w:val="zh_TW" w:bidi="zh_TW"/>
+          </w:rPr>
+          <w:rPr>
+            <w:color w:val="0000EE"/>
+            <w:u w:val="single"/>
+          </w:rPr>
+          <w:t>9</w:t>
+        </w:r>
+      </w:hyperlink>
+      <w:r>
+        <w:rPr>
+          <w:lang w:val="zh_TW" w:bidi="zh_TW"/>
+        </w:rPr>
+        <w:t>節），許多人將因此被欺騙。基督的再來將帶來邪惡的終結，並審判那些敵擋真理、樂於不義之人。</w:t>
+      </w:r>
+    </w:p>
+    <w:p>
+      <w:pPr>
+        <w:pStyle w:val="Heading4"/>
+      </w:pPr>
+      <w:r>
+        <w:rPr>
+          <w:lang w:val="zh_TW" w:bidi="zh_TW"/>
+        </w:rPr>
+        <w:t>更新的感恩、鼓勵和禱告（</w:t>
+      </w:r>
+      <w:hyperlink r:id="rId41">
+        <w:r>
+          <w:rPr>
+            <w:lang w:val="zh_TW" w:bidi="zh_TW"/>
+          </w:rPr>
+          <w:rPr>
+            <w:color w:val="0000EE"/>
+            <w:u w:val="single"/>
+          </w:rPr>
+          <w:t>2:13–3:5</w:t>
+        </w:r>
+      </w:hyperlink>
+      <w:r>
+        <w:rPr>
+          <w:lang w:val="zh_TW" w:bidi="zh_TW"/>
+        </w:rPr>
+        <w:t>）</w:t>
+      </w:r>
+    </w:p>
+    <w:p>
+      <w:pPr/>
+      <w:r>
+        <w:rPr>
+          <w:lang w:val="zh_TW" w:bidi="zh_TW"/>
+        </w:rPr>
+      </w:r>
+      <w:r>
+        <w:rPr>
+          <w:lang w:val="zh_TW" w:bidi="zh_TW"/>
+        </w:rPr>
+        <w:t>保羅討論邪惡力量對人們生活的影響之後，他感謝神的靈在帖撒羅尼迦基督徒生活中工作。他勉勵他們持守自己所教導的一切，無論是親身教導還是以書信傳遞的信息。保羅的禱告是求這位賜安慰與盼望的神，使他們在一切善行與</w:t>
+      </w:r>
+      <w:r>
+        <w:rPr>
+          <w:lang w:val="zh_TW" w:bidi="zh_TW"/>
+        </w:rPr>
+        <w:t>善言</w:t>
+      </w:r>
+      <w:r>
+        <w:rPr>
+          <w:lang w:val="zh_TW" w:bidi="zh_TW"/>
+        </w:rPr>
+        <w:t>上</w:t>
+      </w:r>
+      <w:r>
+        <w:rPr>
+          <w:lang w:val="zh_TW" w:bidi="zh_TW"/>
+        </w:rPr>
+        <w:t>堅固</w:t>
+      </w:r>
+      <w:r>
+        <w:rPr>
+          <w:lang w:val="zh_TW" w:bidi="zh_TW"/>
+        </w:rPr>
+        <w:t>他們。他也表達自己需要他們的禱告，希望神能繼續使他所傳講的道興旺，並保守他脫離惡人的手。又求神保守帖撒羅尼迦的基督徒，讓他們可以確信神的信實。保羅為他們禱告，願他們在所學之道上堅定不移，被引導進入神的愛與基督所賜的忍耐之中。</w:t>
+      </w:r>
+    </w:p>
+    <w:p>
+      <w:pPr>
+        <w:pStyle w:val="Heading4"/>
+      </w:pPr>
+      <w:r>
+        <w:rPr>
+          <w:b/>
+          <w:lang w:val="zh_TW" w:bidi="zh_TW"/>
+        </w:rPr>
+        <w:t>警告不守規矩與懶惰的人</w:t>
+      </w:r>
+      <w:r>
+        <w:rPr>
+          <w:lang w:val="zh_TW" w:bidi="zh_TW"/>
+        </w:rPr>
+        <w:t>（</w:t>
+      </w:r>
+      <w:hyperlink r:id="rId42">
+        <w:r>
+          <w:rPr>
+            <w:lang w:val="zh_TW" w:bidi="zh_TW"/>
+          </w:rPr>
+          <w:rPr>
+            <w:color w:val="0000EE"/>
+            <w:u w:val="single"/>
+          </w:rPr>
+          <w:t>3:6–15</w:t>
+        </w:r>
+      </w:hyperlink>
+      <w:r>
+        <w:rPr>
+          <w:lang w:val="zh_TW" w:bidi="zh_TW"/>
+        </w:rPr>
+        <w:t>）</w:t>
+      </w:r>
+    </w:p>
+    <w:p>
+      <w:pPr/>
+      <w:r>
+        <w:rPr>
+          <w:lang w:val="zh_TW" w:bidi="zh_TW"/>
+        </w:rPr>
+      </w:r>
+      <w:r>
+        <w:rPr>
+          <w:lang w:val="zh_TW" w:bidi="zh_TW"/>
+        </w:rPr>
+        <w:t>保羅寫作的另一個特別目的，是強調基督徒的生活不應懶惰。他不僅這樣教導，也以自己的生活作為榜樣。基督徒應該「</w:t>
+      </w:r>
+      <w:r>
+        <w:rPr>
+          <w:lang w:val="zh_TW" w:bidi="zh_TW"/>
+        </w:rPr>
+        <w:t>安靜做工，吃自己的飯」</w:t>
+      </w:r>
+      <w:r>
+        <w:rPr>
+          <w:lang w:val="zh_TW" w:bidi="zh_TW"/>
+        </w:rPr>
+        <w:t>，並且「</w:t>
+      </w:r>
+      <w:r>
+        <w:rPr>
+          <w:lang w:val="zh_TW" w:bidi="zh_TW"/>
+        </w:rPr>
+        <w:t>行善不可喪志</w:t>
+      </w:r>
+      <w:r>
+        <w:rPr>
+          <w:lang w:val="zh_TW" w:bidi="zh_TW"/>
+        </w:rPr>
+        <w:t>」（</w:t>
+      </w:r>
+      <w:hyperlink r:id="rId43">
+        <w:r>
+          <w:rPr>
+            <w:lang w:val="zh_TW" w:bidi="zh_TW"/>
+          </w:rPr>
+          <w:rPr>
+            <w:color w:val="0000EE"/>
+            <w:u w:val="single"/>
+          </w:rPr>
+          <w:t>12–13</w:t>
+        </w:r>
+      </w:hyperlink>
+      <w:r>
+        <w:rPr>
+          <w:lang w:val="zh_TW" w:bidi="zh_TW"/>
+        </w:rPr>
+        <w:t>節）。基督徒不應與拒絕這教導的人來往，但應當以弟兄的身份勸戒，而不是將他們視為敵人。</w:t>
+      </w:r>
+    </w:p>
+    <w:p>
+      <w:pPr>
+        <w:pStyle w:val="Heading4"/>
+      </w:pPr>
+      <w:r>
+        <w:rPr>
+          <w:lang w:val="zh_TW" w:bidi="zh_TW"/>
+        </w:rPr>
+        <w:t>結論（</w:t>
+      </w:r>
+      <w:hyperlink r:id="rId44">
+        <w:r>
+          <w:rPr>
+            <w:lang w:val="zh_TW" w:bidi="zh_TW"/>
+          </w:rPr>
+          <w:rPr>
+            <w:color w:val="0000EE"/>
+            <w:u w:val="single"/>
+          </w:rPr>
+          <w:t>3:16–18</w:t>
+        </w:r>
+      </w:hyperlink>
+      <w:r>
+        <w:rPr>
+          <w:lang w:val="zh_TW" w:bidi="zh_TW"/>
+        </w:rPr>
+        <w:t>）</w:t>
+      </w:r>
+    </w:p>
+    <w:p>
+      <w:pPr/>
+      <w:r>
+        <w:rPr>
+          <w:lang w:val="zh_TW" w:bidi="zh_TW"/>
+        </w:rPr>
+      </w:r>
+      <w:r>
+        <w:rPr>
+          <w:lang w:val="zh_TW" w:bidi="zh_TW"/>
+        </w:rPr>
+        <w:t>保羅以禱告求恩典與平安，並親筆署名，為書信畫下句點。他在第</w:t>
+      </w:r>
+      <w:hyperlink r:id="rId14">
+        <w:r>
+          <w:rPr>
+            <w:lang w:val="zh_TW" w:bidi="zh_TW"/>
+          </w:rPr>
+          <w:rPr>
+            <w:color w:val="0000EE"/>
+            <w:u w:val="single"/>
+          </w:rPr>
+          <w:t>17</w:t>
+        </w:r>
+      </w:hyperlink>
+      <w:r>
+        <w:rPr>
+          <w:lang w:val="zh_TW" w:bidi="zh_TW"/>
+        </w:rPr>
+        <w:t>節提到親筆寫信，這很可能是指在此之前，他一直由他人代筆，而這最後的部分則由他親自寫下（參</w:t>
+      </w:r>
+      <w:hyperlink r:id="rId45">
+        <w:r>
+          <w:rPr>
+            <w:lang w:val="zh_TW" w:bidi="zh_TW"/>
+          </w:rPr>
+          <w:rPr>
+            <w:color w:val="0000EE"/>
+            <w:u w:val="single"/>
+          </w:rPr>
+          <w:t>林前16:21</w:t>
+        </w:r>
+      </w:hyperlink>
+      <w:r>
+        <w:rPr>
+          <w:lang w:val="zh_TW" w:bidi="zh_TW"/>
+        </w:rPr>
+        <w:t>；</w:t>
+      </w:r>
+      <w:hyperlink r:id="rId46">
+        <w:r>
+          <w:rPr>
+            <w:lang w:val="zh_TW" w:bidi="zh_TW"/>
+          </w:rPr>
+          <w:rPr>
+            <w:color w:val="0000EE"/>
+            <w:u w:val="single"/>
+          </w:rPr>
+          <w:t>西4:18</w:t>
+        </w:r>
+      </w:hyperlink>
+      <w:r>
+        <w:rPr>
+          <w:lang w:val="zh_TW" w:bidi="zh_TW"/>
+        </w:rPr>
+        <w:t>）。</w:t>
+      </w:r>
+    </w:p>
+    <w:p>
+      <w:pPr/>
+      <w:r>
+        <w:rPr>
+          <w:lang w:val="zh_TW" w:bidi="zh_TW"/>
+        </w:rPr>
+      </w:r>
+      <w:r>
+        <w:rPr>
           <w:i/>
           <w:lang w:val="zh_TW" w:bidi="zh_TW"/>
         </w:rPr>
-        <w:t xml:space="preserve">另見 </w:t>
-      </w:r>
-      <w:r>
-        <w:rPr>
-          <w:lang w:val="zh_TW" w:bidi="zh_TW"/>
-        </w:rPr>
-        <w:t>家庭生活與關係</w:t>
-      </w:r>
+        <w:t>另見</w:t>
+      </w:r>
+      <w:r>
+        <w:rPr>
+          <w:lang w:val="zh_TW" w:bidi="zh_TW"/>
+        </w:rPr>
+        <w:t xml:space="preserve"> </w:t>
+      </w:r>
+      <w:r>
+        <w:rPr>
+          <w:lang w:val="zh_TW" w:bidi="zh_TW"/>
+        </w:rPr>
+        <w:t>末世論</w:t>
+      </w:r>
+      <w:r>
+        <w:rPr>
+          <w:lang w:val="zh_TW" w:bidi="zh_TW"/>
+        </w:rPr>
+        <w:t>，</w:t>
+      </w:r>
+      <w:r>
+        <w:rPr>
+          <w:lang w:val="zh_TW" w:bidi="zh_TW"/>
+        </w:rPr>
+        <w:t>使徒保羅</w:t>
+      </w:r>
+      <w:r>
+        <w:rPr>
+          <w:lang w:val="zh_TW" w:bidi="zh_TW"/>
+        </w:rPr>
+        <w:t>，</w:t>
+      </w:r>
+      <w:r>
+        <w:rPr>
+          <w:lang w:val="zh_TW" w:bidi="zh_TW"/>
+        </w:rPr>
+        <w:t>基督的再來</w:t>
+      </w:r>
+      <w:r>
+        <w:rPr>
+          <w:lang w:val="zh_TW" w:bidi="zh_TW"/>
+        </w:rPr>
+        <w:t>，</w:t>
+      </w:r>
+      <w:r>
+        <w:rPr>
+          <w:lang w:val="zh_TW" w:bidi="zh_TW"/>
+        </w:rPr>
+        <w:t>帖撒羅尼迦前書</w:t>
+      </w:r>
+      <w:r>
+        <w:rPr>
+          <w:lang w:val="zh_TW" w:bidi="zh_TW"/>
+        </w:rPr>
+        <w:t>，</w:t>
+      </w:r>
+      <w:r>
+        <w:rPr>
+          <w:lang w:val="zh_TW" w:bidi="zh_TW"/>
+        </w:rPr>
+        <w:t>帖撒羅尼迦</w:t>
+      </w:r>
+      <w:r>
+        <w:rPr>
+          <w:lang w:val="zh_TW" w:bidi="zh_TW"/>
+        </w:rPr>
+        <w:t>。</w:t>
+      </w:r>
+      <w:r>
+        <w:rPr>
+          <w:lang w:val="zh_TW" w:bidi="zh_TW"/>
+        </w:rPr>
+      </w:r>
+      <w:r>
+        <w:rPr>
+          <w:lang w:val="zh_TW" w:bidi="zh_TW"/>
+        </w:rPr>
+      </w:r>
+    </w:p>
+    <w:p>
+      <w:pPr/>
+      <w:r>
+        <w:rPr>
+          <w:lang w:val="zh_TW" w:bidi="zh_TW"/>
+        </w:rPr>
+      </w:r>
+    </w:p>
+    <w:p>
+      <w:pPr>
+        <w:pStyle w:val="Heading2"/>
+      </w:pPr>
+      <w:r>
+        <w:rPr>
+          <w:lang w:val="zh_TW" w:bidi="zh_TW"/>
+        </w:rPr>
+        <w:t>鐵匠</w:t>
+      </w:r>
+      <w:r>
+        <w:rPr>
+          <w:lang w:val="zh_TW" w:bidi="zh_TW"/>
+        </w:rPr>
+      </w:r>
+    </w:p>
+    <w:p>
+      <w:pPr/>
+      <w:r>
+        <w:rPr>
+          <w:lang w:val="zh_TW" w:bidi="zh_TW"/>
+        </w:rPr>
+      </w:r>
+      <w:r>
+        <w:rPr>
+          <w:lang w:val="zh_TW" w:bidi="zh_TW"/>
+        </w:rPr>
+        <w:t>一般從事鐵製品加工的工匠（</w:t>
+      </w:r>
+      <w:hyperlink r:id="rId47">
+        <w:r>
+          <w:rPr>
+            <w:lang w:val="zh_TW" w:bidi="zh_TW"/>
+          </w:rPr>
+          <w:rPr>
+            <w:color w:val="0000EE"/>
+            <w:u w:val="single"/>
+          </w:rPr>
+          <w:t>賽44:12</w:t>
+        </w:r>
+      </w:hyperlink>
+      <w:r>
+        <w:rPr>
+          <w:lang w:val="zh_TW" w:bidi="zh_TW"/>
+        </w:rPr>
+        <w:t>），也就是打鐵的匠人。土八‧該隱（</w:t>
+      </w:r>
+      <w:hyperlink r:id="rId48">
+        <w:r>
+          <w:rPr>
+            <w:lang w:val="zh_TW" w:bidi="zh_TW"/>
+          </w:rPr>
+          <w:rPr>
+            <w:color w:val="0000EE"/>
+            <w:u w:val="single"/>
+          </w:rPr>
+          <w:t>創4:22</w:t>
+        </w:r>
+      </w:hyperlink>
+      <w:r>
+        <w:rPr>
+          <w:lang w:val="zh_TW" w:bidi="zh_TW"/>
+        </w:rPr>
+        <w:t>）是聖經裡第一位從事鐵匠的人。在以色列，人們大約在公元前11世紀開始廣泛認識和使用鐵（</w:t>
+      </w:r>
+      <w:hyperlink r:id="rId49">
+        <w:r>
+          <w:rPr>
+            <w:lang w:val="zh_TW" w:bidi="zh_TW"/>
+          </w:rPr>
+          <w:rPr>
+            <w:color w:val="0000EE"/>
+            <w:u w:val="single"/>
+          </w:rPr>
+          <w:t>申3:11</w:t>
+        </w:r>
+      </w:hyperlink>
       <w:r>
         <w:rPr>
           <w:lang w:val="zh_TW" w:bidi="zh_TW"/>
         </w:rPr>
         <w:t>；</w:t>
       </w:r>
-      <w:r>
-        <w:rPr>
-          <w:lang w:val="zh_TW" w:bidi="zh_TW"/>
-        </w:rPr>
-        <w:t>婚姻，婚姻習俗</w:t>
-      </w:r>
+      <w:hyperlink r:id="rId50">
+        <w:r>
+          <w:rPr>
+            <w:lang w:val="zh_TW" w:bidi="zh_TW"/>
+          </w:rPr>
+          <w:rPr>
+            <w:color w:val="0000EE"/>
+            <w:u w:val="single"/>
+          </w:rPr>
+          <w:t>書6:19、24，</w:t>
+        </w:r>
+      </w:hyperlink>
+      <w:hyperlink r:id="rId51">
+        <w:r>
+          <w:rPr>
+            <w:lang w:val="zh_TW" w:bidi="zh_TW"/>
+          </w:rPr>
+          <w:rPr>
+            <w:color w:val="0000EE"/>
+            <w:u w:val="single"/>
+          </w:rPr>
+          <w:t>17:16</w:t>
+        </w:r>
+      </w:hyperlink>
       <w:r>
         <w:rPr>
           <w:lang w:val="zh_TW" w:bidi="zh_TW"/>
         </w:rPr>
         <w:t>；</w:t>
       </w:r>
-      <w:r>
-        <w:rPr>
-          <w:lang w:val="zh_TW" w:bidi="zh_TW"/>
-        </w:rPr>
-        <w:t>性，性別</w:t>
-      </w:r>
-      <w:r>
-        <w:rPr>
-          <w:lang w:val="zh_TW" w:bidi="zh_TW"/>
-        </w:rPr>
-        <w:t>；</w:t>
-      </w:r>
-      <w:r>
-        <w:rPr>
-          <w:lang w:val="zh_TW" w:bidi="zh_TW"/>
-        </w:rPr>
-        <w:t>耶穌由童貞女所生</w:t>
-      </w:r>
-      <w:r>
-        <w:rPr>
-          <w:lang w:val="zh_TW" w:bidi="zh_TW"/>
-        </w:rPr>
-        <w:t>；</w:t>
-      </w:r>
-      <w:r>
-        <w:rPr>
-          <w:lang w:val="zh_TW" w:bidi="zh_TW"/>
-        </w:rPr>
-        <w:t>婦女</w:t>
+      <w:hyperlink r:id="rId52">
+        <w:r>
+          <w:rPr>
+            <w:lang w:val="zh_TW" w:bidi="zh_TW"/>
+          </w:rPr>
+          <w:rPr>
+            <w:color w:val="0000EE"/>
+            <w:u w:val="single"/>
+          </w:rPr>
+          <w:t>士1:19，</w:t>
+        </w:r>
+      </w:hyperlink>
+      <w:hyperlink r:id="rId53">
+        <w:r>
+          <w:rPr>
+            <w:lang w:val="zh_TW" w:bidi="zh_TW"/>
+          </w:rPr>
+          <w:rPr>
+            <w:color w:val="0000EE"/>
+            <w:u w:val="single"/>
+          </w:rPr>
+          <w:t>4:3、13</w:t>
+        </w:r>
+      </w:hyperlink>
+      <w:r>
+        <w:rPr>
+          <w:lang w:val="zh_TW" w:bidi="zh_TW"/>
+        </w:rPr>
+        <w:t>）。</w:t>
+      </w:r>
+      <w:r>
+        <w:rPr>
+          <w:i/>
+          <w:lang w:val="zh_TW" w:bidi="zh_TW"/>
+        </w:rPr>
+        <w:t>見</w:t>
+      </w:r>
+      <w:r>
+        <w:rPr>
+          <w:lang w:val="zh_TW" w:bidi="zh_TW"/>
+        </w:rPr>
+        <w:t>礦物和金屬</w:t>
       </w:r>
       <w:r>
         <w:rPr>
@@ -2983,6 +3895,12 @@
   </w:num>
   <w:num w:numId="13" w16cid:durableId="592781308">
     <w:abstractNumId w:val="11"/>
+  </w:num>
+  <w:num w:numId="14">
+    <w:abstractNumId w:val="3"/>
+    <w:lvlOverride w:ilvl="0">
+      <w:startOverride w:val="1"/>
+    </w:lvlOverride>
   </w:num>
   <w:numIdMacAtCleanup w:val="10"/>
 </w:numbering>

--- a/zht/docx/158.content.docx
+++ b/zht/docx/158.content.docx
@@ -149,7 +149,7 @@
         <w:rPr>
           <w:lang w:val="zh_TW" w:bidi="zh_TW"/>
         </w:rPr>
-        <w:t>tie</w:t>
+        <w:t>tai</w:t>
       </w:r>
       <w:r>
         <w:rPr>
@@ -212,7 +212,7 @@
         <w:rPr>
           <w:lang w:val="zh_TW" w:bidi="zh_TW"/>
         </w:rPr>
-        <w:t>帖撒羅尼迦後書</w:t>
+        <w:t>太監</w:t>
       </w:r>
       <w:r>
         <w:rPr>
@@ -231,7 +231,205 @@
         <w:rPr>
           <w:lang w:val="zh_TW" w:bidi="zh_TW"/>
         </w:rPr>
-        <w:t>保羅寫給帖撒羅尼迦教會的第二封信。</w:t>
+        <w:t>君王宮廷或家中的官員，常負責管理婦女居住的區域。許多這類男子都曾被閹割（即切除男性生殖器官），但並非所有人都是如此（參</w:t>
+      </w:r>
+      <w:hyperlink r:id="rId13">
+        <w:r>
+          <w:rPr>
+            <w:lang w:val="zh_TW" w:bidi="zh_TW"/>
+          </w:rPr>
+          <w:rPr>
+            <w:color w:val="0000EE"/>
+            <w:u w:val="single"/>
+          </w:rPr>
+          <w:t>創39:1</w:t>
+        </w:r>
+      </w:hyperlink>
+      <w:r>
+        <w:rPr>
+          <w:lang w:val="zh_TW" w:bidi="zh_TW"/>
+        </w:rPr>
+        <w:t>）。太監在下列的國擔任公職：</w:t>
+      </w:r>
+    </w:p>
+    <w:p>
+      <w:pPr>
+        <w:pStyle w:val="ListBullet"/>
+        <w:spacing w:line="240" w:lineRule="auto"/>
+        <w:ind w:left="720"/>
+      </w:pPr>
+      <w:r>
+        <w:rPr>
+          <w:lang w:val="zh_TW" w:bidi="zh_TW"/>
+        </w:rPr>
+      </w:r>
+      <w:r>
+        <w:rPr>
+          <w:lang w:val="zh_TW" w:bidi="zh_TW"/>
+        </w:rPr>
+        <w:t>以色列（</w:t>
+      </w:r>
+      <w:hyperlink r:id="rId14">
+        <w:r>
+          <w:rPr>
+            <w:lang w:val="zh_TW" w:bidi="zh_TW"/>
+          </w:rPr>
+          <w:rPr>
+            <w:color w:val="0000EE"/>
+            <w:u w:val="single"/>
+          </w:rPr>
+          <w:t>撒上8:15</w:t>
+        </w:r>
+      </w:hyperlink>
+      <w:r>
+        <w:rPr>
+          <w:lang w:val="zh_TW" w:bidi="zh_TW"/>
+        </w:rPr>
+        <w:t>；</w:t>
+      </w:r>
+      <w:hyperlink r:id="rId15">
+        <w:r>
+          <w:rPr>
+            <w:lang w:val="zh_TW" w:bidi="zh_TW"/>
+          </w:rPr>
+          <w:rPr>
+            <w:color w:val="0000EE"/>
+            <w:u w:val="single"/>
+          </w:rPr>
+          <w:t>代上28:1</w:t>
+        </w:r>
+      </w:hyperlink>
+      <w:r>
+        <w:rPr>
+          <w:lang w:val="zh_TW" w:bidi="zh_TW"/>
+        </w:rPr>
+        <w:t>）</w:t>
+      </w:r>
+    </w:p>
+    <w:p>
+      <w:pPr>
+        <w:pStyle w:val="ListBullet"/>
+        <w:spacing w:line="240" w:lineRule="auto"/>
+        <w:ind w:left="720"/>
+      </w:pPr>
+      <w:r>
+        <w:rPr>
+          <w:lang w:val="zh_TW" w:bidi="zh_TW"/>
+        </w:rPr>
+      </w:r>
+      <w:r>
+        <w:rPr>
+          <w:lang w:val="zh_TW" w:bidi="zh_TW"/>
+        </w:rPr>
+        <w:t>波斯（</w:t>
+      </w:r>
+      <w:hyperlink r:id="rId16">
+        <w:r>
+          <w:rPr>
+            <w:lang w:val="zh_TW" w:bidi="zh_TW"/>
+          </w:rPr>
+          <w:rPr>
+            <w:color w:val="0000EE"/>
+            <w:u w:val="single"/>
+          </w:rPr>
+          <w:t>斯2:3</w:t>
+        </w:r>
+      </w:hyperlink>
+      <w:r>
+        <w:rPr>
+          <w:lang w:val="zh_TW" w:bidi="zh_TW"/>
+        </w:rPr>
+        <w:t>）</w:t>
+      </w:r>
+    </w:p>
+    <w:p>
+      <w:pPr>
+        <w:pStyle w:val="ListBullet"/>
+        <w:spacing w:line="240" w:lineRule="auto"/>
+        <w:ind w:left="720"/>
+      </w:pPr>
+      <w:r>
+        <w:rPr>
+          <w:lang w:val="zh_TW" w:bidi="zh_TW"/>
+        </w:rPr>
+      </w:r>
+      <w:r>
+        <w:rPr>
+          <w:lang w:val="zh_TW" w:bidi="zh_TW"/>
+        </w:rPr>
+        <w:t>衣索比亞（</w:t>
+      </w:r>
+      <w:hyperlink r:id="rId17">
+        <w:r>
+          <w:rPr>
+            <w:lang w:val="zh_TW" w:bidi="zh_TW"/>
+          </w:rPr>
+          <w:rPr>
+            <w:color w:val="0000EE"/>
+            <w:u w:val="single"/>
+          </w:rPr>
+          <w:t>耶38:7</w:t>
+        </w:r>
+      </w:hyperlink>
+      <w:r>
+        <w:rPr>
+          <w:lang w:val="zh_TW" w:bidi="zh_TW"/>
+        </w:rPr>
+        <w:t>；</w:t>
+      </w:r>
+      <w:hyperlink r:id="rId18">
+        <w:r>
+          <w:rPr>
+            <w:lang w:val="zh_TW" w:bidi="zh_TW"/>
+          </w:rPr>
+          <w:rPr>
+            <w:color w:val="0000EE"/>
+            <w:u w:val="single"/>
+          </w:rPr>
+          <w:t>徒8:27</w:t>
+        </w:r>
+      </w:hyperlink>
+      <w:r>
+        <w:rPr>
+          <w:lang w:val="zh_TW" w:bidi="zh_TW"/>
+        </w:rPr>
+        <w:t>）</w:t>
+      </w:r>
+    </w:p>
+    <w:p>
+      <w:pPr>
+        <w:pStyle w:val="ListBullet"/>
+        <w:spacing w:line="240" w:lineRule="auto"/>
+        <w:ind w:left="720"/>
+      </w:pPr>
+      <w:r>
+        <w:rPr>
+          <w:lang w:val="zh_TW" w:bidi="zh_TW"/>
+        </w:rPr>
+      </w:r>
+      <w:r>
+        <w:rPr>
+          <w:lang w:val="zh_TW" w:bidi="zh_TW"/>
+        </w:rPr>
+        <w:t>巴比倫（</w:t>
+      </w:r>
+      <w:hyperlink r:id="rId19">
+        <w:r>
+          <w:rPr>
+            <w:lang w:val="zh_TW" w:bidi="zh_TW"/>
+          </w:rPr>
+          <w:rPr>
+            <w:color w:val="0000EE"/>
+            <w:u w:val="single"/>
+          </w:rPr>
+          <w:t>但1:3</w:t>
+        </w:r>
+      </w:hyperlink>
+      <w:r>
+        <w:rPr>
+          <w:lang w:val="zh_TW" w:bidi="zh_TW"/>
+        </w:rPr>
+        <w:t>）</w:t>
       </w:r>
     </w:p>
     <w:p>
@@ -245,7 +443,293 @@
         <w:rPr>
           <w:lang w:val="zh_TW" w:bidi="zh_TW"/>
         </w:rPr>
-        <w:t>概述</w:t>
+        <w:t>太監不得參與以色列的公共敬拜（</w:t>
+      </w:r>
+      <w:hyperlink r:id="rId20">
+        <w:r>
+          <w:rPr>
+            <w:lang w:val="zh_TW" w:bidi="zh_TW"/>
+          </w:rPr>
+          <w:rPr>
+            <w:color w:val="0000EE"/>
+            <w:u w:val="single"/>
+          </w:rPr>
+          <w:t>申23:1</w:t>
+        </w:r>
+      </w:hyperlink>
+      <w:r>
+        <w:rPr>
+          <w:lang w:val="zh_TW" w:bidi="zh_TW"/>
+        </w:rPr>
+        <w:t>），但先知以賽亞曾在關於彌賽亞復興國度的預言中提到他們（</w:t>
+      </w:r>
+      <w:hyperlink r:id="rId21">
+        <w:r>
+          <w:rPr>
+            <w:lang w:val="zh_TW" w:bidi="zh_TW"/>
+          </w:rPr>
+          <w:rPr>
+            <w:color w:val="0000EE"/>
+            <w:u w:val="single"/>
+          </w:rPr>
+          <w:t>賽56:3–5</w:t>
+        </w:r>
+      </w:hyperlink>
+      <w:r>
+        <w:rPr>
+          <w:lang w:val="zh_TW" w:bidi="zh_TW"/>
+        </w:rPr>
+        <w:t>；見</w:t>
+      </w:r>
+      <w:hyperlink r:id="rId22">
+        <w:r>
+          <w:rPr>
+            <w:lang w:val="zh_TW" w:bidi="zh_TW"/>
+          </w:rPr>
+          <w:rPr>
+            <w:color w:val="0000EE"/>
+            <w:u w:val="single"/>
+          </w:rPr>
+          <w:t>徒8章</w:t>
+        </w:r>
+      </w:hyperlink>
+      <w:r>
+        <w:rPr>
+          <w:lang w:val="zh_TW" w:bidi="zh_TW"/>
+        </w:rPr>
+        <w:t>）。</w:t>
+      </w:r>
+    </w:p>
+    <w:p>
+      <w:pPr/>
+      <w:r>
+        <w:rPr>
+          <w:lang w:val="zh_TW" w:bidi="zh_TW"/>
+        </w:rPr>
+      </w:r>
+      <w:hyperlink r:id="rId23">
+        <w:r>
+          <w:rPr>
+            <w:lang w:val="zh_TW" w:bidi="zh_TW"/>
+          </w:rPr>
+          <w:rPr>
+            <w:color w:val="0000EE"/>
+            <w:u w:val="single"/>
+          </w:rPr>
+          <w:t>使徒行傳八章27至39節</w:t>
+        </w:r>
+      </w:hyperlink>
+      <w:r>
+        <w:rPr>
+          <w:lang w:val="zh_TW" w:bidi="zh_TW"/>
+        </w:rPr>
+        <w:t>中所提到的衣索匹亞太監，很可能是負責管理國庫。許多人認為，這位太監後來把基督教信仰帶到衣索匹亞。</w:t>
+      </w:r>
+    </w:p>
+    <w:p>
+      <w:pPr/>
+      <w:r>
+        <w:rPr>
+          <w:lang w:val="zh_TW" w:bidi="zh_TW"/>
+        </w:rPr>
+      </w:r>
+      <w:r>
+        <w:rPr>
+          <w:lang w:val="zh_TW" w:bidi="zh_TW"/>
+        </w:rPr>
+        <w:t>耶穌提到三種太監（</w:t>
+      </w:r>
+      <w:hyperlink r:id="rId24">
+        <w:r>
+          <w:rPr>
+            <w:lang w:val="zh_TW" w:bidi="zh_TW"/>
+          </w:rPr>
+          <w:rPr>
+            <w:color w:val="0000EE"/>
+            <w:u w:val="single"/>
+          </w:rPr>
+          <w:t>太19:12</w:t>
+        </w:r>
+      </w:hyperlink>
+      <w:r>
+        <w:rPr>
+          <w:lang w:val="zh_TW" w:bidi="zh_TW"/>
+        </w:rPr>
+        <w:t>；和合本譯為：閹人），其中包括那些為天國的緣故使自己成為太監的人。這大概是指那些決定終身不結婚，好專心服事神國的人（例如施洗約翰、耶穌和使徒保羅）。</w:t>
+      </w:r>
+      <w:r>
+        <w:rPr>
+          <w:lang w:val="zh_TW" w:bidi="zh_TW"/>
+        </w:rPr>
+      </w:r>
+      <w:r>
+        <w:rPr>
+          <w:lang w:val="zh_TW" w:bidi="zh_TW"/>
+        </w:rPr>
+      </w:r>
+    </w:p>
+    <w:p>
+      <w:pPr/>
+      <w:r>
+        <w:rPr>
+          <w:lang w:val="zh_TW" w:bidi="zh_TW"/>
+        </w:rPr>
+      </w:r>
+    </w:p>
+    <w:p>
+      <w:pPr>
+        <w:pStyle w:val="Heading2"/>
+      </w:pPr>
+      <w:r>
+        <w:rPr>
+          <w:lang w:val="zh_TW" w:bidi="zh_TW"/>
+        </w:rPr>
+        <w:t>太陽</w:t>
+      </w:r>
+      <w:r>
+        <w:rPr>
+          <w:lang w:val="zh_TW" w:bidi="zh_TW"/>
+        </w:rPr>
+      </w:r>
+    </w:p>
+    <w:p>
+      <w:pPr/>
+      <w:r>
+        <w:rPr>
+          <w:lang w:val="zh_TW" w:bidi="zh_TW"/>
+        </w:rPr>
+      </w:r>
+      <w:r>
+        <w:rPr>
+          <w:lang w:val="zh_TW" w:bidi="zh_TW"/>
+        </w:rPr>
+        <w:t>太陽（譯註：或譯「日頭」）是神所創造的兩大光體之一，用來管理白晝（</w:t>
+      </w:r>
+      <w:hyperlink r:id="rId25">
+        <w:r>
+          <w:rPr>
+            <w:lang w:val="zh_TW" w:bidi="zh_TW"/>
+          </w:rPr>
+          <w:rPr>
+            <w:color w:val="0000EE"/>
+            <w:u w:val="single"/>
+          </w:rPr>
+          <w:t>創1:14–15</w:t>
+        </w:r>
+      </w:hyperlink>
+      <w:r>
+        <w:rPr>
+          <w:lang w:val="zh_TW" w:bidi="zh_TW"/>
+        </w:rPr>
+        <w:t>）。在聖經時代，一天是從日落開始的，日常獻祭也與太陽的位置有關。第一個燔祭是在日出時獻上的（</w:t>
+      </w:r>
+      <w:hyperlink r:id="rId26">
+        <w:r>
+          <w:rPr>
+            <w:lang w:val="zh_TW" w:bidi="zh_TW"/>
+          </w:rPr>
+          <w:rPr>
+            <w:color w:val="0000EE"/>
+            <w:u w:val="single"/>
+          </w:rPr>
+          <w:t>出29:39</w:t>
+        </w:r>
+      </w:hyperlink>
+      <w:r>
+        <w:rPr>
+          <w:lang w:val="zh_TW" w:bidi="zh_TW"/>
+        </w:rPr>
+        <w:t>；</w:t>
+      </w:r>
+      <w:hyperlink r:id="rId27">
+        <w:r>
+          <w:rPr>
+            <w:lang w:val="zh_TW" w:bidi="zh_TW"/>
+          </w:rPr>
+          <w:rPr>
+            <w:color w:val="0000EE"/>
+            <w:u w:val="single"/>
+          </w:rPr>
+          <w:t>民28:4</w:t>
+        </w:r>
+      </w:hyperlink>
+      <w:r>
+        <w:rPr>
+          <w:lang w:val="zh_TW" w:bidi="zh_TW"/>
+        </w:rPr>
+        <w:t>）。在猶太教的拉比傳統中，白晝的時數隨著季節變化，取決於太陽週期。</w:t>
+      </w:r>
+    </w:p>
+    <w:p>
+      <w:pPr/>
+      <w:r>
+        <w:rPr>
+          <w:lang w:val="zh_TW" w:bidi="zh_TW"/>
+        </w:rPr>
+      </w:r>
+      <w:r>
+        <w:rPr>
+          <w:lang w:val="zh_TW" w:bidi="zh_TW"/>
+        </w:rPr>
+        <w:t>以色列人用的曆法是陰曆，但春季（逾越節）和秋季（吹角節、贖罪日、住棚節）的大節期卻顯示，他們也考量了太陽年（solar year）。與農事對應的基色曆（Gezer calendar）以太陽年為依據。猶太曆採用19年循環，其中有7年會加上閏月，使陰曆與太陽年對齊，聖經並沒有提到這套系統，學者認為第十三個月是後來才加上的。來自埃及象島（Elephantine）猶太殖民地的亞蘭文文件顯示，早在主前五世紀，這個19年循環的系統已經被使用。雖然沒有相關記錄留存，猶大和以色列王國很可能採用類似的制度。</w:t>
+      </w:r>
+    </w:p>
+    <w:p>
+      <w:pPr/>
+      <w:r>
+        <w:rPr>
+          <w:lang w:val="zh_TW" w:bidi="zh_TW"/>
+        </w:rPr>
+      </w:r>
+      <w:r>
+        <w:rPr>
+          <w:lang w:val="zh_TW" w:bidi="zh_TW"/>
+        </w:rPr>
+        <w:t>在猶太教的拉比傳統中，認為每年都有四季，但舊約僅提到兩季：「</w:t>
+      </w:r>
+      <w:r>
+        <w:rPr>
+          <w:lang w:val="zh_TW" w:bidi="zh_TW"/>
+        </w:rPr>
+        <w:t>稼穡、寒暑、冬夏</w:t>
+      </w:r>
+      <w:r>
+        <w:rPr>
+          <w:lang w:val="zh_TW" w:bidi="zh_TW"/>
+        </w:rPr>
+        <w:t>」（</w:t>
+      </w:r>
+      <w:hyperlink r:id="rId28">
+        <w:r>
+          <w:rPr>
+            <w:lang w:val="zh_TW" w:bidi="zh_TW"/>
+          </w:rPr>
+          <w:rPr>
+            <w:color w:val="0000EE"/>
+            <w:u w:val="single"/>
+          </w:rPr>
+          <w:t>創8:22</w:t>
+        </w:r>
+      </w:hyperlink>
+      <w:r>
+        <w:rPr>
+          <w:lang w:val="zh_TW" w:bidi="zh_TW"/>
+        </w:rPr>
+        <w:t>）。</w:t>
+      </w:r>
+    </w:p>
+    <w:p>
+      <w:pPr/>
+      <w:r>
+        <w:rPr>
+          <w:lang w:val="zh_TW" w:bidi="zh_TW"/>
+        </w:rPr>
+      </w:r>
+      <w:r>
+        <w:rPr>
+          <w:lang w:val="zh_TW" w:bidi="zh_TW"/>
+        </w:rPr>
+        <w:t>四個季節與太陽的運行有關：</w:t>
       </w:r>
     </w:p>
     <w:p>
@@ -263,7 +747,38 @@
         <w:rPr>
           <w:lang w:val="zh_TW" w:bidi="zh_TW"/>
         </w:rPr>
-        <w:t>作者</w:t>
+        <w:t>秋季（</w:t>
+      </w:r>
+      <w:r>
+        <w:rPr>
+          <w:i/>
+          <w:lang w:val="zh_TW" w:bidi="zh_TW"/>
+        </w:rPr>
+        <w:t>setav；</w:t>
+      </w:r>
+      <w:r>
+        <w:rPr>
+          <w:lang w:val="zh_TW" w:bidi="zh_TW"/>
+        </w:rPr>
+        <w:t>原指「雨季」或「雨」；</w:t>
+      </w:r>
+      <w:hyperlink r:id="rId29">
+        <w:r>
+          <w:rPr>
+            <w:lang w:val="zh_TW" w:bidi="zh_TW"/>
+          </w:rPr>
+          <w:rPr>
+            <w:color w:val="0000EE"/>
+            <w:u w:val="single"/>
+          </w:rPr>
+          <w:t>歌2:11</w:t>
+        </w:r>
+      </w:hyperlink>
+      <w:r>
+        <w:rPr>
+          <w:lang w:val="zh_TW" w:bidi="zh_TW"/>
+        </w:rPr>
+        <w:t>）始於秋分（9月21日）</w:t>
       </w:r>
     </w:p>
     <w:p>
@@ -281,7 +796,20 @@
         <w:rPr>
           <w:lang w:val="zh_TW" w:bidi="zh_TW"/>
         </w:rPr>
-        <w:t>日期、起源與寫作對象</w:t>
+        <w:t>冬季（</w:t>
+      </w:r>
+      <w:r>
+        <w:rPr>
+          <w:i/>
+          <w:lang w:val="zh_TW" w:bidi="zh_TW"/>
+        </w:rPr>
+        <w:t>horeph</w:t>
+      </w:r>
+      <w:r>
+        <w:rPr>
+          <w:lang w:val="zh_TW" w:bidi="zh_TW"/>
+        </w:rPr>
+        <w:t>）始於冬至（約12月22日）</w:t>
       </w:r>
     </w:p>
     <w:p>
@@ -299,7 +827,20 @@
         <w:rPr>
           <w:lang w:val="zh_TW" w:bidi="zh_TW"/>
         </w:rPr>
-        <w:t>目的</w:t>
+        <w:t>春天 （</w:t>
+      </w:r>
+      <w:r>
+        <w:rPr>
+          <w:i/>
+          <w:lang w:val="zh_TW" w:bidi="zh_TW"/>
+        </w:rPr>
+        <w:t>aviv</w:t>
+      </w:r>
+      <w:r>
+        <w:rPr>
+          <w:lang w:val="zh_TW" w:bidi="zh_TW"/>
+        </w:rPr>
+        <w:t>） 開始於春分（3月21日）</w:t>
       </w:r>
     </w:p>
     <w:p>
@@ -317,18 +858,20 @@
         <w:rPr>
           <w:lang w:val="zh_TW" w:bidi="zh_TW"/>
         </w:rPr>
-        <w:t>內容</w:t>
-      </w:r>
-    </w:p>
-    <w:p>
-      <w:pPr>
-        <w:pStyle w:val="Heading3"/>
-      </w:pPr>
-      <w:r>
-        <w:rPr>
-          <w:lang w:val="zh_TW" w:bidi="zh_TW"/>
-        </w:rPr>
-        <w:t>作者簡介</w:t>
+        <w:t>夏季（</w:t>
+      </w:r>
+      <w:r>
+        <w:rPr>
+          <w:i/>
+          <w:lang w:val="zh_TW" w:bidi="zh_TW"/>
+        </w:rPr>
+        <w:t>qayits</w:t>
+      </w:r>
+      <w:r>
+        <w:rPr>
+          <w:lang w:val="zh_TW" w:bidi="zh_TW"/>
+        </w:rPr>
+        <w:t>）始於夏至（6月22日）</w:t>
       </w:r>
     </w:p>
     <w:p>
@@ -342,55 +885,7 @@
         <w:rPr>
           <w:lang w:val="zh_TW" w:bidi="zh_TW"/>
         </w:rPr>
-        <w:t>與帖撒羅尼迦前書一樣，這封信以保羅、西拉和提摩太的名字開始；並且像前書一樣，這封信經常使用複數代名詞「我們」和「我們的」，但也有使用單數代名詞「我」（例如</w:t>
-      </w:r>
-      <w:hyperlink r:id="rId13">
-        <w:r>
-          <w:rPr>
-            <w:lang w:val="zh_TW" w:bidi="zh_TW"/>
-          </w:rPr>
-          <w:rPr>
-            <w:color w:val="0000EE"/>
-            <w:u w:val="single"/>
-          </w:rPr>
-          <w:t>帖後2:5</w:t>
-        </w:r>
-      </w:hyperlink>
-      <w:r>
-        <w:rPr>
-          <w:lang w:val="zh_TW" w:bidi="zh_TW"/>
-        </w:rPr>
-        <w:t>）。信的結尾寫道：「</w:t>
-      </w:r>
-      <w:r>
-        <w:rPr>
-          <w:lang w:val="zh_TW" w:bidi="zh_TW"/>
-        </w:rPr>
-        <w:t>我－ 保羅親筆問你們安。凡我的信都以此為記，我的筆跡就是這樣</w:t>
-      </w:r>
-      <w:r>
-        <w:rPr>
-          <w:lang w:val="zh_TW" w:bidi="zh_TW"/>
-        </w:rPr>
-        <w:t>」（</w:t>
-      </w:r>
-      <w:hyperlink r:id="rId14">
-        <w:r>
-          <w:rPr>
-            <w:lang w:val="zh_TW" w:bidi="zh_TW"/>
-          </w:rPr>
-          <w:rPr>
-            <w:color w:val="0000EE"/>
-            <w:u w:val="single"/>
-          </w:rPr>
-          <w:t>3:17</w:t>
-        </w:r>
-      </w:hyperlink>
-      <w:r>
-        <w:rPr>
-          <w:lang w:val="zh_TW" w:bidi="zh_TW"/>
-        </w:rPr>
-        <w:t>）。</w:t>
+        <w:t>在別是巴發現的一座聖殿（追溯到公元前125年），與夏至的日出對齊。同樣，拉吉（Lachish）的一座聖殿則朝向冬至。來自君主時代的亞拉得（Arad）聖殿幾乎正對東方。它很可能與春分或秋分的日出對齊，耶路撒冷聖殿也是如此。</w:t>
       </w:r>
     </w:p>
     <w:p>
@@ -404,9 +899,27 @@
         <w:rPr>
           <w:lang w:val="zh_TW" w:bidi="zh_TW"/>
         </w:rPr>
-        <w:t>有些學者質疑這封書信是否出自保羅之手，主要原因在於這書關於未來的教導，與帖撒羅尼迦前書的教導有所不同。根據</w:t>
-      </w:r>
-      <w:hyperlink r:id="rId14">
+        <w:t>在希伯來詩詞中，太陽常被用作一個強烈的意象。它被描述為：</w:t>
+      </w:r>
+    </w:p>
+    <w:p>
+      <w:pPr>
+        <w:pStyle w:val="ListBullet"/>
+        <w:spacing w:line="240" w:lineRule="auto"/>
+        <w:ind w:left="720"/>
+      </w:pPr>
+      <w:r>
+        <w:rPr>
+          <w:lang w:val="zh_TW" w:bidi="zh_TW"/>
+        </w:rPr>
+      </w:r>
+      <w:r>
+        <w:rPr>
+          <w:lang w:val="zh_TW" w:bidi="zh_TW"/>
+        </w:rPr>
+        <w:t>擁有居所（</w:t>
+      </w:r>
+      <w:hyperlink r:id="rId30">
         <w:r>
           <w:rPr>
             <w:lang w:val="zh_TW" w:bidi="zh_TW"/>
@@ -415,25 +928,50 @@
             <w:color w:val="0000EE"/>
             <w:u w:val="single"/>
           </w:rPr>
-          <w:t>帖撒羅尼迦後書三章17節</w:t>
+          <w:t>哈3:11</w:t>
         </w:r>
       </w:hyperlink>
       <w:r>
         <w:rPr>
           <w:lang w:val="zh_TW" w:bidi="zh_TW"/>
         </w:rPr>
-        <w:t>的說法，第一封信必須被視為偽造。然而，事實並非如此，早期教會從未質疑這兩封信是否出由保羅所寫。</w:t>
+        <w:t>）</w:t>
       </w:r>
     </w:p>
     <w:p>
       <w:pPr>
-        <w:pStyle w:val="Heading3"/>
-      </w:pPr>
-      <w:r>
-        <w:rPr>
-          <w:lang w:val="zh_TW" w:bidi="zh_TW"/>
-        </w:rPr>
-        <w:t>日期、起源與寫作對象</w:t>
+        <w:pStyle w:val="ListBullet"/>
+        <w:spacing w:line="240" w:lineRule="auto"/>
+        <w:ind w:left="720"/>
+      </w:pPr>
+      <w:r>
+        <w:rPr>
+          <w:lang w:val="zh_TW" w:bidi="zh_TW"/>
+        </w:rPr>
+      </w:r>
+      <w:r>
+        <w:rPr>
+          <w:lang w:val="zh_TW" w:bidi="zh_TW"/>
+        </w:rPr>
+        <w:t>如同新郎出洞房般 （</w:t>
+      </w:r>
+      <w:hyperlink r:id="rId31">
+        <w:r>
+          <w:rPr>
+            <w:lang w:val="zh_TW" w:bidi="zh_TW"/>
+          </w:rPr>
+          <w:rPr>
+            <w:color w:val="0000EE"/>
+            <w:u w:val="single"/>
+          </w:rPr>
+          <w:t>詩19:4–5</w:t>
+        </w:r>
+      </w:hyperlink>
+      <w:r>
+        <w:rPr>
+          <w:lang w:val="zh_TW" w:bidi="zh_TW"/>
+        </w:rPr>
+        <w:t>）</w:t>
       </w:r>
     </w:p>
     <w:p>
@@ -447,7 +985,151 @@
         <w:rPr>
           <w:lang w:val="zh_TW" w:bidi="zh_TW"/>
         </w:rPr>
-        <w:t>與帖撒羅尼迦前書相同，這封信的第一節便說這是寫給「帖撒羅尼迦的教會」。與前書不同的是，這封信沒有提供關於保羅和他同工行蹤的個人細節。因此，沒有直接證據確定這封信的成書日期和地點。</w:t>
+        <w:t>太陽象徵：</w:t>
+      </w:r>
+    </w:p>
+    <w:p>
+      <w:pPr>
+        <w:pStyle w:val="ListBullet"/>
+        <w:spacing w:line="240" w:lineRule="auto"/>
+        <w:ind w:left="720"/>
+      </w:pPr>
+      <w:r>
+        <w:rPr>
+          <w:lang w:val="zh_TW" w:bidi="zh_TW"/>
+        </w:rPr>
+      </w:r>
+      <w:r>
+        <w:rPr>
+          <w:lang w:val="zh_TW" w:bidi="zh_TW"/>
+        </w:rPr>
+        <w:t>恆久不變（</w:t>
+      </w:r>
+      <w:hyperlink r:id="rId32">
+        <w:r>
+          <w:rPr>
+            <w:lang w:val="zh_TW" w:bidi="zh_TW"/>
+          </w:rPr>
+          <w:rPr>
+            <w:color w:val="0000EE"/>
+            <w:u w:val="single"/>
+          </w:rPr>
+          <w:t>詩72:5、17</w:t>
+        </w:r>
+      </w:hyperlink>
+      <w:r>
+        <w:rPr>
+          <w:lang w:val="zh_TW" w:bidi="zh_TW"/>
+        </w:rPr>
+        <w:t>）</w:t>
+      </w:r>
+    </w:p>
+    <w:p>
+      <w:pPr>
+        <w:pStyle w:val="ListBullet"/>
+        <w:spacing w:line="240" w:lineRule="auto"/>
+        <w:ind w:left="720"/>
+      </w:pPr>
+      <w:r>
+        <w:rPr>
+          <w:lang w:val="zh_TW" w:bidi="zh_TW"/>
+        </w:rPr>
+      </w:r>
+      <w:r>
+        <w:rPr>
+          <w:lang w:val="zh_TW" w:bidi="zh_TW"/>
+        </w:rPr>
+        <w:t>律法（</w:t>
+      </w:r>
+      <w:hyperlink r:id="rId33">
+        <w:r>
+          <w:rPr>
+            <w:lang w:val="zh_TW" w:bidi="zh_TW"/>
+          </w:rPr>
+          <w:rPr>
+            <w:color w:val="0000EE"/>
+            <w:u w:val="single"/>
+          </w:rPr>
+          <w:t>詩19:7</w:t>
+        </w:r>
+      </w:hyperlink>
+      <w:r>
+        <w:rPr>
+          <w:lang w:val="zh_TW" w:bidi="zh_TW"/>
+        </w:rPr>
+        <w:t>）</w:t>
+      </w:r>
+    </w:p>
+    <w:p>
+      <w:pPr>
+        <w:pStyle w:val="ListBullet"/>
+        <w:spacing w:line="240" w:lineRule="auto"/>
+        <w:ind w:left="720"/>
+      </w:pPr>
+      <w:r>
+        <w:rPr>
+          <w:lang w:val="zh_TW" w:bidi="zh_TW"/>
+        </w:rPr>
+      </w:r>
+      <w:r>
+        <w:rPr>
+          <w:lang w:val="zh_TW" w:bidi="zh_TW"/>
+        </w:rPr>
+        <w:t>神的同在 （</w:t>
+      </w:r>
+      <w:hyperlink r:id="rId34">
+        <w:r>
+          <w:rPr>
+            <w:lang w:val="zh_TW" w:bidi="zh_TW"/>
+          </w:rPr>
+          <w:rPr>
+            <w:color w:val="0000EE"/>
+            <w:u w:val="single"/>
+          </w:rPr>
+          <w:t>詩84:11</w:t>
+        </w:r>
+      </w:hyperlink>
+      <w:r>
+        <w:rPr>
+          <w:lang w:val="zh_TW" w:bidi="zh_TW"/>
+        </w:rPr>
+        <w:t>）</w:t>
+      </w:r>
+    </w:p>
+    <w:p>
+      <w:pPr>
+        <w:pStyle w:val="ListBullet"/>
+        <w:spacing w:line="240" w:lineRule="auto"/>
+        <w:ind w:left="720"/>
+      </w:pPr>
+      <w:r>
+        <w:rPr>
+          <w:lang w:val="zh_TW" w:bidi="zh_TW"/>
+        </w:rPr>
+      </w:r>
+      <w:r>
+        <w:rPr>
+          <w:lang w:val="zh_TW" w:bidi="zh_TW"/>
+        </w:rPr>
+        <w:t>美麗（</w:t>
+      </w:r>
+      <w:hyperlink r:id="rId35">
+        <w:r>
+          <w:rPr>
+            <w:lang w:val="zh_TW" w:bidi="zh_TW"/>
+          </w:rPr>
+          <w:rPr>
+            <w:color w:val="0000EE"/>
+            <w:u w:val="single"/>
+          </w:rPr>
+          <w:t>歌6:10</w:t>
+        </w:r>
+      </w:hyperlink>
+      <w:r>
+        <w:rPr>
+          <w:lang w:val="zh_TW" w:bidi="zh_TW"/>
+        </w:rPr>
+        <w:t>）</w:t>
       </w:r>
     </w:p>
     <w:p>
@@ -461,49 +1143,9 @@
         <w:rPr>
           <w:lang w:val="zh_TW" w:bidi="zh_TW"/>
         </w:rPr>
-        <w:t>由於這封書的教導與帖撒羅尼迦前書不同，因此有人質疑此信是否為保羅所寫，並且提出了幾種有關日期和寫作對象的推測：</w:t>
-      </w:r>
-    </w:p>
-    <w:p>
-      <w:pPr>
-        <w:pStyle w:val="ListNumber"/>
-        <w:numPr>
-          <w:ilvl w:val="0"/>
-          <w:numId w:val="14"/>
-        </w:numPr>
-        <w:spacing w:line="240" w:lineRule="auto"/>
-        <w:ind w:left="720"/>
-      </w:pPr>
-      <w:r>
-        <w:rPr>
-          <w:lang w:val="zh_TW" w:bidi="zh_TW"/>
-        </w:rPr>
-      </w:r>
-      <w:r>
-        <w:rPr>
-          <w:lang w:val="zh_TW" w:bidi="zh_TW"/>
-        </w:rPr>
-        <w:t>這封信是在帖撒羅尼迦前書寫成許久之後才寫的。然而，這種可能性不大，因為西拉和提摩太仍然與保羅同在。</w:t>
-      </w:r>
-    </w:p>
-    <w:p>
-      <w:pPr>
-        <w:pStyle w:val="ListNumber"/>
-        <w:spacing w:line="240" w:lineRule="auto"/>
-        <w:ind w:left="720"/>
-      </w:pPr>
-      <w:r>
-        <w:rPr>
-          <w:lang w:val="zh_TW" w:bidi="zh_TW"/>
-        </w:rPr>
-      </w:r>
-      <w:r>
-        <w:rPr>
-          <w:lang w:val="zh_TW" w:bidi="zh_TW"/>
-        </w:rPr>
-        <w:t>這封信的寫作時間早於帖撒羅尼迦前書。然而，</w:t>
-      </w:r>
-      <w:hyperlink r:id="rId15">
+        <w:t>在傳道書中，地上的人生常被描述為發生在「日光之下」（</w:t>
+      </w:r>
+      <w:hyperlink r:id="rId36">
         <w:r>
           <w:rPr>
             <w:lang w:val="zh_TW" w:bidi="zh_TW"/>
@@ -512,34 +1154,16 @@
             <w:color w:val="0000EE"/>
             <w:u w:val="single"/>
           </w:rPr>
-          <w:t>二章15節</w:t>
+          <w:t>傳1:3、9、14</w:t>
         </w:r>
       </w:hyperlink>
       <w:r>
         <w:rPr>
           <w:lang w:val="zh_TW" w:bidi="zh_TW"/>
         </w:rPr>
-        <w:t>提到一封先前寫給帖撒羅尼迦的信。而且，從第二世紀開始，早期教會確實稱這封信為帖撒羅尼迦後書。</w:t>
-      </w:r>
-    </w:p>
-    <w:p>
-      <w:pPr>
-        <w:pStyle w:val="ListNumber"/>
-        <w:spacing w:line="240" w:lineRule="auto"/>
-        <w:ind w:left="720"/>
-      </w:pPr>
-      <w:r>
-        <w:rPr>
-          <w:lang w:val="zh_TW" w:bidi="zh_TW"/>
-        </w:rPr>
-      </w:r>
-      <w:r>
-        <w:rPr>
-          <w:lang w:val="zh_TW" w:bidi="zh_TW"/>
-        </w:rPr>
-        <w:t>這封信的寫作對象是帖撒羅尼迦的猶太基督徒，而帖撒羅尼迦前書則是寫給外邦基督徒的。然而，這種說法極不可能，因為這位使徒一向十分重視基督徒在同一地區應當合一（例如</w:t>
-      </w:r>
-      <w:hyperlink r:id="rId16">
+        <w:t>，</w:t>
+      </w:r>
+      <w:hyperlink r:id="rId37">
         <w:r>
           <w:rPr>
             <w:lang w:val="zh_TW" w:bidi="zh_TW"/>
@@ -548,50 +1172,14 @@
             <w:color w:val="0000EE"/>
             <w:u w:val="single"/>
           </w:rPr>
-          <w:t>林前1–3</w:t>
+          <w:t>2:11</w:t>
         </w:r>
       </w:hyperlink>
       <w:r>
         <w:rPr>
           <w:lang w:val="zh_TW" w:bidi="zh_TW"/>
         </w:rPr>
-        <w:t>），並特別重視猶太信徒與外邦信徒的合一（見</w:t>
-      </w:r>
-      <w:hyperlink r:id="rId17">
-        <w:r>
-          <w:rPr>
-            <w:lang w:val="zh_TW" w:bidi="zh_TW"/>
-          </w:rPr>
-          <w:rPr>
-            <w:color w:val="0000EE"/>
-            <w:u w:val="single"/>
-          </w:rPr>
-          <w:t>弗2:11–22</w:t>
-        </w:r>
-      </w:hyperlink>
-      <w:r>
-        <w:rPr>
-          <w:lang w:val="zh_TW" w:bidi="zh_TW"/>
-        </w:rPr>
-        <w:t>），所以他不可能這樣做。</w:t>
-      </w:r>
-    </w:p>
-    <w:p>
-      <w:pPr>
-        <w:pStyle w:val="ListNumber"/>
-        <w:spacing w:line="240" w:lineRule="auto"/>
-        <w:ind w:left="720"/>
-      </w:pPr>
-      <w:r>
-        <w:rPr>
-          <w:lang w:val="zh_TW" w:bidi="zh_TW"/>
-        </w:rPr>
-      </w:r>
-      <w:r>
-        <w:rPr>
-          <w:lang w:val="zh_TW" w:bidi="zh_TW"/>
-        </w:rPr>
-        <w:t>這封信是寫給別處的基督徒（庇哩亞和腓立比），後來傳到帖撒羅尼迦的基督徒手中。然而，沒有任何證據顯示這封信最初是寫給其它地方的基督徒，而非帖撒羅尼迦的信徒。</w:t>
+        <w:t>）。</w:t>
       </w:r>
     </w:p>
     <w:p>
@@ -605,21 +1193,9 @@
         <w:rPr>
           <w:lang w:val="zh_TW" w:bidi="zh_TW"/>
         </w:rPr>
-        <w:t>寫這封信時，</w:t>
-      </w:r>
-      <w:r>
-        <w:rPr>
-          <w:lang w:val="zh_TW" w:bidi="zh_TW"/>
-        </w:rPr>
-        <w:t>保羅身邊的同工與寫帖撒羅尼迦前書時相同</w:t>
-      </w:r>
-      <w:r>
-        <w:rPr>
-          <w:lang w:val="zh_TW" w:bidi="zh_TW"/>
-        </w:rPr>
-        <w:t>（</w:t>
-      </w:r>
-      <w:hyperlink r:id="rId18">
+        <w:t>在混亂和神憤怒的時候，聖經描述太陽變暗（</w:t>
+      </w:r>
+      <w:hyperlink r:id="rId38">
         <w:r>
           <w:rPr>
             <w:lang w:val="zh_TW" w:bidi="zh_TW"/>
@@ -628,31 +1204,140 @@
             <w:color w:val="0000EE"/>
             <w:u w:val="single"/>
           </w:rPr>
-          <w:t>帖後1:1</w:t>
+          <w:t>賽13:10</w:t>
         </w:r>
       </w:hyperlink>
       <w:r>
         <w:rPr>
           <w:lang w:val="zh_TW" w:bidi="zh_TW"/>
         </w:rPr>
+        <w:t>；</w:t>
+      </w:r>
+      <w:hyperlink r:id="rId39">
+        <w:r>
+          <w:rPr>
+            <w:lang w:val="zh_TW" w:bidi="zh_TW"/>
+          </w:rPr>
+          <w:rPr>
+            <w:color w:val="0000EE"/>
+            <w:u w:val="single"/>
+          </w:rPr>
+          <w:t>結32:7</w:t>
+        </w:r>
+      </w:hyperlink>
+      <w:r>
+        <w:rPr>
+          <w:lang w:val="zh_TW" w:bidi="zh_TW"/>
+        </w:rPr>
+        <w:t>；</w:t>
+      </w:r>
+      <w:hyperlink r:id="rId40">
+        <w:r>
+          <w:rPr>
+            <w:lang w:val="zh_TW" w:bidi="zh_TW"/>
+          </w:rPr>
+          <w:rPr>
+            <w:color w:val="0000EE"/>
+            <w:u w:val="single"/>
+          </w:rPr>
+          <w:t>珥2:10、31</w:t>
+        </w:r>
+      </w:hyperlink>
+      <w:r>
+        <w:rPr>
+          <w:lang w:val="zh_TW" w:bidi="zh_TW"/>
+        </w:rPr>
+        <w:t>，</w:t>
+      </w:r>
+      <w:hyperlink r:id="rId41">
+        <w:r>
+          <w:rPr>
+            <w:lang w:val="zh_TW" w:bidi="zh_TW"/>
+          </w:rPr>
+          <w:rPr>
+            <w:color w:val="0000EE"/>
+            <w:u w:val="single"/>
+          </w:rPr>
+          <w:t>3:15</w:t>
+        </w:r>
+      </w:hyperlink>
+      <w:r>
+        <w:rPr>
+          <w:lang w:val="zh_TW" w:bidi="zh_TW"/>
+        </w:rPr>
+        <w:t>；</w:t>
+      </w:r>
+      <w:hyperlink r:id="rId42">
+        <w:r>
+          <w:rPr>
+            <w:lang w:val="zh_TW" w:bidi="zh_TW"/>
+          </w:rPr>
+          <w:rPr>
+            <w:color w:val="0000EE"/>
+            <w:u w:val="single"/>
+          </w:rPr>
+          <w:t>番1:15</w:t>
+        </w:r>
+      </w:hyperlink>
+      <w:r>
+        <w:rPr>
+          <w:lang w:val="zh_TW" w:bidi="zh_TW"/>
+        </w:rPr>
+        <w:t>；</w:t>
+      </w:r>
+      <w:hyperlink r:id="rId43">
+        <w:r>
+          <w:rPr>
+            <w:lang w:val="zh_TW" w:bidi="zh_TW"/>
+          </w:rPr>
+          <w:rPr>
+            <w:color w:val="0000EE"/>
+            <w:u w:val="single"/>
+          </w:rPr>
+          <w:t>太24:29</w:t>
+        </w:r>
+      </w:hyperlink>
+      <w:r>
+        <w:rPr>
+          <w:lang w:val="zh_TW" w:bidi="zh_TW"/>
+        </w:rPr>
+        <w:t>；</w:t>
+      </w:r>
+      <w:hyperlink r:id="rId44">
+        <w:r>
+          <w:rPr>
+            <w:lang w:val="zh_TW" w:bidi="zh_TW"/>
+          </w:rPr>
+          <w:rPr>
+            <w:color w:val="0000EE"/>
+            <w:u w:val="single"/>
+          </w:rPr>
+          <w:t>啟8:12</w:t>
+        </w:r>
+      </w:hyperlink>
+      <w:r>
+        <w:rPr>
+          <w:lang w:val="zh_TW" w:bidi="zh_TW"/>
+        </w:rPr>
+        <w:t>）。這個意象可能指的是日蝕，這在古人眼中是極其可怕的事件。太陽變得灰暗也可能是指「西洛可風」（sirocco）的影響，當沙塵暴或濃霧遮蔽天空時，陽光會黯淡無光。另一方面，耶和華得勝的日子則被描述為太陽要比現在的光強烈七倍（</w:t>
+      </w:r>
+      <w:hyperlink r:id="rId45">
+        <w:r>
+          <w:rPr>
+            <w:lang w:val="zh_TW" w:bidi="zh_TW"/>
+          </w:rPr>
+          <w:rPr>
+            <w:color w:val="0000EE"/>
+            <w:u w:val="single"/>
+          </w:rPr>
+          <w:t>賽30:26</w:t>
+        </w:r>
+      </w:hyperlink>
+      <w:r>
+        <w:rPr>
+          <w:lang w:val="zh_TW" w:bidi="zh_TW"/>
+        </w:rPr>
         <w:t>）。</w:t>
-      </w:r>
-      <w:r>
-        <w:rPr>
-          <w:lang w:val="zh_TW" w:bidi="zh_TW"/>
-        </w:rPr>
-        <w:t>這表明，保羅在寫完前書後不久，聽到了帖撒羅尼迦基督徒面臨的新問題，出於對他們的關心，就寫了這第二封信。</w:t>
-      </w:r>
-    </w:p>
-    <w:p>
-      <w:pPr>
-        <w:pStyle w:val="Heading3"/>
-      </w:pPr>
-      <w:r>
-        <w:rPr>
-          <w:lang w:val="zh_TW" w:bidi="zh_TW"/>
-        </w:rPr>
-        <w:t>目的</w:t>
       </w:r>
     </w:p>
     <w:p>
@@ -664,9 +1349,74 @@
       </w:r>
       <w:r>
         <w:rPr>
-          <w:lang w:val="zh_TW" w:bidi="zh_TW"/>
-        </w:rPr>
-        <w:t>使徒保羅寫這封信時，心中有三個主要的關注。</w:t>
+          <w:i/>
+          <w:lang w:val="zh_TW" w:bidi="zh_TW"/>
+        </w:rPr>
+        <w:t>另見</w:t>
+      </w:r>
+      <w:r>
+        <w:rPr>
+          <w:lang w:val="zh_TW" w:bidi="zh_TW"/>
+        </w:rPr>
+        <w:t xml:space="preserve"> </w:t>
+      </w:r>
+      <w:r>
+        <w:rPr>
+          <w:lang w:val="zh_TW" w:bidi="zh_TW"/>
+        </w:rPr>
+        <w:t>天文學</w:t>
+      </w:r>
+      <w:r>
+        <w:rPr>
+          <w:lang w:val="zh_TW" w:bidi="zh_TW"/>
+        </w:rPr>
+        <w:t>、</w:t>
+      </w:r>
+      <w:r>
+        <w:rPr>
+          <w:lang w:val="zh_TW" w:bidi="zh_TW"/>
+        </w:rPr>
+        <w:t>古代與現代曆法</w:t>
+      </w:r>
+      <w:r>
+        <w:rPr>
+          <w:lang w:val="zh_TW" w:bidi="zh_TW"/>
+        </w:rPr>
+        <w:t>、</w:t>
+      </w:r>
+      <w:r>
+        <w:rPr>
+          <w:lang w:val="zh_TW" w:bidi="zh_TW"/>
+        </w:rPr>
+        <w:t>日</w:t>
+      </w:r>
+      <w:r>
+        <w:rPr>
+          <w:lang w:val="zh_TW" w:bidi="zh_TW"/>
+        </w:rPr>
+        <w:t>、</w:t>
+      </w:r>
+      <w:r>
+        <w:rPr>
+          <w:lang w:val="zh_TW" w:bidi="zh_TW"/>
+        </w:rPr>
+        <w:t>月亮</w:t>
+      </w:r>
+      <w:r>
+        <w:rPr>
+          <w:lang w:val="zh_TW" w:bidi="zh_TW"/>
+        </w:rPr>
+        <w:t>。</w:t>
+      </w:r>
+      <w:r>
+        <w:rPr>
+          <w:lang w:val="zh_TW" w:bidi="zh_TW"/>
+        </w:rPr>
+      </w:r>
+      <w:r>
+        <w:rPr>
+          <w:lang w:val="zh_TW" w:bidi="zh_TW"/>
+        </w:rPr>
       </w:r>
     </w:p>
     <w:p>
@@ -676,95 +1426,21 @@
           <w:lang w:val="zh_TW" w:bidi="zh_TW"/>
         </w:rPr>
       </w:r>
-      <w:r>
-        <w:rPr>
-          <w:lang w:val="zh_TW" w:bidi="zh_TW"/>
-        </w:rPr>
-        <w:t>首先，與他所有書信一樣，他希望鼓勵讀者在信仰上站立得穩（</w:t>
-      </w:r>
-      <w:hyperlink r:id="rId15">
-        <w:r>
-          <w:rPr>
-            <w:lang w:val="zh_TW" w:bidi="zh_TW"/>
-          </w:rPr>
-          <w:rPr>
-            <w:color w:val="0000EE"/>
-            <w:u w:val="single"/>
-          </w:rPr>
-          <w:t>2:15）</w:t>
-        </w:r>
-      </w:hyperlink>
-      <w:r>
-        <w:rPr>
-          <w:lang w:val="zh_TW" w:bidi="zh_TW"/>
-        </w:rPr>
-        <w:t>。他感謝神在他們生命中的工作（</w:t>
-      </w:r>
-      <w:hyperlink r:id="rId19">
-        <w:r>
-          <w:rPr>
-            <w:lang w:val="zh_TW" w:bidi="zh_TW"/>
-          </w:rPr>
-          <w:rPr>
-            <w:color w:val="0000EE"/>
-            <w:u w:val="single"/>
-          </w:rPr>
-          <w:t>1:3，</w:t>
-        </w:r>
-      </w:hyperlink>
-      <w:hyperlink r:id="rId20">
-        <w:r>
-          <w:rPr>
-            <w:lang w:val="zh_TW" w:bidi="zh_TW"/>
-          </w:rPr>
-          <w:rPr>
-            <w:color w:val="0000EE"/>
-            <w:u w:val="single"/>
-          </w:rPr>
-          <w:t>2:13</w:t>
-        </w:r>
-      </w:hyperlink>
-      <w:r>
-        <w:rPr>
-          <w:lang w:val="zh_TW" w:bidi="zh_TW"/>
-        </w:rPr>
-        <w:t>），這工作表現在他們的信心、愛心，以及在逼迫中堅忍的態度（</w:t>
-      </w:r>
-      <w:hyperlink r:id="rId21">
-        <w:r>
-          <w:rPr>
-            <w:lang w:val="zh_TW" w:bidi="zh_TW"/>
-          </w:rPr>
-          <w:rPr>
-            <w:color w:val="0000EE"/>
-            <w:u w:val="single"/>
-          </w:rPr>
-          <w:t>1:4</w:t>
-        </w:r>
-      </w:hyperlink>
-      <w:r>
-        <w:rPr>
-          <w:lang w:val="zh_TW" w:bidi="zh_TW"/>
-        </w:rPr>
-        <w:t>）。保羅向他們保證，神終將施行公義審判。信徒的責任是以生命榮耀耶穌的名；當主再來時，衪將在忠心的子民中得榮耀（</w:t>
-      </w:r>
-      <w:hyperlink r:id="rId22">
-        <w:r>
-          <w:rPr>
-            <w:lang w:val="zh_TW" w:bidi="zh_TW"/>
-          </w:rPr>
-          <w:rPr>
-            <w:color w:val="0000EE"/>
-            <w:u w:val="single"/>
-          </w:rPr>
-          <w:t>5–12</w:t>
-        </w:r>
-      </w:hyperlink>
-      <w:r>
-        <w:rPr>
-          <w:lang w:val="zh_TW" w:bidi="zh_TW"/>
-        </w:rPr>
-        <w:t>節）。</w:t>
+    </w:p>
+    <w:p>
+      <w:pPr>
+        <w:pStyle w:val="Heading2"/>
+      </w:pPr>
+      <w:r>
+        <w:rPr>
+          <w:lang w:val="zh_TW" w:bidi="zh_TW"/>
+        </w:rPr>
+        <w:t>泰爾</w:t>
+      </w:r>
+      <w:r>
+        <w:rPr>
+          <w:lang w:val="zh_TW" w:bidi="zh_TW"/>
+        </w:rPr>
       </w:r>
     </w:p>
     <w:p>
@@ -778,169 +1454,54 @@
         <w:rPr>
           <w:lang w:val="zh_TW" w:bidi="zh_TW"/>
         </w:rPr>
-        <w:t>其次，教會中流傳著錯誤的教導，甚至有人假冒保羅的名義，宣稱</w:t>
-      </w:r>
-      <w:r>
-        <w:rPr>
-          <w:lang w:val="zh_TW" w:bidi="zh_TW"/>
-        </w:rPr>
-        <w:t>主的日子現在到了</w:t>
-      </w:r>
-      <w:r>
-        <w:rPr>
-          <w:lang w:val="zh_TW" w:bidi="zh_TW"/>
-        </w:rPr>
-        <w:t>（</w:t>
-      </w:r>
-      <w:hyperlink r:id="rId23">
-        <w:r>
-          <w:rPr>
-            <w:lang w:val="zh_TW" w:bidi="zh_TW"/>
-          </w:rPr>
-          <w:rPr>
-            <w:color w:val="0000EE"/>
-            <w:u w:val="single"/>
-          </w:rPr>
-          <w:t>2:2</w:t>
-        </w:r>
-      </w:hyperlink>
-      <w:r>
-        <w:rPr>
-          <w:lang w:val="zh_TW" w:bidi="zh_TW"/>
-        </w:rPr>
-        <w:t>）。這位使徒駁斥這種教導，並指出在基督再來之前必須發生一些特定的事情。他提到，一個被稱為「</w:t>
-      </w:r>
-      <w:r>
-        <w:rPr>
-          <w:lang w:val="zh_TW" w:bidi="zh_TW"/>
-        </w:rPr>
-        <w:t>大罪人</w:t>
-      </w:r>
-      <w:r>
-        <w:rPr>
-          <w:lang w:val="zh_TW" w:bidi="zh_TW"/>
-        </w:rPr>
-        <w:t>」或「</w:t>
-      </w:r>
-      <w:r>
-        <w:rPr>
-          <w:lang w:val="zh_TW" w:bidi="zh_TW"/>
-        </w:rPr>
-        <w:t>沉淪之子</w:t>
-      </w:r>
-      <w:r>
-        <w:rPr>
-          <w:lang w:val="zh_TW" w:bidi="zh_TW"/>
-        </w:rPr>
-        <w:t>」的人將會顯現，這個人將否定一切真正的敬拜，行神蹟奇事，甚至自稱為神。目前，仍有一種力量在抑制牠。然而，到了適當的時候，「大罪人」將被揭露。然後，當主再來時，「大罪人」將被征服和摧毀。這（</w:t>
-      </w:r>
-      <w:hyperlink r:id="rId24">
-        <w:r>
-          <w:rPr>
-            <w:lang w:val="zh_TW" w:bidi="zh_TW"/>
-          </w:rPr>
-          <w:rPr>
-            <w:color w:val="0000EE"/>
-            <w:u w:val="single"/>
-          </w:rPr>
-          <w:t>1–12</w:t>
-        </w:r>
-      </w:hyperlink>
-      <w:r>
-        <w:rPr>
-          <w:lang w:val="zh_TW" w:bidi="zh_TW"/>
-        </w:rPr>
-        <w:t>節）與福音書中關於敵基督的描述類似，牠將假冒基督，以神蹟奇事欺騙人（</w:t>
-      </w:r>
-      <w:hyperlink r:id="rId25">
-        <w:r>
-          <w:rPr>
-            <w:lang w:val="zh_TW" w:bidi="zh_TW"/>
-          </w:rPr>
-          <w:rPr>
-            <w:color w:val="0000EE"/>
-            <w:u w:val="single"/>
-          </w:rPr>
-          <w:t>太24:5、23–26</w:t>
-        </w:r>
-      </w:hyperlink>
-      <w:r>
-        <w:rPr>
-          <w:lang w:val="zh_TW" w:bidi="zh_TW"/>
-        </w:rPr>
-        <w:t>；</w:t>
-      </w:r>
-      <w:hyperlink r:id="rId26">
-        <w:r>
-          <w:rPr>
-            <w:lang w:val="zh_TW" w:bidi="zh_TW"/>
-          </w:rPr>
-          <w:rPr>
-            <w:color w:val="0000EE"/>
-            <w:u w:val="single"/>
-          </w:rPr>
-          <w:t>可13:5–6、20–23</w:t>
-        </w:r>
-      </w:hyperlink>
-      <w:r>
-        <w:rPr>
-          <w:lang w:val="zh_TW" w:bidi="zh_TW"/>
-        </w:rPr>
-        <w:t>）。在帖撒羅尼迦前書中，保羅強調主再來的時間是沒有人知道的，因此信徒必須隨時準備好迎接衪。在這裡，為了反駁主已經再來的觀念，保羅強調基督再來前必然發生的事件。耶穌在講論未來時，也同時強調這兩個方面（</w:t>
-      </w:r>
-      <w:hyperlink r:id="rId27">
-        <w:r>
-          <w:rPr>
-            <w:lang w:val="zh_TW" w:bidi="zh_TW"/>
-          </w:rPr>
-          <w:rPr>
-            <w:color w:val="0000EE"/>
-            <w:u w:val="single"/>
-          </w:rPr>
-          <w:t>太24</w:t>
-        </w:r>
-      </w:hyperlink>
-      <w:r>
-        <w:rPr>
-          <w:lang w:val="zh_TW" w:bidi="zh_TW"/>
-        </w:rPr>
-        <w:t>；</w:t>
-      </w:r>
-      <w:hyperlink r:id="rId28">
-        <w:r>
-          <w:rPr>
-            <w:lang w:val="zh_TW" w:bidi="zh_TW"/>
-          </w:rPr>
-          <w:rPr>
-            <w:color w:val="0000EE"/>
-            <w:u w:val="single"/>
-          </w:rPr>
-          <w:t>可13</w:t>
-        </w:r>
-      </w:hyperlink>
-      <w:r>
-        <w:rPr>
-          <w:lang w:val="zh_TW" w:bidi="zh_TW"/>
-        </w:rPr>
-        <w:t>；</w:t>
-      </w:r>
-      <w:hyperlink r:id="rId29">
-        <w:r>
-          <w:rPr>
-            <w:lang w:val="zh_TW" w:bidi="zh_TW"/>
-          </w:rPr>
-          <w:rPr>
-            <w:color w:val="0000EE"/>
-            <w:u w:val="single"/>
-          </w:rPr>
-          <w:t>路21</w:t>
-        </w:r>
-      </w:hyperlink>
-      <w:r>
-        <w:rPr>
-          <w:lang w:val="zh_TW" w:bidi="zh_TW"/>
-        </w:rPr>
-        <w:t>）。</w:t>
+        <w:t>一個古老的腓尼基城邦國家，以小型獨立國家的方式自治。泰爾（Tyre）位於地中海沿岸，距離西頓以南32.2公里（20英里），阿卡以北37公里（23英里）。泰爾有兩個主要區域：</w:t>
+      </w:r>
+    </w:p>
+    <w:p>
+      <w:pPr>
+        <w:pStyle w:val="ListBullet"/>
+        <w:spacing w:line="240" w:lineRule="auto"/>
+        <w:ind w:left="720"/>
+      </w:pPr>
+      <w:r>
+        <w:rPr>
+          <w:lang w:val="zh_TW" w:bidi="zh_TW"/>
+        </w:rPr>
+      </w:r>
+      <w:r>
+        <w:rPr>
+          <w:lang w:val="zh_TW" w:bidi="zh_TW"/>
+        </w:rPr>
+        <w:t>位於陸地上較古老的港口城市</w:t>
+      </w:r>
+    </w:p>
+    <w:p>
+      <w:pPr>
+        <w:pStyle w:val="ListBullet"/>
+        <w:spacing w:line="240" w:lineRule="auto"/>
+        <w:ind w:left="720"/>
+      </w:pPr>
+      <w:r>
+        <w:rPr>
+          <w:lang w:val="zh_TW" w:bidi="zh_TW"/>
+        </w:rPr>
+      </w:r>
+      <w:r>
+        <w:rPr>
+          <w:lang w:val="zh_TW" w:bidi="zh_TW"/>
+        </w:rPr>
+        <w:t>距離海岸半英里（0.8公里）的島嶼城市，大多數人口居住在那裡。</w:t>
+      </w:r>
+    </w:p>
+    <w:p>
+      <w:pPr>
+        <w:pStyle w:val="Heading3"/>
+      </w:pPr>
+      <w:r>
+        <w:rPr>
+          <w:lang w:val="zh_TW" w:bidi="zh_TW"/>
+        </w:rPr>
+        <w:t>泰爾的歷史</w:t>
       </w:r>
     </w:p>
     <w:p>
@@ -954,9 +1515,9 @@
         <w:rPr>
           <w:lang w:val="zh_TW" w:bidi="zh_TW"/>
         </w:rPr>
-        <w:t>最後，基督徒群體中的懶惰問題仍然存在，甚至可能有所加劇（參</w:t>
-      </w:r>
-      <w:hyperlink r:id="rId30">
+        <w:t>根據希羅多德（Herodotus）的說法，泰爾在大約公元前2700年建立。最早提到泰爾的是15世紀的烏加里特（Ugaritic）文件和類似的埃及文件。泰爾首次出現在聖經中是在亞設產業的城市列表中（</w:t>
+      </w:r>
+      <w:hyperlink r:id="rId46">
         <w:r>
           <w:rPr>
             <w:lang w:val="zh_TW" w:bidi="zh_TW"/>
@@ -965,16 +1526,16 @@
             <w:color w:val="0000EE"/>
             <w:u w:val="single"/>
           </w:rPr>
-          <w:t>帖前4:11</w:t>
+          <w:t>約書亞記19:29</w:t>
         </w:r>
       </w:hyperlink>
       <w:r>
         <w:rPr>
           <w:lang w:val="zh_TW" w:bidi="zh_TW"/>
         </w:rPr>
-        <w:t>，</w:t>
-      </w:r>
-      <w:hyperlink r:id="rId31">
+        <w:t>）。當時，它被描述是「保障」，顯然從未被以色列人征服過（</w:t>
+      </w:r>
+      <w:hyperlink r:id="rId47">
         <w:r>
           <w:rPr>
             <w:lang w:val="zh_TW" w:bidi="zh_TW"/>
@@ -983,44 +1544,14 @@
             <w:color w:val="0000EE"/>
             <w:u w:val="single"/>
           </w:rPr>
-          <w:t>5:14</w:t>
+          <w:t>撒母耳記下24:7</w:t>
         </w:r>
       </w:hyperlink>
       <w:r>
         <w:rPr>
           <w:lang w:val="zh_TW" w:bidi="zh_TW"/>
         </w:rPr>
-        <w:t>）。保羅再次提醒他們，他與同工們的榜樣——他們親自工作賺取生活費，而不是依賴他們的福音對象。保羅提出了一個簡單的原則：「</w:t>
-      </w:r>
-      <w:r>
-        <w:rPr>
-          <w:lang w:val="zh_TW" w:bidi="zh_TW"/>
-        </w:rPr>
-        <w:t>若有人不肯做工，就不可吃飯</w:t>
-      </w:r>
-      <w:r>
-        <w:rPr>
-          <w:lang w:val="zh_TW" w:bidi="zh_TW"/>
-        </w:rPr>
-        <w:t>」（</w:t>
-      </w:r>
-      <w:hyperlink r:id="rId32">
-        <w:r>
-          <w:rPr>
-            <w:lang w:val="zh_TW" w:bidi="zh_TW"/>
-          </w:rPr>
-          <w:rPr>
-            <w:color w:val="0000EE"/>
-            <w:u w:val="single"/>
-          </w:rPr>
-          <w:t>帖後3:10</w:t>
-        </w:r>
-      </w:hyperlink>
-      <w:r>
-        <w:rPr>
-          <w:lang w:val="zh_TW" w:bidi="zh_TW"/>
-        </w:rPr>
-        <w:t>）。</w:t>
+        <w:t>）。泰爾最重要的意義是一個商業中心。由於其地理位置，泰爾透過地中海地區的海路而有繁榮昌盛的貿易。與美索不達米亞和阿拉伯的陸路貿易往來也很重要。</w:t>
       </w:r>
     </w:p>
     <w:p>
@@ -1031,36 +1562,7 @@
         <w:rPr>
           <w:lang w:val="zh_TW" w:bidi="zh_TW"/>
         </w:rPr>
-        <w:t>內容</w:t>
-      </w:r>
-    </w:p>
-    <w:p>
-      <w:pPr>
-        <w:pStyle w:val="Heading4"/>
-      </w:pPr>
-      <w:r>
-        <w:rPr>
-          <w:lang w:val="zh_TW" w:bidi="zh_TW"/>
-        </w:rPr>
-        <w:t>為他們的基督徒生活感恩（</w:t>
-      </w:r>
-      <w:hyperlink r:id="rId33">
-        <w:r>
-          <w:rPr>
-            <w:lang w:val="zh_TW" w:bidi="zh_TW"/>
-          </w:rPr>
-          <w:rPr>
-            <w:color w:val="0000EE"/>
-            <w:u w:val="single"/>
-          </w:rPr>
-          <w:t>1:3–4</w:t>
-        </w:r>
-      </w:hyperlink>
-      <w:r>
-        <w:rPr>
-          <w:lang w:val="zh_TW" w:bidi="zh_TW"/>
-        </w:rPr>
-        <w:t>）</w:t>
+        <w:t>泰爾與以色列的關係</w:t>
       </w:r>
     </w:p>
     <w:p>
@@ -1074,20 +1576,9 @@
         <w:rPr>
           <w:lang w:val="zh_TW" w:bidi="zh_TW"/>
         </w:rPr>
-        <w:t>因為帖撒羅尼迦人的信心增長，彼此之間的愛心加增，並且在逼迫中展現忍耐，所以保羅讚美神。</w:t>
-      </w:r>
-    </w:p>
-    <w:p>
-      <w:pPr>
-        <w:pStyle w:val="Heading4"/>
-      </w:pPr>
-      <w:r>
-        <w:rPr>
-          <w:lang w:val="zh_TW" w:bidi="zh_TW"/>
-        </w:rPr>
-        <w:t>逼迫者與被逼迫者的角色逆轉（</w:t>
-      </w:r>
-      <w:hyperlink r:id="rId34">
+        <w:t>當大衛和所羅門統治以色列時，泰爾是強大的商業盟友。大衛和所羅門都與泰爾的希蘭進行貿易。他們用農產品換取木材、建築材料和技術工人（</w:t>
+      </w:r>
+      <w:hyperlink r:id="rId48">
         <w:r>
           <w:rPr>
             <w:lang w:val="zh_TW" w:bidi="zh_TW"/>
@@ -1096,14 +1587,92 @@
             <w:color w:val="0000EE"/>
             <w:u w:val="single"/>
           </w:rPr>
-          <w:t>1:5–10</w:t>
+          <w:t>撒母耳記下5:11</w:t>
         </w:r>
       </w:hyperlink>
       <w:r>
         <w:rPr>
           <w:lang w:val="zh_TW" w:bidi="zh_TW"/>
         </w:rPr>
-        <w:t>）</w:t>
+        <w:t>；</w:t>
+      </w:r>
+      <w:hyperlink r:id="rId49">
+        <w:r>
+          <w:rPr>
+            <w:lang w:val="zh_TW" w:bidi="zh_TW"/>
+          </w:rPr>
+          <w:rPr>
+            <w:color w:val="0000EE"/>
+            <w:u w:val="single"/>
+          </w:rPr>
+          <w:t>列王紀上5:1–11</w:t>
+        </w:r>
+      </w:hyperlink>
+      <w:r>
+        <w:rPr>
+          <w:lang w:val="zh_TW" w:bidi="zh_TW"/>
+        </w:rPr>
+        <w:t>；</w:t>
+      </w:r>
+      <w:hyperlink r:id="rId50">
+        <w:r>
+          <w:rPr>
+            <w:lang w:val="zh_TW" w:bidi="zh_TW"/>
+          </w:rPr>
+          <w:rPr>
+            <w:color w:val="0000EE"/>
+            <w:u w:val="single"/>
+          </w:rPr>
+          <w:t>曆代志上14:1</w:t>
+        </w:r>
+      </w:hyperlink>
+      <w:r>
+        <w:rPr>
+          <w:lang w:val="zh_TW" w:bidi="zh_TW"/>
+        </w:rPr>
+        <w:t>；</w:t>
+      </w:r>
+      <w:hyperlink r:id="rId51">
+        <w:r>
+          <w:rPr>
+            <w:lang w:val="zh_TW" w:bidi="zh_TW"/>
+          </w:rPr>
+          <w:rPr>
+            <w:color w:val="0000EE"/>
+            <w:u w:val="single"/>
+          </w:rPr>
+          <w:t>曆代志下2:3</w:t>
+        </w:r>
+      </w:hyperlink>
+      <w:hyperlink r:id="rId49">
+        <w:r>
+          <w:rPr>
+            <w:lang w:val="zh_TW" w:bidi="zh_TW"/>
+          </w:rPr>
+          <w:rPr>
+            <w:color w:val="0000EE"/>
+            <w:u w:val="single"/>
+          </w:rPr>
+          <w:t>–</w:t>
+        </w:r>
+      </w:hyperlink>
+      <w:hyperlink r:id="rId51">
+        <w:r>
+          <w:rPr>
+            <w:lang w:val="zh_TW" w:bidi="zh_TW"/>
+          </w:rPr>
+          <w:rPr>
+            <w:color w:val="0000EE"/>
+            <w:u w:val="single"/>
+          </w:rPr>
+          <w:t>16</w:t>
+        </w:r>
+      </w:hyperlink>
+      <w:r>
+        <w:rPr>
+          <w:lang w:val="zh_TW" w:bidi="zh_TW"/>
+        </w:rPr>
+        <w:t>）。</w:t>
       </w:r>
     </w:p>
     <w:p>
@@ -1117,96 +1686,48 @@
         <w:rPr>
           <w:lang w:val="zh_TW" w:bidi="zh_TW"/>
         </w:rPr>
-        <w:t>當時，帖撒羅尼迦的基督徒正遭受苦難，但逼迫他們的人將在主耶穌帶著「</w:t>
-      </w:r>
-      <w:r>
-        <w:rPr>
-          <w:lang w:val="zh_TW" w:bidi="zh_TW"/>
-        </w:rPr>
-        <w:t>同他有能力的天使</w:t>
-      </w:r>
-      <w:r>
-        <w:rPr>
-          <w:lang w:val="zh_TW" w:bidi="zh_TW"/>
-        </w:rPr>
-        <w:t>」降臨時，面對神公義的審判。</w:t>
-      </w:r>
-      <w:r>
-        <w:rPr>
-          <w:lang w:val="zh_TW" w:bidi="zh_TW"/>
-        </w:rPr>
-        <w:t>那些拒絕神和福音救恩的人，將</w:t>
-      </w:r>
-      <w:r>
-        <w:rPr>
-          <w:lang w:val="zh_TW" w:bidi="zh_TW"/>
-        </w:rPr>
-        <w:t>「</w:t>
-      </w:r>
-      <w:r>
-        <w:rPr>
-          <w:lang w:val="zh_TW" w:bidi="zh_TW"/>
-        </w:rPr>
-        <w:t>要受刑罰，就是永遠沉淪</w:t>
-      </w:r>
-      <w:r>
-        <w:rPr>
-          <w:lang w:val="zh_TW" w:bidi="zh_TW"/>
-        </w:rPr>
-        <w:t>」。祂的子民將</w:t>
-      </w:r>
-      <w:r>
-        <w:rPr>
-          <w:lang w:val="zh_TW" w:bidi="zh_TW"/>
-        </w:rPr>
-        <w:t>經歷</w:t>
-      </w:r>
-      <w:r>
-        <w:rPr>
-          <w:lang w:val="zh_TW" w:bidi="zh_TW"/>
-        </w:rPr>
-        <w:t>祂再來的榮耀，並意識到他們的堅持所信和受苦並非徒</w:t>
-      </w:r>
-      <w:r>
-        <w:rPr>
-          <w:lang w:val="zh_TW" w:bidi="zh_TW"/>
-        </w:rPr>
-        <w:t>然</w:t>
-      </w:r>
-      <w:r>
-        <w:rPr>
-          <w:lang w:val="zh_TW" w:bidi="zh_TW"/>
-        </w:rPr>
-        <w:t>。</w:t>
+        <w:t>在王國分裂後，泰爾與以色列仍保持了一段時間的友好關係。亞哈的妻子耶洗別是「</w:t>
+      </w:r>
+      <w:r>
+        <w:rPr>
+          <w:lang w:val="zh_TW" w:bidi="zh_TW"/>
+        </w:rPr>
+        <w:t>西頓王謁巴力</w:t>
+      </w:r>
+      <w:r>
+        <w:rPr>
+          <w:lang w:val="zh_TW" w:bidi="zh_TW"/>
+        </w:rPr>
+        <w:t>」的女兒。這位王在其它地方被稱為泰爾王謁巴力（</w:t>
+      </w:r>
+      <w:hyperlink r:id="rId52">
+        <w:r>
+          <w:rPr>
+            <w:lang w:val="zh_TW" w:bidi="zh_TW"/>
+          </w:rPr>
+          <w:rPr>
+            <w:color w:val="0000EE"/>
+            <w:u w:val="single"/>
+          </w:rPr>
+          <w:t>列王紀上16:31</w:t>
+        </w:r>
+      </w:hyperlink>
+      <w:r>
+        <w:rPr>
+          <w:lang w:val="zh_TW" w:bidi="zh_TW"/>
+        </w:rPr>
+        <w:t>；古代歷史學家梅南德〔Menander〕也提到這位王）。在某個時候，亞述和巴比倫的侵略對泰爾施加了足夠的壓力，使其拒絕了聯盟。到撒馬利亞陷落時，泰爾和以色列不再是盟友，不久後成為敵人。</w:t>
       </w:r>
     </w:p>
     <w:p>
       <w:pPr>
-        <w:pStyle w:val="Heading4"/>
-      </w:pPr>
-      <w:r>
-        <w:rPr>
-          <w:lang w:val="zh_TW" w:bidi="zh_TW"/>
-        </w:rPr>
-        <w:t>禱告主耶穌得榮耀（</w:t>
-      </w:r>
-      <w:hyperlink r:id="rId35">
-        <w:r>
-          <w:rPr>
-            <w:lang w:val="zh_TW" w:bidi="zh_TW"/>
-          </w:rPr>
-          <w:rPr>
-            <w:color w:val="0000EE"/>
-            <w:u w:val="single"/>
-          </w:rPr>
-          <w:t>1:11–12</w:t>
-        </w:r>
-      </w:hyperlink>
-      <w:r>
-        <w:rPr>
-          <w:lang w:val="zh_TW" w:bidi="zh_TW"/>
-        </w:rPr>
-        <w:t>）</w:t>
+        <w:pStyle w:val="Heading3"/>
+      </w:pPr>
+      <w:r>
+        <w:rPr>
+          <w:lang w:val="zh_TW" w:bidi="zh_TW"/>
+        </w:rPr>
+        <w:t>關於泰爾的預言</w:t>
       </w:r>
     </w:p>
     <w:p>
@@ -1220,36 +1741,283 @@
         <w:rPr>
           <w:lang w:val="zh_TW" w:bidi="zh_TW"/>
         </w:rPr>
-        <w:t>這是保羅為帖撒羅尼迦基督徒的禱告——願他們過著配得上呼召的生活，實現他們的決心，並藉著神的恩典，使基督的名字在他們身上得榮耀。</w:t>
+        <w:t>在王國時代後期，泰爾受到先知們的強烈責備（</w:t>
+      </w:r>
+      <w:hyperlink r:id="rId53">
+        <w:r>
+          <w:rPr>
+            <w:lang w:val="zh_TW" w:bidi="zh_TW"/>
+          </w:rPr>
+          <w:rPr>
+            <w:color w:val="0000EE"/>
+            <w:u w:val="single"/>
+          </w:rPr>
+          <w:t>以賽亞書23:1–18</w:t>
+        </w:r>
+      </w:hyperlink>
+      <w:r>
+        <w:rPr>
+          <w:lang w:val="zh_TW" w:bidi="zh_TW"/>
+        </w:rPr>
+        <w:t>；</w:t>
+      </w:r>
+      <w:hyperlink r:id="rId54">
+        <w:r>
+          <w:rPr>
+            <w:lang w:val="zh_TW" w:bidi="zh_TW"/>
+          </w:rPr>
+          <w:rPr>
+            <w:color w:val="0000EE"/>
+            <w:u w:val="single"/>
+          </w:rPr>
+          <w:t>耶利米書25:22</w:t>
+        </w:r>
+      </w:hyperlink>
+      <w:r>
+        <w:rPr>
+          <w:lang w:val="zh_TW" w:bidi="zh_TW"/>
+        </w:rPr>
+        <w:t>，</w:t>
+      </w:r>
+      <w:hyperlink r:id="rId55">
+        <w:r>
+          <w:rPr>
+            <w:lang w:val="zh_TW" w:bidi="zh_TW"/>
+          </w:rPr>
+          <w:rPr>
+            <w:color w:val="0000EE"/>
+            <w:u w:val="single"/>
+          </w:rPr>
+          <w:t>27:1</w:t>
+        </w:r>
+      </w:hyperlink>
+      <w:hyperlink r:id="rId53">
+        <w:r>
+          <w:rPr>
+            <w:lang w:val="zh_TW" w:bidi="zh_TW"/>
+          </w:rPr>
+          <w:rPr>
+            <w:color w:val="0000EE"/>
+            <w:u w:val="single"/>
+          </w:rPr>
+          <w:t>–</w:t>
+        </w:r>
+      </w:hyperlink>
+      <w:hyperlink r:id="rId55">
+        <w:r>
+          <w:rPr>
+            <w:lang w:val="zh_TW" w:bidi="zh_TW"/>
+          </w:rPr>
+          <w:rPr>
+            <w:color w:val="0000EE"/>
+            <w:u w:val="single"/>
+          </w:rPr>
+          <w:t>11</w:t>
+        </w:r>
+      </w:hyperlink>
+      <w:r>
+        <w:rPr>
+          <w:lang w:val="zh_TW" w:bidi="zh_TW"/>
+        </w:rPr>
+        <w:t>；</w:t>
+      </w:r>
+      <w:hyperlink r:id="rId56">
+        <w:r>
+          <w:rPr>
+            <w:lang w:val="zh_TW" w:bidi="zh_TW"/>
+          </w:rPr>
+          <w:rPr>
+            <w:color w:val="0000EE"/>
+            <w:u w:val="single"/>
+          </w:rPr>
+          <w:t>以西結書26:1</w:t>
+        </w:r>
+      </w:hyperlink>
+      <w:hyperlink r:id="rId53">
+        <w:r>
+          <w:rPr>
+            <w:lang w:val="zh_TW" w:bidi="zh_TW"/>
+          </w:rPr>
+          <w:rPr>
+            <w:color w:val="0000EE"/>
+            <w:u w:val="single"/>
+          </w:rPr>
+          <w:t>–</w:t>
+        </w:r>
+      </w:hyperlink>
+      <w:hyperlink r:id="rId56">
+        <w:r>
+          <w:rPr>
+            <w:lang w:val="zh_TW" w:bidi="zh_TW"/>
+          </w:rPr>
+          <w:rPr>
+            <w:color w:val="0000EE"/>
+            <w:u w:val="single"/>
+          </w:rPr>
+          <w:t>19</w:t>
+        </w:r>
+      </w:hyperlink>
+      <w:r>
+        <w:rPr>
+          <w:lang w:val="zh_TW" w:bidi="zh_TW"/>
+        </w:rPr>
+        <w:t>；</w:t>
+      </w:r>
+      <w:hyperlink r:id="rId57">
+        <w:r>
+          <w:rPr>
+            <w:lang w:val="zh_TW" w:bidi="zh_TW"/>
+          </w:rPr>
+          <w:rPr>
+            <w:color w:val="0000EE"/>
+            <w:u w:val="single"/>
+          </w:rPr>
+          <w:t>約珥書3:4</w:t>
+        </w:r>
+      </w:hyperlink>
+      <w:hyperlink r:id="rId53">
+        <w:r>
+          <w:rPr>
+            <w:lang w:val="zh_TW" w:bidi="zh_TW"/>
+          </w:rPr>
+          <w:rPr>
+            <w:color w:val="0000EE"/>
+            <w:u w:val="single"/>
+          </w:rPr>
+          <w:t>–</w:t>
+        </w:r>
+      </w:hyperlink>
+      <w:hyperlink r:id="rId57">
+        <w:r>
+          <w:rPr>
+            <w:lang w:val="zh_TW" w:bidi="zh_TW"/>
+          </w:rPr>
+          <w:rPr>
+            <w:color w:val="0000EE"/>
+            <w:u w:val="single"/>
+          </w:rPr>
+          <w:t>8</w:t>
+        </w:r>
+      </w:hyperlink>
+      <w:r>
+        <w:rPr>
+          <w:lang w:val="zh_TW" w:bidi="zh_TW"/>
+        </w:rPr>
+        <w:t>；</w:t>
+      </w:r>
+      <w:hyperlink r:id="rId58">
+        <w:r>
+          <w:rPr>
+            <w:lang w:val="zh_TW" w:bidi="zh_TW"/>
+          </w:rPr>
+          <w:rPr>
+            <w:color w:val="0000EE"/>
+            <w:u w:val="single"/>
+          </w:rPr>
+          <w:t>阿摩司書1:9</w:t>
+        </w:r>
+      </w:hyperlink>
+      <w:hyperlink r:id="rId53">
+        <w:r>
+          <w:rPr>
+            <w:lang w:val="zh_TW" w:bidi="zh_TW"/>
+          </w:rPr>
+          <w:rPr>
+            <w:color w:val="0000EE"/>
+            <w:u w:val="single"/>
+          </w:rPr>
+          <w:t>–</w:t>
+        </w:r>
+      </w:hyperlink>
+      <w:hyperlink r:id="rId58">
+        <w:r>
+          <w:rPr>
+            <w:lang w:val="zh_TW" w:bidi="zh_TW"/>
+          </w:rPr>
+          <w:rPr>
+            <w:color w:val="0000EE"/>
+            <w:u w:val="single"/>
+          </w:rPr>
+          <w:t>10</w:t>
+        </w:r>
+      </w:hyperlink>
+      <w:r>
+        <w:rPr>
+          <w:lang w:val="zh_TW" w:bidi="zh_TW"/>
+        </w:rPr>
+        <w:t>）。泰爾被譴責的原因有幾個：</w:t>
       </w:r>
     </w:p>
     <w:p>
       <w:pPr>
-        <w:pStyle w:val="Heading4"/>
-      </w:pPr>
-      <w:r>
-        <w:rPr>
-          <w:lang w:val="zh_TW" w:bidi="zh_TW"/>
-        </w:rPr>
-        <w:t>在基督再來之前必須發生的事（</w:t>
-      </w:r>
-      <w:hyperlink r:id="rId24">
-        <w:r>
-          <w:rPr>
-            <w:lang w:val="zh_TW" w:bidi="zh_TW"/>
-          </w:rPr>
-          <w:rPr>
-            <w:color w:val="0000EE"/>
-            <w:u w:val="single"/>
-          </w:rPr>
-          <w:t>2:1–12</w:t>
-        </w:r>
-      </w:hyperlink>
-      <w:r>
-        <w:rPr>
-          <w:lang w:val="zh_TW" w:bidi="zh_TW"/>
-        </w:rPr>
-        <w:t>）</w:t>
+        <w:pStyle w:val="ListBullet"/>
+        <w:spacing w:line="240" w:lineRule="auto"/>
+        <w:ind w:left="720"/>
+      </w:pPr>
+      <w:r>
+        <w:rPr>
+          <w:lang w:val="zh_TW" w:bidi="zh_TW"/>
+        </w:rPr>
+      </w:r>
+      <w:r>
+        <w:rPr>
+          <w:lang w:val="zh_TW" w:bidi="zh_TW"/>
+        </w:rPr>
+        <w:t>由於其商業重要性，泰爾成為亞述和埃及競爭的焦點。泰爾在這些競爭者之間周旋，同時積累自己的財富並剝削鄰國。</w:t>
+      </w:r>
+    </w:p>
+    <w:p>
+      <w:pPr>
+        <w:pStyle w:val="ListBullet"/>
+        <w:spacing w:line="240" w:lineRule="auto"/>
+        <w:ind w:left="720"/>
+      </w:pPr>
+      <w:r>
+        <w:rPr>
+          <w:lang w:val="zh_TW" w:bidi="zh_TW"/>
+        </w:rPr>
+      </w:r>
+      <w:r>
+        <w:rPr>
+          <w:lang w:val="zh_TW" w:bidi="zh_TW"/>
+        </w:rPr>
+        <w:t>泰爾充滿了貪婪的商人。</w:t>
+      </w:r>
+    </w:p>
+    <w:p>
+      <w:pPr>
+        <w:pStyle w:val="ListBullet"/>
+        <w:spacing w:line="240" w:lineRule="auto"/>
+        <w:ind w:left="720"/>
+      </w:pPr>
+      <w:r>
+        <w:rPr>
+          <w:lang w:val="zh_TW" w:bidi="zh_TW"/>
+        </w:rPr>
+      </w:r>
+      <w:r>
+        <w:rPr>
+          <w:lang w:val="zh_TW" w:bidi="zh_TW"/>
+        </w:rPr>
+        <w:t>泰爾也是宗教偶像崇拜和性道德敗壞的中心。</w:t>
+      </w:r>
+    </w:p>
+    <w:p>
+      <w:pPr>
+        <w:pStyle w:val="ListBullet"/>
+        <w:spacing w:line="240" w:lineRule="auto"/>
+        <w:ind w:left="720"/>
+      </w:pPr>
+      <w:r>
+        <w:rPr>
+          <w:lang w:val="zh_TW" w:bidi="zh_TW"/>
+        </w:rPr>
+      </w:r>
+      <w:r>
+        <w:rPr>
+          <w:lang w:val="zh_TW" w:bidi="zh_TW"/>
+        </w:rPr>
+        <w:t>泰爾因其巨大的財富和戰略位置而極其驕傲。</w:t>
       </w:r>
     </w:p>
     <w:p>
@@ -1263,57 +2031,9 @@
         <w:rPr>
           <w:lang w:val="zh_TW" w:bidi="zh_TW"/>
         </w:rPr>
-        <w:t>在這個段落，保羅駁斥那錯誤教導說</w:t>
-      </w:r>
-      <w:r>
-        <w:rPr>
-          <w:lang w:val="zh_TW" w:bidi="zh_TW"/>
-        </w:rPr>
-        <w:t>主的日子現在到了</w:t>
-      </w:r>
-      <w:r>
-        <w:rPr>
-          <w:lang w:val="zh_TW" w:bidi="zh_TW"/>
-        </w:rPr>
-        <w:t>，強調在此之前，「</w:t>
-      </w:r>
-      <w:r>
-        <w:rPr>
-          <w:lang w:val="zh_TW" w:bidi="zh_TW"/>
-        </w:rPr>
-        <w:t>那大罪人</w:t>
-      </w:r>
-      <w:r>
-        <w:rPr>
-          <w:lang w:val="zh_TW" w:bidi="zh_TW"/>
-        </w:rPr>
-        <w:t>」必須被揭示，也就是所謂的敵基督（不過需要注意的是，新約中也提到「</w:t>
-      </w:r>
-      <w:r>
-        <w:rPr>
-          <w:lang w:val="zh_TW" w:bidi="zh_TW"/>
-        </w:rPr>
-        <w:t>好些敵基督</w:t>
-      </w:r>
-      <w:r>
-        <w:rPr>
-          <w:lang w:val="zh_TW" w:bidi="zh_TW"/>
-        </w:rPr>
-        <w:t>」和「</w:t>
-      </w:r>
-      <w:r>
-        <w:rPr>
-          <w:lang w:val="zh_TW" w:bidi="zh_TW"/>
-        </w:rPr>
-        <w:t>那</w:t>
-      </w:r>
-      <w:r>
-        <w:rPr>
-          <w:lang w:val="zh_TW" w:bidi="zh_TW"/>
-        </w:rPr>
-        <w:t>敵基督者的靈」——</w:t>
-      </w:r>
-      <w:hyperlink r:id="rId36">
+        <w:t>以西結的預言提供了泰爾城的詳細圖景，其商業帝國、罪惡及最終的滅亡（</w:t>
+      </w:r>
+      <w:hyperlink r:id="rId59">
         <w:r>
           <w:rPr>
             <w:lang w:val="zh_TW" w:bidi="zh_TW"/>
@@ -1322,16 +2042,10 @@
             <w:color w:val="0000EE"/>
             <w:u w:val="single"/>
           </w:rPr>
-          <w:t>約一2:18</w:t>
+          <w:t>以西結書26:1</w:t>
         </w:r>
       </w:hyperlink>
-      <w:r>
-        <w:rPr>
-          <w:lang w:val="zh_TW" w:bidi="zh_TW"/>
-        </w:rPr>
-        <w:t>，</w:t>
-      </w:r>
-      <w:hyperlink r:id="rId37">
+      <w:hyperlink r:id="rId53">
         <w:r>
           <w:rPr>
             <w:lang w:val="zh_TW" w:bidi="zh_TW"/>
@@ -1340,28 +2054,10 @@
             <w:color w:val="0000EE"/>
             <w:u w:val="single"/>
           </w:rPr>
-          <w:t>4:3</w:t>
+          <w:t>–</w:t>
         </w:r>
       </w:hyperlink>
-      <w:r>
-        <w:rPr>
-          <w:lang w:val="zh_TW" w:bidi="zh_TW"/>
-        </w:rPr>
-        <w:t>）。保羅說：「</w:t>
-      </w:r>
-      <w:r>
-        <w:rPr>
-          <w:lang w:val="zh_TW" w:bidi="zh_TW"/>
-        </w:rPr>
-        <w:t>因為那日子以前，必有離道反教的事，並有那大罪人，就是沉淪之子，顯露出來</w:t>
-      </w:r>
-      <w:r>
-        <w:rPr>
-          <w:lang w:val="zh_TW" w:bidi="zh_TW"/>
-        </w:rPr>
-        <w:t>」（</w:t>
-      </w:r>
-      <w:hyperlink r:id="rId38">
+      <w:hyperlink r:id="rId59">
         <w:r>
           <w:rPr>
             <w:lang w:val="zh_TW" w:bidi="zh_TW"/>
@@ -1370,14 +2066,97 @@
             <w:color w:val="0000EE"/>
             <w:u w:val="single"/>
           </w:rPr>
-          <w:t>帖後2:3</w:t>
+          <w:t>28</w:t>
         </w:r>
       </w:hyperlink>
       <w:r>
         <w:rPr>
           <w:lang w:val="zh_TW" w:bidi="zh_TW"/>
         </w:rPr>
+        <w:t>，</w:t>
+      </w:r>
+      <w:hyperlink r:id="rId60">
+        <w:r>
+          <w:rPr>
+            <w:lang w:val="zh_TW" w:bidi="zh_TW"/>
+          </w:rPr>
+          <w:rPr>
+            <w:color w:val="0000EE"/>
+            <w:u w:val="single"/>
+          </w:rPr>
+          <w:t>29:18</w:t>
+        </w:r>
+      </w:hyperlink>
+      <w:hyperlink r:id="rId53">
+        <w:r>
+          <w:rPr>
+            <w:lang w:val="zh_TW" w:bidi="zh_TW"/>
+          </w:rPr>
+          <w:rPr>
+            <w:color w:val="0000EE"/>
+            <w:u w:val="single"/>
+          </w:rPr>
+          <w:t>–</w:t>
+        </w:r>
+      </w:hyperlink>
+      <w:hyperlink r:id="rId60">
+        <w:r>
+          <w:rPr>
+            <w:lang w:val="zh_TW" w:bidi="zh_TW"/>
+          </w:rPr>
+          <w:rPr>
+            <w:color w:val="0000EE"/>
+            <w:u w:val="single"/>
+          </w:rPr>
+          <w:t>20</w:t>
+        </w:r>
+      </w:hyperlink>
+      <w:r>
+        <w:rPr>
+          <w:lang w:val="zh_TW" w:bidi="zh_TW"/>
+        </w:rPr>
+        <w:t>）。泰爾的最終毀滅經歷了將近1900年。直到公元1291年才被徹底摧毀。泰爾被尼布甲尼撒圍攻了13年——從公元前587年直到574年。亞歷山大大帝在公元前332年經過七個月的圍攻後征服了這座城市。亞歷山大從大陸建造了一條通往島上的高架道路。以西結對泰爾驕傲的描述將其與撒但的驕傲相提並論。泰爾的宣稱「</w:t>
+      </w:r>
+      <w:r>
+        <w:rPr>
+          <w:lang w:val="zh_TW" w:bidi="zh_TW"/>
+        </w:rPr>
+        <w:t>我是神； 我在海中坐神之位</w:t>
+      </w:r>
+      <w:r>
+        <w:rPr>
+          <w:lang w:val="zh_TW" w:bidi="zh_TW"/>
+        </w:rPr>
+        <w:t>」，這也是導致撒但墮落同樣的表達方式（</w:t>
+      </w:r>
+      <w:hyperlink r:id="rId61">
+        <w:r>
+          <w:rPr>
+            <w:lang w:val="zh_TW" w:bidi="zh_TW"/>
+          </w:rPr>
+          <w:rPr>
+            <w:color w:val="0000EE"/>
+            <w:u w:val="single"/>
+          </w:rPr>
+          <w:t>以西結書28:2</w:t>
+        </w:r>
+      </w:hyperlink>
+      <w:r>
+        <w:rPr>
+          <w:lang w:val="zh_TW" w:bidi="zh_TW"/>
+        </w:rPr>
         <w:t>）。</w:t>
+      </w:r>
+    </w:p>
+    <w:p>
+      <w:pPr>
+        <w:pStyle w:val="Heading3"/>
+      </w:pPr>
+      <w:r>
+        <w:rPr>
+          <w:lang w:val="zh_TW" w:bidi="zh_TW"/>
+        </w:rPr>
+        <w:t>新約聖經中的泰爾</w:t>
       </w:r>
     </w:p>
     <w:p>
@@ -1391,33 +2170,9 @@
         <w:rPr>
           <w:lang w:val="zh_TW" w:bidi="zh_TW"/>
         </w:rPr>
-        <w:t>目前，不法的</w:t>
-      </w:r>
-      <w:r>
-        <w:rPr>
-          <w:lang w:val="zh_TW" w:bidi="zh_TW"/>
-        </w:rPr>
-        <w:t>隱意正</w:t>
-      </w:r>
-      <w:r>
-        <w:rPr>
-          <w:lang w:val="zh_TW" w:bidi="zh_TW"/>
-        </w:rPr>
-        <w:t>被</w:t>
-      </w:r>
-      <w:r>
-        <w:rPr>
-          <w:lang w:val="zh_TW" w:bidi="zh_TW"/>
-        </w:rPr>
-        <w:t>攔阻</w:t>
-      </w:r>
-      <w:r>
-        <w:rPr>
-          <w:lang w:val="zh_TW" w:bidi="zh_TW"/>
-        </w:rPr>
-        <w:t>（</w:t>
-      </w:r>
-      <w:hyperlink r:id="rId39">
+        <w:t>亞歷山大征服並摧毀了部分城市。但新約聖經指出，泰爾已經恢復了一些地位。泰爾在人口和商業力量上等同於或超過耶路撒冷。耶穌在祂早期的事工中曾造訪泰爾周圍地區。祂在那裡醫治了敘利腓尼基婦女的女兒（</w:t>
+      </w:r>
+      <w:hyperlink r:id="rId62">
         <w:r>
           <w:rPr>
             <w:lang w:val="zh_TW" w:bidi="zh_TW"/>
@@ -1426,40 +2181,16 @@
             <w:color w:val="0000EE"/>
             <w:u w:val="single"/>
           </w:rPr>
-          <w:t>6–7</w:t>
+          <w:t>馬太福音15:21–28</w:t>
         </w:r>
       </w:hyperlink>
       <w:r>
         <w:rPr>
           <w:lang w:val="zh_TW" w:bidi="zh_TW"/>
         </w:rPr>
-        <w:t>節）；但在未來——就是在主再來之前，這種</w:t>
-      </w:r>
-      <w:r>
-        <w:rPr>
-          <w:lang w:val="zh_TW" w:bidi="zh_TW"/>
-        </w:rPr>
-        <w:t>攔阻</w:t>
-      </w:r>
-      <w:r>
-        <w:rPr>
-          <w:lang w:val="zh_TW" w:bidi="zh_TW"/>
-        </w:rPr>
-        <w:t>將被解除。換句話說，邪惡將徹底爆發。基督徒必須預備好面對極端邪惡的顯現，這種顯現會伴隨著「</w:t>
-      </w:r>
-      <w:r>
-        <w:rPr>
-          <w:lang w:val="zh_TW" w:bidi="zh_TW"/>
-        </w:rPr>
-        <w:t>一切虛假的奇事</w:t>
-      </w:r>
-      <w:r>
-        <w:rPr>
-          <w:lang w:val="zh_TW" w:bidi="zh_TW"/>
-        </w:rPr>
-        <w:t>」（</w:t>
-      </w:r>
-      <w:hyperlink r:id="rId40">
+        <w:t>；</w:t>
+      </w:r>
+      <w:hyperlink r:id="rId63">
         <w:r>
           <w:rPr>
             <w:lang w:val="zh_TW" w:bidi="zh_TW"/>
@@ -1468,27 +2199,16 @@
             <w:color w:val="0000EE"/>
             <w:u w:val="single"/>
           </w:rPr>
-          <w:t>9</w:t>
+          <w:t>馬可福音7:24–31</w:t>
         </w:r>
       </w:hyperlink>
       <w:r>
         <w:rPr>
           <w:lang w:val="zh_TW" w:bidi="zh_TW"/>
         </w:rPr>
-        <w:t>節），許多人將因此被欺騙。基督的再來將帶來邪惡的終結，並審判那些敵擋真理、樂於不義之人。</w:t>
-      </w:r>
-    </w:p>
-    <w:p>
-      <w:pPr>
-        <w:pStyle w:val="Heading4"/>
-      </w:pPr>
-      <w:r>
-        <w:rPr>
-          <w:lang w:val="zh_TW" w:bidi="zh_TW"/>
-        </w:rPr>
-        <w:t>更新的感恩、鼓勵和禱告（</w:t>
-      </w:r>
-      <w:hyperlink r:id="rId41">
+        <w:t>）。耶穌將棄絕祂的加利利城鎮與泰爾和西頓相比。這種比較意味著加利利人理論上可以拒絕耶穌的理由應該更少，因為他在那裡行了許多神蹟（</w:t>
+      </w:r>
+      <w:hyperlink r:id="rId64">
         <w:r>
           <w:rPr>
             <w:lang w:val="zh_TW" w:bidi="zh_TW"/>
@@ -1497,503 +2217,14 @@
             <w:color w:val="0000EE"/>
             <w:u w:val="single"/>
           </w:rPr>
-          <w:t>2:13–3:5</w:t>
+          <w:t>路加福音10:13–14</w:t>
         </w:r>
       </w:hyperlink>
       <w:r>
         <w:rPr>
           <w:lang w:val="zh_TW" w:bidi="zh_TW"/>
         </w:rPr>
-        <w:t>）</w:t>
-      </w:r>
-    </w:p>
-    <w:p>
-      <w:pPr/>
-      <w:r>
-        <w:rPr>
-          <w:lang w:val="zh_TW" w:bidi="zh_TW"/>
-        </w:rPr>
-      </w:r>
-      <w:r>
-        <w:rPr>
-          <w:lang w:val="zh_TW" w:bidi="zh_TW"/>
-        </w:rPr>
-        <w:t>保羅討論邪惡力量對人們生活的影響之後，他感謝神的靈在帖撒羅尼迦基督徒生活中工作。他勉勵他們持守自己所教導的一切，無論是親身教導還是以書信傳遞的信息。保羅的禱告是求這位賜安慰與盼望的神，使他們在一切善行與</w:t>
-      </w:r>
-      <w:r>
-        <w:rPr>
-          <w:lang w:val="zh_TW" w:bidi="zh_TW"/>
-        </w:rPr>
-        <w:t>善言</w:t>
-      </w:r>
-      <w:r>
-        <w:rPr>
-          <w:lang w:val="zh_TW" w:bidi="zh_TW"/>
-        </w:rPr>
-        <w:t>上</w:t>
-      </w:r>
-      <w:r>
-        <w:rPr>
-          <w:lang w:val="zh_TW" w:bidi="zh_TW"/>
-        </w:rPr>
-        <w:t>堅固</w:t>
-      </w:r>
-      <w:r>
-        <w:rPr>
-          <w:lang w:val="zh_TW" w:bidi="zh_TW"/>
-        </w:rPr>
-        <w:t>他們。他也表達自己需要他們的禱告，希望神能繼續使他所傳講的道興旺，並保守他脫離惡人的手。又求神保守帖撒羅尼迦的基督徒，讓他們可以確信神的信實。保羅為他們禱告，願他們在所學之道上堅定不移，被引導進入神的愛與基督所賜的忍耐之中。</w:t>
-      </w:r>
-    </w:p>
-    <w:p>
-      <w:pPr>
-        <w:pStyle w:val="Heading4"/>
-      </w:pPr>
-      <w:r>
-        <w:rPr>
-          <w:b/>
-          <w:lang w:val="zh_TW" w:bidi="zh_TW"/>
-        </w:rPr>
-        <w:t>警告不守規矩與懶惰的人</w:t>
-      </w:r>
-      <w:r>
-        <w:rPr>
-          <w:lang w:val="zh_TW" w:bidi="zh_TW"/>
-        </w:rPr>
-        <w:t>（</w:t>
-      </w:r>
-      <w:hyperlink r:id="rId42">
-        <w:r>
-          <w:rPr>
-            <w:lang w:val="zh_TW" w:bidi="zh_TW"/>
-          </w:rPr>
-          <w:rPr>
-            <w:color w:val="0000EE"/>
-            <w:u w:val="single"/>
-          </w:rPr>
-          <w:t>3:6–15</w:t>
-        </w:r>
-      </w:hyperlink>
-      <w:r>
-        <w:rPr>
-          <w:lang w:val="zh_TW" w:bidi="zh_TW"/>
-        </w:rPr>
-        <w:t>）</w:t>
-      </w:r>
-    </w:p>
-    <w:p>
-      <w:pPr/>
-      <w:r>
-        <w:rPr>
-          <w:lang w:val="zh_TW" w:bidi="zh_TW"/>
-        </w:rPr>
-      </w:r>
-      <w:r>
-        <w:rPr>
-          <w:lang w:val="zh_TW" w:bidi="zh_TW"/>
-        </w:rPr>
-        <w:t>保羅寫作的另一個特別目的，是強調基督徒的生活不應懶惰。他不僅這樣教導，也以自己的生活作為榜樣。基督徒應該「</w:t>
-      </w:r>
-      <w:r>
-        <w:rPr>
-          <w:lang w:val="zh_TW" w:bidi="zh_TW"/>
-        </w:rPr>
-        <w:t>安靜做工，吃自己的飯」</w:t>
-      </w:r>
-      <w:r>
-        <w:rPr>
-          <w:lang w:val="zh_TW" w:bidi="zh_TW"/>
-        </w:rPr>
-        <w:t>，並且「</w:t>
-      </w:r>
-      <w:r>
-        <w:rPr>
-          <w:lang w:val="zh_TW" w:bidi="zh_TW"/>
-        </w:rPr>
-        <w:t>行善不可喪志</w:t>
-      </w:r>
-      <w:r>
-        <w:rPr>
-          <w:lang w:val="zh_TW" w:bidi="zh_TW"/>
-        </w:rPr>
-        <w:t>」（</w:t>
-      </w:r>
-      <w:hyperlink r:id="rId43">
-        <w:r>
-          <w:rPr>
-            <w:lang w:val="zh_TW" w:bidi="zh_TW"/>
-          </w:rPr>
-          <w:rPr>
-            <w:color w:val="0000EE"/>
-            <w:u w:val="single"/>
-          </w:rPr>
-          <w:t>12–13</w:t>
-        </w:r>
-      </w:hyperlink>
-      <w:r>
-        <w:rPr>
-          <w:lang w:val="zh_TW" w:bidi="zh_TW"/>
-        </w:rPr>
-        <w:t>節）。基督徒不應與拒絕這教導的人來往，但應當以弟兄的身份勸戒，而不是將他們視為敵人。</w:t>
-      </w:r>
-    </w:p>
-    <w:p>
-      <w:pPr>
-        <w:pStyle w:val="Heading4"/>
-      </w:pPr>
-      <w:r>
-        <w:rPr>
-          <w:lang w:val="zh_TW" w:bidi="zh_TW"/>
-        </w:rPr>
-        <w:t>結論（</w:t>
-      </w:r>
-      <w:hyperlink r:id="rId44">
-        <w:r>
-          <w:rPr>
-            <w:lang w:val="zh_TW" w:bidi="zh_TW"/>
-          </w:rPr>
-          <w:rPr>
-            <w:color w:val="0000EE"/>
-            <w:u w:val="single"/>
-          </w:rPr>
-          <w:t>3:16–18</w:t>
-        </w:r>
-      </w:hyperlink>
-      <w:r>
-        <w:rPr>
-          <w:lang w:val="zh_TW" w:bidi="zh_TW"/>
-        </w:rPr>
-        <w:t>）</w:t>
-      </w:r>
-    </w:p>
-    <w:p>
-      <w:pPr/>
-      <w:r>
-        <w:rPr>
-          <w:lang w:val="zh_TW" w:bidi="zh_TW"/>
-        </w:rPr>
-      </w:r>
-      <w:r>
-        <w:rPr>
-          <w:lang w:val="zh_TW" w:bidi="zh_TW"/>
-        </w:rPr>
-        <w:t>保羅以禱告求恩典與平安，並親筆署名，為書信畫下句點。他在第</w:t>
-      </w:r>
-      <w:hyperlink r:id="rId14">
-        <w:r>
-          <w:rPr>
-            <w:lang w:val="zh_TW" w:bidi="zh_TW"/>
-          </w:rPr>
-          <w:rPr>
-            <w:color w:val="0000EE"/>
-            <w:u w:val="single"/>
-          </w:rPr>
-          <w:t>17</w:t>
-        </w:r>
-      </w:hyperlink>
-      <w:r>
-        <w:rPr>
-          <w:lang w:val="zh_TW" w:bidi="zh_TW"/>
-        </w:rPr>
-        <w:t>節提到親筆寫信，這很可能是指在此之前，他一直由他人代筆，而這最後的部分則由他親自寫下（參</w:t>
-      </w:r>
-      <w:hyperlink r:id="rId45">
-        <w:r>
-          <w:rPr>
-            <w:lang w:val="zh_TW" w:bidi="zh_TW"/>
-          </w:rPr>
-          <w:rPr>
-            <w:color w:val="0000EE"/>
-            <w:u w:val="single"/>
-          </w:rPr>
-          <w:t>林前16:21</w:t>
-        </w:r>
-      </w:hyperlink>
-      <w:r>
-        <w:rPr>
-          <w:lang w:val="zh_TW" w:bidi="zh_TW"/>
-        </w:rPr>
-        <w:t>；</w:t>
-      </w:r>
-      <w:hyperlink r:id="rId46">
-        <w:r>
-          <w:rPr>
-            <w:lang w:val="zh_TW" w:bidi="zh_TW"/>
-          </w:rPr>
-          <w:rPr>
-            <w:color w:val="0000EE"/>
-            <w:u w:val="single"/>
-          </w:rPr>
-          <w:t>西4:18</w:t>
-        </w:r>
-      </w:hyperlink>
-      <w:r>
-        <w:rPr>
-          <w:lang w:val="zh_TW" w:bidi="zh_TW"/>
-        </w:rPr>
         <w:t>）。</w:t>
-      </w:r>
-    </w:p>
-    <w:p>
-      <w:pPr/>
-      <w:r>
-        <w:rPr>
-          <w:lang w:val="zh_TW" w:bidi="zh_TW"/>
-        </w:rPr>
-      </w:r>
-      <w:r>
-        <w:rPr>
-          <w:i/>
-          <w:lang w:val="zh_TW" w:bidi="zh_TW"/>
-        </w:rPr>
-        <w:t>另見</w:t>
-      </w:r>
-      <w:r>
-        <w:rPr>
-          <w:lang w:val="zh_TW" w:bidi="zh_TW"/>
-        </w:rPr>
-        <w:t xml:space="preserve"> </w:t>
-      </w:r>
-      <w:r>
-        <w:rPr>
-          <w:lang w:val="zh_TW" w:bidi="zh_TW"/>
-        </w:rPr>
-        <w:t>末世論</w:t>
-      </w:r>
-      <w:r>
-        <w:rPr>
-          <w:lang w:val="zh_TW" w:bidi="zh_TW"/>
-        </w:rPr>
-        <w:t>，</w:t>
-      </w:r>
-      <w:r>
-        <w:rPr>
-          <w:lang w:val="zh_TW" w:bidi="zh_TW"/>
-        </w:rPr>
-        <w:t>使徒保羅</w:t>
-      </w:r>
-      <w:r>
-        <w:rPr>
-          <w:lang w:val="zh_TW" w:bidi="zh_TW"/>
-        </w:rPr>
-        <w:t>，</w:t>
-      </w:r>
-      <w:r>
-        <w:rPr>
-          <w:lang w:val="zh_TW" w:bidi="zh_TW"/>
-        </w:rPr>
-        <w:t>基督的再來</w:t>
-      </w:r>
-      <w:r>
-        <w:rPr>
-          <w:lang w:val="zh_TW" w:bidi="zh_TW"/>
-        </w:rPr>
-        <w:t>，</w:t>
-      </w:r>
-      <w:r>
-        <w:rPr>
-          <w:lang w:val="zh_TW" w:bidi="zh_TW"/>
-        </w:rPr>
-        <w:t>帖撒羅尼迦前書</w:t>
-      </w:r>
-      <w:r>
-        <w:rPr>
-          <w:lang w:val="zh_TW" w:bidi="zh_TW"/>
-        </w:rPr>
-        <w:t>，</w:t>
-      </w:r>
-      <w:r>
-        <w:rPr>
-          <w:lang w:val="zh_TW" w:bidi="zh_TW"/>
-        </w:rPr>
-        <w:t>帖撒羅尼迦</w:t>
-      </w:r>
-      <w:r>
-        <w:rPr>
-          <w:lang w:val="zh_TW" w:bidi="zh_TW"/>
-        </w:rPr>
-        <w:t>。</w:t>
-      </w:r>
-      <w:r>
-        <w:rPr>
-          <w:lang w:val="zh_TW" w:bidi="zh_TW"/>
-        </w:rPr>
-      </w:r>
-      <w:r>
-        <w:rPr>
-          <w:lang w:val="zh_TW" w:bidi="zh_TW"/>
-        </w:rPr>
-      </w:r>
-    </w:p>
-    <w:p>
-      <w:pPr/>
-      <w:r>
-        <w:rPr>
-          <w:lang w:val="zh_TW" w:bidi="zh_TW"/>
-        </w:rPr>
-      </w:r>
-    </w:p>
-    <w:p>
-      <w:pPr>
-        <w:pStyle w:val="Heading2"/>
-      </w:pPr>
-      <w:r>
-        <w:rPr>
-          <w:lang w:val="zh_TW" w:bidi="zh_TW"/>
-        </w:rPr>
-        <w:t>鐵匠</w:t>
-      </w:r>
-      <w:r>
-        <w:rPr>
-          <w:lang w:val="zh_TW" w:bidi="zh_TW"/>
-        </w:rPr>
-      </w:r>
-    </w:p>
-    <w:p>
-      <w:pPr/>
-      <w:r>
-        <w:rPr>
-          <w:lang w:val="zh_TW" w:bidi="zh_TW"/>
-        </w:rPr>
-      </w:r>
-      <w:r>
-        <w:rPr>
-          <w:lang w:val="zh_TW" w:bidi="zh_TW"/>
-        </w:rPr>
-        <w:t>一般從事鐵製品加工的工匠（</w:t>
-      </w:r>
-      <w:hyperlink r:id="rId47">
-        <w:r>
-          <w:rPr>
-            <w:lang w:val="zh_TW" w:bidi="zh_TW"/>
-          </w:rPr>
-          <w:rPr>
-            <w:color w:val="0000EE"/>
-            <w:u w:val="single"/>
-          </w:rPr>
-          <w:t>賽44:12</w:t>
-        </w:r>
-      </w:hyperlink>
-      <w:r>
-        <w:rPr>
-          <w:lang w:val="zh_TW" w:bidi="zh_TW"/>
-        </w:rPr>
-        <w:t>），也就是打鐵的匠人。土八‧該隱（</w:t>
-      </w:r>
-      <w:hyperlink r:id="rId48">
-        <w:r>
-          <w:rPr>
-            <w:lang w:val="zh_TW" w:bidi="zh_TW"/>
-          </w:rPr>
-          <w:rPr>
-            <w:color w:val="0000EE"/>
-            <w:u w:val="single"/>
-          </w:rPr>
-          <w:t>創4:22</w:t>
-        </w:r>
-      </w:hyperlink>
-      <w:r>
-        <w:rPr>
-          <w:lang w:val="zh_TW" w:bidi="zh_TW"/>
-        </w:rPr>
-        <w:t>）是聖經裡第一位從事鐵匠的人。在以色列，人們大約在公元前11世紀開始廣泛認識和使用鐵（</w:t>
-      </w:r>
-      <w:hyperlink r:id="rId49">
-        <w:r>
-          <w:rPr>
-            <w:lang w:val="zh_TW" w:bidi="zh_TW"/>
-          </w:rPr>
-          <w:rPr>
-            <w:color w:val="0000EE"/>
-            <w:u w:val="single"/>
-          </w:rPr>
-          <w:t>申3:11</w:t>
-        </w:r>
-      </w:hyperlink>
-      <w:r>
-        <w:rPr>
-          <w:lang w:val="zh_TW" w:bidi="zh_TW"/>
-        </w:rPr>
-        <w:t>；</w:t>
-      </w:r>
-      <w:hyperlink r:id="rId50">
-        <w:r>
-          <w:rPr>
-            <w:lang w:val="zh_TW" w:bidi="zh_TW"/>
-          </w:rPr>
-          <w:rPr>
-            <w:color w:val="0000EE"/>
-            <w:u w:val="single"/>
-          </w:rPr>
-          <w:t>書6:19、24，</w:t>
-        </w:r>
-      </w:hyperlink>
-      <w:hyperlink r:id="rId51">
-        <w:r>
-          <w:rPr>
-            <w:lang w:val="zh_TW" w:bidi="zh_TW"/>
-          </w:rPr>
-          <w:rPr>
-            <w:color w:val="0000EE"/>
-            <w:u w:val="single"/>
-          </w:rPr>
-          <w:t>17:16</w:t>
-        </w:r>
-      </w:hyperlink>
-      <w:r>
-        <w:rPr>
-          <w:lang w:val="zh_TW" w:bidi="zh_TW"/>
-        </w:rPr>
-        <w:t>；</w:t>
-      </w:r>
-      <w:hyperlink r:id="rId52">
-        <w:r>
-          <w:rPr>
-            <w:lang w:val="zh_TW" w:bidi="zh_TW"/>
-          </w:rPr>
-          <w:rPr>
-            <w:color w:val="0000EE"/>
-            <w:u w:val="single"/>
-          </w:rPr>
-          <w:t>士1:19，</w:t>
-        </w:r>
-      </w:hyperlink>
-      <w:hyperlink r:id="rId53">
-        <w:r>
-          <w:rPr>
-            <w:lang w:val="zh_TW" w:bidi="zh_TW"/>
-          </w:rPr>
-          <w:rPr>
-            <w:color w:val="0000EE"/>
-            <w:u w:val="single"/>
-          </w:rPr>
-          <w:t>4:3、13</w:t>
-        </w:r>
-      </w:hyperlink>
-      <w:r>
-        <w:rPr>
-          <w:lang w:val="zh_TW" w:bidi="zh_TW"/>
-        </w:rPr>
-        <w:t>）。</w:t>
-      </w:r>
-      <w:r>
-        <w:rPr>
-          <w:i/>
-          <w:lang w:val="zh_TW" w:bidi="zh_TW"/>
-        </w:rPr>
-        <w:t>見</w:t>
-      </w:r>
-      <w:r>
-        <w:rPr>
-          <w:lang w:val="zh_TW" w:bidi="zh_TW"/>
-        </w:rPr>
-        <w:t>礦物和金屬</w:t>
-      </w:r>
-      <w:r>
-        <w:rPr>
-          <w:lang w:val="zh_TW" w:bidi="zh_TW"/>
-        </w:rPr>
-        <w:t>。</w:t>
       </w:r>
       <w:r>
         <w:rPr>
@@ -3895,12 +4126,6 @@
   </w:num>
   <w:num w:numId="13" w16cid:durableId="592781308">
     <w:abstractNumId w:val="11"/>
-  </w:num>
-  <w:num w:numId="14">
-    <w:abstractNumId w:val="3"/>
-    <w:lvlOverride w:ilvl="0">
-      <w:startOverride w:val="1"/>
-    </w:lvlOverride>
   </w:num>
   <w:numIdMacAtCleanup w:val="10"/>
 </w:numbering>

--- a/zht/docx/158.content.docx
+++ b/zht/docx/158.content.docx
@@ -149,7 +149,7 @@
         <w:rPr>
           <w:lang w:val="zh_TW" w:bidi="zh_TW"/>
         </w:rPr>
-        <w:t>tai</w:t>
+        <w:t>si</w:t>
       </w:r>
       <w:r>
         <w:rPr>
@@ -212,7 +212,7 @@
         <w:rPr>
           <w:lang w:val="zh_TW" w:bidi="zh_TW"/>
         </w:rPr>
-        <w:t>太監</w:t>
+        <w:t>死海</w:t>
       </w:r>
       <w:r>
         <w:rPr>
@@ -231,7 +231,7 @@
         <w:rPr>
           <w:lang w:val="zh_TW" w:bidi="zh_TW"/>
         </w:rPr>
-        <w:t>君王宮廷或家中的官員，常負責管理婦女居住的區域。許多這類男子都曾被閹割（即切除男性生殖器官），但並非所有人都是如此（參</w:t>
+        <w:t>大型鹹水湖，約旦河流入其中。自希臘時期以來，西方文化稱其為「死海」。然而，在舊約聖經中，它常被稱為「鹽海」（</w:t>
       </w:r>
       <w:hyperlink r:id="rId13">
         <w:r>
@@ -242,14 +242,122 @@
             <w:color w:val="0000EE"/>
             <w:u w:val="single"/>
           </w:rPr>
-          <w:t>創39:1</w:t>
-        </w:r>
-      </w:hyperlink>
-      <w:r>
-        <w:rPr>
-          <w:lang w:val="zh_TW" w:bidi="zh_TW"/>
-        </w:rPr>
-        <w:t>）。太監在下列的國擔任公職：</w:t>
+          <w:t>創14:3</w:t>
+        </w:r>
+      </w:hyperlink>
+      <w:r>
+        <w:rPr>
+          <w:lang w:val="zh_TW" w:bidi="zh_TW"/>
+        </w:rPr>
+        <w:t>；</w:t>
+      </w:r>
+      <w:hyperlink r:id="rId14">
+        <w:r>
+          <w:rPr>
+            <w:lang w:val="zh_TW" w:bidi="zh_TW"/>
+          </w:rPr>
+          <w:rPr>
+            <w:color w:val="0000EE"/>
+            <w:u w:val="single"/>
+          </w:rPr>
+          <w:t>民34:3、12</w:t>
+        </w:r>
+      </w:hyperlink>
+      <w:r>
+        <w:rPr>
+          <w:lang w:val="zh_TW" w:bidi="zh_TW"/>
+        </w:rPr>
+        <w:t>；</w:t>
+      </w:r>
+      <w:hyperlink r:id="rId15">
+        <w:r>
+          <w:rPr>
+            <w:lang w:val="zh_TW" w:bidi="zh_TW"/>
+          </w:rPr>
+          <w:rPr>
+            <w:color w:val="0000EE"/>
+            <w:u w:val="single"/>
+          </w:rPr>
+          <w:t>申3:17</w:t>
+        </w:r>
+      </w:hyperlink>
+      <w:r>
+        <w:rPr>
+          <w:lang w:val="zh_TW" w:bidi="zh_TW"/>
+        </w:rPr>
+        <w:t>；</w:t>
+      </w:r>
+      <w:hyperlink r:id="rId16">
+        <w:r>
+          <w:rPr>
+            <w:lang w:val="zh_TW" w:bidi="zh_TW"/>
+          </w:rPr>
+          <w:rPr>
+            <w:color w:val="0000EE"/>
+            <w:u w:val="single"/>
+          </w:rPr>
+          <w:t>書3:16</w:t>
+        </w:r>
+      </w:hyperlink>
+      <w:r>
+        <w:rPr>
+          <w:lang w:val="zh_TW" w:bidi="zh_TW"/>
+        </w:rPr>
+        <w:t>，</w:t>
+      </w:r>
+      <w:hyperlink r:id="rId17">
+        <w:r>
+          <w:rPr>
+            <w:lang w:val="zh_TW" w:bidi="zh_TW"/>
+          </w:rPr>
+          <w:rPr>
+            <w:color w:val="0000EE"/>
+            <w:u w:val="single"/>
+          </w:rPr>
+          <w:t>12:3</w:t>
+        </w:r>
+      </w:hyperlink>
+      <w:r>
+        <w:rPr>
+          <w:lang w:val="zh_TW" w:bidi="zh_TW"/>
+        </w:rPr>
+        <w:t>，</w:t>
+      </w:r>
+      <w:hyperlink r:id="rId18">
+        <w:r>
+          <w:rPr>
+            <w:lang w:val="zh_TW" w:bidi="zh_TW"/>
+          </w:rPr>
+          <w:rPr>
+            <w:color w:val="0000EE"/>
+            <w:u w:val="single"/>
+          </w:rPr>
+          <w:t>15:2、5</w:t>
+        </w:r>
+      </w:hyperlink>
+      <w:r>
+        <w:rPr>
+          <w:lang w:val="zh_TW" w:bidi="zh_TW"/>
+        </w:rPr>
+        <w:t>，</w:t>
+      </w:r>
+      <w:hyperlink r:id="rId19">
+        <w:r>
+          <w:rPr>
+            <w:lang w:val="zh_TW" w:bidi="zh_TW"/>
+          </w:rPr>
+          <w:rPr>
+            <w:color w:val="0000EE"/>
+            <w:u w:val="single"/>
+          </w:rPr>
+          <w:t>18:19</w:t>
+        </w:r>
+      </w:hyperlink>
+      <w:r>
+        <w:rPr>
+          <w:lang w:val="zh_TW" w:bidi="zh_TW"/>
+        </w:rPr>
+        <w:t>）。該湖中含有大量的鹽，這在古代是寶貴的資源。聖經也稱死海為：</w:t>
       </w:r>
     </w:p>
     <w:p>
@@ -267,18 +375,36 @@
         <w:rPr>
           <w:lang w:val="zh_TW" w:bidi="zh_TW"/>
         </w:rPr>
-        <w:t>以色列（</w:t>
-      </w:r>
-      <w:hyperlink r:id="rId14">
-        <w:r>
-          <w:rPr>
-            <w:lang w:val="zh_TW" w:bidi="zh_TW"/>
-          </w:rPr>
-          <w:rPr>
-            <w:color w:val="0000EE"/>
-            <w:u w:val="single"/>
-          </w:rPr>
-          <w:t>撒上8:15</w:t>
+        <w:t>亞拉巴海（</w:t>
+      </w:r>
+      <w:hyperlink r:id="rId15">
+        <w:r>
+          <w:rPr>
+            <w:lang w:val="zh_TW" w:bidi="zh_TW"/>
+          </w:rPr>
+          <w:rPr>
+            <w:color w:val="0000EE"/>
+            <w:u w:val="single"/>
+          </w:rPr>
+          <w:t>申3:17</w:t>
+        </w:r>
+      </w:hyperlink>
+      <w:r>
+        <w:rPr>
+          <w:lang w:val="zh_TW" w:bidi="zh_TW"/>
+        </w:rPr>
+        <w:t>，</w:t>
+      </w:r>
+      <w:hyperlink r:id="rId20">
+        <w:r>
+          <w:rPr>
+            <w:lang w:val="zh_TW" w:bidi="zh_TW"/>
+          </w:rPr>
+          <w:rPr>
+            <w:color w:val="0000EE"/>
+            <w:u w:val="single"/>
+          </w:rPr>
+          <w:t>4:49</w:t>
         </w:r>
       </w:hyperlink>
       <w:r>
@@ -287,16 +413,52 @@
         </w:rPr>
         <w:t>；</w:t>
       </w:r>
-      <w:hyperlink r:id="rId15">
-        <w:r>
-          <w:rPr>
-            <w:lang w:val="zh_TW" w:bidi="zh_TW"/>
-          </w:rPr>
-          <w:rPr>
-            <w:color w:val="0000EE"/>
-            <w:u w:val="single"/>
-          </w:rPr>
-          <w:t>代上28:1</w:t>
+      <w:hyperlink r:id="rId16">
+        <w:r>
+          <w:rPr>
+            <w:lang w:val="zh_TW" w:bidi="zh_TW"/>
+          </w:rPr>
+          <w:rPr>
+            <w:color w:val="0000EE"/>
+            <w:u w:val="single"/>
+          </w:rPr>
+          <w:t>書3:16</w:t>
+        </w:r>
+      </w:hyperlink>
+      <w:r>
+        <w:rPr>
+          <w:lang w:val="zh_TW" w:bidi="zh_TW"/>
+        </w:rPr>
+        <w:t>，</w:t>
+      </w:r>
+      <w:hyperlink r:id="rId17">
+        <w:r>
+          <w:rPr>
+            <w:lang w:val="zh_TW" w:bidi="zh_TW"/>
+          </w:rPr>
+          <w:rPr>
+            <w:color w:val="0000EE"/>
+            <w:u w:val="single"/>
+          </w:rPr>
+          <w:t>12:3</w:t>
+        </w:r>
+      </w:hyperlink>
+      <w:r>
+        <w:rPr>
+          <w:lang w:val="zh_TW" w:bidi="zh_TW"/>
+        </w:rPr>
+        <w:t>；</w:t>
+      </w:r>
+      <w:hyperlink r:id="rId21">
+        <w:r>
+          <w:rPr>
+            <w:lang w:val="zh_TW" w:bidi="zh_TW"/>
+          </w:rPr>
+          <w:rPr>
+            <w:color w:val="0000EE"/>
+            <w:u w:val="single"/>
+          </w:rPr>
+          <w:t>王下14:25</w:t>
         </w:r>
       </w:hyperlink>
       <w:r>
@@ -321,18 +483,54 @@
         <w:rPr>
           <w:lang w:val="zh_TW" w:bidi="zh_TW"/>
         </w:rPr>
-        <w:t>波斯（</w:t>
-      </w:r>
-      <w:hyperlink r:id="rId16">
-        <w:r>
-          <w:rPr>
-            <w:lang w:val="zh_TW" w:bidi="zh_TW"/>
-          </w:rPr>
-          <w:rPr>
-            <w:color w:val="0000EE"/>
-            <w:u w:val="single"/>
-          </w:rPr>
-          <w:t>斯2:3</w:t>
+        <w:t>東海（</w:t>
+      </w:r>
+      <w:hyperlink r:id="rId22">
+        <w:r>
+          <w:rPr>
+            <w:lang w:val="zh_TW" w:bidi="zh_TW"/>
+          </w:rPr>
+          <w:rPr>
+            <w:color w:val="0000EE"/>
+            <w:u w:val="single"/>
+          </w:rPr>
+          <w:t>結47:18</w:t>
+        </w:r>
+      </w:hyperlink>
+      <w:r>
+        <w:rPr>
+          <w:lang w:val="zh_TW" w:bidi="zh_TW"/>
+        </w:rPr>
+        <w:t>；</w:t>
+      </w:r>
+      <w:hyperlink r:id="rId23">
+        <w:r>
+          <w:rPr>
+            <w:lang w:val="zh_TW" w:bidi="zh_TW"/>
+          </w:rPr>
+          <w:rPr>
+            <w:color w:val="0000EE"/>
+            <w:u w:val="single"/>
+          </w:rPr>
+          <w:t>珥2:20</w:t>
+        </w:r>
+      </w:hyperlink>
+      <w:r>
+        <w:rPr>
+          <w:lang w:val="zh_TW" w:bidi="zh_TW"/>
+        </w:rPr>
+        <w:t>；</w:t>
+      </w:r>
+      <w:hyperlink r:id="rId24">
+        <w:r>
+          <w:rPr>
+            <w:lang w:val="zh_TW" w:bidi="zh_TW"/>
+          </w:rPr>
+          <w:rPr>
+            <w:color w:val="0000EE"/>
+            <w:u w:val="single"/>
+          </w:rPr>
+          <w:t>亞14:8</w:t>
         </w:r>
       </w:hyperlink>
       <w:r>
@@ -340,6 +538,20 @@
           <w:lang w:val="zh_TW" w:bidi="zh_TW"/>
         </w:rPr>
         <w:t>）</w:t>
+      </w:r>
+    </w:p>
+    <w:p>
+      <w:pPr/>
+      <w:r>
+        <w:rPr>
+          <w:lang w:val="zh_TW" w:bidi="zh_TW"/>
+        </w:rPr>
+      </w:r>
+      <w:r>
+        <w:rPr>
+          <w:lang w:val="zh_TW" w:bidi="zh_TW"/>
+        </w:rPr>
+        <w:t>其他古代作家將死海稱為：</w:t>
       </w:r>
     </w:p>
     <w:p>
@@ -357,43 +569,7 @@
         <w:rPr>
           <w:lang w:val="zh_TW" w:bidi="zh_TW"/>
         </w:rPr>
-        <w:t>衣索比亞（</w:t>
-      </w:r>
-      <w:hyperlink r:id="rId17">
-        <w:r>
-          <w:rPr>
-            <w:lang w:val="zh_TW" w:bidi="zh_TW"/>
-          </w:rPr>
-          <w:rPr>
-            <w:color w:val="0000EE"/>
-            <w:u w:val="single"/>
-          </w:rPr>
-          <w:t>耶38:7</w:t>
-        </w:r>
-      </w:hyperlink>
-      <w:r>
-        <w:rPr>
-          <w:lang w:val="zh_TW" w:bidi="zh_TW"/>
-        </w:rPr>
-        <w:t>；</w:t>
-      </w:r>
-      <w:hyperlink r:id="rId18">
-        <w:r>
-          <w:rPr>
-            <w:lang w:val="zh_TW" w:bidi="zh_TW"/>
-          </w:rPr>
-          <w:rPr>
-            <w:color w:val="0000EE"/>
-            <w:u w:val="single"/>
-          </w:rPr>
-          <w:t>徒8:27</w:t>
-        </w:r>
-      </w:hyperlink>
-      <w:r>
-        <w:rPr>
-          <w:lang w:val="zh_TW" w:bidi="zh_TW"/>
-        </w:rPr>
-        <w:t>）</w:t>
+        <w:t>所多瑪海</w:t>
       </w:r>
     </w:p>
     <w:p>
@@ -411,325 +587,7 @@
         <w:rPr>
           <w:lang w:val="zh_TW" w:bidi="zh_TW"/>
         </w:rPr>
-        <w:t>巴比倫（</w:t>
-      </w:r>
-      <w:hyperlink r:id="rId19">
-        <w:r>
-          <w:rPr>
-            <w:lang w:val="zh_TW" w:bidi="zh_TW"/>
-          </w:rPr>
-          <w:rPr>
-            <w:color w:val="0000EE"/>
-            <w:u w:val="single"/>
-          </w:rPr>
-          <w:t>但1:3</w:t>
-        </w:r>
-      </w:hyperlink>
-      <w:r>
-        <w:rPr>
-          <w:lang w:val="zh_TW" w:bidi="zh_TW"/>
-        </w:rPr>
-        <w:t>）</w:t>
-      </w:r>
-    </w:p>
-    <w:p>
-      <w:pPr/>
-      <w:r>
-        <w:rPr>
-          <w:lang w:val="zh_TW" w:bidi="zh_TW"/>
-        </w:rPr>
-      </w:r>
-      <w:r>
-        <w:rPr>
-          <w:lang w:val="zh_TW" w:bidi="zh_TW"/>
-        </w:rPr>
-        <w:t>太監不得參與以色列的公共敬拜（</w:t>
-      </w:r>
-      <w:hyperlink r:id="rId20">
-        <w:r>
-          <w:rPr>
-            <w:lang w:val="zh_TW" w:bidi="zh_TW"/>
-          </w:rPr>
-          <w:rPr>
-            <w:color w:val="0000EE"/>
-            <w:u w:val="single"/>
-          </w:rPr>
-          <w:t>申23:1</w:t>
-        </w:r>
-      </w:hyperlink>
-      <w:r>
-        <w:rPr>
-          <w:lang w:val="zh_TW" w:bidi="zh_TW"/>
-        </w:rPr>
-        <w:t>），但先知以賽亞曾在關於彌賽亞復興國度的預言中提到他們（</w:t>
-      </w:r>
-      <w:hyperlink r:id="rId21">
-        <w:r>
-          <w:rPr>
-            <w:lang w:val="zh_TW" w:bidi="zh_TW"/>
-          </w:rPr>
-          <w:rPr>
-            <w:color w:val="0000EE"/>
-            <w:u w:val="single"/>
-          </w:rPr>
-          <w:t>賽56:3–5</w:t>
-        </w:r>
-      </w:hyperlink>
-      <w:r>
-        <w:rPr>
-          <w:lang w:val="zh_TW" w:bidi="zh_TW"/>
-        </w:rPr>
-        <w:t>；見</w:t>
-      </w:r>
-      <w:hyperlink r:id="rId22">
-        <w:r>
-          <w:rPr>
-            <w:lang w:val="zh_TW" w:bidi="zh_TW"/>
-          </w:rPr>
-          <w:rPr>
-            <w:color w:val="0000EE"/>
-            <w:u w:val="single"/>
-          </w:rPr>
-          <w:t>徒8章</w:t>
-        </w:r>
-      </w:hyperlink>
-      <w:r>
-        <w:rPr>
-          <w:lang w:val="zh_TW" w:bidi="zh_TW"/>
-        </w:rPr>
-        <w:t>）。</w:t>
-      </w:r>
-    </w:p>
-    <w:p>
-      <w:pPr/>
-      <w:r>
-        <w:rPr>
-          <w:lang w:val="zh_TW" w:bidi="zh_TW"/>
-        </w:rPr>
-      </w:r>
-      <w:hyperlink r:id="rId23">
-        <w:r>
-          <w:rPr>
-            <w:lang w:val="zh_TW" w:bidi="zh_TW"/>
-          </w:rPr>
-          <w:rPr>
-            <w:color w:val="0000EE"/>
-            <w:u w:val="single"/>
-          </w:rPr>
-          <w:t>使徒行傳八章27至39節</w:t>
-        </w:r>
-      </w:hyperlink>
-      <w:r>
-        <w:rPr>
-          <w:lang w:val="zh_TW" w:bidi="zh_TW"/>
-        </w:rPr>
-        <w:t>中所提到的衣索匹亞太監，很可能是負責管理國庫。許多人認為，這位太監後來把基督教信仰帶到衣索匹亞。</w:t>
-      </w:r>
-    </w:p>
-    <w:p>
-      <w:pPr/>
-      <w:r>
-        <w:rPr>
-          <w:lang w:val="zh_TW" w:bidi="zh_TW"/>
-        </w:rPr>
-      </w:r>
-      <w:r>
-        <w:rPr>
-          <w:lang w:val="zh_TW" w:bidi="zh_TW"/>
-        </w:rPr>
-        <w:t>耶穌提到三種太監（</w:t>
-      </w:r>
-      <w:hyperlink r:id="rId24">
-        <w:r>
-          <w:rPr>
-            <w:lang w:val="zh_TW" w:bidi="zh_TW"/>
-          </w:rPr>
-          <w:rPr>
-            <w:color w:val="0000EE"/>
-            <w:u w:val="single"/>
-          </w:rPr>
-          <w:t>太19:12</w:t>
-        </w:r>
-      </w:hyperlink>
-      <w:r>
-        <w:rPr>
-          <w:lang w:val="zh_TW" w:bidi="zh_TW"/>
-        </w:rPr>
-        <w:t>；和合本譯為：閹人），其中包括那些為天國的緣故使自己成為太監的人。這大概是指那些決定終身不結婚，好專心服事神國的人（例如施洗約翰、耶穌和使徒保羅）。</w:t>
-      </w:r>
-      <w:r>
-        <w:rPr>
-          <w:lang w:val="zh_TW" w:bidi="zh_TW"/>
-        </w:rPr>
-      </w:r>
-      <w:r>
-        <w:rPr>
-          <w:lang w:val="zh_TW" w:bidi="zh_TW"/>
-        </w:rPr>
-      </w:r>
-    </w:p>
-    <w:p>
-      <w:pPr/>
-      <w:r>
-        <w:rPr>
-          <w:lang w:val="zh_TW" w:bidi="zh_TW"/>
-        </w:rPr>
-      </w:r>
-    </w:p>
-    <w:p>
-      <w:pPr>
-        <w:pStyle w:val="Heading2"/>
-      </w:pPr>
-      <w:r>
-        <w:rPr>
-          <w:lang w:val="zh_TW" w:bidi="zh_TW"/>
-        </w:rPr>
-        <w:t>太陽</w:t>
-      </w:r>
-      <w:r>
-        <w:rPr>
-          <w:lang w:val="zh_TW" w:bidi="zh_TW"/>
-        </w:rPr>
-      </w:r>
-    </w:p>
-    <w:p>
-      <w:pPr/>
-      <w:r>
-        <w:rPr>
-          <w:lang w:val="zh_TW" w:bidi="zh_TW"/>
-        </w:rPr>
-      </w:r>
-      <w:r>
-        <w:rPr>
-          <w:lang w:val="zh_TW" w:bidi="zh_TW"/>
-        </w:rPr>
-        <w:t>太陽（譯註：或譯「日頭」）是神所創造的兩大光體之一，用來管理白晝（</w:t>
-      </w:r>
-      <w:hyperlink r:id="rId25">
-        <w:r>
-          <w:rPr>
-            <w:lang w:val="zh_TW" w:bidi="zh_TW"/>
-          </w:rPr>
-          <w:rPr>
-            <w:color w:val="0000EE"/>
-            <w:u w:val="single"/>
-          </w:rPr>
-          <w:t>創1:14–15</w:t>
-        </w:r>
-      </w:hyperlink>
-      <w:r>
-        <w:rPr>
-          <w:lang w:val="zh_TW" w:bidi="zh_TW"/>
-        </w:rPr>
-        <w:t>）。在聖經時代，一天是從日落開始的，日常獻祭也與太陽的位置有關。第一個燔祭是在日出時獻上的（</w:t>
-      </w:r>
-      <w:hyperlink r:id="rId26">
-        <w:r>
-          <w:rPr>
-            <w:lang w:val="zh_TW" w:bidi="zh_TW"/>
-          </w:rPr>
-          <w:rPr>
-            <w:color w:val="0000EE"/>
-            <w:u w:val="single"/>
-          </w:rPr>
-          <w:t>出29:39</w:t>
-        </w:r>
-      </w:hyperlink>
-      <w:r>
-        <w:rPr>
-          <w:lang w:val="zh_TW" w:bidi="zh_TW"/>
-        </w:rPr>
-        <w:t>；</w:t>
-      </w:r>
-      <w:hyperlink r:id="rId27">
-        <w:r>
-          <w:rPr>
-            <w:lang w:val="zh_TW" w:bidi="zh_TW"/>
-          </w:rPr>
-          <w:rPr>
-            <w:color w:val="0000EE"/>
-            <w:u w:val="single"/>
-          </w:rPr>
-          <w:t>民28:4</w:t>
-        </w:r>
-      </w:hyperlink>
-      <w:r>
-        <w:rPr>
-          <w:lang w:val="zh_TW" w:bidi="zh_TW"/>
-        </w:rPr>
-        <w:t>）。在猶太教的拉比傳統中，白晝的時數隨著季節變化，取決於太陽週期。</w:t>
-      </w:r>
-    </w:p>
-    <w:p>
-      <w:pPr/>
-      <w:r>
-        <w:rPr>
-          <w:lang w:val="zh_TW" w:bidi="zh_TW"/>
-        </w:rPr>
-      </w:r>
-      <w:r>
-        <w:rPr>
-          <w:lang w:val="zh_TW" w:bidi="zh_TW"/>
-        </w:rPr>
-        <w:t>以色列人用的曆法是陰曆，但春季（逾越節）和秋季（吹角節、贖罪日、住棚節）的大節期卻顯示，他們也考量了太陽年（solar year）。與農事對應的基色曆（Gezer calendar）以太陽年為依據。猶太曆採用19年循環，其中有7年會加上閏月，使陰曆與太陽年對齊，聖經並沒有提到這套系統，學者認為第十三個月是後來才加上的。來自埃及象島（Elephantine）猶太殖民地的亞蘭文文件顯示，早在主前五世紀，這個19年循環的系統已經被使用。雖然沒有相關記錄留存，猶大和以色列王國很可能採用類似的制度。</w:t>
-      </w:r>
-    </w:p>
-    <w:p>
-      <w:pPr/>
-      <w:r>
-        <w:rPr>
-          <w:lang w:val="zh_TW" w:bidi="zh_TW"/>
-        </w:rPr>
-      </w:r>
-      <w:r>
-        <w:rPr>
-          <w:lang w:val="zh_TW" w:bidi="zh_TW"/>
-        </w:rPr>
-        <w:t>在猶太教的拉比傳統中，認為每年都有四季，但舊約僅提到兩季：「</w:t>
-      </w:r>
-      <w:r>
-        <w:rPr>
-          <w:lang w:val="zh_TW" w:bidi="zh_TW"/>
-        </w:rPr>
-        <w:t>稼穡、寒暑、冬夏</w:t>
-      </w:r>
-      <w:r>
-        <w:rPr>
-          <w:lang w:val="zh_TW" w:bidi="zh_TW"/>
-        </w:rPr>
-        <w:t>」（</w:t>
-      </w:r>
-      <w:hyperlink r:id="rId28">
-        <w:r>
-          <w:rPr>
-            <w:lang w:val="zh_TW" w:bidi="zh_TW"/>
-          </w:rPr>
-          <w:rPr>
-            <w:color w:val="0000EE"/>
-            <w:u w:val="single"/>
-          </w:rPr>
-          <w:t>創8:22</w:t>
-        </w:r>
-      </w:hyperlink>
-      <w:r>
-        <w:rPr>
-          <w:lang w:val="zh_TW" w:bidi="zh_TW"/>
-        </w:rPr>
-        <w:t>）。</w:t>
-      </w:r>
-    </w:p>
-    <w:p>
-      <w:pPr/>
-      <w:r>
-        <w:rPr>
-          <w:lang w:val="zh_TW" w:bidi="zh_TW"/>
-        </w:rPr>
-      </w:r>
-      <w:r>
-        <w:rPr>
-          <w:lang w:val="zh_TW" w:bidi="zh_TW"/>
-        </w:rPr>
-        <w:t>四個季節與太陽的運行有關：</w:t>
+        <w:t>瀝青海</w:t>
       </w:r>
     </w:p>
     <w:p>
@@ -747,611 +605,3726 @@
         <w:rPr>
           <w:lang w:val="zh_TW" w:bidi="zh_TW"/>
         </w:rPr>
-        <w:t>秋季（</w:t>
+        <w:t>羅得海</w:t>
+      </w:r>
+    </w:p>
+    <w:p>
+      <w:pPr/>
+      <w:r>
+        <w:rPr>
+          <w:lang w:val="zh_TW" w:bidi="zh_TW"/>
+        </w:rPr>
+      </w:r>
+      <w:r>
+        <w:rPr>
+          <w:lang w:val="zh_TW" w:bidi="zh_TW"/>
+        </w:rPr>
+        <w:t>新約聖經中沒有提到死海。</w:t>
+      </w:r>
+    </w:p>
+    <w:p>
+      <w:pPr>
+        <w:pStyle w:val="Heading3"/>
+      </w:pPr>
+      <w:r>
+        <w:rPr>
+          <w:lang w:val="zh_TW" w:bidi="zh_TW"/>
+        </w:rPr>
+        <w:t>死海位於何處？</w:t>
+      </w:r>
+    </w:p>
+    <w:p>
+      <w:pPr/>
+      <w:r>
+        <w:rPr>
+          <w:lang w:val="zh_TW" w:bidi="zh_TW"/>
+        </w:rPr>
+      </w:r>
+      <w:r>
+        <w:rPr>
+          <w:lang w:val="zh_TW" w:bidi="zh_TW"/>
+        </w:rPr>
+        <w:t>死海位於名為約旦谷的深谷中。這個谷也被稱為裂谷（the Rift Valley），因為它位於地球表面的狹長裂縫中。這個裂縫是世界上同類型裂縫中最長且最深的，始於土耳其南部的托羅斯山脈（Taurus Mountains），並穿過好幾個國家：敘利亞、黎巴嫩和巴勒斯坦。它還延伸穿過亞喀巴灣和紅海，最終到達東非的莫桑比克，在那裡被稱為非洲大裂谷（the Great African Rift Valley）。</w:t>
+      </w:r>
+    </w:p>
+    <w:p>
+      <w:pPr/>
+      <w:r>
+        <w:rPr>
+          <w:lang w:val="zh_TW" w:bidi="zh_TW"/>
+        </w:rPr>
+      </w:r>
+      <w:r>
+        <w:rPr>
+          <w:lang w:val="zh_TW" w:bidi="zh_TW"/>
+        </w:rPr>
+        <w:t>該谷寬3.2公里到24.1公里（2到15英里）不等。在最深處，靠近死海岸邊，裂谷下降到海平面以下396米（1300英尺），是地球上未被水覆蓋的最低點。</w:t>
+      </w:r>
+    </w:p>
+    <w:p>
+      <w:pPr>
+        <w:pStyle w:val="Heading3"/>
+      </w:pPr>
+      <w:r>
+        <w:rPr>
+          <w:lang w:val="zh_TW" w:bidi="zh_TW"/>
+        </w:rPr>
+        <w:t>死海有多大？</w:t>
+      </w:r>
+    </w:p>
+    <w:p>
+      <w:pPr/>
+      <w:r>
+        <w:rPr>
+          <w:lang w:val="zh_TW" w:bidi="zh_TW"/>
+        </w:rPr>
+      </w:r>
+      <w:r>
+        <w:rPr>
+          <w:lang w:val="zh_TW" w:bidi="zh_TW"/>
+        </w:rPr>
+        <w:t>死海呈矩形。由北向南，死海從約旦河流入的地方延伸約85公里（53英里）到南部的塞卜哈（Sebkha）鹽灘。死海寬約16公里（10英里）。陡峭的岩石懸崖在海的兩側拔地而起。</w:t>
+      </w:r>
+    </w:p>
+    <w:p>
+      <w:pPr/>
+      <w:r>
+        <w:rPr>
+          <w:lang w:val="zh_TW" w:bidi="zh_TW"/>
+        </w:rPr>
+      </w:r>
+      <w:r>
+        <w:rPr>
+          <w:lang w:val="zh_TW" w:bidi="zh_TW"/>
+        </w:rPr>
+        <w:t>死海被一片名為里桑半島的土地分為兩部分。這個半島從東岸延伸出約13.7公里（8.5英里）。死海北部較大且較深，最深點位於東北區域，深度約396米（1300英尺）。南部較淺，水深在1到9米（3到30英尺）之間。</w:t>
+      </w:r>
+    </w:p>
+    <w:p>
+      <w:pPr>
+        <w:pStyle w:val="Heading3"/>
+      </w:pPr>
+      <w:r>
+        <w:rPr>
+          <w:lang w:val="zh_TW" w:bidi="zh_TW"/>
+        </w:rPr>
+        <w:t>死海的水從哪裡來？</w:t>
+      </w:r>
+    </w:p>
+    <w:p>
+      <w:pPr/>
+      <w:r>
+        <w:rPr>
+          <w:lang w:val="zh_TW" w:bidi="zh_TW"/>
+        </w:rPr>
+      </w:r>
+      <w:r>
+        <w:rPr>
+          <w:lang w:val="zh_TW" w:bidi="zh_TW"/>
+        </w:rPr>
+        <w:t>死海的水有多個來源，約旦河是主要來源；也有來自全年流動的四到五條溪流，以及許多季節性溪流（稱為瓦迪，wadis）。每天約有640萬公噸（700萬噸）的水流入死海。然而，這些水只能通過蒸發消散，因為死海沒有出口。</w:t>
+      </w:r>
+    </w:p>
+    <w:p>
+      <w:pPr/>
+      <w:r>
+        <w:rPr>
+          <w:lang w:val="zh_TW" w:bidi="zh_TW"/>
+        </w:rPr>
+      </w:r>
+      <w:r>
+        <w:rPr>
+          <w:lang w:val="zh_TW" w:bidi="zh_TW"/>
+        </w:rPr>
+        <w:t>死海周圍地區非常乾燥。每年降雨量僅有5到13公分（2到5英寸）。天氣極其炎熱，尤其是在夏季，氣溫可達52攝氏度（125華氏度）。這種高溫導致大量水分蒸發，經常形成難以看透的濃霧。</w:t>
+      </w:r>
+    </w:p>
+    <w:p>
+      <w:pPr>
+        <w:pStyle w:val="Heading3"/>
+      </w:pPr>
+      <w:r>
+        <w:rPr>
+          <w:lang w:val="zh_TW" w:bidi="zh_TW"/>
+        </w:rPr>
+        <w:t>為什麼死海這麼鹹？</w:t>
+      </w:r>
+    </w:p>
+    <w:p>
+      <w:pPr/>
+      <w:r>
+        <w:rPr>
+          <w:lang w:val="zh_TW" w:bidi="zh_TW"/>
+        </w:rPr>
+      </w:r>
+      <w:r>
+        <w:rPr>
+          <w:lang w:val="zh_TW" w:bidi="zh_TW"/>
+        </w:rPr>
+        <w:t>流入死海的水已經非常鹹。這些水流經過含有氮和硫等礦物質的土壤，海底下的地下泉水為海水增加更多礦物質，包括溴、鎂和鈣。海岸有大量的硫磺和油泉沉積。</w:t>
+      </w:r>
+    </w:p>
+    <w:p>
+      <w:pPr/>
+      <w:r>
+        <w:rPr>
+          <w:lang w:val="zh_TW" w:bidi="zh_TW"/>
+        </w:rPr>
+      </w:r>
+      <w:r>
+        <w:rPr>
+          <w:lang w:val="zh_TW" w:bidi="zh_TW"/>
+        </w:rPr>
+        <w:t>在死海的東南部，有一個巨大的岩鹽礦床，可見的部分厚達91.4米（300英尺），但這僅是更大鹽層的頂部。整個鹽層約1371米（4500英尺）深，延伸約8公里（5英里）長。海底也有鹽晶體。</w:t>
+      </w:r>
+    </w:p>
+    <w:p>
+      <w:pPr/>
+      <w:r>
+        <w:rPr>
+          <w:lang w:val="zh_TW" w:bidi="zh_TW"/>
+        </w:rPr>
+      </w:r>
+      <w:r>
+        <w:rPr>
+          <w:lang w:val="zh_TW" w:bidi="zh_TW"/>
+        </w:rPr>
+        <w:t>所有這些因素使得死海非常鹹。死海水中含有約26%鹽分，而普通海水僅含有3.5%鹽分。這使得死海成為地球上最鹹的大型水域。死海的水鹹到沒有魚或植物可以生存，且鹽分含量還在增加。</w:t>
+      </w:r>
+    </w:p>
+    <w:p>
+      <w:pPr/>
+      <w:r>
+        <w:rPr>
+          <w:lang w:val="zh_TW" w:bidi="zh_TW"/>
+        </w:rPr>
+      </w:r>
+      <w:r>
+        <w:rPr>
+          <w:lang w:val="zh_TW" w:bidi="zh_TW"/>
+        </w:rPr>
+        <w:t>古代人們因為兩大原因而重視死海，就是其中的鹽和一種稱為瀝青的特殊物質。瀝青是天然的黑色物質，類似暴露在空氣中硬化後形成的焦油（tar）。人們用它來製作防水物品。</w:t>
+      </w:r>
+    </w:p>
+    <w:p>
+      <w:pPr/>
+      <w:r>
+        <w:rPr>
+          <w:lang w:val="zh_TW" w:bidi="zh_TW"/>
+        </w:rPr>
+      </w:r>
+      <w:r>
+        <w:rPr>
+          <w:lang w:val="zh_TW" w:bidi="zh_TW"/>
+        </w:rPr>
+        <w:t>在新約聖經時期，人稱納巴泰人的群體控制了來自死海的瀝青貿易。他們將這些瀝青賣給埃及，埃及人用它來保存屍體（這個過程稱為木乃伊化）。一些歷史學家認為，埃及的克麗奧佩特拉女王想要控制死海地區，以便掌控這項重要的瀝青貿易。</w:t>
+      </w:r>
+    </w:p>
+    <w:p>
+      <w:pPr>
+        <w:pStyle w:val="Heading3"/>
+      </w:pPr>
+      <w:r>
+        <w:rPr>
+          <w:lang w:val="zh_TW" w:bidi="zh_TW"/>
+        </w:rPr>
+        <w:t>聖經中的死海</w:t>
+      </w:r>
+    </w:p>
+    <w:p>
+      <w:pPr>
+        <w:pStyle w:val="Heading4"/>
+      </w:pPr>
+      <w:r>
+        <w:rPr>
+          <w:lang w:val="zh_TW" w:bidi="zh_TW"/>
+        </w:rPr>
+        <w:t>所多瑪和蛾摩拉</w:t>
+      </w:r>
+    </w:p>
+    <w:p>
+      <w:pPr/>
+      <w:r>
+        <w:rPr>
+          <w:lang w:val="zh_TW" w:bidi="zh_TW"/>
+        </w:rPr>
+      </w:r>
+      <w:r>
+        <w:rPr>
+          <w:lang w:val="zh_TW" w:bidi="zh_TW"/>
+        </w:rPr>
+        <w:t>今天，死海地區看起來空無一物且毫無生氣。這與我們所知的歷史相符。根據</w:t>
+      </w:r>
+      <w:hyperlink r:id="rId25">
+        <w:r>
+          <w:rPr>
+            <w:lang w:val="zh_TW" w:bidi="zh_TW"/>
+          </w:rPr>
+          <w:rPr>
+            <w:color w:val="0000EE"/>
+            <w:u w:val="single"/>
+          </w:rPr>
+          <w:t>創世記十九章</w:t>
+        </w:r>
+      </w:hyperlink>
+      <w:r>
+        <w:rPr>
+          <w:lang w:val="zh_TW" w:bidi="zh_TW"/>
+        </w:rPr>
+        <w:t>，這裡是古代城市所多瑪和蛾摩拉被毀滅的地方。位於海東南角的巨大鹽山，西頓山，因所多瑪城而得名。</w:t>
+      </w:r>
+    </w:p>
+    <w:p>
+      <w:pPr/>
+      <w:r>
+        <w:rPr>
+          <w:lang w:val="zh_TW" w:bidi="zh_TW"/>
+        </w:rPr>
+      </w:r>
+      <w:r>
+        <w:rPr>
+          <w:lang w:val="zh_TW" w:bidi="zh_TW"/>
+        </w:rPr>
+        <w:t>一位名叫尼爾森·格魯克（Nelson Glueck）的考古學家發現證據顯示，大約在5000年前（約公元前3000年），有多達70個城鎮存在於西頓山周圍地區。學者對於所多瑪和蛾摩拉如何被毀有不同看法。有些人認為是火山爆發造成的，另一些人則相信是地下富含石油的土壤自發爆炸所致。</w:t>
+      </w:r>
+    </w:p>
+    <w:p>
+      <w:pPr/>
+      <w:r>
+        <w:rPr>
+          <w:lang w:val="zh_TW" w:bidi="zh_TW"/>
+        </w:rPr>
+      </w:r>
+      <w:r>
+        <w:rPr>
+          <w:lang w:val="zh_TW" w:bidi="zh_TW"/>
+        </w:rPr>
+        <w:t>在這個地區，有許多由鹽製成的高柱。人們常稱這些柱子為「羅得的妻子」，因為在聖經故事中，羅得的妻子變成了一根鹽柱。</w:t>
+      </w:r>
+    </w:p>
+    <w:p>
+      <w:pPr>
+        <w:pStyle w:val="Heading4"/>
+      </w:pPr>
+      <w:r>
+        <w:rPr>
+          <w:lang w:val="zh_TW" w:bidi="zh_TW"/>
+        </w:rPr>
+        <w:t>死海作為藏身之所</w:t>
+      </w:r>
+    </w:p>
+    <w:p>
+      <w:pPr/>
+      <w:r>
+        <w:rPr>
+          <w:lang w:val="zh_TW" w:bidi="zh_TW"/>
+        </w:rPr>
+      </w:r>
+      <w:r>
+        <w:rPr>
+          <w:lang w:val="zh_TW" w:bidi="zh_TW"/>
+        </w:rPr>
+        <w:t>圍繞死海的空曠曠野，在歷史上一直是許多人藏身之地。後來成為以色列王的大衛，也曾在那裡躲避敵人（</w:t>
+      </w:r>
+      <w:hyperlink r:id="rId26">
+        <w:r>
+          <w:rPr>
+            <w:lang w:val="zh_TW" w:bidi="zh_TW"/>
+          </w:rPr>
+          <w:rPr>
+            <w:color w:val="0000EE"/>
+            <w:u w:val="single"/>
+          </w:rPr>
+          <w:t>撒上23:29–24:22</w:t>
+        </w:r>
+      </w:hyperlink>
+      <w:r>
+        <w:rPr>
+          <w:lang w:val="zh_TW" w:bidi="zh_TW"/>
+        </w:rPr>
+        <w:t>）。後來，一個名為愛色尼派的宗教團體在靠近死海的昆蘭居住，以便在平靜祥和中學習和禱告。在第二次猶太人反抗羅馬的過程中，猶太戰士也利用這個地區來藏身。</w:t>
+      </w:r>
+    </w:p>
+    <w:p>
+      <w:pPr>
+        <w:pStyle w:val="Heading4"/>
+      </w:pPr>
+      <w:r>
+        <w:rPr>
+          <w:lang w:val="zh_TW" w:bidi="zh_TW"/>
+        </w:rPr>
+        <w:t>預言中的死海</w:t>
+      </w:r>
+    </w:p>
+    <w:p>
+      <w:pPr/>
+      <w:r>
+        <w:rPr>
+          <w:lang w:val="zh_TW" w:bidi="zh_TW"/>
+        </w:rPr>
+      </w:r>
+      <w:r>
+        <w:rPr>
+          <w:lang w:val="zh_TW" w:bidi="zh_TW"/>
+        </w:rPr>
+        <w:t>先知以西結提及在未來的時候，死海將會改變（</w:t>
+      </w:r>
+      <w:hyperlink r:id="rId27">
+        <w:r>
+          <w:rPr>
+            <w:lang w:val="zh_TW" w:bidi="zh_TW"/>
+          </w:rPr>
+          <w:rPr>
+            <w:color w:val="0000EE"/>
+            <w:u w:val="single"/>
+          </w:rPr>
+          <w:t>結47:1–12</w:t>
+        </w:r>
+      </w:hyperlink>
+      <w:r>
+        <w:rPr>
+          <w:lang w:val="zh_TW" w:bidi="zh_TW"/>
+        </w:rPr>
+        <w:t>；參</w:t>
+      </w:r>
+      <w:hyperlink r:id="rId24">
+        <w:r>
+          <w:rPr>
+            <w:lang w:val="zh_TW" w:bidi="zh_TW"/>
+          </w:rPr>
+          <w:rPr>
+            <w:color w:val="0000EE"/>
+            <w:u w:val="single"/>
+          </w:rPr>
+          <w:t>亞14:8</w:t>
+        </w:r>
+      </w:hyperlink>
+      <w:r>
+        <w:rPr>
+          <w:lang w:val="zh_TW" w:bidi="zh_TW"/>
+        </w:rPr>
+        <w:t>）。他說有一天，海水會變甜，百物無法生活的海中將充滿生物。</w:t>
+      </w:r>
+      <w:r>
+        <w:rPr>
+          <w:lang w:val="zh_TW" w:bidi="zh_TW"/>
+        </w:rPr>
+      </w:r>
+      <w:r>
+        <w:rPr>
+          <w:lang w:val="zh_TW" w:bidi="zh_TW"/>
+        </w:rPr>
+      </w:r>
+    </w:p>
+    <w:p>
+      <w:pPr/>
+      <w:r>
+        <w:rPr>
+          <w:lang w:val="zh_TW" w:bidi="zh_TW"/>
+        </w:rPr>
+      </w:r>
+    </w:p>
+    <w:p>
+      <w:pPr>
+        <w:pStyle w:val="Heading2"/>
+      </w:pPr>
+      <w:r>
+        <w:rPr>
+          <w:lang w:val="zh_TW" w:bidi="zh_TW"/>
+        </w:rPr>
+        <w:t>死亡</w:t>
+      </w:r>
+      <w:r>
+        <w:rPr>
+          <w:lang w:val="zh_TW" w:bidi="zh_TW"/>
+        </w:rPr>
+      </w:r>
+    </w:p>
+    <w:p>
+      <w:pPr/>
+      <w:r>
+        <w:rPr>
+          <w:lang w:val="zh_TW" w:bidi="zh_TW"/>
+        </w:rPr>
+      </w:r>
+      <w:r>
+        <w:rPr>
+          <w:lang w:val="zh_TW" w:bidi="zh_TW"/>
+        </w:rPr>
+        <w:t>生命的終止（身體的死亡）或與神的分離（靈性的死亡）。</w:t>
+      </w:r>
+    </w:p>
+    <w:p>
+      <w:pPr>
+        <w:pStyle w:val="Heading3"/>
+      </w:pPr>
+      <w:r>
+        <w:rPr>
+          <w:lang w:val="zh_TW" w:bidi="zh_TW"/>
+        </w:rPr>
+        <w:t>舊約中的觀點</w:t>
+      </w:r>
+    </w:p>
+    <w:p>
+      <w:pPr/>
+      <w:r>
+        <w:rPr>
+          <w:lang w:val="zh_TW" w:bidi="zh_TW"/>
+        </w:rPr>
+      </w:r>
+      <w:r>
+        <w:rPr>
+          <w:lang w:val="zh_TW" w:bidi="zh_TW"/>
+        </w:rPr>
+        <w:t>在舊約中，死亡被視為生命的自然結束。一個以色列人的目標是過一個長壽而圓滿的生活，生養眾多的後代，並在兒孫滿堂的情況下，平安地去世。舊約多次表達對早逝的不滿（例如，希西家的哀求，</w:t>
+      </w:r>
+      <w:hyperlink r:id="rId28">
+        <w:r>
+          <w:rPr>
+            <w:lang w:val="zh_TW" w:bidi="zh_TW"/>
+          </w:rPr>
+          <w:rPr>
+            <w:color w:val="0000EE"/>
+            <w:u w:val="single"/>
+          </w:rPr>
+          <w:t>王下20:1–11</w:t>
+        </w:r>
+      </w:hyperlink>
+      <w:r>
+        <w:rPr>
+          <w:lang w:val="zh_TW" w:bidi="zh_TW"/>
+        </w:rPr>
+        <w:t>）。早逝可能被視為神審判的結果；因此，約伯認為需要在死亡之前為自己的品格辯護（</w:t>
+      </w:r>
+      <w:hyperlink r:id="rId29">
+        <w:r>
+          <w:rPr>
+            <w:lang w:val="zh_TW" w:bidi="zh_TW"/>
+          </w:rPr>
+          <w:rPr>
+            <w:color w:val="0000EE"/>
+            <w:u w:val="single"/>
+          </w:rPr>
+          <w:t>伯19:25–26</w:t>
+        </w:r>
+      </w:hyperlink>
+      <w:r>
+        <w:rPr>
+          <w:lang w:val="zh_TW" w:bidi="zh_TW"/>
+        </w:rPr>
+        <w:t>）。只有</w:t>
+      </w:r>
+      <w:hyperlink r:id="rId30">
+        <w:r>
+          <w:rPr>
+            <w:lang w:val="zh_TW" w:bidi="zh_TW"/>
+          </w:rPr>
+          <w:rPr>
+            <w:color w:val="0000EE"/>
+            <w:u w:val="single"/>
+          </w:rPr>
+          <w:t>傳道書三章19至20節</w:t>
+        </w:r>
+      </w:hyperlink>
+      <w:r>
+        <w:rPr>
+          <w:lang w:val="zh_TW" w:bidi="zh_TW"/>
+        </w:rPr>
+        <w:t>對死亡表達徹頭徹尾的悲觀情緒——該書可能受到當時非希伯來文化相當大的影響。</w:t>
+      </w:r>
+    </w:p>
+    <w:p>
+      <w:pPr/>
+      <w:r>
+        <w:rPr>
+          <w:lang w:val="zh_TW" w:bidi="zh_TW"/>
+        </w:rPr>
+      </w:r>
+      <w:r>
+        <w:rPr>
+          <w:lang w:val="zh_TW" w:bidi="zh_TW"/>
+        </w:rPr>
+        <w:t>雖然死亡是生命的自然終結，卻從未被視為是令人愉快的事。死亡將人與人類群體斷絕，也與神的同在和事奉隔絕。雖然神可能會在人面對死亡時提供安慰（</w:t>
+      </w:r>
+      <w:hyperlink r:id="rId31">
+        <w:r>
+          <w:rPr>
+            <w:lang w:val="zh_TW" w:bidi="zh_TW"/>
+          </w:rPr>
+          <w:rPr>
+            <w:color w:val="0000EE"/>
+            <w:u w:val="single"/>
+          </w:rPr>
+          <w:t>詩73:23–28</w:t>
+        </w:r>
+      </w:hyperlink>
+      <w:r>
+        <w:rPr>
+          <w:lang w:val="zh_TW" w:bidi="zh_TW"/>
+        </w:rPr>
+        <w:t>），但在聖經中，神很少被描述為與死者同在，只有在較晚期的聖經文獻中才有此描寫（</w:t>
+      </w:r>
+      <w:hyperlink r:id="rId32">
+        <w:r>
+          <w:rPr>
+            <w:lang w:val="zh_TW" w:bidi="zh_TW"/>
+          </w:rPr>
+          <w:rPr>
+            <w:color w:val="0000EE"/>
+            <w:u w:val="single"/>
+          </w:rPr>
+          <w:t>詩139:8</w:t>
+        </w:r>
+      </w:hyperlink>
+      <w:r>
+        <w:rPr>
+          <w:lang w:val="zh_TW" w:bidi="zh_TW"/>
+        </w:rPr>
+        <w:t>）。因此，死亡從未被視為通向更美好生命的門檻。</w:t>
+      </w:r>
+    </w:p>
+    <w:p>
+      <w:pPr/>
+      <w:r>
+        <w:rPr>
+          <w:lang w:val="zh_TW" w:bidi="zh_TW"/>
+        </w:rPr>
+      </w:r>
+      <w:r>
+        <w:rPr>
+          <w:lang w:val="zh_TW" w:bidi="zh_TW"/>
+        </w:rPr>
+        <w:t>罪與死亡的關係可以在摩西律法的死刑中一窺究竟。一位嚴重的罪犯會被處死。處罰性短語「他必被剪除」表明，儘管整個民族繼續存活，但犯罪者因死亡與民族分離。以色列人被警告，若不遵守神的誡命，可能會因與神的團契破裂而導致早逝（</w:t>
+      </w:r>
+      <w:hyperlink r:id="rId33">
+        <w:r>
+          <w:rPr>
+            <w:lang w:val="zh_TW" w:bidi="zh_TW"/>
+          </w:rPr>
+          <w:rPr>
+            <w:color w:val="0000EE"/>
+            <w:u w:val="single"/>
+          </w:rPr>
+          <w:t>申30:15–20</w:t>
+        </w:r>
+      </w:hyperlink>
+      <w:r>
+        <w:rPr>
+          <w:lang w:val="zh_TW" w:bidi="zh_TW"/>
+        </w:rPr>
+        <w:t>；</w:t>
+      </w:r>
+      <w:hyperlink r:id="rId34">
+        <w:r>
+          <w:rPr>
+            <w:lang w:val="zh_TW" w:bidi="zh_TW"/>
+          </w:rPr>
+          <w:rPr>
+            <w:color w:val="0000EE"/>
+            <w:u w:val="single"/>
+          </w:rPr>
+          <w:t>耶21:8</w:t>
+        </w:r>
+      </w:hyperlink>
+      <w:r>
+        <w:rPr>
+          <w:lang w:val="zh_TW" w:bidi="zh_TW"/>
+        </w:rPr>
+        <w:t>；</w:t>
+      </w:r>
+      <w:hyperlink r:id="rId35">
+        <w:r>
+          <w:rPr>
+            <w:lang w:val="zh_TW" w:bidi="zh_TW"/>
+          </w:rPr>
+          <w:rPr>
+            <w:color w:val="0000EE"/>
+            <w:u w:val="single"/>
+          </w:rPr>
+          <w:t>結18:21–32</w:t>
+        </w:r>
+      </w:hyperlink>
+      <w:r>
+        <w:rPr>
+          <w:lang w:val="zh_TW" w:bidi="zh_TW"/>
+        </w:rPr>
+        <w:t>）。</w:t>
+      </w:r>
+    </w:p>
+    <w:p>
+      <w:pPr/>
+      <w:r>
+        <w:rPr>
+          <w:lang w:val="zh_TW" w:bidi="zh_TW"/>
+        </w:rPr>
+      </w:r>
+      <w:r>
+        <w:rPr>
+          <w:lang w:val="zh_TW" w:bidi="zh_TW"/>
+        </w:rPr>
+        <w:t>在兩約之間時期，隨著猶太人對來世和復活的觀念更加明確，對死亡的思考也隨之發展。死亡本身，而非僅僅是早逝，開始被視為是罪惡的結果（</w:t>
+      </w:r>
+      <w:hyperlink r:id="rId36">
+        <w:r>
+          <w:rPr>
+            <w:lang w:val="zh_TW" w:bidi="zh_TW"/>
+          </w:rPr>
+          <w:rPr>
+            <w:color w:val="0000EE"/>
+            <w:u w:val="single"/>
+          </w:rPr>
+          <w:t>以斯拉二書3:7</w:t>
+        </w:r>
+      </w:hyperlink>
+      <w:r>
+        <w:rPr>
+          <w:lang w:val="zh_TW" w:bidi="zh_TW"/>
+        </w:rPr>
+        <w:t>；</w:t>
+      </w:r>
+      <w:hyperlink r:id="rId37">
+        <w:r>
+          <w:rPr>
+            <w:lang w:val="zh_TW" w:bidi="zh_TW"/>
+          </w:rPr>
+          <w:rPr>
+            <w:color w:val="0000EE"/>
+            <w:u w:val="single"/>
+          </w:rPr>
+          <w:t>便西拉智訓25:24</w:t>
+        </w:r>
+      </w:hyperlink>
+      <w:r>
+        <w:rPr>
+          <w:lang w:val="zh_TW" w:bidi="zh_TW"/>
+        </w:rPr>
+        <w:t>）。有時會將所有的死亡描繪為「第一次犯罪」（亞當和夏娃的悖逆）的結果。在其它記載中，人是因自己的罪而死。聖經中首次明確指出死人復活和最終審判或懲罰的概念出現在但以理書（</w:t>
+      </w:r>
+      <w:hyperlink r:id="rId38">
+        <w:r>
+          <w:rPr>
+            <w:lang w:val="zh_TW" w:bidi="zh_TW"/>
+          </w:rPr>
+          <w:rPr>
+            <w:color w:val="0000EE"/>
+            <w:u w:val="single"/>
+          </w:rPr>
+          <w:t>但12:2</w:t>
+        </w:r>
+      </w:hyperlink>
+      <w:r>
+        <w:rPr>
+          <w:lang w:val="zh_TW" w:bidi="zh_TW"/>
+        </w:rPr>
+        <w:t>），這是舊約中最後完成的書卷之一。這一教導在兩約中間期被反覆提及（以斯拉二書7:31–44）。在此期間，人們認為靈魂在死亡後依然存在，或者以某種永生的形式存在（所羅門智訓3:4，4:1；馬加比四書16:13，17:12）又或等待復活（以諾一書102章）。一些經外文獻融入了希臘的思想，認為身體是應該擺脫的負擔——這種觀念與希伯來思想格格不入。</w:t>
+      </w:r>
+    </w:p>
+    <w:p>
+      <w:pPr/>
+      <w:r>
+        <w:rPr>
+          <w:lang w:val="zh_TW" w:bidi="zh_TW"/>
+        </w:rPr>
+      </w:r>
+      <w:r>
+        <w:rPr>
+          <w:lang w:val="zh_TW" w:bidi="zh_TW"/>
+        </w:rPr>
+        <w:t>然而，復活以及從死亡中救贖生命的概念，為新約的啟示——聚焦於基督的復活及其勝過死亡的啟示——奠定了基礎。</w:t>
+      </w:r>
+    </w:p>
+    <w:p>
+      <w:pPr>
+        <w:pStyle w:val="Heading3"/>
+      </w:pPr>
+      <w:r>
+        <w:rPr>
+          <w:lang w:val="zh_TW" w:bidi="zh_TW"/>
+        </w:rPr>
+        <w:t>新約中的觀點</w:t>
+      </w:r>
+    </w:p>
+    <w:p>
+      <w:pPr/>
+      <w:r>
+        <w:rPr>
+          <w:lang w:val="zh_TW" w:bidi="zh_TW"/>
+        </w:rPr>
+      </w:r>
+      <w:r>
+        <w:rPr>
+          <w:lang w:val="zh_TW" w:bidi="zh_TW"/>
+        </w:rPr>
+        <w:t>在新約中，死亡被視為一個神學問題，而非僅僅是一個個人事件。死亡超越了僅僅是生命的結束，作者們幾乎毫無困難地接受這一事實。死亡被認為會影響個人生命的每一個層面。唯有神是不朽的，是世界上所有生命的源頭（</w:t>
+      </w:r>
+      <w:hyperlink r:id="rId39">
+        <w:r>
+          <w:rPr>
+            <w:lang w:val="zh_TW" w:bidi="zh_TW"/>
+          </w:rPr>
+          <w:rPr>
+            <w:color w:val="0000EE"/>
+            <w:u w:val="single"/>
+          </w:rPr>
+          <w:t>羅4:17</w:t>
+        </w:r>
+      </w:hyperlink>
+      <w:r>
+        <w:rPr>
+          <w:lang w:val="zh_TW" w:bidi="zh_TW"/>
+        </w:rPr>
+        <w:t>；</w:t>
+      </w:r>
+      <w:hyperlink r:id="rId40">
+        <w:r>
+          <w:rPr>
+            <w:lang w:val="zh_TW" w:bidi="zh_TW"/>
+          </w:rPr>
+          <w:rPr>
+            <w:color w:val="0000EE"/>
+            <w:u w:val="single"/>
+          </w:rPr>
+          <w:t>提前6:16</w:t>
+        </w:r>
+      </w:hyperlink>
+      <w:r>
+        <w:rPr>
+          <w:lang w:val="zh_TW" w:bidi="zh_TW"/>
+        </w:rPr>
+        <w:t>）。唯有當人與神的生命有適當的關係時，他們才能真正活著。但自從罪進入世界以來，人與神之間的個人交流已經變得不自然（</w:t>
+      </w:r>
+      <w:hyperlink r:id="rId41">
+        <w:r>
+          <w:rPr>
+            <w:lang w:val="zh_TW" w:bidi="zh_TW"/>
+          </w:rPr>
+          <w:rPr>
+            <w:color w:val="0000EE"/>
+            <w:u w:val="single"/>
+          </w:rPr>
+          <w:t>羅5:12、17–18</w:t>
+        </w:r>
+      </w:hyperlink>
+      <w:r>
+        <w:rPr>
+          <w:lang w:val="zh_TW" w:bidi="zh_TW"/>
+        </w:rPr>
+        <w:t>；</w:t>
+      </w:r>
+      <w:hyperlink r:id="rId42">
+        <w:r>
+          <w:rPr>
+            <w:lang w:val="zh_TW" w:bidi="zh_TW"/>
+          </w:rPr>
+          <w:rPr>
+            <w:color w:val="0000EE"/>
+            <w:u w:val="single"/>
+          </w:rPr>
+          <w:t>林前15:22</w:t>
+        </w:r>
+      </w:hyperlink>
+      <w:r>
+        <w:rPr>
+          <w:lang w:val="zh_TW" w:bidi="zh_TW"/>
+        </w:rPr>
+        <w:t>）。當亞當與神分離時，這種分離帶來了死亡。每個人都追隨亞當的腳步（</w:t>
+      </w:r>
+      <w:hyperlink r:id="rId43">
+        <w:r>
+          <w:rPr>
+            <w:lang w:val="zh_TW" w:bidi="zh_TW"/>
+          </w:rPr>
+          <w:rPr>
+            <w:color w:val="0000EE"/>
+            <w:u w:val="single"/>
+          </w:rPr>
+          <w:t>羅3:23，</w:t>
+        </w:r>
+      </w:hyperlink>
+      <w:hyperlink r:id="rId44">
+        <w:r>
+          <w:rPr>
+            <w:lang w:val="zh_TW" w:bidi="zh_TW"/>
+          </w:rPr>
+          <w:rPr>
+            <w:color w:val="0000EE"/>
+            <w:u w:val="single"/>
+          </w:rPr>
+          <w:t>5:12</w:t>
+        </w:r>
+      </w:hyperlink>
+      <w:r>
+        <w:rPr>
+          <w:lang w:val="zh_TW" w:bidi="zh_TW"/>
+        </w:rPr>
+        <w:t>），因此死亡成為每個人的必然結果（</w:t>
+      </w:r>
+      <w:hyperlink r:id="rId45">
+        <w:r>
+          <w:rPr>
+            <w:lang w:val="zh_TW" w:bidi="zh_TW"/>
+          </w:rPr>
+          <w:rPr>
+            <w:color w:val="0000EE"/>
+            <w:u w:val="single"/>
+          </w:rPr>
+          <w:t>羅6:23</w:t>
+        </w:r>
+      </w:hyperlink>
+      <w:r>
+        <w:rPr>
+          <w:lang w:val="zh_TW" w:bidi="zh_TW"/>
+        </w:rPr>
+        <w:t>；</w:t>
+      </w:r>
+      <w:hyperlink r:id="rId46">
+        <w:r>
+          <w:rPr>
+            <w:lang w:val="zh_TW" w:bidi="zh_TW"/>
+          </w:rPr>
+          <w:rPr>
+            <w:color w:val="0000EE"/>
+            <w:u w:val="single"/>
+          </w:rPr>
+          <w:t>來9:27</w:t>
+        </w:r>
+      </w:hyperlink>
+      <w:r>
+        <w:rPr>
+          <w:lang w:val="zh_TW" w:bidi="zh_TW"/>
+        </w:rPr>
+        <w:t>）。因此，死亡不僅僅是人生命結束時發生的事情，也體現在人與神的隔絕中。</w:t>
+      </w:r>
+    </w:p>
+    <w:p>
+      <w:pPr/>
+      <w:r>
+        <w:rPr>
+          <w:lang w:val="zh_TW" w:bidi="zh_TW"/>
+        </w:rPr>
+      </w:r>
+      <w:r>
+        <w:rPr>
+          <w:lang w:val="zh_TW" w:bidi="zh_TW"/>
+        </w:rPr>
+        <w:t>死亡的影響極其廣泛。它影響文化的每一個層面。所有人的生活都籠罩在對死亡的恐懼之下（</w:t>
+      </w:r>
+      <w:hyperlink r:id="rId47">
+        <w:r>
+          <w:rPr>
+            <w:lang w:val="zh_TW" w:bidi="zh_TW"/>
+          </w:rPr>
+          <w:rPr>
+            <w:color w:val="0000EE"/>
+            <w:u w:val="single"/>
+          </w:rPr>
+          <w:t>羅8:15</w:t>
+        </w:r>
+      </w:hyperlink>
+      <w:r>
+        <w:rPr>
+          <w:lang w:val="zh_TW" w:bidi="zh_TW"/>
+        </w:rPr>
+        <w:t>；</w:t>
+      </w:r>
+      <w:hyperlink r:id="rId48">
+        <w:r>
+          <w:rPr>
+            <w:lang w:val="zh_TW" w:bidi="zh_TW"/>
+          </w:rPr>
+          <w:rPr>
+            <w:color w:val="0000EE"/>
+            <w:u w:val="single"/>
+          </w:rPr>
+          <w:t>來2:15</w:t>
+        </w:r>
+      </w:hyperlink>
+      <w:r>
+        <w:rPr>
+          <w:lang w:val="zh_TW" w:bidi="zh_TW"/>
+        </w:rPr>
+        <w:t>）。死亡掌管一切「體貼肉體」的事物（</w:t>
+      </w:r>
+      <w:hyperlink r:id="rId49">
+        <w:r>
+          <w:rPr>
+            <w:lang w:val="zh_TW" w:bidi="zh_TW"/>
+          </w:rPr>
+          <w:rPr>
+            <w:color w:val="0000EE"/>
+            <w:u w:val="single"/>
+          </w:rPr>
+          <w:t>羅8:6</w:t>
+        </w:r>
+      </w:hyperlink>
+      <w:r>
+        <w:rPr>
+          <w:lang w:val="zh_TW" w:bidi="zh_TW"/>
+        </w:rPr>
+        <w:t>）。凡不與基督建立關係的人，都活在死亡的狀態中（</w:t>
+      </w:r>
+      <w:hyperlink r:id="rId50">
+        <w:r>
+          <w:rPr>
+            <w:lang w:val="zh_TW" w:bidi="zh_TW"/>
+          </w:rPr>
+          <w:rPr>
+            <w:color w:val="0000EE"/>
+            <w:u w:val="single"/>
+          </w:rPr>
+          <w:t>約3:16–18</w:t>
+        </w:r>
+      </w:hyperlink>
+      <w:r>
+        <w:rPr>
+          <w:lang w:val="zh_TW" w:bidi="zh_TW"/>
+        </w:rPr>
+        <w:t>；</w:t>
+      </w:r>
+      <w:hyperlink r:id="rId51">
+        <w:r>
+          <w:rPr>
+            <w:lang w:val="zh_TW" w:bidi="zh_TW"/>
+          </w:rPr>
+          <w:rPr>
+            <w:color w:val="0000EE"/>
+            <w:u w:val="single"/>
+          </w:rPr>
+          <w:t>約一5:12</w:t>
+        </w:r>
+      </w:hyperlink>
+      <w:r>
+        <w:rPr>
+          <w:lang w:val="zh_TW" w:bidi="zh_TW"/>
+        </w:rPr>
+        <w:t>）。統治世界的魔鬼被稱為死亡之主（</w:t>
+      </w:r>
+      <w:hyperlink r:id="rId52">
+        <w:r>
+          <w:rPr>
+            <w:lang w:val="zh_TW" w:bidi="zh_TW"/>
+          </w:rPr>
+          <w:rPr>
+            <w:color w:val="0000EE"/>
+            <w:u w:val="single"/>
+          </w:rPr>
+          <w:t>來2:14</w:t>
+        </w:r>
+      </w:hyperlink>
+      <w:r>
+        <w:rPr>
+          <w:lang w:val="zh_TW" w:bidi="zh_TW"/>
+        </w:rPr>
+        <w:t>）。有時，死亡被人格化為一個在世界上肆虐的鬼魔力量，但最終被基督自己制服，祂是唯一能戰勝死亡的（</w:t>
+      </w:r>
+      <w:hyperlink r:id="rId53">
+        <w:r>
+          <w:rPr>
+            <w:lang w:val="zh_TW" w:bidi="zh_TW"/>
+          </w:rPr>
+          <w:rPr>
+            <w:color w:val="0000EE"/>
+            <w:u w:val="single"/>
+          </w:rPr>
+          <w:t>林前15:26–27</w:t>
+        </w:r>
+      </w:hyperlink>
+      <w:r>
+        <w:rPr>
+          <w:lang w:val="zh_TW" w:bidi="zh_TW"/>
+        </w:rPr>
+        <w:t>；</w:t>
+      </w:r>
+      <w:hyperlink r:id="rId54">
+        <w:r>
+          <w:rPr>
+            <w:lang w:val="zh_TW" w:bidi="zh_TW"/>
+          </w:rPr>
+          <w:rPr>
+            <w:color w:val="0000EE"/>
+            <w:u w:val="single"/>
+          </w:rPr>
+          <w:t>啟6:8，</w:t>
+        </w:r>
+      </w:hyperlink>
+      <w:hyperlink r:id="rId55">
+        <w:r>
+          <w:rPr>
+            <w:lang w:val="zh_TW" w:bidi="zh_TW"/>
+          </w:rPr>
+          <w:rPr>
+            <w:color w:val="0000EE"/>
+            <w:u w:val="single"/>
+          </w:rPr>
+          <w:t>20:13–14</w:t>
+        </w:r>
+      </w:hyperlink>
+      <w:r>
+        <w:rPr>
+          <w:lang w:val="zh_TW" w:bidi="zh_TW"/>
+        </w:rPr>
+        <w:t>）。</w:t>
+      </w:r>
+    </w:p>
+    <w:p>
+      <w:pPr/>
+      <w:r>
+        <w:rPr>
+          <w:lang w:val="zh_TW" w:bidi="zh_TW"/>
+        </w:rPr>
+      </w:r>
+      <w:r>
+        <w:rPr>
+          <w:lang w:val="zh_TW" w:bidi="zh_TW"/>
+        </w:rPr>
+        <w:t>基督死了，埋葬了，並在第三天復活（</w:t>
+      </w:r>
+      <w:hyperlink r:id="rId56">
+        <w:r>
+          <w:rPr>
+            <w:lang w:val="zh_TW" w:bidi="zh_TW"/>
+          </w:rPr>
+          <w:rPr>
+            <w:color w:val="0000EE"/>
+            <w:u w:val="single"/>
+          </w:rPr>
+          <w:t>羅4:25</w:t>
+        </w:r>
+      </w:hyperlink>
+      <w:r>
+        <w:rPr>
+          <w:lang w:val="zh_TW" w:bidi="zh_TW"/>
+        </w:rPr>
+        <w:t>；</w:t>
+      </w:r>
+      <w:hyperlink r:id="rId57">
+        <w:r>
+          <w:rPr>
+            <w:lang w:val="zh_TW" w:bidi="zh_TW"/>
+          </w:rPr>
+          <w:rPr>
+            <w:color w:val="0000EE"/>
+            <w:u w:val="single"/>
+          </w:rPr>
+          <w:t>林前15:3–4</w:t>
+        </w:r>
+      </w:hyperlink>
+      <w:r>
+        <w:rPr>
+          <w:lang w:val="zh_TW" w:bidi="zh_TW"/>
+        </w:rPr>
+        <w:t>；</w:t>
+      </w:r>
+      <w:hyperlink r:id="rId58">
+        <w:r>
+          <w:rPr>
+            <w:lang w:val="zh_TW" w:bidi="zh_TW"/>
+          </w:rPr>
+          <w:rPr>
+            <w:color w:val="0000EE"/>
+            <w:u w:val="single"/>
+          </w:rPr>
+          <w:t>帖前4:14</w:t>
+        </w:r>
+      </w:hyperlink>
+      <w:r>
+        <w:rPr>
+          <w:lang w:val="zh_TW" w:bidi="zh_TW"/>
+        </w:rPr>
+        <w:t>）。通過這一歷史事件，死亡的權勢被破壞了。新約以多種方式表達基督降服於死亡是為了贖罪。祂順服以至於死（</w:t>
+      </w:r>
+      <w:hyperlink r:id="rId59">
+        <w:r>
+          <w:rPr>
+            <w:lang w:val="zh_TW" w:bidi="zh_TW"/>
+          </w:rPr>
+          <w:rPr>
+            <w:color w:val="0000EE"/>
+            <w:u w:val="single"/>
+          </w:rPr>
+          <w:t>腓2:8</w:t>
+        </w:r>
+      </w:hyperlink>
+      <w:r>
+        <w:rPr>
+          <w:lang w:val="zh_TW" w:bidi="zh_TW"/>
+        </w:rPr>
+        <w:t>）；祂為所有人的罪獻上自己（</w:t>
+      </w:r>
+      <w:hyperlink r:id="rId60">
+        <w:r>
+          <w:rPr>
+            <w:lang w:val="zh_TW" w:bidi="zh_TW"/>
+          </w:rPr>
+          <w:rPr>
+            <w:color w:val="0000EE"/>
+            <w:u w:val="single"/>
+          </w:rPr>
+          <w:t>林前5:7</w:t>
+        </w:r>
+      </w:hyperlink>
+      <w:r>
+        <w:rPr>
+          <w:lang w:val="zh_TW" w:bidi="zh_TW"/>
+        </w:rPr>
+        <w:t>；</w:t>
+      </w:r>
+      <w:hyperlink r:id="rId61">
+        <w:r>
+          <w:rPr>
+            <w:lang w:val="zh_TW" w:bidi="zh_TW"/>
+          </w:rPr>
+          <w:rPr>
+            <w:color w:val="0000EE"/>
+            <w:u w:val="single"/>
+          </w:rPr>
+          <w:t>林後5:15</w:t>
+        </w:r>
+      </w:hyperlink>
+      <w:r>
+        <w:rPr>
+          <w:lang w:val="zh_TW" w:bidi="zh_TW"/>
+        </w:rPr>
+        <w:t>）；並降入陰間，也就是死者之地（</w:t>
+      </w:r>
+      <w:hyperlink r:id="rId62">
+        <w:r>
+          <w:rPr>
+            <w:lang w:val="zh_TW" w:bidi="zh_TW"/>
+          </w:rPr>
+          <w:rPr>
+            <w:color w:val="0000EE"/>
+            <w:u w:val="single"/>
+          </w:rPr>
+          <w:t>彼前3:18–19</w:t>
+        </w:r>
+      </w:hyperlink>
+      <w:r>
+        <w:rPr>
+          <w:lang w:val="zh_TW" w:bidi="zh_TW"/>
+        </w:rPr>
+        <w:t>）。所有這些經文的主要點在於，祂沒有停留在死亡中，而是戰勝了魔鬼，奪去了死亡的權柄（鑰匙），並以得勝的姿態升天（</w:t>
+      </w:r>
+      <w:hyperlink r:id="rId63">
+        <w:r>
+          <w:rPr>
+            <w:lang w:val="zh_TW" w:bidi="zh_TW"/>
+          </w:rPr>
+          <w:rPr>
+            <w:color w:val="0000EE"/>
+            <w:u w:val="single"/>
+          </w:rPr>
+          <w:t>來2:14–15</w:t>
+        </w:r>
+      </w:hyperlink>
+      <w:r>
+        <w:rPr>
+          <w:lang w:val="zh_TW" w:bidi="zh_TW"/>
+        </w:rPr>
+        <w:t>；</w:t>
+      </w:r>
+      <w:hyperlink r:id="rId64">
+        <w:r>
+          <w:rPr>
+            <w:lang w:val="zh_TW" w:bidi="zh_TW"/>
+          </w:rPr>
+          <w:rPr>
+            <w:color w:val="0000EE"/>
+            <w:u w:val="single"/>
+          </w:rPr>
+          <w:t>啟1:17–18</w:t>
+        </w:r>
+      </w:hyperlink>
+      <w:r>
+        <w:rPr>
+          <w:lang w:val="zh_TW" w:bidi="zh_TW"/>
+        </w:rPr>
+        <w:t>）。耶穌基督的工作並非為了祂自己，而是為了那些歸向祂的人（</w:t>
+      </w:r>
+      <w:hyperlink r:id="rId65">
+        <w:r>
+          <w:rPr>
+            <w:lang w:val="zh_TW" w:bidi="zh_TW"/>
+          </w:rPr>
+          <w:rPr>
+            <w:color w:val="0000EE"/>
+            <w:u w:val="single"/>
+          </w:rPr>
+          <w:t>可10:45</w:t>
+        </w:r>
+      </w:hyperlink>
+      <w:r>
+        <w:rPr>
+          <w:lang w:val="zh_TW" w:bidi="zh_TW"/>
+        </w:rPr>
+        <w:t>；</w:t>
+      </w:r>
+      <w:hyperlink r:id="rId66">
+        <w:r>
+          <w:rPr>
+            <w:lang w:val="zh_TW" w:bidi="zh_TW"/>
+          </w:rPr>
+          <w:rPr>
+            <w:color w:val="0000EE"/>
+            <w:u w:val="single"/>
+          </w:rPr>
+          <w:t>羅5:6–8</w:t>
+        </w:r>
+      </w:hyperlink>
+      <w:r>
+        <w:rPr>
+          <w:lang w:val="zh_TW" w:bidi="zh_TW"/>
+        </w:rPr>
+        <w:t>；</w:t>
+      </w:r>
+      <w:hyperlink r:id="rId67">
+        <w:r>
+          <w:rPr>
+            <w:lang w:val="zh_TW" w:bidi="zh_TW"/>
+          </w:rPr>
+          <w:rPr>
+            <w:color w:val="0000EE"/>
+            <w:u w:val="single"/>
+          </w:rPr>
+          <w:t>帖前5:9–10</w:t>
+        </w:r>
+      </w:hyperlink>
+      <w:r>
+        <w:rPr>
+          <w:lang w:val="zh_TW" w:bidi="zh_TW"/>
+        </w:rPr>
+        <w:t>）。通過接受基督不應得的死亡，基督為祂的追隨者打破了死亡的權勢。</w:t>
+      </w:r>
+    </w:p>
+    <w:p>
+      <w:pPr/>
+      <w:r>
+        <w:rPr>
+          <w:lang w:val="zh_TW" w:bidi="zh_TW"/>
+        </w:rPr>
+      </w:r>
+      <w:r>
+        <w:rPr>
+          <w:lang w:val="zh_TW" w:bidi="zh_TW"/>
+        </w:rPr>
+        <w:t>因此，基督徒藉著基督的大能，從「這取死的身體」中被拯救出來（</w:t>
+      </w:r>
+      <w:hyperlink r:id="rId68">
+        <w:r>
+          <w:rPr>
+            <w:lang w:val="zh_TW" w:bidi="zh_TW"/>
+          </w:rPr>
+          <w:rPr>
+            <w:color w:val="0000EE"/>
+            <w:u w:val="single"/>
+          </w:rPr>
+          <w:t>羅7:24</w:t>
+        </w:r>
+      </w:hyperlink>
+      <w:r>
+        <w:rPr>
+          <w:lang w:val="zh_TW" w:bidi="zh_TW"/>
+        </w:rPr>
+        <w:t>）。救恩通過受洗歸入基督的死而來（</w:t>
+      </w:r>
+      <w:hyperlink r:id="rId69">
+        <w:r>
+          <w:rPr>
+            <w:lang w:val="zh_TW" w:bidi="zh_TW"/>
+          </w:rPr>
+          <w:rPr>
+            <w:color w:val="0000EE"/>
+            <w:u w:val="single"/>
+          </w:rPr>
+          <w:t>6:3–4</w:t>
+        </w:r>
+      </w:hyperlink>
+      <w:r>
+        <w:rPr>
+          <w:lang w:val="zh_TW" w:bidi="zh_TW"/>
+        </w:rPr>
+        <w:t>），並且「與基督同死」於這個世界和律法之下（</w:t>
+      </w:r>
+      <w:hyperlink r:id="rId70">
+        <w:r>
+          <w:rPr>
+            <w:lang w:val="zh_TW" w:bidi="zh_TW"/>
+          </w:rPr>
+          <w:rPr>
+            <w:color w:val="0000EE"/>
+            <w:u w:val="single"/>
+          </w:rPr>
+          <w:t>羅7:6</w:t>
+        </w:r>
+      </w:hyperlink>
+      <w:r>
+        <w:rPr>
+          <w:lang w:val="zh_TW" w:bidi="zh_TW"/>
+        </w:rPr>
+        <w:t>；</w:t>
+      </w:r>
+      <w:hyperlink r:id="rId71">
+        <w:r>
+          <w:rPr>
+            <w:lang w:val="zh_TW" w:bidi="zh_TW"/>
+          </w:rPr>
+          <w:rPr>
+            <w:color w:val="0000EE"/>
+            <w:u w:val="single"/>
+          </w:rPr>
+          <w:t>加6:14</w:t>
+        </w:r>
+      </w:hyperlink>
+      <w:r>
+        <w:rPr>
+          <w:lang w:val="zh_TW" w:bidi="zh_TW"/>
+        </w:rPr>
+        <w:t>；</w:t>
+      </w:r>
+      <w:hyperlink r:id="rId72">
+        <w:r>
+          <w:rPr>
+            <w:lang w:val="zh_TW" w:bidi="zh_TW"/>
+          </w:rPr>
+          <w:rPr>
+            <w:color w:val="0000EE"/>
+            <w:u w:val="single"/>
+          </w:rPr>
+          <w:t>西2:20</w:t>
+        </w:r>
+      </w:hyperlink>
+      <w:r>
+        <w:rPr>
+          <w:lang w:val="zh_TW" w:bidi="zh_TW"/>
+        </w:rPr>
+        <w:t>）。也就是說，神將基督的死視為信徒的死。叛逆世界的罪（</w:t>
+      </w:r>
+      <w:hyperlink r:id="rId73">
+        <w:r>
+          <w:rPr>
+            <w:lang w:val="zh_TW" w:bidi="zh_TW"/>
+          </w:rPr>
+          <w:rPr>
+            <w:color w:val="0000EE"/>
+            <w:u w:val="single"/>
+          </w:rPr>
+          <w:t>羅6:6</w:t>
+        </w:r>
+      </w:hyperlink>
+      <w:r>
+        <w:rPr>
+          <w:lang w:val="zh_TW" w:bidi="zh_TW"/>
+        </w:rPr>
+        <w:t>）和自我崇拜（為自己而活，</w:t>
+      </w:r>
+      <w:hyperlink r:id="rId74">
+        <w:r>
+          <w:rPr>
+            <w:lang w:val="zh_TW" w:bidi="zh_TW"/>
+          </w:rPr>
+          <w:rPr>
+            <w:color w:val="0000EE"/>
+            <w:u w:val="single"/>
+          </w:rPr>
+          <w:t>林後5:14–15</w:t>
+        </w:r>
+      </w:hyperlink>
+      <w:r>
+        <w:rPr>
+          <w:lang w:val="zh_TW" w:bidi="zh_TW"/>
+        </w:rPr>
+        <w:t>）都成為過去。耶穌為祂的子民而死，成為將祂的生命賜給他們的方式（</w:t>
+      </w:r>
+      <w:hyperlink r:id="rId75">
+        <w:r>
+          <w:rPr>
+            <w:lang w:val="zh_TW" w:bidi="zh_TW"/>
+          </w:rPr>
+          <w:rPr>
+            <w:color w:val="0000EE"/>
+            <w:u w:val="single"/>
+          </w:rPr>
+          <w:t>4:10</w:t>
+        </w:r>
+      </w:hyperlink>
+      <w:r>
+        <w:rPr>
+          <w:lang w:val="zh_TW" w:bidi="zh_TW"/>
+        </w:rPr>
+        <w:t>）。結果是信徒與世界分離，就像他們曾經與神隔絕一樣。從世界的角度來看，他們是死的；基督是他們唯一的生命（</w:t>
+      </w:r>
+      <w:hyperlink r:id="rId76">
+        <w:r>
+          <w:rPr>
+            <w:lang w:val="zh_TW" w:bidi="zh_TW"/>
+          </w:rPr>
+          <w:rPr>
+            <w:color w:val="0000EE"/>
+            <w:u w:val="single"/>
+          </w:rPr>
+          <w:t>西3:3</w:t>
+        </w:r>
+      </w:hyperlink>
+      <w:r>
+        <w:rPr>
+          <w:lang w:val="zh_TW" w:bidi="zh_TW"/>
+        </w:rPr>
+        <w:t>）。</w:t>
+      </w:r>
+    </w:p>
+    <w:p>
+      <w:pPr/>
+      <w:r>
+        <w:rPr>
+          <w:lang w:val="zh_TW" w:bidi="zh_TW"/>
+        </w:rPr>
+      </w:r>
+      <w:r>
+        <w:rPr>
+          <w:lang w:val="zh_TW" w:bidi="zh_TW"/>
+        </w:rPr>
+        <w:t>使徒約翰以稍微不同的方式表達了這一點。耶穌來到世上是為了將生命賜給死人（</w:t>
+      </w:r>
+      <w:hyperlink r:id="rId77">
+        <w:r>
+          <w:rPr>
+            <w:lang w:val="zh_TW" w:bidi="zh_TW"/>
+          </w:rPr>
+          <w:rPr>
+            <w:color w:val="0000EE"/>
+            <w:u w:val="single"/>
+          </w:rPr>
+          <w:t>約5:24</w:t>
+        </w:r>
+      </w:hyperlink>
+      <w:r>
+        <w:rPr>
+          <w:lang w:val="zh_TW" w:bidi="zh_TW"/>
+        </w:rPr>
+        <w:t>）。這生命的賜予不會發生在復活時，而是已經發生了。所有歸向耶穌的人立即從死亡進入生命。或者換句話說，那些遵守（順服）祂話語的人，永遠不會見到死亡（</w:t>
+      </w:r>
+      <w:hyperlink r:id="rId78">
+        <w:r>
+          <w:rPr>
+            <w:lang w:val="zh_TW" w:bidi="zh_TW"/>
+          </w:rPr>
+          <w:rPr>
+            <w:color w:val="0000EE"/>
+            <w:u w:val="single"/>
+          </w:rPr>
+          <w:t>8:51–52</w:t>
+        </w:r>
+      </w:hyperlink>
+      <w:r>
+        <w:rPr>
+          <w:lang w:val="zh_TW" w:bidi="zh_TW"/>
+        </w:rPr>
+        <w:t>）。重點在於所有不在基督裡的人，已經是死的，而那些信靠基督的人已經在享受生命。基督徒與非基督徒之間的根本差異在生與死的差別。</w:t>
+      </w:r>
+    </w:p>
+    <w:p>
+      <w:pPr/>
+      <w:r>
+        <w:rPr>
+          <w:lang w:val="zh_TW" w:bidi="zh_TW"/>
+        </w:rPr>
+      </w:r>
+      <w:r>
+        <w:rPr>
+          <w:lang w:val="zh_TW" w:bidi="zh_TW"/>
+        </w:rPr>
+        <w:t>新約作者自然知道基督徒也會死亡；他們的問題是如何找到合適的詞語來解釋其與非基督徒死亡的不同。肉體上死亡的信徒被說成是「在基督裡死了」（</w:t>
+      </w:r>
+      <w:hyperlink r:id="rId79">
+        <w:r>
+          <w:rPr>
+            <w:lang w:val="zh_TW" w:bidi="zh_TW"/>
+          </w:rPr>
+          <w:rPr>
+            <w:color w:val="0000EE"/>
+            <w:u w:val="single"/>
+          </w:rPr>
+          <w:t>帖前4:16）</w:t>
+        </w:r>
+      </w:hyperlink>
+      <w:r>
+        <w:rPr>
+          <w:lang w:val="zh_TW" w:bidi="zh_TW"/>
+        </w:rPr>
+        <w:t>。或者，他們根本不是死了，而只是「睡了」（</w:t>
+      </w:r>
+      <w:hyperlink r:id="rId80">
+        <w:r>
+          <w:rPr>
+            <w:lang w:val="zh_TW" w:bidi="zh_TW"/>
+          </w:rPr>
+          <w:rPr>
+            <w:color w:val="0000EE"/>
+            <w:u w:val="single"/>
+          </w:rPr>
+          <w:t>林前15:6、18、20、51</w:t>
+        </w:r>
+      </w:hyperlink>
+      <w:r>
+        <w:rPr>
+          <w:lang w:val="zh_TW" w:bidi="zh_TW"/>
+        </w:rPr>
+        <w:t>；</w:t>
+      </w:r>
+      <w:hyperlink r:id="rId81">
+        <w:r>
+          <w:rPr>
+            <w:lang w:val="zh_TW" w:bidi="zh_TW"/>
+          </w:rPr>
+          <w:rPr>
+            <w:color w:val="0000EE"/>
+            <w:u w:val="single"/>
+          </w:rPr>
+          <w:t>帖前4:13–15</w:t>
+        </w:r>
+      </w:hyperlink>
+      <w:r>
+        <w:rPr>
+          <w:lang w:val="zh_TW" w:bidi="zh_TW"/>
+        </w:rPr>
+        <w:t>；參</w:t>
+      </w:r>
+      <w:hyperlink r:id="rId82">
+        <w:r>
+          <w:rPr>
+            <w:lang w:val="zh_TW" w:bidi="zh_TW"/>
+          </w:rPr>
+          <w:rPr>
+            <w:color w:val="0000EE"/>
+            <w:u w:val="single"/>
+          </w:rPr>
+          <w:t>約11:11–14</w:t>
+        </w:r>
+      </w:hyperlink>
+      <w:r>
+        <w:rPr>
+          <w:lang w:val="zh_TW" w:bidi="zh_TW"/>
+        </w:rPr>
+        <w:t>耶穌的話）。雖然他們的肉身死了，但已故信徒並未與基督分離；也就是說，他們並不是真的死了。死亡與陰間的一切權勢都無法使信徒與基督分離（</w:t>
+      </w:r>
+      <w:hyperlink r:id="rId83">
+        <w:r>
+          <w:rPr>
+            <w:lang w:val="zh_TW" w:bidi="zh_TW"/>
+          </w:rPr>
+          <w:rPr>
+            <w:color w:val="0000EE"/>
+            <w:u w:val="single"/>
+          </w:rPr>
+          <w:t>羅8:38–39</w:t>
+        </w:r>
+      </w:hyperlink>
+      <w:r>
+        <w:rPr>
+          <w:lang w:val="zh_TW" w:bidi="zh_TW"/>
+        </w:rPr>
+        <w:t>）。對他們來說，死亡不是損失，而是得益；它使他們更接近基督（</w:t>
+      </w:r>
+      <w:hyperlink r:id="rId84">
+        <w:r>
+          <w:rPr>
+            <w:lang w:val="zh_TW" w:bidi="zh_TW"/>
+          </w:rPr>
+          <w:rPr>
+            <w:color w:val="0000EE"/>
+            <w:u w:val="single"/>
+          </w:rPr>
+          <w:t>林後5:1–10</w:t>
+        </w:r>
+      </w:hyperlink>
+      <w:r>
+        <w:rPr>
+          <w:lang w:val="zh_TW" w:bidi="zh_TW"/>
+        </w:rPr>
+        <w:t>；</w:t>
+      </w:r>
+      <w:hyperlink r:id="rId85">
+        <w:r>
+          <w:rPr>
+            <w:lang w:val="zh_TW" w:bidi="zh_TW"/>
+          </w:rPr>
+          <w:rPr>
+            <w:color w:val="0000EE"/>
+            <w:u w:val="single"/>
+          </w:rPr>
+          <w:t>腓1:20–21</w:t>
+        </w:r>
+      </w:hyperlink>
+      <w:r>
+        <w:rPr>
+          <w:lang w:val="zh_TW" w:bidi="zh_TW"/>
+        </w:rPr>
+        <w:t>）。更重要的是，信徒還將分享基督對肉體死亡的勝利。因為祂是那些從死裡復活之人的「初熟的果子」（</w:t>
+      </w:r>
+      <w:hyperlink r:id="rId86">
+        <w:r>
+          <w:rPr>
+            <w:lang w:val="zh_TW" w:bidi="zh_TW"/>
+          </w:rPr>
+          <w:rPr>
+            <w:color w:val="0000EE"/>
+            <w:u w:val="single"/>
+          </w:rPr>
+          <w:t>林前15:20</w:t>
+        </w:r>
+      </w:hyperlink>
+      <w:r>
+        <w:rPr>
+          <w:lang w:val="zh_TW" w:bidi="zh_TW"/>
+        </w:rPr>
+        <w:t>；</w:t>
+      </w:r>
+      <w:hyperlink r:id="rId87">
+        <w:r>
+          <w:rPr>
+            <w:lang w:val="zh_TW" w:bidi="zh_TW"/>
+          </w:rPr>
+          <w:rPr>
+            <w:color w:val="0000EE"/>
+            <w:u w:val="single"/>
+          </w:rPr>
+          <w:t>西1:18</w:t>
+        </w:r>
+      </w:hyperlink>
+      <w:r>
+        <w:rPr>
+          <w:lang w:val="zh_TW" w:bidi="zh_TW"/>
+        </w:rPr>
+        <w:t>），那些「在基督裡」的人將在「末日」復活與祂同在，完全且完整。</w:t>
+      </w:r>
+    </w:p>
+    <w:p>
+      <w:pPr/>
+      <w:r>
+        <w:rPr>
+          <w:lang w:val="zh_TW" w:bidi="zh_TW"/>
+        </w:rPr>
+      </w:r>
+      <w:r>
+        <w:rPr>
+          <w:lang w:val="zh_TW" w:bidi="zh_TW"/>
+        </w:rPr>
+        <w:t>另一方面，對於那些不屬於基督的人，最終將與神完全分離。在最後的審判中，所有名字未記錄在「生命冊」上的人都將被投入火湖，與死亡和陰間為伴。這種與神的最終分離就是「第二次的死」（</w:t>
+      </w:r>
+      <w:hyperlink r:id="rId88">
+        <w:r>
+          <w:rPr>
+            <w:lang w:val="zh_TW" w:bidi="zh_TW"/>
+          </w:rPr>
+          <w:rPr>
+            <w:color w:val="0000EE"/>
+            <w:u w:val="single"/>
+          </w:rPr>
+          <w:t>啟20:14</w:t>
+        </w:r>
+      </w:hyperlink>
+      <w:r>
+        <w:rPr>
+          <w:lang w:val="zh_TW" w:bidi="zh_TW"/>
+        </w:rPr>
+        <w:t>）。然而，基督徒已經從死亡中得救（</w:t>
+      </w:r>
+      <w:hyperlink r:id="rId89">
+        <w:r>
+          <w:rPr>
+            <w:lang w:val="zh_TW" w:bidi="zh_TW"/>
+          </w:rPr>
+          <w:rPr>
+            <w:color w:val="0000EE"/>
+            <w:u w:val="single"/>
+          </w:rPr>
+          <w:t>雅5:20</w:t>
+        </w:r>
+      </w:hyperlink>
+      <w:r>
+        <w:rPr>
+          <w:lang w:val="zh_TW" w:bidi="zh_TW"/>
+        </w:rPr>
+        <w:t>；</w:t>
+      </w:r>
+      <w:hyperlink r:id="rId90">
+        <w:r>
+          <w:rPr>
+            <w:lang w:val="zh_TW" w:bidi="zh_TW"/>
+          </w:rPr>
+          <w:rPr>
+            <w:color w:val="0000EE"/>
+            <w:u w:val="single"/>
+          </w:rPr>
+          <w:t>約一3:14</w:t>
+        </w:r>
+      </w:hyperlink>
+      <w:r>
+        <w:rPr>
+          <w:lang w:val="zh_TW" w:bidi="zh_TW"/>
+        </w:rPr>
+        <w:t>）。第二次的死對那些忠於基督的人毫無權勢（</w:t>
+      </w:r>
+      <w:hyperlink r:id="rId91">
+        <w:r>
+          <w:rPr>
+            <w:lang w:val="zh_TW" w:bidi="zh_TW"/>
+          </w:rPr>
+          <w:rPr>
+            <w:color w:val="0000EE"/>
+            <w:u w:val="single"/>
+          </w:rPr>
+          <w:t>啟2:11，</w:t>
+        </w:r>
+      </w:hyperlink>
+      <w:hyperlink r:id="rId92">
+        <w:r>
+          <w:rPr>
+            <w:lang w:val="zh_TW" w:bidi="zh_TW"/>
+          </w:rPr>
+          <w:rPr>
+            <w:color w:val="0000EE"/>
+            <w:u w:val="single"/>
+          </w:rPr>
+          <w:t>20:6</w:t>
+        </w:r>
+      </w:hyperlink>
+      <w:r>
+        <w:rPr>
+          <w:lang w:val="zh_TW" w:bidi="zh_TW"/>
+        </w:rPr>
+        <w:t>）。相反，他們將與神同住，在神的同在中不再有死亡，因為神本身就是生命（</w:t>
+      </w:r>
+      <w:hyperlink r:id="rId93">
+        <w:r>
+          <w:rPr>
+            <w:lang w:val="zh_TW" w:bidi="zh_TW"/>
+          </w:rPr>
+          <w:rPr>
+            <w:color w:val="0000EE"/>
+            <w:u w:val="single"/>
+          </w:rPr>
+          <w:t>21:4</w:t>
+        </w:r>
+      </w:hyperlink>
+      <w:r>
+        <w:rPr>
+          <w:lang w:val="zh_TW" w:bidi="zh_TW"/>
+        </w:rPr>
+        <w:t>）。</w:t>
+      </w:r>
+    </w:p>
+    <w:p>
+      <w:pPr/>
+      <w:r>
+        <w:rPr>
+          <w:lang w:val="zh_TW" w:bidi="zh_TW"/>
+        </w:rPr>
       </w:r>
       <w:r>
         <w:rPr>
           <w:i/>
           <w:lang w:val="zh_TW" w:bidi="zh_TW"/>
         </w:rPr>
-        <w:t>setav；</w:t>
-      </w:r>
-      <w:r>
-        <w:rPr>
-          <w:lang w:val="zh_TW" w:bidi="zh_TW"/>
-        </w:rPr>
-        <w:t>原指「雨季」或「雨」；</w:t>
-      </w:r>
-      <w:hyperlink r:id="rId29">
-        <w:r>
-          <w:rPr>
-            <w:lang w:val="zh_TW" w:bidi="zh_TW"/>
-          </w:rPr>
-          <w:rPr>
-            <w:color w:val="0000EE"/>
-            <w:u w:val="single"/>
-          </w:rPr>
-          <w:t>歌2:11</w:t>
-        </w:r>
-      </w:hyperlink>
-      <w:r>
-        <w:rPr>
-          <w:lang w:val="zh_TW" w:bidi="zh_TW"/>
-        </w:rPr>
-        <w:t>）始於秋分（9月21日）</w:t>
-      </w:r>
-    </w:p>
-    <w:p>
-      <w:pPr>
-        <w:pStyle w:val="ListBullet"/>
-        <w:spacing w:line="240" w:lineRule="auto"/>
-        <w:ind w:left="720"/>
-      </w:pPr>
-      <w:r>
-        <w:rPr>
-          <w:lang w:val="zh_TW" w:bidi="zh_TW"/>
-        </w:rPr>
-      </w:r>
-      <w:r>
-        <w:rPr>
-          <w:lang w:val="zh_TW" w:bidi="zh_TW"/>
-        </w:rPr>
-        <w:t>冬季（</w:t>
+        <w:t>另見</w:t>
+      </w:r>
+      <w:r>
+        <w:rPr>
+          <w:lang w:val="zh_TW" w:bidi="zh_TW"/>
+        </w:rPr>
+        <w:t xml:space="preserve"> </w:t>
+      </w:r>
+      <w:r>
+        <w:rPr>
+          <w:lang w:val="zh_TW" w:bidi="zh_TW"/>
+        </w:rPr>
+        <w:t>死者之地</w:t>
+      </w:r>
+      <w:r>
+        <w:rPr>
+          <w:lang w:val="zh_TW" w:bidi="zh_TW"/>
+        </w:rPr>
+        <w:t>；</w:t>
+      </w:r>
+      <w:r>
+        <w:rPr>
+          <w:lang w:val="zh_TW" w:bidi="zh_TW"/>
+        </w:rPr>
+        <w:t>中間狀態</w:t>
+      </w:r>
+      <w:r>
+        <w:rPr>
+          <w:lang w:val="zh_TW" w:bidi="zh_TW"/>
+        </w:rPr>
+        <w:t>；</w:t>
+      </w:r>
+      <w:r>
+        <w:rPr>
+          <w:lang w:val="zh_TW" w:bidi="zh_TW"/>
+        </w:rPr>
+        <w:t>神的忿怒</w:t>
+      </w:r>
+      <w:r>
+        <w:rPr>
+          <w:lang w:val="zh_TW" w:bidi="zh_TW"/>
+        </w:rPr>
+        <w:t>。</w:t>
+      </w:r>
+      <w:r>
+        <w:rPr>
+          <w:lang w:val="zh_TW" w:bidi="zh_TW"/>
+        </w:rPr>
+      </w:r>
+      <w:r>
+        <w:rPr>
+          <w:lang w:val="zh_TW" w:bidi="zh_TW"/>
+        </w:rPr>
+      </w:r>
+    </w:p>
+    <w:p>
+      <w:pPr/>
+      <w:r>
+        <w:rPr>
+          <w:lang w:val="zh_TW" w:bidi="zh_TW"/>
+        </w:rPr>
+      </w:r>
+    </w:p>
+    <w:p>
+      <w:pPr>
+        <w:pStyle w:val="Heading2"/>
+      </w:pPr>
+      <w:r>
+        <w:rPr>
+          <w:lang w:val="zh_TW" w:bidi="zh_TW"/>
+        </w:rPr>
+        <w:t>死者之地</w:t>
+      </w:r>
+      <w:r>
+        <w:rPr>
+          <w:lang w:val="zh_TW" w:bidi="zh_TW"/>
+        </w:rPr>
+      </w:r>
+    </w:p>
+    <w:p>
+      <w:pPr/>
+      <w:r>
+        <w:rPr>
+          <w:lang w:val="zh_TW" w:bidi="zh_TW"/>
+        </w:rPr>
+      </w:r>
+      <w:r>
+        <w:rPr>
+          <w:lang w:val="zh_TW" w:bidi="zh_TW"/>
+        </w:rPr>
+        <w:t>此用語涵蓋聖經多個指向死者歸宿的描述式意象，包括舊約中的「陰間（Sheol）」和「坑」，以及新約中的「陰間（Hades）」、「地獄（Gehenna）」、「樂園（Paradise）」和「亞伯拉罕的懷裡」。隨著希伯來人愈來愈理解生命和死後之事，他們對死亡的觀念，初期模糊認知，得以發展到新約更為完整的概念。</w:t>
+      </w:r>
+    </w:p>
+    <w:p>
+      <w:pPr>
+        <w:pStyle w:val="Heading3"/>
+      </w:pPr>
+      <w:r>
+        <w:rPr>
+          <w:lang w:val="zh_TW" w:bidi="zh_TW"/>
+        </w:rPr>
+        <w:t>舊約聖經</w:t>
+      </w:r>
+    </w:p>
+    <w:p>
+      <w:pPr/>
+      <w:r>
+        <w:rPr>
+          <w:lang w:val="zh_TW" w:bidi="zh_TW"/>
+        </w:rPr>
+      </w:r>
+      <w:r>
+        <w:rPr>
+          <w:lang w:val="zh_TW" w:bidi="zh_TW"/>
+        </w:rPr>
+        <w:t>舊約關於死者的信息有限。根據某些經文，死亡之後，人下降到陰間（常被翻譯為「墳墓」、「地獄」、「坑」或簡單稱為「死裡」），在某些情況下，僅僅指埋葬的墳墓（</w:t>
+      </w:r>
+      <w:hyperlink r:id="rId94">
+        <w:r>
+          <w:rPr>
+            <w:lang w:val="zh_TW" w:bidi="zh_TW"/>
+          </w:rPr>
+          <w:rPr>
+            <w:color w:val="0000EE"/>
+            <w:u w:val="single"/>
+          </w:rPr>
+          <w:t>民16:30、33</w:t>
+        </w:r>
+      </w:hyperlink>
+      <w:r>
+        <w:rPr>
+          <w:lang w:val="zh_TW" w:bidi="zh_TW"/>
+        </w:rPr>
+        <w:t>），但更多時候是指一個地下世界。這個死者的居所被描繪為地下的地方，人會「下到」那裡（</w:t>
+      </w:r>
+      <w:hyperlink r:id="rId95">
+        <w:r>
+          <w:rPr>
+            <w:lang w:val="zh_TW" w:bidi="zh_TW"/>
+          </w:rPr>
+          <w:rPr>
+            <w:color w:val="0000EE"/>
+            <w:u w:val="single"/>
+          </w:rPr>
+          <w:t>創42:38</w:t>
+        </w:r>
+      </w:hyperlink>
+      <w:r>
+        <w:rPr>
+          <w:lang w:val="zh_TW" w:bidi="zh_TW"/>
+        </w:rPr>
+        <w:t>；</w:t>
+      </w:r>
+      <w:hyperlink r:id="rId96">
+        <w:r>
+          <w:rPr>
+            <w:lang w:val="zh_TW" w:bidi="zh_TW"/>
+          </w:rPr>
+          <w:rPr>
+            <w:color w:val="0000EE"/>
+            <w:u w:val="single"/>
+          </w:rPr>
+          <w:t>箴15:24</w:t>
+        </w:r>
+      </w:hyperlink>
+      <w:r>
+        <w:rPr>
+          <w:lang w:val="zh_TW" w:bidi="zh_TW"/>
+        </w:rPr>
+        <w:t>；</w:t>
+      </w:r>
+      <w:hyperlink r:id="rId97">
+        <w:r>
+          <w:rPr>
+            <w:lang w:val="zh_TW" w:bidi="zh_TW"/>
+          </w:rPr>
+          <w:rPr>
+            <w:color w:val="0000EE"/>
+            <w:u w:val="single"/>
+          </w:rPr>
+          <w:t>結26:20</w:t>
+        </w:r>
+      </w:hyperlink>
+      <w:r>
+        <w:rPr>
+          <w:lang w:val="zh_TW" w:bidi="zh_TW"/>
+        </w:rPr>
+        <w:t>），並且是幽暗（</w:t>
+      </w:r>
+      <w:hyperlink r:id="rId98">
+        <w:r>
+          <w:rPr>
+            <w:lang w:val="zh_TW" w:bidi="zh_TW"/>
+          </w:rPr>
+          <w:rPr>
+            <w:color w:val="0000EE"/>
+            <w:u w:val="single"/>
+          </w:rPr>
+          <w:t>伯10:21–22</w:t>
+        </w:r>
+      </w:hyperlink>
+      <w:r>
+        <w:rPr>
+          <w:lang w:val="zh_TW" w:bidi="zh_TW"/>
+        </w:rPr>
+        <w:t>）、寂靜（</w:t>
+      </w:r>
+      <w:hyperlink r:id="rId99">
+        <w:r>
+          <w:rPr>
+            <w:lang w:val="zh_TW" w:bidi="zh_TW"/>
+          </w:rPr>
+          <w:rPr>
+            <w:color w:val="0000EE"/>
+            <w:u w:val="single"/>
+          </w:rPr>
+          <w:t>詩94:17，</w:t>
+        </w:r>
+      </w:hyperlink>
+      <w:hyperlink r:id="rId100">
+        <w:r>
+          <w:rPr>
+            <w:lang w:val="zh_TW" w:bidi="zh_TW"/>
+          </w:rPr>
+          <w:rPr>
+            <w:color w:val="0000EE"/>
+            <w:u w:val="single"/>
+          </w:rPr>
+          <w:t>115:17</w:t>
+        </w:r>
+      </w:hyperlink>
+      <w:r>
+        <w:rPr>
+          <w:lang w:val="zh_TW" w:bidi="zh_TW"/>
+        </w:rPr>
+        <w:t>）和忘記之地（</w:t>
+      </w:r>
+      <w:hyperlink r:id="rId101">
+        <w:r>
+          <w:rPr>
+            <w:lang w:val="zh_TW" w:bidi="zh_TW"/>
+          </w:rPr>
+          <w:rPr>
+            <w:color w:val="0000EE"/>
+            <w:u w:val="single"/>
+          </w:rPr>
+          <w:t>詩88:12</w:t>
+        </w:r>
+      </w:hyperlink>
+      <w:r>
+        <w:rPr>
+          <w:lang w:val="zh_TW" w:bidi="zh_TW"/>
+        </w:rPr>
+        <w:t>）。神不會在「陰間」被記念，也不再有人歌頌祂（</w:t>
+      </w:r>
+      <w:hyperlink r:id="rId102">
+        <w:r>
+          <w:rPr>
+            <w:lang w:val="zh_TW" w:bidi="zh_TW"/>
+          </w:rPr>
+          <w:rPr>
+            <w:color w:val="0000EE"/>
+            <w:u w:val="single"/>
+          </w:rPr>
+          <w:t>詩6:5，</w:t>
+        </w:r>
+      </w:hyperlink>
+      <w:hyperlink r:id="rId103">
+        <w:r>
+          <w:rPr>
+            <w:lang w:val="zh_TW" w:bidi="zh_TW"/>
+          </w:rPr>
+          <w:rPr>
+            <w:color w:val="0000EE"/>
+            <w:u w:val="single"/>
+          </w:rPr>
+          <w:t>30:9，</w:t>
+        </w:r>
+      </w:hyperlink>
+      <w:hyperlink r:id="rId100">
+        <w:r>
+          <w:rPr>
+            <w:lang w:val="zh_TW" w:bidi="zh_TW"/>
+          </w:rPr>
+          <w:rPr>
+            <w:color w:val="0000EE"/>
+            <w:u w:val="single"/>
+          </w:rPr>
+          <w:t>115:17</w:t>
+        </w:r>
+      </w:hyperlink>
+      <w:r>
+        <w:rPr>
+          <w:lang w:val="zh_TW" w:bidi="zh_TW"/>
+        </w:rPr>
+        <w:t>），甚至人們相信，連神也不會記念那裡的人（</w:t>
+      </w:r>
+      <w:hyperlink r:id="rId104">
+        <w:r>
+          <w:rPr>
+            <w:lang w:val="zh_TW" w:bidi="zh_TW"/>
+          </w:rPr>
+          <w:rPr>
+            <w:color w:val="0000EE"/>
+            <w:u w:val="single"/>
+          </w:rPr>
+          <w:t>詩88:5、11</w:t>
+        </w:r>
+      </w:hyperlink>
+      <w:r>
+        <w:rPr>
+          <w:lang w:val="zh_TW" w:bidi="zh_TW"/>
+        </w:rPr>
+        <w:t>；</w:t>
+      </w:r>
+      <w:hyperlink r:id="rId105">
+        <w:r>
+          <w:rPr>
+            <w:lang w:val="zh_TW" w:bidi="zh_TW"/>
+          </w:rPr>
+          <w:rPr>
+            <w:color w:val="0000EE"/>
+            <w:u w:val="single"/>
+          </w:rPr>
+          <w:t>賽38:18</w:t>
+        </w:r>
+      </w:hyperlink>
+      <w:r>
+        <w:rPr>
+          <w:lang w:val="zh_TW" w:bidi="zh_TW"/>
+        </w:rPr>
+        <w:t>）。死者被視為永久與神隔絕，無法參與祂在歷史中的作為。雖然生與死之間的界線有時可說是模糊不清（如在</w:t>
+      </w:r>
+      <w:hyperlink r:id="rId106">
+        <w:r>
+          <w:rPr>
+            <w:lang w:val="zh_TW" w:bidi="zh_TW"/>
+          </w:rPr>
+          <w:rPr>
+            <w:color w:val="0000EE"/>
+            <w:u w:val="single"/>
+          </w:rPr>
+          <w:t>列王紀下四章32至37節</w:t>
+        </w:r>
+      </w:hyperlink>
+      <w:r>
+        <w:rPr>
+          <w:lang w:val="zh_TW" w:bidi="zh_TW"/>
+        </w:rPr>
+        <w:t>中的復活，又在</w:t>
+      </w:r>
+      <w:hyperlink r:id="rId107">
+        <w:r>
+          <w:rPr>
+            <w:lang w:val="zh_TW" w:bidi="zh_TW"/>
+          </w:rPr>
+          <w:rPr>
+            <w:color w:val="0000EE"/>
+            <w:u w:val="single"/>
+          </w:rPr>
+          <w:t>撒母耳記上二十八章7至25節</w:t>
+        </w:r>
+      </w:hyperlink>
+      <w:r>
+        <w:rPr>
+          <w:lang w:val="zh_TW" w:bidi="zh_TW"/>
+        </w:rPr>
+        <w:t>中，撒母耳的鬼魂所示），但猶太人明確禁止與死者溝通（</w:t>
+      </w:r>
+      <w:hyperlink r:id="rId108">
+        <w:r>
+          <w:rPr>
+            <w:lang w:val="zh_TW" w:bidi="zh_TW"/>
+          </w:rPr>
+          <w:rPr>
+            <w:color w:val="0000EE"/>
+            <w:u w:val="single"/>
+          </w:rPr>
+          <w:t>申18:11</w:t>
+        </w:r>
+      </w:hyperlink>
+      <w:r>
+        <w:rPr>
+          <w:lang w:val="zh_TW" w:bidi="zh_TW"/>
+        </w:rPr>
+        <w:t>）。（拜祭死者在以色列周邊的列國中，是普遍的習俗。）</w:t>
+      </w:r>
+    </w:p>
+    <w:p>
+      <w:pPr/>
+      <w:r>
+        <w:rPr>
+          <w:lang w:val="zh_TW" w:bidi="zh_TW"/>
+        </w:rPr>
+      </w:r>
+      <w:r>
+        <w:rPr>
+          <w:lang w:val="zh_TW" w:bidi="zh_TW"/>
+        </w:rPr>
+        <w:t>雖然人在陰間的命運不能真正稱為生命，但它仍被視為一種存在狀態，或許還可能與同胞和祖先相伴（</w:t>
+      </w:r>
+      <w:hyperlink r:id="rId109">
+        <w:r>
+          <w:rPr>
+            <w:lang w:val="zh_TW" w:bidi="zh_TW"/>
+          </w:rPr>
+          <w:rPr>
+            <w:color w:val="0000EE"/>
+            <w:u w:val="single"/>
+          </w:rPr>
+          <w:t>創25:8</w:t>
+        </w:r>
+      </w:hyperlink>
+      <w:r>
+        <w:rPr>
+          <w:lang w:val="zh_TW" w:bidi="zh_TW"/>
+        </w:rPr>
+        <w:t>；</w:t>
+      </w:r>
+      <w:hyperlink r:id="rId110">
+        <w:r>
+          <w:rPr>
+            <w:lang w:val="zh_TW" w:bidi="zh_TW"/>
+          </w:rPr>
+          <w:rPr>
+            <w:color w:val="0000EE"/>
+            <w:u w:val="single"/>
+          </w:rPr>
+          <w:t>結32:17–30</w:t>
+        </w:r>
+      </w:hyperlink>
+      <w:r>
+        <w:rPr>
+          <w:lang w:val="zh_TW" w:bidi="zh_TW"/>
+        </w:rPr>
+        <w:t>）。然而，陰間並不在神的能力範圍之外（</w:t>
+      </w:r>
+      <w:hyperlink r:id="rId32">
+        <w:r>
+          <w:rPr>
+            <w:lang w:val="zh_TW" w:bidi="zh_TW"/>
+          </w:rPr>
+          <w:rPr>
+            <w:color w:val="0000EE"/>
+            <w:u w:val="single"/>
+          </w:rPr>
+          <w:t>詩139:8</w:t>
+        </w:r>
+      </w:hyperlink>
+      <w:r>
+        <w:rPr>
+          <w:lang w:val="zh_TW" w:bidi="zh_TW"/>
+        </w:rPr>
+        <w:t>；</w:t>
+      </w:r>
+      <w:hyperlink r:id="rId111">
+        <w:r>
+          <w:rPr>
+            <w:lang w:val="zh_TW" w:bidi="zh_TW"/>
+          </w:rPr>
+          <w:rPr>
+            <w:color w:val="0000EE"/>
+            <w:u w:val="single"/>
+          </w:rPr>
+          <w:t>摩9:2</w:t>
+        </w:r>
+      </w:hyperlink>
+      <w:r>
+        <w:rPr>
+          <w:lang w:val="zh_TW" w:bidi="zh_TW"/>
+        </w:rPr>
+        <w:t>；</w:t>
+      </w:r>
+      <w:hyperlink r:id="rId112">
+        <w:r>
+          <w:rPr>
+            <w:lang w:val="zh_TW" w:bidi="zh_TW"/>
+          </w:rPr>
+          <w:rPr>
+            <w:color w:val="0000EE"/>
+            <w:u w:val="single"/>
+          </w:rPr>
+          <w:t>拿2:2</w:t>
+        </w:r>
+      </w:hyperlink>
+      <w:r>
+        <w:rPr>
+          <w:lang w:val="zh_TW" w:bidi="zh_TW"/>
+        </w:rPr>
+        <w:t>）。雖然陰間被描繪成貪婪飢渴的怪物，會吞噬活人（</w:t>
+      </w:r>
+      <w:hyperlink r:id="rId113">
+        <w:r>
+          <w:rPr>
+            <w:lang w:val="zh_TW" w:bidi="zh_TW"/>
+          </w:rPr>
+          <w:rPr>
+            <w:color w:val="0000EE"/>
+            <w:u w:val="single"/>
+          </w:rPr>
+          <w:t>箴27:20，</w:t>
+        </w:r>
+      </w:hyperlink>
+      <w:hyperlink r:id="rId114">
+        <w:r>
+          <w:rPr>
+            <w:lang w:val="zh_TW" w:bidi="zh_TW"/>
+          </w:rPr>
+          <w:rPr>
+            <w:color w:val="0000EE"/>
+            <w:u w:val="single"/>
+          </w:rPr>
+          <w:t>30:16</w:t>
+        </w:r>
+      </w:hyperlink>
+      <w:r>
+        <w:rPr>
+          <w:lang w:val="zh_TW" w:bidi="zh_TW"/>
+        </w:rPr>
+        <w:t>），但神的大能仍能拯救人脫離掌控（</w:t>
+      </w:r>
+      <w:hyperlink r:id="rId115">
+        <w:r>
+          <w:rPr>
+            <w:lang w:val="zh_TW" w:bidi="zh_TW"/>
+          </w:rPr>
+          <w:rPr>
+            <w:color w:val="0000EE"/>
+            <w:u w:val="single"/>
+          </w:rPr>
+          <w:t>詩49:15，</w:t>
+        </w:r>
+      </w:hyperlink>
+      <w:hyperlink r:id="rId116">
+        <w:r>
+          <w:rPr>
+            <w:lang w:val="zh_TW" w:bidi="zh_TW"/>
+          </w:rPr>
+          <w:rPr>
+            <w:color w:val="0000EE"/>
+            <w:u w:val="single"/>
+          </w:rPr>
+          <w:t>86:13</w:t>
+        </w:r>
+      </w:hyperlink>
+      <w:r>
+        <w:rPr>
+          <w:lang w:val="zh_TW" w:bidi="zh_TW"/>
+        </w:rPr>
+        <w:t>）。到舊約時期末期，人們甚至有希望最終從陰間得救（</w:t>
+      </w:r>
+      <w:hyperlink r:id="rId117">
+        <w:r>
+          <w:rPr>
+            <w:lang w:val="zh_TW" w:bidi="zh_TW"/>
+          </w:rPr>
+          <w:rPr>
+            <w:color w:val="0000EE"/>
+            <w:u w:val="single"/>
+          </w:rPr>
+          <w:t>伯14:13–22，</w:t>
+        </w:r>
+      </w:hyperlink>
+      <w:hyperlink r:id="rId118">
+        <w:r>
+          <w:rPr>
+            <w:lang w:val="zh_TW" w:bidi="zh_TW"/>
+          </w:rPr>
+          <w:rPr>
+            <w:color w:val="0000EE"/>
+            <w:u w:val="single"/>
+          </w:rPr>
+          <w:t>19:25–27</w:t>
+        </w:r>
+      </w:hyperlink>
+      <w:r>
+        <w:rPr>
+          <w:lang w:val="zh_TW" w:bidi="zh_TW"/>
+        </w:rPr>
+        <w:t>；</w:t>
+      </w:r>
+      <w:hyperlink r:id="rId115">
+        <w:r>
+          <w:rPr>
+            <w:lang w:val="zh_TW" w:bidi="zh_TW"/>
+          </w:rPr>
+          <w:rPr>
+            <w:color w:val="0000EE"/>
+            <w:u w:val="single"/>
+          </w:rPr>
+          <w:t>詩49:15，</w:t>
+        </w:r>
+      </w:hyperlink>
+      <w:hyperlink r:id="rId31">
+        <w:r>
+          <w:rPr>
+            <w:lang w:val="zh_TW" w:bidi="zh_TW"/>
+          </w:rPr>
+          <w:rPr>
+            <w:color w:val="0000EE"/>
+            <w:u w:val="single"/>
+          </w:rPr>
+          <w:t>73:23–28</w:t>
+        </w:r>
+      </w:hyperlink>
+      <w:r>
+        <w:rPr>
+          <w:lang w:val="zh_TW" w:bidi="zh_TW"/>
+        </w:rPr>
+        <w:t>），但只有但以理書明確表達了這份盼望（</w:t>
+      </w:r>
+      <w:hyperlink r:id="rId119">
+        <w:r>
+          <w:rPr>
+            <w:lang w:val="zh_TW" w:bidi="zh_TW"/>
+          </w:rPr>
+          <w:rPr>
+            <w:color w:val="0000EE"/>
+            <w:u w:val="single"/>
+          </w:rPr>
+          <w:t>但12:1–2</w:t>
+        </w:r>
+      </w:hyperlink>
+      <w:r>
+        <w:rPr>
+          <w:lang w:val="zh_TW" w:bidi="zh_TW"/>
+        </w:rPr>
+        <w:t>）。因此，雖然古代希伯來人並未像新約使徒保羅那樣，可以坦然面對死亡（</w:t>
+      </w:r>
+      <w:hyperlink r:id="rId120">
+        <w:r>
+          <w:rPr>
+            <w:lang w:val="zh_TW" w:bidi="zh_TW"/>
+          </w:rPr>
+          <w:rPr>
+            <w:color w:val="0000EE"/>
+            <w:u w:val="single"/>
+          </w:rPr>
+          <w:t>林後5:1–8</w:t>
+        </w:r>
+      </w:hyperlink>
+      <w:r>
+        <w:rPr>
+          <w:lang w:val="zh_TW" w:bidi="zh_TW"/>
+        </w:rPr>
+        <w:t>；</w:t>
+      </w:r>
+      <w:hyperlink r:id="rId121">
+        <w:r>
+          <w:rPr>
+            <w:lang w:val="zh_TW" w:bidi="zh_TW"/>
+          </w:rPr>
+          <w:rPr>
+            <w:color w:val="0000EE"/>
+            <w:u w:val="single"/>
+          </w:rPr>
+          <w:t>腓1:21–23</w:t>
+        </w:r>
+      </w:hyperlink>
+      <w:r>
+        <w:rPr>
+          <w:lang w:val="zh_TW" w:bidi="zh_TW"/>
+        </w:rPr>
+        <w:t>），但他們逐漸明白死亡並非一個毫無盼望的狀態。</w:t>
+      </w:r>
+    </w:p>
+    <w:p>
+      <w:pPr>
+        <w:pStyle w:val="Heading3"/>
+      </w:pPr>
+      <w:r>
+        <w:rPr>
+          <w:lang w:val="zh_TW" w:bidi="zh_TW"/>
+        </w:rPr>
+        <w:t>兩約之間的著作</w:t>
+      </w:r>
+    </w:p>
+    <w:p>
+      <w:pPr/>
+      <w:r>
+        <w:rPr>
+          <w:lang w:val="zh_TW" w:bidi="zh_TW"/>
+        </w:rPr>
+      </w:r>
+      <w:r>
+        <w:rPr>
+          <w:lang w:val="zh_TW" w:bidi="zh_TW"/>
+        </w:rPr>
+        <w:t>在被擄與新約時期的開始之間（公元前586–公元30，與舊約結束的時期部分重疊），與波斯和希臘宗教的接觸，促使猶太人釐清他們對死後生命的觀念。舊約翻譯成希臘文時，人們用希臘文Hades（陰間的名稱）來翻譯希伯來文的Sheol。在新約中，Hades成為死者居所的通用名稱。</w:t>
+      </w:r>
+    </w:p>
+    <w:p>
+      <w:pPr/>
+      <w:r>
+        <w:rPr>
+          <w:lang w:val="zh_TW" w:bidi="zh_TW"/>
+        </w:rPr>
+      </w:r>
+      <w:r>
+        <w:rPr>
+          <w:lang w:val="zh_TW" w:bidi="zh_TW"/>
+        </w:rPr>
+        <w:t>新名稱的出現也帶來了新的觀念，有多個關於死者歸宿的觀點開始流傳。一個常見的觀點出現在偽經以諾一書第二十二章中，描述死者被安置在一座大山的中空位置，等待最後的審判。其中有一個相對愉快的區域，是為義人預備的；另一個則是為惡人準備，充滿痛苦的地方。其他作者則延續舊約Hades或Sheol的概念，視其為一個與神和幸福隔絕的地方（</w:t>
+      </w:r>
+      <w:hyperlink r:id="rId122">
+        <w:r>
+          <w:rPr>
+            <w:lang w:val="zh_TW" w:bidi="zh_TW"/>
+          </w:rPr>
+          <w:rPr>
+            <w:color w:val="0000EE"/>
+            <w:u w:val="single"/>
+          </w:rPr>
+          <w:t>便西拉智訓14:12、16，</w:t>
+        </w:r>
+      </w:hyperlink>
+      <w:hyperlink r:id="rId123">
+        <w:r>
+          <w:rPr>
+            <w:lang w:val="zh_TW" w:bidi="zh_TW"/>
+          </w:rPr>
+          <w:rPr>
+            <w:color w:val="0000EE"/>
+            <w:u w:val="single"/>
+          </w:rPr>
+          <w:t>17:27–28</w:t>
+        </w:r>
+      </w:hyperlink>
+      <w:r>
+        <w:rPr>
+          <w:lang w:val="zh_TW" w:bidi="zh_TW"/>
+        </w:rPr>
+        <w:t>）。</w:t>
+      </w:r>
+    </w:p>
+    <w:p>
+      <w:pPr/>
+      <w:r>
+        <w:rPr>
+          <w:lang w:val="zh_TW" w:bidi="zh_TW"/>
+        </w:rPr>
+      </w:r>
+      <w:r>
+        <w:rPr>
+          <w:lang w:val="zh_TW" w:bidi="zh_TW"/>
+        </w:rPr>
+        <w:t>在那段時期，猶太人也開始使用新詞「地獄」（Gehenna，希伯來文Hinnom），是一個山谷的名字，位於耶路撒冷南方。該山谷在舊約時期以獻兒童為祭的可憎行為著稱（</w:t>
+      </w:r>
+      <w:hyperlink r:id="rId124">
+        <w:r>
+          <w:rPr>
+            <w:lang w:val="zh_TW" w:bidi="zh_TW"/>
+          </w:rPr>
+          <w:rPr>
+            <w:color w:val="0000EE"/>
+            <w:u w:val="single"/>
+          </w:rPr>
+          <w:t>王下23:10;</w:t>
+        </w:r>
+      </w:hyperlink>
+      <w:r>
+        <w:rPr>
+          <w:lang w:val="zh_TW" w:bidi="zh_TW"/>
+        </w:rPr>
+        <w:t xml:space="preserve"> </w:t>
+      </w:r>
+      <w:hyperlink r:id="rId125">
+        <w:r>
+          <w:rPr>
+            <w:lang w:val="zh_TW" w:bidi="zh_TW"/>
+          </w:rPr>
+          <w:rPr>
+            <w:color w:val="0000EE"/>
+            <w:u w:val="single"/>
+          </w:rPr>
+          <w:t>歷代志下</w:t>
+        </w:r>
+      </w:hyperlink>
+      <w:r>
+        <w:rPr>
+          <w:lang w:val="zh_TW" w:bidi="zh_TW"/>
+        </w:rPr>
+        <w:t xml:space="preserve"> 28:3; </w:t>
+      </w:r>
+      <w:hyperlink r:id="rId126">
+        <w:r>
+          <w:rPr>
+            <w:lang w:val="zh_TW" w:bidi="zh_TW"/>
+          </w:rPr>
+          <w:rPr>
+            <w:color w:val="0000EE"/>
+            <w:u w:val="single"/>
+          </w:rPr>
+          <w:t xml:space="preserve">33:6 </w:t>
+        </w:r>
+      </w:hyperlink>
+      <w:r>
+        <w:rPr>
+          <w:lang w:val="zh_TW" w:bidi="zh_TW"/>
+        </w:rPr>
+        <w:t>)，而在新約時期則以焚燒垃圾聞名。地獄成為惡人死後歸宿的稱呼，是一個充滿火焰折磨的地方（以諾一書90:20–27；</w:t>
+      </w:r>
+      <w:hyperlink r:id="rId127">
+        <w:r>
+          <w:rPr>
+            <w:lang w:val="zh_TW" w:bidi="zh_TW"/>
+          </w:rPr>
+          <w:rPr>
+            <w:color w:val="0000EE"/>
+            <w:u w:val="single"/>
+          </w:rPr>
+          <w:t>以斯拉二書7:70</w:t>
+        </w:r>
+      </w:hyperlink>
+      <w:r>
+        <w:rPr>
+          <w:lang w:val="zh_TW" w:bidi="zh_TW"/>
+        </w:rPr>
+        <w:t>）。與此懲罰之地相對的是「樂園」（paradise，源自波斯文，指快樂園地），義人在那裡享受福樂。</w:t>
+      </w:r>
+    </w:p>
+    <w:p>
+      <w:pPr/>
+      <w:r>
+        <w:rPr>
+          <w:lang w:val="zh_TW" w:bidi="zh_TW"/>
+        </w:rPr>
+      </w:r>
+      <w:r>
+        <w:rPr>
+          <w:lang w:val="zh_TW" w:bidi="zh_TW"/>
+        </w:rPr>
+        <w:t>所有這些概念——陰間、地獄、樂園，都被新約作者塑造成最適切基督啟示的形式。</w:t>
+      </w:r>
+    </w:p>
+    <w:p>
+      <w:pPr>
+        <w:pStyle w:val="Heading3"/>
+      </w:pPr>
+      <w:r>
+        <w:rPr>
+          <w:lang w:val="zh_TW" w:bidi="zh_TW"/>
+        </w:rPr>
+        <w:t>新約聖經</w:t>
+      </w:r>
+    </w:p>
+    <w:p>
+      <w:pPr/>
+      <w:r>
+        <w:rPr>
+          <w:lang w:val="zh_TW" w:bidi="zh_TW"/>
+        </w:rPr>
+      </w:r>
+      <w:r>
+        <w:rPr>
+          <w:lang w:val="zh_TW" w:bidi="zh_TW"/>
+        </w:rPr>
+        <w:t>雖然新約使用了多種詞語來描述死者的居所，但實際提及的次數相當少，總共只有約35節經文。這些經文主要集中在福音書和啟示錄。使徒保羅對天堂多有言說，但只有耶穌和約翰對地獄有較多的描述。</w:t>
+      </w:r>
+    </w:p>
+    <w:p>
+      <w:pPr/>
+      <w:r>
+        <w:rPr>
+          <w:lang w:val="zh_TW" w:bidi="zh_TW"/>
+        </w:rPr>
+      </w:r>
+      <w:r>
+        <w:rPr>
+          <w:lang w:val="zh_TW" w:bidi="zh_TW"/>
+        </w:rPr>
+        <w:t>「陰間（Hades）」這個詞僅在耶穌的比喻中出現一次，即財主和拉撒路的比喻（</w:t>
+      </w:r>
+      <w:hyperlink r:id="rId128">
+        <w:r>
+          <w:rPr>
+            <w:lang w:val="zh_TW" w:bidi="zh_TW"/>
+          </w:rPr>
+          <w:rPr>
+            <w:color w:val="0000EE"/>
+            <w:u w:val="single"/>
+          </w:rPr>
+          <w:t>路16:23</w:t>
+        </w:r>
+      </w:hyperlink>
+      <w:r>
+        <w:rPr>
+          <w:lang w:val="zh_TW" w:bidi="zh_TW"/>
+        </w:rPr>
+        <w:t>）。在該比喻中，陰間是一個充滿痛苦的地方，是惡人死後的去處。這種痛苦被描述為「火焰」，即使肉體已死，仍能對人造成身體上的折磨。凡在痛苦中的人，皆不會得到任何安慰。</w:t>
+      </w:r>
+    </w:p>
+    <w:p>
+      <w:pPr/>
+      <w:r>
+        <w:rPr>
+          <w:lang w:val="zh_TW" w:bidi="zh_TW"/>
+        </w:rPr>
+      </w:r>
+      <w:r>
+        <w:rPr>
+          <w:lang w:val="zh_TW" w:bidi="zh_TW"/>
+        </w:rPr>
+        <w:t>雖然惡人在死後立即進入陰間，但他們的最終歸宿是地獄，一個充滿火和蟲的地方，象徵著腐敗（</w:t>
+      </w:r>
+      <w:hyperlink r:id="rId129">
+        <w:r>
+          <w:rPr>
+            <w:lang w:val="zh_TW" w:bidi="zh_TW"/>
+          </w:rPr>
+          <w:rPr>
+            <w:color w:val="0000EE"/>
+            <w:u w:val="single"/>
+          </w:rPr>
+          <w:t>太5:22、29–30，</w:t>
+        </w:r>
+      </w:hyperlink>
+      <w:hyperlink r:id="rId130">
+        <w:r>
+          <w:rPr>
+            <w:lang w:val="zh_TW" w:bidi="zh_TW"/>
+          </w:rPr>
+          <w:rPr>
+            <w:color w:val="0000EE"/>
+            <w:u w:val="single"/>
+          </w:rPr>
+          <w:t>18:9</w:t>
+        </w:r>
+      </w:hyperlink>
+      <w:r>
+        <w:rPr>
+          <w:lang w:val="zh_TW" w:bidi="zh_TW"/>
+        </w:rPr>
+        <w:t>；</w:t>
+      </w:r>
+      <w:hyperlink r:id="rId131">
+        <w:r>
+          <w:rPr>
+            <w:lang w:val="zh_TW" w:bidi="zh_TW"/>
+          </w:rPr>
+          <w:rPr>
+            <w:color w:val="0000EE"/>
+            <w:u w:val="single"/>
+          </w:rPr>
+          <w:t>可9:48</w:t>
+        </w:r>
+      </w:hyperlink>
+      <w:r>
+        <w:rPr>
+          <w:lang w:val="zh_TW" w:bidi="zh_TW"/>
+        </w:rPr>
+        <w:t>，引用自</w:t>
+      </w:r>
+      <w:hyperlink r:id="rId132">
+        <w:r>
+          <w:rPr>
+            <w:lang w:val="zh_TW" w:bidi="zh_TW"/>
+          </w:rPr>
+          <w:rPr>
+            <w:color w:val="0000EE"/>
+            <w:u w:val="single"/>
+          </w:rPr>
+          <w:t>賽66:24</w:t>
+        </w:r>
+      </w:hyperlink>
+      <w:r>
+        <w:rPr>
+          <w:lang w:val="zh_TW" w:bidi="zh_TW"/>
+        </w:rPr>
+        <w:t>）。耶穌也稱地獄為「外邊黑暗」，那裡將有「哀哭切齒」（</w:t>
+      </w:r>
+      <w:hyperlink r:id="rId133">
+        <w:r>
+          <w:rPr>
+            <w:lang w:val="zh_TW" w:bidi="zh_TW"/>
+          </w:rPr>
+          <w:rPr>
+            <w:color w:val="0000EE"/>
+            <w:u w:val="single"/>
+          </w:rPr>
+          <w:t>太8:12，</w:t>
+        </w:r>
+      </w:hyperlink>
+      <w:hyperlink r:id="rId134">
+        <w:r>
+          <w:rPr>
+            <w:lang w:val="zh_TW" w:bidi="zh_TW"/>
+          </w:rPr>
+          <w:rPr>
+            <w:color w:val="0000EE"/>
+            <w:u w:val="single"/>
+          </w:rPr>
+          <w:t>22:13</w:t>
+        </w:r>
+      </w:hyperlink>
+      <w:r>
+        <w:rPr>
+          <w:lang w:val="zh_TW" w:bidi="zh_TW"/>
+        </w:rPr>
+        <w:t>）。顯然，在最後的審判之後，惡人將被基督的命令送往那裡（</w:t>
+      </w:r>
+      <w:hyperlink r:id="rId135">
+        <w:r>
+          <w:rPr>
+            <w:lang w:val="zh_TW" w:bidi="zh_TW"/>
+          </w:rPr>
+          <w:rPr>
+            <w:color w:val="0000EE"/>
+            <w:u w:val="single"/>
+          </w:rPr>
+          <w:t>約5:22、27</w:t>
+        </w:r>
+      </w:hyperlink>
+      <w:r>
+        <w:rPr>
+          <w:lang w:val="zh_TW" w:bidi="zh_TW"/>
+        </w:rPr>
+        <w:t>；</w:t>
+      </w:r>
+      <w:hyperlink r:id="rId136">
+        <w:r>
+          <w:rPr>
+            <w:lang w:val="zh_TW" w:bidi="zh_TW"/>
+          </w:rPr>
+          <w:rPr>
+            <w:color w:val="0000EE"/>
+            <w:u w:val="single"/>
+          </w:rPr>
+          <w:t>徒10:42，</w:t>
+        </w:r>
+      </w:hyperlink>
+      <w:hyperlink r:id="rId137">
+        <w:r>
+          <w:rPr>
+            <w:lang w:val="zh_TW" w:bidi="zh_TW"/>
+          </w:rPr>
+          <w:rPr>
+            <w:color w:val="0000EE"/>
+            <w:u w:val="single"/>
+          </w:rPr>
+          <w:t>17:31</w:t>
+        </w:r>
+      </w:hyperlink>
+      <w:r>
+        <w:rPr>
+          <w:lang w:val="zh_TW" w:bidi="zh_TW"/>
+        </w:rPr>
+        <w:t>；</w:t>
+      </w:r>
+      <w:hyperlink r:id="rId138">
+        <w:r>
+          <w:rPr>
+            <w:lang w:val="zh_TW" w:bidi="zh_TW"/>
+          </w:rPr>
+          <w:rPr>
+            <w:color w:val="0000EE"/>
+            <w:u w:val="single"/>
+          </w:rPr>
+          <w:t>提後4:1</w:t>
+        </w:r>
+      </w:hyperlink>
+      <w:r>
+        <w:rPr>
+          <w:lang w:val="zh_TW" w:bidi="zh_TW"/>
+        </w:rPr>
+        <w:t>）。那個折磨之地，承接舊約陰間作為與神分離之地的負面概念。</w:t>
+      </w:r>
+    </w:p>
+    <w:p>
+      <w:pPr/>
+      <w:r>
+        <w:rPr>
+          <w:lang w:val="zh_TW" w:bidi="zh_TW"/>
+        </w:rPr>
+      </w:r>
+      <w:r>
+        <w:rPr>
+          <w:lang w:val="zh_TW" w:bidi="zh_TW"/>
+        </w:rPr>
+        <w:t>耶穌宣揚悔改的信息，強調地獄的危險，較少提到義人死後所到之處。然而，義人終會在最後的審判後進入「國」，而非地獄（</w:t>
+      </w:r>
+      <w:hyperlink r:id="rId139">
+        <w:r>
+          <w:rPr>
+            <w:lang w:val="zh_TW" w:bidi="zh_TW"/>
+          </w:rPr>
+          <w:rPr>
+            <w:color w:val="0000EE"/>
+            <w:u w:val="single"/>
+          </w:rPr>
+          <w:t>太25:34</w:t>
+        </w:r>
+      </w:hyperlink>
+      <w:r>
+        <w:rPr>
+          <w:lang w:val="zh_TW" w:bidi="zh_TW"/>
+        </w:rPr>
+        <w:t>）。耶穌兩次暗示義人在死後立即進入蒙福的狀態。</w:t>
+      </w:r>
+      <w:hyperlink r:id="rId140">
+        <w:r>
+          <w:rPr>
+            <w:lang w:val="zh_TW" w:bidi="zh_TW"/>
+          </w:rPr>
+          <w:rPr>
+            <w:color w:val="0000EE"/>
+            <w:u w:val="single"/>
+          </w:rPr>
+          <w:t>路加福音十六章22節</w:t>
+        </w:r>
+      </w:hyperlink>
+      <w:r>
+        <w:rPr>
+          <w:lang w:val="zh_TW" w:bidi="zh_TW"/>
+        </w:rPr>
+        <w:t>提到死去的拉撒路在「亞伯拉罕的懷裡」，那是一個充滿安慰和平安的地方。在</w:t>
+      </w:r>
+      <w:hyperlink r:id="rId141">
+        <w:r>
+          <w:rPr>
+            <w:lang w:val="zh_TW" w:bidi="zh_TW"/>
+          </w:rPr>
+          <w:rPr>
+            <w:color w:val="0000EE"/>
+            <w:u w:val="single"/>
+          </w:rPr>
+          <w:t>路加福音二十三章43節</w:t>
+        </w:r>
+      </w:hyperlink>
+      <w:r>
+        <w:rPr>
+          <w:lang w:val="zh_TW" w:bidi="zh_TW"/>
+        </w:rPr>
+        <w:t>中，耶穌應許將與垂死的強盜一起進入天堂，那裡稱為樂園。保羅的措辭表明樂園似乎與天堂一致（</w:t>
+      </w:r>
+      <w:hyperlink r:id="rId142">
+        <w:r>
+          <w:rPr>
+            <w:lang w:val="zh_TW" w:bidi="zh_TW"/>
+          </w:rPr>
+          <w:rPr>
+            <w:color w:val="0000EE"/>
+            <w:u w:val="single"/>
+          </w:rPr>
+          <w:t>林後12:2–3</w:t>
+        </w:r>
+      </w:hyperlink>
+      <w:r>
+        <w:rPr>
+          <w:lang w:val="zh_TW" w:bidi="zh_TW"/>
+        </w:rPr>
+        <w:t>），而約翰則將樂園與新天新地聯繫起來（</w:t>
+      </w:r>
+      <w:hyperlink r:id="rId143">
+        <w:r>
+          <w:rPr>
+            <w:lang w:val="zh_TW" w:bidi="zh_TW"/>
+          </w:rPr>
+          <w:rPr>
+            <w:color w:val="0000EE"/>
+            <w:u w:val="single"/>
+          </w:rPr>
+          <w:t>啟2:7，</w:t>
+        </w:r>
+      </w:hyperlink>
+      <w:hyperlink r:id="rId144">
+        <w:r>
+          <w:rPr>
+            <w:lang w:val="zh_TW" w:bidi="zh_TW"/>
+          </w:rPr>
+          <w:rPr>
+            <w:color w:val="0000EE"/>
+            <w:u w:val="single"/>
+          </w:rPr>
+          <w:t>21:1–2，</w:t>
+        </w:r>
+      </w:hyperlink>
+      <w:hyperlink r:id="rId145">
+        <w:r>
+          <w:rPr>
+            <w:lang w:val="zh_TW" w:bidi="zh_TW"/>
+          </w:rPr>
+          <w:rPr>
+            <w:color w:val="0000EE"/>
+            <w:u w:val="single"/>
+          </w:rPr>
+          <w:t>22:1–2</w:t>
+        </w:r>
+      </w:hyperlink>
+      <w:r>
+        <w:rPr>
+          <w:lang w:val="zh_TW" w:bidi="zh_TW"/>
+        </w:rPr>
+        <w:t>）。</w:t>
+      </w:r>
+    </w:p>
+    <w:p>
+      <w:pPr/>
+      <w:r>
+        <w:rPr>
+          <w:lang w:val="zh_TW" w:bidi="zh_TW"/>
+        </w:rPr>
+      </w:r>
+      <w:r>
+        <w:rPr>
+          <w:lang w:val="zh_TW" w:bidi="zh_TW"/>
+        </w:rPr>
+        <w:t>保羅和新約書信的其他作者，對惡人死後的居所所言不多。保羅僅在路過時提到「無底坑（the abyss）」（譯註：和合本譯為陰間）——他對陰間之坑的稱呼（</w:t>
+      </w:r>
+      <w:hyperlink r:id="rId146">
+        <w:r>
+          <w:rPr>
+            <w:lang w:val="zh_TW" w:bidi="zh_TW"/>
+          </w:rPr>
+          <w:rPr>
+            <w:color w:val="0000EE"/>
+            <w:u w:val="single"/>
+          </w:rPr>
+          <w:t>羅10:7</w:t>
+        </w:r>
+      </w:hyperlink>
+      <w:r>
+        <w:rPr>
+          <w:lang w:val="zh_TW" w:bidi="zh_TW"/>
+        </w:rPr>
+        <w:t>）。他提到基督降在「地下」（</w:t>
+      </w:r>
+      <w:hyperlink r:id="rId147">
+        <w:r>
+          <w:rPr>
+            <w:lang w:val="zh_TW" w:bidi="zh_TW"/>
+          </w:rPr>
+          <w:rPr>
+            <w:color w:val="0000EE"/>
+            <w:u w:val="single"/>
+          </w:rPr>
+          <w:t>弗4:9</w:t>
+        </w:r>
+      </w:hyperlink>
+      <w:r>
+        <w:rPr>
+          <w:lang w:val="zh_TW" w:bidi="zh_TW"/>
+        </w:rPr>
+        <w:t>），可能只是表達基督在死後去了死者的居所（「地下」是猶太拉比用來指陰間/地獄的用語）。彼得提到基督在死後，藉著「靈」去到某個「監獄」，向那裡的「靈」傳道（</w:t>
+      </w:r>
+      <w:hyperlink r:id="rId148">
+        <w:r>
+          <w:rPr>
+            <w:lang w:val="zh_TW" w:bidi="zh_TW"/>
+          </w:rPr>
+          <w:rPr>
+            <w:color w:val="0000EE"/>
+            <w:u w:val="single"/>
+          </w:rPr>
+          <w:t>彼前3:18–20</w:t>
+        </w:r>
+      </w:hyperlink>
+      <w:r>
+        <w:rPr>
+          <w:lang w:val="zh_TW" w:bidi="zh_TW"/>
+        </w:rPr>
+        <w:t>）。人們對該經文有不同解釋。一些人認為基督進入陰間（Hades），向挪亞時代墮落的天使（「神的兒子們」，</w:t>
+      </w:r>
+      <w:hyperlink r:id="rId149">
+        <w:r>
+          <w:rPr>
+            <w:lang w:val="zh_TW" w:bidi="zh_TW"/>
+          </w:rPr>
+          <w:rPr>
+            <w:color w:val="0000EE"/>
+            <w:u w:val="single"/>
+          </w:rPr>
+          <w:t>創6:1–4</w:t>
+        </w:r>
+      </w:hyperlink>
+      <w:r>
+        <w:rPr>
+          <w:lang w:val="zh_TW" w:bidi="zh_TW"/>
+        </w:rPr>
+        <w:t>）傳道，而不是向被囚禁的人類靈魂傳道。在</w:t>
+      </w:r>
+      <w:hyperlink r:id="rId150">
+        <w:r>
+          <w:rPr>
+            <w:lang w:val="zh_TW" w:bidi="zh_TW"/>
+          </w:rPr>
+          <w:rPr>
+            <w:color w:val="0000EE"/>
+            <w:u w:val="single"/>
+          </w:rPr>
+          <w:t>彼得後書二章4節</w:t>
+        </w:r>
+      </w:hyperlink>
+      <w:r>
+        <w:rPr>
+          <w:lang w:val="zh_TW" w:bidi="zh_TW"/>
+        </w:rPr>
+        <w:t>中，用於描述靈魂監獄的用語（通常譯為「地獄」）來自「塔耳塔洛斯」（Tartarus），是另一個指冥界的希臘文名稱。</w:t>
+      </w:r>
+    </w:p>
+    <w:p>
+      <w:pPr/>
+      <w:r>
+        <w:rPr>
+          <w:lang w:val="zh_TW" w:bidi="zh_TW"/>
+        </w:rPr>
+      </w:r>
+      <w:r>
+        <w:rPr>
+          <w:lang w:val="zh_TW" w:bidi="zh_TW"/>
+        </w:rPr>
+        <w:t>保羅多次提及義人死後的居所。最早期的幾卷書信中，他從未提到義人死後的所在地，只提到他們將會復活（</w:t>
+      </w:r>
+      <w:hyperlink r:id="rId151">
+        <w:r>
+          <w:rPr>
+            <w:lang w:val="zh_TW" w:bidi="zh_TW"/>
+          </w:rPr>
+          <w:rPr>
+            <w:color w:val="0000EE"/>
+            <w:u w:val="single"/>
+          </w:rPr>
+          <w:t>林前15章</w:t>
+        </w:r>
+      </w:hyperlink>
+      <w:r>
+        <w:rPr>
+          <w:lang w:val="zh_TW" w:bidi="zh_TW"/>
+        </w:rPr>
+        <w:t>；</w:t>
+      </w:r>
+      <w:hyperlink r:id="rId152">
+        <w:r>
+          <w:rPr>
+            <w:lang w:val="zh_TW" w:bidi="zh_TW"/>
+          </w:rPr>
+          <w:rPr>
+            <w:color w:val="0000EE"/>
+            <w:u w:val="single"/>
+          </w:rPr>
+          <w:t>帖前4:13–17</w:t>
+        </w:r>
+      </w:hyperlink>
+      <w:r>
+        <w:rPr>
+          <w:lang w:val="zh_TW" w:bidi="zh_TW"/>
+        </w:rPr>
+        <w:t>）。在幾乎必死後（</w:t>
+      </w:r>
+      <w:hyperlink r:id="rId153">
+        <w:r>
+          <w:rPr>
+            <w:lang w:val="zh_TW" w:bidi="zh_TW"/>
+          </w:rPr>
+          <w:rPr>
+            <w:color w:val="0000EE"/>
+            <w:u w:val="single"/>
+          </w:rPr>
+          <w:t>林後1:8–11</w:t>
+        </w:r>
+      </w:hyperlink>
+      <w:r>
+        <w:rPr>
+          <w:lang w:val="zh_TW" w:bidi="zh_TW"/>
+        </w:rPr>
+        <w:t>），他開始討論死者「去了哪裡」。保羅說，死亡意味著與基督同在，是比活著更好（</w:t>
+      </w:r>
+      <w:hyperlink r:id="rId154">
+        <w:r>
+          <w:rPr>
+            <w:lang w:val="zh_TW" w:bidi="zh_TW"/>
+          </w:rPr>
+          <w:rPr>
+            <w:color w:val="0000EE"/>
+            <w:u w:val="single"/>
+          </w:rPr>
+          <w:t>腓1:23</w:t>
+        </w:r>
+      </w:hyperlink>
+      <w:r>
+        <w:rPr>
+          <w:lang w:val="zh_TW" w:bidi="zh_TW"/>
+        </w:rPr>
+        <w:t>）。「離開身體」就是「與主同住」（</w:t>
+      </w:r>
+      <w:hyperlink r:id="rId155">
+        <w:r>
+          <w:rPr>
+            <w:lang w:val="zh_TW" w:bidi="zh_TW"/>
+          </w:rPr>
+          <w:rPr>
+            <w:color w:val="0000EE"/>
+            <w:u w:val="single"/>
+          </w:rPr>
+          <w:t>林後5:8</w:t>
+        </w:r>
+      </w:hyperlink>
+      <w:r>
+        <w:rPr>
+          <w:lang w:val="zh_TW" w:bidi="zh_TW"/>
+        </w:rPr>
+        <w:t>）。保羅可能指義人死後直接進入樂園與耶穌同在（參</w:t>
+      </w:r>
+      <w:hyperlink r:id="rId156">
+        <w:r>
+          <w:rPr>
+            <w:lang w:val="zh_TW" w:bidi="zh_TW"/>
+          </w:rPr>
+          <w:rPr>
+            <w:color w:val="0000EE"/>
+            <w:u w:val="single"/>
+          </w:rPr>
+          <w:t>林後12:2–4</w:t>
+        </w:r>
+      </w:hyperlink>
+      <w:r>
+        <w:rPr>
+          <w:lang w:val="zh_TW" w:bidi="zh_TW"/>
+        </w:rPr>
+        <w:t>，保羅稱天堂為第三層天）。死亡絕對無法使基督徒與基督分離（</w:t>
+      </w:r>
+      <w:hyperlink r:id="rId83">
+        <w:r>
+          <w:rPr>
+            <w:lang w:val="zh_TW" w:bidi="zh_TW"/>
+          </w:rPr>
+          <w:rPr>
+            <w:color w:val="0000EE"/>
+            <w:u w:val="single"/>
+          </w:rPr>
+          <w:t>羅8:38–39</w:t>
+        </w:r>
+      </w:hyperlink>
+      <w:r>
+        <w:rPr>
+          <w:lang w:val="zh_TW" w:bidi="zh_TW"/>
+        </w:rPr>
+        <w:t>），反而使他們進入神的同在。</w:t>
+      </w:r>
+    </w:p>
+    <w:p>
+      <w:pPr/>
+      <w:r>
+        <w:rPr>
+          <w:lang w:val="zh_TW" w:bidi="zh_TW"/>
+        </w:rPr>
+      </w:r>
+      <w:r>
+        <w:rPr>
+          <w:lang w:val="zh_TW" w:bidi="zh_TW"/>
+        </w:rPr>
+        <w:t>啟示錄對於死者的居所，特別是惡人死後的居所，有大量描述。它用兩個名稱來描述那地方，分別是「無底坑」，指所有邪靈的居所或監獄；以及「陰間」，指人類死後的居所。無底坑會出現折磨人類的鬼魔形態（</w:t>
+      </w:r>
+      <w:hyperlink r:id="rId157">
+        <w:r>
+          <w:rPr>
+            <w:lang w:val="zh_TW" w:bidi="zh_TW"/>
+          </w:rPr>
+          <w:rPr>
+            <w:color w:val="0000EE"/>
+            <w:u w:val="single"/>
+          </w:rPr>
+          <w:t>啟9:1–11</w:t>
+        </w:r>
+      </w:hyperlink>
+      <w:r>
+        <w:rPr>
+          <w:lang w:val="zh_TW" w:bidi="zh_TW"/>
+        </w:rPr>
+        <w:t>）和撒但的「獸」，後者殺死兩個見證人，並帶同「大淫婦」（</w:t>
+      </w:r>
+      <w:hyperlink r:id="rId158">
+        <w:r>
+          <w:rPr>
+            <w:lang w:val="zh_TW" w:bidi="zh_TW"/>
+          </w:rPr>
+          <w:rPr>
+            <w:color w:val="0000EE"/>
+            <w:u w:val="single"/>
+          </w:rPr>
+          <w:t>11:7，</w:t>
+        </w:r>
+      </w:hyperlink>
+      <w:hyperlink r:id="rId159">
+        <w:r>
+          <w:rPr>
+            <w:lang w:val="zh_TW" w:bidi="zh_TW"/>
+          </w:rPr>
+          <w:rPr>
+            <w:color w:val="0000EE"/>
+            <w:u w:val="single"/>
+          </w:rPr>
+          <w:t>17章</w:t>
+        </w:r>
+      </w:hyperlink>
+      <w:r>
+        <w:rPr>
+          <w:lang w:val="zh_TW" w:bidi="zh_TW"/>
+        </w:rPr>
+        <w:t>）。撒但自己將被囚禁在那裡（</w:t>
+      </w:r>
+      <w:hyperlink r:id="rId160">
+        <w:r>
+          <w:rPr>
+            <w:lang w:val="zh_TW" w:bidi="zh_TW"/>
+          </w:rPr>
+          <w:rPr>
+            <w:color w:val="0000EE"/>
+            <w:u w:val="single"/>
+          </w:rPr>
+          <w:t>20:2–3</w:t>
+        </w:r>
+      </w:hyperlink>
+      <w:r>
+        <w:rPr>
+          <w:lang w:val="zh_TW" w:bidi="zh_TW"/>
+        </w:rPr>
+        <w:t>）。耶穌將其描述為一個魔鬼及其使者預備的地方（參見</w:t>
+      </w:r>
+      <w:hyperlink r:id="rId161">
+        <w:r>
+          <w:rPr>
+            <w:lang w:val="zh_TW" w:bidi="zh_TW"/>
+          </w:rPr>
+          <w:rPr>
+            <w:color w:val="0000EE"/>
+            <w:u w:val="single"/>
+          </w:rPr>
+          <w:t>太25:41</w:t>
+        </w:r>
+      </w:hyperlink>
+      <w:r>
+        <w:rPr>
+          <w:lang w:val="zh_TW" w:bidi="zh_TW"/>
+        </w:rPr>
+        <w:t>）。對基督徒來說，這裡的好消息是，無底坑或陰間並不是一個自主的領域。啟示錄開篇時，耶穌宣告他握有陰間的鑰匙（</w:t>
+      </w:r>
+      <w:hyperlink r:id="rId162">
+        <w:r>
+          <w:rPr>
+            <w:lang w:val="zh_TW" w:bidi="zh_TW"/>
+          </w:rPr>
+          <w:rPr>
+            <w:color w:val="0000EE"/>
+            <w:u w:val="single"/>
+          </w:rPr>
+          <w:t>啟1:18</w:t>
+        </w:r>
+      </w:hyperlink>
+      <w:r>
+        <w:rPr>
+          <w:lang w:val="zh_TW" w:bidi="zh_TW"/>
+        </w:rPr>
+        <w:t>），最後祂將迫使它交出死者（</w:t>
+      </w:r>
+      <w:hyperlink r:id="rId163">
+        <w:r>
+          <w:rPr>
+            <w:lang w:val="zh_TW" w:bidi="zh_TW"/>
+          </w:rPr>
+          <w:rPr>
+            <w:color w:val="0000EE"/>
+            <w:u w:val="single"/>
+          </w:rPr>
+          <w:t>20:13</w:t>
+        </w:r>
+      </w:hyperlink>
+      <w:r>
+        <w:rPr>
+          <w:lang w:val="zh_TW" w:bidi="zh_TW"/>
+        </w:rPr>
+        <w:t>）。在此之前，無底坑的鑰匙不在撒但手中，而是掛在天上的鑰匙圈上，只分給神的使者（</w:t>
+      </w:r>
+      <w:hyperlink r:id="rId164">
+        <w:r>
+          <w:rPr>
+            <w:lang w:val="zh_TW" w:bidi="zh_TW"/>
+          </w:rPr>
+          <w:rPr>
+            <w:color w:val="0000EE"/>
+            <w:u w:val="single"/>
+          </w:rPr>
+          <w:t>9:1，</w:t>
+        </w:r>
+      </w:hyperlink>
+      <w:hyperlink r:id="rId165">
+        <w:r>
+          <w:rPr>
+            <w:lang w:val="zh_TW" w:bidi="zh_TW"/>
+          </w:rPr>
+          <w:rPr>
+            <w:color w:val="0000EE"/>
+            <w:u w:val="single"/>
+          </w:rPr>
+          <w:t>20:1</w:t>
+        </w:r>
+      </w:hyperlink>
+      <w:r>
+        <w:rPr>
+          <w:lang w:val="zh_TW" w:bidi="zh_TW"/>
+        </w:rPr>
+        <w:t>）。最終，陰間、死亡和惡人將被投入火湖（地獄），在那裡他們將遭受永恆的折磨（</w:t>
+      </w:r>
+      <w:hyperlink r:id="rId166">
+        <w:r>
+          <w:rPr>
+            <w:lang w:val="zh_TW" w:bidi="zh_TW"/>
+          </w:rPr>
+          <w:rPr>
+            <w:color w:val="0000EE"/>
+            <w:u w:val="single"/>
+          </w:rPr>
+          <w:t>19:20</w:t>
+        </w:r>
+      </w:hyperlink>
+      <w:hyperlink r:id="rId167">
+        <w:r>
+          <w:rPr>
+            <w:lang w:val="zh_TW" w:bidi="zh_TW"/>
+          </w:rPr>
+          <w:rPr>
+            <w:color w:val="0000EE"/>
+            <w:u w:val="single"/>
+          </w:rPr>
+          <w:t>，20:10、14–15，</w:t>
+        </w:r>
+      </w:hyperlink>
+      <w:hyperlink r:id="rId168">
+        <w:r>
+          <w:rPr>
+            <w:lang w:val="zh_TW" w:bidi="zh_TW"/>
+          </w:rPr>
+          <w:rPr>
+            <w:color w:val="0000EE"/>
+            <w:u w:val="single"/>
+          </w:rPr>
+          <w:t>21:8</w:t>
+        </w:r>
+      </w:hyperlink>
+      <w:r>
+        <w:rPr>
+          <w:lang w:val="zh_TW" w:bidi="zh_TW"/>
+        </w:rPr>
+        <w:t>）。</w:t>
+      </w:r>
+    </w:p>
+    <w:p>
+      <w:pPr/>
+      <w:r>
+        <w:rPr>
+          <w:lang w:val="zh_TW" w:bidi="zh_TW"/>
+        </w:rPr>
+      </w:r>
+      <w:r>
+        <w:rPr>
+          <w:lang w:val="zh_TW" w:bidi="zh_TW"/>
+        </w:rPr>
+        <w:t>啟示錄的作者約翰同意保羅的看法，義人死後的命運不會與惡人相同。他們不會去陰間，而是去天堂。殉道者出現在祭壇下，為他們向神呼求伸冤（</w:t>
+      </w:r>
+      <w:hyperlink r:id="rId169">
+        <w:r>
+          <w:rPr>
+            <w:lang w:val="zh_TW" w:bidi="zh_TW"/>
+          </w:rPr>
+          <w:rPr>
+            <w:color w:val="0000EE"/>
+            <w:u w:val="single"/>
+          </w:rPr>
+          <w:t>啟6:9–11</w:t>
+        </w:r>
+      </w:hyperlink>
+      <w:r>
+        <w:rPr>
+          <w:lang w:val="zh_TW" w:bidi="zh_TW"/>
+        </w:rPr>
+        <w:t>）。在另一個意象中，無數的基督徒出現在神的寶座前讚美祂（</w:t>
+      </w:r>
+      <w:hyperlink r:id="rId170">
+        <w:r>
+          <w:rPr>
+            <w:lang w:val="zh_TW" w:bidi="zh_TW"/>
+          </w:rPr>
+          <w:rPr>
+            <w:color w:val="0000EE"/>
+            <w:u w:val="single"/>
+          </w:rPr>
+          <w:t>7:9–17</w:t>
+        </w:r>
+      </w:hyperlink>
+      <w:r>
+        <w:rPr>
+          <w:lang w:val="zh_TW" w:bidi="zh_TW"/>
+        </w:rPr>
+        <w:t>）。這些信徒由基督親自牧養，不再忍受飢餓、口渴、不適或悲傷。</w:t>
+      </w:r>
+    </w:p>
+    <w:p>
+      <w:pPr>
+        <w:pStyle w:val="Heading3"/>
+      </w:pPr>
+      <w:r>
+        <w:rPr>
+          <w:lang w:val="zh_TW" w:bidi="zh_TW"/>
+        </w:rPr>
+        <w:t>結論</w:t>
+      </w:r>
+    </w:p>
+    <w:p>
+      <w:pPr/>
+      <w:r>
+        <w:rPr>
+          <w:lang w:val="zh_TW" w:bidi="zh_TW"/>
+        </w:rPr>
+      </w:r>
+      <w:r>
+        <w:rPr>
+          <w:lang w:val="zh_TW" w:bidi="zh_TW"/>
+        </w:rPr>
+        <w:t>總而言之，在舊約中，對於死者的所在地最初是一種模糊不清的概念，指一個與生命和神分離的地方。後來的作者認為，不應只有一個共同的地方（陰間〔Sheol〕），而應有兩個地方。根據基督教的教導，惡人進入陰間（Hades），這是一個充滿痛苦的地方，他們將在那裡受苦，直到審判之日；最終，他們將被丟入火湖，即地獄（Gehenna）。然而，陰間的掌管者不是魔鬼，而是基督，他掌控著整個受造世界。義人不會進入陰間，而是直接進入樂園（「亞伯拉罕的懷裡」或天堂）。在那裡，他們與基督同在；憑著信心已經親眼看見，痛苦已化為祝福，禱告也化為讚美。基督徒相信，死亡雖然令人敬畏，是「末了的仇敵」，卻不會折磨他們。死亡無法使他們與主分離，反而帶他們面對面與所愛的主相見。</w:t>
+      </w:r>
+    </w:p>
+    <w:p>
+      <w:pPr/>
+      <w:r>
+        <w:rPr>
+          <w:lang w:val="zh_TW" w:bidi="zh_TW"/>
+        </w:rPr>
+      </w:r>
+      <w:r>
+        <w:rPr>
+          <w:lang w:val="zh_TW" w:bidi="zh_TW"/>
+        </w:rPr>
+        <w:t>這次相會可能是在人死後立即發生，也可能是在復活之時發生——中間的時間毫無意義，不過如同睡眠。換句話說，對於信徒而言，死後的下一個經歷便是與基督相會。</w:t>
+      </w:r>
+    </w:p>
+    <w:p>
+      <w:pPr/>
+      <w:r>
+        <w:rPr>
+          <w:lang w:val="zh_TW" w:bidi="zh_TW"/>
+        </w:rPr>
+      </w:r>
+      <w:r>
+        <w:rPr>
+          <w:lang w:val="zh_TW" w:bidi="zh_TW"/>
+        </w:rPr>
+        <w:t>舊約和新約都將死亡描述為睡眠。在舊約中，當一個人死時，常被描述為「與列祖同睡」（例如，</w:t>
+      </w:r>
+      <w:hyperlink r:id="rId171">
+        <w:r>
+          <w:rPr>
+            <w:lang w:val="zh_TW" w:bidi="zh_TW"/>
+          </w:rPr>
+          <w:rPr>
+            <w:color w:val="0000EE"/>
+            <w:u w:val="single"/>
+          </w:rPr>
+          <w:t>申31:16</w:t>
+        </w:r>
+      </w:hyperlink>
+      <w:r>
+        <w:rPr>
+          <w:lang w:val="zh_TW" w:bidi="zh_TW"/>
+        </w:rPr>
+        <w:t>；</w:t>
+      </w:r>
+      <w:hyperlink r:id="rId172">
+        <w:r>
+          <w:rPr>
+            <w:lang w:val="zh_TW" w:bidi="zh_TW"/>
+          </w:rPr>
+          <w:rPr>
+            <w:color w:val="0000EE"/>
+            <w:u w:val="single"/>
+          </w:rPr>
+          <w:t>撒下7:12</w:t>
+        </w:r>
+      </w:hyperlink>
+      <w:r>
+        <w:rPr>
+          <w:lang w:val="zh_TW" w:bidi="zh_TW"/>
+        </w:rPr>
+        <w:t>）。耶穌自己也將死亡稱為睡眠（</w:t>
+      </w:r>
+      <w:hyperlink r:id="rId173">
+        <w:r>
+          <w:rPr>
+            <w:lang w:val="zh_TW" w:bidi="zh_TW"/>
+          </w:rPr>
+          <w:rPr>
+            <w:color w:val="0000EE"/>
+            <w:u w:val="single"/>
+          </w:rPr>
+          <w:t>太9:24</w:t>
+        </w:r>
+      </w:hyperlink>
+      <w:r>
+        <w:rPr>
+          <w:lang w:val="zh_TW" w:bidi="zh_TW"/>
+        </w:rPr>
+        <w:t>；</w:t>
+      </w:r>
+      <w:hyperlink r:id="rId174">
+        <w:r>
+          <w:rPr>
+            <w:lang w:val="zh_TW" w:bidi="zh_TW"/>
+          </w:rPr>
+          <w:rPr>
+            <w:color w:val="0000EE"/>
+            <w:u w:val="single"/>
+          </w:rPr>
+          <w:t>約11:11</w:t>
+        </w:r>
+      </w:hyperlink>
+      <w:r>
+        <w:rPr>
+          <w:lang w:val="zh_TW" w:bidi="zh_TW"/>
+        </w:rPr>
+        <w:t>）。使徒保羅也持相同看法（</w:t>
+      </w:r>
+      <w:hyperlink r:id="rId175">
+        <w:r>
+          <w:rPr>
+            <w:lang w:val="zh_TW" w:bidi="zh_TW"/>
+          </w:rPr>
+          <w:rPr>
+            <w:color w:val="0000EE"/>
+            <w:u w:val="single"/>
+          </w:rPr>
+          <w:t>林前11:30，</w:t>
+        </w:r>
+      </w:hyperlink>
+      <w:hyperlink r:id="rId176">
+        <w:r>
+          <w:rPr>
+            <w:lang w:val="zh_TW" w:bidi="zh_TW"/>
+          </w:rPr>
+          <w:rPr>
+            <w:color w:val="0000EE"/>
+            <w:u w:val="single"/>
+          </w:rPr>
+          <w:t>15:20、51</w:t>
+        </w:r>
+      </w:hyperlink>
+      <w:r>
+        <w:rPr>
+          <w:lang w:val="zh_TW" w:bidi="zh_TW"/>
+        </w:rPr>
+        <w:t>；</w:t>
+      </w:r>
+      <w:hyperlink r:id="rId58">
+        <w:r>
+          <w:rPr>
+            <w:lang w:val="zh_TW" w:bidi="zh_TW"/>
+          </w:rPr>
+          <w:rPr>
+            <w:color w:val="0000EE"/>
+            <w:u w:val="single"/>
+          </w:rPr>
+          <w:t>帖前4:14</w:t>
+        </w:r>
+      </w:hyperlink>
+      <w:r>
+        <w:rPr>
+          <w:lang w:val="zh_TW" w:bidi="zh_TW"/>
+        </w:rPr>
+        <w:t>），至少在部分經文中，表明死亡只屬暫時。因此，它被稱為睡眠。舊約</w:t>
+      </w:r>
+      <w:hyperlink r:id="rId38">
+        <w:r>
+          <w:rPr>
+            <w:lang w:val="zh_TW" w:bidi="zh_TW"/>
+          </w:rPr>
+          <w:rPr>
+            <w:color w:val="0000EE"/>
+            <w:u w:val="single"/>
+          </w:rPr>
+          <w:t>但以理書十二章2節</w:t>
+        </w:r>
+      </w:hyperlink>
+      <w:r>
+        <w:rPr>
+          <w:lang w:val="zh_TW" w:bidi="zh_TW"/>
+        </w:rPr>
+        <w:t>也指出死亡如同睡眠，直到死者復活——有些進入永生，有些進入羞辱和永遠的憎惡之中。</w:t>
+      </w:r>
+    </w:p>
+    <w:p>
+      <w:pPr/>
+      <w:r>
+        <w:rPr>
+          <w:lang w:val="zh_TW" w:bidi="zh_TW"/>
+        </w:rPr>
       </w:r>
       <w:r>
         <w:rPr>
           <w:i/>
           <w:lang w:val="zh_TW" w:bidi="zh_TW"/>
         </w:rPr>
-        <w:t>horeph</w:t>
-      </w:r>
-      <w:r>
-        <w:rPr>
-          <w:lang w:val="zh_TW" w:bidi="zh_TW"/>
-        </w:rPr>
-        <w:t>）始於冬至（約12月22日）</w:t>
-      </w:r>
-    </w:p>
-    <w:p>
-      <w:pPr>
-        <w:pStyle w:val="ListBullet"/>
-        <w:spacing w:line="240" w:lineRule="auto"/>
-        <w:ind w:left="720"/>
-      </w:pPr>
-      <w:r>
-        <w:rPr>
-          <w:lang w:val="zh_TW" w:bidi="zh_TW"/>
-        </w:rPr>
-      </w:r>
-      <w:r>
-        <w:rPr>
-          <w:lang w:val="zh_TW" w:bidi="zh_TW"/>
-        </w:rPr>
-        <w:t>春天 （</w:t>
-      </w:r>
-      <w:r>
-        <w:rPr>
-          <w:i/>
-          <w:lang w:val="zh_TW" w:bidi="zh_TW"/>
-        </w:rPr>
-        <w:t>aviv</w:t>
-      </w:r>
-      <w:r>
-        <w:rPr>
-          <w:lang w:val="zh_TW" w:bidi="zh_TW"/>
-        </w:rPr>
-        <w:t>） 開始於春分（3月21日）</w:t>
-      </w:r>
-    </w:p>
-    <w:p>
-      <w:pPr>
-        <w:pStyle w:val="ListBullet"/>
-        <w:spacing w:line="240" w:lineRule="auto"/>
-        <w:ind w:left="720"/>
-      </w:pPr>
-      <w:r>
-        <w:rPr>
-          <w:lang w:val="zh_TW" w:bidi="zh_TW"/>
-        </w:rPr>
-      </w:r>
-      <w:r>
-        <w:rPr>
-          <w:lang w:val="zh_TW" w:bidi="zh_TW"/>
-        </w:rPr>
-        <w:t>夏季（</w:t>
-      </w:r>
-      <w:r>
-        <w:rPr>
-          <w:i/>
-          <w:lang w:val="zh_TW" w:bidi="zh_TW"/>
-        </w:rPr>
-        <w:t>qayits</w:t>
-      </w:r>
-      <w:r>
-        <w:rPr>
-          <w:lang w:val="zh_TW" w:bidi="zh_TW"/>
-        </w:rPr>
-        <w:t>）始於夏至（6月22日）</w:t>
-      </w:r>
-    </w:p>
-    <w:p>
-      <w:pPr/>
-      <w:r>
-        <w:rPr>
-          <w:lang w:val="zh_TW" w:bidi="zh_TW"/>
-        </w:rPr>
-      </w:r>
-      <w:r>
-        <w:rPr>
-          <w:lang w:val="zh_TW" w:bidi="zh_TW"/>
-        </w:rPr>
-        <w:t>在別是巴發現的一座聖殿（追溯到公元前125年），與夏至的日出對齊。同樣，拉吉（Lachish）的一座聖殿則朝向冬至。來自君主時代的亞拉得（Arad）聖殿幾乎正對東方。它很可能與春分或秋分的日出對齊，耶路撒冷聖殿也是如此。</w:t>
-      </w:r>
-    </w:p>
-    <w:p>
-      <w:pPr/>
-      <w:r>
-        <w:rPr>
-          <w:lang w:val="zh_TW" w:bidi="zh_TW"/>
-        </w:rPr>
-      </w:r>
-      <w:r>
-        <w:rPr>
-          <w:lang w:val="zh_TW" w:bidi="zh_TW"/>
-        </w:rPr>
-        <w:t>在希伯來詩詞中，太陽常被用作一個強烈的意象。它被描述為：</w:t>
-      </w:r>
-    </w:p>
-    <w:p>
-      <w:pPr>
-        <w:pStyle w:val="ListBullet"/>
-        <w:spacing w:line="240" w:lineRule="auto"/>
-        <w:ind w:left="720"/>
-      </w:pPr>
-      <w:r>
-        <w:rPr>
-          <w:lang w:val="zh_TW" w:bidi="zh_TW"/>
-        </w:rPr>
-      </w:r>
-      <w:r>
-        <w:rPr>
-          <w:lang w:val="zh_TW" w:bidi="zh_TW"/>
-        </w:rPr>
-        <w:t>擁有居所（</w:t>
-      </w:r>
-      <w:hyperlink r:id="rId30">
-        <w:r>
-          <w:rPr>
-            <w:lang w:val="zh_TW" w:bidi="zh_TW"/>
-          </w:rPr>
-          <w:rPr>
-            <w:color w:val="0000EE"/>
-            <w:u w:val="single"/>
-          </w:rPr>
-          <w:t>哈3:11</w:t>
-        </w:r>
-      </w:hyperlink>
-      <w:r>
-        <w:rPr>
-          <w:lang w:val="zh_TW" w:bidi="zh_TW"/>
-        </w:rPr>
-        <w:t>）</w:t>
-      </w:r>
-    </w:p>
-    <w:p>
-      <w:pPr>
-        <w:pStyle w:val="ListBullet"/>
-        <w:spacing w:line="240" w:lineRule="auto"/>
-        <w:ind w:left="720"/>
-      </w:pPr>
-      <w:r>
-        <w:rPr>
-          <w:lang w:val="zh_TW" w:bidi="zh_TW"/>
-        </w:rPr>
-      </w:r>
-      <w:r>
-        <w:rPr>
-          <w:lang w:val="zh_TW" w:bidi="zh_TW"/>
-        </w:rPr>
-        <w:t>如同新郎出洞房般 （</w:t>
-      </w:r>
-      <w:hyperlink r:id="rId31">
-        <w:r>
-          <w:rPr>
-            <w:lang w:val="zh_TW" w:bidi="zh_TW"/>
-          </w:rPr>
-          <w:rPr>
-            <w:color w:val="0000EE"/>
-            <w:u w:val="single"/>
-          </w:rPr>
-          <w:t>詩19:4–5</w:t>
-        </w:r>
-      </w:hyperlink>
-      <w:r>
-        <w:rPr>
-          <w:lang w:val="zh_TW" w:bidi="zh_TW"/>
-        </w:rPr>
-        <w:t>）</w:t>
-      </w:r>
-    </w:p>
-    <w:p>
-      <w:pPr/>
-      <w:r>
-        <w:rPr>
-          <w:lang w:val="zh_TW" w:bidi="zh_TW"/>
-        </w:rPr>
-      </w:r>
-      <w:r>
-        <w:rPr>
-          <w:lang w:val="zh_TW" w:bidi="zh_TW"/>
-        </w:rPr>
-        <w:t>太陽象徵：</w:t>
-      </w:r>
-    </w:p>
-    <w:p>
-      <w:pPr>
-        <w:pStyle w:val="ListBullet"/>
-        <w:spacing w:line="240" w:lineRule="auto"/>
-        <w:ind w:left="720"/>
-      </w:pPr>
-      <w:r>
-        <w:rPr>
-          <w:lang w:val="zh_TW" w:bidi="zh_TW"/>
-        </w:rPr>
-      </w:r>
-      <w:r>
-        <w:rPr>
-          <w:lang w:val="zh_TW" w:bidi="zh_TW"/>
-        </w:rPr>
-        <w:t>恆久不變（</w:t>
-      </w:r>
-      <w:hyperlink r:id="rId32">
-        <w:r>
-          <w:rPr>
-            <w:lang w:val="zh_TW" w:bidi="zh_TW"/>
-          </w:rPr>
-          <w:rPr>
-            <w:color w:val="0000EE"/>
-            <w:u w:val="single"/>
-          </w:rPr>
-          <w:t>詩72:5、17</w:t>
-        </w:r>
-      </w:hyperlink>
-      <w:r>
-        <w:rPr>
-          <w:lang w:val="zh_TW" w:bidi="zh_TW"/>
-        </w:rPr>
-        <w:t>）</w:t>
-      </w:r>
-    </w:p>
-    <w:p>
-      <w:pPr>
-        <w:pStyle w:val="ListBullet"/>
-        <w:spacing w:line="240" w:lineRule="auto"/>
-        <w:ind w:left="720"/>
-      </w:pPr>
-      <w:r>
-        <w:rPr>
-          <w:lang w:val="zh_TW" w:bidi="zh_TW"/>
-        </w:rPr>
-      </w:r>
-      <w:r>
-        <w:rPr>
-          <w:lang w:val="zh_TW" w:bidi="zh_TW"/>
-        </w:rPr>
-        <w:t>律法（</w:t>
-      </w:r>
-      <w:hyperlink r:id="rId33">
-        <w:r>
-          <w:rPr>
-            <w:lang w:val="zh_TW" w:bidi="zh_TW"/>
-          </w:rPr>
-          <w:rPr>
-            <w:color w:val="0000EE"/>
-            <w:u w:val="single"/>
-          </w:rPr>
-          <w:t>詩19:7</w:t>
-        </w:r>
-      </w:hyperlink>
-      <w:r>
-        <w:rPr>
-          <w:lang w:val="zh_TW" w:bidi="zh_TW"/>
-        </w:rPr>
-        <w:t>）</w:t>
-      </w:r>
-    </w:p>
-    <w:p>
-      <w:pPr>
-        <w:pStyle w:val="ListBullet"/>
-        <w:spacing w:line="240" w:lineRule="auto"/>
-        <w:ind w:left="720"/>
-      </w:pPr>
-      <w:r>
-        <w:rPr>
-          <w:lang w:val="zh_TW" w:bidi="zh_TW"/>
-        </w:rPr>
-      </w:r>
-      <w:r>
-        <w:rPr>
-          <w:lang w:val="zh_TW" w:bidi="zh_TW"/>
-        </w:rPr>
-        <w:t>神的同在 （</w:t>
-      </w:r>
-      <w:hyperlink r:id="rId34">
-        <w:r>
-          <w:rPr>
-            <w:lang w:val="zh_TW" w:bidi="zh_TW"/>
-          </w:rPr>
-          <w:rPr>
-            <w:color w:val="0000EE"/>
-            <w:u w:val="single"/>
-          </w:rPr>
-          <w:t>詩84:11</w:t>
-        </w:r>
-      </w:hyperlink>
-      <w:r>
-        <w:rPr>
-          <w:lang w:val="zh_TW" w:bidi="zh_TW"/>
-        </w:rPr>
-        <w:t>）</w:t>
-      </w:r>
-    </w:p>
-    <w:p>
-      <w:pPr>
-        <w:pStyle w:val="ListBullet"/>
-        <w:spacing w:line="240" w:lineRule="auto"/>
-        <w:ind w:left="720"/>
-      </w:pPr>
-      <w:r>
-        <w:rPr>
-          <w:lang w:val="zh_TW" w:bidi="zh_TW"/>
-        </w:rPr>
-      </w:r>
-      <w:r>
-        <w:rPr>
-          <w:lang w:val="zh_TW" w:bidi="zh_TW"/>
-        </w:rPr>
-        <w:t>美麗（</w:t>
-      </w:r>
-      <w:hyperlink r:id="rId35">
-        <w:r>
-          <w:rPr>
-            <w:lang w:val="zh_TW" w:bidi="zh_TW"/>
-          </w:rPr>
-          <w:rPr>
-            <w:color w:val="0000EE"/>
-            <w:u w:val="single"/>
-          </w:rPr>
-          <w:t>歌6:10</w:t>
-        </w:r>
-      </w:hyperlink>
-      <w:r>
-        <w:rPr>
-          <w:lang w:val="zh_TW" w:bidi="zh_TW"/>
-        </w:rPr>
-        <w:t>）</w:t>
-      </w:r>
-    </w:p>
-    <w:p>
-      <w:pPr/>
-      <w:r>
-        <w:rPr>
-          <w:lang w:val="zh_TW" w:bidi="zh_TW"/>
-        </w:rPr>
-      </w:r>
-      <w:r>
-        <w:rPr>
-          <w:lang w:val="zh_TW" w:bidi="zh_TW"/>
-        </w:rPr>
-        <w:t>在傳道書中，地上的人生常被描述為發生在「日光之下」（</w:t>
-      </w:r>
-      <w:hyperlink r:id="rId36">
-        <w:r>
-          <w:rPr>
-            <w:lang w:val="zh_TW" w:bidi="zh_TW"/>
-          </w:rPr>
-          <w:rPr>
-            <w:color w:val="0000EE"/>
-            <w:u w:val="single"/>
-          </w:rPr>
-          <w:t>傳1:3、9、14</w:t>
-        </w:r>
-      </w:hyperlink>
-      <w:r>
-        <w:rPr>
-          <w:lang w:val="zh_TW" w:bidi="zh_TW"/>
-        </w:rPr>
-        <w:t>，</w:t>
-      </w:r>
-      <w:hyperlink r:id="rId37">
-        <w:r>
-          <w:rPr>
-            <w:lang w:val="zh_TW" w:bidi="zh_TW"/>
-          </w:rPr>
-          <w:rPr>
-            <w:color w:val="0000EE"/>
-            <w:u w:val="single"/>
-          </w:rPr>
-          <w:t>2:11</w:t>
-        </w:r>
-      </w:hyperlink>
-      <w:r>
-        <w:rPr>
-          <w:lang w:val="zh_TW" w:bidi="zh_TW"/>
-        </w:rPr>
-        <w:t>）。</w:t>
-      </w:r>
-    </w:p>
-    <w:p>
-      <w:pPr/>
-      <w:r>
-        <w:rPr>
-          <w:lang w:val="zh_TW" w:bidi="zh_TW"/>
-        </w:rPr>
-      </w:r>
-      <w:r>
-        <w:rPr>
-          <w:lang w:val="zh_TW" w:bidi="zh_TW"/>
-        </w:rPr>
-        <w:t>在混亂和神憤怒的時候，聖經描述太陽變暗（</w:t>
-      </w:r>
-      <w:hyperlink r:id="rId38">
-        <w:r>
-          <w:rPr>
-            <w:lang w:val="zh_TW" w:bidi="zh_TW"/>
-          </w:rPr>
-          <w:rPr>
-            <w:color w:val="0000EE"/>
-            <w:u w:val="single"/>
-          </w:rPr>
-          <w:t>賽13:10</w:t>
-        </w:r>
-      </w:hyperlink>
-      <w:r>
-        <w:rPr>
-          <w:lang w:val="zh_TW" w:bidi="zh_TW"/>
-        </w:rPr>
-        <w:t>；</w:t>
-      </w:r>
-      <w:hyperlink r:id="rId39">
-        <w:r>
-          <w:rPr>
-            <w:lang w:val="zh_TW" w:bidi="zh_TW"/>
-          </w:rPr>
-          <w:rPr>
-            <w:color w:val="0000EE"/>
-            <w:u w:val="single"/>
-          </w:rPr>
-          <w:t>結32:7</w:t>
-        </w:r>
-      </w:hyperlink>
-      <w:r>
-        <w:rPr>
-          <w:lang w:val="zh_TW" w:bidi="zh_TW"/>
-        </w:rPr>
-        <w:t>；</w:t>
-      </w:r>
-      <w:hyperlink r:id="rId40">
-        <w:r>
-          <w:rPr>
-            <w:lang w:val="zh_TW" w:bidi="zh_TW"/>
-          </w:rPr>
-          <w:rPr>
-            <w:color w:val="0000EE"/>
-            <w:u w:val="single"/>
-          </w:rPr>
-          <w:t>珥2:10、31</w:t>
-        </w:r>
-      </w:hyperlink>
-      <w:r>
-        <w:rPr>
-          <w:lang w:val="zh_TW" w:bidi="zh_TW"/>
-        </w:rPr>
-        <w:t>，</w:t>
-      </w:r>
-      <w:hyperlink r:id="rId41">
-        <w:r>
-          <w:rPr>
-            <w:lang w:val="zh_TW" w:bidi="zh_TW"/>
-          </w:rPr>
-          <w:rPr>
-            <w:color w:val="0000EE"/>
-            <w:u w:val="single"/>
-          </w:rPr>
-          <w:t>3:15</w:t>
-        </w:r>
-      </w:hyperlink>
-      <w:r>
-        <w:rPr>
-          <w:lang w:val="zh_TW" w:bidi="zh_TW"/>
-        </w:rPr>
-        <w:t>；</w:t>
-      </w:r>
-      <w:hyperlink r:id="rId42">
-        <w:r>
-          <w:rPr>
-            <w:lang w:val="zh_TW" w:bidi="zh_TW"/>
-          </w:rPr>
-          <w:rPr>
-            <w:color w:val="0000EE"/>
-            <w:u w:val="single"/>
-          </w:rPr>
-          <w:t>番1:15</w:t>
-        </w:r>
-      </w:hyperlink>
-      <w:r>
-        <w:rPr>
-          <w:lang w:val="zh_TW" w:bidi="zh_TW"/>
-        </w:rPr>
-        <w:t>；</w:t>
-      </w:r>
-      <w:hyperlink r:id="rId43">
-        <w:r>
-          <w:rPr>
-            <w:lang w:val="zh_TW" w:bidi="zh_TW"/>
-          </w:rPr>
-          <w:rPr>
-            <w:color w:val="0000EE"/>
-            <w:u w:val="single"/>
-          </w:rPr>
-          <w:t>太24:29</w:t>
-        </w:r>
-      </w:hyperlink>
-      <w:r>
-        <w:rPr>
-          <w:lang w:val="zh_TW" w:bidi="zh_TW"/>
-        </w:rPr>
-        <w:t>；</w:t>
-      </w:r>
-      <w:hyperlink r:id="rId44">
-        <w:r>
-          <w:rPr>
-            <w:lang w:val="zh_TW" w:bidi="zh_TW"/>
-          </w:rPr>
-          <w:rPr>
-            <w:color w:val="0000EE"/>
-            <w:u w:val="single"/>
-          </w:rPr>
-          <w:t>啟8:12</w:t>
-        </w:r>
-      </w:hyperlink>
-      <w:r>
-        <w:rPr>
-          <w:lang w:val="zh_TW" w:bidi="zh_TW"/>
-        </w:rPr>
-        <w:t>）。這個意象可能指的是日蝕，這在古人眼中是極其可怕的事件。太陽變得灰暗也可能是指「西洛可風」（sirocco）的影響，當沙塵暴或濃霧遮蔽天空時，陽光會黯淡無光。另一方面，耶和華得勝的日子則被描述為太陽要比現在的光強烈七倍（</w:t>
-      </w:r>
-      <w:hyperlink r:id="rId45">
-        <w:r>
-          <w:rPr>
-            <w:lang w:val="zh_TW" w:bidi="zh_TW"/>
-          </w:rPr>
-          <w:rPr>
-            <w:color w:val="0000EE"/>
-            <w:u w:val="single"/>
-          </w:rPr>
-          <w:t>賽30:26</w:t>
-        </w:r>
-      </w:hyperlink>
-      <w:r>
-        <w:rPr>
-          <w:lang w:val="zh_TW" w:bidi="zh_TW"/>
-        </w:rPr>
-        <w:t>）。</w:t>
-      </w:r>
-    </w:p>
-    <w:p>
-      <w:pPr/>
-      <w:r>
-        <w:rPr>
-          <w:lang w:val="zh_TW" w:bidi="zh_TW"/>
-        </w:rPr>
-      </w:r>
-      <w:r>
-        <w:rPr>
-          <w:i/>
-          <w:lang w:val="zh_TW" w:bidi="zh_TW"/>
-        </w:rPr>
         <w:t>另見</w:t>
       </w:r>
       <w:r>
@@ -1364,867 +4337,49 @@
         <w:rPr>
           <w:lang w:val="zh_TW" w:bidi="zh_TW"/>
         </w:rPr>
-        <w:t>天文學</w:t>
-      </w:r>
-      <w:r>
-        <w:rPr>
-          <w:lang w:val="zh_TW" w:bidi="zh_TW"/>
-        </w:rPr>
-        <w:t>、</w:t>
-      </w:r>
-      <w:r>
-        <w:rPr>
-          <w:lang w:val="zh_TW" w:bidi="zh_TW"/>
-        </w:rPr>
-        <w:t>古代與現代曆法</w:t>
-      </w:r>
-      <w:r>
-        <w:rPr>
-          <w:lang w:val="zh_TW" w:bidi="zh_TW"/>
-        </w:rPr>
-        <w:t>、</w:t>
-      </w:r>
-      <w:r>
-        <w:rPr>
-          <w:lang w:val="zh_TW" w:bidi="zh_TW"/>
-        </w:rPr>
-        <w:t>日</w:t>
-      </w:r>
-      <w:r>
-        <w:rPr>
-          <w:lang w:val="zh_TW" w:bidi="zh_TW"/>
-        </w:rPr>
-        <w:t>、</w:t>
-      </w:r>
-      <w:r>
-        <w:rPr>
-          <w:lang w:val="zh_TW" w:bidi="zh_TW"/>
-        </w:rPr>
-        <w:t>月亮</w:t>
+        <w:t>地獄（欣嫩子谷）；</w:t>
+      </w:r>
+      <w:r>
+        <w:rPr>
+          <w:lang w:val="zh_TW" w:bidi="zh_TW"/>
+        </w:rPr>
+        <w:t>陰間；</w:t>
+      </w:r>
+      <w:r>
+        <w:rPr>
+          <w:lang w:val="zh_TW" w:bidi="zh_TW"/>
+        </w:rPr>
+        <w:t>天（天堂）；</w:t>
+      </w:r>
+      <w:r>
+        <w:rPr>
+          <w:lang w:val="zh_TW" w:bidi="zh_TW"/>
+        </w:rPr>
+        <w:t>地獄；</w:t>
+      </w:r>
+      <w:r>
+        <w:rPr>
+          <w:lang w:val="zh_TW" w:bidi="zh_TW"/>
+        </w:rPr>
+        <w:t>中間狀態；</w:t>
+      </w:r>
+      <w:r>
+        <w:rPr>
+          <w:lang w:val="zh_TW" w:bidi="zh_TW"/>
+        </w:rPr>
+        <w:t>樂園；</w:t>
+      </w:r>
+      <w:r>
+        <w:rPr>
+          <w:lang w:val="zh_TW" w:bidi="zh_TW"/>
+        </w:rPr>
+        <w:t>陰間</w:t>
       </w:r>
       <w:r>
         <w:rPr>
           <w:lang w:val="zh_TW" w:bidi="zh_TW"/>
         </w:rPr>
         <w:t>。</w:t>
-      </w:r>
-      <w:r>
-        <w:rPr>
-          <w:lang w:val="zh_TW" w:bidi="zh_TW"/>
-        </w:rPr>
-      </w:r>
-      <w:r>
-        <w:rPr>
-          <w:lang w:val="zh_TW" w:bidi="zh_TW"/>
-        </w:rPr>
-      </w:r>
-    </w:p>
-    <w:p>
-      <w:pPr/>
-      <w:r>
-        <w:rPr>
-          <w:lang w:val="zh_TW" w:bidi="zh_TW"/>
-        </w:rPr>
-      </w:r>
-    </w:p>
-    <w:p>
-      <w:pPr>
-        <w:pStyle w:val="Heading2"/>
-      </w:pPr>
-      <w:r>
-        <w:rPr>
-          <w:lang w:val="zh_TW" w:bidi="zh_TW"/>
-        </w:rPr>
-        <w:t>泰爾</w:t>
-      </w:r>
-      <w:r>
-        <w:rPr>
-          <w:lang w:val="zh_TW" w:bidi="zh_TW"/>
-        </w:rPr>
-      </w:r>
-    </w:p>
-    <w:p>
-      <w:pPr/>
-      <w:r>
-        <w:rPr>
-          <w:lang w:val="zh_TW" w:bidi="zh_TW"/>
-        </w:rPr>
-      </w:r>
-      <w:r>
-        <w:rPr>
-          <w:lang w:val="zh_TW" w:bidi="zh_TW"/>
-        </w:rPr>
-        <w:t>一個古老的腓尼基城邦國家，以小型獨立國家的方式自治。泰爾（Tyre）位於地中海沿岸，距離西頓以南32.2公里（20英里），阿卡以北37公里（23英里）。泰爾有兩個主要區域：</w:t>
-      </w:r>
-    </w:p>
-    <w:p>
-      <w:pPr>
-        <w:pStyle w:val="ListBullet"/>
-        <w:spacing w:line="240" w:lineRule="auto"/>
-        <w:ind w:left="720"/>
-      </w:pPr>
-      <w:r>
-        <w:rPr>
-          <w:lang w:val="zh_TW" w:bidi="zh_TW"/>
-        </w:rPr>
-      </w:r>
-      <w:r>
-        <w:rPr>
-          <w:lang w:val="zh_TW" w:bidi="zh_TW"/>
-        </w:rPr>
-        <w:t>位於陸地上較古老的港口城市</w:t>
-      </w:r>
-    </w:p>
-    <w:p>
-      <w:pPr>
-        <w:pStyle w:val="ListBullet"/>
-        <w:spacing w:line="240" w:lineRule="auto"/>
-        <w:ind w:left="720"/>
-      </w:pPr>
-      <w:r>
-        <w:rPr>
-          <w:lang w:val="zh_TW" w:bidi="zh_TW"/>
-        </w:rPr>
-      </w:r>
-      <w:r>
-        <w:rPr>
-          <w:lang w:val="zh_TW" w:bidi="zh_TW"/>
-        </w:rPr>
-        <w:t>距離海岸半英里（0.8公里）的島嶼城市，大多數人口居住在那裡。</w:t>
-      </w:r>
-    </w:p>
-    <w:p>
-      <w:pPr>
-        <w:pStyle w:val="Heading3"/>
-      </w:pPr>
-      <w:r>
-        <w:rPr>
-          <w:lang w:val="zh_TW" w:bidi="zh_TW"/>
-        </w:rPr>
-        <w:t>泰爾的歷史</w:t>
-      </w:r>
-    </w:p>
-    <w:p>
-      <w:pPr/>
-      <w:r>
-        <w:rPr>
-          <w:lang w:val="zh_TW" w:bidi="zh_TW"/>
-        </w:rPr>
-      </w:r>
-      <w:r>
-        <w:rPr>
-          <w:lang w:val="zh_TW" w:bidi="zh_TW"/>
-        </w:rPr>
-        <w:t>根據希羅多德（Herodotus）的說法，泰爾在大約公元前2700年建立。最早提到泰爾的是15世紀的烏加里特（Ugaritic）文件和類似的埃及文件。泰爾首次出現在聖經中是在亞設產業的城市列表中（</w:t>
-      </w:r>
-      <w:hyperlink r:id="rId46">
-        <w:r>
-          <w:rPr>
-            <w:lang w:val="zh_TW" w:bidi="zh_TW"/>
-          </w:rPr>
-          <w:rPr>
-            <w:color w:val="0000EE"/>
-            <w:u w:val="single"/>
-          </w:rPr>
-          <w:t>約書亞記19:29</w:t>
-        </w:r>
-      </w:hyperlink>
-      <w:r>
-        <w:rPr>
-          <w:lang w:val="zh_TW" w:bidi="zh_TW"/>
-        </w:rPr>
-        <w:t>）。當時，它被描述是「保障」，顯然從未被以色列人征服過（</w:t>
-      </w:r>
-      <w:hyperlink r:id="rId47">
-        <w:r>
-          <w:rPr>
-            <w:lang w:val="zh_TW" w:bidi="zh_TW"/>
-          </w:rPr>
-          <w:rPr>
-            <w:color w:val="0000EE"/>
-            <w:u w:val="single"/>
-          </w:rPr>
-          <w:t>撒母耳記下24:7</w:t>
-        </w:r>
-      </w:hyperlink>
-      <w:r>
-        <w:rPr>
-          <w:lang w:val="zh_TW" w:bidi="zh_TW"/>
-        </w:rPr>
-        <w:t>）。泰爾最重要的意義是一個商業中心。由於其地理位置，泰爾透過地中海地區的海路而有繁榮昌盛的貿易。與美索不達米亞和阿拉伯的陸路貿易往來也很重要。</w:t>
-      </w:r>
-    </w:p>
-    <w:p>
-      <w:pPr>
-        <w:pStyle w:val="Heading3"/>
-      </w:pPr>
-      <w:r>
-        <w:rPr>
-          <w:lang w:val="zh_TW" w:bidi="zh_TW"/>
-        </w:rPr>
-        <w:t>泰爾與以色列的關係</w:t>
-      </w:r>
-    </w:p>
-    <w:p>
-      <w:pPr/>
-      <w:r>
-        <w:rPr>
-          <w:lang w:val="zh_TW" w:bidi="zh_TW"/>
-        </w:rPr>
-      </w:r>
-      <w:r>
-        <w:rPr>
-          <w:lang w:val="zh_TW" w:bidi="zh_TW"/>
-        </w:rPr>
-        <w:t>當大衛和所羅門統治以色列時，泰爾是強大的商業盟友。大衛和所羅門都與泰爾的希蘭進行貿易。他們用農產品換取木材、建築材料和技術工人（</w:t>
-      </w:r>
-      <w:hyperlink r:id="rId48">
-        <w:r>
-          <w:rPr>
-            <w:lang w:val="zh_TW" w:bidi="zh_TW"/>
-          </w:rPr>
-          <w:rPr>
-            <w:color w:val="0000EE"/>
-            <w:u w:val="single"/>
-          </w:rPr>
-          <w:t>撒母耳記下5:11</w:t>
-        </w:r>
-      </w:hyperlink>
-      <w:r>
-        <w:rPr>
-          <w:lang w:val="zh_TW" w:bidi="zh_TW"/>
-        </w:rPr>
-        <w:t>；</w:t>
-      </w:r>
-      <w:hyperlink r:id="rId49">
-        <w:r>
-          <w:rPr>
-            <w:lang w:val="zh_TW" w:bidi="zh_TW"/>
-          </w:rPr>
-          <w:rPr>
-            <w:color w:val="0000EE"/>
-            <w:u w:val="single"/>
-          </w:rPr>
-          <w:t>列王紀上5:1–11</w:t>
-        </w:r>
-      </w:hyperlink>
-      <w:r>
-        <w:rPr>
-          <w:lang w:val="zh_TW" w:bidi="zh_TW"/>
-        </w:rPr>
-        <w:t>；</w:t>
-      </w:r>
-      <w:hyperlink r:id="rId50">
-        <w:r>
-          <w:rPr>
-            <w:lang w:val="zh_TW" w:bidi="zh_TW"/>
-          </w:rPr>
-          <w:rPr>
-            <w:color w:val="0000EE"/>
-            <w:u w:val="single"/>
-          </w:rPr>
-          <w:t>曆代志上14:1</w:t>
-        </w:r>
-      </w:hyperlink>
-      <w:r>
-        <w:rPr>
-          <w:lang w:val="zh_TW" w:bidi="zh_TW"/>
-        </w:rPr>
-        <w:t>；</w:t>
-      </w:r>
-      <w:hyperlink r:id="rId51">
-        <w:r>
-          <w:rPr>
-            <w:lang w:val="zh_TW" w:bidi="zh_TW"/>
-          </w:rPr>
-          <w:rPr>
-            <w:color w:val="0000EE"/>
-            <w:u w:val="single"/>
-          </w:rPr>
-          <w:t>曆代志下2:3</w:t>
-        </w:r>
-      </w:hyperlink>
-      <w:hyperlink r:id="rId49">
-        <w:r>
-          <w:rPr>
-            <w:lang w:val="zh_TW" w:bidi="zh_TW"/>
-          </w:rPr>
-          <w:rPr>
-            <w:color w:val="0000EE"/>
-            <w:u w:val="single"/>
-          </w:rPr>
-          <w:t>–</w:t>
-        </w:r>
-      </w:hyperlink>
-      <w:hyperlink r:id="rId51">
-        <w:r>
-          <w:rPr>
-            <w:lang w:val="zh_TW" w:bidi="zh_TW"/>
-          </w:rPr>
-          <w:rPr>
-            <w:color w:val="0000EE"/>
-            <w:u w:val="single"/>
-          </w:rPr>
-          <w:t>16</w:t>
-        </w:r>
-      </w:hyperlink>
-      <w:r>
-        <w:rPr>
-          <w:lang w:val="zh_TW" w:bidi="zh_TW"/>
-        </w:rPr>
-        <w:t>）。</w:t>
-      </w:r>
-    </w:p>
-    <w:p>
-      <w:pPr/>
-      <w:r>
-        <w:rPr>
-          <w:lang w:val="zh_TW" w:bidi="zh_TW"/>
-        </w:rPr>
-      </w:r>
-      <w:r>
-        <w:rPr>
-          <w:lang w:val="zh_TW" w:bidi="zh_TW"/>
-        </w:rPr>
-        <w:t>在王國分裂後，泰爾與以色列仍保持了一段時間的友好關係。亞哈的妻子耶洗別是「</w:t>
-      </w:r>
-      <w:r>
-        <w:rPr>
-          <w:lang w:val="zh_TW" w:bidi="zh_TW"/>
-        </w:rPr>
-        <w:t>西頓王謁巴力</w:t>
-      </w:r>
-      <w:r>
-        <w:rPr>
-          <w:lang w:val="zh_TW" w:bidi="zh_TW"/>
-        </w:rPr>
-        <w:t>」的女兒。這位王在其它地方被稱為泰爾王謁巴力（</w:t>
-      </w:r>
-      <w:hyperlink r:id="rId52">
-        <w:r>
-          <w:rPr>
-            <w:lang w:val="zh_TW" w:bidi="zh_TW"/>
-          </w:rPr>
-          <w:rPr>
-            <w:color w:val="0000EE"/>
-            <w:u w:val="single"/>
-          </w:rPr>
-          <w:t>列王紀上16:31</w:t>
-        </w:r>
-      </w:hyperlink>
-      <w:r>
-        <w:rPr>
-          <w:lang w:val="zh_TW" w:bidi="zh_TW"/>
-        </w:rPr>
-        <w:t>；古代歷史學家梅南德〔Menander〕也提到這位王）。在某個時候，亞述和巴比倫的侵略對泰爾施加了足夠的壓力，使其拒絕了聯盟。到撒馬利亞陷落時，泰爾和以色列不再是盟友，不久後成為敵人。</w:t>
-      </w:r>
-    </w:p>
-    <w:p>
-      <w:pPr>
-        <w:pStyle w:val="Heading3"/>
-      </w:pPr>
-      <w:r>
-        <w:rPr>
-          <w:lang w:val="zh_TW" w:bidi="zh_TW"/>
-        </w:rPr>
-        <w:t>關於泰爾的預言</w:t>
-      </w:r>
-    </w:p>
-    <w:p>
-      <w:pPr/>
-      <w:r>
-        <w:rPr>
-          <w:lang w:val="zh_TW" w:bidi="zh_TW"/>
-        </w:rPr>
-      </w:r>
-      <w:r>
-        <w:rPr>
-          <w:lang w:val="zh_TW" w:bidi="zh_TW"/>
-        </w:rPr>
-        <w:t>在王國時代後期，泰爾受到先知們的強烈責備（</w:t>
-      </w:r>
-      <w:hyperlink r:id="rId53">
-        <w:r>
-          <w:rPr>
-            <w:lang w:val="zh_TW" w:bidi="zh_TW"/>
-          </w:rPr>
-          <w:rPr>
-            <w:color w:val="0000EE"/>
-            <w:u w:val="single"/>
-          </w:rPr>
-          <w:t>以賽亞書23:1–18</w:t>
-        </w:r>
-      </w:hyperlink>
-      <w:r>
-        <w:rPr>
-          <w:lang w:val="zh_TW" w:bidi="zh_TW"/>
-        </w:rPr>
-        <w:t>；</w:t>
-      </w:r>
-      <w:hyperlink r:id="rId54">
-        <w:r>
-          <w:rPr>
-            <w:lang w:val="zh_TW" w:bidi="zh_TW"/>
-          </w:rPr>
-          <w:rPr>
-            <w:color w:val="0000EE"/>
-            <w:u w:val="single"/>
-          </w:rPr>
-          <w:t>耶利米書25:22</w:t>
-        </w:r>
-      </w:hyperlink>
-      <w:r>
-        <w:rPr>
-          <w:lang w:val="zh_TW" w:bidi="zh_TW"/>
-        </w:rPr>
-        <w:t>，</w:t>
-      </w:r>
-      <w:hyperlink r:id="rId55">
-        <w:r>
-          <w:rPr>
-            <w:lang w:val="zh_TW" w:bidi="zh_TW"/>
-          </w:rPr>
-          <w:rPr>
-            <w:color w:val="0000EE"/>
-            <w:u w:val="single"/>
-          </w:rPr>
-          <w:t>27:1</w:t>
-        </w:r>
-      </w:hyperlink>
-      <w:hyperlink r:id="rId53">
-        <w:r>
-          <w:rPr>
-            <w:lang w:val="zh_TW" w:bidi="zh_TW"/>
-          </w:rPr>
-          <w:rPr>
-            <w:color w:val="0000EE"/>
-            <w:u w:val="single"/>
-          </w:rPr>
-          <w:t>–</w:t>
-        </w:r>
-      </w:hyperlink>
-      <w:hyperlink r:id="rId55">
-        <w:r>
-          <w:rPr>
-            <w:lang w:val="zh_TW" w:bidi="zh_TW"/>
-          </w:rPr>
-          <w:rPr>
-            <w:color w:val="0000EE"/>
-            <w:u w:val="single"/>
-          </w:rPr>
-          <w:t>11</w:t>
-        </w:r>
-      </w:hyperlink>
-      <w:r>
-        <w:rPr>
-          <w:lang w:val="zh_TW" w:bidi="zh_TW"/>
-        </w:rPr>
-        <w:t>；</w:t>
-      </w:r>
-      <w:hyperlink r:id="rId56">
-        <w:r>
-          <w:rPr>
-            <w:lang w:val="zh_TW" w:bidi="zh_TW"/>
-          </w:rPr>
-          <w:rPr>
-            <w:color w:val="0000EE"/>
-            <w:u w:val="single"/>
-          </w:rPr>
-          <w:t>以西結書26:1</w:t>
-        </w:r>
-      </w:hyperlink>
-      <w:hyperlink r:id="rId53">
-        <w:r>
-          <w:rPr>
-            <w:lang w:val="zh_TW" w:bidi="zh_TW"/>
-          </w:rPr>
-          <w:rPr>
-            <w:color w:val="0000EE"/>
-            <w:u w:val="single"/>
-          </w:rPr>
-          <w:t>–</w:t>
-        </w:r>
-      </w:hyperlink>
-      <w:hyperlink r:id="rId56">
-        <w:r>
-          <w:rPr>
-            <w:lang w:val="zh_TW" w:bidi="zh_TW"/>
-          </w:rPr>
-          <w:rPr>
-            <w:color w:val="0000EE"/>
-            <w:u w:val="single"/>
-          </w:rPr>
-          <w:t>19</w:t>
-        </w:r>
-      </w:hyperlink>
-      <w:r>
-        <w:rPr>
-          <w:lang w:val="zh_TW" w:bidi="zh_TW"/>
-        </w:rPr>
-        <w:t>；</w:t>
-      </w:r>
-      <w:hyperlink r:id="rId57">
-        <w:r>
-          <w:rPr>
-            <w:lang w:val="zh_TW" w:bidi="zh_TW"/>
-          </w:rPr>
-          <w:rPr>
-            <w:color w:val="0000EE"/>
-            <w:u w:val="single"/>
-          </w:rPr>
-          <w:t>約珥書3:4</w:t>
-        </w:r>
-      </w:hyperlink>
-      <w:hyperlink r:id="rId53">
-        <w:r>
-          <w:rPr>
-            <w:lang w:val="zh_TW" w:bidi="zh_TW"/>
-          </w:rPr>
-          <w:rPr>
-            <w:color w:val="0000EE"/>
-            <w:u w:val="single"/>
-          </w:rPr>
-          <w:t>–</w:t>
-        </w:r>
-      </w:hyperlink>
-      <w:hyperlink r:id="rId57">
-        <w:r>
-          <w:rPr>
-            <w:lang w:val="zh_TW" w:bidi="zh_TW"/>
-          </w:rPr>
-          <w:rPr>
-            <w:color w:val="0000EE"/>
-            <w:u w:val="single"/>
-          </w:rPr>
-          <w:t>8</w:t>
-        </w:r>
-      </w:hyperlink>
-      <w:r>
-        <w:rPr>
-          <w:lang w:val="zh_TW" w:bidi="zh_TW"/>
-        </w:rPr>
-        <w:t>；</w:t>
-      </w:r>
-      <w:hyperlink r:id="rId58">
-        <w:r>
-          <w:rPr>
-            <w:lang w:val="zh_TW" w:bidi="zh_TW"/>
-          </w:rPr>
-          <w:rPr>
-            <w:color w:val="0000EE"/>
-            <w:u w:val="single"/>
-          </w:rPr>
-          <w:t>阿摩司書1:9</w:t>
-        </w:r>
-      </w:hyperlink>
-      <w:hyperlink r:id="rId53">
-        <w:r>
-          <w:rPr>
-            <w:lang w:val="zh_TW" w:bidi="zh_TW"/>
-          </w:rPr>
-          <w:rPr>
-            <w:color w:val="0000EE"/>
-            <w:u w:val="single"/>
-          </w:rPr>
-          <w:t>–</w:t>
-        </w:r>
-      </w:hyperlink>
-      <w:hyperlink r:id="rId58">
-        <w:r>
-          <w:rPr>
-            <w:lang w:val="zh_TW" w:bidi="zh_TW"/>
-          </w:rPr>
-          <w:rPr>
-            <w:color w:val="0000EE"/>
-            <w:u w:val="single"/>
-          </w:rPr>
-          <w:t>10</w:t>
-        </w:r>
-      </w:hyperlink>
-      <w:r>
-        <w:rPr>
-          <w:lang w:val="zh_TW" w:bidi="zh_TW"/>
-        </w:rPr>
-        <w:t>）。泰爾被譴責的原因有幾個：</w:t>
-      </w:r>
-    </w:p>
-    <w:p>
-      <w:pPr>
-        <w:pStyle w:val="ListBullet"/>
-        <w:spacing w:line="240" w:lineRule="auto"/>
-        <w:ind w:left="720"/>
-      </w:pPr>
-      <w:r>
-        <w:rPr>
-          <w:lang w:val="zh_TW" w:bidi="zh_TW"/>
-        </w:rPr>
-      </w:r>
-      <w:r>
-        <w:rPr>
-          <w:lang w:val="zh_TW" w:bidi="zh_TW"/>
-        </w:rPr>
-        <w:t>由於其商業重要性，泰爾成為亞述和埃及競爭的焦點。泰爾在這些競爭者之間周旋，同時積累自己的財富並剝削鄰國。</w:t>
-      </w:r>
-    </w:p>
-    <w:p>
-      <w:pPr>
-        <w:pStyle w:val="ListBullet"/>
-        <w:spacing w:line="240" w:lineRule="auto"/>
-        <w:ind w:left="720"/>
-      </w:pPr>
-      <w:r>
-        <w:rPr>
-          <w:lang w:val="zh_TW" w:bidi="zh_TW"/>
-        </w:rPr>
-      </w:r>
-      <w:r>
-        <w:rPr>
-          <w:lang w:val="zh_TW" w:bidi="zh_TW"/>
-        </w:rPr>
-        <w:t>泰爾充滿了貪婪的商人。</w:t>
-      </w:r>
-    </w:p>
-    <w:p>
-      <w:pPr>
-        <w:pStyle w:val="ListBullet"/>
-        <w:spacing w:line="240" w:lineRule="auto"/>
-        <w:ind w:left="720"/>
-      </w:pPr>
-      <w:r>
-        <w:rPr>
-          <w:lang w:val="zh_TW" w:bidi="zh_TW"/>
-        </w:rPr>
-      </w:r>
-      <w:r>
-        <w:rPr>
-          <w:lang w:val="zh_TW" w:bidi="zh_TW"/>
-        </w:rPr>
-        <w:t>泰爾也是宗教偶像崇拜和性道德敗壞的中心。</w:t>
-      </w:r>
-    </w:p>
-    <w:p>
-      <w:pPr>
-        <w:pStyle w:val="ListBullet"/>
-        <w:spacing w:line="240" w:lineRule="auto"/>
-        <w:ind w:left="720"/>
-      </w:pPr>
-      <w:r>
-        <w:rPr>
-          <w:lang w:val="zh_TW" w:bidi="zh_TW"/>
-        </w:rPr>
-      </w:r>
-      <w:r>
-        <w:rPr>
-          <w:lang w:val="zh_TW" w:bidi="zh_TW"/>
-        </w:rPr>
-        <w:t>泰爾因其巨大的財富和戰略位置而極其驕傲。</w:t>
-      </w:r>
-    </w:p>
-    <w:p>
-      <w:pPr/>
-      <w:r>
-        <w:rPr>
-          <w:lang w:val="zh_TW" w:bidi="zh_TW"/>
-        </w:rPr>
-      </w:r>
-      <w:r>
-        <w:rPr>
-          <w:lang w:val="zh_TW" w:bidi="zh_TW"/>
-        </w:rPr>
-        <w:t>以西結的預言提供了泰爾城的詳細圖景，其商業帝國、罪惡及最終的滅亡（</w:t>
-      </w:r>
-      <w:hyperlink r:id="rId59">
-        <w:r>
-          <w:rPr>
-            <w:lang w:val="zh_TW" w:bidi="zh_TW"/>
-          </w:rPr>
-          <w:rPr>
-            <w:color w:val="0000EE"/>
-            <w:u w:val="single"/>
-          </w:rPr>
-          <w:t>以西結書26:1</w:t>
-        </w:r>
-      </w:hyperlink>
-      <w:hyperlink r:id="rId53">
-        <w:r>
-          <w:rPr>
-            <w:lang w:val="zh_TW" w:bidi="zh_TW"/>
-          </w:rPr>
-          <w:rPr>
-            <w:color w:val="0000EE"/>
-            <w:u w:val="single"/>
-          </w:rPr>
-          <w:t>–</w:t>
-        </w:r>
-      </w:hyperlink>
-      <w:hyperlink r:id="rId59">
-        <w:r>
-          <w:rPr>
-            <w:lang w:val="zh_TW" w:bidi="zh_TW"/>
-          </w:rPr>
-          <w:rPr>
-            <w:color w:val="0000EE"/>
-            <w:u w:val="single"/>
-          </w:rPr>
-          <w:t>28</w:t>
-        </w:r>
-      </w:hyperlink>
-      <w:r>
-        <w:rPr>
-          <w:lang w:val="zh_TW" w:bidi="zh_TW"/>
-        </w:rPr>
-        <w:t>，</w:t>
-      </w:r>
-      <w:hyperlink r:id="rId60">
-        <w:r>
-          <w:rPr>
-            <w:lang w:val="zh_TW" w:bidi="zh_TW"/>
-          </w:rPr>
-          <w:rPr>
-            <w:color w:val="0000EE"/>
-            <w:u w:val="single"/>
-          </w:rPr>
-          <w:t>29:18</w:t>
-        </w:r>
-      </w:hyperlink>
-      <w:hyperlink r:id="rId53">
-        <w:r>
-          <w:rPr>
-            <w:lang w:val="zh_TW" w:bidi="zh_TW"/>
-          </w:rPr>
-          <w:rPr>
-            <w:color w:val="0000EE"/>
-            <w:u w:val="single"/>
-          </w:rPr>
-          <w:t>–</w:t>
-        </w:r>
-      </w:hyperlink>
-      <w:hyperlink r:id="rId60">
-        <w:r>
-          <w:rPr>
-            <w:lang w:val="zh_TW" w:bidi="zh_TW"/>
-          </w:rPr>
-          <w:rPr>
-            <w:color w:val="0000EE"/>
-            <w:u w:val="single"/>
-          </w:rPr>
-          <w:t>20</w:t>
-        </w:r>
-      </w:hyperlink>
-      <w:r>
-        <w:rPr>
-          <w:lang w:val="zh_TW" w:bidi="zh_TW"/>
-        </w:rPr>
-        <w:t>）。泰爾的最終毀滅經歷了將近1900年。直到公元1291年才被徹底摧毀。泰爾被尼布甲尼撒圍攻了13年——從公元前587年直到574年。亞歷山大大帝在公元前332年經過七個月的圍攻後征服了這座城市。亞歷山大從大陸建造了一條通往島上的高架道路。以西結對泰爾驕傲的描述將其與撒但的驕傲相提並論。泰爾的宣稱「</w:t>
-      </w:r>
-      <w:r>
-        <w:rPr>
-          <w:lang w:val="zh_TW" w:bidi="zh_TW"/>
-        </w:rPr>
-        <w:t>我是神； 我在海中坐神之位</w:t>
-      </w:r>
-      <w:r>
-        <w:rPr>
-          <w:lang w:val="zh_TW" w:bidi="zh_TW"/>
-        </w:rPr>
-        <w:t>」，這也是導致撒但墮落同樣的表達方式（</w:t>
-      </w:r>
-      <w:hyperlink r:id="rId61">
-        <w:r>
-          <w:rPr>
-            <w:lang w:val="zh_TW" w:bidi="zh_TW"/>
-          </w:rPr>
-          <w:rPr>
-            <w:color w:val="0000EE"/>
-            <w:u w:val="single"/>
-          </w:rPr>
-          <w:t>以西結書28:2</w:t>
-        </w:r>
-      </w:hyperlink>
-      <w:r>
-        <w:rPr>
-          <w:lang w:val="zh_TW" w:bidi="zh_TW"/>
-        </w:rPr>
-        <w:t>）。</w:t>
-      </w:r>
-    </w:p>
-    <w:p>
-      <w:pPr>
-        <w:pStyle w:val="Heading3"/>
-      </w:pPr>
-      <w:r>
-        <w:rPr>
-          <w:lang w:val="zh_TW" w:bidi="zh_TW"/>
-        </w:rPr>
-        <w:t>新約聖經中的泰爾</w:t>
-      </w:r>
-    </w:p>
-    <w:p>
-      <w:pPr/>
-      <w:r>
-        <w:rPr>
-          <w:lang w:val="zh_TW" w:bidi="zh_TW"/>
-        </w:rPr>
-      </w:r>
-      <w:r>
-        <w:rPr>
-          <w:lang w:val="zh_TW" w:bidi="zh_TW"/>
-        </w:rPr>
-        <w:t>亞歷山大征服並摧毀了部分城市。但新約聖經指出，泰爾已經恢復了一些地位。泰爾在人口和商業力量上等同於或超過耶路撒冷。耶穌在祂早期的事工中曾造訪泰爾周圍地區。祂在那裡醫治了敘利腓尼基婦女的女兒（</w:t>
-      </w:r>
-      <w:hyperlink r:id="rId62">
-        <w:r>
-          <w:rPr>
-            <w:lang w:val="zh_TW" w:bidi="zh_TW"/>
-          </w:rPr>
-          <w:rPr>
-            <w:color w:val="0000EE"/>
-            <w:u w:val="single"/>
-          </w:rPr>
-          <w:t>馬太福音15:21–28</w:t>
-        </w:r>
-      </w:hyperlink>
-      <w:r>
-        <w:rPr>
-          <w:lang w:val="zh_TW" w:bidi="zh_TW"/>
-        </w:rPr>
-        <w:t>；</w:t>
-      </w:r>
-      <w:hyperlink r:id="rId63">
-        <w:r>
-          <w:rPr>
-            <w:lang w:val="zh_TW" w:bidi="zh_TW"/>
-          </w:rPr>
-          <w:rPr>
-            <w:color w:val="0000EE"/>
-            <w:u w:val="single"/>
-          </w:rPr>
-          <w:t>馬可福音7:24–31</w:t>
-        </w:r>
-      </w:hyperlink>
-      <w:r>
-        <w:rPr>
-          <w:lang w:val="zh_TW" w:bidi="zh_TW"/>
-        </w:rPr>
-        <w:t>）。耶穌將棄絕祂的加利利城鎮與泰爾和西頓相比。這種比較意味著加利利人理論上可以拒絕耶穌的理由應該更少，因為他在那裡行了許多神蹟（</w:t>
-      </w:r>
-      <w:hyperlink r:id="rId64">
-        <w:r>
-          <w:rPr>
-            <w:lang w:val="zh_TW" w:bidi="zh_TW"/>
-          </w:rPr>
-          <w:rPr>
-            <w:color w:val="0000EE"/>
-            <w:u w:val="single"/>
-          </w:rPr>
-          <w:t>路加福音10:13–14</w:t>
-        </w:r>
-      </w:hyperlink>
-      <w:r>
-        <w:rPr>
-          <w:lang w:val="zh_TW" w:bidi="zh_TW"/>
-        </w:rPr>
-        <w:t>）。</w:t>
       </w:r>
       <w:r>
         <w:rPr>

--- a/zht/docx/158.content.docx
+++ b/zht/docx/158.content.docx
@@ -149,7 +149,7 @@
         <w:rPr>
           <w:lang w:val="zh_TW" w:bidi="zh_TW"/>
         </w:rPr>
-        <w:t>si</w:t>
+        <w:t>shui</w:t>
       </w:r>
       <w:r>
         <w:rPr>
@@ -212,7 +212,7 @@
         <w:rPr>
           <w:lang w:val="zh_TW" w:bidi="zh_TW"/>
         </w:rPr>
-        <w:t>死海</w:t>
+        <w:t>水</w:t>
       </w:r>
       <w:r>
         <w:rPr>
@@ -231,7 +231,21 @@
         <w:rPr>
           <w:lang w:val="zh_TW" w:bidi="zh_TW"/>
         </w:rPr>
-        <w:t>大型鹹水湖，約旦河流入其中。自希臘時期以來，西方文化稱其為「死海」。然而，在舊約聖經中，它常被稱為「鹽海」（</w:t>
+        <w:t>生命的基本要素之一，覆蓋了地球表面的大部分，也是人體的主要組成部分。沒有水，生物只能存活幾天。</w:t>
+      </w:r>
+    </w:p>
+    <w:p>
+      <w:pPr/>
+      <w:r>
+        <w:rPr>
+          <w:lang w:val="zh_TW" w:bidi="zh_TW"/>
+        </w:rPr>
+      </w:r>
+      <w:r>
+        <w:rPr>
+          <w:lang w:val="zh_TW" w:bidi="zh_TW"/>
+        </w:rPr>
+        <w:t>在創世之初，水覆蓋了地球，然後神使旱地從水中顯出來（</w:t>
       </w:r>
       <w:hyperlink r:id="rId13">
         <w:r>
@@ -242,7 +256,157 @@
             <w:color w:val="0000EE"/>
             <w:u w:val="single"/>
           </w:rPr>
-          <w:t>創14:3</w:t>
+          <w:t>創1:9–10</w:t>
+        </w:r>
+      </w:hyperlink>
+      <w:r>
+        <w:rPr>
+          <w:lang w:val="zh_TW" w:bidi="zh_TW"/>
+        </w:rPr>
+        <w:t>）。正如彼得所說：「憑神的命有了天，並從水而出、藉水而成的地」（</w:t>
+      </w:r>
+      <w:hyperlink r:id="rId14">
+        <w:r>
+          <w:rPr>
+            <w:lang w:val="zh_TW" w:bidi="zh_TW"/>
+          </w:rPr>
+          <w:rPr>
+            <w:color w:val="0000EE"/>
+            <w:u w:val="single"/>
+          </w:rPr>
+          <w:t>彼後3:5</w:t>
+        </w:r>
+      </w:hyperlink>
+      <w:r>
+        <w:rPr>
+          <w:lang w:val="zh_TW" w:bidi="zh_TW"/>
+        </w:rPr>
+        <w:t>）。</w:t>
+      </w:r>
+    </w:p>
+    <w:p>
+      <w:pPr/>
+      <w:r>
+        <w:rPr>
+          <w:lang w:val="zh_TW" w:bidi="zh_TW"/>
+        </w:rPr>
+      </w:r>
+      <w:r>
+        <w:rPr>
+          <w:lang w:val="zh_TW" w:bidi="zh_TW"/>
+        </w:rPr>
+        <w:t>當神創造伊甸園時，祂造了一條河來滋潤園子，這條河分成四條河，其中兩條是幼發拉底河和底格里斯河，這兩條河至今仍滋養著美索不達米亞地區的農業（</w:t>
+      </w:r>
+      <w:hyperlink r:id="rId15">
+        <w:r>
+          <w:rPr>
+            <w:lang w:val="zh_TW" w:bidi="zh_TW"/>
+          </w:rPr>
+          <w:rPr>
+            <w:color w:val="0000EE"/>
+            <w:u w:val="single"/>
+          </w:rPr>
+          <w:t>創2:10–14</w:t>
+        </w:r>
+      </w:hyperlink>
+      <w:r>
+        <w:rPr>
+          <w:lang w:val="zh_TW" w:bidi="zh_TW"/>
+        </w:rPr>
+        <w:t>）。聖經記載，早期地球上沒有雨水，只有霧氣滋潤大地（</w:t>
+      </w:r>
+      <w:hyperlink r:id="rId16">
+        <w:r>
+          <w:rPr>
+            <w:lang w:val="zh_TW" w:bidi="zh_TW"/>
+          </w:rPr>
+          <w:rPr>
+            <w:color w:val="0000EE"/>
+            <w:u w:val="single"/>
+          </w:rPr>
+          <w:t>5–6</w:t>
+        </w:r>
+      </w:hyperlink>
+      <w:r>
+        <w:rPr>
+          <w:lang w:val="zh_TW" w:bidi="zh_TW"/>
+        </w:rPr>
+        <w:t>節）。在挪亞的時代，神用洪水（大量且迅猛的水流）毀滅了「當時的世界」（</w:t>
+      </w:r>
+      <w:hyperlink r:id="rId17">
+        <w:r>
+          <w:rPr>
+            <w:lang w:val="zh_TW" w:bidi="zh_TW"/>
+          </w:rPr>
+          <w:rPr>
+            <w:color w:val="0000EE"/>
+            <w:u w:val="single"/>
+          </w:rPr>
+          <w:t>彼後3:6</w:t>
+        </w:r>
+      </w:hyperlink>
+      <w:r>
+        <w:rPr>
+          <w:lang w:val="zh_TW" w:bidi="zh_TW"/>
+        </w:rPr>
+        <w:t>）。這是對世人邪惡的懲罰。</w:t>
+      </w:r>
+    </w:p>
+    <w:p>
+      <w:pPr/>
+      <w:r>
+        <w:rPr>
+          <w:lang w:val="zh_TW" w:bidi="zh_TW"/>
+        </w:rPr>
+      </w:r>
+      <w:r>
+        <w:rPr>
+          <w:lang w:val="zh_TW" w:bidi="zh_TW"/>
+        </w:rPr>
+        <w:t>在近東地區，水尤為重要。因為該地區降雨量有限。例如，埃及的開羅每年僅降雨二到四英寸（或5.1到10.2厘米），而阿斯旺（Aswan）的年均降雨量幾乎為零。埃及依賴尼羅河，該河的水源來自赤道的降雨。相比較之下，巴勒斯坦則「有山有谷、雨水滋潤」（</w:t>
+      </w:r>
+      <w:hyperlink r:id="rId18">
+        <w:r>
+          <w:rPr>
+            <w:lang w:val="zh_TW" w:bidi="zh_TW"/>
+          </w:rPr>
+          <w:rPr>
+            <w:color w:val="0000EE"/>
+            <w:u w:val="single"/>
+          </w:rPr>
+          <w:t>申11:10–11</w:t>
+        </w:r>
+      </w:hyperlink>
+      <w:r>
+        <w:rPr>
+          <w:lang w:val="zh_TW" w:bidi="zh_TW"/>
+        </w:rPr>
+        <w:t>）。</w:t>
+      </w:r>
+    </w:p>
+    <w:p>
+      <w:pPr/>
+      <w:r>
+        <w:rPr>
+          <w:lang w:val="zh_TW" w:bidi="zh_TW"/>
+        </w:rPr>
+      </w:r>
+      <w:r>
+        <w:rPr>
+          <w:lang w:val="zh_TW" w:bidi="zh_TW"/>
+        </w:rPr>
+        <w:t>水在聖經中有許多象徵性的用法。義人像一棵樹栽在溪水旁（</w:t>
+      </w:r>
+      <w:hyperlink r:id="rId19">
+        <w:r>
+          <w:rPr>
+            <w:lang w:val="zh_TW" w:bidi="zh_TW"/>
+          </w:rPr>
+          <w:rPr>
+            <w:color w:val="0000EE"/>
+            <w:u w:val="single"/>
+          </w:rPr>
+          <w:t>詩1:3</w:t>
         </w:r>
       </w:hyperlink>
       <w:r>
@@ -251,16 +415,304 @@
         </w:rPr>
         <w:t>；</w:t>
       </w:r>
-      <w:hyperlink r:id="rId14">
-        <w:r>
-          <w:rPr>
-            <w:lang w:val="zh_TW" w:bidi="zh_TW"/>
-          </w:rPr>
-          <w:rPr>
-            <w:color w:val="0000EE"/>
-            <w:u w:val="single"/>
-          </w:rPr>
-          <w:t>民34:3、12</w:t>
+      <w:hyperlink r:id="rId20">
+        <w:r>
+          <w:rPr>
+            <w:lang w:val="zh_TW" w:bidi="zh_TW"/>
+          </w:rPr>
+          <w:rPr>
+            <w:color w:val="0000EE"/>
+            <w:u w:val="single"/>
+          </w:rPr>
+          <w:t>耶17:8</w:t>
+        </w:r>
+      </w:hyperlink>
+      <w:r>
+        <w:rPr>
+          <w:lang w:val="zh_TW" w:bidi="zh_TW"/>
+        </w:rPr>
+        <w:t>）。靈魂對神的渴慕就像對水的渴求：「我要切切地尋求你，在乾旱疲乏無水之地，我渴想你； 我的心切慕你」（</w:t>
+      </w:r>
+      <w:hyperlink r:id="rId21">
+        <w:r>
+          <w:rPr>
+            <w:lang w:val="zh_TW" w:bidi="zh_TW"/>
+          </w:rPr>
+          <w:rPr>
+            <w:color w:val="0000EE"/>
+            <w:u w:val="single"/>
+          </w:rPr>
+          <w:t>詩63:1</w:t>
+        </w:r>
+      </w:hyperlink>
+      <w:r>
+        <w:rPr>
+          <w:lang w:val="zh_TW" w:bidi="zh_TW"/>
+        </w:rPr>
+        <w:t>）；「我的心渴想你， 如乾旱之地盼雨一樣」（</w:t>
+      </w:r>
+      <w:hyperlink r:id="rId22">
+        <w:r>
+          <w:rPr>
+            <w:lang w:val="zh_TW" w:bidi="zh_TW"/>
+          </w:rPr>
+          <w:rPr>
+            <w:color w:val="0000EE"/>
+            <w:u w:val="single"/>
+          </w:rPr>
+          <w:t>143:6</w:t>
+        </w:r>
+      </w:hyperlink>
+      <w:r>
+        <w:rPr>
+          <w:lang w:val="zh_TW" w:bidi="zh_TW"/>
+        </w:rPr>
+        <w:t>）。</w:t>
+      </w:r>
+    </w:p>
+    <w:p>
+      <w:pPr/>
+      <w:r>
+        <w:rPr>
+          <w:lang w:val="zh_TW" w:bidi="zh_TW"/>
+        </w:rPr>
+      </w:r>
+      <w:r>
+        <w:rPr>
+          <w:lang w:val="zh_TW" w:bidi="zh_TW"/>
+        </w:rPr>
+        <w:t>耶穌滿足了這個需求，並宣告說：「人若渴了，可以到我這裡來喝。信我的人就如經上所說：『從他腹中要流出活水的江河來。』」（</w:t>
+      </w:r>
+      <w:hyperlink r:id="rId23">
+        <w:r>
+          <w:rPr>
+            <w:lang w:val="zh_TW" w:bidi="zh_TW"/>
+          </w:rPr>
+          <w:rPr>
+            <w:color w:val="0000EE"/>
+            <w:u w:val="single"/>
+          </w:rPr>
+          <w:t>約7:37–38</w:t>
+        </w:r>
+      </w:hyperlink>
+      <w:r>
+        <w:rPr>
+          <w:lang w:val="zh_TW" w:bidi="zh_TW"/>
+        </w:rPr>
+        <w:t>）。耶穌說：「人若喝我所賜的水就永遠不渴。我所賜的水要在他裡頭成為泉源，直湧到永生。」（</w:t>
+      </w:r>
+      <w:hyperlink r:id="rId24">
+        <w:r>
+          <w:rPr>
+            <w:lang w:val="zh_TW" w:bidi="zh_TW"/>
+          </w:rPr>
+          <w:rPr>
+            <w:color w:val="0000EE"/>
+            <w:u w:val="single"/>
+          </w:rPr>
+          <w:t>4:14</w:t>
+        </w:r>
+      </w:hyperlink>
+      <w:r>
+        <w:rPr>
+          <w:lang w:val="zh_TW" w:bidi="zh_TW"/>
+        </w:rPr>
+        <w:t>）。耶穌的靈，就是那滿足人類靈魂渴慕的靈水（</w:t>
+      </w:r>
+      <w:hyperlink r:id="rId25">
+        <w:r>
+          <w:rPr>
+            <w:lang w:val="zh_TW" w:bidi="zh_TW"/>
+          </w:rPr>
+          <w:rPr>
+            <w:color w:val="0000EE"/>
+            <w:u w:val="single"/>
+          </w:rPr>
+          <w:t>7:38–39</w:t>
+        </w:r>
+      </w:hyperlink>
+      <w:r>
+        <w:rPr>
+          <w:lang w:val="zh_TW" w:bidi="zh_TW"/>
+        </w:rPr>
+        <w:t>）。</w:t>
+      </w:r>
+    </w:p>
+    <w:p>
+      <w:pPr/>
+      <w:r>
+        <w:rPr>
+          <w:lang w:val="zh_TW" w:bidi="zh_TW"/>
+        </w:rPr>
+      </w:r>
+      <w:r>
+        <w:rPr>
+          <w:lang w:val="zh_TW" w:bidi="zh_TW"/>
+        </w:rPr>
+        <w:t>神的話語也被描繪為水，能使我們靈性得潔淨。主說教會的潔凈是「用水藉著道把教會洗淨」（</w:t>
+      </w:r>
+      <w:hyperlink r:id="rId26">
+        <w:r>
+          <w:rPr>
+            <w:lang w:val="zh_TW" w:bidi="zh_TW"/>
+          </w:rPr>
+          <w:rPr>
+            <w:color w:val="0000EE"/>
+            <w:u w:val="single"/>
+          </w:rPr>
+          <w:t>弗5:26</w:t>
+        </w:r>
+      </w:hyperlink>
+      <w:r>
+        <w:rPr>
+          <w:lang w:val="zh_TW" w:bidi="zh_TW"/>
+        </w:rPr>
+        <w:t>）。保羅說人得救是「藉著重生的洗和聖靈的更新」（</w:t>
+      </w:r>
+      <w:hyperlink r:id="rId27">
+        <w:r>
+          <w:rPr>
+            <w:lang w:val="zh_TW" w:bidi="zh_TW"/>
+          </w:rPr>
+          <w:rPr>
+            <w:color w:val="0000EE"/>
+            <w:u w:val="single"/>
+          </w:rPr>
+          <w:t>多3:5</w:t>
+        </w:r>
+      </w:hyperlink>
+      <w:r>
+        <w:rPr>
+          <w:lang w:val="zh_TW" w:bidi="zh_TW"/>
+        </w:rPr>
+        <w:t>）。</w:t>
+      </w:r>
+    </w:p>
+    <w:p>
+      <w:pPr/>
+      <w:r>
+        <w:rPr>
+          <w:lang w:val="zh_TW" w:bidi="zh_TW"/>
+        </w:rPr>
+      </w:r>
+      <w:r>
+        <w:rPr>
+          <w:lang w:val="zh_TW" w:bidi="zh_TW"/>
+        </w:rPr>
+        <w:t>在聖經的最後一章，主宣告：「我要將生命泉的水白白賜給那口渴的人喝」（</w:t>
+      </w:r>
+      <w:hyperlink r:id="rId28">
+        <w:r>
+          <w:rPr>
+            <w:lang w:val="zh_TW" w:bidi="zh_TW"/>
+          </w:rPr>
+          <w:rPr>
+            <w:color w:val="0000EE"/>
+            <w:u w:val="single"/>
+          </w:rPr>
+          <w:t>啟21:6</w:t>
+        </w:r>
+      </w:hyperlink>
+      <w:r>
+        <w:rPr>
+          <w:lang w:val="zh_TW" w:bidi="zh_TW"/>
+        </w:rPr>
+        <w:t>）。甚至在描述天上的新耶路撒冷時，也提到水——生命水的河：「天使又指示我在城內街道當中一道生命水的河，明亮如水晶，從神和羔羊的寶座流出來。」（</w:t>
+      </w:r>
+      <w:hyperlink r:id="rId29">
+        <w:r>
+          <w:rPr>
+            <w:lang w:val="zh_TW" w:bidi="zh_TW"/>
+          </w:rPr>
+          <w:rPr>
+            <w:color w:val="0000EE"/>
+            <w:u w:val="single"/>
+          </w:rPr>
+          <w:t>22:1–2</w:t>
+        </w:r>
+      </w:hyperlink>
+      <w:r>
+        <w:rPr>
+          <w:lang w:val="zh_TW" w:bidi="zh_TW"/>
+        </w:rPr>
+        <w:t>）。同樣，聖經的最後邀請說：「口渴的人也當來；願意的，都可以白白取生命的水喝」（</w:t>
+      </w:r>
+      <w:hyperlink r:id="rId30">
+        <w:r>
+          <w:rPr>
+            <w:lang w:val="zh_TW" w:bidi="zh_TW"/>
+          </w:rPr>
+          <w:rPr>
+            <w:color w:val="0000EE"/>
+            <w:u w:val="single"/>
+          </w:rPr>
+          <w:t>17</w:t>
+        </w:r>
+      </w:hyperlink>
+      <w:r>
+        <w:rPr>
+          <w:lang w:val="zh_TW" w:bidi="zh_TW"/>
+        </w:rPr>
+        <w:t>節）。</w:t>
+      </w:r>
+      <w:r>
+        <w:rPr>
+          <w:lang w:val="zh_TW" w:bidi="zh_TW"/>
+        </w:rPr>
+      </w:r>
+      <w:r>
+        <w:rPr>
+          <w:lang w:val="zh_TW" w:bidi="zh_TW"/>
+        </w:rPr>
+      </w:r>
+    </w:p>
+    <w:p>
+      <w:pPr/>
+      <w:r>
+        <w:rPr>
+          <w:lang w:val="zh_TW" w:bidi="zh_TW"/>
+        </w:rPr>
+      </w:r>
+    </w:p>
+    <w:p>
+      <w:pPr>
+        <w:pStyle w:val="Heading2"/>
+      </w:pPr>
+      <w:r>
+        <w:rPr>
+          <w:lang w:val="zh_TW" w:bidi="zh_TW"/>
+        </w:rPr>
+        <w:t>水瓶</w:t>
+      </w:r>
+      <w:r>
+        <w:rPr>
+          <w:lang w:val="zh_TW" w:bidi="zh_TW"/>
+        </w:rPr>
+      </w:r>
+    </w:p>
+    <w:p>
+      <w:pPr/>
+      <w:r>
+        <w:rPr>
+          <w:lang w:val="zh_TW" w:bidi="zh_TW"/>
+        </w:rPr>
+      </w:r>
+      <w:r>
+        <w:rPr>
+          <w:lang w:val="zh_TW" w:bidi="zh_TW"/>
+        </w:rPr>
+        <w:t>水瓶是用來盛裝並傾倒液體的器皿，也可稱為罈或壺，常用來裝水或酒。水瓶多以陶土製成，也有金屬製的。人們會把水瓶扛在肩上，或頂在頭上攜帶。在聖經時代，婦女常拿著水瓶到井旁打水（</w:t>
+      </w:r>
+      <w:hyperlink r:id="rId31">
+        <w:r>
+          <w:rPr>
+            <w:lang w:val="zh_TW" w:bidi="zh_TW"/>
+          </w:rPr>
+          <w:rPr>
+            <w:color w:val="0000EE"/>
+            <w:u w:val="single"/>
+          </w:rPr>
+          <w:t>創24:14–20</w:t>
         </w:r>
       </w:hyperlink>
       <w:r>
@@ -269,16 +721,109 @@
         </w:rPr>
         <w:t>；</w:t>
       </w:r>
-      <w:hyperlink r:id="rId15">
-        <w:r>
-          <w:rPr>
-            <w:lang w:val="zh_TW" w:bidi="zh_TW"/>
-          </w:rPr>
-          <w:rPr>
-            <w:color w:val="0000EE"/>
-            <w:u w:val="single"/>
-          </w:rPr>
-          <w:t>申3:17</w:t>
+      <w:hyperlink r:id="rId32">
+        <w:r>
+          <w:rPr>
+            <w:lang w:val="zh_TW" w:bidi="zh_TW"/>
+          </w:rPr>
+          <w:rPr>
+            <w:color w:val="0000EE"/>
+            <w:u w:val="single"/>
+          </w:rPr>
+          <w:t>可14:13</w:t>
+        </w:r>
+      </w:hyperlink>
+      <w:r>
+        <w:rPr>
+          <w:lang w:val="zh_TW" w:bidi="zh_TW"/>
+        </w:rPr>
+        <w:t>）。</w:t>
+      </w:r>
+    </w:p>
+    <w:p>
+      <w:pPr/>
+      <w:r>
+        <w:rPr>
+          <w:lang w:val="zh_TW" w:bidi="zh_TW"/>
+        </w:rPr>
+      </w:r>
+      <w:r>
+        <w:rPr>
+          <w:i/>
+          <w:lang w:val="zh_TW" w:bidi="zh_TW"/>
+        </w:rPr>
+        <w:t xml:space="preserve">見 </w:t>
+      </w:r>
+      <w:r>
+        <w:rPr>
+          <w:lang w:val="zh_TW" w:bidi="zh_TW"/>
+        </w:rPr>
+        <w:t>陶器</w:t>
+      </w:r>
+      <w:r>
+        <w:rPr>
+          <w:lang w:val="zh_TW" w:bidi="zh_TW"/>
+        </w:rPr>
+        <w:t>。</w:t>
+      </w:r>
+      <w:r>
+        <w:rPr>
+          <w:lang w:val="zh_TW" w:bidi="zh_TW"/>
+        </w:rPr>
+      </w:r>
+      <w:r>
+        <w:rPr>
+          <w:lang w:val="zh_TW" w:bidi="zh_TW"/>
+        </w:rPr>
+      </w:r>
+    </w:p>
+    <w:p>
+      <w:pPr/>
+      <w:r>
+        <w:rPr>
+          <w:lang w:val="zh_TW" w:bidi="zh_TW"/>
+        </w:rPr>
+      </w:r>
+    </w:p>
+    <w:p>
+      <w:pPr>
+        <w:pStyle w:val="Heading2"/>
+      </w:pPr>
+      <w:r>
+        <w:rPr>
+          <w:lang w:val="zh_TW" w:bidi="zh_TW"/>
+        </w:rPr>
+        <w:t>水手</w:t>
+      </w:r>
+      <w:r>
+        <w:rPr>
+          <w:lang w:val="zh_TW" w:bidi="zh_TW"/>
+        </w:rPr>
+      </w:r>
+    </w:p>
+    <w:p>
+      <w:pPr/>
+      <w:r>
+        <w:rPr>
+          <w:lang w:val="zh_TW" w:bidi="zh_TW"/>
+        </w:rPr>
+      </w:r>
+      <w:r>
+        <w:rPr>
+          <w:lang w:val="zh_TW" w:bidi="zh_TW"/>
+        </w:rPr>
+        <w:t>指受過訓練，能夠駕駛船隻在海上航行的人。以色列人通常不從事航海活動，他們的水上活動主要局限於加利利海和約旦河。他們偶爾可能會接觸到大船（</w:t>
+      </w:r>
+      <w:hyperlink r:id="rId33">
+        <w:r>
+          <w:rPr>
+            <w:lang w:val="zh_TW" w:bidi="zh_TW"/>
+          </w:rPr>
+          <w:rPr>
+            <w:color w:val="0000EE"/>
+            <w:u w:val="single"/>
+          </w:rPr>
+          <w:t>創49:13</w:t>
         </w:r>
       </w:hyperlink>
       <w:r>
@@ -287,16 +832,52 @@
         </w:rPr>
         <w:t>；</w:t>
       </w:r>
-      <w:hyperlink r:id="rId16">
-        <w:r>
-          <w:rPr>
-            <w:lang w:val="zh_TW" w:bidi="zh_TW"/>
-          </w:rPr>
-          <w:rPr>
-            <w:color w:val="0000EE"/>
-            <w:u w:val="single"/>
-          </w:rPr>
-          <w:t>書3:16</w:t>
+      <w:hyperlink r:id="rId34">
+        <w:r>
+          <w:rPr>
+            <w:lang w:val="zh_TW" w:bidi="zh_TW"/>
+          </w:rPr>
+          <w:rPr>
+            <w:color w:val="0000EE"/>
+            <w:u w:val="single"/>
+          </w:rPr>
+          <w:t>士5:17</w:t>
+        </w:r>
+      </w:hyperlink>
+      <w:r>
+        <w:rPr>
+          <w:lang w:val="zh_TW" w:bidi="zh_TW"/>
+        </w:rPr>
+        <w:t>）。所羅門在亞喀巴灣（Gulf of Aqaba）的以旬迦別擁有一支船隊（</w:t>
+      </w:r>
+      <w:hyperlink r:id="rId35">
+        <w:r>
+          <w:rPr>
+            <w:lang w:val="zh_TW" w:bidi="zh_TW"/>
+          </w:rPr>
+          <w:rPr>
+            <w:color w:val="0000EE"/>
+            <w:u w:val="single"/>
+          </w:rPr>
+          <w:t>王上9:26–28</w:t>
+        </w:r>
+      </w:hyperlink>
+      <w:r>
+        <w:rPr>
+          <w:lang w:val="zh_TW" w:bidi="zh_TW"/>
+        </w:rPr>
+        <w:t>；</w:t>
+      </w:r>
+      <w:hyperlink r:id="rId36">
+        <w:r>
+          <w:rPr>
+            <w:lang w:val="zh_TW" w:bidi="zh_TW"/>
+          </w:rPr>
+          <w:rPr>
+            <w:color w:val="0000EE"/>
+            <w:u w:val="single"/>
+          </w:rPr>
+          <w:t>代下8:17–18</w:t>
         </w:r>
       </w:hyperlink>
       <w:r>
@@ -305,16 +886,102 @@
         </w:rPr>
         <w:t>，</w:t>
       </w:r>
-      <w:hyperlink r:id="rId17">
-        <w:r>
-          <w:rPr>
-            <w:lang w:val="zh_TW" w:bidi="zh_TW"/>
-          </w:rPr>
-          <w:rPr>
-            <w:color w:val="0000EE"/>
-            <w:u w:val="single"/>
-          </w:rPr>
-          <w:t>12:3</w:t>
+      <w:hyperlink r:id="rId37">
+        <w:r>
+          <w:rPr>
+            <w:lang w:val="zh_TW" w:bidi="zh_TW"/>
+          </w:rPr>
+          <w:rPr>
+            <w:color w:val="0000EE"/>
+            <w:u w:val="single"/>
+          </w:rPr>
+          <w:t>9:21</w:t>
+        </w:r>
+      </w:hyperlink>
+      <w:r>
+        <w:rPr>
+          <w:lang w:val="zh_TW" w:bidi="zh_TW"/>
+        </w:rPr>
+        <w:t>）。約沙法也在以旬迦別擁有一支船隊（</w:t>
+      </w:r>
+      <w:hyperlink r:id="rId38">
+        <w:r>
+          <w:rPr>
+            <w:lang w:val="zh_TW" w:bidi="zh_TW"/>
+          </w:rPr>
+          <w:rPr>
+            <w:color w:val="0000EE"/>
+            <w:u w:val="single"/>
+          </w:rPr>
+          <w:t>王上22:48</w:t>
+        </w:r>
+      </w:hyperlink>
+      <w:r>
+        <w:rPr>
+          <w:lang w:val="zh_TW" w:bidi="zh_TW"/>
+        </w:rPr>
+        <w:t>；</w:t>
+      </w:r>
+      <w:hyperlink r:id="rId39">
+        <w:r>
+          <w:rPr>
+            <w:lang w:val="zh_TW" w:bidi="zh_TW"/>
+          </w:rPr>
+          <w:rPr>
+            <w:color w:val="0000EE"/>
+            <w:u w:val="single"/>
+          </w:rPr>
+          <w:t>代下20:35–37</w:t>
+        </w:r>
+      </w:hyperlink>
+      <w:r>
+        <w:rPr>
+          <w:lang w:val="zh_TW" w:bidi="zh_TW"/>
+        </w:rPr>
+        <w:t>）。</w:t>
+      </w:r>
+    </w:p>
+    <w:p>
+      <w:pPr/>
+      <w:r>
+        <w:rPr>
+          <w:lang w:val="zh_TW" w:bidi="zh_TW"/>
+        </w:rPr>
+      </w:r>
+      <w:r>
+        <w:rPr>
+          <w:lang w:val="zh_TW" w:bidi="zh_TW"/>
+        </w:rPr>
+        <w:t>新約多次提到船隻和水手——如加利利的眾多漁船（</w:t>
+      </w:r>
+      <w:hyperlink r:id="rId40">
+        <w:r>
+          <w:rPr>
+            <w:lang w:val="zh_TW" w:bidi="zh_TW"/>
+          </w:rPr>
+          <w:rPr>
+            <w:color w:val="0000EE"/>
+            <w:u w:val="single"/>
+          </w:rPr>
+          <w:t>太14:22</w:t>
+        </w:r>
+      </w:hyperlink>
+      <w:r>
+        <w:rPr>
+          <w:lang w:val="zh_TW" w:bidi="zh_TW"/>
+        </w:rPr>
+        <w:t>；</w:t>
+      </w:r>
+      <w:hyperlink r:id="rId41">
+        <w:r>
+          <w:rPr>
+            <w:lang w:val="zh_TW" w:bidi="zh_TW"/>
+          </w:rPr>
+          <w:rPr>
+            <w:color w:val="0000EE"/>
+            <w:u w:val="single"/>
+          </w:rPr>
+          <w:t>可1:19</w:t>
         </w:r>
       </w:hyperlink>
       <w:r>
@@ -323,16 +990,52 @@
         </w:rPr>
         <w:t>，</w:t>
       </w:r>
-      <w:hyperlink r:id="rId18">
-        <w:r>
-          <w:rPr>
-            <w:lang w:val="zh_TW" w:bidi="zh_TW"/>
-          </w:rPr>
-          <w:rPr>
-            <w:color w:val="0000EE"/>
-            <w:u w:val="single"/>
-          </w:rPr>
-          <w:t>15:2、5</w:t>
+      <w:hyperlink r:id="rId42">
+        <w:r>
+          <w:rPr>
+            <w:lang w:val="zh_TW" w:bidi="zh_TW"/>
+          </w:rPr>
+          <w:rPr>
+            <w:color w:val="0000EE"/>
+            <w:u w:val="single"/>
+          </w:rPr>
+          <w:t>3:9</w:t>
+        </w:r>
+      </w:hyperlink>
+      <w:r>
+        <w:rPr>
+          <w:lang w:val="zh_TW" w:bidi="zh_TW"/>
+        </w:rPr>
+        <w:t>；</w:t>
+      </w:r>
+      <w:hyperlink r:id="rId43">
+        <w:r>
+          <w:rPr>
+            <w:lang w:val="zh_TW" w:bidi="zh_TW"/>
+          </w:rPr>
+          <w:rPr>
+            <w:color w:val="0000EE"/>
+            <w:u w:val="single"/>
+          </w:rPr>
+          <w:t>路5:2</w:t>
+        </w:r>
+      </w:hyperlink>
+      <w:r>
+        <w:rPr>
+          <w:lang w:val="zh_TW" w:bidi="zh_TW"/>
+        </w:rPr>
+        <w:t>；</w:t>
+      </w:r>
+      <w:hyperlink r:id="rId44">
+        <w:r>
+          <w:rPr>
+            <w:lang w:val="zh_TW" w:bidi="zh_TW"/>
+          </w:rPr>
+          <w:rPr>
+            <w:color w:val="0000EE"/>
+            <w:u w:val="single"/>
+          </w:rPr>
+          <w:t>約6:19、22–24</w:t>
         </w:r>
       </w:hyperlink>
       <w:r>
@@ -341,23 +1044,2363 @@
         </w:rPr>
         <w:t>，</w:t>
       </w:r>
-      <w:hyperlink r:id="rId19">
-        <w:r>
-          <w:rPr>
-            <w:lang w:val="zh_TW" w:bidi="zh_TW"/>
-          </w:rPr>
-          <w:rPr>
-            <w:color w:val="0000EE"/>
-            <w:u w:val="single"/>
-          </w:rPr>
-          <w:t>18:19</w:t>
-        </w:r>
-      </w:hyperlink>
-      <w:r>
-        <w:rPr>
-          <w:lang w:val="zh_TW" w:bidi="zh_TW"/>
-        </w:rPr>
-        <w:t>）。該湖中含有大量的鹽，這在古代是寶貴的資源。聖經也稱死海為：</w:t>
+      <w:hyperlink r:id="rId45">
+        <w:r>
+          <w:rPr>
+            <w:lang w:val="zh_TW" w:bidi="zh_TW"/>
+          </w:rPr>
+          <w:rPr>
+            <w:color w:val="0000EE"/>
+            <w:u w:val="single"/>
+          </w:rPr>
+          <w:t>21:8</w:t>
+        </w:r>
+      </w:hyperlink>
+      <w:r>
+        <w:rPr>
+          <w:lang w:val="zh_TW" w:bidi="zh_TW"/>
+        </w:rPr>
+        <w:t>），也有大船，如保羅前往羅馬所乘的大船（</w:t>
+      </w:r>
+      <w:hyperlink r:id="rId46">
+        <w:r>
+          <w:rPr>
+            <w:lang w:val="zh_TW" w:bidi="zh_TW"/>
+          </w:rPr>
+          <w:rPr>
+            <w:color w:val="0000EE"/>
+            <w:u w:val="single"/>
+          </w:rPr>
+          <w:t>徒27:6–44</w:t>
+        </w:r>
+      </w:hyperlink>
+      <w:r>
+        <w:rPr>
+          <w:lang w:val="zh_TW" w:bidi="zh_TW"/>
+        </w:rPr>
+        <w:t>）。</w:t>
+      </w:r>
+      <w:hyperlink r:id="rId47">
+        <w:r>
+          <w:rPr>
+            <w:lang w:val="zh_TW" w:bidi="zh_TW"/>
+          </w:rPr>
+          <w:rPr>
+            <w:color w:val="0000EE"/>
+            <w:u w:val="single"/>
+          </w:rPr>
+          <w:t>使徒行傳二十七章27、30節</w:t>
+        </w:r>
+      </w:hyperlink>
+      <w:r>
+        <w:rPr>
+          <w:lang w:val="zh_TW" w:bidi="zh_TW"/>
+        </w:rPr>
+        <w:t>中提到船員或水手。英文譯本中的mariner一詞指的是水手（</w:t>
+      </w:r>
+      <w:hyperlink r:id="rId48">
+        <w:r>
+          <w:rPr>
+            <w:lang w:val="zh_TW" w:bidi="zh_TW"/>
+          </w:rPr>
+          <w:rPr>
+            <w:color w:val="0000EE"/>
+            <w:u w:val="single"/>
+          </w:rPr>
+          <w:t>結27:9、27–29</w:t>
+        </w:r>
+      </w:hyperlink>
+      <w:r>
+        <w:rPr>
+          <w:lang w:val="zh_TW" w:bidi="zh_TW"/>
+        </w:rPr>
+        <w:t>；</w:t>
+      </w:r>
+      <w:hyperlink r:id="rId49">
+        <w:r>
+          <w:rPr>
+            <w:lang w:val="zh_TW" w:bidi="zh_TW"/>
+          </w:rPr>
+          <w:rPr>
+            <w:color w:val="0000EE"/>
+            <w:u w:val="single"/>
+          </w:rPr>
+          <w:t>拿1:5</w:t>
+        </w:r>
+      </w:hyperlink>
+      <w:r>
+        <w:rPr>
+          <w:lang w:val="zh_TW" w:bidi="zh_TW"/>
+        </w:rPr>
+        <w:t>）。</w:t>
+      </w:r>
+    </w:p>
+    <w:p>
+      <w:pPr/>
+      <w:r>
+        <w:rPr>
+          <w:lang w:val="zh_TW" w:bidi="zh_TW"/>
+        </w:rPr>
+      </w:r>
+      <w:r>
+        <w:rPr>
+          <w:i/>
+          <w:lang w:val="zh_TW" w:bidi="zh_TW"/>
+        </w:rPr>
+        <w:t>另見</w:t>
+      </w:r>
+      <w:r>
+        <w:rPr>
+          <w:lang w:val="zh_TW" w:bidi="zh_TW"/>
+        </w:rPr>
+        <w:t>旅行</w:t>
+      </w:r>
+      <w:r>
+        <w:rPr>
+          <w:lang w:val="zh_TW" w:bidi="zh_TW"/>
+        </w:rPr>
+        <w:t>。</w:t>
+      </w:r>
+      <w:r>
+        <w:rPr>
+          <w:lang w:val="zh_TW" w:bidi="zh_TW"/>
+        </w:rPr>
+      </w:r>
+      <w:r>
+        <w:rPr>
+          <w:lang w:val="zh_TW" w:bidi="zh_TW"/>
+        </w:rPr>
+      </w:r>
+    </w:p>
+    <w:p>
+      <w:pPr/>
+      <w:r>
+        <w:rPr>
+          <w:lang w:val="zh_TW" w:bidi="zh_TW"/>
+        </w:rPr>
+      </w:r>
+    </w:p>
+    <w:p>
+      <w:pPr>
+        <w:pStyle w:val="Heading2"/>
+      </w:pPr>
+      <w:r>
+        <w:rPr>
+          <w:lang w:val="zh_TW" w:bidi="zh_TW"/>
+        </w:rPr>
+        <w:t>稅吏</w:t>
+      </w:r>
+      <w:r>
+        <w:rPr>
+          <w:lang w:val="zh_TW" w:bidi="zh_TW"/>
+        </w:rPr>
+      </w:r>
+    </w:p>
+    <w:p>
+      <w:pPr/>
+      <w:r>
+        <w:rPr>
+          <w:lang w:val="zh_TW" w:bidi="zh_TW"/>
+        </w:rPr>
+      </w:r>
+      <w:r>
+        <w:rPr>
+          <w:lang w:val="zh_TW" w:bidi="zh_TW"/>
+        </w:rPr>
+        <w:t>負責為政府徵收稅款的人。在新約時期，羅馬政府徵收各種稅款，他們自己的官員負責其中一些工作，但也將部分任務委派給私人，包括猶太人和其他人，這些人必須向當局上交一筆約定的稅款。然而，許多不誠實的稅吏徵收的稅款遠超過人們需要繳納的數額，因此稅吏成為一個被人厭惡的群體，特別是那些欺騙猶太同胞的猶太稅吏。撒該就是一個猶太人，他是「稅吏長」，在耶利哥一帶積累了相當的財富（</w:t>
+      </w:r>
+      <w:hyperlink r:id="rId50">
+        <w:r>
+          <w:rPr>
+            <w:lang w:val="zh_TW" w:bidi="zh_TW"/>
+          </w:rPr>
+          <w:rPr>
+            <w:color w:val="0000EE"/>
+            <w:u w:val="single"/>
+          </w:rPr>
+          <w:t>路19:2–10</w:t>
+        </w:r>
+      </w:hyperlink>
+      <w:r>
+        <w:rPr>
+          <w:lang w:val="zh_TW" w:bidi="zh_TW"/>
+        </w:rPr>
+        <w:t>）。這樣的人被視為罪人，常與「稅吏並罪人」這句法聯繫起來（</w:t>
+      </w:r>
+      <w:hyperlink r:id="rId51">
+        <w:r>
+          <w:rPr>
+            <w:lang w:val="zh_TW" w:bidi="zh_TW"/>
+          </w:rPr>
+          <w:rPr>
+            <w:color w:val="0000EE"/>
+            <w:u w:val="single"/>
+          </w:rPr>
+          <w:t>太9:10–11</w:t>
+        </w:r>
+      </w:hyperlink>
+      <w:r>
+        <w:rPr>
+          <w:lang w:val="zh_TW" w:bidi="zh_TW"/>
+        </w:rPr>
+        <w:t>，</w:t>
+      </w:r>
+      <w:hyperlink r:id="rId52">
+        <w:r>
+          <w:rPr>
+            <w:lang w:val="zh_TW" w:bidi="zh_TW"/>
+          </w:rPr>
+          <w:rPr>
+            <w:color w:val="0000EE"/>
+            <w:u w:val="single"/>
+          </w:rPr>
+          <w:t>11:19</w:t>
+        </w:r>
+      </w:hyperlink>
+      <w:r>
+        <w:rPr>
+          <w:lang w:val="zh_TW" w:bidi="zh_TW"/>
+        </w:rPr>
+        <w:t>；</w:t>
+      </w:r>
+      <w:hyperlink r:id="rId53">
+        <w:r>
+          <w:rPr>
+            <w:lang w:val="zh_TW" w:bidi="zh_TW"/>
+          </w:rPr>
+          <w:rPr>
+            <w:color w:val="0000EE"/>
+            <w:u w:val="single"/>
+          </w:rPr>
+          <w:t>可2:15–16</w:t>
+        </w:r>
+      </w:hyperlink>
+      <w:r>
+        <w:rPr>
+          <w:lang w:val="zh_TW" w:bidi="zh_TW"/>
+        </w:rPr>
+        <w:t>；</w:t>
+      </w:r>
+      <w:hyperlink r:id="rId54">
+        <w:r>
+          <w:rPr>
+            <w:lang w:val="zh_TW" w:bidi="zh_TW"/>
+          </w:rPr>
+          <w:rPr>
+            <w:color w:val="0000EE"/>
+            <w:u w:val="single"/>
+          </w:rPr>
+          <w:t>路5:30</w:t>
+        </w:r>
+      </w:hyperlink>
+      <w:r>
+        <w:rPr>
+          <w:lang w:val="zh_TW" w:bidi="zh_TW"/>
+        </w:rPr>
+        <w:t>，</w:t>
+      </w:r>
+      <w:hyperlink r:id="rId50">
+        <w:r>
+          <w:rPr>
+            <w:lang w:val="zh_TW" w:bidi="zh_TW"/>
+          </w:rPr>
+          <w:rPr>
+            <w:color w:val="0000EE"/>
+            <w:u w:val="single"/>
+          </w:rPr>
+          <w:t>19:2–10</w:t>
+        </w:r>
+      </w:hyperlink>
+      <w:r>
+        <w:rPr>
+          <w:lang w:val="zh_TW" w:bidi="zh_TW"/>
+        </w:rPr>
+        <w:t>）。</w:t>
+      </w:r>
+      <w:r>
+        <w:rPr>
+          <w:lang w:val="zh_TW" w:bidi="zh_TW"/>
+        </w:rPr>
+      </w:r>
+      <w:r>
+        <w:rPr>
+          <w:lang w:val="zh_TW" w:bidi="zh_TW"/>
+        </w:rPr>
+      </w:r>
+    </w:p>
+    <w:p>
+      <w:pPr/>
+      <w:r>
+        <w:rPr>
+          <w:lang w:val="zh_TW" w:bidi="zh_TW"/>
+        </w:rPr>
+      </w:r>
+    </w:p>
+    <w:p>
+      <w:pPr>
+        <w:pStyle w:val="Heading2"/>
+      </w:pPr>
+      <w:r>
+        <w:rPr>
+          <w:lang w:val="zh_TW" w:bidi="zh_TW"/>
+        </w:rPr>
+        <w:t>稅收與課稅</w:t>
+      </w:r>
+      <w:r>
+        <w:rPr>
+          <w:lang w:val="zh_TW" w:bidi="zh_TW"/>
+        </w:rPr>
+      </w:r>
+    </w:p>
+    <w:p>
+      <w:pPr/>
+      <w:r>
+        <w:rPr>
+          <w:lang w:val="zh_TW" w:bidi="zh_TW"/>
+        </w:rPr>
+      </w:r>
+      <w:r>
+        <w:rPr>
+          <w:lang w:val="zh_TW" w:bidi="zh_TW"/>
+        </w:rPr>
+        <w:t>稅收是強大的國家向居住在其境內的人民徵收的金錢或物品</w:t>
+      </w:r>
+      <w:r>
+        <w:rPr>
+          <w:lang w:val="zh_TW" w:bidi="zh_TW"/>
+        </w:rPr>
+        <w:t>。</w:t>
+      </w:r>
+      <w:r>
+        <w:rPr>
+          <w:lang w:val="zh_TW" w:bidi="zh_TW"/>
+        </w:rPr>
+        <w:t>這</w:t>
+      </w:r>
+      <w:r>
+        <w:rPr>
+          <w:lang w:val="zh_TW" w:bidi="zh_TW"/>
+        </w:rPr>
+        <w:t>筆款項</w:t>
+      </w:r>
+      <w:r>
+        <w:rPr>
+          <w:lang w:val="zh_TW" w:bidi="zh_TW"/>
+        </w:rPr>
+        <w:t>也稱為貢品</w:t>
+      </w:r>
+      <w:r>
+        <w:rPr>
+          <w:lang w:val="zh_TW" w:bidi="zh_TW"/>
+        </w:rPr>
+        <w:t>，通常包括金、銀、</w:t>
+      </w:r>
+      <w:r>
+        <w:rPr>
+          <w:lang w:val="zh_TW" w:bidi="zh_TW"/>
+        </w:rPr>
+        <w:t>牲畜</w:t>
+      </w:r>
+      <w:r>
+        <w:rPr>
+          <w:lang w:val="zh_TW" w:bidi="zh_TW"/>
+        </w:rPr>
+        <w:t>、農作物和強制勞動。統治者和祭司</w:t>
+      </w:r>
+      <w:r>
+        <w:rPr>
+          <w:lang w:val="zh_TW" w:bidi="zh_TW"/>
+        </w:rPr>
+        <w:t>也會徵稅</w:t>
+      </w:r>
+      <w:r>
+        <w:rPr>
+          <w:lang w:val="zh_TW" w:bidi="zh_TW"/>
+        </w:rPr>
+        <w:t>以維持聖殿的運作。</w:t>
+      </w:r>
+    </w:p>
+    <w:p>
+      <w:pPr/>
+      <w:r>
+        <w:rPr>
+          <w:lang w:val="zh_TW" w:bidi="zh_TW"/>
+        </w:rPr>
+      </w:r>
+      <w:r>
+        <w:rPr>
+          <w:lang w:val="zh_TW" w:bidi="zh_TW"/>
+        </w:rPr>
+        <w:t>「貢品」</w:t>
+      </w:r>
+      <w:r>
+        <w:rPr>
+          <w:lang w:val="zh_TW" w:bidi="zh_TW"/>
+        </w:rPr>
+        <w:t>（譯註：和合本譯為服苦的僕人）一詞首次在</w:t>
+      </w:r>
+      <w:hyperlink r:id="rId55">
+        <w:r>
+          <w:rPr>
+            <w:lang w:val="zh_TW" w:bidi="zh_TW"/>
+          </w:rPr>
+          <w:rPr>
+            <w:color w:val="0000EE"/>
+            <w:u w:val="single"/>
+          </w:rPr>
+          <w:t>創世記四十九章15節</w:t>
+        </w:r>
+      </w:hyperlink>
+      <w:r>
+        <w:rPr>
+          <w:lang w:val="zh_TW" w:bidi="zh_TW"/>
+        </w:rPr>
+        <w:t>出現。在</w:t>
+      </w:r>
+      <w:hyperlink r:id="rId56">
+        <w:r>
+          <w:rPr>
+            <w:lang w:val="zh_TW" w:bidi="zh_TW"/>
+          </w:rPr>
+          <w:rPr>
+            <w:color w:val="0000EE"/>
+            <w:u w:val="single"/>
+          </w:rPr>
+          <w:t>民數記三十一章28節</w:t>
+        </w:r>
+      </w:hyperlink>
+      <w:r>
+        <w:rPr>
+          <w:lang w:val="zh_TW" w:bidi="zh_TW"/>
+        </w:rPr>
+        <w:t>中，</w:t>
+      </w:r>
+      <w:r>
+        <w:rPr>
+          <w:lang w:val="zh_TW" w:bidi="zh_TW"/>
+        </w:rPr>
+        <w:t>戰利品被分配，其中一部分作為貢品獻給祭司</w:t>
+      </w:r>
+      <w:r>
+        <w:rPr>
+          <w:lang w:val="zh_TW" w:bidi="zh_TW"/>
+        </w:rPr>
+        <w:t>。</w:t>
+      </w:r>
+      <w:r>
+        <w:rPr>
+          <w:lang w:val="zh_TW" w:bidi="zh_TW"/>
+        </w:rPr>
+        <w:t>最初，希伯來人</w:t>
+      </w:r>
+      <w:r>
+        <w:rPr>
+          <w:lang w:val="zh_TW" w:bidi="zh_TW"/>
+        </w:rPr>
+        <w:t>是自願</w:t>
+      </w:r>
+      <w:r>
+        <w:rPr>
+          <w:lang w:val="zh_TW" w:bidi="zh_TW"/>
+        </w:rPr>
+        <w:t>將聖殿的貢品奉獻給主的</w:t>
+      </w:r>
+      <w:r>
+        <w:rPr>
+          <w:lang w:val="zh_TW" w:bidi="zh_TW"/>
+        </w:rPr>
+        <w:t>（</w:t>
+      </w:r>
+      <w:hyperlink r:id="rId57">
+        <w:r>
+          <w:rPr>
+            <w:lang w:val="zh_TW" w:bidi="zh_TW"/>
+          </w:rPr>
+          <w:rPr>
+            <w:color w:val="0000EE"/>
+            <w:u w:val="single"/>
+          </w:rPr>
+          <w:t>申16:10</w:t>
+        </w:r>
+      </w:hyperlink>
+      <w:r>
+        <w:rPr>
+          <w:lang w:val="zh_TW" w:bidi="zh_TW"/>
+        </w:rPr>
+        <w:t>）。</w:t>
+      </w:r>
+      <w:r>
+        <w:rPr>
+          <w:lang w:val="zh_TW" w:bidi="zh_TW"/>
+        </w:rPr>
+        <w:t>後來，這成為一種強制的稅收</w:t>
+      </w:r>
+      <w:r>
+        <w:rPr>
+          <w:lang w:val="zh_TW" w:bidi="zh_TW"/>
+        </w:rPr>
+        <w:t>（</w:t>
+      </w:r>
+      <w:hyperlink r:id="rId58">
+        <w:r>
+          <w:rPr>
+            <w:lang w:val="zh_TW" w:bidi="zh_TW"/>
+          </w:rPr>
+          <w:rPr>
+            <w:color w:val="0000EE"/>
+            <w:u w:val="single"/>
+          </w:rPr>
+          <w:t>太17:24</w:t>
+        </w:r>
+      </w:hyperlink>
+      <w:r>
+        <w:rPr>
+          <w:lang w:val="zh_TW" w:bidi="zh_TW"/>
+        </w:rPr>
+        <w:t>）。</w:t>
+      </w:r>
+    </w:p>
+    <w:p>
+      <w:pPr>
+        <w:pStyle w:val="Heading3"/>
+      </w:pPr>
+      <w:r>
+        <w:rPr>
+          <w:lang w:val="zh_TW" w:bidi="zh_TW"/>
+        </w:rPr>
+        <w:t>古代世界的</w:t>
+      </w:r>
+      <w:r>
+        <w:rPr>
+          <w:lang w:val="zh_TW" w:bidi="zh_TW"/>
+        </w:rPr>
+        <w:t>稅收</w:t>
+      </w:r>
+    </w:p>
+    <w:p>
+      <w:pPr/>
+      <w:r>
+        <w:rPr>
+          <w:lang w:val="zh_TW" w:bidi="zh_TW"/>
+        </w:rPr>
+      </w:r>
+      <w:r>
+        <w:rPr>
+          <w:lang w:val="zh_TW" w:bidi="zh_TW"/>
+        </w:rPr>
+        <w:t>早在公元前2500年，</w:t>
+      </w:r>
+      <w:r>
+        <w:rPr>
+          <w:lang w:val="zh_TW" w:bidi="zh_TW"/>
+        </w:rPr>
+        <w:t>稅收已經影響了拉加什（</w:t>
+      </w:r>
+      <w:r>
+        <w:rPr>
+          <w:lang w:val="zh_TW" w:bidi="zh_TW"/>
+        </w:rPr>
+        <w:t>Lagash）這個城市</w:t>
+      </w:r>
+      <w:r>
+        <w:rPr>
+          <w:lang w:val="zh_TW" w:bidi="zh_TW"/>
+        </w:rPr>
+        <w:t>生活的各個方面</w:t>
+      </w:r>
+      <w:r>
+        <w:rPr>
+          <w:lang w:val="zh_TW" w:bidi="zh_TW"/>
+        </w:rPr>
+        <w:t>，包括</w:t>
+      </w:r>
+      <w:r>
+        <w:rPr>
+          <w:lang w:val="zh_TW" w:bidi="zh_TW"/>
+        </w:rPr>
+        <w:t>收入、婚姻、離婚和死亡</w:t>
+      </w:r>
+      <w:r>
+        <w:rPr>
+          <w:lang w:val="zh_TW" w:bidi="zh_TW"/>
+        </w:rPr>
+        <w:t>。蘇美人（Sumerians）相信土地屬於神和國王，因此他們須支付租金或稅款。</w:t>
+      </w:r>
+    </w:p>
+    <w:p>
+      <w:pPr>
+        <w:pStyle w:val="Heading4"/>
+      </w:pPr>
+      <w:r>
+        <w:rPr>
+          <w:lang w:val="zh_TW" w:bidi="zh_TW"/>
+        </w:rPr>
+        <w:t>古代以色列的</w:t>
+      </w:r>
+      <w:r>
+        <w:rPr>
+          <w:lang w:val="zh_TW" w:bidi="zh_TW"/>
+        </w:rPr>
+        <w:t>稅收</w:t>
+      </w:r>
+    </w:p>
+    <w:p>
+      <w:pPr/>
+      <w:r>
+        <w:rPr>
+          <w:lang w:val="zh_TW" w:bidi="zh_TW"/>
+        </w:rPr>
+      </w:r>
+      <w:r>
+        <w:rPr>
+          <w:lang w:val="zh_TW" w:bidi="zh_TW"/>
+        </w:rPr>
+        <w:t>在埃及，約瑟在七個豐年期間徵收了20%的穀物，來為接下來的七個荒年做準備（</w:t>
+      </w:r>
+      <w:hyperlink r:id="rId59">
+        <w:r>
+          <w:rPr>
+            <w:lang w:val="zh_TW" w:bidi="zh_TW"/>
+          </w:rPr>
+          <w:rPr>
+            <w:color w:val="0000EE"/>
+            <w:u w:val="single"/>
+          </w:rPr>
+          <w:t>創41:25–42:5</w:t>
+        </w:r>
+      </w:hyperlink>
+      <w:r>
+        <w:rPr>
+          <w:lang w:val="zh_TW" w:bidi="zh_TW"/>
+        </w:rPr>
+        <w:t>）。後來，在飢荒期間，人民將土地賣給法老，因此他擁有了埃及大部分的土地。從那時起，人民耕種土地，並從收成中給法老20%的稅（創47:13–26）。</w:t>
+      </w:r>
+    </w:p>
+    <w:p>
+      <w:pPr/>
+      <w:r>
+        <w:rPr>
+          <w:lang w:val="zh_TW" w:bidi="zh_TW"/>
+        </w:rPr>
+      </w:r>
+      <w:r>
+        <w:rPr>
+          <w:lang w:val="zh_TW" w:bidi="zh_TW"/>
+        </w:rPr>
+        <w:t>像大衛這樣用血汗換取江山的國王，</w:t>
+      </w:r>
+      <w:r>
+        <w:rPr>
+          <w:lang w:val="zh_TW" w:bidi="zh_TW"/>
+        </w:rPr>
+        <w:t>無需向自己的百姓徵稅就能保持國庫充盈</w:t>
+      </w:r>
+      <w:r>
+        <w:rPr>
+          <w:lang w:val="zh_TW" w:bidi="zh_TW"/>
+        </w:rPr>
+        <w:t>。被征服的民族，如迦南人，</w:t>
+      </w:r>
+      <w:r>
+        <w:rPr>
+          <w:lang w:val="zh_TW" w:bidi="zh_TW"/>
+        </w:rPr>
+        <w:t>會向國庫貢獻財富</w:t>
+      </w:r>
+      <w:r>
+        <w:rPr>
+          <w:lang w:val="zh_TW" w:bidi="zh_TW"/>
+        </w:rPr>
+        <w:t>（</w:t>
+      </w:r>
+      <w:hyperlink r:id="rId60">
+        <w:r>
+          <w:rPr>
+            <w:lang w:val="zh_TW" w:bidi="zh_TW"/>
+          </w:rPr>
+          <w:rPr>
+            <w:color w:val="0000EE"/>
+            <w:u w:val="single"/>
+          </w:rPr>
+          <w:t>撒下8:6–14</w:t>
+        </w:r>
+      </w:hyperlink>
+      <w:r>
+        <w:rPr>
+          <w:lang w:val="zh_TW" w:bidi="zh_TW"/>
+        </w:rPr>
+        <w:t>；</w:t>
+      </w:r>
+      <w:hyperlink r:id="rId61">
+        <w:r>
+          <w:rPr>
+            <w:lang w:val="zh_TW" w:bidi="zh_TW"/>
+          </w:rPr>
+          <w:rPr>
+            <w:color w:val="0000EE"/>
+            <w:u w:val="single"/>
+          </w:rPr>
+          <w:t>代上27:25–31</w:t>
+        </w:r>
+      </w:hyperlink>
+      <w:r>
+        <w:rPr>
+          <w:lang w:val="zh_TW" w:bidi="zh_TW"/>
+        </w:rPr>
+        <w:t>）。</w:t>
+      </w:r>
+      <w:r>
+        <w:rPr>
+          <w:lang w:val="zh_TW" w:bidi="zh_TW"/>
+        </w:rPr>
+        <w:t>這些財富包括</w:t>
+      </w:r>
+      <w:r>
+        <w:rPr>
+          <w:lang w:val="zh_TW" w:bidi="zh_TW"/>
+        </w:rPr>
+        <w:t>金、銀、銅、1,700 名騎兵和 20,000名步兵。此外，大衛和他的繼任者經常</w:t>
+      </w:r>
+      <w:r>
+        <w:rPr>
+          <w:lang w:val="zh_TW" w:bidi="zh_TW"/>
+        </w:rPr>
+        <w:t>強迫以色列境內的</w:t>
+      </w:r>
+      <w:r>
+        <w:rPr>
+          <w:lang w:val="zh_TW" w:bidi="zh_TW"/>
+        </w:rPr>
+        <w:t>外邦人</w:t>
+      </w:r>
+      <w:r>
+        <w:rPr>
+          <w:lang w:val="zh_TW" w:bidi="zh_TW"/>
+        </w:rPr>
+        <w:t>做苦工</w:t>
+      </w:r>
+      <w:r>
+        <w:rPr>
+          <w:lang w:val="zh_TW" w:bidi="zh_TW"/>
+        </w:rPr>
+        <w:t>（</w:t>
+      </w:r>
+      <w:hyperlink r:id="rId62">
+        <w:r>
+          <w:rPr>
+            <w:lang w:val="zh_TW" w:bidi="zh_TW"/>
+          </w:rPr>
+          <w:rPr>
+            <w:color w:val="0000EE"/>
+            <w:u w:val="single"/>
+          </w:rPr>
+          <w:t>撒下20:24</w:t>
+        </w:r>
+      </w:hyperlink>
+      <w:r>
+        <w:rPr>
+          <w:lang w:val="zh_TW" w:bidi="zh_TW"/>
+        </w:rPr>
+        <w:t>；王上</w:t>
+      </w:r>
+      <w:hyperlink r:id="rId63">
+        <w:r>
+          <w:rPr>
+            <w:lang w:val="zh_TW" w:bidi="zh_TW"/>
+          </w:rPr>
+          <w:rPr>
+            <w:color w:val="0000EE"/>
+            <w:u w:val="single"/>
+          </w:rPr>
+          <w:t>9:20–21</w:t>
+        </w:r>
+      </w:hyperlink>
+      <w:r>
+        <w:rPr>
+          <w:lang w:val="zh_TW" w:bidi="zh_TW"/>
+        </w:rPr>
+        <w:t>）。</w:t>
+      </w:r>
+    </w:p>
+    <w:p>
+      <w:pPr/>
+      <w:r>
+        <w:rPr>
+          <w:lang w:val="zh_TW" w:bidi="zh_TW"/>
+        </w:rPr>
+      </w:r>
+      <w:r>
+        <w:rPr>
+          <w:lang w:val="zh_TW" w:bidi="zh_TW"/>
+        </w:rPr>
+        <w:t>以色列可能最早在所羅門統治時期就開始徵稅</w:t>
+      </w:r>
+      <w:r>
+        <w:rPr>
+          <w:lang w:val="zh_TW" w:bidi="zh_TW"/>
+        </w:rPr>
+        <w:t>。在這段時間，收入來自貢品，而非戰利品。為了支持宮廷和大型建築工程，所羅門將以色列分為12個地區，每個地區都</w:t>
+      </w:r>
+      <w:r>
+        <w:rPr>
+          <w:lang w:val="zh_TW" w:bidi="zh_TW"/>
+        </w:rPr>
+        <w:t>派</w:t>
+      </w:r>
+      <w:r>
+        <w:rPr>
+          <w:lang w:val="zh_TW" w:bidi="zh_TW"/>
+        </w:rPr>
+        <w:t>一名</w:t>
+      </w:r>
+      <w:r>
+        <w:rPr>
+          <w:lang w:val="zh_TW" w:bidi="zh_TW"/>
+        </w:rPr>
+        <w:t>官吏。</w:t>
+      </w:r>
+      <w:r>
+        <w:rPr>
+          <w:lang w:val="zh_TW" w:bidi="zh_TW"/>
+        </w:rPr>
+        <w:t>而這些官吏每年為王家提供一個月的食物和其它支持（</w:t>
+      </w:r>
+      <w:hyperlink r:id="rId64">
+        <w:r>
+          <w:rPr>
+            <w:lang w:val="zh_TW" w:bidi="zh_TW"/>
+          </w:rPr>
+          <w:rPr>
+            <w:color w:val="0000EE"/>
+            <w:u w:val="single"/>
+          </w:rPr>
+          <w:t>王上4:7</w:t>
+        </w:r>
+      </w:hyperlink>
+      <w:r>
+        <w:rPr>
+          <w:lang w:val="zh_TW" w:bidi="zh_TW"/>
+        </w:rPr>
+        <w:t>）。</w:t>
+      </w:r>
+    </w:p>
+    <w:p>
+      <w:pPr/>
+      <w:r>
+        <w:rPr>
+          <w:lang w:val="zh_TW" w:bidi="zh_TW"/>
+        </w:rPr>
+      </w:r>
+      <w:r>
+        <w:rPr>
+          <w:lang w:val="zh_TW" w:bidi="zh_TW"/>
+        </w:rPr>
+        <w:t>所羅門還通過對經過他王國的商隊徵稅來獲得收入</w:t>
+      </w:r>
+      <w:r>
+        <w:rPr>
+          <w:lang w:val="zh_TW" w:bidi="zh_TW"/>
+        </w:rPr>
+        <w:t>。此外，外邦人和以色列人都被迫</w:t>
+      </w:r>
+      <w:r>
+        <w:rPr>
+          <w:lang w:val="zh_TW" w:bidi="zh_TW"/>
+        </w:rPr>
+        <w:t>參與大型項目</w:t>
+      </w:r>
+      <w:r>
+        <w:rPr>
+          <w:lang w:val="zh_TW" w:bidi="zh_TW"/>
+        </w:rPr>
+        <w:t>，</w:t>
+      </w:r>
+      <w:r>
+        <w:rPr>
+          <w:lang w:val="zh_TW" w:bidi="zh_TW"/>
+        </w:rPr>
+        <w:t>特別是</w:t>
+      </w:r>
+      <w:r>
+        <w:rPr>
+          <w:lang w:val="zh_TW" w:bidi="zh_TW"/>
+        </w:rPr>
+        <w:t>聖殿</w:t>
+      </w:r>
+      <w:r>
+        <w:rPr>
+          <w:lang w:val="zh_TW" w:bidi="zh_TW"/>
+        </w:rPr>
+        <w:t>的建設</w:t>
+      </w:r>
+      <w:r>
+        <w:rPr>
+          <w:lang w:val="zh_TW" w:bidi="zh_TW"/>
+        </w:rPr>
+        <w:t>（</w:t>
+      </w:r>
+      <w:hyperlink r:id="rId65">
+        <w:r>
+          <w:rPr>
+            <w:lang w:val="zh_TW" w:bidi="zh_TW"/>
+          </w:rPr>
+          <w:rPr>
+            <w:color w:val="0000EE"/>
+            <w:u w:val="single"/>
+          </w:rPr>
+          <w:t>王上5:13</w:t>
+        </w:r>
+      </w:hyperlink>
+      <w:r>
+        <w:rPr>
+          <w:lang w:val="zh_TW" w:bidi="zh_TW"/>
+        </w:rPr>
+        <w:t>，</w:t>
+      </w:r>
+      <w:hyperlink r:id="rId63">
+        <w:r>
+          <w:rPr>
+            <w:lang w:val="zh_TW" w:bidi="zh_TW"/>
+          </w:rPr>
+          <w:rPr>
+            <w:color w:val="0000EE"/>
+            <w:u w:val="single"/>
+          </w:rPr>
+          <w:t>9:20–21</w:t>
+        </w:r>
+      </w:hyperlink>
+      <w:r>
+        <w:rPr>
+          <w:lang w:val="zh_TW" w:bidi="zh_TW"/>
+        </w:rPr>
+        <w:t>；</w:t>
+      </w:r>
+      <w:hyperlink r:id="rId66">
+        <w:r>
+          <w:rPr>
+            <w:lang w:val="zh_TW" w:bidi="zh_TW"/>
+          </w:rPr>
+          <w:rPr>
+            <w:color w:val="0000EE"/>
+            <w:u w:val="single"/>
+          </w:rPr>
+          <w:t>代下8:7–8</w:t>
+        </w:r>
+      </w:hyperlink>
+      <w:r>
+        <w:rPr>
+          <w:lang w:val="zh_TW" w:bidi="zh_TW"/>
+        </w:rPr>
+        <w:t>）。考古學家從出土罐子的罐柄上，找到了印有希伯來文「歸於王」的印記。這些很可能是用來收集作為王室徵收部分貨物的大罐子（</w:t>
+      </w:r>
+      <w:hyperlink r:id="rId67">
+        <w:r>
+          <w:rPr>
+            <w:lang w:val="zh_TW" w:bidi="zh_TW"/>
+          </w:rPr>
+          <w:rPr>
+            <w:color w:val="0000EE"/>
+            <w:u w:val="single"/>
+          </w:rPr>
+          <w:t>代下2:10</w:t>
+        </w:r>
+      </w:hyperlink>
+      <w:r>
+        <w:rPr>
+          <w:lang w:val="zh_TW" w:bidi="zh_TW"/>
+        </w:rPr>
+        <w:t>）。</w:t>
+      </w:r>
+    </w:p>
+    <w:p>
+      <w:pPr/>
+      <w:r>
+        <w:rPr>
+          <w:lang w:val="zh_TW" w:bidi="zh_TW"/>
+        </w:rPr>
+      </w:r>
+      <w:r>
+        <w:rPr>
+          <w:lang w:val="zh_TW" w:bidi="zh_TW"/>
+        </w:rPr>
+        <w:t>約沙法成功地在國內向人民徵稅（</w:t>
+      </w:r>
+      <w:hyperlink r:id="rId68">
+        <w:r>
+          <w:rPr>
+            <w:lang w:val="zh_TW" w:bidi="zh_TW"/>
+          </w:rPr>
+          <w:rPr>
+            <w:color w:val="0000EE"/>
+            <w:u w:val="single"/>
+          </w:rPr>
+          <w:t>代下17:5</w:t>
+        </w:r>
+      </w:hyperlink>
+      <w:r>
+        <w:rPr>
+          <w:lang w:val="zh_TW" w:bidi="zh_TW"/>
+        </w:rPr>
+        <w:t>）。</w:t>
+      </w:r>
+      <w:r>
+        <w:rPr>
+          <w:lang w:val="zh_TW" w:bidi="zh_TW"/>
+        </w:rPr>
+        <w:t>他還繼續收取來自外國的貢品，</w:t>
+      </w:r>
+      <w:r>
+        <w:rPr>
+          <w:lang w:val="zh_TW" w:bidi="zh_TW"/>
+        </w:rPr>
+        <w:t>包括來自非利士人的金和銀，以及來自阿拉伯人的7,700隻公</w:t>
+      </w:r>
+      <w:r>
+        <w:rPr>
+          <w:lang w:val="zh_TW" w:bidi="zh_TW"/>
+        </w:rPr>
+        <w:t>綿</w:t>
+      </w:r>
+      <w:r>
+        <w:rPr>
+          <w:lang w:val="zh_TW" w:bidi="zh_TW"/>
+        </w:rPr>
+        <w:t>羊和7,700隻公山羊（</w:t>
+      </w:r>
+      <w:hyperlink r:id="rId69">
+        <w:r>
+          <w:rPr>
+            <w:lang w:val="zh_TW" w:bidi="zh_TW"/>
+          </w:rPr>
+          <w:rPr>
+            <w:color w:val="0000EE"/>
+            <w:u w:val="single"/>
+          </w:rPr>
+          <w:t>代下17:11–12</w:t>
+        </w:r>
+      </w:hyperlink>
+      <w:r>
+        <w:rPr>
+          <w:lang w:val="zh_TW" w:bidi="zh_TW"/>
+        </w:rPr>
+        <w:t>）。隨著鄰國日漸壯大，猶大開始進貢給外邦列國。亞述王西拿基立要求</w:t>
+      </w:r>
+      <w:r>
+        <w:rPr>
+          <w:lang w:val="zh_TW" w:bidi="zh_TW"/>
+        </w:rPr>
+        <w:t>銀子</w:t>
+      </w:r>
+      <w:r>
+        <w:rPr>
+          <w:lang w:val="zh_TW" w:bidi="zh_TW"/>
+        </w:rPr>
+        <w:t>300他連得和</w:t>
+      </w:r>
+      <w:r>
+        <w:rPr>
+          <w:lang w:val="zh_TW" w:bidi="zh_TW"/>
+        </w:rPr>
+        <w:t>金子</w:t>
+      </w:r>
+      <w:r>
+        <w:rPr>
+          <w:lang w:val="zh_TW" w:bidi="zh_TW"/>
+        </w:rPr>
+        <w:t>30他連得，甚至使猶大國要把聖殿的門上的金子</w:t>
+      </w:r>
+      <w:r>
+        <w:rPr>
+          <w:lang w:val="zh_TW" w:bidi="zh_TW"/>
+        </w:rPr>
+        <w:t>刮下來</w:t>
+      </w:r>
+      <w:r>
+        <w:rPr>
+          <w:lang w:val="zh_TW" w:bidi="zh_TW"/>
+        </w:rPr>
+        <w:t>（</w:t>
+      </w:r>
+      <w:hyperlink r:id="rId70">
+        <w:r>
+          <w:rPr>
+            <w:lang w:val="zh_TW" w:bidi="zh_TW"/>
+          </w:rPr>
+          <w:rPr>
+            <w:color w:val="0000EE"/>
+            <w:u w:val="single"/>
+          </w:rPr>
+          <w:t>王下18:14–16</w:t>
+        </w:r>
+      </w:hyperlink>
+      <w:r>
+        <w:rPr>
+          <w:lang w:val="zh_TW" w:bidi="zh_TW"/>
+        </w:rPr>
+        <w:t>）。後來，法老尼哥要求</w:t>
+      </w:r>
+      <w:r>
+        <w:rPr>
+          <w:lang w:val="zh_TW" w:bidi="zh_TW"/>
+        </w:rPr>
+        <w:t>猶大國</w:t>
+      </w:r>
+      <w:r>
+        <w:rPr>
+          <w:lang w:val="zh_TW" w:bidi="zh_TW"/>
+        </w:rPr>
+        <w:t>提供</w:t>
+      </w:r>
+      <w:r>
+        <w:rPr>
+          <w:lang w:val="zh_TW" w:bidi="zh_TW"/>
+        </w:rPr>
+        <w:t>銀子</w:t>
+      </w:r>
+      <w:r>
+        <w:rPr>
+          <w:lang w:val="zh_TW" w:bidi="zh_TW"/>
+        </w:rPr>
+        <w:t>100他連得和</w:t>
+      </w:r>
+      <w:r>
+        <w:rPr>
+          <w:lang w:val="zh_TW" w:bidi="zh_TW"/>
+        </w:rPr>
+        <w:t>金子</w:t>
+      </w:r>
+      <w:r>
+        <w:rPr>
+          <w:lang w:val="zh_TW" w:bidi="zh_TW"/>
+        </w:rPr>
+        <w:t>一他連得（</w:t>
+      </w:r>
+      <w:hyperlink r:id="rId71">
+        <w:r>
+          <w:rPr>
+            <w:lang w:val="zh_TW" w:bidi="zh_TW"/>
+          </w:rPr>
+          <w:rPr>
+            <w:color w:val="0000EE"/>
+            <w:u w:val="single"/>
+          </w:rPr>
+          <w:t>王下23:33</w:t>
+        </w:r>
+      </w:hyperlink>
+      <w:r>
+        <w:rPr>
+          <w:lang w:val="zh_TW" w:bidi="zh_TW"/>
+        </w:rPr>
+        <w:t>）。不久之後，尼布甲尼撒奪走了聖殿和王宮</w:t>
+      </w:r>
+      <w:r>
+        <w:rPr>
+          <w:lang w:val="zh_TW" w:bidi="zh_TW"/>
+        </w:rPr>
+        <w:t>中的</w:t>
+      </w:r>
+      <w:r>
+        <w:rPr>
+          <w:lang w:val="zh_TW" w:bidi="zh_TW"/>
+        </w:rPr>
+        <w:t>所有的</w:t>
+      </w:r>
+      <w:r>
+        <w:rPr>
+          <w:lang w:val="zh_TW" w:bidi="zh_TW"/>
+        </w:rPr>
+        <w:t>寶物</w:t>
+      </w:r>
+      <w:r>
+        <w:rPr>
+          <w:lang w:val="zh_TW" w:bidi="zh_TW"/>
+        </w:rPr>
+        <w:t>，又帶走了10,000名俘虜、</w:t>
+      </w:r>
+      <w:r>
+        <w:rPr>
+          <w:lang w:val="zh_TW" w:bidi="zh_TW"/>
+        </w:rPr>
+        <w:t>木匠</w:t>
+      </w:r>
+      <w:r>
+        <w:rPr>
+          <w:lang w:val="zh_TW" w:bidi="zh_TW"/>
+        </w:rPr>
+        <w:t>和鐵匠。除了</w:t>
+      </w:r>
+      <w:r>
+        <w:rPr>
+          <w:lang w:val="zh_TW" w:bidi="zh_TW"/>
+        </w:rPr>
+        <w:t>極貧窮的人</w:t>
+      </w:r>
+      <w:r>
+        <w:rPr>
+          <w:lang w:val="zh_TW" w:bidi="zh_TW"/>
+        </w:rPr>
+        <w:t>外，耶路撒冷幾乎無人居住（</w:t>
+      </w:r>
+      <w:hyperlink r:id="rId72">
+        <w:r>
+          <w:rPr>
+            <w:lang w:val="zh_TW" w:bidi="zh_TW"/>
+          </w:rPr>
+          <w:rPr>
+            <w:color w:val="0000EE"/>
+            <w:u w:val="single"/>
+          </w:rPr>
+          <w:t>王下24:13–16</w:t>
+        </w:r>
+      </w:hyperlink>
+      <w:r>
+        <w:rPr>
+          <w:lang w:val="zh_TW" w:bidi="zh_TW"/>
+        </w:rPr>
+        <w:t>）。</w:t>
+      </w:r>
+    </w:p>
+    <w:p>
+      <w:pPr>
+        <w:pStyle w:val="Heading4"/>
+      </w:pPr>
+      <w:r>
+        <w:rPr>
+          <w:lang w:val="zh_TW" w:bidi="zh_TW"/>
+        </w:rPr>
+        <w:t>外國的</w:t>
+      </w:r>
+      <w:r>
+        <w:rPr>
+          <w:lang w:val="zh_TW" w:bidi="zh_TW"/>
+        </w:rPr>
+        <w:t>課稅</w:t>
+      </w:r>
+    </w:p>
+    <w:p>
+      <w:pPr/>
+      <w:r>
+        <w:rPr>
+          <w:lang w:val="zh_TW" w:bidi="zh_TW"/>
+        </w:rPr>
+      </w:r>
+      <w:r>
+        <w:rPr>
+          <w:lang w:val="zh_TW" w:bidi="zh_TW"/>
+        </w:rPr>
+        <w:t>波斯人建立了一個固定的稅制。在這個制度中，總督（各省的巡撫）</w:t>
+      </w:r>
+      <w:r>
+        <w:rPr>
+          <w:lang w:val="zh_TW" w:bidi="zh_TW"/>
+        </w:rPr>
+        <w:t>需要</w:t>
+      </w:r>
+      <w:r>
+        <w:rPr>
+          <w:lang w:val="zh_TW" w:bidi="zh_TW"/>
+        </w:rPr>
+        <w:t>向皇家庫房支付固定的金額（</w:t>
+      </w:r>
+      <w:hyperlink r:id="rId73">
+        <w:r>
+          <w:rPr>
+            <w:lang w:val="zh_TW" w:bidi="zh_TW"/>
+          </w:rPr>
+          <w:rPr>
+            <w:color w:val="0000EE"/>
+            <w:u w:val="single"/>
+          </w:rPr>
+          <w:t>斯10:1</w:t>
+        </w:r>
+      </w:hyperlink>
+      <w:r>
+        <w:rPr>
+          <w:lang w:val="zh_TW" w:bidi="zh_TW"/>
+        </w:rPr>
+        <w:t>）。亞達薛西一世</w:t>
+      </w:r>
+      <w:r>
+        <w:rPr>
+          <w:lang w:val="zh_TW" w:bidi="zh_TW"/>
+        </w:rPr>
+        <w:t>豁免了</w:t>
+      </w:r>
+      <w:r>
+        <w:rPr>
+          <w:lang w:val="zh_TW" w:bidi="zh_TW"/>
+        </w:rPr>
+        <w:t>祭司、利未人和聖殿工人的稅務責任（</w:t>
+      </w:r>
+      <w:hyperlink r:id="rId74">
+        <w:r>
+          <w:rPr>
+            <w:lang w:val="zh_TW" w:bidi="zh_TW"/>
+          </w:rPr>
+          <w:rPr>
+            <w:color w:val="0000EE"/>
+            <w:u w:val="single"/>
+          </w:rPr>
+          <w:t>拉7:24</w:t>
+        </w:r>
+      </w:hyperlink>
+      <w:r>
+        <w:rPr>
+          <w:lang w:val="zh_TW" w:bidi="zh_TW"/>
+        </w:rPr>
+        <w:t>）。</w:t>
+      </w:r>
+      <w:r>
+        <w:rPr>
+          <w:lang w:val="zh_TW" w:bidi="zh_TW"/>
+        </w:rPr>
+        <w:t>此外，有些</w:t>
+      </w:r>
+      <w:r>
+        <w:rPr>
+          <w:lang w:val="zh_TW" w:bidi="zh_TW"/>
+        </w:rPr>
+        <w:t>巡撫（譯註：和合本譯作「省長」）向</w:t>
+      </w:r>
+      <w:r>
+        <w:rPr>
+          <w:lang w:val="zh_TW" w:bidi="zh_TW"/>
+        </w:rPr>
+        <w:t>百姓索要</w:t>
+      </w:r>
+      <w:r>
+        <w:rPr>
+          <w:lang w:val="zh_TW" w:bidi="zh_TW"/>
+        </w:rPr>
+        <w:t>額外的稅</w:t>
+      </w:r>
+      <w:r>
+        <w:rPr>
+          <w:lang w:val="zh_TW" w:bidi="zh_TW"/>
+        </w:rPr>
+        <w:t>收</w:t>
+      </w:r>
+      <w:r>
+        <w:rPr>
+          <w:lang w:val="zh_TW" w:bidi="zh_TW"/>
+        </w:rPr>
+        <w:t>，</w:t>
+      </w:r>
+      <w:r>
+        <w:rPr>
+          <w:lang w:val="zh_TW" w:bidi="zh_TW"/>
+        </w:rPr>
+        <w:t>用以供應其家庭的開支，</w:t>
+      </w:r>
+      <w:r>
+        <w:rPr>
+          <w:lang w:val="zh_TW" w:bidi="zh_TW"/>
+        </w:rPr>
+        <w:t>包括糧物、酒和</w:t>
+      </w:r>
+      <w:r>
+        <w:rPr>
+          <w:lang w:val="zh_TW" w:bidi="zh_TW"/>
+        </w:rPr>
+        <w:t>銀子</w:t>
+      </w:r>
+      <w:r>
+        <w:rPr>
+          <w:lang w:val="zh_TW" w:bidi="zh_TW"/>
+        </w:rPr>
+        <w:t>40舍客勒（</w:t>
+      </w:r>
+      <w:hyperlink r:id="rId75">
+        <w:r>
+          <w:rPr>
+            <w:lang w:val="zh_TW" w:bidi="zh_TW"/>
+          </w:rPr>
+          <w:rPr>
+            <w:color w:val="0000EE"/>
+            <w:u w:val="single"/>
+          </w:rPr>
+          <w:t>尼5:14–15</w:t>
+        </w:r>
+      </w:hyperlink>
+      <w:r>
+        <w:rPr>
+          <w:lang w:val="zh_TW" w:bidi="zh_TW"/>
+        </w:rPr>
+        <w:t>）。但作為巡撫，尼希米並沒有領取這筆食物津貼，因為他認為當時百姓的稅務負擔已經十分沉重。人們不得不以他們的田地、葡萄園和房屋作抵押借款，以支付「王的稅項」。這意味著如果他們無法償還貸款，就有失去財產的風險。大流士允許猶太人使用王室的稅金來重建聖殿（</w:t>
+      </w:r>
+      <w:hyperlink r:id="rId76">
+        <w:r>
+          <w:rPr>
+            <w:lang w:val="zh_TW" w:bidi="zh_TW"/>
+          </w:rPr>
+          <w:rPr>
+            <w:color w:val="0000EE"/>
+            <w:u w:val="single"/>
+          </w:rPr>
+          <w:t>拉6:7–10</w:t>
+        </w:r>
+      </w:hyperlink>
+      <w:r>
+        <w:rPr>
+          <w:lang w:val="zh_TW" w:bidi="zh_TW"/>
+        </w:rPr>
+        <w:t>）。</w:t>
+      </w:r>
+    </w:p>
+    <w:p>
+      <w:pPr/>
+      <w:r>
+        <w:rPr>
+          <w:lang w:val="zh_TW" w:bidi="zh_TW"/>
+        </w:rPr>
+      </w:r>
+      <w:r>
+        <w:rPr>
+          <w:lang w:val="zh_TW" w:bidi="zh_TW"/>
+        </w:rPr>
+        <w:t>在西流古（Seleucids）、托勒密（Ptolemies）和羅馬的時代，收稅方式有所改變。稅吏的職位被賣給出價最高的人，然後他們從人民身上榨取最高的稅金來建立個人財富。猶太人繳納什一稅以維修聖殿，並</w:t>
+      </w:r>
+      <w:r>
+        <w:rPr>
+          <w:lang w:val="zh_TW" w:bidi="zh_TW"/>
+        </w:rPr>
+        <w:t>繳納</w:t>
+      </w:r>
+      <w:r>
+        <w:rPr>
+          <w:lang w:val="zh_TW" w:bidi="zh_TW"/>
+        </w:rPr>
+        <w:t>高達三分之一的穀物和一半的水果的稅。此外，他們還</w:t>
+      </w:r>
+      <w:r>
+        <w:rPr>
+          <w:lang w:val="zh_TW" w:bidi="zh_TW"/>
+        </w:rPr>
+        <w:t>需要</w:t>
+      </w:r>
+      <w:r>
+        <w:rPr>
+          <w:lang w:val="zh_TW" w:bidi="zh_TW"/>
+        </w:rPr>
+        <w:t>支付</w:t>
+      </w:r>
+      <w:r>
+        <w:rPr>
+          <w:lang w:val="zh_TW" w:bidi="zh_TW"/>
+        </w:rPr>
+        <w:t>消費稅、銷售稅和人頭稅</w:t>
+      </w:r>
+      <w:r>
+        <w:rPr>
+          <w:lang w:val="zh_TW" w:bidi="zh_TW"/>
+        </w:rPr>
+        <w:t>。</w:t>
+      </w:r>
+    </w:p>
+    <w:p>
+      <w:pPr>
+        <w:pStyle w:val="Heading4"/>
+      </w:pPr>
+      <w:r>
+        <w:rPr>
+          <w:lang w:val="zh_TW" w:bidi="zh_TW"/>
+        </w:rPr>
+        <w:t>猶太法律中的稅收與實踐</w:t>
+      </w:r>
+    </w:p>
+    <w:p>
+      <w:pPr/>
+      <w:r>
+        <w:rPr>
+          <w:lang w:val="zh_TW" w:bidi="zh_TW"/>
+        </w:rPr>
+      </w:r>
+      <w:r>
+        <w:rPr>
+          <w:lang w:val="zh_TW" w:bidi="zh_TW"/>
+        </w:rPr>
+        <w:t>除了</w:t>
+      </w:r>
+      <w:r>
+        <w:rPr>
+          <w:lang w:val="zh_TW" w:bidi="zh_TW"/>
+        </w:rPr>
+        <w:t>外國的</w:t>
+      </w:r>
+      <w:r>
+        <w:rPr>
+          <w:lang w:val="zh_TW" w:bidi="zh_TW"/>
+        </w:rPr>
+        <w:t>稅外，</w:t>
+      </w:r>
+      <w:r>
+        <w:rPr>
+          <w:lang w:val="zh_TW" w:bidi="zh_TW"/>
+        </w:rPr>
+        <w:t>世界各地的猶太人，凡20歲以上的</w:t>
+      </w:r>
+      <w:r>
+        <w:rPr>
+          <w:lang w:val="zh_TW" w:bidi="zh_TW"/>
+        </w:rPr>
+        <w:t>（</w:t>
+      </w:r>
+      <w:hyperlink r:id="rId77">
+        <w:r>
+          <w:rPr>
+            <w:lang w:val="zh_TW" w:bidi="zh_TW"/>
+          </w:rPr>
+          <w:rPr>
+            <w:color w:val="0000EE"/>
+            <w:u w:val="single"/>
+          </w:rPr>
+          <w:t>出30:11–16</w:t>
+        </w:r>
+      </w:hyperlink>
+      <w:r>
+        <w:rPr>
+          <w:lang w:val="zh_TW" w:bidi="zh_TW"/>
+        </w:rPr>
+        <w:t>）</w:t>
+      </w:r>
+      <w:r>
+        <w:rPr>
+          <w:lang w:val="zh_TW" w:bidi="zh_TW"/>
+        </w:rPr>
+        <w:t>，每年都要支付半舍客勒來支持耶路撒冷的聖殿</w:t>
+      </w:r>
+      <w:r>
+        <w:rPr>
+          <w:lang w:val="zh_TW" w:bidi="zh_TW"/>
+        </w:rPr>
+        <w:t>（</w:t>
+      </w:r>
+      <w:hyperlink r:id="rId58">
+        <w:r>
+          <w:rPr>
+            <w:lang w:val="zh_TW" w:bidi="zh_TW"/>
+          </w:rPr>
+          <w:rPr>
+            <w:color w:val="0000EE"/>
+            <w:u w:val="single"/>
+          </w:rPr>
+          <w:t>太17:24</w:t>
+        </w:r>
+      </w:hyperlink>
+      <w:r>
+        <w:rPr>
+          <w:lang w:val="zh_TW" w:bidi="zh_TW"/>
+        </w:rPr>
+        <w:t>）。</w:t>
+      </w:r>
+      <w:r>
+        <w:rPr>
+          <w:lang w:val="zh_TW" w:bidi="zh_TW"/>
+        </w:rPr>
+        <w:t>即使在公元70年聖殿被毀後，這項傳統仍然持續</w:t>
+      </w:r>
+      <w:r>
+        <w:rPr>
+          <w:lang w:val="zh_TW" w:bidi="zh_TW"/>
+        </w:rPr>
+        <w:t>。耶穌</w:t>
+      </w:r>
+      <w:r>
+        <w:rPr>
+          <w:lang w:val="zh_TW" w:bidi="zh_TW"/>
+        </w:rPr>
+        <w:t>曾被問及關於這項稅收的問題</w:t>
+      </w:r>
+      <w:r>
+        <w:rPr>
+          <w:lang w:val="zh_TW" w:bidi="zh_TW"/>
+        </w:rPr>
+        <w:t>（</w:t>
+      </w:r>
+      <w:hyperlink r:id="rId78">
+        <w:r>
+          <w:rPr>
+            <w:lang w:val="zh_TW" w:bidi="zh_TW"/>
+          </w:rPr>
+          <w:rPr>
+            <w:color w:val="0000EE"/>
+            <w:u w:val="single"/>
+          </w:rPr>
+          <w:t>太17:25</w:t>
+        </w:r>
+      </w:hyperlink>
+      <w:r>
+        <w:rPr>
+          <w:lang w:val="zh_TW" w:bidi="zh_TW"/>
+        </w:rPr>
+        <w:t>），以及向羅馬繳稅</w:t>
+      </w:r>
+      <w:r>
+        <w:rPr>
+          <w:lang w:val="zh_TW" w:bidi="zh_TW"/>
+        </w:rPr>
+        <w:t>是否合法</w:t>
+      </w:r>
+      <w:r>
+        <w:rPr>
+          <w:lang w:val="zh_TW" w:bidi="zh_TW"/>
+        </w:rPr>
+        <w:t>（</w:t>
+      </w:r>
+      <w:hyperlink r:id="rId79">
+        <w:r>
+          <w:rPr>
+            <w:lang w:val="zh_TW" w:bidi="zh_TW"/>
+          </w:rPr>
+          <w:rPr>
+            <w:color w:val="0000EE"/>
+            <w:u w:val="single"/>
+          </w:rPr>
+          <w:t>太22:17</w:t>
+        </w:r>
+      </w:hyperlink>
+      <w:r>
+        <w:rPr>
+          <w:lang w:val="zh_TW" w:bidi="zh_TW"/>
+        </w:rPr>
+        <w:t>；</w:t>
+      </w:r>
+      <w:hyperlink r:id="rId80">
+        <w:r>
+          <w:rPr>
+            <w:lang w:val="zh_TW" w:bidi="zh_TW"/>
+          </w:rPr>
+          <w:rPr>
+            <w:color w:val="0000EE"/>
+            <w:u w:val="single"/>
+          </w:rPr>
+          <w:t>可12:14–15</w:t>
+        </w:r>
+      </w:hyperlink>
+      <w:r>
+        <w:rPr>
+          <w:lang w:val="zh_TW" w:bidi="zh_TW"/>
+        </w:rPr>
+        <w:t>；</w:t>
+      </w:r>
+      <w:hyperlink r:id="rId81">
+        <w:r>
+          <w:rPr>
+            <w:lang w:val="zh_TW" w:bidi="zh_TW"/>
+          </w:rPr>
+          <w:rPr>
+            <w:color w:val="0000EE"/>
+            <w:u w:val="single"/>
+          </w:rPr>
+          <w:t>路20:22</w:t>
+        </w:r>
+      </w:hyperlink>
+      <w:r>
+        <w:rPr>
+          <w:lang w:val="zh_TW" w:bidi="zh_TW"/>
+        </w:rPr>
+        <w:t>）。儘管耶穌</w:t>
+      </w:r>
+      <w:r>
+        <w:rPr>
+          <w:lang w:val="zh_TW" w:bidi="zh_TW"/>
+        </w:rPr>
+        <w:t>以著名的回答──</w:t>
+      </w:r>
+      <w:r>
+        <w:rPr>
+          <w:lang w:val="zh_TW" w:bidi="zh_TW"/>
+        </w:rPr>
+        <w:t>「</w:t>
+      </w:r>
+      <w:r>
+        <w:rPr>
+          <w:lang w:val="zh_TW" w:bidi="zh_TW"/>
+        </w:rPr>
+        <w:t>凱撒的物當歸給凱撒；神的物當歸給神</w:t>
+      </w:r>
+      <w:r>
+        <w:rPr>
+          <w:lang w:val="zh_TW" w:bidi="zh_TW"/>
+        </w:rPr>
+        <w:t>」 (</w:t>
+      </w:r>
+      <w:hyperlink r:id="rId82">
+        <w:r>
+          <w:rPr>
+            <w:lang w:val="zh_TW" w:bidi="zh_TW"/>
+          </w:rPr>
+          <w:rPr>
+            <w:color w:val="0000EE"/>
+            <w:u w:val="single"/>
+          </w:rPr>
+          <w:t>太22:21</w:t>
+        </w:r>
+      </w:hyperlink>
+      <w:r>
+        <w:rPr>
+          <w:lang w:val="zh_TW" w:bidi="zh_TW"/>
+        </w:rPr>
+        <w:t>；</w:t>
+      </w:r>
+      <w:hyperlink r:id="rId83">
+        <w:r>
+          <w:rPr>
+            <w:lang w:val="zh_TW" w:bidi="zh_TW"/>
+          </w:rPr>
+          <w:rPr>
+            <w:color w:val="0000EE"/>
+            <w:u w:val="single"/>
+          </w:rPr>
+          <w:t>可12:17</w:t>
+        </w:r>
+      </w:hyperlink>
+      <w:r>
+        <w:rPr>
+          <w:lang w:val="zh_TW" w:bidi="zh_TW"/>
+        </w:rPr>
+        <w:t>；</w:t>
+      </w:r>
+      <w:hyperlink r:id="rId84">
+        <w:r>
+          <w:rPr>
+            <w:lang w:val="zh_TW" w:bidi="zh_TW"/>
+          </w:rPr>
+          <w:rPr>
+            <w:color w:val="0000EE"/>
+            <w:u w:val="single"/>
+          </w:rPr>
+          <w:t xml:space="preserve">路 20:25) </w:t>
+        </w:r>
+      </w:hyperlink>
+      <w:r>
+        <w:rPr>
+          <w:lang w:val="zh_TW" w:bidi="zh_TW"/>
+        </w:rPr>
+        <w:t>──回應 ，但他仍在彼拉多面前被指控禁止納稅給凱撒（</w:t>
+      </w:r>
+      <w:hyperlink r:id="rId85">
+        <w:r>
+          <w:rPr>
+            <w:lang w:val="zh_TW" w:bidi="zh_TW"/>
+          </w:rPr>
+          <w:rPr>
+            <w:color w:val="0000EE"/>
+            <w:u w:val="single"/>
+          </w:rPr>
+          <w:t>路23:2</w:t>
+        </w:r>
+      </w:hyperlink>
+      <w:r>
+        <w:rPr>
+          <w:lang w:val="zh_TW" w:bidi="zh_TW"/>
+        </w:rPr>
+        <w:t>）。早期教會也支持將納稅視為公民義務（</w:t>
+      </w:r>
+      <w:hyperlink r:id="rId86">
+        <w:r>
+          <w:rPr>
+            <w:lang w:val="zh_TW" w:bidi="zh_TW"/>
+          </w:rPr>
+          <w:rPr>
+            <w:color w:val="0000EE"/>
+            <w:u w:val="single"/>
+          </w:rPr>
+          <w:t>羅13:5–7</w:t>
+        </w:r>
+      </w:hyperlink>
+      <w:r>
+        <w:rPr>
+          <w:lang w:val="zh_TW" w:bidi="zh_TW"/>
+        </w:rPr>
+        <w:t>）。</w:t>
+      </w:r>
+    </w:p>
+    <w:p>
+      <w:pPr/>
+      <w:r>
+        <w:rPr>
+          <w:lang w:val="zh_TW" w:bidi="zh_TW"/>
+        </w:rPr>
+      </w:r>
+      <w:r>
+        <w:rPr>
+          <w:i/>
+          <w:lang w:val="zh_TW" w:bidi="zh_TW"/>
+        </w:rPr>
+        <w:t>另見</w:t>
+      </w:r>
+      <w:r>
+        <w:rPr>
+          <w:lang w:val="zh_TW" w:bidi="zh_TW"/>
+        </w:rPr>
+        <w:t xml:space="preserve"> </w:t>
+      </w:r>
+      <w:r>
+        <w:rPr>
+          <w:lang w:val="zh_TW" w:bidi="zh_TW"/>
+        </w:rPr>
+        <w:t>金錢</w:t>
+      </w:r>
+      <w:r>
+        <w:rPr>
+          <w:lang w:val="zh_TW" w:bidi="zh_TW"/>
+        </w:rPr>
+        <w:t>、</w:t>
+      </w:r>
+      <w:r>
+        <w:rPr>
+          <w:lang w:val="zh_TW" w:bidi="zh_TW"/>
+        </w:rPr>
+        <w:t>銀行家，銀行業</w:t>
+      </w:r>
+      <w:r>
+        <w:rPr>
+          <w:lang w:val="zh_TW" w:bidi="zh_TW"/>
+        </w:rPr>
+        <w:t>、</w:t>
+      </w:r>
+      <w:r>
+        <w:rPr>
+          <w:lang w:val="zh_TW" w:bidi="zh_TW"/>
+        </w:rPr>
+        <w:t>稅吏</w:t>
+      </w:r>
+      <w:r>
+        <w:rPr>
+          <w:lang w:val="zh_TW" w:bidi="zh_TW"/>
+        </w:rPr>
+        <w:t>。</w:t>
+      </w:r>
+      <w:r>
+        <w:rPr>
+          <w:lang w:val="zh_TW" w:bidi="zh_TW"/>
+        </w:rPr>
+      </w:r>
+      <w:r>
+        <w:rPr>
+          <w:lang w:val="zh_TW" w:bidi="zh_TW"/>
+        </w:rPr>
+      </w:r>
+    </w:p>
+    <w:p>
+      <w:pPr/>
+      <w:r>
+        <w:rPr>
+          <w:lang w:val="zh_TW" w:bidi="zh_TW"/>
+        </w:rPr>
+      </w:r>
+    </w:p>
+    <w:p>
+      <w:pPr>
+        <w:pStyle w:val="Heading2"/>
+      </w:pPr>
+      <w:r>
+        <w:rPr>
+          <w:lang w:val="zh_TW" w:bidi="zh_TW"/>
+        </w:rPr>
+        <w:t>睡覺</w:t>
+      </w:r>
+      <w:r>
+        <w:rPr>
+          <w:lang w:val="zh_TW" w:bidi="zh_TW"/>
+        </w:rPr>
+      </w:r>
+    </w:p>
+    <w:p>
+      <w:pPr/>
+      <w:r>
+        <w:rPr>
+          <w:lang w:val="zh_TW" w:bidi="zh_TW"/>
+        </w:rPr>
+      </w:r>
+      <w:r>
+        <w:rPr>
+          <w:lang w:val="zh_TW" w:bidi="zh_TW"/>
+        </w:rPr>
+        <w:t>身心的自然休息狀態。在聖經中，睡覺可以有三個意義：</w:t>
+      </w:r>
+    </w:p>
+    <w:p>
+      <w:pPr>
+        <w:pStyle w:val="ListNumber"/>
+        <w:numPr>
+          <w:ilvl w:val="0"/>
+          <w:numId w:val="14"/>
+        </w:numPr>
+        <w:spacing w:line="240" w:lineRule="auto"/>
+        <w:ind w:left="720"/>
+      </w:pPr>
+      <w:r>
+        <w:rPr>
+          <w:lang w:val="zh_TW" w:bidi="zh_TW"/>
+        </w:rPr>
+      </w:r>
+      <w:r>
+        <w:rPr>
+          <w:lang w:val="zh_TW" w:bidi="zh_TW"/>
+        </w:rPr>
+        <w:t>身體的休息</w:t>
+      </w:r>
+    </w:p>
+    <w:p>
+      <w:pPr>
+        <w:pStyle w:val="ListNumber"/>
+        <w:spacing w:line="240" w:lineRule="auto"/>
+        <w:ind w:left="720"/>
+      </w:pPr>
+      <w:r>
+        <w:rPr>
+          <w:lang w:val="zh_TW" w:bidi="zh_TW"/>
+        </w:rPr>
+      </w:r>
+      <w:r>
+        <w:rPr>
+          <w:lang w:val="zh_TW" w:bidi="zh_TW"/>
+        </w:rPr>
+        <w:t>道德或屬靈上無所作為</w:t>
+      </w:r>
+    </w:p>
+    <w:p>
+      <w:pPr>
+        <w:pStyle w:val="ListNumber"/>
+        <w:spacing w:line="240" w:lineRule="auto"/>
+        <w:ind w:left="720"/>
+      </w:pPr>
+      <w:r>
+        <w:rPr>
+          <w:lang w:val="zh_TW" w:bidi="zh_TW"/>
+        </w:rPr>
+      </w:r>
+      <w:r>
+        <w:rPr>
+          <w:lang w:val="zh_TW" w:bidi="zh_TW"/>
+        </w:rPr>
+        <w:t>死亡</w:t>
+      </w:r>
+    </w:p>
+    <w:p>
+      <w:pPr>
+        <w:pStyle w:val="Heading3"/>
+      </w:pPr>
+      <w:r>
+        <w:rPr>
+          <w:lang w:val="zh_TW" w:bidi="zh_TW"/>
+        </w:rPr>
+        <w:t>睡覺作為身體的需求</w:t>
+      </w:r>
+    </w:p>
+    <w:p>
+      <w:pPr/>
+      <w:r>
+        <w:rPr>
+          <w:lang w:val="zh_TW" w:bidi="zh_TW"/>
+        </w:rPr>
+      </w:r>
+      <w:r>
+        <w:rPr>
+          <w:lang w:val="zh_TW" w:bidi="zh_TW"/>
+        </w:rPr>
+        <w:t>人類身體所需的睡眠，被視為神所賜予珍貴的禮物（</w:t>
+      </w:r>
+      <w:hyperlink r:id="rId87">
+        <w:r>
+          <w:rPr>
+            <w:lang w:val="zh_TW" w:bidi="zh_TW"/>
+          </w:rPr>
+          <w:rPr>
+            <w:color w:val="0000EE"/>
+            <w:u w:val="single"/>
+          </w:rPr>
+          <w:t>詩4:8</w:t>
+        </w:r>
+      </w:hyperlink>
+      <w:r>
+        <w:rPr>
+          <w:lang w:val="zh_TW" w:bidi="zh_TW"/>
+        </w:rPr>
+        <w:t>，</w:t>
+      </w:r>
+      <w:hyperlink r:id="rId88">
+        <w:r>
+          <w:rPr>
+            <w:lang w:val="zh_TW" w:bidi="zh_TW"/>
+          </w:rPr>
+          <w:rPr>
+            <w:color w:val="0000EE"/>
+            <w:u w:val="single"/>
+          </w:rPr>
+          <w:t>127:2</w:t>
+        </w:r>
+      </w:hyperlink>
+      <w:r>
+        <w:rPr>
+          <w:lang w:val="zh_TW" w:bidi="zh_TW"/>
+        </w:rPr>
+        <w:t>）。神可以選擇某人，使他失眠，以達成祂的目的（</w:t>
+      </w:r>
+      <w:hyperlink r:id="rId89">
+        <w:r>
+          <w:rPr>
+            <w:lang w:val="zh_TW" w:bidi="zh_TW"/>
+          </w:rPr>
+          <w:rPr>
+            <w:color w:val="0000EE"/>
+            <w:u w:val="single"/>
+          </w:rPr>
+          <w:t>斯6:1</w:t>
+        </w:r>
+      </w:hyperlink>
+      <w:r>
+        <w:rPr>
+          <w:lang w:val="zh_TW" w:bidi="zh_TW"/>
+        </w:rPr>
+        <w:t>；</w:t>
+      </w:r>
+      <w:hyperlink r:id="rId90">
+        <w:r>
+          <w:rPr>
+            <w:lang w:val="zh_TW" w:bidi="zh_TW"/>
+          </w:rPr>
+          <w:rPr>
+            <w:color w:val="0000EE"/>
+            <w:u w:val="single"/>
+          </w:rPr>
+          <w:t>但6:18</w:t>
+        </w:r>
+      </w:hyperlink>
+      <w:r>
+        <w:rPr>
+          <w:lang w:val="zh_TW" w:bidi="zh_TW"/>
+        </w:rPr>
+        <w:t>）。神也可能賜人沉睡（</w:t>
+      </w:r>
+      <w:hyperlink r:id="rId91">
+        <w:r>
+          <w:rPr>
+            <w:lang w:val="zh_TW" w:bidi="zh_TW"/>
+          </w:rPr>
+          <w:rPr>
+            <w:color w:val="0000EE"/>
+            <w:u w:val="single"/>
+          </w:rPr>
+          <w:t>創2:21</w:t>
+        </w:r>
+      </w:hyperlink>
+      <w:r>
+        <w:rPr>
+          <w:lang w:val="zh_TW" w:bidi="zh_TW"/>
+        </w:rPr>
+        <w:t>，</w:t>
+      </w:r>
+      <w:hyperlink r:id="rId92">
+        <w:r>
+          <w:rPr>
+            <w:lang w:val="zh_TW" w:bidi="zh_TW"/>
+          </w:rPr>
+          <w:rPr>
+            <w:color w:val="0000EE"/>
+            <w:u w:val="single"/>
+          </w:rPr>
+          <w:t>15:12</w:t>
+        </w:r>
+      </w:hyperlink>
+      <w:r>
+        <w:rPr>
+          <w:lang w:val="zh_TW" w:bidi="zh_TW"/>
+        </w:rPr>
+        <w:t>；</w:t>
+      </w:r>
+      <w:hyperlink r:id="rId93">
+        <w:r>
+          <w:rPr>
+            <w:lang w:val="zh_TW" w:bidi="zh_TW"/>
+          </w:rPr>
+          <w:rPr>
+            <w:color w:val="0000EE"/>
+            <w:u w:val="single"/>
+          </w:rPr>
+          <w:t>撒上26:12</w:t>
+        </w:r>
+      </w:hyperlink>
+      <w:r>
+        <w:rPr>
+          <w:lang w:val="zh_TW" w:bidi="zh_TW"/>
+        </w:rPr>
+        <w:t>）。人在睡覺時，神可能會在夢或異象中顯示祂的旨意（例如：</w:t>
+      </w:r>
+      <w:hyperlink r:id="rId94">
+        <w:r>
+          <w:rPr>
+            <w:lang w:val="zh_TW" w:bidi="zh_TW"/>
+          </w:rPr>
+          <w:rPr>
+            <w:color w:val="0000EE"/>
+            <w:u w:val="single"/>
+          </w:rPr>
+          <w:t>創28:11–16</w:t>
+        </w:r>
+      </w:hyperlink>
+      <w:r>
+        <w:rPr>
+          <w:lang w:val="zh_TW" w:bidi="zh_TW"/>
+        </w:rPr>
+        <w:t>；</w:t>
+      </w:r>
+      <w:hyperlink r:id="rId95">
+        <w:r>
+          <w:rPr>
+            <w:lang w:val="zh_TW" w:bidi="zh_TW"/>
+          </w:rPr>
+          <w:rPr>
+            <w:color w:val="0000EE"/>
+            <w:u w:val="single"/>
+          </w:rPr>
+          <w:t>伯4:13–17</w:t>
+        </w:r>
+      </w:hyperlink>
+      <w:r>
+        <w:rPr>
+          <w:lang w:val="zh_TW" w:bidi="zh_TW"/>
+        </w:rPr>
+        <w:t>；</w:t>
+      </w:r>
+      <w:hyperlink r:id="rId96">
+        <w:r>
+          <w:rPr>
+            <w:lang w:val="zh_TW" w:bidi="zh_TW"/>
+          </w:rPr>
+          <w:rPr>
+            <w:color w:val="0000EE"/>
+            <w:u w:val="single"/>
+          </w:rPr>
+          <w:t>太1:20–24</w:t>
+        </w:r>
+      </w:hyperlink>
+      <w:r>
+        <w:rPr>
+          <w:lang w:val="zh_TW" w:bidi="zh_TW"/>
+        </w:rPr>
+        <w:t>）。</w:t>
+      </w:r>
+    </w:p>
+    <w:p>
+      <w:pPr/>
+      <w:r>
+        <w:rPr>
+          <w:lang w:val="zh_TW" w:bidi="zh_TW"/>
+        </w:rPr>
+      </w:r>
+      <w:r>
+        <w:rPr>
+          <w:lang w:val="zh_TW" w:bidi="zh_TW"/>
+        </w:rPr>
+        <w:t>箴言警告，人若沉迷睡覺，會導致生命缺乏紀律。例如，有一則箴言說：「</w:t>
+      </w:r>
+      <w:r>
+        <w:rPr>
+          <w:lang w:val="zh_TW" w:bidi="zh_TW"/>
+        </w:rPr>
+        <w:t>不要貪睡，免致貧窮； 眼要睜開，你就吃飽。</w:t>
+      </w:r>
+      <w:r>
+        <w:rPr>
+          <w:lang w:val="zh_TW" w:bidi="zh_TW"/>
+        </w:rPr>
+        <w:t>」（</w:t>
+      </w:r>
+      <w:hyperlink r:id="rId97">
+        <w:r>
+          <w:rPr>
+            <w:lang w:val="zh_TW" w:bidi="zh_TW"/>
+          </w:rPr>
+          <w:rPr>
+            <w:color w:val="0000EE"/>
+            <w:u w:val="single"/>
+          </w:rPr>
+          <w:t>箴20:13</w:t>
+        </w:r>
+      </w:hyperlink>
+      <w:r>
+        <w:rPr>
+          <w:lang w:val="zh_TW" w:bidi="zh_TW"/>
+        </w:rPr>
+        <w:t>；另見</w:t>
+      </w:r>
+      <w:hyperlink r:id="rId98">
+        <w:r>
+          <w:rPr>
+            <w:lang w:val="zh_TW" w:bidi="zh_TW"/>
+          </w:rPr>
+          <w:rPr>
+            <w:color w:val="0000EE"/>
+            <w:u w:val="single"/>
+          </w:rPr>
+          <w:t>6:9–11</w:t>
+        </w:r>
+      </w:hyperlink>
+      <w:r>
+        <w:rPr>
+          <w:lang w:val="zh_TW" w:bidi="zh_TW"/>
+        </w:rPr>
+        <w:t>，</w:t>
+      </w:r>
+      <w:hyperlink r:id="rId99">
+        <w:r>
+          <w:rPr>
+            <w:lang w:val="zh_TW" w:bidi="zh_TW"/>
+          </w:rPr>
+          <w:rPr>
+            <w:color w:val="0000EE"/>
+            <w:u w:val="single"/>
+          </w:rPr>
+          <w:t>10:5</w:t>
+        </w:r>
+      </w:hyperlink>
+      <w:r>
+        <w:rPr>
+          <w:lang w:val="zh_TW" w:bidi="zh_TW"/>
+        </w:rPr>
+        <w:t>，</w:t>
+      </w:r>
+      <w:hyperlink r:id="rId100">
+        <w:r>
+          <w:rPr>
+            <w:lang w:val="zh_TW" w:bidi="zh_TW"/>
+          </w:rPr>
+          <w:rPr>
+            <w:color w:val="0000EE"/>
+            <w:u w:val="single"/>
+          </w:rPr>
+          <w:t>24:32–34</w:t>
+        </w:r>
+      </w:hyperlink>
+      <w:r>
+        <w:rPr>
+          <w:lang w:val="zh_TW" w:bidi="zh_TW"/>
+        </w:rPr>
+        <w:t>）。</w:t>
+      </w:r>
+    </w:p>
+    <w:p>
+      <w:pPr>
+        <w:pStyle w:val="Heading3"/>
+      </w:pPr>
+      <w:r>
+        <w:rPr>
+          <w:lang w:val="zh_TW" w:bidi="zh_TW"/>
+        </w:rPr>
+        <w:t>睡眠作為道德或屬靈的無所作為</w:t>
+      </w:r>
+    </w:p>
+    <w:p>
+      <w:pPr/>
+      <w:r>
+        <w:rPr>
+          <w:lang w:val="zh_TW" w:bidi="zh_TW"/>
+        </w:rPr>
+      </w:r>
+      <w:r>
+        <w:rPr>
+          <w:lang w:val="zh_TW" w:bidi="zh_TW"/>
+        </w:rPr>
+        <w:t>從象徵角度來說，睡眠用來表達懶惰、粗心和不活躍。</w:t>
+      </w:r>
+      <w:hyperlink r:id="rId101">
+        <w:r>
+          <w:rPr>
+            <w:lang w:val="zh_TW" w:bidi="zh_TW"/>
+          </w:rPr>
+          <w:rPr>
+            <w:color w:val="0000EE"/>
+            <w:u w:val="single"/>
+          </w:rPr>
+          <w:t>以賽亞書五十六章10節</w:t>
+        </w:r>
+      </w:hyperlink>
+      <w:r>
+        <w:rPr>
+          <w:lang w:val="zh_TW" w:bidi="zh_TW"/>
+        </w:rPr>
+        <w:t>提到未盡責成為領袖，帶領神子民的人：「</w:t>
+      </w:r>
+      <w:r>
+        <w:rPr>
+          <w:lang w:val="zh_TW" w:bidi="zh_TW"/>
+        </w:rPr>
+        <w:t>他看守的人是瞎眼的</w:t>
+      </w:r>
+      <w:r>
+        <w:rPr>
+          <w:lang w:val="zh_TW" w:bidi="zh_TW"/>
+        </w:rPr>
+        <w:t>......</w:t>
+      </w:r>
+      <w:r>
+        <w:rPr>
+          <w:lang w:val="zh_TW" w:bidi="zh_TW"/>
+        </w:rPr>
+        <w:t>但知做夢，躺臥，貪睡</w:t>
+      </w:r>
+      <w:r>
+        <w:rPr>
+          <w:lang w:val="zh_TW" w:bidi="zh_TW"/>
+        </w:rPr>
+        <w:t>」。在新約聖經中，主的僕人應保持警醒，以便他們的主人來時，不會發現他們在睡覺（</w:t>
+      </w:r>
+      <w:hyperlink r:id="rId102">
+        <w:r>
+          <w:rPr>
+            <w:lang w:val="zh_TW" w:bidi="zh_TW"/>
+          </w:rPr>
+          <w:rPr>
+            <w:color w:val="0000EE"/>
+            <w:u w:val="single"/>
+          </w:rPr>
+          <w:t>可13:35–37</w:t>
+        </w:r>
+      </w:hyperlink>
+      <w:r>
+        <w:rPr>
+          <w:lang w:val="zh_TW" w:bidi="zh_TW"/>
+        </w:rPr>
+        <w:t>；另見</w:t>
+      </w:r>
+      <w:hyperlink r:id="rId103">
+        <w:r>
+          <w:rPr>
+            <w:lang w:val="zh_TW" w:bidi="zh_TW"/>
+          </w:rPr>
+          <w:rPr>
+            <w:color w:val="0000EE"/>
+            <w:u w:val="single"/>
+          </w:rPr>
+          <w:t>太25:1–13</w:t>
+        </w:r>
+      </w:hyperlink>
+      <w:r>
+        <w:rPr>
+          <w:lang w:val="zh_TW" w:bidi="zh_TW"/>
+        </w:rPr>
+        <w:t>，</w:t>
+      </w:r>
+      <w:hyperlink r:id="rId104">
+        <w:r>
+          <w:rPr>
+            <w:lang w:val="zh_TW" w:bidi="zh_TW"/>
+          </w:rPr>
+          <w:rPr>
+            <w:color w:val="0000EE"/>
+            <w:u w:val="single"/>
+          </w:rPr>
+          <w:t>26:40–46</w:t>
+        </w:r>
+      </w:hyperlink>
+      <w:r>
+        <w:rPr>
+          <w:lang w:val="zh_TW" w:bidi="zh_TW"/>
+        </w:rPr>
+        <w:t>）。在新約聖經的書信中，保羅經常提醒信徒應在屬靈上警醒：</w:t>
       </w:r>
     </w:p>
     <w:p>
@@ -375,97 +3418,37 @@
         <w:rPr>
           <w:lang w:val="zh_TW" w:bidi="zh_TW"/>
         </w:rPr>
-        <w:t>亞拉巴海（</w:t>
-      </w:r>
-      <w:hyperlink r:id="rId15">
-        <w:r>
-          <w:rPr>
-            <w:lang w:val="zh_TW" w:bidi="zh_TW"/>
-          </w:rPr>
-          <w:rPr>
-            <w:color w:val="0000EE"/>
-            <w:u w:val="single"/>
-          </w:rPr>
-          <w:t>申3:17</w:t>
-        </w:r>
-      </w:hyperlink>
-      <w:r>
-        <w:rPr>
-          <w:lang w:val="zh_TW" w:bidi="zh_TW"/>
-        </w:rPr>
-        <w:t>，</w:t>
-      </w:r>
-      <w:hyperlink r:id="rId20">
-        <w:r>
-          <w:rPr>
-            <w:lang w:val="zh_TW" w:bidi="zh_TW"/>
-          </w:rPr>
-          <w:rPr>
-            <w:color w:val="0000EE"/>
-            <w:u w:val="single"/>
-          </w:rPr>
-          <w:t>4:49</w:t>
-        </w:r>
-      </w:hyperlink>
-      <w:r>
-        <w:rPr>
-          <w:lang w:val="zh_TW" w:bidi="zh_TW"/>
-        </w:rPr>
-        <w:t>；</w:t>
-      </w:r>
-      <w:hyperlink r:id="rId16">
-        <w:r>
-          <w:rPr>
-            <w:lang w:val="zh_TW" w:bidi="zh_TW"/>
-          </w:rPr>
-          <w:rPr>
-            <w:color w:val="0000EE"/>
-            <w:u w:val="single"/>
-          </w:rPr>
-          <w:t>書3:16</w:t>
-        </w:r>
-      </w:hyperlink>
-      <w:r>
-        <w:rPr>
-          <w:lang w:val="zh_TW" w:bidi="zh_TW"/>
-        </w:rPr>
-        <w:t>，</w:t>
-      </w:r>
-      <w:hyperlink r:id="rId17">
-        <w:r>
-          <w:rPr>
-            <w:lang w:val="zh_TW" w:bidi="zh_TW"/>
-          </w:rPr>
-          <w:rPr>
-            <w:color w:val="0000EE"/>
-            <w:u w:val="single"/>
-          </w:rPr>
-          <w:t>12:3</w:t>
-        </w:r>
-      </w:hyperlink>
-      <w:r>
-        <w:rPr>
-          <w:lang w:val="zh_TW" w:bidi="zh_TW"/>
-        </w:rPr>
-        <w:t>；</w:t>
-      </w:r>
-      <w:hyperlink r:id="rId21">
-        <w:r>
-          <w:rPr>
-            <w:lang w:val="zh_TW" w:bidi="zh_TW"/>
-          </w:rPr>
-          <w:rPr>
-            <w:color w:val="0000EE"/>
-            <w:u w:val="single"/>
-          </w:rPr>
-          <w:t>王下14:25</w:t>
-        </w:r>
-      </w:hyperlink>
-      <w:r>
-        <w:rPr>
-          <w:lang w:val="zh_TW" w:bidi="zh_TW"/>
-        </w:rPr>
-        <w:t>）</w:t>
+        <w:t>「</w:t>
+      </w:r>
+      <w:r>
+        <w:rPr>
+          <w:lang w:val="zh_TW" w:bidi="zh_TW"/>
+        </w:rPr>
+        <w:t>你這睡着的人當醒過來， 從死裏復活！基督就要光照你了。</w:t>
+      </w:r>
+      <w:r>
+        <w:rPr>
+          <w:lang w:val="zh_TW" w:bidi="zh_TW"/>
+        </w:rPr>
+        <w:t>」（</w:t>
+      </w:r>
+      <w:hyperlink r:id="rId105">
+        <w:r>
+          <w:rPr>
+            <w:lang w:val="zh_TW" w:bidi="zh_TW"/>
+          </w:rPr>
+          <w:rPr>
+            <w:color w:val="0000EE"/>
+            <w:u w:val="single"/>
+          </w:rPr>
+          <w:t>弗5:14</w:t>
+        </w:r>
+      </w:hyperlink>
+      <w:r>
+        <w:rPr>
+          <w:lang w:val="zh_TW" w:bidi="zh_TW"/>
+        </w:rPr>
+        <w:t>）。</w:t>
       </w:r>
     </w:p>
     <w:p>
@@ -483,61 +3466,48 @@
         <w:rPr>
           <w:lang w:val="zh_TW" w:bidi="zh_TW"/>
         </w:rPr>
-        <w:t>東海（</w:t>
-      </w:r>
-      <w:hyperlink r:id="rId22">
-        <w:r>
-          <w:rPr>
-            <w:lang w:val="zh_TW" w:bidi="zh_TW"/>
-          </w:rPr>
-          <w:rPr>
-            <w:color w:val="0000EE"/>
-            <w:u w:val="single"/>
-          </w:rPr>
-          <w:t>結47:18</w:t>
-        </w:r>
-      </w:hyperlink>
-      <w:r>
-        <w:rPr>
-          <w:lang w:val="zh_TW" w:bidi="zh_TW"/>
-        </w:rPr>
-        <w:t>；</w:t>
-      </w:r>
-      <w:hyperlink r:id="rId23">
-        <w:r>
-          <w:rPr>
-            <w:lang w:val="zh_TW" w:bidi="zh_TW"/>
-          </w:rPr>
-          <w:rPr>
-            <w:color w:val="0000EE"/>
-            <w:u w:val="single"/>
-          </w:rPr>
-          <w:t>珥2:20</w:t>
-        </w:r>
-      </w:hyperlink>
-      <w:r>
-        <w:rPr>
-          <w:lang w:val="zh_TW" w:bidi="zh_TW"/>
-        </w:rPr>
-        <w:t>；</w:t>
-      </w:r>
-      <w:hyperlink r:id="rId24">
-        <w:r>
-          <w:rPr>
-            <w:lang w:val="zh_TW" w:bidi="zh_TW"/>
-          </w:rPr>
-          <w:rPr>
-            <w:color w:val="0000EE"/>
-            <w:u w:val="single"/>
-          </w:rPr>
-          <w:t>亞14:8</w:t>
-        </w:r>
-      </w:hyperlink>
-      <w:r>
-        <w:rPr>
-          <w:lang w:val="zh_TW" w:bidi="zh_TW"/>
-        </w:rPr>
-        <w:t>）</w:t>
+        <w:t>「</w:t>
+      </w:r>
+      <w:r>
+        <w:rPr>
+          <w:lang w:val="zh_TW" w:bidi="zh_TW"/>
+        </w:rPr>
+        <w:t>所以，我們不要睡覺像別人一樣，總要警醒謹守。</w:t>
+      </w:r>
+      <w:r>
+        <w:rPr>
+          <w:lang w:val="zh_TW" w:bidi="zh_TW"/>
+        </w:rPr>
+        <w:t>」（</w:t>
+      </w:r>
+      <w:hyperlink r:id="rId106">
+        <w:r>
+          <w:rPr>
+            <w:lang w:val="zh_TW" w:bidi="zh_TW"/>
+          </w:rPr>
+          <w:rPr>
+            <w:color w:val="0000EE"/>
+            <w:u w:val="single"/>
+          </w:rPr>
+          <w:t>帖前5:6</w:t>
+        </w:r>
+      </w:hyperlink>
+      <w:r>
+        <w:rPr>
+          <w:lang w:val="zh_TW" w:bidi="zh_TW"/>
+        </w:rPr>
+        <w:t>）。</w:t>
+      </w:r>
+    </w:p>
+    <w:p>
+      <w:pPr>
+        <w:pStyle w:val="Heading3"/>
+      </w:pPr>
+      <w:r>
+        <w:rPr>
+          <w:lang w:val="zh_TW" w:bidi="zh_TW"/>
+        </w:rPr>
+        <w:t>睡眠如同死亡</w:t>
       </w:r>
     </w:p>
     <w:p>
@@ -551,61 +3521,43 @@
         <w:rPr>
           <w:lang w:val="zh_TW" w:bidi="zh_TW"/>
         </w:rPr>
-        <w:t>其他古代作家將死海稱為：</w:t>
-      </w:r>
-    </w:p>
-    <w:p>
-      <w:pPr>
-        <w:pStyle w:val="ListBullet"/>
-        <w:spacing w:line="240" w:lineRule="auto"/>
-        <w:ind w:left="720"/>
-      </w:pPr>
-      <w:r>
-        <w:rPr>
-          <w:lang w:val="zh_TW" w:bidi="zh_TW"/>
-        </w:rPr>
-      </w:r>
-      <w:r>
-        <w:rPr>
-          <w:lang w:val="zh_TW" w:bidi="zh_TW"/>
-        </w:rPr>
-        <w:t>所多瑪海</w:t>
-      </w:r>
-    </w:p>
-    <w:p>
-      <w:pPr>
-        <w:pStyle w:val="ListBullet"/>
-        <w:spacing w:line="240" w:lineRule="auto"/>
-        <w:ind w:left="720"/>
-      </w:pPr>
-      <w:r>
-        <w:rPr>
-          <w:lang w:val="zh_TW" w:bidi="zh_TW"/>
-        </w:rPr>
-      </w:r>
-      <w:r>
-        <w:rPr>
-          <w:lang w:val="zh_TW" w:bidi="zh_TW"/>
-        </w:rPr>
-        <w:t>瀝青海</w:t>
-      </w:r>
-    </w:p>
-    <w:p>
-      <w:pPr>
-        <w:pStyle w:val="ListBullet"/>
-        <w:spacing w:line="240" w:lineRule="auto"/>
-        <w:ind w:left="720"/>
-      </w:pPr>
-      <w:r>
-        <w:rPr>
-          <w:lang w:val="zh_TW" w:bidi="zh_TW"/>
-        </w:rPr>
-      </w:r>
-      <w:r>
-        <w:rPr>
-          <w:lang w:val="zh_TW" w:bidi="zh_TW"/>
-        </w:rPr>
-        <w:t>羅得海</w:t>
+        <w:t>聖經經常將死亡比作睡眠。在舊約聖經中，當一個人去世時，通常說他與他的列祖同睡（例如</w:t>
+      </w:r>
+      <w:hyperlink r:id="rId107">
+        <w:r>
+          <w:rPr>
+            <w:lang w:val="zh_TW" w:bidi="zh_TW"/>
+          </w:rPr>
+          <w:rPr>
+            <w:color w:val="0000EE"/>
+            <w:u w:val="single"/>
+          </w:rPr>
+          <w:t>申31:16</w:t>
+        </w:r>
+      </w:hyperlink>
+      <w:r>
+        <w:rPr>
+          <w:lang w:val="zh_TW" w:bidi="zh_TW"/>
+        </w:rPr>
+        <w:t>；</w:t>
+      </w:r>
+      <w:hyperlink r:id="rId108">
+        <w:r>
+          <w:rPr>
+            <w:lang w:val="zh_TW" w:bidi="zh_TW"/>
+          </w:rPr>
+          <w:rPr>
+            <w:color w:val="0000EE"/>
+            <w:u w:val="single"/>
+          </w:rPr>
+          <w:t>撒下7:12</w:t>
+        </w:r>
+      </w:hyperlink>
+      <w:r>
+        <w:rPr>
+          <w:lang w:val="zh_TW" w:bidi="zh_TW"/>
+        </w:rPr>
+        <w:t>）。</w:t>
       </w:r>
     </w:p>
     <w:p>
@@ -619,18 +3571,127 @@
         <w:rPr>
           <w:lang w:val="zh_TW" w:bidi="zh_TW"/>
         </w:rPr>
-        <w:t>新約聖經中沒有提到死海。</w:t>
-      </w:r>
-    </w:p>
-    <w:p>
-      <w:pPr>
-        <w:pStyle w:val="Heading3"/>
-      </w:pPr>
-      <w:r>
-        <w:rPr>
-          <w:lang w:val="zh_TW" w:bidi="zh_TW"/>
-        </w:rPr>
-        <w:t>死海位於何處？</w:t>
+        <w:t>耶穌將死亡比作睡眠（</w:t>
+      </w:r>
+      <w:hyperlink r:id="rId109">
+        <w:r>
+          <w:rPr>
+            <w:lang w:val="zh_TW" w:bidi="zh_TW"/>
+          </w:rPr>
+          <w:rPr>
+            <w:color w:val="0000EE"/>
+            <w:u w:val="single"/>
+          </w:rPr>
+          <w:t>太9:24</w:t>
+        </w:r>
+      </w:hyperlink>
+      <w:r>
+        <w:rPr>
+          <w:lang w:val="zh_TW" w:bidi="zh_TW"/>
+        </w:rPr>
+        <w:t>；</w:t>
+      </w:r>
+      <w:hyperlink r:id="rId110">
+        <w:r>
+          <w:rPr>
+            <w:lang w:val="zh_TW" w:bidi="zh_TW"/>
+          </w:rPr>
+          <w:rPr>
+            <w:color w:val="0000EE"/>
+            <w:u w:val="single"/>
+          </w:rPr>
+          <w:t>約11:11</w:t>
+        </w:r>
+      </w:hyperlink>
+      <w:r>
+        <w:rPr>
+          <w:lang w:val="zh_TW" w:bidi="zh_TW"/>
+        </w:rPr>
+        <w:t>），使徒保羅也是如此（</w:t>
+      </w:r>
+      <w:hyperlink r:id="rId111">
+        <w:r>
+          <w:rPr>
+            <w:lang w:val="zh_TW" w:bidi="zh_TW"/>
+          </w:rPr>
+          <w:rPr>
+            <w:color w:val="0000EE"/>
+            <w:u w:val="single"/>
+          </w:rPr>
+          <w:t>林前11:30</w:t>
+        </w:r>
+      </w:hyperlink>
+      <w:r>
+        <w:rPr>
+          <w:lang w:val="zh_TW" w:bidi="zh_TW"/>
+        </w:rPr>
+        <w:t>，</w:t>
+      </w:r>
+      <w:hyperlink r:id="rId112">
+        <w:r>
+          <w:rPr>
+            <w:lang w:val="zh_TW" w:bidi="zh_TW"/>
+          </w:rPr>
+          <w:rPr>
+            <w:color w:val="0000EE"/>
+            <w:u w:val="single"/>
+          </w:rPr>
+          <w:t>15:20、51</w:t>
+        </w:r>
+      </w:hyperlink>
+      <w:r>
+        <w:rPr>
+          <w:lang w:val="zh_TW" w:bidi="zh_TW"/>
+        </w:rPr>
+        <w:t>；</w:t>
+      </w:r>
+      <w:hyperlink r:id="rId113">
+        <w:r>
+          <w:rPr>
+            <w:lang w:val="zh_TW" w:bidi="zh_TW"/>
+          </w:rPr>
+          <w:rPr>
+            <w:color w:val="0000EE"/>
+            <w:u w:val="single"/>
+          </w:rPr>
+          <w:t>帖前4:13–14</w:t>
+        </w:r>
+      </w:hyperlink>
+      <w:r>
+        <w:rPr>
+          <w:lang w:val="zh_TW" w:bidi="zh_TW"/>
+        </w:rPr>
+        <w:t>）。這些陳述中顯示了死亡的暫時性，因此它被稱為睡眠。甚至</w:t>
+      </w:r>
+      <w:hyperlink r:id="rId114">
+        <w:r>
+          <w:rPr>
+            <w:lang w:val="zh_TW" w:bidi="zh_TW"/>
+          </w:rPr>
+          <w:rPr>
+            <w:color w:val="0000EE"/>
+            <w:u w:val="single"/>
+          </w:rPr>
+          <w:t>但以理書十二章二節</w:t>
+        </w:r>
+      </w:hyperlink>
+      <w:r>
+        <w:rPr>
+          <w:lang w:val="zh_TW" w:bidi="zh_TW"/>
+        </w:rPr>
+        <w:t>也說死亡是睡眠，「</w:t>
+      </w:r>
+      <w:r>
+        <w:rPr>
+          <w:lang w:val="zh_TW" w:bidi="zh_TW"/>
+        </w:rPr>
+        <w:t>睡在塵埃中的，必有多人復醒。其中有得永生的，有受羞辱永遠被憎惡的。</w:t>
+      </w:r>
+      <w:r>
+        <w:rPr>
+          <w:lang w:val="zh_TW" w:bidi="zh_TW"/>
+        </w:rPr>
+        <w:t>」</w:t>
       </w:r>
     </w:p>
     <w:p>
@@ -644,568 +3705,18 @@
         <w:rPr>
           <w:lang w:val="zh_TW" w:bidi="zh_TW"/>
         </w:rPr>
-        <w:t>死海位於名為約旦谷的深谷中。這個谷也被稱為裂谷（the Rift Valley），因為它位於地球表面的狹長裂縫中。這個裂縫是世界上同類型裂縫中最長且最深的，始於土耳其南部的托羅斯山脈（Taurus Mountains），並穿過好幾個國家：敘利亞、黎巴嫩和巴勒斯坦。它還延伸穿過亞喀巴灣和紅海，最終到達東非的莫桑比克，在那裡被稱為非洲大裂谷（the Great African Rift Valley）。</w:t>
-      </w:r>
-    </w:p>
-    <w:p>
-      <w:pPr/>
-      <w:r>
-        <w:rPr>
-          <w:lang w:val="zh_TW" w:bidi="zh_TW"/>
-        </w:rPr>
-      </w:r>
-      <w:r>
-        <w:rPr>
-          <w:lang w:val="zh_TW" w:bidi="zh_TW"/>
-        </w:rPr>
-        <w:t>該谷寬3.2公里到24.1公里（2到15英里）不等。在最深處，靠近死海岸邊，裂谷下降到海平面以下396米（1300英尺），是地球上未被水覆蓋的最低點。</w:t>
-      </w:r>
-    </w:p>
-    <w:p>
-      <w:pPr>
-        <w:pStyle w:val="Heading3"/>
-      </w:pPr>
-      <w:r>
-        <w:rPr>
-          <w:lang w:val="zh_TW" w:bidi="zh_TW"/>
-        </w:rPr>
-        <w:t>死海有多大？</w:t>
-      </w:r>
-    </w:p>
-    <w:p>
-      <w:pPr/>
-      <w:r>
-        <w:rPr>
-          <w:lang w:val="zh_TW" w:bidi="zh_TW"/>
-        </w:rPr>
-      </w:r>
-      <w:r>
-        <w:rPr>
-          <w:lang w:val="zh_TW" w:bidi="zh_TW"/>
-        </w:rPr>
-        <w:t>死海呈矩形。由北向南，死海從約旦河流入的地方延伸約85公里（53英里）到南部的塞卜哈（Sebkha）鹽灘。死海寬約16公里（10英里）。陡峭的岩石懸崖在海的兩側拔地而起。</w:t>
-      </w:r>
-    </w:p>
-    <w:p>
-      <w:pPr/>
-      <w:r>
-        <w:rPr>
-          <w:lang w:val="zh_TW" w:bidi="zh_TW"/>
-        </w:rPr>
-      </w:r>
-      <w:r>
-        <w:rPr>
-          <w:lang w:val="zh_TW" w:bidi="zh_TW"/>
-        </w:rPr>
-        <w:t>死海被一片名為里桑半島的土地分為兩部分。這個半島從東岸延伸出約13.7公里（8.5英里）。死海北部較大且較深，最深點位於東北區域，深度約396米（1300英尺）。南部較淺，水深在1到9米（3到30英尺）之間。</w:t>
-      </w:r>
-    </w:p>
-    <w:p>
-      <w:pPr>
-        <w:pStyle w:val="Heading3"/>
-      </w:pPr>
-      <w:r>
-        <w:rPr>
-          <w:lang w:val="zh_TW" w:bidi="zh_TW"/>
-        </w:rPr>
-        <w:t>死海的水從哪裡來？</w:t>
-      </w:r>
-    </w:p>
-    <w:p>
-      <w:pPr/>
-      <w:r>
-        <w:rPr>
-          <w:lang w:val="zh_TW" w:bidi="zh_TW"/>
-        </w:rPr>
-      </w:r>
-      <w:r>
-        <w:rPr>
-          <w:lang w:val="zh_TW" w:bidi="zh_TW"/>
-        </w:rPr>
-        <w:t>死海的水有多個來源，約旦河是主要來源；也有來自全年流動的四到五條溪流，以及許多季節性溪流（稱為瓦迪，wadis）。每天約有640萬公噸（700萬噸）的水流入死海。然而，這些水只能通過蒸發消散，因為死海沒有出口。</w:t>
-      </w:r>
-    </w:p>
-    <w:p>
-      <w:pPr/>
-      <w:r>
-        <w:rPr>
-          <w:lang w:val="zh_TW" w:bidi="zh_TW"/>
-        </w:rPr>
-      </w:r>
-      <w:r>
-        <w:rPr>
-          <w:lang w:val="zh_TW" w:bidi="zh_TW"/>
-        </w:rPr>
-        <w:t>死海周圍地區非常乾燥。每年降雨量僅有5到13公分（2到5英寸）。天氣極其炎熱，尤其是在夏季，氣溫可達52攝氏度（125華氏度）。這種高溫導致大量水分蒸發，經常形成難以看透的濃霧。</w:t>
-      </w:r>
-    </w:p>
-    <w:p>
-      <w:pPr>
-        <w:pStyle w:val="Heading3"/>
-      </w:pPr>
-      <w:r>
-        <w:rPr>
-          <w:lang w:val="zh_TW" w:bidi="zh_TW"/>
-        </w:rPr>
-        <w:t>為什麼死海這麼鹹？</w:t>
-      </w:r>
-    </w:p>
-    <w:p>
-      <w:pPr/>
-      <w:r>
-        <w:rPr>
-          <w:lang w:val="zh_TW" w:bidi="zh_TW"/>
-        </w:rPr>
-      </w:r>
-      <w:r>
-        <w:rPr>
-          <w:lang w:val="zh_TW" w:bidi="zh_TW"/>
-        </w:rPr>
-        <w:t>流入死海的水已經非常鹹。這些水流經過含有氮和硫等礦物質的土壤，海底下的地下泉水為海水增加更多礦物質，包括溴、鎂和鈣。海岸有大量的硫磺和油泉沉積。</w:t>
-      </w:r>
-    </w:p>
-    <w:p>
-      <w:pPr/>
-      <w:r>
-        <w:rPr>
-          <w:lang w:val="zh_TW" w:bidi="zh_TW"/>
-        </w:rPr>
-      </w:r>
-      <w:r>
-        <w:rPr>
-          <w:lang w:val="zh_TW" w:bidi="zh_TW"/>
-        </w:rPr>
-        <w:t>在死海的東南部，有一個巨大的岩鹽礦床，可見的部分厚達91.4米（300英尺），但這僅是更大鹽層的頂部。整個鹽層約1371米（4500英尺）深，延伸約8公里（5英里）長。海底也有鹽晶體。</w:t>
-      </w:r>
-    </w:p>
-    <w:p>
-      <w:pPr/>
-      <w:r>
-        <w:rPr>
-          <w:lang w:val="zh_TW" w:bidi="zh_TW"/>
-        </w:rPr>
-      </w:r>
-      <w:r>
-        <w:rPr>
-          <w:lang w:val="zh_TW" w:bidi="zh_TW"/>
-        </w:rPr>
-        <w:t>所有這些因素使得死海非常鹹。死海水中含有約26%鹽分，而普通海水僅含有3.5%鹽分。這使得死海成為地球上最鹹的大型水域。死海的水鹹到沒有魚或植物可以生存，且鹽分含量還在增加。</w:t>
-      </w:r>
-    </w:p>
-    <w:p>
-      <w:pPr/>
-      <w:r>
-        <w:rPr>
-          <w:lang w:val="zh_TW" w:bidi="zh_TW"/>
-        </w:rPr>
-      </w:r>
-      <w:r>
-        <w:rPr>
-          <w:lang w:val="zh_TW" w:bidi="zh_TW"/>
-        </w:rPr>
-        <w:t>古代人們因為兩大原因而重視死海，就是其中的鹽和一種稱為瀝青的特殊物質。瀝青是天然的黑色物質，類似暴露在空氣中硬化後形成的焦油（tar）。人們用它來製作防水物品。</w:t>
-      </w:r>
-    </w:p>
-    <w:p>
-      <w:pPr/>
-      <w:r>
-        <w:rPr>
-          <w:lang w:val="zh_TW" w:bidi="zh_TW"/>
-        </w:rPr>
-      </w:r>
-      <w:r>
-        <w:rPr>
-          <w:lang w:val="zh_TW" w:bidi="zh_TW"/>
-        </w:rPr>
-        <w:t>在新約聖經時期，人稱納巴泰人的群體控制了來自死海的瀝青貿易。他們將這些瀝青賣給埃及，埃及人用它來保存屍體（這個過程稱為木乃伊化）。一些歷史學家認為，埃及的克麗奧佩特拉女王想要控制死海地區，以便掌控這項重要的瀝青貿易。</w:t>
-      </w:r>
-    </w:p>
-    <w:p>
-      <w:pPr>
-        <w:pStyle w:val="Heading3"/>
-      </w:pPr>
-      <w:r>
-        <w:rPr>
-          <w:lang w:val="zh_TW" w:bidi="zh_TW"/>
-        </w:rPr>
-        <w:t>聖經中的死海</w:t>
-      </w:r>
-    </w:p>
-    <w:p>
-      <w:pPr>
-        <w:pStyle w:val="Heading4"/>
-      </w:pPr>
-      <w:r>
-        <w:rPr>
-          <w:lang w:val="zh_TW" w:bidi="zh_TW"/>
-        </w:rPr>
-        <w:t>所多瑪和蛾摩拉</w:t>
-      </w:r>
-    </w:p>
-    <w:p>
-      <w:pPr/>
-      <w:r>
-        <w:rPr>
-          <w:lang w:val="zh_TW" w:bidi="zh_TW"/>
-        </w:rPr>
-      </w:r>
-      <w:r>
-        <w:rPr>
-          <w:lang w:val="zh_TW" w:bidi="zh_TW"/>
-        </w:rPr>
-        <w:t>今天，死海地區看起來空無一物且毫無生氣。這與我們所知的歷史相符。根據</w:t>
-      </w:r>
-      <w:hyperlink r:id="rId25">
-        <w:r>
-          <w:rPr>
-            <w:lang w:val="zh_TW" w:bidi="zh_TW"/>
-          </w:rPr>
-          <w:rPr>
-            <w:color w:val="0000EE"/>
-            <w:u w:val="single"/>
-          </w:rPr>
-          <w:t>創世記十九章</w:t>
-        </w:r>
-      </w:hyperlink>
-      <w:r>
-        <w:rPr>
-          <w:lang w:val="zh_TW" w:bidi="zh_TW"/>
-        </w:rPr>
-        <w:t>，這裡是古代城市所多瑪和蛾摩拉被毀滅的地方。位於海東南角的巨大鹽山，西頓山，因所多瑪城而得名。</w:t>
-      </w:r>
-    </w:p>
-    <w:p>
-      <w:pPr/>
-      <w:r>
-        <w:rPr>
-          <w:lang w:val="zh_TW" w:bidi="zh_TW"/>
-        </w:rPr>
-      </w:r>
-      <w:r>
-        <w:rPr>
-          <w:lang w:val="zh_TW" w:bidi="zh_TW"/>
-        </w:rPr>
-        <w:t>一位名叫尼爾森·格魯克（Nelson Glueck）的考古學家發現證據顯示，大約在5000年前（約公元前3000年），有多達70個城鎮存在於西頓山周圍地區。學者對於所多瑪和蛾摩拉如何被毀有不同看法。有些人認為是火山爆發造成的，另一些人則相信是地下富含石油的土壤自發爆炸所致。</w:t>
-      </w:r>
-    </w:p>
-    <w:p>
-      <w:pPr/>
-      <w:r>
-        <w:rPr>
-          <w:lang w:val="zh_TW" w:bidi="zh_TW"/>
-        </w:rPr>
-      </w:r>
-      <w:r>
-        <w:rPr>
-          <w:lang w:val="zh_TW" w:bidi="zh_TW"/>
-        </w:rPr>
-        <w:t>在這個地區，有許多由鹽製成的高柱。人們常稱這些柱子為「羅得的妻子」，因為在聖經故事中，羅得的妻子變成了一根鹽柱。</w:t>
-      </w:r>
-    </w:p>
-    <w:p>
-      <w:pPr>
-        <w:pStyle w:val="Heading4"/>
-      </w:pPr>
-      <w:r>
-        <w:rPr>
-          <w:lang w:val="zh_TW" w:bidi="zh_TW"/>
-        </w:rPr>
-        <w:t>死海作為藏身之所</w:t>
-      </w:r>
-    </w:p>
-    <w:p>
-      <w:pPr/>
-      <w:r>
-        <w:rPr>
-          <w:lang w:val="zh_TW" w:bidi="zh_TW"/>
-        </w:rPr>
-      </w:r>
-      <w:r>
-        <w:rPr>
-          <w:lang w:val="zh_TW" w:bidi="zh_TW"/>
-        </w:rPr>
-        <w:t>圍繞死海的空曠曠野，在歷史上一直是許多人藏身之地。後來成為以色列王的大衛，也曾在那裡躲避敵人（</w:t>
-      </w:r>
-      <w:hyperlink r:id="rId26">
-        <w:r>
-          <w:rPr>
-            <w:lang w:val="zh_TW" w:bidi="zh_TW"/>
-          </w:rPr>
-          <w:rPr>
-            <w:color w:val="0000EE"/>
-            <w:u w:val="single"/>
-          </w:rPr>
-          <w:t>撒上23:29–24:22</w:t>
-        </w:r>
-      </w:hyperlink>
-      <w:r>
-        <w:rPr>
-          <w:lang w:val="zh_TW" w:bidi="zh_TW"/>
-        </w:rPr>
-        <w:t>）。後來，一個名為愛色尼派的宗教團體在靠近死海的昆蘭居住，以便在平靜祥和中學習和禱告。在第二次猶太人反抗羅馬的過程中，猶太戰士也利用這個地區來藏身。</w:t>
-      </w:r>
-    </w:p>
-    <w:p>
-      <w:pPr>
-        <w:pStyle w:val="Heading4"/>
-      </w:pPr>
-      <w:r>
-        <w:rPr>
-          <w:lang w:val="zh_TW" w:bidi="zh_TW"/>
-        </w:rPr>
-        <w:t>預言中的死海</w:t>
-      </w:r>
-    </w:p>
-    <w:p>
-      <w:pPr/>
-      <w:r>
-        <w:rPr>
-          <w:lang w:val="zh_TW" w:bidi="zh_TW"/>
-        </w:rPr>
-      </w:r>
-      <w:r>
-        <w:rPr>
-          <w:lang w:val="zh_TW" w:bidi="zh_TW"/>
-        </w:rPr>
-        <w:t>先知以西結提及在未來的時候，死海將會改變（</w:t>
-      </w:r>
-      <w:hyperlink r:id="rId27">
-        <w:r>
-          <w:rPr>
-            <w:lang w:val="zh_TW" w:bidi="zh_TW"/>
-          </w:rPr>
-          <w:rPr>
-            <w:color w:val="0000EE"/>
-            <w:u w:val="single"/>
-          </w:rPr>
-          <w:t>結47:1–12</w:t>
-        </w:r>
-      </w:hyperlink>
-      <w:r>
-        <w:rPr>
-          <w:lang w:val="zh_TW" w:bidi="zh_TW"/>
-        </w:rPr>
-        <w:t>；參</w:t>
-      </w:r>
-      <w:hyperlink r:id="rId24">
-        <w:r>
-          <w:rPr>
-            <w:lang w:val="zh_TW" w:bidi="zh_TW"/>
-          </w:rPr>
-          <w:rPr>
-            <w:color w:val="0000EE"/>
-            <w:u w:val="single"/>
-          </w:rPr>
-          <w:t>亞14:8</w:t>
-        </w:r>
-      </w:hyperlink>
-      <w:r>
-        <w:rPr>
-          <w:lang w:val="zh_TW" w:bidi="zh_TW"/>
-        </w:rPr>
-        <w:t>）。他說有一天，海水會變甜，百物無法生活的海中將充滿生物。</w:t>
-      </w:r>
-      <w:r>
-        <w:rPr>
-          <w:lang w:val="zh_TW" w:bidi="zh_TW"/>
-        </w:rPr>
-      </w:r>
-      <w:r>
-        <w:rPr>
-          <w:lang w:val="zh_TW" w:bidi="zh_TW"/>
-        </w:rPr>
-      </w:r>
-    </w:p>
-    <w:p>
-      <w:pPr/>
-      <w:r>
-        <w:rPr>
-          <w:lang w:val="zh_TW" w:bidi="zh_TW"/>
-        </w:rPr>
-      </w:r>
-    </w:p>
-    <w:p>
-      <w:pPr>
-        <w:pStyle w:val="Heading2"/>
-      </w:pPr>
-      <w:r>
-        <w:rPr>
-          <w:lang w:val="zh_TW" w:bidi="zh_TW"/>
-        </w:rPr>
-        <w:t>死亡</w:t>
-      </w:r>
-      <w:r>
-        <w:rPr>
-          <w:lang w:val="zh_TW" w:bidi="zh_TW"/>
-        </w:rPr>
-      </w:r>
-    </w:p>
-    <w:p>
-      <w:pPr/>
-      <w:r>
-        <w:rPr>
-          <w:lang w:val="zh_TW" w:bidi="zh_TW"/>
-        </w:rPr>
-      </w:r>
-      <w:r>
-        <w:rPr>
-          <w:lang w:val="zh_TW" w:bidi="zh_TW"/>
-        </w:rPr>
-        <w:t>生命的終止（身體的死亡）或與神的分離（靈性的死亡）。</w:t>
-      </w:r>
-    </w:p>
-    <w:p>
-      <w:pPr>
-        <w:pStyle w:val="Heading3"/>
-      </w:pPr>
-      <w:r>
-        <w:rPr>
-          <w:lang w:val="zh_TW" w:bidi="zh_TW"/>
-        </w:rPr>
-        <w:t>舊約中的觀點</w:t>
-      </w:r>
-    </w:p>
-    <w:p>
-      <w:pPr/>
-      <w:r>
-        <w:rPr>
-          <w:lang w:val="zh_TW" w:bidi="zh_TW"/>
-        </w:rPr>
-      </w:r>
-      <w:r>
-        <w:rPr>
-          <w:lang w:val="zh_TW" w:bidi="zh_TW"/>
-        </w:rPr>
-        <w:t>在舊約中，死亡被視為生命的自然結束。一個以色列人的目標是過一個長壽而圓滿的生活，生養眾多的後代，並在兒孫滿堂的情況下，平安地去世。舊約多次表達對早逝的不滿（例如，希西家的哀求，</w:t>
-      </w:r>
-      <w:hyperlink r:id="rId28">
-        <w:r>
-          <w:rPr>
-            <w:lang w:val="zh_TW" w:bidi="zh_TW"/>
-          </w:rPr>
-          <w:rPr>
-            <w:color w:val="0000EE"/>
-            <w:u w:val="single"/>
-          </w:rPr>
-          <w:t>王下20:1–11</w:t>
-        </w:r>
-      </w:hyperlink>
-      <w:r>
-        <w:rPr>
-          <w:lang w:val="zh_TW" w:bidi="zh_TW"/>
-        </w:rPr>
-        <w:t>）。早逝可能被視為神審判的結果；因此，約伯認為需要在死亡之前為自己的品格辯護（</w:t>
-      </w:r>
-      <w:hyperlink r:id="rId29">
-        <w:r>
-          <w:rPr>
-            <w:lang w:val="zh_TW" w:bidi="zh_TW"/>
-          </w:rPr>
-          <w:rPr>
-            <w:color w:val="0000EE"/>
-            <w:u w:val="single"/>
-          </w:rPr>
-          <w:t>伯19:25–26</w:t>
-        </w:r>
-      </w:hyperlink>
-      <w:r>
-        <w:rPr>
-          <w:lang w:val="zh_TW" w:bidi="zh_TW"/>
-        </w:rPr>
-        <w:t>）。只有</w:t>
-      </w:r>
-      <w:hyperlink r:id="rId30">
-        <w:r>
-          <w:rPr>
-            <w:lang w:val="zh_TW" w:bidi="zh_TW"/>
-          </w:rPr>
-          <w:rPr>
-            <w:color w:val="0000EE"/>
-            <w:u w:val="single"/>
-          </w:rPr>
-          <w:t>傳道書三章19至20節</w:t>
-        </w:r>
-      </w:hyperlink>
-      <w:r>
-        <w:rPr>
-          <w:lang w:val="zh_TW" w:bidi="zh_TW"/>
-        </w:rPr>
-        <w:t>對死亡表達徹頭徹尾的悲觀情緒——該書可能受到當時非希伯來文化相當大的影響。</w:t>
-      </w:r>
-    </w:p>
-    <w:p>
-      <w:pPr/>
-      <w:r>
-        <w:rPr>
-          <w:lang w:val="zh_TW" w:bidi="zh_TW"/>
-        </w:rPr>
-      </w:r>
-      <w:r>
-        <w:rPr>
-          <w:lang w:val="zh_TW" w:bidi="zh_TW"/>
-        </w:rPr>
-        <w:t>雖然死亡是生命的自然終結，卻從未被視為是令人愉快的事。死亡將人與人類群體斷絕，也與神的同在和事奉隔絕。雖然神可能會在人面對死亡時提供安慰（</w:t>
-      </w:r>
-      <w:hyperlink r:id="rId31">
-        <w:r>
-          <w:rPr>
-            <w:lang w:val="zh_TW" w:bidi="zh_TW"/>
-          </w:rPr>
-          <w:rPr>
-            <w:color w:val="0000EE"/>
-            <w:u w:val="single"/>
-          </w:rPr>
-          <w:t>詩73:23–28</w:t>
-        </w:r>
-      </w:hyperlink>
-      <w:r>
-        <w:rPr>
-          <w:lang w:val="zh_TW" w:bidi="zh_TW"/>
-        </w:rPr>
-        <w:t>），但在聖經中，神很少被描述為與死者同在，只有在較晚期的聖經文獻中才有此描寫（</w:t>
-      </w:r>
-      <w:hyperlink r:id="rId32">
-        <w:r>
-          <w:rPr>
-            <w:lang w:val="zh_TW" w:bidi="zh_TW"/>
-          </w:rPr>
-          <w:rPr>
-            <w:color w:val="0000EE"/>
-            <w:u w:val="single"/>
-          </w:rPr>
-          <w:t>詩139:8</w:t>
-        </w:r>
-      </w:hyperlink>
-      <w:r>
-        <w:rPr>
-          <w:lang w:val="zh_TW" w:bidi="zh_TW"/>
-        </w:rPr>
-        <w:t>）。因此，死亡從未被視為通向更美好生命的門檻。</w:t>
-      </w:r>
-    </w:p>
-    <w:p>
-      <w:pPr/>
-      <w:r>
-        <w:rPr>
-          <w:lang w:val="zh_TW" w:bidi="zh_TW"/>
-        </w:rPr>
-      </w:r>
-      <w:r>
-        <w:rPr>
-          <w:lang w:val="zh_TW" w:bidi="zh_TW"/>
-        </w:rPr>
-        <w:t>罪與死亡的關係可以在摩西律法的死刑中一窺究竟。一位嚴重的罪犯會被處死。處罰性短語「他必被剪除」表明，儘管整個民族繼續存活，但犯罪者因死亡與民族分離。以色列人被警告，若不遵守神的誡命，可能會因與神的團契破裂而導致早逝（</w:t>
-      </w:r>
-      <w:hyperlink r:id="rId33">
-        <w:r>
-          <w:rPr>
-            <w:lang w:val="zh_TW" w:bidi="zh_TW"/>
-          </w:rPr>
-          <w:rPr>
-            <w:color w:val="0000EE"/>
-            <w:u w:val="single"/>
-          </w:rPr>
-          <w:t>申30:15–20</w:t>
+        <w:t>新約聖經中的其他段落更為具體，包括</w:t>
+      </w:r>
+      <w:hyperlink r:id="rId115">
+        <w:r>
+          <w:rPr>
+            <w:lang w:val="zh_TW" w:bidi="zh_TW"/>
+          </w:rPr>
+          <w:rPr>
+            <w:color w:val="0000EE"/>
+            <w:u w:val="single"/>
+          </w:rPr>
+          <w:t>路加福音二十三章43節</w:t>
         </w:r>
       </w:hyperlink>
       <w:r>
@@ -1214,16 +3725,16 @@
         </w:rPr>
         <w:t>；</w:t>
       </w:r>
-      <w:hyperlink r:id="rId34">
-        <w:r>
-          <w:rPr>
-            <w:lang w:val="zh_TW" w:bidi="zh_TW"/>
-          </w:rPr>
-          <w:rPr>
-            <w:color w:val="0000EE"/>
-            <w:u w:val="single"/>
-          </w:rPr>
-          <w:t>耶21:8</w:t>
+      <w:hyperlink r:id="rId116">
+        <w:r>
+          <w:rPr>
+            <w:lang w:val="zh_TW" w:bidi="zh_TW"/>
+          </w:rPr>
+          <w:rPr>
+            <w:color w:val="0000EE"/>
+            <w:u w:val="single"/>
+          </w:rPr>
+          <w:t>哥林多後書五章8節</w:t>
         </w:r>
       </w:hyperlink>
       <w:r>
@@ -1232,1751 +3743,6 @@
         </w:rPr>
         <w:t>；</w:t>
       </w:r>
-      <w:hyperlink r:id="rId35">
-        <w:r>
-          <w:rPr>
-            <w:lang w:val="zh_TW" w:bidi="zh_TW"/>
-          </w:rPr>
-          <w:rPr>
-            <w:color w:val="0000EE"/>
-            <w:u w:val="single"/>
-          </w:rPr>
-          <w:t>結18:21–32</w:t>
-        </w:r>
-      </w:hyperlink>
-      <w:r>
-        <w:rPr>
-          <w:lang w:val="zh_TW" w:bidi="zh_TW"/>
-        </w:rPr>
-        <w:t>）。</w:t>
-      </w:r>
-    </w:p>
-    <w:p>
-      <w:pPr/>
-      <w:r>
-        <w:rPr>
-          <w:lang w:val="zh_TW" w:bidi="zh_TW"/>
-        </w:rPr>
-      </w:r>
-      <w:r>
-        <w:rPr>
-          <w:lang w:val="zh_TW" w:bidi="zh_TW"/>
-        </w:rPr>
-        <w:t>在兩約之間時期，隨著猶太人對來世和復活的觀念更加明確，對死亡的思考也隨之發展。死亡本身，而非僅僅是早逝，開始被視為是罪惡的結果（</w:t>
-      </w:r>
-      <w:hyperlink r:id="rId36">
-        <w:r>
-          <w:rPr>
-            <w:lang w:val="zh_TW" w:bidi="zh_TW"/>
-          </w:rPr>
-          <w:rPr>
-            <w:color w:val="0000EE"/>
-            <w:u w:val="single"/>
-          </w:rPr>
-          <w:t>以斯拉二書3:7</w:t>
-        </w:r>
-      </w:hyperlink>
-      <w:r>
-        <w:rPr>
-          <w:lang w:val="zh_TW" w:bidi="zh_TW"/>
-        </w:rPr>
-        <w:t>；</w:t>
-      </w:r>
-      <w:hyperlink r:id="rId37">
-        <w:r>
-          <w:rPr>
-            <w:lang w:val="zh_TW" w:bidi="zh_TW"/>
-          </w:rPr>
-          <w:rPr>
-            <w:color w:val="0000EE"/>
-            <w:u w:val="single"/>
-          </w:rPr>
-          <w:t>便西拉智訓25:24</w:t>
-        </w:r>
-      </w:hyperlink>
-      <w:r>
-        <w:rPr>
-          <w:lang w:val="zh_TW" w:bidi="zh_TW"/>
-        </w:rPr>
-        <w:t>）。有時會將所有的死亡描繪為「第一次犯罪」（亞當和夏娃的悖逆）的結果。在其它記載中，人是因自己的罪而死。聖經中首次明確指出死人復活和最終審判或懲罰的概念出現在但以理書（</w:t>
-      </w:r>
-      <w:hyperlink r:id="rId38">
-        <w:r>
-          <w:rPr>
-            <w:lang w:val="zh_TW" w:bidi="zh_TW"/>
-          </w:rPr>
-          <w:rPr>
-            <w:color w:val="0000EE"/>
-            <w:u w:val="single"/>
-          </w:rPr>
-          <w:t>但12:2</w:t>
-        </w:r>
-      </w:hyperlink>
-      <w:r>
-        <w:rPr>
-          <w:lang w:val="zh_TW" w:bidi="zh_TW"/>
-        </w:rPr>
-        <w:t>），這是舊約中最後完成的書卷之一。這一教導在兩約中間期被反覆提及（以斯拉二書7:31–44）。在此期間，人們認為靈魂在死亡後依然存在，或者以某種永生的形式存在（所羅門智訓3:4，4:1；馬加比四書16:13，17:12）又或等待復活（以諾一書102章）。一些經外文獻融入了希臘的思想，認為身體是應該擺脫的負擔——這種觀念與希伯來思想格格不入。</w:t>
-      </w:r>
-    </w:p>
-    <w:p>
-      <w:pPr/>
-      <w:r>
-        <w:rPr>
-          <w:lang w:val="zh_TW" w:bidi="zh_TW"/>
-        </w:rPr>
-      </w:r>
-      <w:r>
-        <w:rPr>
-          <w:lang w:val="zh_TW" w:bidi="zh_TW"/>
-        </w:rPr>
-        <w:t>然而，復活以及從死亡中救贖生命的概念，為新約的啟示——聚焦於基督的復活及其勝過死亡的啟示——奠定了基礎。</w:t>
-      </w:r>
-    </w:p>
-    <w:p>
-      <w:pPr>
-        <w:pStyle w:val="Heading3"/>
-      </w:pPr>
-      <w:r>
-        <w:rPr>
-          <w:lang w:val="zh_TW" w:bidi="zh_TW"/>
-        </w:rPr>
-        <w:t>新約中的觀點</w:t>
-      </w:r>
-    </w:p>
-    <w:p>
-      <w:pPr/>
-      <w:r>
-        <w:rPr>
-          <w:lang w:val="zh_TW" w:bidi="zh_TW"/>
-        </w:rPr>
-      </w:r>
-      <w:r>
-        <w:rPr>
-          <w:lang w:val="zh_TW" w:bidi="zh_TW"/>
-        </w:rPr>
-        <w:t>在新約中，死亡被視為一個神學問題，而非僅僅是一個個人事件。死亡超越了僅僅是生命的結束，作者們幾乎毫無困難地接受這一事實。死亡被認為會影響個人生命的每一個層面。唯有神是不朽的，是世界上所有生命的源頭（</w:t>
-      </w:r>
-      <w:hyperlink r:id="rId39">
-        <w:r>
-          <w:rPr>
-            <w:lang w:val="zh_TW" w:bidi="zh_TW"/>
-          </w:rPr>
-          <w:rPr>
-            <w:color w:val="0000EE"/>
-            <w:u w:val="single"/>
-          </w:rPr>
-          <w:t>羅4:17</w:t>
-        </w:r>
-      </w:hyperlink>
-      <w:r>
-        <w:rPr>
-          <w:lang w:val="zh_TW" w:bidi="zh_TW"/>
-        </w:rPr>
-        <w:t>；</w:t>
-      </w:r>
-      <w:hyperlink r:id="rId40">
-        <w:r>
-          <w:rPr>
-            <w:lang w:val="zh_TW" w:bidi="zh_TW"/>
-          </w:rPr>
-          <w:rPr>
-            <w:color w:val="0000EE"/>
-            <w:u w:val="single"/>
-          </w:rPr>
-          <w:t>提前6:16</w:t>
-        </w:r>
-      </w:hyperlink>
-      <w:r>
-        <w:rPr>
-          <w:lang w:val="zh_TW" w:bidi="zh_TW"/>
-        </w:rPr>
-        <w:t>）。唯有當人與神的生命有適當的關係時，他們才能真正活著。但自從罪進入世界以來，人與神之間的個人交流已經變得不自然（</w:t>
-      </w:r>
-      <w:hyperlink r:id="rId41">
-        <w:r>
-          <w:rPr>
-            <w:lang w:val="zh_TW" w:bidi="zh_TW"/>
-          </w:rPr>
-          <w:rPr>
-            <w:color w:val="0000EE"/>
-            <w:u w:val="single"/>
-          </w:rPr>
-          <w:t>羅5:12、17–18</w:t>
-        </w:r>
-      </w:hyperlink>
-      <w:r>
-        <w:rPr>
-          <w:lang w:val="zh_TW" w:bidi="zh_TW"/>
-        </w:rPr>
-        <w:t>；</w:t>
-      </w:r>
-      <w:hyperlink r:id="rId42">
-        <w:r>
-          <w:rPr>
-            <w:lang w:val="zh_TW" w:bidi="zh_TW"/>
-          </w:rPr>
-          <w:rPr>
-            <w:color w:val="0000EE"/>
-            <w:u w:val="single"/>
-          </w:rPr>
-          <w:t>林前15:22</w:t>
-        </w:r>
-      </w:hyperlink>
-      <w:r>
-        <w:rPr>
-          <w:lang w:val="zh_TW" w:bidi="zh_TW"/>
-        </w:rPr>
-        <w:t>）。當亞當與神分離時，這種分離帶來了死亡。每個人都追隨亞當的腳步（</w:t>
-      </w:r>
-      <w:hyperlink r:id="rId43">
-        <w:r>
-          <w:rPr>
-            <w:lang w:val="zh_TW" w:bidi="zh_TW"/>
-          </w:rPr>
-          <w:rPr>
-            <w:color w:val="0000EE"/>
-            <w:u w:val="single"/>
-          </w:rPr>
-          <w:t>羅3:23，</w:t>
-        </w:r>
-      </w:hyperlink>
-      <w:hyperlink r:id="rId44">
-        <w:r>
-          <w:rPr>
-            <w:lang w:val="zh_TW" w:bidi="zh_TW"/>
-          </w:rPr>
-          <w:rPr>
-            <w:color w:val="0000EE"/>
-            <w:u w:val="single"/>
-          </w:rPr>
-          <w:t>5:12</w:t>
-        </w:r>
-      </w:hyperlink>
-      <w:r>
-        <w:rPr>
-          <w:lang w:val="zh_TW" w:bidi="zh_TW"/>
-        </w:rPr>
-        <w:t>），因此死亡成為每個人的必然結果（</w:t>
-      </w:r>
-      <w:hyperlink r:id="rId45">
-        <w:r>
-          <w:rPr>
-            <w:lang w:val="zh_TW" w:bidi="zh_TW"/>
-          </w:rPr>
-          <w:rPr>
-            <w:color w:val="0000EE"/>
-            <w:u w:val="single"/>
-          </w:rPr>
-          <w:t>羅6:23</w:t>
-        </w:r>
-      </w:hyperlink>
-      <w:r>
-        <w:rPr>
-          <w:lang w:val="zh_TW" w:bidi="zh_TW"/>
-        </w:rPr>
-        <w:t>；</w:t>
-      </w:r>
-      <w:hyperlink r:id="rId46">
-        <w:r>
-          <w:rPr>
-            <w:lang w:val="zh_TW" w:bidi="zh_TW"/>
-          </w:rPr>
-          <w:rPr>
-            <w:color w:val="0000EE"/>
-            <w:u w:val="single"/>
-          </w:rPr>
-          <w:t>來9:27</w:t>
-        </w:r>
-      </w:hyperlink>
-      <w:r>
-        <w:rPr>
-          <w:lang w:val="zh_TW" w:bidi="zh_TW"/>
-        </w:rPr>
-        <w:t>）。因此，死亡不僅僅是人生命結束時發生的事情，也體現在人與神的隔絕中。</w:t>
-      </w:r>
-    </w:p>
-    <w:p>
-      <w:pPr/>
-      <w:r>
-        <w:rPr>
-          <w:lang w:val="zh_TW" w:bidi="zh_TW"/>
-        </w:rPr>
-      </w:r>
-      <w:r>
-        <w:rPr>
-          <w:lang w:val="zh_TW" w:bidi="zh_TW"/>
-        </w:rPr>
-        <w:t>死亡的影響極其廣泛。它影響文化的每一個層面。所有人的生活都籠罩在對死亡的恐懼之下（</w:t>
-      </w:r>
-      <w:hyperlink r:id="rId47">
-        <w:r>
-          <w:rPr>
-            <w:lang w:val="zh_TW" w:bidi="zh_TW"/>
-          </w:rPr>
-          <w:rPr>
-            <w:color w:val="0000EE"/>
-            <w:u w:val="single"/>
-          </w:rPr>
-          <w:t>羅8:15</w:t>
-        </w:r>
-      </w:hyperlink>
-      <w:r>
-        <w:rPr>
-          <w:lang w:val="zh_TW" w:bidi="zh_TW"/>
-        </w:rPr>
-        <w:t>；</w:t>
-      </w:r>
-      <w:hyperlink r:id="rId48">
-        <w:r>
-          <w:rPr>
-            <w:lang w:val="zh_TW" w:bidi="zh_TW"/>
-          </w:rPr>
-          <w:rPr>
-            <w:color w:val="0000EE"/>
-            <w:u w:val="single"/>
-          </w:rPr>
-          <w:t>來2:15</w:t>
-        </w:r>
-      </w:hyperlink>
-      <w:r>
-        <w:rPr>
-          <w:lang w:val="zh_TW" w:bidi="zh_TW"/>
-        </w:rPr>
-        <w:t>）。死亡掌管一切「體貼肉體」的事物（</w:t>
-      </w:r>
-      <w:hyperlink r:id="rId49">
-        <w:r>
-          <w:rPr>
-            <w:lang w:val="zh_TW" w:bidi="zh_TW"/>
-          </w:rPr>
-          <w:rPr>
-            <w:color w:val="0000EE"/>
-            <w:u w:val="single"/>
-          </w:rPr>
-          <w:t>羅8:6</w:t>
-        </w:r>
-      </w:hyperlink>
-      <w:r>
-        <w:rPr>
-          <w:lang w:val="zh_TW" w:bidi="zh_TW"/>
-        </w:rPr>
-        <w:t>）。凡不與基督建立關係的人，都活在死亡的狀態中（</w:t>
-      </w:r>
-      <w:hyperlink r:id="rId50">
-        <w:r>
-          <w:rPr>
-            <w:lang w:val="zh_TW" w:bidi="zh_TW"/>
-          </w:rPr>
-          <w:rPr>
-            <w:color w:val="0000EE"/>
-            <w:u w:val="single"/>
-          </w:rPr>
-          <w:t>約3:16–18</w:t>
-        </w:r>
-      </w:hyperlink>
-      <w:r>
-        <w:rPr>
-          <w:lang w:val="zh_TW" w:bidi="zh_TW"/>
-        </w:rPr>
-        <w:t>；</w:t>
-      </w:r>
-      <w:hyperlink r:id="rId51">
-        <w:r>
-          <w:rPr>
-            <w:lang w:val="zh_TW" w:bidi="zh_TW"/>
-          </w:rPr>
-          <w:rPr>
-            <w:color w:val="0000EE"/>
-            <w:u w:val="single"/>
-          </w:rPr>
-          <w:t>約一5:12</w:t>
-        </w:r>
-      </w:hyperlink>
-      <w:r>
-        <w:rPr>
-          <w:lang w:val="zh_TW" w:bidi="zh_TW"/>
-        </w:rPr>
-        <w:t>）。統治世界的魔鬼被稱為死亡之主（</w:t>
-      </w:r>
-      <w:hyperlink r:id="rId52">
-        <w:r>
-          <w:rPr>
-            <w:lang w:val="zh_TW" w:bidi="zh_TW"/>
-          </w:rPr>
-          <w:rPr>
-            <w:color w:val="0000EE"/>
-            <w:u w:val="single"/>
-          </w:rPr>
-          <w:t>來2:14</w:t>
-        </w:r>
-      </w:hyperlink>
-      <w:r>
-        <w:rPr>
-          <w:lang w:val="zh_TW" w:bidi="zh_TW"/>
-        </w:rPr>
-        <w:t>）。有時，死亡被人格化為一個在世界上肆虐的鬼魔力量，但最終被基督自己制服，祂是唯一能戰勝死亡的（</w:t>
-      </w:r>
-      <w:hyperlink r:id="rId53">
-        <w:r>
-          <w:rPr>
-            <w:lang w:val="zh_TW" w:bidi="zh_TW"/>
-          </w:rPr>
-          <w:rPr>
-            <w:color w:val="0000EE"/>
-            <w:u w:val="single"/>
-          </w:rPr>
-          <w:t>林前15:26–27</w:t>
-        </w:r>
-      </w:hyperlink>
-      <w:r>
-        <w:rPr>
-          <w:lang w:val="zh_TW" w:bidi="zh_TW"/>
-        </w:rPr>
-        <w:t>；</w:t>
-      </w:r>
-      <w:hyperlink r:id="rId54">
-        <w:r>
-          <w:rPr>
-            <w:lang w:val="zh_TW" w:bidi="zh_TW"/>
-          </w:rPr>
-          <w:rPr>
-            <w:color w:val="0000EE"/>
-            <w:u w:val="single"/>
-          </w:rPr>
-          <w:t>啟6:8，</w:t>
-        </w:r>
-      </w:hyperlink>
-      <w:hyperlink r:id="rId55">
-        <w:r>
-          <w:rPr>
-            <w:lang w:val="zh_TW" w:bidi="zh_TW"/>
-          </w:rPr>
-          <w:rPr>
-            <w:color w:val="0000EE"/>
-            <w:u w:val="single"/>
-          </w:rPr>
-          <w:t>20:13–14</w:t>
-        </w:r>
-      </w:hyperlink>
-      <w:r>
-        <w:rPr>
-          <w:lang w:val="zh_TW" w:bidi="zh_TW"/>
-        </w:rPr>
-        <w:t>）。</w:t>
-      </w:r>
-    </w:p>
-    <w:p>
-      <w:pPr/>
-      <w:r>
-        <w:rPr>
-          <w:lang w:val="zh_TW" w:bidi="zh_TW"/>
-        </w:rPr>
-      </w:r>
-      <w:r>
-        <w:rPr>
-          <w:lang w:val="zh_TW" w:bidi="zh_TW"/>
-        </w:rPr>
-        <w:t>基督死了，埋葬了，並在第三天復活（</w:t>
-      </w:r>
-      <w:hyperlink r:id="rId56">
-        <w:r>
-          <w:rPr>
-            <w:lang w:val="zh_TW" w:bidi="zh_TW"/>
-          </w:rPr>
-          <w:rPr>
-            <w:color w:val="0000EE"/>
-            <w:u w:val="single"/>
-          </w:rPr>
-          <w:t>羅4:25</w:t>
-        </w:r>
-      </w:hyperlink>
-      <w:r>
-        <w:rPr>
-          <w:lang w:val="zh_TW" w:bidi="zh_TW"/>
-        </w:rPr>
-        <w:t>；</w:t>
-      </w:r>
-      <w:hyperlink r:id="rId57">
-        <w:r>
-          <w:rPr>
-            <w:lang w:val="zh_TW" w:bidi="zh_TW"/>
-          </w:rPr>
-          <w:rPr>
-            <w:color w:val="0000EE"/>
-            <w:u w:val="single"/>
-          </w:rPr>
-          <w:t>林前15:3–4</w:t>
-        </w:r>
-      </w:hyperlink>
-      <w:r>
-        <w:rPr>
-          <w:lang w:val="zh_TW" w:bidi="zh_TW"/>
-        </w:rPr>
-        <w:t>；</w:t>
-      </w:r>
-      <w:hyperlink r:id="rId58">
-        <w:r>
-          <w:rPr>
-            <w:lang w:val="zh_TW" w:bidi="zh_TW"/>
-          </w:rPr>
-          <w:rPr>
-            <w:color w:val="0000EE"/>
-            <w:u w:val="single"/>
-          </w:rPr>
-          <w:t>帖前4:14</w:t>
-        </w:r>
-      </w:hyperlink>
-      <w:r>
-        <w:rPr>
-          <w:lang w:val="zh_TW" w:bidi="zh_TW"/>
-        </w:rPr>
-        <w:t>）。通過這一歷史事件，死亡的權勢被破壞了。新約以多種方式表達基督降服於死亡是為了贖罪。祂順服以至於死（</w:t>
-      </w:r>
-      <w:hyperlink r:id="rId59">
-        <w:r>
-          <w:rPr>
-            <w:lang w:val="zh_TW" w:bidi="zh_TW"/>
-          </w:rPr>
-          <w:rPr>
-            <w:color w:val="0000EE"/>
-            <w:u w:val="single"/>
-          </w:rPr>
-          <w:t>腓2:8</w:t>
-        </w:r>
-      </w:hyperlink>
-      <w:r>
-        <w:rPr>
-          <w:lang w:val="zh_TW" w:bidi="zh_TW"/>
-        </w:rPr>
-        <w:t>）；祂為所有人的罪獻上自己（</w:t>
-      </w:r>
-      <w:hyperlink r:id="rId60">
-        <w:r>
-          <w:rPr>
-            <w:lang w:val="zh_TW" w:bidi="zh_TW"/>
-          </w:rPr>
-          <w:rPr>
-            <w:color w:val="0000EE"/>
-            <w:u w:val="single"/>
-          </w:rPr>
-          <w:t>林前5:7</w:t>
-        </w:r>
-      </w:hyperlink>
-      <w:r>
-        <w:rPr>
-          <w:lang w:val="zh_TW" w:bidi="zh_TW"/>
-        </w:rPr>
-        <w:t>；</w:t>
-      </w:r>
-      <w:hyperlink r:id="rId61">
-        <w:r>
-          <w:rPr>
-            <w:lang w:val="zh_TW" w:bidi="zh_TW"/>
-          </w:rPr>
-          <w:rPr>
-            <w:color w:val="0000EE"/>
-            <w:u w:val="single"/>
-          </w:rPr>
-          <w:t>林後5:15</w:t>
-        </w:r>
-      </w:hyperlink>
-      <w:r>
-        <w:rPr>
-          <w:lang w:val="zh_TW" w:bidi="zh_TW"/>
-        </w:rPr>
-        <w:t>）；並降入陰間，也就是死者之地（</w:t>
-      </w:r>
-      <w:hyperlink r:id="rId62">
-        <w:r>
-          <w:rPr>
-            <w:lang w:val="zh_TW" w:bidi="zh_TW"/>
-          </w:rPr>
-          <w:rPr>
-            <w:color w:val="0000EE"/>
-            <w:u w:val="single"/>
-          </w:rPr>
-          <w:t>彼前3:18–19</w:t>
-        </w:r>
-      </w:hyperlink>
-      <w:r>
-        <w:rPr>
-          <w:lang w:val="zh_TW" w:bidi="zh_TW"/>
-        </w:rPr>
-        <w:t>）。所有這些經文的主要點在於，祂沒有停留在死亡中，而是戰勝了魔鬼，奪去了死亡的權柄（鑰匙），並以得勝的姿態升天（</w:t>
-      </w:r>
-      <w:hyperlink r:id="rId63">
-        <w:r>
-          <w:rPr>
-            <w:lang w:val="zh_TW" w:bidi="zh_TW"/>
-          </w:rPr>
-          <w:rPr>
-            <w:color w:val="0000EE"/>
-            <w:u w:val="single"/>
-          </w:rPr>
-          <w:t>來2:14–15</w:t>
-        </w:r>
-      </w:hyperlink>
-      <w:r>
-        <w:rPr>
-          <w:lang w:val="zh_TW" w:bidi="zh_TW"/>
-        </w:rPr>
-        <w:t>；</w:t>
-      </w:r>
-      <w:hyperlink r:id="rId64">
-        <w:r>
-          <w:rPr>
-            <w:lang w:val="zh_TW" w:bidi="zh_TW"/>
-          </w:rPr>
-          <w:rPr>
-            <w:color w:val="0000EE"/>
-            <w:u w:val="single"/>
-          </w:rPr>
-          <w:t>啟1:17–18</w:t>
-        </w:r>
-      </w:hyperlink>
-      <w:r>
-        <w:rPr>
-          <w:lang w:val="zh_TW" w:bidi="zh_TW"/>
-        </w:rPr>
-        <w:t>）。耶穌基督的工作並非為了祂自己，而是為了那些歸向祂的人（</w:t>
-      </w:r>
-      <w:hyperlink r:id="rId65">
-        <w:r>
-          <w:rPr>
-            <w:lang w:val="zh_TW" w:bidi="zh_TW"/>
-          </w:rPr>
-          <w:rPr>
-            <w:color w:val="0000EE"/>
-            <w:u w:val="single"/>
-          </w:rPr>
-          <w:t>可10:45</w:t>
-        </w:r>
-      </w:hyperlink>
-      <w:r>
-        <w:rPr>
-          <w:lang w:val="zh_TW" w:bidi="zh_TW"/>
-        </w:rPr>
-        <w:t>；</w:t>
-      </w:r>
-      <w:hyperlink r:id="rId66">
-        <w:r>
-          <w:rPr>
-            <w:lang w:val="zh_TW" w:bidi="zh_TW"/>
-          </w:rPr>
-          <w:rPr>
-            <w:color w:val="0000EE"/>
-            <w:u w:val="single"/>
-          </w:rPr>
-          <w:t>羅5:6–8</w:t>
-        </w:r>
-      </w:hyperlink>
-      <w:r>
-        <w:rPr>
-          <w:lang w:val="zh_TW" w:bidi="zh_TW"/>
-        </w:rPr>
-        <w:t>；</w:t>
-      </w:r>
-      <w:hyperlink r:id="rId67">
-        <w:r>
-          <w:rPr>
-            <w:lang w:val="zh_TW" w:bidi="zh_TW"/>
-          </w:rPr>
-          <w:rPr>
-            <w:color w:val="0000EE"/>
-            <w:u w:val="single"/>
-          </w:rPr>
-          <w:t>帖前5:9–10</w:t>
-        </w:r>
-      </w:hyperlink>
-      <w:r>
-        <w:rPr>
-          <w:lang w:val="zh_TW" w:bidi="zh_TW"/>
-        </w:rPr>
-        <w:t>）。通過接受基督不應得的死亡，基督為祂的追隨者打破了死亡的權勢。</w:t>
-      </w:r>
-    </w:p>
-    <w:p>
-      <w:pPr/>
-      <w:r>
-        <w:rPr>
-          <w:lang w:val="zh_TW" w:bidi="zh_TW"/>
-        </w:rPr>
-      </w:r>
-      <w:r>
-        <w:rPr>
-          <w:lang w:val="zh_TW" w:bidi="zh_TW"/>
-        </w:rPr>
-        <w:t>因此，基督徒藉著基督的大能，從「這取死的身體」中被拯救出來（</w:t>
-      </w:r>
-      <w:hyperlink r:id="rId68">
-        <w:r>
-          <w:rPr>
-            <w:lang w:val="zh_TW" w:bidi="zh_TW"/>
-          </w:rPr>
-          <w:rPr>
-            <w:color w:val="0000EE"/>
-            <w:u w:val="single"/>
-          </w:rPr>
-          <w:t>羅7:24</w:t>
-        </w:r>
-      </w:hyperlink>
-      <w:r>
-        <w:rPr>
-          <w:lang w:val="zh_TW" w:bidi="zh_TW"/>
-        </w:rPr>
-        <w:t>）。救恩通過受洗歸入基督的死而來（</w:t>
-      </w:r>
-      <w:hyperlink r:id="rId69">
-        <w:r>
-          <w:rPr>
-            <w:lang w:val="zh_TW" w:bidi="zh_TW"/>
-          </w:rPr>
-          <w:rPr>
-            <w:color w:val="0000EE"/>
-            <w:u w:val="single"/>
-          </w:rPr>
-          <w:t>6:3–4</w:t>
-        </w:r>
-      </w:hyperlink>
-      <w:r>
-        <w:rPr>
-          <w:lang w:val="zh_TW" w:bidi="zh_TW"/>
-        </w:rPr>
-        <w:t>），並且「與基督同死」於這個世界和律法之下（</w:t>
-      </w:r>
-      <w:hyperlink r:id="rId70">
-        <w:r>
-          <w:rPr>
-            <w:lang w:val="zh_TW" w:bidi="zh_TW"/>
-          </w:rPr>
-          <w:rPr>
-            <w:color w:val="0000EE"/>
-            <w:u w:val="single"/>
-          </w:rPr>
-          <w:t>羅7:6</w:t>
-        </w:r>
-      </w:hyperlink>
-      <w:r>
-        <w:rPr>
-          <w:lang w:val="zh_TW" w:bidi="zh_TW"/>
-        </w:rPr>
-        <w:t>；</w:t>
-      </w:r>
-      <w:hyperlink r:id="rId71">
-        <w:r>
-          <w:rPr>
-            <w:lang w:val="zh_TW" w:bidi="zh_TW"/>
-          </w:rPr>
-          <w:rPr>
-            <w:color w:val="0000EE"/>
-            <w:u w:val="single"/>
-          </w:rPr>
-          <w:t>加6:14</w:t>
-        </w:r>
-      </w:hyperlink>
-      <w:r>
-        <w:rPr>
-          <w:lang w:val="zh_TW" w:bidi="zh_TW"/>
-        </w:rPr>
-        <w:t>；</w:t>
-      </w:r>
-      <w:hyperlink r:id="rId72">
-        <w:r>
-          <w:rPr>
-            <w:lang w:val="zh_TW" w:bidi="zh_TW"/>
-          </w:rPr>
-          <w:rPr>
-            <w:color w:val="0000EE"/>
-            <w:u w:val="single"/>
-          </w:rPr>
-          <w:t>西2:20</w:t>
-        </w:r>
-      </w:hyperlink>
-      <w:r>
-        <w:rPr>
-          <w:lang w:val="zh_TW" w:bidi="zh_TW"/>
-        </w:rPr>
-        <w:t>）。也就是說，神將基督的死視為信徒的死。叛逆世界的罪（</w:t>
-      </w:r>
-      <w:hyperlink r:id="rId73">
-        <w:r>
-          <w:rPr>
-            <w:lang w:val="zh_TW" w:bidi="zh_TW"/>
-          </w:rPr>
-          <w:rPr>
-            <w:color w:val="0000EE"/>
-            <w:u w:val="single"/>
-          </w:rPr>
-          <w:t>羅6:6</w:t>
-        </w:r>
-      </w:hyperlink>
-      <w:r>
-        <w:rPr>
-          <w:lang w:val="zh_TW" w:bidi="zh_TW"/>
-        </w:rPr>
-        <w:t>）和自我崇拜（為自己而活，</w:t>
-      </w:r>
-      <w:hyperlink r:id="rId74">
-        <w:r>
-          <w:rPr>
-            <w:lang w:val="zh_TW" w:bidi="zh_TW"/>
-          </w:rPr>
-          <w:rPr>
-            <w:color w:val="0000EE"/>
-            <w:u w:val="single"/>
-          </w:rPr>
-          <w:t>林後5:14–15</w:t>
-        </w:r>
-      </w:hyperlink>
-      <w:r>
-        <w:rPr>
-          <w:lang w:val="zh_TW" w:bidi="zh_TW"/>
-        </w:rPr>
-        <w:t>）都成為過去。耶穌為祂的子民而死，成為將祂的生命賜給他們的方式（</w:t>
-      </w:r>
-      <w:hyperlink r:id="rId75">
-        <w:r>
-          <w:rPr>
-            <w:lang w:val="zh_TW" w:bidi="zh_TW"/>
-          </w:rPr>
-          <w:rPr>
-            <w:color w:val="0000EE"/>
-            <w:u w:val="single"/>
-          </w:rPr>
-          <w:t>4:10</w:t>
-        </w:r>
-      </w:hyperlink>
-      <w:r>
-        <w:rPr>
-          <w:lang w:val="zh_TW" w:bidi="zh_TW"/>
-        </w:rPr>
-        <w:t>）。結果是信徒與世界分離，就像他們曾經與神隔絕一樣。從世界的角度來看，他們是死的；基督是他們唯一的生命（</w:t>
-      </w:r>
-      <w:hyperlink r:id="rId76">
-        <w:r>
-          <w:rPr>
-            <w:lang w:val="zh_TW" w:bidi="zh_TW"/>
-          </w:rPr>
-          <w:rPr>
-            <w:color w:val="0000EE"/>
-            <w:u w:val="single"/>
-          </w:rPr>
-          <w:t>西3:3</w:t>
-        </w:r>
-      </w:hyperlink>
-      <w:r>
-        <w:rPr>
-          <w:lang w:val="zh_TW" w:bidi="zh_TW"/>
-        </w:rPr>
-        <w:t>）。</w:t>
-      </w:r>
-    </w:p>
-    <w:p>
-      <w:pPr/>
-      <w:r>
-        <w:rPr>
-          <w:lang w:val="zh_TW" w:bidi="zh_TW"/>
-        </w:rPr>
-      </w:r>
-      <w:r>
-        <w:rPr>
-          <w:lang w:val="zh_TW" w:bidi="zh_TW"/>
-        </w:rPr>
-        <w:t>使徒約翰以稍微不同的方式表達了這一點。耶穌來到世上是為了將生命賜給死人（</w:t>
-      </w:r>
-      <w:hyperlink r:id="rId77">
-        <w:r>
-          <w:rPr>
-            <w:lang w:val="zh_TW" w:bidi="zh_TW"/>
-          </w:rPr>
-          <w:rPr>
-            <w:color w:val="0000EE"/>
-            <w:u w:val="single"/>
-          </w:rPr>
-          <w:t>約5:24</w:t>
-        </w:r>
-      </w:hyperlink>
-      <w:r>
-        <w:rPr>
-          <w:lang w:val="zh_TW" w:bidi="zh_TW"/>
-        </w:rPr>
-        <w:t>）。這生命的賜予不會發生在復活時，而是已經發生了。所有歸向耶穌的人立即從死亡進入生命。或者換句話說，那些遵守（順服）祂話語的人，永遠不會見到死亡（</w:t>
-      </w:r>
-      <w:hyperlink r:id="rId78">
-        <w:r>
-          <w:rPr>
-            <w:lang w:val="zh_TW" w:bidi="zh_TW"/>
-          </w:rPr>
-          <w:rPr>
-            <w:color w:val="0000EE"/>
-            <w:u w:val="single"/>
-          </w:rPr>
-          <w:t>8:51–52</w:t>
-        </w:r>
-      </w:hyperlink>
-      <w:r>
-        <w:rPr>
-          <w:lang w:val="zh_TW" w:bidi="zh_TW"/>
-        </w:rPr>
-        <w:t>）。重點在於所有不在基督裡的人，已經是死的，而那些信靠基督的人已經在享受生命。基督徒與非基督徒之間的根本差異在生與死的差別。</w:t>
-      </w:r>
-    </w:p>
-    <w:p>
-      <w:pPr/>
-      <w:r>
-        <w:rPr>
-          <w:lang w:val="zh_TW" w:bidi="zh_TW"/>
-        </w:rPr>
-      </w:r>
-      <w:r>
-        <w:rPr>
-          <w:lang w:val="zh_TW" w:bidi="zh_TW"/>
-        </w:rPr>
-        <w:t>新約作者自然知道基督徒也會死亡；他們的問題是如何找到合適的詞語來解釋其與非基督徒死亡的不同。肉體上死亡的信徒被說成是「在基督裡死了」（</w:t>
-      </w:r>
-      <w:hyperlink r:id="rId79">
-        <w:r>
-          <w:rPr>
-            <w:lang w:val="zh_TW" w:bidi="zh_TW"/>
-          </w:rPr>
-          <w:rPr>
-            <w:color w:val="0000EE"/>
-            <w:u w:val="single"/>
-          </w:rPr>
-          <w:t>帖前4:16）</w:t>
-        </w:r>
-      </w:hyperlink>
-      <w:r>
-        <w:rPr>
-          <w:lang w:val="zh_TW" w:bidi="zh_TW"/>
-        </w:rPr>
-        <w:t>。或者，他們根本不是死了，而只是「睡了」（</w:t>
-      </w:r>
-      <w:hyperlink r:id="rId80">
-        <w:r>
-          <w:rPr>
-            <w:lang w:val="zh_TW" w:bidi="zh_TW"/>
-          </w:rPr>
-          <w:rPr>
-            <w:color w:val="0000EE"/>
-            <w:u w:val="single"/>
-          </w:rPr>
-          <w:t>林前15:6、18、20、51</w:t>
-        </w:r>
-      </w:hyperlink>
-      <w:r>
-        <w:rPr>
-          <w:lang w:val="zh_TW" w:bidi="zh_TW"/>
-        </w:rPr>
-        <w:t>；</w:t>
-      </w:r>
-      <w:hyperlink r:id="rId81">
-        <w:r>
-          <w:rPr>
-            <w:lang w:val="zh_TW" w:bidi="zh_TW"/>
-          </w:rPr>
-          <w:rPr>
-            <w:color w:val="0000EE"/>
-            <w:u w:val="single"/>
-          </w:rPr>
-          <w:t>帖前4:13–15</w:t>
-        </w:r>
-      </w:hyperlink>
-      <w:r>
-        <w:rPr>
-          <w:lang w:val="zh_TW" w:bidi="zh_TW"/>
-        </w:rPr>
-        <w:t>；參</w:t>
-      </w:r>
-      <w:hyperlink r:id="rId82">
-        <w:r>
-          <w:rPr>
-            <w:lang w:val="zh_TW" w:bidi="zh_TW"/>
-          </w:rPr>
-          <w:rPr>
-            <w:color w:val="0000EE"/>
-            <w:u w:val="single"/>
-          </w:rPr>
-          <w:t>約11:11–14</w:t>
-        </w:r>
-      </w:hyperlink>
-      <w:r>
-        <w:rPr>
-          <w:lang w:val="zh_TW" w:bidi="zh_TW"/>
-        </w:rPr>
-        <w:t>耶穌的話）。雖然他們的肉身死了，但已故信徒並未與基督分離；也就是說，他們並不是真的死了。死亡與陰間的一切權勢都無法使信徒與基督分離（</w:t>
-      </w:r>
-      <w:hyperlink r:id="rId83">
-        <w:r>
-          <w:rPr>
-            <w:lang w:val="zh_TW" w:bidi="zh_TW"/>
-          </w:rPr>
-          <w:rPr>
-            <w:color w:val="0000EE"/>
-            <w:u w:val="single"/>
-          </w:rPr>
-          <w:t>羅8:38–39</w:t>
-        </w:r>
-      </w:hyperlink>
-      <w:r>
-        <w:rPr>
-          <w:lang w:val="zh_TW" w:bidi="zh_TW"/>
-        </w:rPr>
-        <w:t>）。對他們來說，死亡不是損失，而是得益；它使他們更接近基督（</w:t>
-      </w:r>
-      <w:hyperlink r:id="rId84">
-        <w:r>
-          <w:rPr>
-            <w:lang w:val="zh_TW" w:bidi="zh_TW"/>
-          </w:rPr>
-          <w:rPr>
-            <w:color w:val="0000EE"/>
-            <w:u w:val="single"/>
-          </w:rPr>
-          <w:t>林後5:1–10</w:t>
-        </w:r>
-      </w:hyperlink>
-      <w:r>
-        <w:rPr>
-          <w:lang w:val="zh_TW" w:bidi="zh_TW"/>
-        </w:rPr>
-        <w:t>；</w:t>
-      </w:r>
-      <w:hyperlink r:id="rId85">
-        <w:r>
-          <w:rPr>
-            <w:lang w:val="zh_TW" w:bidi="zh_TW"/>
-          </w:rPr>
-          <w:rPr>
-            <w:color w:val="0000EE"/>
-            <w:u w:val="single"/>
-          </w:rPr>
-          <w:t>腓1:20–21</w:t>
-        </w:r>
-      </w:hyperlink>
-      <w:r>
-        <w:rPr>
-          <w:lang w:val="zh_TW" w:bidi="zh_TW"/>
-        </w:rPr>
-        <w:t>）。更重要的是，信徒還將分享基督對肉體死亡的勝利。因為祂是那些從死裡復活之人的「初熟的果子」（</w:t>
-      </w:r>
-      <w:hyperlink r:id="rId86">
-        <w:r>
-          <w:rPr>
-            <w:lang w:val="zh_TW" w:bidi="zh_TW"/>
-          </w:rPr>
-          <w:rPr>
-            <w:color w:val="0000EE"/>
-            <w:u w:val="single"/>
-          </w:rPr>
-          <w:t>林前15:20</w:t>
-        </w:r>
-      </w:hyperlink>
-      <w:r>
-        <w:rPr>
-          <w:lang w:val="zh_TW" w:bidi="zh_TW"/>
-        </w:rPr>
-        <w:t>；</w:t>
-      </w:r>
-      <w:hyperlink r:id="rId87">
-        <w:r>
-          <w:rPr>
-            <w:lang w:val="zh_TW" w:bidi="zh_TW"/>
-          </w:rPr>
-          <w:rPr>
-            <w:color w:val="0000EE"/>
-            <w:u w:val="single"/>
-          </w:rPr>
-          <w:t>西1:18</w:t>
-        </w:r>
-      </w:hyperlink>
-      <w:r>
-        <w:rPr>
-          <w:lang w:val="zh_TW" w:bidi="zh_TW"/>
-        </w:rPr>
-        <w:t>），那些「在基督裡」的人將在「末日」復活與祂同在，完全且完整。</w:t>
-      </w:r>
-    </w:p>
-    <w:p>
-      <w:pPr/>
-      <w:r>
-        <w:rPr>
-          <w:lang w:val="zh_TW" w:bidi="zh_TW"/>
-        </w:rPr>
-      </w:r>
-      <w:r>
-        <w:rPr>
-          <w:lang w:val="zh_TW" w:bidi="zh_TW"/>
-        </w:rPr>
-        <w:t>另一方面，對於那些不屬於基督的人，最終將與神完全分離。在最後的審判中，所有名字未記錄在「生命冊」上的人都將被投入火湖，與死亡和陰間為伴。這種與神的最終分離就是「第二次的死」（</w:t>
-      </w:r>
-      <w:hyperlink r:id="rId88">
-        <w:r>
-          <w:rPr>
-            <w:lang w:val="zh_TW" w:bidi="zh_TW"/>
-          </w:rPr>
-          <w:rPr>
-            <w:color w:val="0000EE"/>
-            <w:u w:val="single"/>
-          </w:rPr>
-          <w:t>啟20:14</w:t>
-        </w:r>
-      </w:hyperlink>
-      <w:r>
-        <w:rPr>
-          <w:lang w:val="zh_TW" w:bidi="zh_TW"/>
-        </w:rPr>
-        <w:t>）。然而，基督徒已經從死亡中得救（</w:t>
-      </w:r>
-      <w:hyperlink r:id="rId89">
-        <w:r>
-          <w:rPr>
-            <w:lang w:val="zh_TW" w:bidi="zh_TW"/>
-          </w:rPr>
-          <w:rPr>
-            <w:color w:val="0000EE"/>
-            <w:u w:val="single"/>
-          </w:rPr>
-          <w:t>雅5:20</w:t>
-        </w:r>
-      </w:hyperlink>
-      <w:r>
-        <w:rPr>
-          <w:lang w:val="zh_TW" w:bidi="zh_TW"/>
-        </w:rPr>
-        <w:t>；</w:t>
-      </w:r>
-      <w:hyperlink r:id="rId90">
-        <w:r>
-          <w:rPr>
-            <w:lang w:val="zh_TW" w:bidi="zh_TW"/>
-          </w:rPr>
-          <w:rPr>
-            <w:color w:val="0000EE"/>
-            <w:u w:val="single"/>
-          </w:rPr>
-          <w:t>約一3:14</w:t>
-        </w:r>
-      </w:hyperlink>
-      <w:r>
-        <w:rPr>
-          <w:lang w:val="zh_TW" w:bidi="zh_TW"/>
-        </w:rPr>
-        <w:t>）。第二次的死對那些忠於基督的人毫無權勢（</w:t>
-      </w:r>
-      <w:hyperlink r:id="rId91">
-        <w:r>
-          <w:rPr>
-            <w:lang w:val="zh_TW" w:bidi="zh_TW"/>
-          </w:rPr>
-          <w:rPr>
-            <w:color w:val="0000EE"/>
-            <w:u w:val="single"/>
-          </w:rPr>
-          <w:t>啟2:11，</w:t>
-        </w:r>
-      </w:hyperlink>
-      <w:hyperlink r:id="rId92">
-        <w:r>
-          <w:rPr>
-            <w:lang w:val="zh_TW" w:bidi="zh_TW"/>
-          </w:rPr>
-          <w:rPr>
-            <w:color w:val="0000EE"/>
-            <w:u w:val="single"/>
-          </w:rPr>
-          <w:t>20:6</w:t>
-        </w:r>
-      </w:hyperlink>
-      <w:r>
-        <w:rPr>
-          <w:lang w:val="zh_TW" w:bidi="zh_TW"/>
-        </w:rPr>
-        <w:t>）。相反，他們將與神同住，在神的同在中不再有死亡，因為神本身就是生命（</w:t>
-      </w:r>
-      <w:hyperlink r:id="rId93">
-        <w:r>
-          <w:rPr>
-            <w:lang w:val="zh_TW" w:bidi="zh_TW"/>
-          </w:rPr>
-          <w:rPr>
-            <w:color w:val="0000EE"/>
-            <w:u w:val="single"/>
-          </w:rPr>
-          <w:t>21:4</w:t>
-        </w:r>
-      </w:hyperlink>
-      <w:r>
-        <w:rPr>
-          <w:lang w:val="zh_TW" w:bidi="zh_TW"/>
-        </w:rPr>
-        <w:t>）。</w:t>
-      </w:r>
-    </w:p>
-    <w:p>
-      <w:pPr/>
-      <w:r>
-        <w:rPr>
-          <w:lang w:val="zh_TW" w:bidi="zh_TW"/>
-        </w:rPr>
-      </w:r>
-      <w:r>
-        <w:rPr>
-          <w:i/>
-          <w:lang w:val="zh_TW" w:bidi="zh_TW"/>
-        </w:rPr>
-        <w:t>另見</w:t>
-      </w:r>
-      <w:r>
-        <w:rPr>
-          <w:lang w:val="zh_TW" w:bidi="zh_TW"/>
-        </w:rPr>
-        <w:t xml:space="preserve"> </w:t>
-      </w:r>
-      <w:r>
-        <w:rPr>
-          <w:lang w:val="zh_TW" w:bidi="zh_TW"/>
-        </w:rPr>
-        <w:t>死者之地</w:t>
-      </w:r>
-      <w:r>
-        <w:rPr>
-          <w:lang w:val="zh_TW" w:bidi="zh_TW"/>
-        </w:rPr>
-        <w:t>；</w:t>
-      </w:r>
-      <w:r>
-        <w:rPr>
-          <w:lang w:val="zh_TW" w:bidi="zh_TW"/>
-        </w:rPr>
-        <w:t>中間狀態</w:t>
-      </w:r>
-      <w:r>
-        <w:rPr>
-          <w:lang w:val="zh_TW" w:bidi="zh_TW"/>
-        </w:rPr>
-        <w:t>；</w:t>
-      </w:r>
-      <w:r>
-        <w:rPr>
-          <w:lang w:val="zh_TW" w:bidi="zh_TW"/>
-        </w:rPr>
-        <w:t>神的忿怒</w:t>
-      </w:r>
-      <w:r>
-        <w:rPr>
-          <w:lang w:val="zh_TW" w:bidi="zh_TW"/>
-        </w:rPr>
-        <w:t>。</w:t>
-      </w:r>
-      <w:r>
-        <w:rPr>
-          <w:lang w:val="zh_TW" w:bidi="zh_TW"/>
-        </w:rPr>
-      </w:r>
-      <w:r>
-        <w:rPr>
-          <w:lang w:val="zh_TW" w:bidi="zh_TW"/>
-        </w:rPr>
-      </w:r>
-    </w:p>
-    <w:p>
-      <w:pPr/>
-      <w:r>
-        <w:rPr>
-          <w:lang w:val="zh_TW" w:bidi="zh_TW"/>
-        </w:rPr>
-      </w:r>
-    </w:p>
-    <w:p>
-      <w:pPr>
-        <w:pStyle w:val="Heading2"/>
-      </w:pPr>
-      <w:r>
-        <w:rPr>
-          <w:lang w:val="zh_TW" w:bidi="zh_TW"/>
-        </w:rPr>
-        <w:t>死者之地</w:t>
-      </w:r>
-      <w:r>
-        <w:rPr>
-          <w:lang w:val="zh_TW" w:bidi="zh_TW"/>
-        </w:rPr>
-      </w:r>
-    </w:p>
-    <w:p>
-      <w:pPr/>
-      <w:r>
-        <w:rPr>
-          <w:lang w:val="zh_TW" w:bidi="zh_TW"/>
-        </w:rPr>
-      </w:r>
-      <w:r>
-        <w:rPr>
-          <w:lang w:val="zh_TW" w:bidi="zh_TW"/>
-        </w:rPr>
-        <w:t>此用語涵蓋聖經多個指向死者歸宿的描述式意象，包括舊約中的「陰間（Sheol）」和「坑」，以及新約中的「陰間（Hades）」、「地獄（Gehenna）」、「樂園（Paradise）」和「亞伯拉罕的懷裡」。隨著希伯來人愈來愈理解生命和死後之事，他們對死亡的觀念，初期模糊認知，得以發展到新約更為完整的概念。</w:t>
-      </w:r>
-    </w:p>
-    <w:p>
-      <w:pPr>
-        <w:pStyle w:val="Heading3"/>
-      </w:pPr>
-      <w:r>
-        <w:rPr>
-          <w:lang w:val="zh_TW" w:bidi="zh_TW"/>
-        </w:rPr>
-        <w:t>舊約聖經</w:t>
-      </w:r>
-    </w:p>
-    <w:p>
-      <w:pPr/>
-      <w:r>
-        <w:rPr>
-          <w:lang w:val="zh_TW" w:bidi="zh_TW"/>
-        </w:rPr>
-      </w:r>
-      <w:r>
-        <w:rPr>
-          <w:lang w:val="zh_TW" w:bidi="zh_TW"/>
-        </w:rPr>
-        <w:t>舊約關於死者的信息有限。根據某些經文，死亡之後，人下降到陰間（常被翻譯為「墳墓」、「地獄」、「坑」或簡單稱為「死裡」），在某些情況下，僅僅指埋葬的墳墓（</w:t>
-      </w:r>
-      <w:hyperlink r:id="rId94">
-        <w:r>
-          <w:rPr>
-            <w:lang w:val="zh_TW" w:bidi="zh_TW"/>
-          </w:rPr>
-          <w:rPr>
-            <w:color w:val="0000EE"/>
-            <w:u w:val="single"/>
-          </w:rPr>
-          <w:t>民16:30、33</w:t>
-        </w:r>
-      </w:hyperlink>
-      <w:r>
-        <w:rPr>
-          <w:lang w:val="zh_TW" w:bidi="zh_TW"/>
-        </w:rPr>
-        <w:t>），但更多時候是指一個地下世界。這個死者的居所被描繪為地下的地方，人會「下到」那裡（</w:t>
-      </w:r>
-      <w:hyperlink r:id="rId95">
-        <w:r>
-          <w:rPr>
-            <w:lang w:val="zh_TW" w:bidi="zh_TW"/>
-          </w:rPr>
-          <w:rPr>
-            <w:color w:val="0000EE"/>
-            <w:u w:val="single"/>
-          </w:rPr>
-          <w:t>創42:38</w:t>
-        </w:r>
-      </w:hyperlink>
-      <w:r>
-        <w:rPr>
-          <w:lang w:val="zh_TW" w:bidi="zh_TW"/>
-        </w:rPr>
-        <w:t>；</w:t>
-      </w:r>
-      <w:hyperlink r:id="rId96">
-        <w:r>
-          <w:rPr>
-            <w:lang w:val="zh_TW" w:bidi="zh_TW"/>
-          </w:rPr>
-          <w:rPr>
-            <w:color w:val="0000EE"/>
-            <w:u w:val="single"/>
-          </w:rPr>
-          <w:t>箴15:24</w:t>
-        </w:r>
-      </w:hyperlink>
-      <w:r>
-        <w:rPr>
-          <w:lang w:val="zh_TW" w:bidi="zh_TW"/>
-        </w:rPr>
-        <w:t>；</w:t>
-      </w:r>
-      <w:hyperlink r:id="rId97">
-        <w:r>
-          <w:rPr>
-            <w:lang w:val="zh_TW" w:bidi="zh_TW"/>
-          </w:rPr>
-          <w:rPr>
-            <w:color w:val="0000EE"/>
-            <w:u w:val="single"/>
-          </w:rPr>
-          <w:t>結26:20</w:t>
-        </w:r>
-      </w:hyperlink>
-      <w:r>
-        <w:rPr>
-          <w:lang w:val="zh_TW" w:bidi="zh_TW"/>
-        </w:rPr>
-        <w:t>），並且是幽暗（</w:t>
-      </w:r>
-      <w:hyperlink r:id="rId98">
-        <w:r>
-          <w:rPr>
-            <w:lang w:val="zh_TW" w:bidi="zh_TW"/>
-          </w:rPr>
-          <w:rPr>
-            <w:color w:val="0000EE"/>
-            <w:u w:val="single"/>
-          </w:rPr>
-          <w:t>伯10:21–22</w:t>
-        </w:r>
-      </w:hyperlink>
-      <w:r>
-        <w:rPr>
-          <w:lang w:val="zh_TW" w:bidi="zh_TW"/>
-        </w:rPr>
-        <w:t>）、寂靜（</w:t>
-      </w:r>
-      <w:hyperlink r:id="rId99">
-        <w:r>
-          <w:rPr>
-            <w:lang w:val="zh_TW" w:bidi="zh_TW"/>
-          </w:rPr>
-          <w:rPr>
-            <w:color w:val="0000EE"/>
-            <w:u w:val="single"/>
-          </w:rPr>
-          <w:t>詩94:17，</w:t>
-        </w:r>
-      </w:hyperlink>
-      <w:hyperlink r:id="rId100">
-        <w:r>
-          <w:rPr>
-            <w:lang w:val="zh_TW" w:bidi="zh_TW"/>
-          </w:rPr>
-          <w:rPr>
-            <w:color w:val="0000EE"/>
-            <w:u w:val="single"/>
-          </w:rPr>
-          <w:t>115:17</w:t>
-        </w:r>
-      </w:hyperlink>
-      <w:r>
-        <w:rPr>
-          <w:lang w:val="zh_TW" w:bidi="zh_TW"/>
-        </w:rPr>
-        <w:t>）和忘記之地（</w:t>
-      </w:r>
-      <w:hyperlink r:id="rId101">
-        <w:r>
-          <w:rPr>
-            <w:lang w:val="zh_TW" w:bidi="zh_TW"/>
-          </w:rPr>
-          <w:rPr>
-            <w:color w:val="0000EE"/>
-            <w:u w:val="single"/>
-          </w:rPr>
-          <w:t>詩88:12</w:t>
-        </w:r>
-      </w:hyperlink>
-      <w:r>
-        <w:rPr>
-          <w:lang w:val="zh_TW" w:bidi="zh_TW"/>
-        </w:rPr>
-        <w:t>）。神不會在「陰間」被記念，也不再有人歌頌祂（</w:t>
-      </w:r>
-      <w:hyperlink r:id="rId102">
-        <w:r>
-          <w:rPr>
-            <w:lang w:val="zh_TW" w:bidi="zh_TW"/>
-          </w:rPr>
-          <w:rPr>
-            <w:color w:val="0000EE"/>
-            <w:u w:val="single"/>
-          </w:rPr>
-          <w:t>詩6:5，</w:t>
-        </w:r>
-      </w:hyperlink>
-      <w:hyperlink r:id="rId103">
-        <w:r>
-          <w:rPr>
-            <w:lang w:val="zh_TW" w:bidi="zh_TW"/>
-          </w:rPr>
-          <w:rPr>
-            <w:color w:val="0000EE"/>
-            <w:u w:val="single"/>
-          </w:rPr>
-          <w:t>30:9，</w:t>
-        </w:r>
-      </w:hyperlink>
-      <w:hyperlink r:id="rId100">
-        <w:r>
-          <w:rPr>
-            <w:lang w:val="zh_TW" w:bidi="zh_TW"/>
-          </w:rPr>
-          <w:rPr>
-            <w:color w:val="0000EE"/>
-            <w:u w:val="single"/>
-          </w:rPr>
-          <w:t>115:17</w:t>
-        </w:r>
-      </w:hyperlink>
-      <w:r>
-        <w:rPr>
-          <w:lang w:val="zh_TW" w:bidi="zh_TW"/>
-        </w:rPr>
-        <w:t>），甚至人們相信，連神也不會記念那裡的人（</w:t>
-      </w:r>
-      <w:hyperlink r:id="rId104">
-        <w:r>
-          <w:rPr>
-            <w:lang w:val="zh_TW" w:bidi="zh_TW"/>
-          </w:rPr>
-          <w:rPr>
-            <w:color w:val="0000EE"/>
-            <w:u w:val="single"/>
-          </w:rPr>
-          <w:t>詩88:5、11</w:t>
-        </w:r>
-      </w:hyperlink>
-      <w:r>
-        <w:rPr>
-          <w:lang w:val="zh_TW" w:bidi="zh_TW"/>
-        </w:rPr>
-        <w:t>；</w:t>
-      </w:r>
-      <w:hyperlink r:id="rId105">
-        <w:r>
-          <w:rPr>
-            <w:lang w:val="zh_TW" w:bidi="zh_TW"/>
-          </w:rPr>
-          <w:rPr>
-            <w:color w:val="0000EE"/>
-            <w:u w:val="single"/>
-          </w:rPr>
-          <w:t>賽38:18</w:t>
-        </w:r>
-      </w:hyperlink>
-      <w:r>
-        <w:rPr>
-          <w:lang w:val="zh_TW" w:bidi="zh_TW"/>
-        </w:rPr>
-        <w:t>）。死者被視為永久與神隔絕，無法參與祂在歷史中的作為。雖然生與死之間的界線有時可說是模糊不清（如在</w:t>
-      </w:r>
-      <w:hyperlink r:id="rId106">
-        <w:r>
-          <w:rPr>
-            <w:lang w:val="zh_TW" w:bidi="zh_TW"/>
-          </w:rPr>
-          <w:rPr>
-            <w:color w:val="0000EE"/>
-            <w:u w:val="single"/>
-          </w:rPr>
-          <w:t>列王紀下四章32至37節</w:t>
-        </w:r>
-      </w:hyperlink>
-      <w:r>
-        <w:rPr>
-          <w:lang w:val="zh_TW" w:bidi="zh_TW"/>
-        </w:rPr>
-        <w:t>中的復活，又在</w:t>
-      </w:r>
-      <w:hyperlink r:id="rId107">
-        <w:r>
-          <w:rPr>
-            <w:lang w:val="zh_TW" w:bidi="zh_TW"/>
-          </w:rPr>
-          <w:rPr>
-            <w:color w:val="0000EE"/>
-            <w:u w:val="single"/>
-          </w:rPr>
-          <w:t>撒母耳記上二十八章7至25節</w:t>
-        </w:r>
-      </w:hyperlink>
-      <w:r>
-        <w:rPr>
-          <w:lang w:val="zh_TW" w:bidi="zh_TW"/>
-        </w:rPr>
-        <w:t>中，撒母耳的鬼魂所示），但猶太人明確禁止與死者溝通（</w:t>
-      </w:r>
-      <w:hyperlink r:id="rId108">
-        <w:r>
-          <w:rPr>
-            <w:lang w:val="zh_TW" w:bidi="zh_TW"/>
-          </w:rPr>
-          <w:rPr>
-            <w:color w:val="0000EE"/>
-            <w:u w:val="single"/>
-          </w:rPr>
-          <w:t>申18:11</w:t>
-        </w:r>
-      </w:hyperlink>
-      <w:r>
-        <w:rPr>
-          <w:lang w:val="zh_TW" w:bidi="zh_TW"/>
-        </w:rPr>
-        <w:t>）。（拜祭死者在以色列周邊的列國中，是普遍的習俗。）</w:t>
-      </w:r>
-    </w:p>
-    <w:p>
-      <w:pPr/>
-      <w:r>
-        <w:rPr>
-          <w:lang w:val="zh_TW" w:bidi="zh_TW"/>
-        </w:rPr>
-      </w:r>
-      <w:r>
-        <w:rPr>
-          <w:lang w:val="zh_TW" w:bidi="zh_TW"/>
-        </w:rPr>
-        <w:t>雖然人在陰間的命運不能真正稱為生命，但它仍被視為一種存在狀態，或許還可能與同胞和祖先相伴（</w:t>
-      </w:r>
-      <w:hyperlink r:id="rId109">
-        <w:r>
-          <w:rPr>
-            <w:lang w:val="zh_TW" w:bidi="zh_TW"/>
-          </w:rPr>
-          <w:rPr>
-            <w:color w:val="0000EE"/>
-            <w:u w:val="single"/>
-          </w:rPr>
-          <w:t>創25:8</w:t>
-        </w:r>
-      </w:hyperlink>
-      <w:r>
-        <w:rPr>
-          <w:lang w:val="zh_TW" w:bidi="zh_TW"/>
-        </w:rPr>
-        <w:t>；</w:t>
-      </w:r>
-      <w:hyperlink r:id="rId110">
-        <w:r>
-          <w:rPr>
-            <w:lang w:val="zh_TW" w:bidi="zh_TW"/>
-          </w:rPr>
-          <w:rPr>
-            <w:color w:val="0000EE"/>
-            <w:u w:val="single"/>
-          </w:rPr>
-          <w:t>結32:17–30</w:t>
-        </w:r>
-      </w:hyperlink>
-      <w:r>
-        <w:rPr>
-          <w:lang w:val="zh_TW" w:bidi="zh_TW"/>
-        </w:rPr>
-        <w:t>）。然而，陰間並不在神的能力範圍之外（</w:t>
-      </w:r>
-      <w:hyperlink r:id="rId32">
-        <w:r>
-          <w:rPr>
-            <w:lang w:val="zh_TW" w:bidi="zh_TW"/>
-          </w:rPr>
-          <w:rPr>
-            <w:color w:val="0000EE"/>
-            <w:u w:val="single"/>
-          </w:rPr>
-          <w:t>詩139:8</w:t>
-        </w:r>
-      </w:hyperlink>
-      <w:r>
-        <w:rPr>
-          <w:lang w:val="zh_TW" w:bidi="zh_TW"/>
-        </w:rPr>
-        <w:t>；</w:t>
-      </w:r>
-      <w:hyperlink r:id="rId111">
-        <w:r>
-          <w:rPr>
-            <w:lang w:val="zh_TW" w:bidi="zh_TW"/>
-          </w:rPr>
-          <w:rPr>
-            <w:color w:val="0000EE"/>
-            <w:u w:val="single"/>
-          </w:rPr>
-          <w:t>摩9:2</w:t>
-        </w:r>
-      </w:hyperlink>
-      <w:r>
-        <w:rPr>
-          <w:lang w:val="zh_TW" w:bidi="zh_TW"/>
-        </w:rPr>
-        <w:t>；</w:t>
-      </w:r>
-      <w:hyperlink r:id="rId112">
-        <w:r>
-          <w:rPr>
-            <w:lang w:val="zh_TW" w:bidi="zh_TW"/>
-          </w:rPr>
-          <w:rPr>
-            <w:color w:val="0000EE"/>
-            <w:u w:val="single"/>
-          </w:rPr>
-          <w:t>拿2:2</w:t>
-        </w:r>
-      </w:hyperlink>
-      <w:r>
-        <w:rPr>
-          <w:lang w:val="zh_TW" w:bidi="zh_TW"/>
-        </w:rPr>
-        <w:t>）。雖然陰間被描繪成貪婪飢渴的怪物，會吞噬活人（</w:t>
-      </w:r>
-      <w:hyperlink r:id="rId113">
-        <w:r>
-          <w:rPr>
-            <w:lang w:val="zh_TW" w:bidi="zh_TW"/>
-          </w:rPr>
-          <w:rPr>
-            <w:color w:val="0000EE"/>
-            <w:u w:val="single"/>
-          </w:rPr>
-          <w:t>箴27:20，</w:t>
-        </w:r>
-      </w:hyperlink>
-      <w:hyperlink r:id="rId114">
-        <w:r>
-          <w:rPr>
-            <w:lang w:val="zh_TW" w:bidi="zh_TW"/>
-          </w:rPr>
-          <w:rPr>
-            <w:color w:val="0000EE"/>
-            <w:u w:val="single"/>
-          </w:rPr>
-          <w:t>30:16</w:t>
-        </w:r>
-      </w:hyperlink>
-      <w:r>
-        <w:rPr>
-          <w:lang w:val="zh_TW" w:bidi="zh_TW"/>
-        </w:rPr>
-        <w:t>），但神的大能仍能拯救人脫離掌控（</w:t>
-      </w:r>
-      <w:hyperlink r:id="rId115">
-        <w:r>
-          <w:rPr>
-            <w:lang w:val="zh_TW" w:bidi="zh_TW"/>
-          </w:rPr>
-          <w:rPr>
-            <w:color w:val="0000EE"/>
-            <w:u w:val="single"/>
-          </w:rPr>
-          <w:t>詩49:15，</w:t>
-        </w:r>
-      </w:hyperlink>
-      <w:hyperlink r:id="rId116">
-        <w:r>
-          <w:rPr>
-            <w:lang w:val="zh_TW" w:bidi="zh_TW"/>
-          </w:rPr>
-          <w:rPr>
-            <w:color w:val="0000EE"/>
-            <w:u w:val="single"/>
-          </w:rPr>
-          <w:t>86:13</w:t>
-        </w:r>
-      </w:hyperlink>
-      <w:r>
-        <w:rPr>
-          <w:lang w:val="zh_TW" w:bidi="zh_TW"/>
-        </w:rPr>
-        <w:t>）。到舊約時期末期，人們甚至有希望最終從陰間得救（</w:t>
-      </w:r>
       <w:hyperlink r:id="rId117">
         <w:r>
           <w:rPr>
@@ -2986,9 +3752,15 @@
             <w:color w:val="0000EE"/>
             <w:u w:val="single"/>
           </w:rPr>
-          <w:t>伯14:13–22，</w:t>
-        </w:r>
-      </w:hyperlink>
+          <w:t>腓利比書一章23節</w:t>
+        </w:r>
+      </w:hyperlink>
+      <w:r>
+        <w:rPr>
+          <w:lang w:val="zh_TW" w:bidi="zh_TW"/>
+        </w:rPr>
+        <w:t>和</w:t>
+      </w:r>
       <w:hyperlink r:id="rId118">
         <w:r>
           <w:rPr>
@@ -2998,1388 +3770,26 @@
             <w:color w:val="0000EE"/>
             <w:u w:val="single"/>
           </w:rPr>
-          <w:t>19:25–27</w:t>
-        </w:r>
-      </w:hyperlink>
-      <w:r>
-        <w:rPr>
-          <w:lang w:val="zh_TW" w:bidi="zh_TW"/>
-        </w:rPr>
-        <w:t>；</w:t>
-      </w:r>
-      <w:hyperlink r:id="rId115">
-        <w:r>
-          <w:rPr>
-            <w:lang w:val="zh_TW" w:bidi="zh_TW"/>
-          </w:rPr>
-          <w:rPr>
-            <w:color w:val="0000EE"/>
-            <w:u w:val="single"/>
-          </w:rPr>
-          <w:t>詩49:15，</w:t>
-        </w:r>
-      </w:hyperlink>
-      <w:hyperlink r:id="rId31">
-        <w:r>
-          <w:rPr>
-            <w:lang w:val="zh_TW" w:bidi="zh_TW"/>
-          </w:rPr>
-          <w:rPr>
-            <w:color w:val="0000EE"/>
-            <w:u w:val="single"/>
-          </w:rPr>
-          <w:t>73:23–28</w:t>
-        </w:r>
-      </w:hyperlink>
-      <w:r>
-        <w:rPr>
-          <w:lang w:val="zh_TW" w:bidi="zh_TW"/>
-        </w:rPr>
-        <w:t>），但只有但以理書明確表達了這份盼望（</w:t>
-      </w:r>
-      <w:hyperlink r:id="rId119">
-        <w:r>
-          <w:rPr>
-            <w:lang w:val="zh_TW" w:bidi="zh_TW"/>
-          </w:rPr>
-          <w:rPr>
-            <w:color w:val="0000EE"/>
-            <w:u w:val="single"/>
-          </w:rPr>
-          <w:t>但12:1–2</w:t>
-        </w:r>
-      </w:hyperlink>
-      <w:r>
-        <w:rPr>
-          <w:lang w:val="zh_TW" w:bidi="zh_TW"/>
-        </w:rPr>
-        <w:t>）。因此，雖然古代希伯來人並未像新約使徒保羅那樣，可以坦然面對死亡（</w:t>
-      </w:r>
-      <w:hyperlink r:id="rId120">
-        <w:r>
-          <w:rPr>
-            <w:lang w:val="zh_TW" w:bidi="zh_TW"/>
-          </w:rPr>
-          <w:rPr>
-            <w:color w:val="0000EE"/>
-            <w:u w:val="single"/>
-          </w:rPr>
-          <w:t>林後5:1–8</w:t>
-        </w:r>
-      </w:hyperlink>
-      <w:r>
-        <w:rPr>
-          <w:lang w:val="zh_TW" w:bidi="zh_TW"/>
-        </w:rPr>
-        <w:t>；</w:t>
-      </w:r>
-      <w:hyperlink r:id="rId121">
-        <w:r>
-          <w:rPr>
-            <w:lang w:val="zh_TW" w:bidi="zh_TW"/>
-          </w:rPr>
-          <w:rPr>
-            <w:color w:val="0000EE"/>
-            <w:u w:val="single"/>
-          </w:rPr>
-          <w:t>腓1:21–23</w:t>
-        </w:r>
-      </w:hyperlink>
-      <w:r>
-        <w:rPr>
-          <w:lang w:val="zh_TW" w:bidi="zh_TW"/>
-        </w:rPr>
-        <w:t>），但他們逐漸明白死亡並非一個毫無盼望的狀態。</w:t>
-      </w:r>
-    </w:p>
-    <w:p>
-      <w:pPr>
-        <w:pStyle w:val="Heading3"/>
-      </w:pPr>
-      <w:r>
-        <w:rPr>
-          <w:lang w:val="zh_TW" w:bidi="zh_TW"/>
-        </w:rPr>
-        <w:t>兩約之間的著作</w:t>
-      </w:r>
-    </w:p>
-    <w:p>
-      <w:pPr/>
-      <w:r>
-        <w:rPr>
-          <w:lang w:val="zh_TW" w:bidi="zh_TW"/>
-        </w:rPr>
-      </w:r>
-      <w:r>
-        <w:rPr>
-          <w:lang w:val="zh_TW" w:bidi="zh_TW"/>
-        </w:rPr>
-        <w:t>在被擄與新約時期的開始之間（公元前586–公元30，與舊約結束的時期部分重疊），與波斯和希臘宗教的接觸，促使猶太人釐清他們對死後生命的觀念。舊約翻譯成希臘文時，人們用希臘文Hades（陰間的名稱）來翻譯希伯來文的Sheol。在新約中，Hades成為死者居所的通用名稱。</w:t>
-      </w:r>
-    </w:p>
-    <w:p>
-      <w:pPr/>
-      <w:r>
-        <w:rPr>
-          <w:lang w:val="zh_TW" w:bidi="zh_TW"/>
-        </w:rPr>
-      </w:r>
-      <w:r>
-        <w:rPr>
-          <w:lang w:val="zh_TW" w:bidi="zh_TW"/>
-        </w:rPr>
-        <w:t>新名稱的出現也帶來了新的觀念，有多個關於死者歸宿的觀點開始流傳。一個常見的觀點出現在偽經以諾一書第二十二章中，描述死者被安置在一座大山的中空位置，等待最後的審判。其中有一個相對愉快的區域，是為義人預備的；另一個則是為惡人準備，充滿痛苦的地方。其他作者則延續舊約Hades或Sheol的概念，視其為一個與神和幸福隔絕的地方（</w:t>
-      </w:r>
-      <w:hyperlink r:id="rId122">
-        <w:r>
-          <w:rPr>
-            <w:lang w:val="zh_TW" w:bidi="zh_TW"/>
-          </w:rPr>
-          <w:rPr>
-            <w:color w:val="0000EE"/>
-            <w:u w:val="single"/>
-          </w:rPr>
-          <w:t>便西拉智訓14:12、16，</w:t>
-        </w:r>
-      </w:hyperlink>
-      <w:hyperlink r:id="rId123">
-        <w:r>
-          <w:rPr>
-            <w:lang w:val="zh_TW" w:bidi="zh_TW"/>
-          </w:rPr>
-          <w:rPr>
-            <w:color w:val="0000EE"/>
-            <w:u w:val="single"/>
-          </w:rPr>
-          <w:t>17:27–28</w:t>
-        </w:r>
-      </w:hyperlink>
-      <w:r>
-        <w:rPr>
-          <w:lang w:val="zh_TW" w:bidi="zh_TW"/>
-        </w:rPr>
-        <w:t>）。</w:t>
-      </w:r>
-    </w:p>
-    <w:p>
-      <w:pPr/>
-      <w:r>
-        <w:rPr>
-          <w:lang w:val="zh_TW" w:bidi="zh_TW"/>
-        </w:rPr>
-      </w:r>
-      <w:r>
-        <w:rPr>
-          <w:lang w:val="zh_TW" w:bidi="zh_TW"/>
-        </w:rPr>
-        <w:t>在那段時期，猶太人也開始使用新詞「地獄」（Gehenna，希伯來文Hinnom），是一個山谷的名字，位於耶路撒冷南方。該山谷在舊約時期以獻兒童為祭的可憎行為著稱（</w:t>
-      </w:r>
-      <w:hyperlink r:id="rId124">
-        <w:r>
-          <w:rPr>
-            <w:lang w:val="zh_TW" w:bidi="zh_TW"/>
-          </w:rPr>
-          <w:rPr>
-            <w:color w:val="0000EE"/>
-            <w:u w:val="single"/>
-          </w:rPr>
-          <w:t>王下23:10;</w:t>
-        </w:r>
-      </w:hyperlink>
-      <w:r>
-        <w:rPr>
-          <w:lang w:val="zh_TW" w:bidi="zh_TW"/>
-        </w:rPr>
-        <w:t xml:space="preserve"> </w:t>
-      </w:r>
-      <w:hyperlink r:id="rId125">
-        <w:r>
-          <w:rPr>
-            <w:lang w:val="zh_TW" w:bidi="zh_TW"/>
-          </w:rPr>
-          <w:rPr>
-            <w:color w:val="0000EE"/>
-            <w:u w:val="single"/>
-          </w:rPr>
-          <w:t>歷代志下</w:t>
-        </w:r>
-      </w:hyperlink>
-      <w:r>
-        <w:rPr>
-          <w:lang w:val="zh_TW" w:bidi="zh_TW"/>
-        </w:rPr>
-        <w:t xml:space="preserve"> 28:3; </w:t>
-      </w:r>
-      <w:hyperlink r:id="rId126">
-        <w:r>
-          <w:rPr>
-            <w:lang w:val="zh_TW" w:bidi="zh_TW"/>
-          </w:rPr>
-          <w:rPr>
-            <w:color w:val="0000EE"/>
-            <w:u w:val="single"/>
-          </w:rPr>
-          <w:t xml:space="preserve">33:6 </w:t>
-        </w:r>
-      </w:hyperlink>
-      <w:r>
-        <w:rPr>
-          <w:lang w:val="zh_TW" w:bidi="zh_TW"/>
-        </w:rPr>
-        <w:t>)，而在新約時期則以焚燒垃圾聞名。地獄成為惡人死後歸宿的稱呼，是一個充滿火焰折磨的地方（以諾一書90:20–27；</w:t>
-      </w:r>
-      <w:hyperlink r:id="rId127">
-        <w:r>
-          <w:rPr>
-            <w:lang w:val="zh_TW" w:bidi="zh_TW"/>
-          </w:rPr>
-          <w:rPr>
-            <w:color w:val="0000EE"/>
-            <w:u w:val="single"/>
-          </w:rPr>
-          <w:t>以斯拉二書7:70</w:t>
-        </w:r>
-      </w:hyperlink>
-      <w:r>
-        <w:rPr>
-          <w:lang w:val="zh_TW" w:bidi="zh_TW"/>
-        </w:rPr>
-        <w:t>）。與此懲罰之地相對的是「樂園」（paradise，源自波斯文，指快樂園地），義人在那裡享受福樂。</w:t>
-      </w:r>
-    </w:p>
-    <w:p>
-      <w:pPr/>
-      <w:r>
-        <w:rPr>
-          <w:lang w:val="zh_TW" w:bidi="zh_TW"/>
-        </w:rPr>
-      </w:r>
-      <w:r>
-        <w:rPr>
-          <w:lang w:val="zh_TW" w:bidi="zh_TW"/>
-        </w:rPr>
-        <w:t>所有這些概念——陰間、地獄、樂園，都被新約作者塑造成最適切基督啟示的形式。</w:t>
-      </w:r>
-    </w:p>
-    <w:p>
-      <w:pPr>
-        <w:pStyle w:val="Heading3"/>
-      </w:pPr>
-      <w:r>
-        <w:rPr>
-          <w:lang w:val="zh_TW" w:bidi="zh_TW"/>
-        </w:rPr>
-        <w:t>新約聖經</w:t>
-      </w:r>
-    </w:p>
-    <w:p>
-      <w:pPr/>
-      <w:r>
-        <w:rPr>
-          <w:lang w:val="zh_TW" w:bidi="zh_TW"/>
-        </w:rPr>
-      </w:r>
-      <w:r>
-        <w:rPr>
-          <w:lang w:val="zh_TW" w:bidi="zh_TW"/>
-        </w:rPr>
-        <w:t>雖然新約使用了多種詞語來描述死者的居所，但實際提及的次數相當少，總共只有約35節經文。這些經文主要集中在福音書和啟示錄。使徒保羅對天堂多有言說，但只有耶穌和約翰對地獄有較多的描述。</w:t>
-      </w:r>
-    </w:p>
-    <w:p>
-      <w:pPr/>
-      <w:r>
-        <w:rPr>
-          <w:lang w:val="zh_TW" w:bidi="zh_TW"/>
-        </w:rPr>
-      </w:r>
-      <w:r>
-        <w:rPr>
-          <w:lang w:val="zh_TW" w:bidi="zh_TW"/>
-        </w:rPr>
-        <w:t>「陰間（Hades）」這個詞僅在耶穌的比喻中出現一次，即財主和拉撒路的比喻（</w:t>
-      </w:r>
-      <w:hyperlink r:id="rId128">
-        <w:r>
-          <w:rPr>
-            <w:lang w:val="zh_TW" w:bidi="zh_TW"/>
-          </w:rPr>
-          <w:rPr>
-            <w:color w:val="0000EE"/>
-            <w:u w:val="single"/>
-          </w:rPr>
-          <w:t>路16:23</w:t>
-        </w:r>
-      </w:hyperlink>
-      <w:r>
-        <w:rPr>
-          <w:lang w:val="zh_TW" w:bidi="zh_TW"/>
-        </w:rPr>
-        <w:t>）。在該比喻中，陰間是一個充滿痛苦的地方，是惡人死後的去處。這種痛苦被描述為「火焰」，即使肉體已死，仍能對人造成身體上的折磨。凡在痛苦中的人，皆不會得到任何安慰。</w:t>
-      </w:r>
-    </w:p>
-    <w:p>
-      <w:pPr/>
-      <w:r>
-        <w:rPr>
-          <w:lang w:val="zh_TW" w:bidi="zh_TW"/>
-        </w:rPr>
-      </w:r>
-      <w:r>
-        <w:rPr>
-          <w:lang w:val="zh_TW" w:bidi="zh_TW"/>
-        </w:rPr>
-        <w:t>雖然惡人在死後立即進入陰間，但他們的最終歸宿是地獄，一個充滿火和蟲的地方，象徵著腐敗（</w:t>
-      </w:r>
-      <w:hyperlink r:id="rId129">
-        <w:r>
-          <w:rPr>
-            <w:lang w:val="zh_TW" w:bidi="zh_TW"/>
-          </w:rPr>
-          <w:rPr>
-            <w:color w:val="0000EE"/>
-            <w:u w:val="single"/>
-          </w:rPr>
-          <w:t>太5:22、29–30，</w:t>
-        </w:r>
-      </w:hyperlink>
-      <w:hyperlink r:id="rId130">
-        <w:r>
-          <w:rPr>
-            <w:lang w:val="zh_TW" w:bidi="zh_TW"/>
-          </w:rPr>
-          <w:rPr>
-            <w:color w:val="0000EE"/>
-            <w:u w:val="single"/>
-          </w:rPr>
-          <w:t>18:9</w:t>
-        </w:r>
-      </w:hyperlink>
-      <w:r>
-        <w:rPr>
-          <w:lang w:val="zh_TW" w:bidi="zh_TW"/>
-        </w:rPr>
-        <w:t>；</w:t>
-      </w:r>
-      <w:hyperlink r:id="rId131">
-        <w:r>
-          <w:rPr>
-            <w:lang w:val="zh_TW" w:bidi="zh_TW"/>
-          </w:rPr>
-          <w:rPr>
-            <w:color w:val="0000EE"/>
-            <w:u w:val="single"/>
-          </w:rPr>
-          <w:t>可9:48</w:t>
-        </w:r>
-      </w:hyperlink>
-      <w:r>
-        <w:rPr>
-          <w:lang w:val="zh_TW" w:bidi="zh_TW"/>
-        </w:rPr>
-        <w:t>，引用自</w:t>
-      </w:r>
-      <w:hyperlink r:id="rId132">
-        <w:r>
-          <w:rPr>
-            <w:lang w:val="zh_TW" w:bidi="zh_TW"/>
-          </w:rPr>
-          <w:rPr>
-            <w:color w:val="0000EE"/>
-            <w:u w:val="single"/>
-          </w:rPr>
-          <w:t>賽66:24</w:t>
-        </w:r>
-      </w:hyperlink>
-      <w:r>
-        <w:rPr>
-          <w:lang w:val="zh_TW" w:bidi="zh_TW"/>
-        </w:rPr>
-        <w:t>）。耶穌也稱地獄為「外邊黑暗」，那裡將有「哀哭切齒」（</w:t>
-      </w:r>
-      <w:hyperlink r:id="rId133">
-        <w:r>
-          <w:rPr>
-            <w:lang w:val="zh_TW" w:bidi="zh_TW"/>
-          </w:rPr>
-          <w:rPr>
-            <w:color w:val="0000EE"/>
-            <w:u w:val="single"/>
-          </w:rPr>
-          <w:t>太8:12，</w:t>
-        </w:r>
-      </w:hyperlink>
-      <w:hyperlink r:id="rId134">
-        <w:r>
-          <w:rPr>
-            <w:lang w:val="zh_TW" w:bidi="zh_TW"/>
-          </w:rPr>
-          <w:rPr>
-            <w:color w:val="0000EE"/>
-            <w:u w:val="single"/>
-          </w:rPr>
-          <w:t>22:13</w:t>
-        </w:r>
-      </w:hyperlink>
-      <w:r>
-        <w:rPr>
-          <w:lang w:val="zh_TW" w:bidi="zh_TW"/>
-        </w:rPr>
-        <w:t>）。顯然，在最後的審判之後，惡人將被基督的命令送往那裡（</w:t>
-      </w:r>
-      <w:hyperlink r:id="rId135">
-        <w:r>
-          <w:rPr>
-            <w:lang w:val="zh_TW" w:bidi="zh_TW"/>
-          </w:rPr>
-          <w:rPr>
-            <w:color w:val="0000EE"/>
-            <w:u w:val="single"/>
-          </w:rPr>
-          <w:t>約5:22、27</w:t>
-        </w:r>
-      </w:hyperlink>
-      <w:r>
-        <w:rPr>
-          <w:lang w:val="zh_TW" w:bidi="zh_TW"/>
-        </w:rPr>
-        <w:t>；</w:t>
-      </w:r>
-      <w:hyperlink r:id="rId136">
-        <w:r>
-          <w:rPr>
-            <w:lang w:val="zh_TW" w:bidi="zh_TW"/>
-          </w:rPr>
-          <w:rPr>
-            <w:color w:val="0000EE"/>
-            <w:u w:val="single"/>
-          </w:rPr>
-          <w:t>徒10:42，</w:t>
-        </w:r>
-      </w:hyperlink>
-      <w:hyperlink r:id="rId137">
-        <w:r>
-          <w:rPr>
-            <w:lang w:val="zh_TW" w:bidi="zh_TW"/>
-          </w:rPr>
-          <w:rPr>
-            <w:color w:val="0000EE"/>
-            <w:u w:val="single"/>
-          </w:rPr>
-          <w:t>17:31</w:t>
-        </w:r>
-      </w:hyperlink>
-      <w:r>
-        <w:rPr>
-          <w:lang w:val="zh_TW" w:bidi="zh_TW"/>
-        </w:rPr>
-        <w:t>；</w:t>
-      </w:r>
-      <w:hyperlink r:id="rId138">
-        <w:r>
-          <w:rPr>
-            <w:lang w:val="zh_TW" w:bidi="zh_TW"/>
-          </w:rPr>
-          <w:rPr>
-            <w:color w:val="0000EE"/>
-            <w:u w:val="single"/>
-          </w:rPr>
-          <w:t>提後4:1</w:t>
-        </w:r>
-      </w:hyperlink>
-      <w:r>
-        <w:rPr>
-          <w:lang w:val="zh_TW" w:bidi="zh_TW"/>
-        </w:rPr>
-        <w:t>）。那個折磨之地，承接舊約陰間作為與神分離之地的負面概念。</w:t>
-      </w:r>
-    </w:p>
-    <w:p>
-      <w:pPr/>
-      <w:r>
-        <w:rPr>
-          <w:lang w:val="zh_TW" w:bidi="zh_TW"/>
-        </w:rPr>
-      </w:r>
-      <w:r>
-        <w:rPr>
-          <w:lang w:val="zh_TW" w:bidi="zh_TW"/>
-        </w:rPr>
-        <w:t>耶穌宣揚悔改的信息，強調地獄的危險，較少提到義人死後所到之處。然而，義人終會在最後的審判後進入「國」，而非地獄（</w:t>
-      </w:r>
-      <w:hyperlink r:id="rId139">
-        <w:r>
-          <w:rPr>
-            <w:lang w:val="zh_TW" w:bidi="zh_TW"/>
-          </w:rPr>
-          <w:rPr>
-            <w:color w:val="0000EE"/>
-            <w:u w:val="single"/>
-          </w:rPr>
-          <w:t>太25:34</w:t>
-        </w:r>
-      </w:hyperlink>
-      <w:r>
-        <w:rPr>
-          <w:lang w:val="zh_TW" w:bidi="zh_TW"/>
-        </w:rPr>
-        <w:t>）。耶穌兩次暗示義人在死後立即進入蒙福的狀態。</w:t>
-      </w:r>
-      <w:hyperlink r:id="rId140">
-        <w:r>
-          <w:rPr>
-            <w:lang w:val="zh_TW" w:bidi="zh_TW"/>
-          </w:rPr>
-          <w:rPr>
-            <w:color w:val="0000EE"/>
-            <w:u w:val="single"/>
-          </w:rPr>
-          <w:t>路加福音十六章22節</w:t>
-        </w:r>
-      </w:hyperlink>
-      <w:r>
-        <w:rPr>
-          <w:lang w:val="zh_TW" w:bidi="zh_TW"/>
-        </w:rPr>
-        <w:t>提到死去的拉撒路在「亞伯拉罕的懷裡」，那是一個充滿安慰和平安的地方。在</w:t>
-      </w:r>
-      <w:hyperlink r:id="rId141">
-        <w:r>
-          <w:rPr>
-            <w:lang w:val="zh_TW" w:bidi="zh_TW"/>
-          </w:rPr>
-          <w:rPr>
-            <w:color w:val="0000EE"/>
-            <w:u w:val="single"/>
-          </w:rPr>
-          <w:t>路加福音二十三章43節</w:t>
-        </w:r>
-      </w:hyperlink>
-      <w:r>
-        <w:rPr>
-          <w:lang w:val="zh_TW" w:bidi="zh_TW"/>
-        </w:rPr>
-        <w:t>中，耶穌應許將與垂死的強盜一起進入天堂，那裡稱為樂園。保羅的措辭表明樂園似乎與天堂一致（</w:t>
-      </w:r>
-      <w:hyperlink r:id="rId142">
-        <w:r>
-          <w:rPr>
-            <w:lang w:val="zh_TW" w:bidi="zh_TW"/>
-          </w:rPr>
-          <w:rPr>
-            <w:color w:val="0000EE"/>
-            <w:u w:val="single"/>
-          </w:rPr>
-          <w:t>林後12:2–3</w:t>
-        </w:r>
-      </w:hyperlink>
-      <w:r>
-        <w:rPr>
-          <w:lang w:val="zh_TW" w:bidi="zh_TW"/>
-        </w:rPr>
-        <w:t>），而約翰則將樂園與新天新地聯繫起來（</w:t>
-      </w:r>
-      <w:hyperlink r:id="rId143">
-        <w:r>
-          <w:rPr>
-            <w:lang w:val="zh_TW" w:bidi="zh_TW"/>
-          </w:rPr>
-          <w:rPr>
-            <w:color w:val="0000EE"/>
-            <w:u w:val="single"/>
-          </w:rPr>
-          <w:t>啟2:7，</w:t>
-        </w:r>
-      </w:hyperlink>
-      <w:hyperlink r:id="rId144">
-        <w:r>
-          <w:rPr>
-            <w:lang w:val="zh_TW" w:bidi="zh_TW"/>
-          </w:rPr>
-          <w:rPr>
-            <w:color w:val="0000EE"/>
-            <w:u w:val="single"/>
-          </w:rPr>
-          <w:t>21:1–2，</w:t>
-        </w:r>
-      </w:hyperlink>
-      <w:hyperlink r:id="rId145">
-        <w:r>
-          <w:rPr>
-            <w:lang w:val="zh_TW" w:bidi="zh_TW"/>
-          </w:rPr>
-          <w:rPr>
-            <w:color w:val="0000EE"/>
-            <w:u w:val="single"/>
-          </w:rPr>
-          <w:t>22:1–2</w:t>
-        </w:r>
-      </w:hyperlink>
-      <w:r>
-        <w:rPr>
-          <w:lang w:val="zh_TW" w:bidi="zh_TW"/>
-        </w:rPr>
-        <w:t>）。</w:t>
-      </w:r>
-    </w:p>
-    <w:p>
-      <w:pPr/>
-      <w:r>
-        <w:rPr>
-          <w:lang w:val="zh_TW" w:bidi="zh_TW"/>
-        </w:rPr>
-      </w:r>
-      <w:r>
-        <w:rPr>
-          <w:lang w:val="zh_TW" w:bidi="zh_TW"/>
-        </w:rPr>
-        <w:t>保羅和新約書信的其他作者，對惡人死後的居所所言不多。保羅僅在路過時提到「無底坑（the abyss）」（譯註：和合本譯為陰間）——他對陰間之坑的稱呼（</w:t>
-      </w:r>
-      <w:hyperlink r:id="rId146">
-        <w:r>
-          <w:rPr>
-            <w:lang w:val="zh_TW" w:bidi="zh_TW"/>
-          </w:rPr>
-          <w:rPr>
-            <w:color w:val="0000EE"/>
-            <w:u w:val="single"/>
-          </w:rPr>
-          <w:t>羅10:7</w:t>
-        </w:r>
-      </w:hyperlink>
-      <w:r>
-        <w:rPr>
-          <w:lang w:val="zh_TW" w:bidi="zh_TW"/>
-        </w:rPr>
-        <w:t>）。他提到基督降在「地下」（</w:t>
-      </w:r>
-      <w:hyperlink r:id="rId147">
-        <w:r>
-          <w:rPr>
-            <w:lang w:val="zh_TW" w:bidi="zh_TW"/>
-          </w:rPr>
-          <w:rPr>
-            <w:color w:val="0000EE"/>
-            <w:u w:val="single"/>
-          </w:rPr>
-          <w:t>弗4:9</w:t>
-        </w:r>
-      </w:hyperlink>
-      <w:r>
-        <w:rPr>
-          <w:lang w:val="zh_TW" w:bidi="zh_TW"/>
-        </w:rPr>
-        <w:t>），可能只是表達基督在死後去了死者的居所（「地下」是猶太拉比用來指陰間/地獄的用語）。彼得提到基督在死後，藉著「靈」去到某個「監獄」，向那裡的「靈」傳道（</w:t>
-      </w:r>
-      <w:hyperlink r:id="rId148">
-        <w:r>
-          <w:rPr>
-            <w:lang w:val="zh_TW" w:bidi="zh_TW"/>
-          </w:rPr>
-          <w:rPr>
-            <w:color w:val="0000EE"/>
-            <w:u w:val="single"/>
-          </w:rPr>
-          <w:t>彼前3:18–20</w:t>
-        </w:r>
-      </w:hyperlink>
-      <w:r>
-        <w:rPr>
-          <w:lang w:val="zh_TW" w:bidi="zh_TW"/>
-        </w:rPr>
-        <w:t>）。人們對該經文有不同解釋。一些人認為基督進入陰間（Hades），向挪亞時代墮落的天使（「神的兒子們」，</w:t>
-      </w:r>
-      <w:hyperlink r:id="rId149">
-        <w:r>
-          <w:rPr>
-            <w:lang w:val="zh_TW" w:bidi="zh_TW"/>
-          </w:rPr>
-          <w:rPr>
-            <w:color w:val="0000EE"/>
-            <w:u w:val="single"/>
-          </w:rPr>
-          <w:t>創6:1–4</w:t>
-        </w:r>
-      </w:hyperlink>
-      <w:r>
-        <w:rPr>
-          <w:lang w:val="zh_TW" w:bidi="zh_TW"/>
-        </w:rPr>
-        <w:t>）傳道，而不是向被囚禁的人類靈魂傳道。在</w:t>
-      </w:r>
-      <w:hyperlink r:id="rId150">
-        <w:r>
-          <w:rPr>
-            <w:lang w:val="zh_TW" w:bidi="zh_TW"/>
-          </w:rPr>
-          <w:rPr>
-            <w:color w:val="0000EE"/>
-            <w:u w:val="single"/>
-          </w:rPr>
-          <w:t>彼得後書二章4節</w:t>
-        </w:r>
-      </w:hyperlink>
-      <w:r>
-        <w:rPr>
-          <w:lang w:val="zh_TW" w:bidi="zh_TW"/>
-        </w:rPr>
-        <w:t>中，用於描述靈魂監獄的用語（通常譯為「地獄」）來自「塔耳塔洛斯」（Tartarus），是另一個指冥界的希臘文名稱。</w:t>
-      </w:r>
-    </w:p>
-    <w:p>
-      <w:pPr/>
-      <w:r>
-        <w:rPr>
-          <w:lang w:val="zh_TW" w:bidi="zh_TW"/>
-        </w:rPr>
-      </w:r>
-      <w:r>
-        <w:rPr>
-          <w:lang w:val="zh_TW" w:bidi="zh_TW"/>
-        </w:rPr>
-        <w:t>保羅多次提及義人死後的居所。最早期的幾卷書信中，他從未提到義人死後的所在地，只提到他們將會復活（</w:t>
-      </w:r>
-      <w:hyperlink r:id="rId151">
-        <w:r>
-          <w:rPr>
-            <w:lang w:val="zh_TW" w:bidi="zh_TW"/>
-          </w:rPr>
-          <w:rPr>
-            <w:color w:val="0000EE"/>
-            <w:u w:val="single"/>
-          </w:rPr>
-          <w:t>林前15章</w:t>
-        </w:r>
-      </w:hyperlink>
-      <w:r>
-        <w:rPr>
-          <w:lang w:val="zh_TW" w:bidi="zh_TW"/>
-        </w:rPr>
-        <w:t>；</w:t>
-      </w:r>
-      <w:hyperlink r:id="rId152">
-        <w:r>
-          <w:rPr>
-            <w:lang w:val="zh_TW" w:bidi="zh_TW"/>
-          </w:rPr>
-          <w:rPr>
-            <w:color w:val="0000EE"/>
-            <w:u w:val="single"/>
-          </w:rPr>
-          <w:t>帖前4:13–17</w:t>
-        </w:r>
-      </w:hyperlink>
-      <w:r>
-        <w:rPr>
-          <w:lang w:val="zh_TW" w:bidi="zh_TW"/>
-        </w:rPr>
-        <w:t>）。在幾乎必死後（</w:t>
-      </w:r>
-      <w:hyperlink r:id="rId153">
-        <w:r>
-          <w:rPr>
-            <w:lang w:val="zh_TW" w:bidi="zh_TW"/>
-          </w:rPr>
-          <w:rPr>
-            <w:color w:val="0000EE"/>
-            <w:u w:val="single"/>
-          </w:rPr>
-          <w:t>林後1:8–11</w:t>
-        </w:r>
-      </w:hyperlink>
-      <w:r>
-        <w:rPr>
-          <w:lang w:val="zh_TW" w:bidi="zh_TW"/>
-        </w:rPr>
-        <w:t>），他開始討論死者「去了哪裡」。保羅說，死亡意味著與基督同在，是比活著更好（</w:t>
-      </w:r>
-      <w:hyperlink r:id="rId154">
-        <w:r>
-          <w:rPr>
-            <w:lang w:val="zh_TW" w:bidi="zh_TW"/>
-          </w:rPr>
-          <w:rPr>
-            <w:color w:val="0000EE"/>
-            <w:u w:val="single"/>
-          </w:rPr>
-          <w:t>腓1:23</w:t>
-        </w:r>
-      </w:hyperlink>
-      <w:r>
-        <w:rPr>
-          <w:lang w:val="zh_TW" w:bidi="zh_TW"/>
-        </w:rPr>
-        <w:t>）。「離開身體」就是「與主同住」（</w:t>
-      </w:r>
-      <w:hyperlink r:id="rId155">
-        <w:r>
-          <w:rPr>
-            <w:lang w:val="zh_TW" w:bidi="zh_TW"/>
-          </w:rPr>
-          <w:rPr>
-            <w:color w:val="0000EE"/>
-            <w:u w:val="single"/>
-          </w:rPr>
-          <w:t>林後5:8</w:t>
-        </w:r>
-      </w:hyperlink>
-      <w:r>
-        <w:rPr>
-          <w:lang w:val="zh_TW" w:bidi="zh_TW"/>
-        </w:rPr>
-        <w:t>）。保羅可能指義人死後直接進入樂園與耶穌同在（參</w:t>
-      </w:r>
-      <w:hyperlink r:id="rId156">
-        <w:r>
-          <w:rPr>
-            <w:lang w:val="zh_TW" w:bidi="zh_TW"/>
-          </w:rPr>
-          <w:rPr>
-            <w:color w:val="0000EE"/>
-            <w:u w:val="single"/>
-          </w:rPr>
-          <w:t>林後12:2–4</w:t>
-        </w:r>
-      </w:hyperlink>
-      <w:r>
-        <w:rPr>
-          <w:lang w:val="zh_TW" w:bidi="zh_TW"/>
-        </w:rPr>
-        <w:t>，保羅稱天堂為第三層天）。死亡絕對無法使基督徒與基督分離（</w:t>
-      </w:r>
-      <w:hyperlink r:id="rId83">
-        <w:r>
-          <w:rPr>
-            <w:lang w:val="zh_TW" w:bidi="zh_TW"/>
-          </w:rPr>
-          <w:rPr>
-            <w:color w:val="0000EE"/>
-            <w:u w:val="single"/>
-          </w:rPr>
-          <w:t>羅8:38–39</w:t>
-        </w:r>
-      </w:hyperlink>
-      <w:r>
-        <w:rPr>
-          <w:lang w:val="zh_TW" w:bidi="zh_TW"/>
-        </w:rPr>
-        <w:t>），反而使他們進入神的同在。</w:t>
-      </w:r>
-    </w:p>
-    <w:p>
-      <w:pPr/>
-      <w:r>
-        <w:rPr>
-          <w:lang w:val="zh_TW" w:bidi="zh_TW"/>
-        </w:rPr>
-      </w:r>
-      <w:r>
-        <w:rPr>
-          <w:lang w:val="zh_TW" w:bidi="zh_TW"/>
-        </w:rPr>
-        <w:t>啟示錄對於死者的居所，特別是惡人死後的居所，有大量描述。它用兩個名稱來描述那地方，分別是「無底坑」，指所有邪靈的居所或監獄；以及「陰間」，指人類死後的居所。無底坑會出現折磨人類的鬼魔形態（</w:t>
-      </w:r>
-      <w:hyperlink r:id="rId157">
-        <w:r>
-          <w:rPr>
-            <w:lang w:val="zh_TW" w:bidi="zh_TW"/>
-          </w:rPr>
-          <w:rPr>
-            <w:color w:val="0000EE"/>
-            <w:u w:val="single"/>
-          </w:rPr>
-          <w:t>啟9:1–11</w:t>
-        </w:r>
-      </w:hyperlink>
-      <w:r>
-        <w:rPr>
-          <w:lang w:val="zh_TW" w:bidi="zh_TW"/>
-        </w:rPr>
-        <w:t>）和撒但的「獸」，後者殺死兩個見證人，並帶同「大淫婦」（</w:t>
-      </w:r>
-      <w:hyperlink r:id="rId158">
-        <w:r>
-          <w:rPr>
-            <w:lang w:val="zh_TW" w:bidi="zh_TW"/>
-          </w:rPr>
-          <w:rPr>
-            <w:color w:val="0000EE"/>
-            <w:u w:val="single"/>
-          </w:rPr>
-          <w:t>11:7，</w:t>
-        </w:r>
-      </w:hyperlink>
-      <w:hyperlink r:id="rId159">
-        <w:r>
-          <w:rPr>
-            <w:lang w:val="zh_TW" w:bidi="zh_TW"/>
-          </w:rPr>
-          <w:rPr>
-            <w:color w:val="0000EE"/>
-            <w:u w:val="single"/>
-          </w:rPr>
-          <w:t>17章</w:t>
-        </w:r>
-      </w:hyperlink>
-      <w:r>
-        <w:rPr>
-          <w:lang w:val="zh_TW" w:bidi="zh_TW"/>
-        </w:rPr>
-        <w:t>）。撒但自己將被囚禁在那裡（</w:t>
-      </w:r>
-      <w:hyperlink r:id="rId160">
-        <w:r>
-          <w:rPr>
-            <w:lang w:val="zh_TW" w:bidi="zh_TW"/>
-          </w:rPr>
-          <w:rPr>
-            <w:color w:val="0000EE"/>
-            <w:u w:val="single"/>
-          </w:rPr>
-          <w:t>20:2–3</w:t>
-        </w:r>
-      </w:hyperlink>
-      <w:r>
-        <w:rPr>
-          <w:lang w:val="zh_TW" w:bidi="zh_TW"/>
-        </w:rPr>
-        <w:t>）。耶穌將其描述為一個魔鬼及其使者預備的地方（參見</w:t>
-      </w:r>
-      <w:hyperlink r:id="rId161">
-        <w:r>
-          <w:rPr>
-            <w:lang w:val="zh_TW" w:bidi="zh_TW"/>
-          </w:rPr>
-          <w:rPr>
-            <w:color w:val="0000EE"/>
-            <w:u w:val="single"/>
-          </w:rPr>
-          <w:t>太25:41</w:t>
-        </w:r>
-      </w:hyperlink>
-      <w:r>
-        <w:rPr>
-          <w:lang w:val="zh_TW" w:bidi="zh_TW"/>
-        </w:rPr>
-        <w:t>）。對基督徒來說，這裡的好消息是，無底坑或陰間並不是一個自主的領域。啟示錄開篇時，耶穌宣告他握有陰間的鑰匙（</w:t>
-      </w:r>
-      <w:hyperlink r:id="rId162">
-        <w:r>
-          <w:rPr>
-            <w:lang w:val="zh_TW" w:bidi="zh_TW"/>
-          </w:rPr>
-          <w:rPr>
-            <w:color w:val="0000EE"/>
-            <w:u w:val="single"/>
-          </w:rPr>
-          <w:t>啟1:18</w:t>
-        </w:r>
-      </w:hyperlink>
-      <w:r>
-        <w:rPr>
-          <w:lang w:val="zh_TW" w:bidi="zh_TW"/>
-        </w:rPr>
-        <w:t>），最後祂將迫使它交出死者（</w:t>
-      </w:r>
-      <w:hyperlink r:id="rId163">
-        <w:r>
-          <w:rPr>
-            <w:lang w:val="zh_TW" w:bidi="zh_TW"/>
-          </w:rPr>
-          <w:rPr>
-            <w:color w:val="0000EE"/>
-            <w:u w:val="single"/>
-          </w:rPr>
-          <w:t>20:13</w:t>
-        </w:r>
-      </w:hyperlink>
-      <w:r>
-        <w:rPr>
-          <w:lang w:val="zh_TW" w:bidi="zh_TW"/>
-        </w:rPr>
-        <w:t>）。在此之前，無底坑的鑰匙不在撒但手中，而是掛在天上的鑰匙圈上，只分給神的使者（</w:t>
-      </w:r>
-      <w:hyperlink r:id="rId164">
-        <w:r>
-          <w:rPr>
-            <w:lang w:val="zh_TW" w:bidi="zh_TW"/>
-          </w:rPr>
-          <w:rPr>
-            <w:color w:val="0000EE"/>
-            <w:u w:val="single"/>
-          </w:rPr>
-          <w:t>9:1，</w:t>
-        </w:r>
-      </w:hyperlink>
-      <w:hyperlink r:id="rId165">
-        <w:r>
-          <w:rPr>
-            <w:lang w:val="zh_TW" w:bidi="zh_TW"/>
-          </w:rPr>
-          <w:rPr>
-            <w:color w:val="0000EE"/>
-            <w:u w:val="single"/>
-          </w:rPr>
-          <w:t>20:1</w:t>
-        </w:r>
-      </w:hyperlink>
-      <w:r>
-        <w:rPr>
-          <w:lang w:val="zh_TW" w:bidi="zh_TW"/>
-        </w:rPr>
-        <w:t>）。最終，陰間、死亡和惡人將被投入火湖（地獄），在那裡他們將遭受永恆的折磨（</w:t>
-      </w:r>
-      <w:hyperlink r:id="rId166">
-        <w:r>
-          <w:rPr>
-            <w:lang w:val="zh_TW" w:bidi="zh_TW"/>
-          </w:rPr>
-          <w:rPr>
-            <w:color w:val="0000EE"/>
-            <w:u w:val="single"/>
-          </w:rPr>
-          <w:t>19:20</w:t>
-        </w:r>
-      </w:hyperlink>
-      <w:hyperlink r:id="rId167">
-        <w:r>
-          <w:rPr>
-            <w:lang w:val="zh_TW" w:bidi="zh_TW"/>
-          </w:rPr>
-          <w:rPr>
-            <w:color w:val="0000EE"/>
-            <w:u w:val="single"/>
-          </w:rPr>
-          <w:t>，20:10、14–15，</w:t>
-        </w:r>
-      </w:hyperlink>
-      <w:hyperlink r:id="rId168">
-        <w:r>
-          <w:rPr>
-            <w:lang w:val="zh_TW" w:bidi="zh_TW"/>
-          </w:rPr>
-          <w:rPr>
-            <w:color w:val="0000EE"/>
-            <w:u w:val="single"/>
-          </w:rPr>
-          <w:t>21:8</w:t>
-        </w:r>
-      </w:hyperlink>
-      <w:r>
-        <w:rPr>
-          <w:lang w:val="zh_TW" w:bidi="zh_TW"/>
-        </w:rPr>
-        <w:t>）。</w:t>
-      </w:r>
-    </w:p>
-    <w:p>
-      <w:pPr/>
-      <w:r>
-        <w:rPr>
-          <w:lang w:val="zh_TW" w:bidi="zh_TW"/>
-        </w:rPr>
-      </w:r>
-      <w:r>
-        <w:rPr>
-          <w:lang w:val="zh_TW" w:bidi="zh_TW"/>
-        </w:rPr>
-        <w:t>啟示錄的作者約翰同意保羅的看法，義人死後的命運不會與惡人相同。他們不會去陰間，而是去天堂。殉道者出現在祭壇下，為他們向神呼求伸冤（</w:t>
-      </w:r>
-      <w:hyperlink r:id="rId169">
-        <w:r>
-          <w:rPr>
-            <w:lang w:val="zh_TW" w:bidi="zh_TW"/>
-          </w:rPr>
-          <w:rPr>
-            <w:color w:val="0000EE"/>
-            <w:u w:val="single"/>
-          </w:rPr>
-          <w:t>啟6:9–11</w:t>
-        </w:r>
-      </w:hyperlink>
-      <w:r>
-        <w:rPr>
-          <w:lang w:val="zh_TW" w:bidi="zh_TW"/>
-        </w:rPr>
-        <w:t>）。在另一個意象中，無數的基督徒出現在神的寶座前讚美祂（</w:t>
-      </w:r>
-      <w:hyperlink r:id="rId170">
-        <w:r>
-          <w:rPr>
-            <w:lang w:val="zh_TW" w:bidi="zh_TW"/>
-          </w:rPr>
-          <w:rPr>
-            <w:color w:val="0000EE"/>
-            <w:u w:val="single"/>
-          </w:rPr>
-          <w:t>7:9–17</w:t>
-        </w:r>
-      </w:hyperlink>
-      <w:r>
-        <w:rPr>
-          <w:lang w:val="zh_TW" w:bidi="zh_TW"/>
-        </w:rPr>
-        <w:t>）。這些信徒由基督親自牧養，不再忍受飢餓、口渴、不適或悲傷。</w:t>
-      </w:r>
-    </w:p>
-    <w:p>
-      <w:pPr>
-        <w:pStyle w:val="Heading3"/>
-      </w:pPr>
-      <w:r>
-        <w:rPr>
-          <w:lang w:val="zh_TW" w:bidi="zh_TW"/>
-        </w:rPr>
-        <w:t>結論</w:t>
-      </w:r>
-    </w:p>
-    <w:p>
-      <w:pPr/>
-      <w:r>
-        <w:rPr>
-          <w:lang w:val="zh_TW" w:bidi="zh_TW"/>
-        </w:rPr>
-      </w:r>
-      <w:r>
-        <w:rPr>
-          <w:lang w:val="zh_TW" w:bidi="zh_TW"/>
-        </w:rPr>
-        <w:t>總而言之，在舊約中，對於死者的所在地最初是一種模糊不清的概念，指一個與生命和神分離的地方。後來的作者認為，不應只有一個共同的地方（陰間〔Sheol〕），而應有兩個地方。根據基督教的教導，惡人進入陰間（Hades），這是一個充滿痛苦的地方，他們將在那裡受苦，直到審判之日；最終，他們將被丟入火湖，即地獄（Gehenna）。然而，陰間的掌管者不是魔鬼，而是基督，他掌控著整個受造世界。義人不會進入陰間，而是直接進入樂園（「亞伯拉罕的懷裡」或天堂）。在那裡，他們與基督同在；憑著信心已經親眼看見，痛苦已化為祝福，禱告也化為讚美。基督徒相信，死亡雖然令人敬畏，是「末了的仇敵」，卻不會折磨他們。死亡無法使他們與主分離，反而帶他們面對面與所愛的主相見。</w:t>
-      </w:r>
-    </w:p>
-    <w:p>
-      <w:pPr/>
-      <w:r>
-        <w:rPr>
-          <w:lang w:val="zh_TW" w:bidi="zh_TW"/>
-        </w:rPr>
-      </w:r>
-      <w:r>
-        <w:rPr>
-          <w:lang w:val="zh_TW" w:bidi="zh_TW"/>
-        </w:rPr>
-        <w:t>這次相會可能是在人死後立即發生，也可能是在復活之時發生——中間的時間毫無意義，不過如同睡眠。換句話說，對於信徒而言，死後的下一個經歷便是與基督相會。</w:t>
-      </w:r>
-    </w:p>
-    <w:p>
-      <w:pPr/>
-      <w:r>
-        <w:rPr>
-          <w:lang w:val="zh_TW" w:bidi="zh_TW"/>
-        </w:rPr>
-      </w:r>
-      <w:r>
-        <w:rPr>
-          <w:lang w:val="zh_TW" w:bidi="zh_TW"/>
-        </w:rPr>
-        <w:t>舊約和新約都將死亡描述為睡眠。在舊約中，當一個人死時，常被描述為「與列祖同睡」（例如，</w:t>
-      </w:r>
-      <w:hyperlink r:id="rId171">
-        <w:r>
-          <w:rPr>
-            <w:lang w:val="zh_TW" w:bidi="zh_TW"/>
-          </w:rPr>
-          <w:rPr>
-            <w:color w:val="0000EE"/>
-            <w:u w:val="single"/>
-          </w:rPr>
-          <w:t>申31:16</w:t>
-        </w:r>
-      </w:hyperlink>
-      <w:r>
-        <w:rPr>
-          <w:lang w:val="zh_TW" w:bidi="zh_TW"/>
-        </w:rPr>
-        <w:t>；</w:t>
-      </w:r>
-      <w:hyperlink r:id="rId172">
-        <w:r>
-          <w:rPr>
-            <w:lang w:val="zh_TW" w:bidi="zh_TW"/>
-          </w:rPr>
-          <w:rPr>
-            <w:color w:val="0000EE"/>
-            <w:u w:val="single"/>
-          </w:rPr>
-          <w:t>撒下7:12</w:t>
-        </w:r>
-      </w:hyperlink>
-      <w:r>
-        <w:rPr>
-          <w:lang w:val="zh_TW" w:bidi="zh_TW"/>
-        </w:rPr>
-        <w:t>）。耶穌自己也將死亡稱為睡眠（</w:t>
-      </w:r>
-      <w:hyperlink r:id="rId173">
-        <w:r>
-          <w:rPr>
-            <w:lang w:val="zh_TW" w:bidi="zh_TW"/>
-          </w:rPr>
-          <w:rPr>
-            <w:color w:val="0000EE"/>
-            <w:u w:val="single"/>
-          </w:rPr>
-          <w:t>太9:24</w:t>
-        </w:r>
-      </w:hyperlink>
-      <w:r>
-        <w:rPr>
-          <w:lang w:val="zh_TW" w:bidi="zh_TW"/>
-        </w:rPr>
-        <w:t>；</w:t>
-      </w:r>
-      <w:hyperlink r:id="rId174">
-        <w:r>
-          <w:rPr>
-            <w:lang w:val="zh_TW" w:bidi="zh_TW"/>
-          </w:rPr>
-          <w:rPr>
-            <w:color w:val="0000EE"/>
-            <w:u w:val="single"/>
-          </w:rPr>
-          <w:t>約11:11</w:t>
-        </w:r>
-      </w:hyperlink>
-      <w:r>
-        <w:rPr>
-          <w:lang w:val="zh_TW" w:bidi="zh_TW"/>
-        </w:rPr>
-        <w:t>）。使徒保羅也持相同看法（</w:t>
-      </w:r>
-      <w:hyperlink r:id="rId175">
-        <w:r>
-          <w:rPr>
-            <w:lang w:val="zh_TW" w:bidi="zh_TW"/>
-          </w:rPr>
-          <w:rPr>
-            <w:color w:val="0000EE"/>
-            <w:u w:val="single"/>
-          </w:rPr>
-          <w:t>林前11:30，</w:t>
-        </w:r>
-      </w:hyperlink>
-      <w:hyperlink r:id="rId176">
-        <w:r>
-          <w:rPr>
-            <w:lang w:val="zh_TW" w:bidi="zh_TW"/>
-          </w:rPr>
-          <w:rPr>
-            <w:color w:val="0000EE"/>
-            <w:u w:val="single"/>
-          </w:rPr>
-          <w:t>15:20、51</w:t>
-        </w:r>
-      </w:hyperlink>
-      <w:r>
-        <w:rPr>
-          <w:lang w:val="zh_TW" w:bidi="zh_TW"/>
-        </w:rPr>
-        <w:t>；</w:t>
-      </w:r>
-      <w:hyperlink r:id="rId58">
-        <w:r>
-          <w:rPr>
-            <w:lang w:val="zh_TW" w:bidi="zh_TW"/>
-          </w:rPr>
-          <w:rPr>
-            <w:color w:val="0000EE"/>
-            <w:u w:val="single"/>
-          </w:rPr>
-          <w:t>帖前4:14</w:t>
-        </w:r>
-      </w:hyperlink>
-      <w:r>
-        <w:rPr>
-          <w:lang w:val="zh_TW" w:bidi="zh_TW"/>
-        </w:rPr>
-        <w:t>），至少在部分經文中，表明死亡只屬暫時。因此，它被稱為睡眠。舊約</w:t>
-      </w:r>
-      <w:hyperlink r:id="rId38">
-        <w:r>
-          <w:rPr>
-            <w:lang w:val="zh_TW" w:bidi="zh_TW"/>
-          </w:rPr>
-          <w:rPr>
-            <w:color w:val="0000EE"/>
-            <w:u w:val="single"/>
-          </w:rPr>
-          <w:t>但以理書十二章2節</w:t>
-        </w:r>
-      </w:hyperlink>
-      <w:r>
-        <w:rPr>
-          <w:lang w:val="zh_TW" w:bidi="zh_TW"/>
-        </w:rPr>
-        <w:t>也指出死亡如同睡眠，直到死者復活——有些進入永生，有些進入羞辱和永遠的憎惡之中。</w:t>
-      </w:r>
-    </w:p>
-    <w:p>
-      <w:pPr/>
-      <w:r>
-        <w:rPr>
-          <w:lang w:val="zh_TW" w:bidi="zh_TW"/>
-        </w:rPr>
-      </w:r>
-      <w:r>
-        <w:rPr>
-          <w:i/>
-          <w:lang w:val="zh_TW" w:bidi="zh_TW"/>
-        </w:rPr>
-        <w:t>另見</w:t>
-      </w:r>
-      <w:r>
-        <w:rPr>
-          <w:lang w:val="zh_TW" w:bidi="zh_TW"/>
-        </w:rPr>
-        <w:t xml:space="preserve"> </w:t>
-      </w:r>
-      <w:r>
-        <w:rPr>
-          <w:lang w:val="zh_TW" w:bidi="zh_TW"/>
-        </w:rPr>
-        <w:t>地獄（欣嫩子谷）；</w:t>
-      </w:r>
-      <w:r>
-        <w:rPr>
-          <w:lang w:val="zh_TW" w:bidi="zh_TW"/>
-        </w:rPr>
-        <w:t>陰間；</w:t>
-      </w:r>
-      <w:r>
-        <w:rPr>
-          <w:lang w:val="zh_TW" w:bidi="zh_TW"/>
-        </w:rPr>
-        <w:t>天（天堂）；</w:t>
-      </w:r>
-      <w:r>
-        <w:rPr>
-          <w:lang w:val="zh_TW" w:bidi="zh_TW"/>
-        </w:rPr>
-        <w:t>地獄；</w:t>
-      </w:r>
-      <w:r>
-        <w:rPr>
-          <w:lang w:val="zh_TW" w:bidi="zh_TW"/>
-        </w:rPr>
-        <w:t>中間狀態；</w:t>
-      </w:r>
-      <w:r>
-        <w:rPr>
-          <w:lang w:val="zh_TW" w:bidi="zh_TW"/>
-        </w:rPr>
-        <w:t>樂園；</w:t>
-      </w:r>
-      <w:r>
-        <w:rPr>
-          <w:lang w:val="zh_TW" w:bidi="zh_TW"/>
-        </w:rPr>
-        <w:t>陰間</w:t>
-      </w:r>
-      <w:r>
-        <w:rPr>
-          <w:lang w:val="zh_TW" w:bidi="zh_TW"/>
-        </w:rPr>
-        <w:t>。</w:t>
+          <w:t>帖撒羅尼迦前書五章13至14節</w:t>
+        </w:r>
+      </w:hyperlink>
+      <w:r>
+        <w:rPr>
+          <w:lang w:val="zh_TW" w:bidi="zh_TW"/>
+        </w:rPr>
+        <w:t>，其上下文的語境對我們理解聖經中死亡的意義，也十分重要。在上述路加福音的經文中，耶穌釘十字架時，曾對垂死的強盗說：「</w:t>
+      </w:r>
+      <w:r>
+        <w:rPr>
+          <w:lang w:val="zh_TW" w:bidi="zh_TW"/>
+        </w:rPr>
+        <w:t>今日你要同我在樂園裏了。</w:t>
+      </w:r>
+      <w:r>
+        <w:rPr>
+          <w:lang w:val="zh_TW" w:bidi="zh_TW"/>
+        </w:rPr>
+        <w:t>」在上述哥林多後書的例子中，保羅談到死亡對他來說是去「與主同住」。</w:t>
       </w:r>
       <w:r>
         <w:rPr>
@@ -6281,6 +5691,12 @@
   </w:num>
   <w:num w:numId="13" w16cid:durableId="592781308">
     <w:abstractNumId w:val="11"/>
+  </w:num>
+  <w:num w:numId="14">
+    <w:abstractNumId w:val="3"/>
+    <w:lvlOverride w:ilvl="0">
+      <w:startOverride w:val="1"/>
+    </w:lvlOverride>
   </w:num>
   <w:numIdMacAtCleanup w:val="10"/>
 </w:numbering>

--- a/zht/docx/158.content.docx
+++ b/zht/docx/158.content.docx
@@ -247,36 +247,24 @@
         </w:rPr>
         <w:t>在創世之初，水覆蓋了地球，然後神使旱地從水中顯出來（</w:t>
       </w:r>
-      <w:hyperlink r:id="rId13">
-        <w:r>
-          <w:rPr>
-            <w:lang w:val="zh_TW" w:bidi="zh_TW"/>
-          </w:rPr>
-          <w:rPr>
-            <w:color w:val="0000EE"/>
-            <w:u w:val="single"/>
-          </w:rPr>
-          <w:t>創1:9–10</w:t>
-        </w:r>
-      </w:hyperlink>
+      <w:r>
+        <w:rPr>
+          <w:lang w:val="zh_TW" w:bidi="zh_TW"/>
+        </w:rPr>
+        <w:t>創1:9–10</w:t>
+      </w:r>
       <w:r>
         <w:rPr>
           <w:lang w:val="zh_TW" w:bidi="zh_TW"/>
         </w:rPr>
         <w:t>）。正如彼得所說：「憑神的命有了天，並從水而出、藉水而成的地」（</w:t>
       </w:r>
-      <w:hyperlink r:id="rId14">
-        <w:r>
-          <w:rPr>
-            <w:lang w:val="zh_TW" w:bidi="zh_TW"/>
-          </w:rPr>
-          <w:rPr>
-            <w:color w:val="0000EE"/>
-            <w:u w:val="single"/>
-          </w:rPr>
-          <w:t>彼後3:5</w:t>
-        </w:r>
-      </w:hyperlink>
+      <w:r>
+        <w:rPr>
+          <w:lang w:val="zh_TW" w:bidi="zh_TW"/>
+        </w:rPr>
+        <w:t>彼後3:5</w:t>
+      </w:r>
       <w:r>
         <w:rPr>
           <w:lang w:val="zh_TW" w:bidi="zh_TW"/>
@@ -297,54 +285,36 @@
         </w:rPr>
         <w:t>當神創造伊甸園時，祂造了一條河來滋潤園子，這條河分成四條河，其中兩條是幼發拉底河和底格里斯河，這兩條河至今仍滋養著美索不達米亞地區的農業（</w:t>
       </w:r>
-      <w:hyperlink r:id="rId15">
-        <w:r>
-          <w:rPr>
-            <w:lang w:val="zh_TW" w:bidi="zh_TW"/>
-          </w:rPr>
-          <w:rPr>
-            <w:color w:val="0000EE"/>
-            <w:u w:val="single"/>
-          </w:rPr>
-          <w:t>創2:10–14</w:t>
-        </w:r>
-      </w:hyperlink>
+      <w:r>
+        <w:rPr>
+          <w:lang w:val="zh_TW" w:bidi="zh_TW"/>
+        </w:rPr>
+        <w:t>創2:10–14</w:t>
+      </w:r>
       <w:r>
         <w:rPr>
           <w:lang w:val="zh_TW" w:bidi="zh_TW"/>
         </w:rPr>
         <w:t>）。聖經記載，早期地球上沒有雨水，只有霧氣滋潤大地（</w:t>
       </w:r>
-      <w:hyperlink r:id="rId16">
-        <w:r>
-          <w:rPr>
-            <w:lang w:val="zh_TW" w:bidi="zh_TW"/>
-          </w:rPr>
-          <w:rPr>
-            <w:color w:val="0000EE"/>
-            <w:u w:val="single"/>
-          </w:rPr>
-          <w:t>5–6</w:t>
-        </w:r>
-      </w:hyperlink>
+      <w:r>
+        <w:rPr>
+          <w:lang w:val="zh_TW" w:bidi="zh_TW"/>
+        </w:rPr>
+        <w:t>5–6</w:t>
+      </w:r>
       <w:r>
         <w:rPr>
           <w:lang w:val="zh_TW" w:bidi="zh_TW"/>
         </w:rPr>
         <w:t>節）。在挪亞的時代，神用洪水（大量且迅猛的水流）毀滅了「當時的世界」（</w:t>
       </w:r>
-      <w:hyperlink r:id="rId17">
-        <w:r>
-          <w:rPr>
-            <w:lang w:val="zh_TW" w:bidi="zh_TW"/>
-          </w:rPr>
-          <w:rPr>
-            <w:color w:val="0000EE"/>
-            <w:u w:val="single"/>
-          </w:rPr>
-          <w:t>彼後3:6</w:t>
-        </w:r>
-      </w:hyperlink>
+      <w:r>
+        <w:rPr>
+          <w:lang w:val="zh_TW" w:bidi="zh_TW"/>
+        </w:rPr>
+        <w:t>彼後3:6</w:t>
+      </w:r>
       <w:r>
         <w:rPr>
           <w:lang w:val="zh_TW" w:bidi="zh_TW"/>
@@ -365,18 +335,12 @@
         </w:rPr>
         <w:t>在近東地區，水尤為重要。因為該地區降雨量有限。例如，埃及的開羅每年僅降雨二到四英寸（或5.1到10.2厘米），而阿斯旺（Aswan）的年均降雨量幾乎為零。埃及依賴尼羅河，該河的水源來自赤道的降雨。相比較之下，巴勒斯坦則「有山有谷、雨水滋潤」（</w:t>
       </w:r>
-      <w:hyperlink r:id="rId18">
-        <w:r>
-          <w:rPr>
-            <w:lang w:val="zh_TW" w:bidi="zh_TW"/>
-          </w:rPr>
-          <w:rPr>
-            <w:color w:val="0000EE"/>
-            <w:u w:val="single"/>
-          </w:rPr>
-          <w:t>申11:10–11</w:t>
-        </w:r>
-      </w:hyperlink>
+      <w:r>
+        <w:rPr>
+          <w:lang w:val="zh_TW" w:bidi="zh_TW"/>
+        </w:rPr>
+        <w:t>申11:10–11</w:t>
+      </w:r>
       <w:r>
         <w:rPr>
           <w:lang w:val="zh_TW" w:bidi="zh_TW"/>
@@ -397,72 +361,48 @@
         </w:rPr>
         <w:t>水在聖經中有許多象徵性的用法。義人像一棵樹栽在溪水旁（</w:t>
       </w:r>
-      <w:hyperlink r:id="rId19">
-        <w:r>
-          <w:rPr>
-            <w:lang w:val="zh_TW" w:bidi="zh_TW"/>
-          </w:rPr>
-          <w:rPr>
-            <w:color w:val="0000EE"/>
-            <w:u w:val="single"/>
-          </w:rPr>
-          <w:t>詩1:3</w:t>
-        </w:r>
-      </w:hyperlink>
+      <w:r>
+        <w:rPr>
+          <w:lang w:val="zh_TW" w:bidi="zh_TW"/>
+        </w:rPr>
+        <w:t>詩1:3</w:t>
+      </w:r>
       <w:r>
         <w:rPr>
           <w:lang w:val="zh_TW" w:bidi="zh_TW"/>
         </w:rPr>
         <w:t>；</w:t>
       </w:r>
-      <w:hyperlink r:id="rId20">
-        <w:r>
-          <w:rPr>
-            <w:lang w:val="zh_TW" w:bidi="zh_TW"/>
-          </w:rPr>
-          <w:rPr>
-            <w:color w:val="0000EE"/>
-            <w:u w:val="single"/>
-          </w:rPr>
-          <w:t>耶17:8</w:t>
-        </w:r>
-      </w:hyperlink>
+      <w:r>
+        <w:rPr>
+          <w:lang w:val="zh_TW" w:bidi="zh_TW"/>
+        </w:rPr>
+        <w:t>耶17:8</w:t>
+      </w:r>
       <w:r>
         <w:rPr>
           <w:lang w:val="zh_TW" w:bidi="zh_TW"/>
         </w:rPr>
         <w:t>）。靈魂對神的渴慕就像對水的渴求：「我要切切地尋求你，在乾旱疲乏無水之地，我渴想你； 我的心切慕你」（</w:t>
       </w:r>
-      <w:hyperlink r:id="rId21">
-        <w:r>
-          <w:rPr>
-            <w:lang w:val="zh_TW" w:bidi="zh_TW"/>
-          </w:rPr>
-          <w:rPr>
-            <w:color w:val="0000EE"/>
-            <w:u w:val="single"/>
-          </w:rPr>
-          <w:t>詩63:1</w:t>
-        </w:r>
-      </w:hyperlink>
+      <w:r>
+        <w:rPr>
+          <w:lang w:val="zh_TW" w:bidi="zh_TW"/>
+        </w:rPr>
+        <w:t>詩63:1</w:t>
+      </w:r>
       <w:r>
         <w:rPr>
           <w:lang w:val="zh_TW" w:bidi="zh_TW"/>
         </w:rPr>
         <w:t>）；「我的心渴想你， 如乾旱之地盼雨一樣」（</w:t>
       </w:r>
-      <w:hyperlink r:id="rId22">
-        <w:r>
-          <w:rPr>
-            <w:lang w:val="zh_TW" w:bidi="zh_TW"/>
-          </w:rPr>
-          <w:rPr>
-            <w:color w:val="0000EE"/>
-            <w:u w:val="single"/>
-          </w:rPr>
-          <w:t>143:6</w:t>
-        </w:r>
-      </w:hyperlink>
+      <w:r>
+        <w:rPr>
+          <w:lang w:val="zh_TW" w:bidi="zh_TW"/>
+        </w:rPr>
+        <w:t>143:6</w:t>
+      </w:r>
       <w:r>
         <w:rPr>
           <w:lang w:val="zh_TW" w:bidi="zh_TW"/>
@@ -483,54 +423,36 @@
         </w:rPr>
         <w:t>耶穌滿足了這個需求，並宣告說：「人若渴了，可以到我這裡來喝。信我的人就如經上所說：『從他腹中要流出活水的江河來。』」（</w:t>
       </w:r>
-      <w:hyperlink r:id="rId23">
-        <w:r>
-          <w:rPr>
-            <w:lang w:val="zh_TW" w:bidi="zh_TW"/>
-          </w:rPr>
-          <w:rPr>
-            <w:color w:val="0000EE"/>
-            <w:u w:val="single"/>
-          </w:rPr>
-          <w:t>約7:37–38</w:t>
-        </w:r>
-      </w:hyperlink>
+      <w:r>
+        <w:rPr>
+          <w:lang w:val="zh_TW" w:bidi="zh_TW"/>
+        </w:rPr>
+        <w:t>約7:37–38</w:t>
+      </w:r>
       <w:r>
         <w:rPr>
           <w:lang w:val="zh_TW" w:bidi="zh_TW"/>
         </w:rPr>
         <w:t>）。耶穌說：「人若喝我所賜的水就永遠不渴。我所賜的水要在他裡頭成為泉源，直湧到永生。」（</w:t>
       </w:r>
-      <w:hyperlink r:id="rId24">
-        <w:r>
-          <w:rPr>
-            <w:lang w:val="zh_TW" w:bidi="zh_TW"/>
-          </w:rPr>
-          <w:rPr>
-            <w:color w:val="0000EE"/>
-            <w:u w:val="single"/>
-          </w:rPr>
-          <w:t>4:14</w:t>
-        </w:r>
-      </w:hyperlink>
+      <w:r>
+        <w:rPr>
+          <w:lang w:val="zh_TW" w:bidi="zh_TW"/>
+        </w:rPr>
+        <w:t>4:14</w:t>
+      </w:r>
       <w:r>
         <w:rPr>
           <w:lang w:val="zh_TW" w:bidi="zh_TW"/>
         </w:rPr>
         <w:t>）。耶穌的靈，就是那滿足人類靈魂渴慕的靈水（</w:t>
       </w:r>
-      <w:hyperlink r:id="rId25">
-        <w:r>
-          <w:rPr>
-            <w:lang w:val="zh_TW" w:bidi="zh_TW"/>
-          </w:rPr>
-          <w:rPr>
-            <w:color w:val="0000EE"/>
-            <w:u w:val="single"/>
-          </w:rPr>
-          <w:t>7:38–39</w:t>
-        </w:r>
-      </w:hyperlink>
+      <w:r>
+        <w:rPr>
+          <w:lang w:val="zh_TW" w:bidi="zh_TW"/>
+        </w:rPr>
+        <w:t>7:38–39</w:t>
+      </w:r>
       <w:r>
         <w:rPr>
           <w:lang w:val="zh_TW" w:bidi="zh_TW"/>
@@ -551,36 +473,24 @@
         </w:rPr>
         <w:t>神的話語也被描繪為水，能使我們靈性得潔淨。主說教會的潔凈是「用水藉著道把教會洗淨」（</w:t>
       </w:r>
-      <w:hyperlink r:id="rId26">
-        <w:r>
-          <w:rPr>
-            <w:lang w:val="zh_TW" w:bidi="zh_TW"/>
-          </w:rPr>
-          <w:rPr>
-            <w:color w:val="0000EE"/>
-            <w:u w:val="single"/>
-          </w:rPr>
-          <w:t>弗5:26</w:t>
-        </w:r>
-      </w:hyperlink>
+      <w:r>
+        <w:rPr>
+          <w:lang w:val="zh_TW" w:bidi="zh_TW"/>
+        </w:rPr>
+        <w:t>弗5:26</w:t>
+      </w:r>
       <w:r>
         <w:rPr>
           <w:lang w:val="zh_TW" w:bidi="zh_TW"/>
         </w:rPr>
         <w:t>）。保羅說人得救是「藉著重生的洗和聖靈的更新」（</w:t>
       </w:r>
-      <w:hyperlink r:id="rId27">
-        <w:r>
-          <w:rPr>
-            <w:lang w:val="zh_TW" w:bidi="zh_TW"/>
-          </w:rPr>
-          <w:rPr>
-            <w:color w:val="0000EE"/>
-            <w:u w:val="single"/>
-          </w:rPr>
-          <w:t>多3:5</w:t>
-        </w:r>
-      </w:hyperlink>
+      <w:r>
+        <w:rPr>
+          <w:lang w:val="zh_TW" w:bidi="zh_TW"/>
+        </w:rPr>
+        <w:t>多3:5</w:t>
+      </w:r>
       <w:r>
         <w:rPr>
           <w:lang w:val="zh_TW" w:bidi="zh_TW"/>
@@ -601,54 +511,36 @@
         </w:rPr>
         <w:t>在聖經的最後一章，主宣告：「我要將生命泉的水白白賜給那口渴的人喝」（</w:t>
       </w:r>
-      <w:hyperlink r:id="rId28">
-        <w:r>
-          <w:rPr>
-            <w:lang w:val="zh_TW" w:bidi="zh_TW"/>
-          </w:rPr>
-          <w:rPr>
-            <w:color w:val="0000EE"/>
-            <w:u w:val="single"/>
-          </w:rPr>
-          <w:t>啟21:6</w:t>
-        </w:r>
-      </w:hyperlink>
+      <w:r>
+        <w:rPr>
+          <w:lang w:val="zh_TW" w:bidi="zh_TW"/>
+        </w:rPr>
+        <w:t>啟21:6</w:t>
+      </w:r>
       <w:r>
         <w:rPr>
           <w:lang w:val="zh_TW" w:bidi="zh_TW"/>
         </w:rPr>
         <w:t>）。甚至在描述天上的新耶路撒冷時，也提到水——生命水的河：「天使又指示我在城內街道當中一道生命水的河，明亮如水晶，從神和羔羊的寶座流出來。」（</w:t>
       </w:r>
-      <w:hyperlink r:id="rId29">
-        <w:r>
-          <w:rPr>
-            <w:lang w:val="zh_TW" w:bidi="zh_TW"/>
-          </w:rPr>
-          <w:rPr>
-            <w:color w:val="0000EE"/>
-            <w:u w:val="single"/>
-          </w:rPr>
-          <w:t>22:1–2</w:t>
-        </w:r>
-      </w:hyperlink>
+      <w:r>
+        <w:rPr>
+          <w:lang w:val="zh_TW" w:bidi="zh_TW"/>
+        </w:rPr>
+        <w:t>22:1–2</w:t>
+      </w:r>
       <w:r>
         <w:rPr>
           <w:lang w:val="zh_TW" w:bidi="zh_TW"/>
         </w:rPr>
         <w:t>）。同樣，聖經的最後邀請說：「口渴的人也當來；願意的，都可以白白取生命的水喝」（</w:t>
       </w:r>
-      <w:hyperlink r:id="rId30">
-        <w:r>
-          <w:rPr>
-            <w:lang w:val="zh_TW" w:bidi="zh_TW"/>
-          </w:rPr>
-          <w:rPr>
-            <w:color w:val="0000EE"/>
-            <w:u w:val="single"/>
-          </w:rPr>
-          <w:t>17</w:t>
-        </w:r>
-      </w:hyperlink>
+      <w:r>
+        <w:rPr>
+          <w:lang w:val="zh_TW" w:bidi="zh_TW"/>
+        </w:rPr>
+        <w:t>17</w:t>
+      </w:r>
       <w:r>
         <w:rPr>
           <w:lang w:val="zh_TW" w:bidi="zh_TW"/>
@@ -703,36 +595,24 @@
         </w:rPr>
         <w:t>水瓶是用來盛裝並傾倒液體的器皿，也可稱為罈或壺，常用來裝水或酒。水瓶多以陶土製成，也有金屬製的。人們會把水瓶扛在肩上，或頂在頭上攜帶。在聖經時代，婦女常拿著水瓶到井旁打水（</w:t>
       </w:r>
-      <w:hyperlink r:id="rId31">
-        <w:r>
-          <w:rPr>
-            <w:lang w:val="zh_TW" w:bidi="zh_TW"/>
-          </w:rPr>
-          <w:rPr>
-            <w:color w:val="0000EE"/>
-            <w:u w:val="single"/>
-          </w:rPr>
-          <w:t>創24:14–20</w:t>
-        </w:r>
-      </w:hyperlink>
+      <w:r>
+        <w:rPr>
+          <w:lang w:val="zh_TW" w:bidi="zh_TW"/>
+        </w:rPr>
+        <w:t>創24:14–20</w:t>
+      </w:r>
       <w:r>
         <w:rPr>
           <w:lang w:val="zh_TW" w:bidi="zh_TW"/>
         </w:rPr>
         <w:t>；</w:t>
       </w:r>
-      <w:hyperlink r:id="rId32">
-        <w:r>
-          <w:rPr>
-            <w:lang w:val="zh_TW" w:bidi="zh_TW"/>
-          </w:rPr>
-          <w:rPr>
-            <w:color w:val="0000EE"/>
-            <w:u w:val="single"/>
-          </w:rPr>
-          <w:t>可14:13</w:t>
-        </w:r>
-      </w:hyperlink>
+      <w:r>
+        <w:rPr>
+          <w:lang w:val="zh_TW" w:bidi="zh_TW"/>
+        </w:rPr>
+        <w:t>可14:13</w:t>
+      </w:r>
       <w:r>
         <w:rPr>
           <w:lang w:val="zh_TW" w:bidi="zh_TW"/>
@@ -814,126 +694,84 @@
         </w:rPr>
         <w:t>指受過訓練，能夠駕駛船隻在海上航行的人。以色列人通常不從事航海活動，他們的水上活動主要局限於加利利海和約旦河。他們偶爾可能會接觸到大船（</w:t>
       </w:r>
-      <w:hyperlink r:id="rId33">
-        <w:r>
-          <w:rPr>
-            <w:lang w:val="zh_TW" w:bidi="zh_TW"/>
-          </w:rPr>
-          <w:rPr>
-            <w:color w:val="0000EE"/>
-            <w:u w:val="single"/>
-          </w:rPr>
-          <w:t>創49:13</w:t>
-        </w:r>
-      </w:hyperlink>
+      <w:r>
+        <w:rPr>
+          <w:lang w:val="zh_TW" w:bidi="zh_TW"/>
+        </w:rPr>
+        <w:t>創49:13</w:t>
+      </w:r>
       <w:r>
         <w:rPr>
           <w:lang w:val="zh_TW" w:bidi="zh_TW"/>
         </w:rPr>
         <w:t>；</w:t>
       </w:r>
-      <w:hyperlink r:id="rId34">
-        <w:r>
-          <w:rPr>
-            <w:lang w:val="zh_TW" w:bidi="zh_TW"/>
-          </w:rPr>
-          <w:rPr>
-            <w:color w:val="0000EE"/>
-            <w:u w:val="single"/>
-          </w:rPr>
-          <w:t>士5:17</w:t>
-        </w:r>
-      </w:hyperlink>
+      <w:r>
+        <w:rPr>
+          <w:lang w:val="zh_TW" w:bidi="zh_TW"/>
+        </w:rPr>
+        <w:t>士5:17</w:t>
+      </w:r>
       <w:r>
         <w:rPr>
           <w:lang w:val="zh_TW" w:bidi="zh_TW"/>
         </w:rPr>
         <w:t>）。所羅門在亞喀巴灣（Gulf of Aqaba）的以旬迦別擁有一支船隊（</w:t>
       </w:r>
-      <w:hyperlink r:id="rId35">
-        <w:r>
-          <w:rPr>
-            <w:lang w:val="zh_TW" w:bidi="zh_TW"/>
-          </w:rPr>
-          <w:rPr>
-            <w:color w:val="0000EE"/>
-            <w:u w:val="single"/>
-          </w:rPr>
-          <w:t>王上9:26–28</w:t>
-        </w:r>
-      </w:hyperlink>
+      <w:r>
+        <w:rPr>
+          <w:lang w:val="zh_TW" w:bidi="zh_TW"/>
+        </w:rPr>
+        <w:t>王上9:26–28</w:t>
+      </w:r>
       <w:r>
         <w:rPr>
           <w:lang w:val="zh_TW" w:bidi="zh_TW"/>
         </w:rPr>
         <w:t>；</w:t>
       </w:r>
-      <w:hyperlink r:id="rId36">
-        <w:r>
-          <w:rPr>
-            <w:lang w:val="zh_TW" w:bidi="zh_TW"/>
-          </w:rPr>
-          <w:rPr>
-            <w:color w:val="0000EE"/>
-            <w:u w:val="single"/>
-          </w:rPr>
-          <w:t>代下8:17–18</w:t>
-        </w:r>
-      </w:hyperlink>
+      <w:r>
+        <w:rPr>
+          <w:lang w:val="zh_TW" w:bidi="zh_TW"/>
+        </w:rPr>
+        <w:t>代下8:17–18</w:t>
+      </w:r>
       <w:r>
         <w:rPr>
           <w:lang w:val="zh_TW" w:bidi="zh_TW"/>
         </w:rPr>
         <w:t>，</w:t>
       </w:r>
-      <w:hyperlink r:id="rId37">
-        <w:r>
-          <w:rPr>
-            <w:lang w:val="zh_TW" w:bidi="zh_TW"/>
-          </w:rPr>
-          <w:rPr>
-            <w:color w:val="0000EE"/>
-            <w:u w:val="single"/>
-          </w:rPr>
-          <w:t>9:21</w:t>
-        </w:r>
-      </w:hyperlink>
+      <w:r>
+        <w:rPr>
+          <w:lang w:val="zh_TW" w:bidi="zh_TW"/>
+        </w:rPr>
+        <w:t>9:21</w:t>
+      </w:r>
       <w:r>
         <w:rPr>
           <w:lang w:val="zh_TW" w:bidi="zh_TW"/>
         </w:rPr>
         <w:t>）。約沙法也在以旬迦別擁有一支船隊（</w:t>
       </w:r>
-      <w:hyperlink r:id="rId38">
-        <w:r>
-          <w:rPr>
-            <w:lang w:val="zh_TW" w:bidi="zh_TW"/>
-          </w:rPr>
-          <w:rPr>
-            <w:color w:val="0000EE"/>
-            <w:u w:val="single"/>
-          </w:rPr>
-          <w:t>王上22:48</w:t>
-        </w:r>
-      </w:hyperlink>
+      <w:r>
+        <w:rPr>
+          <w:lang w:val="zh_TW" w:bidi="zh_TW"/>
+        </w:rPr>
+        <w:t>王上22:48</w:t>
+      </w:r>
       <w:r>
         <w:rPr>
           <w:lang w:val="zh_TW" w:bidi="zh_TW"/>
         </w:rPr>
         <w:t>；</w:t>
       </w:r>
-      <w:hyperlink r:id="rId39">
-        <w:r>
-          <w:rPr>
-            <w:lang w:val="zh_TW" w:bidi="zh_TW"/>
-          </w:rPr>
-          <w:rPr>
-            <w:color w:val="0000EE"/>
-            <w:u w:val="single"/>
-          </w:rPr>
-          <w:t>代下20:35–37</w:t>
-        </w:r>
-      </w:hyperlink>
+      <w:r>
+        <w:rPr>
+          <w:lang w:val="zh_TW" w:bidi="zh_TW"/>
+        </w:rPr>
+        <w:t>代下20:35–37</w:t>
+      </w:r>
       <w:r>
         <w:rPr>
           <w:lang w:val="zh_TW" w:bidi="zh_TW"/>
@@ -954,180 +792,120 @@
         </w:rPr>
         <w:t>新約多次提到船隻和水手——如加利利的眾多漁船（</w:t>
       </w:r>
-      <w:hyperlink r:id="rId40">
-        <w:r>
-          <w:rPr>
-            <w:lang w:val="zh_TW" w:bidi="zh_TW"/>
-          </w:rPr>
-          <w:rPr>
-            <w:color w:val="0000EE"/>
-            <w:u w:val="single"/>
-          </w:rPr>
-          <w:t>太14:22</w:t>
-        </w:r>
-      </w:hyperlink>
+      <w:r>
+        <w:rPr>
+          <w:lang w:val="zh_TW" w:bidi="zh_TW"/>
+        </w:rPr>
+        <w:t>太14:22</w:t>
+      </w:r>
       <w:r>
         <w:rPr>
           <w:lang w:val="zh_TW" w:bidi="zh_TW"/>
         </w:rPr>
         <w:t>；</w:t>
       </w:r>
-      <w:hyperlink r:id="rId41">
-        <w:r>
-          <w:rPr>
-            <w:lang w:val="zh_TW" w:bidi="zh_TW"/>
-          </w:rPr>
-          <w:rPr>
-            <w:color w:val="0000EE"/>
-            <w:u w:val="single"/>
-          </w:rPr>
-          <w:t>可1:19</w:t>
-        </w:r>
-      </w:hyperlink>
+      <w:r>
+        <w:rPr>
+          <w:lang w:val="zh_TW" w:bidi="zh_TW"/>
+        </w:rPr>
+        <w:t>可1:19</w:t>
+      </w:r>
       <w:r>
         <w:rPr>
           <w:lang w:val="zh_TW" w:bidi="zh_TW"/>
         </w:rPr>
         <w:t>，</w:t>
       </w:r>
-      <w:hyperlink r:id="rId42">
-        <w:r>
-          <w:rPr>
-            <w:lang w:val="zh_TW" w:bidi="zh_TW"/>
-          </w:rPr>
-          <w:rPr>
-            <w:color w:val="0000EE"/>
-            <w:u w:val="single"/>
-          </w:rPr>
-          <w:t>3:9</w:t>
-        </w:r>
-      </w:hyperlink>
+      <w:r>
+        <w:rPr>
+          <w:lang w:val="zh_TW" w:bidi="zh_TW"/>
+        </w:rPr>
+        <w:t>3:9</w:t>
+      </w:r>
       <w:r>
         <w:rPr>
           <w:lang w:val="zh_TW" w:bidi="zh_TW"/>
         </w:rPr>
         <w:t>；</w:t>
       </w:r>
-      <w:hyperlink r:id="rId43">
-        <w:r>
-          <w:rPr>
-            <w:lang w:val="zh_TW" w:bidi="zh_TW"/>
-          </w:rPr>
-          <w:rPr>
-            <w:color w:val="0000EE"/>
-            <w:u w:val="single"/>
-          </w:rPr>
-          <w:t>路5:2</w:t>
-        </w:r>
-      </w:hyperlink>
+      <w:r>
+        <w:rPr>
+          <w:lang w:val="zh_TW" w:bidi="zh_TW"/>
+        </w:rPr>
+        <w:t>路5:2</w:t>
+      </w:r>
       <w:r>
         <w:rPr>
           <w:lang w:val="zh_TW" w:bidi="zh_TW"/>
         </w:rPr>
         <w:t>；</w:t>
       </w:r>
-      <w:hyperlink r:id="rId44">
-        <w:r>
-          <w:rPr>
-            <w:lang w:val="zh_TW" w:bidi="zh_TW"/>
-          </w:rPr>
-          <w:rPr>
-            <w:color w:val="0000EE"/>
-            <w:u w:val="single"/>
-          </w:rPr>
-          <w:t>約6:19、22–24</w:t>
-        </w:r>
-      </w:hyperlink>
+      <w:r>
+        <w:rPr>
+          <w:lang w:val="zh_TW" w:bidi="zh_TW"/>
+        </w:rPr>
+        <w:t>約6:19、22–24</w:t>
+      </w:r>
       <w:r>
         <w:rPr>
           <w:lang w:val="zh_TW" w:bidi="zh_TW"/>
         </w:rPr>
         <w:t>，</w:t>
       </w:r>
-      <w:hyperlink r:id="rId45">
-        <w:r>
-          <w:rPr>
-            <w:lang w:val="zh_TW" w:bidi="zh_TW"/>
-          </w:rPr>
-          <w:rPr>
-            <w:color w:val="0000EE"/>
-            <w:u w:val="single"/>
-          </w:rPr>
-          <w:t>21:8</w:t>
-        </w:r>
-      </w:hyperlink>
+      <w:r>
+        <w:rPr>
+          <w:lang w:val="zh_TW" w:bidi="zh_TW"/>
+        </w:rPr>
+        <w:t>21:8</w:t>
+      </w:r>
       <w:r>
         <w:rPr>
           <w:lang w:val="zh_TW" w:bidi="zh_TW"/>
         </w:rPr>
         <w:t>），也有大船，如保羅前往羅馬所乘的大船（</w:t>
       </w:r>
-      <w:hyperlink r:id="rId46">
-        <w:r>
-          <w:rPr>
-            <w:lang w:val="zh_TW" w:bidi="zh_TW"/>
-          </w:rPr>
-          <w:rPr>
-            <w:color w:val="0000EE"/>
-            <w:u w:val="single"/>
-          </w:rPr>
-          <w:t>徒27:6–44</w:t>
-        </w:r>
-      </w:hyperlink>
+      <w:r>
+        <w:rPr>
+          <w:lang w:val="zh_TW" w:bidi="zh_TW"/>
+        </w:rPr>
+        <w:t>徒27:6–44</w:t>
+      </w:r>
       <w:r>
         <w:rPr>
           <w:lang w:val="zh_TW" w:bidi="zh_TW"/>
         </w:rPr>
         <w:t>）。</w:t>
       </w:r>
-      <w:hyperlink r:id="rId47">
-        <w:r>
-          <w:rPr>
-            <w:lang w:val="zh_TW" w:bidi="zh_TW"/>
-          </w:rPr>
-          <w:rPr>
-            <w:color w:val="0000EE"/>
-            <w:u w:val="single"/>
-          </w:rPr>
-          <w:t>使徒行傳二十七章27、30節</w:t>
-        </w:r>
-      </w:hyperlink>
+      <w:r>
+        <w:rPr>
+          <w:lang w:val="zh_TW" w:bidi="zh_TW"/>
+        </w:rPr>
+        <w:t>使徒行傳二十七章27、30節</w:t>
+      </w:r>
       <w:r>
         <w:rPr>
           <w:lang w:val="zh_TW" w:bidi="zh_TW"/>
         </w:rPr>
         <w:t>中提到船員或水手。英文譯本中的mariner一詞指的是水手（</w:t>
       </w:r>
-      <w:hyperlink r:id="rId48">
-        <w:r>
-          <w:rPr>
-            <w:lang w:val="zh_TW" w:bidi="zh_TW"/>
-          </w:rPr>
-          <w:rPr>
-            <w:color w:val="0000EE"/>
-            <w:u w:val="single"/>
-          </w:rPr>
-          <w:t>結27:9、27–29</w:t>
-        </w:r>
-      </w:hyperlink>
+      <w:r>
+        <w:rPr>
+          <w:lang w:val="zh_TW" w:bidi="zh_TW"/>
+        </w:rPr>
+        <w:t>結27:9、27–29</w:t>
+      </w:r>
       <w:r>
         <w:rPr>
           <w:lang w:val="zh_TW" w:bidi="zh_TW"/>
         </w:rPr>
         <w:t>；</w:t>
       </w:r>
-      <w:hyperlink r:id="rId49">
-        <w:r>
-          <w:rPr>
-            <w:lang w:val="zh_TW" w:bidi="zh_TW"/>
-          </w:rPr>
-          <w:rPr>
-            <w:color w:val="0000EE"/>
-            <w:u w:val="single"/>
-          </w:rPr>
-          <w:t>拿1:5</w:t>
-        </w:r>
-      </w:hyperlink>
+      <w:r>
+        <w:rPr>
+          <w:lang w:val="zh_TW" w:bidi="zh_TW"/>
+        </w:rPr>
+        <w:t>拿1:5</w:t>
+      </w:r>
       <w:r>
         <w:rPr>
           <w:lang w:val="zh_TW" w:bidi="zh_TW"/>
@@ -1209,108 +987,72 @@
         </w:rPr>
         <w:t>負責為政府徵收稅款的人。在新約時期，羅馬政府徵收各種稅款，他們自己的官員負責其中一些工作，但也將部分任務委派給私人，包括猶太人和其他人，這些人必須向當局上交一筆約定的稅款。然而，許多不誠實的稅吏徵收的稅款遠超過人們需要繳納的數額，因此稅吏成為一個被人厭惡的群體，特別是那些欺騙猶太同胞的猶太稅吏。撒該就是一個猶太人，他是「稅吏長」，在耶利哥一帶積累了相當的財富（</w:t>
       </w:r>
-      <w:hyperlink r:id="rId50">
-        <w:r>
-          <w:rPr>
-            <w:lang w:val="zh_TW" w:bidi="zh_TW"/>
-          </w:rPr>
-          <w:rPr>
-            <w:color w:val="0000EE"/>
-            <w:u w:val="single"/>
-          </w:rPr>
-          <w:t>路19:2–10</w:t>
-        </w:r>
-      </w:hyperlink>
+      <w:r>
+        <w:rPr>
+          <w:lang w:val="zh_TW" w:bidi="zh_TW"/>
+        </w:rPr>
+        <w:t>路19:2–10</w:t>
+      </w:r>
       <w:r>
         <w:rPr>
           <w:lang w:val="zh_TW" w:bidi="zh_TW"/>
         </w:rPr>
         <w:t>）。這樣的人被視為罪人，常與「稅吏並罪人」這句法聯繫起來（</w:t>
       </w:r>
-      <w:hyperlink r:id="rId51">
-        <w:r>
-          <w:rPr>
-            <w:lang w:val="zh_TW" w:bidi="zh_TW"/>
-          </w:rPr>
-          <w:rPr>
-            <w:color w:val="0000EE"/>
-            <w:u w:val="single"/>
-          </w:rPr>
-          <w:t>太9:10–11</w:t>
-        </w:r>
-      </w:hyperlink>
+      <w:r>
+        <w:rPr>
+          <w:lang w:val="zh_TW" w:bidi="zh_TW"/>
+        </w:rPr>
+        <w:t>太9:10–11</w:t>
+      </w:r>
       <w:r>
         <w:rPr>
           <w:lang w:val="zh_TW" w:bidi="zh_TW"/>
         </w:rPr>
         <w:t>，</w:t>
       </w:r>
-      <w:hyperlink r:id="rId52">
-        <w:r>
-          <w:rPr>
-            <w:lang w:val="zh_TW" w:bidi="zh_TW"/>
-          </w:rPr>
-          <w:rPr>
-            <w:color w:val="0000EE"/>
-            <w:u w:val="single"/>
-          </w:rPr>
-          <w:t>11:19</w:t>
-        </w:r>
-      </w:hyperlink>
+      <w:r>
+        <w:rPr>
+          <w:lang w:val="zh_TW" w:bidi="zh_TW"/>
+        </w:rPr>
+        <w:t>11:19</w:t>
+      </w:r>
       <w:r>
         <w:rPr>
           <w:lang w:val="zh_TW" w:bidi="zh_TW"/>
         </w:rPr>
         <w:t>；</w:t>
       </w:r>
-      <w:hyperlink r:id="rId53">
-        <w:r>
-          <w:rPr>
-            <w:lang w:val="zh_TW" w:bidi="zh_TW"/>
-          </w:rPr>
-          <w:rPr>
-            <w:color w:val="0000EE"/>
-            <w:u w:val="single"/>
-          </w:rPr>
-          <w:t>可2:15–16</w:t>
-        </w:r>
-      </w:hyperlink>
+      <w:r>
+        <w:rPr>
+          <w:lang w:val="zh_TW" w:bidi="zh_TW"/>
+        </w:rPr>
+        <w:t>可2:15–16</w:t>
+      </w:r>
       <w:r>
         <w:rPr>
           <w:lang w:val="zh_TW" w:bidi="zh_TW"/>
         </w:rPr>
         <w:t>；</w:t>
       </w:r>
-      <w:hyperlink r:id="rId54">
-        <w:r>
-          <w:rPr>
-            <w:lang w:val="zh_TW" w:bidi="zh_TW"/>
-          </w:rPr>
-          <w:rPr>
-            <w:color w:val="0000EE"/>
-            <w:u w:val="single"/>
-          </w:rPr>
-          <w:t>路5:30</w:t>
-        </w:r>
-      </w:hyperlink>
+      <w:r>
+        <w:rPr>
+          <w:lang w:val="zh_TW" w:bidi="zh_TW"/>
+        </w:rPr>
+        <w:t>路5:30</w:t>
+      </w:r>
       <w:r>
         <w:rPr>
           <w:lang w:val="zh_TW" w:bidi="zh_TW"/>
         </w:rPr>
         <w:t>，</w:t>
       </w:r>
-      <w:hyperlink r:id="rId50">
-        <w:r>
-          <w:rPr>
-            <w:lang w:val="zh_TW" w:bidi="zh_TW"/>
-          </w:rPr>
-          <w:rPr>
-            <w:color w:val="0000EE"/>
-            <w:u w:val="single"/>
-          </w:rPr>
-          <w:t>19:2–10</w:t>
-        </w:r>
-      </w:hyperlink>
+      <w:r>
+        <w:rPr>
+          <w:lang w:val="zh_TW" w:bidi="zh_TW"/>
+        </w:rPr>
+        <w:t>19:2–10</w:t>
+      </w:r>
       <w:r>
         <w:rPr>
           <w:lang w:val="zh_TW" w:bidi="zh_TW"/>
@@ -1439,36 +1181,24 @@
         </w:rPr>
         <w:t>（譯註：和合本譯為服苦的僕人）一詞首次在</w:t>
       </w:r>
-      <w:hyperlink r:id="rId55">
-        <w:r>
-          <w:rPr>
-            <w:lang w:val="zh_TW" w:bidi="zh_TW"/>
-          </w:rPr>
-          <w:rPr>
-            <w:color w:val="0000EE"/>
-            <w:u w:val="single"/>
-          </w:rPr>
-          <w:t>創世記四十九章15節</w:t>
-        </w:r>
-      </w:hyperlink>
+      <w:r>
+        <w:rPr>
+          <w:lang w:val="zh_TW" w:bidi="zh_TW"/>
+        </w:rPr>
+        <w:t>創世記四十九章15節</w:t>
+      </w:r>
       <w:r>
         <w:rPr>
           <w:lang w:val="zh_TW" w:bidi="zh_TW"/>
         </w:rPr>
         <w:t>出現。在</w:t>
       </w:r>
-      <w:hyperlink r:id="rId56">
-        <w:r>
-          <w:rPr>
-            <w:lang w:val="zh_TW" w:bidi="zh_TW"/>
-          </w:rPr>
-          <w:rPr>
-            <w:color w:val="0000EE"/>
-            <w:u w:val="single"/>
-          </w:rPr>
-          <w:t>民數記三十一章28節</w:t>
-        </w:r>
-      </w:hyperlink>
+      <w:r>
+        <w:rPr>
+          <w:lang w:val="zh_TW" w:bidi="zh_TW"/>
+        </w:rPr>
+        <w:t>民數記三十一章28節</w:t>
+      </w:r>
       <w:r>
         <w:rPr>
           <w:lang w:val="zh_TW" w:bidi="zh_TW"/>
@@ -1511,18 +1241,12 @@
         </w:rPr>
         <w:t>（</w:t>
       </w:r>
-      <w:hyperlink r:id="rId57">
-        <w:r>
-          <w:rPr>
-            <w:lang w:val="zh_TW" w:bidi="zh_TW"/>
-          </w:rPr>
-          <w:rPr>
-            <w:color w:val="0000EE"/>
-            <w:u w:val="single"/>
-          </w:rPr>
-          <w:t>申16:10</w:t>
-        </w:r>
-      </w:hyperlink>
+      <w:r>
+        <w:rPr>
+          <w:lang w:val="zh_TW" w:bidi="zh_TW"/>
+        </w:rPr>
+        <w:t>申16:10</w:t>
+      </w:r>
       <w:r>
         <w:rPr>
           <w:lang w:val="zh_TW" w:bidi="zh_TW"/>
@@ -1541,18 +1265,12 @@
         </w:rPr>
         <w:t>（</w:t>
       </w:r>
-      <w:hyperlink r:id="rId58">
-        <w:r>
-          <w:rPr>
-            <w:lang w:val="zh_TW" w:bidi="zh_TW"/>
-          </w:rPr>
-          <w:rPr>
-            <w:color w:val="0000EE"/>
-            <w:u w:val="single"/>
-          </w:rPr>
-          <w:t>太17:24</w:t>
-        </w:r>
-      </w:hyperlink>
+      <w:r>
+        <w:rPr>
+          <w:lang w:val="zh_TW" w:bidi="zh_TW"/>
+        </w:rPr>
+        <w:t>太17:24</w:t>
+      </w:r>
       <w:r>
         <w:rPr>
           <w:lang w:val="zh_TW" w:bidi="zh_TW"/>
@@ -1657,18 +1375,12 @@
         </w:rPr>
         <w:t>在埃及，約瑟在七個豐年期間徵收了20%的穀物，來為接下來的七個荒年做準備（</w:t>
       </w:r>
-      <w:hyperlink r:id="rId59">
-        <w:r>
-          <w:rPr>
-            <w:lang w:val="zh_TW" w:bidi="zh_TW"/>
-          </w:rPr>
-          <w:rPr>
-            <w:color w:val="0000EE"/>
-            <w:u w:val="single"/>
-          </w:rPr>
-          <w:t>創41:25–42:5</w:t>
-        </w:r>
-      </w:hyperlink>
+      <w:r>
+        <w:rPr>
+          <w:lang w:val="zh_TW" w:bidi="zh_TW"/>
+        </w:rPr>
+        <w:t>創41:25–42:5</w:t>
+      </w:r>
       <w:r>
         <w:rPr>
           <w:lang w:val="zh_TW" w:bidi="zh_TW"/>
@@ -1713,36 +1425,24 @@
         </w:rPr>
         <w:t>（</w:t>
       </w:r>
-      <w:hyperlink r:id="rId60">
-        <w:r>
-          <w:rPr>
-            <w:lang w:val="zh_TW" w:bidi="zh_TW"/>
-          </w:rPr>
-          <w:rPr>
-            <w:color w:val="0000EE"/>
-            <w:u w:val="single"/>
-          </w:rPr>
-          <w:t>撒下8:6–14</w:t>
-        </w:r>
-      </w:hyperlink>
+      <w:r>
+        <w:rPr>
+          <w:lang w:val="zh_TW" w:bidi="zh_TW"/>
+        </w:rPr>
+        <w:t>撒下8:6–14</w:t>
+      </w:r>
       <w:r>
         <w:rPr>
           <w:lang w:val="zh_TW" w:bidi="zh_TW"/>
         </w:rPr>
         <w:t>；</w:t>
       </w:r>
-      <w:hyperlink r:id="rId61">
-        <w:r>
-          <w:rPr>
-            <w:lang w:val="zh_TW" w:bidi="zh_TW"/>
-          </w:rPr>
-          <w:rPr>
-            <w:color w:val="0000EE"/>
-            <w:u w:val="single"/>
-          </w:rPr>
-          <w:t>代上27:25–31</w:t>
-        </w:r>
-      </w:hyperlink>
+      <w:r>
+        <w:rPr>
+          <w:lang w:val="zh_TW" w:bidi="zh_TW"/>
+        </w:rPr>
+        <w:t>代上27:25–31</w:t>
+      </w:r>
       <w:r>
         <w:rPr>
           <w:lang w:val="zh_TW" w:bidi="zh_TW"/>
@@ -1785,36 +1485,24 @@
         </w:rPr>
         <w:t>（</w:t>
       </w:r>
-      <w:hyperlink r:id="rId62">
-        <w:r>
-          <w:rPr>
-            <w:lang w:val="zh_TW" w:bidi="zh_TW"/>
-          </w:rPr>
-          <w:rPr>
-            <w:color w:val="0000EE"/>
-            <w:u w:val="single"/>
-          </w:rPr>
-          <w:t>撒下20:24</w:t>
-        </w:r>
-      </w:hyperlink>
+      <w:r>
+        <w:rPr>
+          <w:lang w:val="zh_TW" w:bidi="zh_TW"/>
+        </w:rPr>
+        <w:t>撒下20:24</w:t>
+      </w:r>
       <w:r>
         <w:rPr>
           <w:lang w:val="zh_TW" w:bidi="zh_TW"/>
         </w:rPr>
         <w:t>；王上</w:t>
       </w:r>
-      <w:hyperlink r:id="rId63">
-        <w:r>
-          <w:rPr>
-            <w:lang w:val="zh_TW" w:bidi="zh_TW"/>
-          </w:rPr>
-          <w:rPr>
-            <w:color w:val="0000EE"/>
-            <w:u w:val="single"/>
-          </w:rPr>
-          <w:t>9:20–21</w:t>
-        </w:r>
-      </w:hyperlink>
+      <w:r>
+        <w:rPr>
+          <w:lang w:val="zh_TW" w:bidi="zh_TW"/>
+        </w:rPr>
+        <w:t>9:20–21</w:t>
+      </w:r>
       <w:r>
         <w:rPr>
           <w:lang w:val="zh_TW" w:bidi="zh_TW"/>
@@ -1865,18 +1553,12 @@
         </w:rPr>
         <w:t>而這些官吏每年為王家提供一個月的食物和其它支持（</w:t>
       </w:r>
-      <w:hyperlink r:id="rId64">
-        <w:r>
-          <w:rPr>
-            <w:lang w:val="zh_TW" w:bidi="zh_TW"/>
-          </w:rPr>
-          <w:rPr>
-            <w:color w:val="0000EE"/>
-            <w:u w:val="single"/>
-          </w:rPr>
-          <w:t>王上4:7</w:t>
-        </w:r>
-      </w:hyperlink>
+      <w:r>
+        <w:rPr>
+          <w:lang w:val="zh_TW" w:bidi="zh_TW"/>
+        </w:rPr>
+        <w:t>王上4:7</w:t>
+      </w:r>
       <w:r>
         <w:rPr>
           <w:lang w:val="zh_TW" w:bidi="zh_TW"/>
@@ -1939,72 +1621,48 @@
         </w:rPr>
         <w:t>（</w:t>
       </w:r>
-      <w:hyperlink r:id="rId65">
-        <w:r>
-          <w:rPr>
-            <w:lang w:val="zh_TW" w:bidi="zh_TW"/>
-          </w:rPr>
-          <w:rPr>
-            <w:color w:val="0000EE"/>
-            <w:u w:val="single"/>
-          </w:rPr>
-          <w:t>王上5:13</w:t>
-        </w:r>
-      </w:hyperlink>
+      <w:r>
+        <w:rPr>
+          <w:lang w:val="zh_TW" w:bidi="zh_TW"/>
+        </w:rPr>
+        <w:t>王上5:13</w:t>
+      </w:r>
       <w:r>
         <w:rPr>
           <w:lang w:val="zh_TW" w:bidi="zh_TW"/>
         </w:rPr>
         <w:t>，</w:t>
       </w:r>
-      <w:hyperlink r:id="rId63">
-        <w:r>
-          <w:rPr>
-            <w:lang w:val="zh_TW" w:bidi="zh_TW"/>
-          </w:rPr>
-          <w:rPr>
-            <w:color w:val="0000EE"/>
-            <w:u w:val="single"/>
-          </w:rPr>
-          <w:t>9:20–21</w:t>
-        </w:r>
-      </w:hyperlink>
+      <w:r>
+        <w:rPr>
+          <w:lang w:val="zh_TW" w:bidi="zh_TW"/>
+        </w:rPr>
+        <w:t>9:20–21</w:t>
+      </w:r>
       <w:r>
         <w:rPr>
           <w:lang w:val="zh_TW" w:bidi="zh_TW"/>
         </w:rPr>
         <w:t>；</w:t>
       </w:r>
-      <w:hyperlink r:id="rId66">
-        <w:r>
-          <w:rPr>
-            <w:lang w:val="zh_TW" w:bidi="zh_TW"/>
-          </w:rPr>
-          <w:rPr>
-            <w:color w:val="0000EE"/>
-            <w:u w:val="single"/>
-          </w:rPr>
-          <w:t>代下8:7–8</w:t>
-        </w:r>
-      </w:hyperlink>
+      <w:r>
+        <w:rPr>
+          <w:lang w:val="zh_TW" w:bidi="zh_TW"/>
+        </w:rPr>
+        <w:t>代下8:7–8</w:t>
+      </w:r>
       <w:r>
         <w:rPr>
           <w:lang w:val="zh_TW" w:bidi="zh_TW"/>
         </w:rPr>
         <w:t>）。考古學家從出土罐子的罐柄上，找到了印有希伯來文「歸於王」的印記。這些很可能是用來收集作為王室徵收部分貨物的大罐子（</w:t>
       </w:r>
-      <w:hyperlink r:id="rId67">
-        <w:r>
-          <w:rPr>
-            <w:lang w:val="zh_TW" w:bidi="zh_TW"/>
-          </w:rPr>
-          <w:rPr>
-            <w:color w:val="0000EE"/>
-            <w:u w:val="single"/>
-          </w:rPr>
-          <w:t>代下2:10</w:t>
-        </w:r>
-      </w:hyperlink>
+      <w:r>
+        <w:rPr>
+          <w:lang w:val="zh_TW" w:bidi="zh_TW"/>
+        </w:rPr>
+        <w:t>代下2:10</w:t>
+      </w:r>
       <w:r>
         <w:rPr>
           <w:lang w:val="zh_TW" w:bidi="zh_TW"/>
@@ -2025,18 +1683,12 @@
         </w:rPr>
         <w:t>約沙法成功地在國內向人民徵稅（</w:t>
       </w:r>
-      <w:hyperlink r:id="rId68">
-        <w:r>
-          <w:rPr>
-            <w:lang w:val="zh_TW" w:bidi="zh_TW"/>
-          </w:rPr>
-          <w:rPr>
-            <w:color w:val="0000EE"/>
-            <w:u w:val="single"/>
-          </w:rPr>
-          <w:t>代下17:5</w:t>
-        </w:r>
-      </w:hyperlink>
+      <w:r>
+        <w:rPr>
+          <w:lang w:val="zh_TW" w:bidi="zh_TW"/>
+        </w:rPr>
+        <w:t>代下17:5</w:t>
+      </w:r>
       <w:r>
         <w:rPr>
           <w:lang w:val="zh_TW" w:bidi="zh_TW"/>
@@ -2067,18 +1719,12 @@
         </w:rPr>
         <w:t>羊和7,700隻公山羊（</w:t>
       </w:r>
-      <w:hyperlink r:id="rId69">
-        <w:r>
-          <w:rPr>
-            <w:lang w:val="zh_TW" w:bidi="zh_TW"/>
-          </w:rPr>
-          <w:rPr>
-            <w:color w:val="0000EE"/>
-            <w:u w:val="single"/>
-          </w:rPr>
-          <w:t>代下17:11–12</w:t>
-        </w:r>
-      </w:hyperlink>
+      <w:r>
+        <w:rPr>
+          <w:lang w:val="zh_TW" w:bidi="zh_TW"/>
+        </w:rPr>
+        <w:t>代下17:11–12</w:t>
+      </w:r>
       <w:r>
         <w:rPr>
           <w:lang w:val="zh_TW" w:bidi="zh_TW"/>
@@ -2121,18 +1767,12 @@
         </w:rPr>
         <w:t>（</w:t>
       </w:r>
-      <w:hyperlink r:id="rId70">
-        <w:r>
-          <w:rPr>
-            <w:lang w:val="zh_TW" w:bidi="zh_TW"/>
-          </w:rPr>
-          <w:rPr>
-            <w:color w:val="0000EE"/>
-            <w:u w:val="single"/>
-          </w:rPr>
-          <w:t>王下18:14–16</w:t>
-        </w:r>
-      </w:hyperlink>
+      <w:r>
+        <w:rPr>
+          <w:lang w:val="zh_TW" w:bidi="zh_TW"/>
+        </w:rPr>
+        <w:t>王下18:14–16</w:t>
+      </w:r>
       <w:r>
         <w:rPr>
           <w:lang w:val="zh_TW" w:bidi="zh_TW"/>
@@ -2175,18 +1815,12 @@
         </w:rPr>
         <w:t>一他連得（</w:t>
       </w:r>
-      <w:hyperlink r:id="rId71">
-        <w:r>
-          <w:rPr>
-            <w:lang w:val="zh_TW" w:bidi="zh_TW"/>
-          </w:rPr>
-          <w:rPr>
-            <w:color w:val="0000EE"/>
-            <w:u w:val="single"/>
-          </w:rPr>
-          <w:t>王下23:33</w:t>
-        </w:r>
-      </w:hyperlink>
+      <w:r>
+        <w:rPr>
+          <w:lang w:val="zh_TW" w:bidi="zh_TW"/>
+        </w:rPr>
+        <w:t>王下23:33</w:t>
+      </w:r>
       <w:r>
         <w:rPr>
           <w:lang w:val="zh_TW" w:bidi="zh_TW"/>
@@ -2241,18 +1875,12 @@
         </w:rPr>
         <w:t>外，耶路撒冷幾乎無人居住（</w:t>
       </w:r>
-      <w:hyperlink r:id="rId72">
-        <w:r>
-          <w:rPr>
-            <w:lang w:val="zh_TW" w:bidi="zh_TW"/>
-          </w:rPr>
-          <w:rPr>
-            <w:color w:val="0000EE"/>
-            <w:u w:val="single"/>
-          </w:rPr>
-          <w:t>王下24:13–16</w:t>
-        </w:r>
-      </w:hyperlink>
+      <w:r>
+        <w:rPr>
+          <w:lang w:val="zh_TW" w:bidi="zh_TW"/>
+        </w:rPr>
+        <w:t>王下24:13–16</w:t>
+      </w:r>
       <w:r>
         <w:rPr>
           <w:lang w:val="zh_TW" w:bidi="zh_TW"/>
@@ -2302,18 +1930,12 @@
         </w:rPr>
         <w:t>向皇家庫房支付固定的金額（</w:t>
       </w:r>
-      <w:hyperlink r:id="rId73">
-        <w:r>
-          <w:rPr>
-            <w:lang w:val="zh_TW" w:bidi="zh_TW"/>
-          </w:rPr>
-          <w:rPr>
-            <w:color w:val="0000EE"/>
-            <w:u w:val="single"/>
-          </w:rPr>
-          <w:t>斯10:1</w:t>
-        </w:r>
-      </w:hyperlink>
+      <w:r>
+        <w:rPr>
+          <w:lang w:val="zh_TW" w:bidi="zh_TW"/>
+        </w:rPr>
+        <w:t>斯10:1</w:t>
+      </w:r>
       <w:r>
         <w:rPr>
           <w:lang w:val="zh_TW" w:bidi="zh_TW"/>
@@ -2332,18 +1954,12 @@
         </w:rPr>
         <w:t>祭司、利未人和聖殿工人的稅務責任（</w:t>
       </w:r>
-      <w:hyperlink r:id="rId74">
-        <w:r>
-          <w:rPr>
-            <w:lang w:val="zh_TW" w:bidi="zh_TW"/>
-          </w:rPr>
-          <w:rPr>
-            <w:color w:val="0000EE"/>
-            <w:u w:val="single"/>
-          </w:rPr>
-          <w:t>拉7:24</w:t>
-        </w:r>
-      </w:hyperlink>
+      <w:r>
+        <w:rPr>
+          <w:lang w:val="zh_TW" w:bidi="zh_TW"/>
+        </w:rPr>
+        <w:t>拉7:24</w:t>
+      </w:r>
       <w:r>
         <w:rPr>
           <w:lang w:val="zh_TW" w:bidi="zh_TW"/>
@@ -2410,36 +2026,24 @@
         </w:rPr>
         <w:t>40舍客勒（</w:t>
       </w:r>
-      <w:hyperlink r:id="rId75">
-        <w:r>
-          <w:rPr>
-            <w:lang w:val="zh_TW" w:bidi="zh_TW"/>
-          </w:rPr>
-          <w:rPr>
-            <w:color w:val="0000EE"/>
-            <w:u w:val="single"/>
-          </w:rPr>
-          <w:t>尼5:14–15</w:t>
-        </w:r>
-      </w:hyperlink>
+      <w:r>
+        <w:rPr>
+          <w:lang w:val="zh_TW" w:bidi="zh_TW"/>
+        </w:rPr>
+        <w:t>尼5:14–15</w:t>
+      </w:r>
       <w:r>
         <w:rPr>
           <w:lang w:val="zh_TW" w:bidi="zh_TW"/>
         </w:rPr>
         <w:t>）。但作為巡撫，尼希米並沒有領取這筆食物津貼，因為他認為當時百姓的稅務負擔已經十分沉重。人們不得不以他們的田地、葡萄園和房屋作抵押借款，以支付「王的稅項」。這意味著如果他們無法償還貸款，就有失去財產的風險。大流士允許猶太人使用王室的稅金來重建聖殿（</w:t>
       </w:r>
-      <w:hyperlink r:id="rId76">
-        <w:r>
-          <w:rPr>
-            <w:lang w:val="zh_TW" w:bidi="zh_TW"/>
-          </w:rPr>
-          <w:rPr>
-            <w:color w:val="0000EE"/>
-            <w:u w:val="single"/>
-          </w:rPr>
-          <w:t>拉6:7–10</w:t>
-        </w:r>
-      </w:hyperlink>
+      <w:r>
+        <w:rPr>
+          <w:lang w:val="zh_TW" w:bidi="zh_TW"/>
+        </w:rPr>
+        <w:t>拉6:7–10</w:t>
+      </w:r>
       <w:r>
         <w:rPr>
           <w:lang w:val="zh_TW" w:bidi="zh_TW"/>
@@ -2545,18 +2149,12 @@
         </w:rPr>
         <w:t>（</w:t>
       </w:r>
-      <w:hyperlink r:id="rId77">
-        <w:r>
-          <w:rPr>
-            <w:lang w:val="zh_TW" w:bidi="zh_TW"/>
-          </w:rPr>
-          <w:rPr>
-            <w:color w:val="0000EE"/>
-            <w:u w:val="single"/>
-          </w:rPr>
-          <w:t>出30:11–16</w:t>
-        </w:r>
-      </w:hyperlink>
+      <w:r>
+        <w:rPr>
+          <w:lang w:val="zh_TW" w:bidi="zh_TW"/>
+        </w:rPr>
+        <w:t>出30:11–16</w:t>
+      </w:r>
       <w:r>
         <w:rPr>
           <w:lang w:val="zh_TW" w:bidi="zh_TW"/>
@@ -2575,18 +2173,12 @@
         </w:rPr>
         <w:t>（</w:t>
       </w:r>
-      <w:hyperlink r:id="rId58">
-        <w:r>
-          <w:rPr>
-            <w:lang w:val="zh_TW" w:bidi="zh_TW"/>
-          </w:rPr>
-          <w:rPr>
-            <w:color w:val="0000EE"/>
-            <w:u w:val="single"/>
-          </w:rPr>
-          <w:t>太17:24</w:t>
-        </w:r>
-      </w:hyperlink>
+      <w:r>
+        <w:rPr>
+          <w:lang w:val="zh_TW" w:bidi="zh_TW"/>
+        </w:rPr>
+        <w:t>太17:24</w:t>
+      </w:r>
       <w:r>
         <w:rPr>
           <w:lang w:val="zh_TW" w:bidi="zh_TW"/>
@@ -2617,18 +2209,12 @@
         </w:rPr>
         <w:t>（</w:t>
       </w:r>
-      <w:hyperlink r:id="rId78">
-        <w:r>
-          <w:rPr>
-            <w:lang w:val="zh_TW" w:bidi="zh_TW"/>
-          </w:rPr>
-          <w:rPr>
-            <w:color w:val="0000EE"/>
-            <w:u w:val="single"/>
-          </w:rPr>
-          <w:t>太17:25</w:t>
-        </w:r>
-      </w:hyperlink>
+      <w:r>
+        <w:rPr>
+          <w:lang w:val="zh_TW" w:bidi="zh_TW"/>
+        </w:rPr>
+        <w:t>太17:25</w:t>
+      </w:r>
       <w:r>
         <w:rPr>
           <w:lang w:val="zh_TW" w:bidi="zh_TW"/>
@@ -2647,54 +2233,36 @@
         </w:rPr>
         <w:t>（</w:t>
       </w:r>
-      <w:hyperlink r:id="rId79">
-        <w:r>
-          <w:rPr>
-            <w:lang w:val="zh_TW" w:bidi="zh_TW"/>
-          </w:rPr>
-          <w:rPr>
-            <w:color w:val="0000EE"/>
-            <w:u w:val="single"/>
-          </w:rPr>
-          <w:t>太22:17</w:t>
-        </w:r>
-      </w:hyperlink>
+      <w:r>
+        <w:rPr>
+          <w:lang w:val="zh_TW" w:bidi="zh_TW"/>
+        </w:rPr>
+        <w:t>太22:17</w:t>
+      </w:r>
       <w:r>
         <w:rPr>
           <w:lang w:val="zh_TW" w:bidi="zh_TW"/>
         </w:rPr>
         <w:t>；</w:t>
       </w:r>
-      <w:hyperlink r:id="rId80">
-        <w:r>
-          <w:rPr>
-            <w:lang w:val="zh_TW" w:bidi="zh_TW"/>
-          </w:rPr>
-          <w:rPr>
-            <w:color w:val="0000EE"/>
-            <w:u w:val="single"/>
-          </w:rPr>
-          <w:t>可12:14–15</w:t>
-        </w:r>
-      </w:hyperlink>
+      <w:r>
+        <w:rPr>
+          <w:lang w:val="zh_TW" w:bidi="zh_TW"/>
+        </w:rPr>
+        <w:t>可12:14–15</w:t>
+      </w:r>
       <w:r>
         <w:rPr>
           <w:lang w:val="zh_TW" w:bidi="zh_TW"/>
         </w:rPr>
         <w:t>；</w:t>
       </w:r>
-      <w:hyperlink r:id="rId81">
-        <w:r>
-          <w:rPr>
-            <w:lang w:val="zh_TW" w:bidi="zh_TW"/>
-          </w:rPr>
-          <w:rPr>
-            <w:color w:val="0000EE"/>
-            <w:u w:val="single"/>
-          </w:rPr>
-          <w:t>路20:22</w:t>
-        </w:r>
-      </w:hyperlink>
+      <w:r>
+        <w:rPr>
+          <w:lang w:val="zh_TW" w:bidi="zh_TW"/>
+        </w:rPr>
+        <w:t>路20:22</w:t>
+      </w:r>
       <w:r>
         <w:rPr>
           <w:lang w:val="zh_TW" w:bidi="zh_TW"/>
@@ -2725,90 +2293,60 @@
         </w:rPr>
         <w:t>」 (</w:t>
       </w:r>
-      <w:hyperlink r:id="rId82">
-        <w:r>
-          <w:rPr>
-            <w:lang w:val="zh_TW" w:bidi="zh_TW"/>
-          </w:rPr>
-          <w:rPr>
-            <w:color w:val="0000EE"/>
-            <w:u w:val="single"/>
-          </w:rPr>
-          <w:t>太22:21</w:t>
-        </w:r>
-      </w:hyperlink>
+      <w:r>
+        <w:rPr>
+          <w:lang w:val="zh_TW" w:bidi="zh_TW"/>
+        </w:rPr>
+        <w:t>太22:21</w:t>
+      </w:r>
       <w:r>
         <w:rPr>
           <w:lang w:val="zh_TW" w:bidi="zh_TW"/>
         </w:rPr>
         <w:t>；</w:t>
       </w:r>
-      <w:hyperlink r:id="rId83">
-        <w:r>
-          <w:rPr>
-            <w:lang w:val="zh_TW" w:bidi="zh_TW"/>
-          </w:rPr>
-          <w:rPr>
-            <w:color w:val="0000EE"/>
-            <w:u w:val="single"/>
-          </w:rPr>
-          <w:t>可12:17</w:t>
-        </w:r>
-      </w:hyperlink>
+      <w:r>
+        <w:rPr>
+          <w:lang w:val="zh_TW" w:bidi="zh_TW"/>
+        </w:rPr>
+        <w:t>可12:17</w:t>
+      </w:r>
       <w:r>
         <w:rPr>
           <w:lang w:val="zh_TW" w:bidi="zh_TW"/>
         </w:rPr>
         <w:t>；</w:t>
       </w:r>
-      <w:hyperlink r:id="rId84">
-        <w:r>
-          <w:rPr>
-            <w:lang w:val="zh_TW" w:bidi="zh_TW"/>
-          </w:rPr>
-          <w:rPr>
-            <w:color w:val="0000EE"/>
-            <w:u w:val="single"/>
-          </w:rPr>
-          <w:t xml:space="preserve">路 20:25) </w:t>
-        </w:r>
-      </w:hyperlink>
+      <w:r>
+        <w:rPr>
+          <w:lang w:val="zh_TW" w:bidi="zh_TW"/>
+        </w:rPr>
+        <w:t xml:space="preserve">路 20:25) </w:t>
+      </w:r>
       <w:r>
         <w:rPr>
           <w:lang w:val="zh_TW" w:bidi="zh_TW"/>
         </w:rPr>
         <w:t>──回應 ，但他仍在彼拉多面前被指控禁止納稅給凱撒（</w:t>
       </w:r>
-      <w:hyperlink r:id="rId85">
-        <w:r>
-          <w:rPr>
-            <w:lang w:val="zh_TW" w:bidi="zh_TW"/>
-          </w:rPr>
-          <w:rPr>
-            <w:color w:val="0000EE"/>
-            <w:u w:val="single"/>
-          </w:rPr>
-          <w:t>路23:2</w:t>
-        </w:r>
-      </w:hyperlink>
+      <w:r>
+        <w:rPr>
+          <w:lang w:val="zh_TW" w:bidi="zh_TW"/>
+        </w:rPr>
+        <w:t>路23:2</w:t>
+      </w:r>
       <w:r>
         <w:rPr>
           <w:lang w:val="zh_TW" w:bidi="zh_TW"/>
         </w:rPr>
         <w:t>）。早期教會也支持將納稅視為公民義務（</w:t>
       </w:r>
-      <w:hyperlink r:id="rId86">
-        <w:r>
-          <w:rPr>
-            <w:lang w:val="zh_TW" w:bidi="zh_TW"/>
-          </w:rPr>
-          <w:rPr>
-            <w:color w:val="0000EE"/>
-            <w:u w:val="single"/>
-          </w:rPr>
-          <w:t>羅13:5–7</w:t>
-        </w:r>
-      </w:hyperlink>
+      <w:r>
+        <w:rPr>
+          <w:lang w:val="zh_TW" w:bidi="zh_TW"/>
+        </w:rPr>
+        <w:t>羅13:5–7</w:t>
+      </w:r>
       <w:r>
         <w:rPr>
           <w:lang w:val="zh_TW" w:bidi="zh_TW"/>
@@ -3003,180 +2541,120 @@
         </w:rPr>
         <w:t>人類身體所需的睡眠，被視為神所賜予珍貴的禮物（</w:t>
       </w:r>
-      <w:hyperlink r:id="rId87">
-        <w:r>
-          <w:rPr>
-            <w:lang w:val="zh_TW" w:bidi="zh_TW"/>
-          </w:rPr>
-          <w:rPr>
-            <w:color w:val="0000EE"/>
-            <w:u w:val="single"/>
-          </w:rPr>
-          <w:t>詩4:8</w:t>
-        </w:r>
-      </w:hyperlink>
+      <w:r>
+        <w:rPr>
+          <w:lang w:val="zh_TW" w:bidi="zh_TW"/>
+        </w:rPr>
+        <w:t>詩4:8</w:t>
+      </w:r>
       <w:r>
         <w:rPr>
           <w:lang w:val="zh_TW" w:bidi="zh_TW"/>
         </w:rPr>
         <w:t>，</w:t>
       </w:r>
-      <w:hyperlink r:id="rId88">
-        <w:r>
-          <w:rPr>
-            <w:lang w:val="zh_TW" w:bidi="zh_TW"/>
-          </w:rPr>
-          <w:rPr>
-            <w:color w:val="0000EE"/>
-            <w:u w:val="single"/>
-          </w:rPr>
-          <w:t>127:2</w:t>
-        </w:r>
-      </w:hyperlink>
+      <w:r>
+        <w:rPr>
+          <w:lang w:val="zh_TW" w:bidi="zh_TW"/>
+        </w:rPr>
+        <w:t>127:2</w:t>
+      </w:r>
       <w:r>
         <w:rPr>
           <w:lang w:val="zh_TW" w:bidi="zh_TW"/>
         </w:rPr>
         <w:t>）。神可以選擇某人，使他失眠，以達成祂的目的（</w:t>
       </w:r>
-      <w:hyperlink r:id="rId89">
-        <w:r>
-          <w:rPr>
-            <w:lang w:val="zh_TW" w:bidi="zh_TW"/>
-          </w:rPr>
-          <w:rPr>
-            <w:color w:val="0000EE"/>
-            <w:u w:val="single"/>
-          </w:rPr>
-          <w:t>斯6:1</w:t>
-        </w:r>
-      </w:hyperlink>
+      <w:r>
+        <w:rPr>
+          <w:lang w:val="zh_TW" w:bidi="zh_TW"/>
+        </w:rPr>
+        <w:t>斯6:1</w:t>
+      </w:r>
       <w:r>
         <w:rPr>
           <w:lang w:val="zh_TW" w:bidi="zh_TW"/>
         </w:rPr>
         <w:t>；</w:t>
       </w:r>
-      <w:hyperlink r:id="rId90">
-        <w:r>
-          <w:rPr>
-            <w:lang w:val="zh_TW" w:bidi="zh_TW"/>
-          </w:rPr>
-          <w:rPr>
-            <w:color w:val="0000EE"/>
-            <w:u w:val="single"/>
-          </w:rPr>
-          <w:t>但6:18</w:t>
-        </w:r>
-      </w:hyperlink>
+      <w:r>
+        <w:rPr>
+          <w:lang w:val="zh_TW" w:bidi="zh_TW"/>
+        </w:rPr>
+        <w:t>但6:18</w:t>
+      </w:r>
       <w:r>
         <w:rPr>
           <w:lang w:val="zh_TW" w:bidi="zh_TW"/>
         </w:rPr>
         <w:t>）。神也可能賜人沉睡（</w:t>
       </w:r>
-      <w:hyperlink r:id="rId91">
-        <w:r>
-          <w:rPr>
-            <w:lang w:val="zh_TW" w:bidi="zh_TW"/>
-          </w:rPr>
-          <w:rPr>
-            <w:color w:val="0000EE"/>
-            <w:u w:val="single"/>
-          </w:rPr>
-          <w:t>創2:21</w:t>
-        </w:r>
-      </w:hyperlink>
+      <w:r>
+        <w:rPr>
+          <w:lang w:val="zh_TW" w:bidi="zh_TW"/>
+        </w:rPr>
+        <w:t>創2:21</w:t>
+      </w:r>
       <w:r>
         <w:rPr>
           <w:lang w:val="zh_TW" w:bidi="zh_TW"/>
         </w:rPr>
         <w:t>，</w:t>
       </w:r>
-      <w:hyperlink r:id="rId92">
-        <w:r>
-          <w:rPr>
-            <w:lang w:val="zh_TW" w:bidi="zh_TW"/>
-          </w:rPr>
-          <w:rPr>
-            <w:color w:val="0000EE"/>
-            <w:u w:val="single"/>
-          </w:rPr>
-          <w:t>15:12</w:t>
-        </w:r>
-      </w:hyperlink>
+      <w:r>
+        <w:rPr>
+          <w:lang w:val="zh_TW" w:bidi="zh_TW"/>
+        </w:rPr>
+        <w:t>15:12</w:t>
+      </w:r>
       <w:r>
         <w:rPr>
           <w:lang w:val="zh_TW" w:bidi="zh_TW"/>
         </w:rPr>
         <w:t>；</w:t>
       </w:r>
-      <w:hyperlink r:id="rId93">
-        <w:r>
-          <w:rPr>
-            <w:lang w:val="zh_TW" w:bidi="zh_TW"/>
-          </w:rPr>
-          <w:rPr>
-            <w:color w:val="0000EE"/>
-            <w:u w:val="single"/>
-          </w:rPr>
-          <w:t>撒上26:12</w:t>
-        </w:r>
-      </w:hyperlink>
+      <w:r>
+        <w:rPr>
+          <w:lang w:val="zh_TW" w:bidi="zh_TW"/>
+        </w:rPr>
+        <w:t>撒上26:12</w:t>
+      </w:r>
       <w:r>
         <w:rPr>
           <w:lang w:val="zh_TW" w:bidi="zh_TW"/>
         </w:rPr>
         <w:t>）。人在睡覺時，神可能會在夢或異象中顯示祂的旨意（例如：</w:t>
       </w:r>
-      <w:hyperlink r:id="rId94">
-        <w:r>
-          <w:rPr>
-            <w:lang w:val="zh_TW" w:bidi="zh_TW"/>
-          </w:rPr>
-          <w:rPr>
-            <w:color w:val="0000EE"/>
-            <w:u w:val="single"/>
-          </w:rPr>
-          <w:t>創28:11–16</w:t>
-        </w:r>
-      </w:hyperlink>
+      <w:r>
+        <w:rPr>
+          <w:lang w:val="zh_TW" w:bidi="zh_TW"/>
+        </w:rPr>
+        <w:t>創28:11–16</w:t>
+      </w:r>
       <w:r>
         <w:rPr>
           <w:lang w:val="zh_TW" w:bidi="zh_TW"/>
         </w:rPr>
         <w:t>；</w:t>
       </w:r>
-      <w:hyperlink r:id="rId95">
-        <w:r>
-          <w:rPr>
-            <w:lang w:val="zh_TW" w:bidi="zh_TW"/>
-          </w:rPr>
-          <w:rPr>
-            <w:color w:val="0000EE"/>
-            <w:u w:val="single"/>
-          </w:rPr>
-          <w:t>伯4:13–17</w:t>
-        </w:r>
-      </w:hyperlink>
+      <w:r>
+        <w:rPr>
+          <w:lang w:val="zh_TW" w:bidi="zh_TW"/>
+        </w:rPr>
+        <w:t>伯4:13–17</w:t>
+      </w:r>
       <w:r>
         <w:rPr>
           <w:lang w:val="zh_TW" w:bidi="zh_TW"/>
         </w:rPr>
         <w:t>；</w:t>
       </w:r>
-      <w:hyperlink r:id="rId96">
-        <w:r>
-          <w:rPr>
-            <w:lang w:val="zh_TW" w:bidi="zh_TW"/>
-          </w:rPr>
-          <w:rPr>
-            <w:color w:val="0000EE"/>
-            <w:u w:val="single"/>
-          </w:rPr>
-          <w:t>太1:20–24</w:t>
-        </w:r>
-      </w:hyperlink>
+      <w:r>
+        <w:rPr>
+          <w:lang w:val="zh_TW" w:bidi="zh_TW"/>
+        </w:rPr>
+        <w:t>太1:20–24</w:t>
+      </w:r>
       <w:r>
         <w:rPr>
           <w:lang w:val="zh_TW" w:bidi="zh_TW"/>
@@ -3209,72 +2687,48 @@
         </w:rPr>
         <w:t>」（</w:t>
       </w:r>
-      <w:hyperlink r:id="rId97">
-        <w:r>
-          <w:rPr>
-            <w:lang w:val="zh_TW" w:bidi="zh_TW"/>
-          </w:rPr>
-          <w:rPr>
-            <w:color w:val="0000EE"/>
-            <w:u w:val="single"/>
-          </w:rPr>
-          <w:t>箴20:13</w:t>
-        </w:r>
-      </w:hyperlink>
+      <w:r>
+        <w:rPr>
+          <w:lang w:val="zh_TW" w:bidi="zh_TW"/>
+        </w:rPr>
+        <w:t>箴20:13</w:t>
+      </w:r>
       <w:r>
         <w:rPr>
           <w:lang w:val="zh_TW" w:bidi="zh_TW"/>
         </w:rPr>
         <w:t>；另見</w:t>
       </w:r>
-      <w:hyperlink r:id="rId98">
-        <w:r>
-          <w:rPr>
-            <w:lang w:val="zh_TW" w:bidi="zh_TW"/>
-          </w:rPr>
-          <w:rPr>
-            <w:color w:val="0000EE"/>
-            <w:u w:val="single"/>
-          </w:rPr>
-          <w:t>6:9–11</w:t>
-        </w:r>
-      </w:hyperlink>
+      <w:r>
+        <w:rPr>
+          <w:lang w:val="zh_TW" w:bidi="zh_TW"/>
+        </w:rPr>
+        <w:t>6:9–11</w:t>
+      </w:r>
       <w:r>
         <w:rPr>
           <w:lang w:val="zh_TW" w:bidi="zh_TW"/>
         </w:rPr>
         <w:t>，</w:t>
       </w:r>
-      <w:hyperlink r:id="rId99">
-        <w:r>
-          <w:rPr>
-            <w:lang w:val="zh_TW" w:bidi="zh_TW"/>
-          </w:rPr>
-          <w:rPr>
-            <w:color w:val="0000EE"/>
-            <w:u w:val="single"/>
-          </w:rPr>
-          <w:t>10:5</w:t>
-        </w:r>
-      </w:hyperlink>
+      <w:r>
+        <w:rPr>
+          <w:lang w:val="zh_TW" w:bidi="zh_TW"/>
+        </w:rPr>
+        <w:t>10:5</w:t>
+      </w:r>
       <w:r>
         <w:rPr>
           <w:lang w:val="zh_TW" w:bidi="zh_TW"/>
         </w:rPr>
         <w:t>，</w:t>
       </w:r>
-      <w:hyperlink r:id="rId100">
-        <w:r>
-          <w:rPr>
-            <w:lang w:val="zh_TW" w:bidi="zh_TW"/>
-          </w:rPr>
-          <w:rPr>
-            <w:color w:val="0000EE"/>
-            <w:u w:val="single"/>
-          </w:rPr>
-          <w:t>24:32–34</w:t>
-        </w:r>
-      </w:hyperlink>
+      <w:r>
+        <w:rPr>
+          <w:lang w:val="zh_TW" w:bidi="zh_TW"/>
+        </w:rPr>
+        <w:t>24:32–34</w:t>
+      </w:r>
       <w:r>
         <w:rPr>
           <w:lang w:val="zh_TW" w:bidi="zh_TW"/>
@@ -3306,18 +2760,12 @@
         </w:rPr>
         <w:t>從象徵角度來說，睡眠用來表達懶惰、粗心和不活躍。</w:t>
       </w:r>
-      <w:hyperlink r:id="rId101">
-        <w:r>
-          <w:rPr>
-            <w:lang w:val="zh_TW" w:bidi="zh_TW"/>
-          </w:rPr>
-          <w:rPr>
-            <w:color w:val="0000EE"/>
-            <w:u w:val="single"/>
-          </w:rPr>
-          <w:t>以賽亞書五十六章10節</w:t>
-        </w:r>
-      </w:hyperlink>
+      <w:r>
+        <w:rPr>
+          <w:lang w:val="zh_TW" w:bidi="zh_TW"/>
+        </w:rPr>
+        <w:t>以賽亞書五十六章10節</w:t>
+      </w:r>
       <w:r>
         <w:rPr>
           <w:lang w:val="zh_TW" w:bidi="zh_TW"/>
@@ -3348,54 +2796,36 @@
         </w:rPr>
         <w:t>」。在新約聖經中，主的僕人應保持警醒，以便他們的主人來時，不會發現他們在睡覺（</w:t>
       </w:r>
-      <w:hyperlink r:id="rId102">
-        <w:r>
-          <w:rPr>
-            <w:lang w:val="zh_TW" w:bidi="zh_TW"/>
-          </w:rPr>
-          <w:rPr>
-            <w:color w:val="0000EE"/>
-            <w:u w:val="single"/>
-          </w:rPr>
-          <w:t>可13:35–37</w:t>
-        </w:r>
-      </w:hyperlink>
+      <w:r>
+        <w:rPr>
+          <w:lang w:val="zh_TW" w:bidi="zh_TW"/>
+        </w:rPr>
+        <w:t>可13:35–37</w:t>
+      </w:r>
       <w:r>
         <w:rPr>
           <w:lang w:val="zh_TW" w:bidi="zh_TW"/>
         </w:rPr>
         <w:t>；另見</w:t>
       </w:r>
-      <w:hyperlink r:id="rId103">
-        <w:r>
-          <w:rPr>
-            <w:lang w:val="zh_TW" w:bidi="zh_TW"/>
-          </w:rPr>
-          <w:rPr>
-            <w:color w:val="0000EE"/>
-            <w:u w:val="single"/>
-          </w:rPr>
-          <w:t>太25:1–13</w:t>
-        </w:r>
-      </w:hyperlink>
+      <w:r>
+        <w:rPr>
+          <w:lang w:val="zh_TW" w:bidi="zh_TW"/>
+        </w:rPr>
+        <w:t>太25:1–13</w:t>
+      </w:r>
       <w:r>
         <w:rPr>
           <w:lang w:val="zh_TW" w:bidi="zh_TW"/>
         </w:rPr>
         <w:t>，</w:t>
       </w:r>
-      <w:hyperlink r:id="rId104">
-        <w:r>
-          <w:rPr>
-            <w:lang w:val="zh_TW" w:bidi="zh_TW"/>
-          </w:rPr>
-          <w:rPr>
-            <w:color w:val="0000EE"/>
-            <w:u w:val="single"/>
-          </w:rPr>
-          <w:t>26:40–46</w:t>
-        </w:r>
-      </w:hyperlink>
+      <w:r>
+        <w:rPr>
+          <w:lang w:val="zh_TW" w:bidi="zh_TW"/>
+        </w:rPr>
+        <w:t>26:40–46</w:t>
+      </w:r>
       <w:r>
         <w:rPr>
           <w:lang w:val="zh_TW" w:bidi="zh_TW"/>
@@ -3432,18 +2862,12 @@
         </w:rPr>
         <w:t>」（</w:t>
       </w:r>
-      <w:hyperlink r:id="rId105">
-        <w:r>
-          <w:rPr>
-            <w:lang w:val="zh_TW" w:bidi="zh_TW"/>
-          </w:rPr>
-          <w:rPr>
-            <w:color w:val="0000EE"/>
-            <w:u w:val="single"/>
-          </w:rPr>
-          <w:t>弗5:14</w:t>
-        </w:r>
-      </w:hyperlink>
+      <w:r>
+        <w:rPr>
+          <w:lang w:val="zh_TW" w:bidi="zh_TW"/>
+        </w:rPr>
+        <w:t>弗5:14</w:t>
+      </w:r>
       <w:r>
         <w:rPr>
           <w:lang w:val="zh_TW" w:bidi="zh_TW"/>
@@ -3480,18 +2904,12 @@
         </w:rPr>
         <w:t>」（</w:t>
       </w:r>
-      <w:hyperlink r:id="rId106">
-        <w:r>
-          <w:rPr>
-            <w:lang w:val="zh_TW" w:bidi="zh_TW"/>
-          </w:rPr>
-          <w:rPr>
-            <w:color w:val="0000EE"/>
-            <w:u w:val="single"/>
-          </w:rPr>
-          <w:t>帖前5:6</w:t>
-        </w:r>
-      </w:hyperlink>
+      <w:r>
+        <w:rPr>
+          <w:lang w:val="zh_TW" w:bidi="zh_TW"/>
+        </w:rPr>
+        <w:t>帖前5:6</w:t>
+      </w:r>
       <w:r>
         <w:rPr>
           <w:lang w:val="zh_TW" w:bidi="zh_TW"/>
@@ -3523,36 +2941,24 @@
         </w:rPr>
         <w:t>聖經經常將死亡比作睡眠。在舊約聖經中，當一個人去世時，通常說他與他的列祖同睡（例如</w:t>
       </w:r>
-      <w:hyperlink r:id="rId107">
-        <w:r>
-          <w:rPr>
-            <w:lang w:val="zh_TW" w:bidi="zh_TW"/>
-          </w:rPr>
-          <w:rPr>
-            <w:color w:val="0000EE"/>
-            <w:u w:val="single"/>
-          </w:rPr>
-          <w:t>申31:16</w:t>
-        </w:r>
-      </w:hyperlink>
+      <w:r>
+        <w:rPr>
+          <w:lang w:val="zh_TW" w:bidi="zh_TW"/>
+        </w:rPr>
+        <w:t>申31:16</w:t>
+      </w:r>
       <w:r>
         <w:rPr>
           <w:lang w:val="zh_TW" w:bidi="zh_TW"/>
         </w:rPr>
         <w:t>；</w:t>
       </w:r>
-      <w:hyperlink r:id="rId108">
-        <w:r>
-          <w:rPr>
-            <w:lang w:val="zh_TW" w:bidi="zh_TW"/>
-          </w:rPr>
-          <w:rPr>
-            <w:color w:val="0000EE"/>
-            <w:u w:val="single"/>
-          </w:rPr>
-          <w:t>撒下7:12</w:t>
-        </w:r>
-      </w:hyperlink>
+      <w:r>
+        <w:rPr>
+          <w:lang w:val="zh_TW" w:bidi="zh_TW"/>
+        </w:rPr>
+        <w:t>撒下7:12</w:t>
+      </w:r>
       <w:r>
         <w:rPr>
           <w:lang w:val="zh_TW" w:bidi="zh_TW"/>
@@ -3573,108 +2979,72 @@
         </w:rPr>
         <w:t>耶穌將死亡比作睡眠（</w:t>
       </w:r>
-      <w:hyperlink r:id="rId109">
-        <w:r>
-          <w:rPr>
-            <w:lang w:val="zh_TW" w:bidi="zh_TW"/>
-          </w:rPr>
-          <w:rPr>
-            <w:color w:val="0000EE"/>
-            <w:u w:val="single"/>
-          </w:rPr>
-          <w:t>太9:24</w:t>
-        </w:r>
-      </w:hyperlink>
+      <w:r>
+        <w:rPr>
+          <w:lang w:val="zh_TW" w:bidi="zh_TW"/>
+        </w:rPr>
+        <w:t>太9:24</w:t>
+      </w:r>
       <w:r>
         <w:rPr>
           <w:lang w:val="zh_TW" w:bidi="zh_TW"/>
         </w:rPr>
         <w:t>；</w:t>
       </w:r>
-      <w:hyperlink r:id="rId110">
-        <w:r>
-          <w:rPr>
-            <w:lang w:val="zh_TW" w:bidi="zh_TW"/>
-          </w:rPr>
-          <w:rPr>
-            <w:color w:val="0000EE"/>
-            <w:u w:val="single"/>
-          </w:rPr>
-          <w:t>約11:11</w:t>
-        </w:r>
-      </w:hyperlink>
+      <w:r>
+        <w:rPr>
+          <w:lang w:val="zh_TW" w:bidi="zh_TW"/>
+        </w:rPr>
+        <w:t>約11:11</w:t>
+      </w:r>
       <w:r>
         <w:rPr>
           <w:lang w:val="zh_TW" w:bidi="zh_TW"/>
         </w:rPr>
         <w:t>），使徒保羅也是如此（</w:t>
       </w:r>
-      <w:hyperlink r:id="rId111">
-        <w:r>
-          <w:rPr>
-            <w:lang w:val="zh_TW" w:bidi="zh_TW"/>
-          </w:rPr>
-          <w:rPr>
-            <w:color w:val="0000EE"/>
-            <w:u w:val="single"/>
-          </w:rPr>
-          <w:t>林前11:30</w:t>
-        </w:r>
-      </w:hyperlink>
+      <w:r>
+        <w:rPr>
+          <w:lang w:val="zh_TW" w:bidi="zh_TW"/>
+        </w:rPr>
+        <w:t>林前11:30</w:t>
+      </w:r>
       <w:r>
         <w:rPr>
           <w:lang w:val="zh_TW" w:bidi="zh_TW"/>
         </w:rPr>
         <w:t>，</w:t>
       </w:r>
-      <w:hyperlink r:id="rId112">
-        <w:r>
-          <w:rPr>
-            <w:lang w:val="zh_TW" w:bidi="zh_TW"/>
-          </w:rPr>
-          <w:rPr>
-            <w:color w:val="0000EE"/>
-            <w:u w:val="single"/>
-          </w:rPr>
-          <w:t>15:20、51</w:t>
-        </w:r>
-      </w:hyperlink>
+      <w:r>
+        <w:rPr>
+          <w:lang w:val="zh_TW" w:bidi="zh_TW"/>
+        </w:rPr>
+        <w:t>15:20、51</w:t>
+      </w:r>
       <w:r>
         <w:rPr>
           <w:lang w:val="zh_TW" w:bidi="zh_TW"/>
         </w:rPr>
         <w:t>；</w:t>
       </w:r>
-      <w:hyperlink r:id="rId113">
-        <w:r>
-          <w:rPr>
-            <w:lang w:val="zh_TW" w:bidi="zh_TW"/>
-          </w:rPr>
-          <w:rPr>
-            <w:color w:val="0000EE"/>
-            <w:u w:val="single"/>
-          </w:rPr>
-          <w:t>帖前4:13–14</w:t>
-        </w:r>
-      </w:hyperlink>
+      <w:r>
+        <w:rPr>
+          <w:lang w:val="zh_TW" w:bidi="zh_TW"/>
+        </w:rPr>
+        <w:t>帖前4:13–14</w:t>
+      </w:r>
       <w:r>
         <w:rPr>
           <w:lang w:val="zh_TW" w:bidi="zh_TW"/>
         </w:rPr>
         <w:t>）。這些陳述中顯示了死亡的暫時性，因此它被稱為睡眠。甚至</w:t>
       </w:r>
-      <w:hyperlink r:id="rId114">
-        <w:r>
-          <w:rPr>
-            <w:lang w:val="zh_TW" w:bidi="zh_TW"/>
-          </w:rPr>
-          <w:rPr>
-            <w:color w:val="0000EE"/>
-            <w:u w:val="single"/>
-          </w:rPr>
-          <w:t>但以理書十二章二節</w:t>
-        </w:r>
-      </w:hyperlink>
+      <w:r>
+        <w:rPr>
+          <w:lang w:val="zh_TW" w:bidi="zh_TW"/>
+        </w:rPr>
+        <w:t>但以理書十二章二節</w:t>
+      </w:r>
       <w:r>
         <w:rPr>
           <w:lang w:val="zh_TW" w:bidi="zh_TW"/>
@@ -3707,72 +3077,48 @@
         </w:rPr>
         <w:t>新約聖經中的其他段落更為具體，包括</w:t>
       </w:r>
-      <w:hyperlink r:id="rId115">
-        <w:r>
-          <w:rPr>
-            <w:lang w:val="zh_TW" w:bidi="zh_TW"/>
-          </w:rPr>
-          <w:rPr>
-            <w:color w:val="0000EE"/>
-            <w:u w:val="single"/>
-          </w:rPr>
-          <w:t>路加福音二十三章43節</w:t>
-        </w:r>
-      </w:hyperlink>
+      <w:r>
+        <w:rPr>
+          <w:lang w:val="zh_TW" w:bidi="zh_TW"/>
+        </w:rPr>
+        <w:t>路加福音二十三章43節</w:t>
+      </w:r>
       <w:r>
         <w:rPr>
           <w:lang w:val="zh_TW" w:bidi="zh_TW"/>
         </w:rPr>
         <w:t>；</w:t>
       </w:r>
-      <w:hyperlink r:id="rId116">
-        <w:r>
-          <w:rPr>
-            <w:lang w:val="zh_TW" w:bidi="zh_TW"/>
-          </w:rPr>
-          <w:rPr>
-            <w:color w:val="0000EE"/>
-            <w:u w:val="single"/>
-          </w:rPr>
-          <w:t>哥林多後書五章8節</w:t>
-        </w:r>
-      </w:hyperlink>
+      <w:r>
+        <w:rPr>
+          <w:lang w:val="zh_TW" w:bidi="zh_TW"/>
+        </w:rPr>
+        <w:t>哥林多後書五章8節</w:t>
+      </w:r>
       <w:r>
         <w:rPr>
           <w:lang w:val="zh_TW" w:bidi="zh_TW"/>
         </w:rPr>
         <w:t>；</w:t>
       </w:r>
-      <w:hyperlink r:id="rId117">
-        <w:r>
-          <w:rPr>
-            <w:lang w:val="zh_TW" w:bidi="zh_TW"/>
-          </w:rPr>
-          <w:rPr>
-            <w:color w:val="0000EE"/>
-            <w:u w:val="single"/>
-          </w:rPr>
-          <w:t>腓利比書一章23節</w:t>
-        </w:r>
-      </w:hyperlink>
+      <w:r>
+        <w:rPr>
+          <w:lang w:val="zh_TW" w:bidi="zh_TW"/>
+        </w:rPr>
+        <w:t>腓利比書一章23節</w:t>
+      </w:r>
       <w:r>
         <w:rPr>
           <w:lang w:val="zh_TW" w:bidi="zh_TW"/>
         </w:rPr>
         <w:t>和</w:t>
       </w:r>
-      <w:hyperlink r:id="rId118">
-        <w:r>
-          <w:rPr>
-            <w:lang w:val="zh_TW" w:bidi="zh_TW"/>
-          </w:rPr>
-          <w:rPr>
-            <w:color w:val="0000EE"/>
-            <w:u w:val="single"/>
-          </w:rPr>
-          <w:t>帖撒羅尼迦前書五章13至14節</w:t>
-        </w:r>
-      </w:hyperlink>
+      <w:r>
+        <w:rPr>
+          <w:lang w:val="zh_TW" w:bidi="zh_TW"/>
+        </w:rPr>
+        <w:t>帖撒羅尼迦前書五章13至14節</w:t>
+      </w:r>
       <w:r>
         <w:rPr>
           <w:lang w:val="zh_TW" w:bidi="zh_TW"/>
